--- a/Report Word Version.docx
+++ b/Report Word Version.docx
@@ -4,6 +4,327 @@
   <w:body>
     <w:p>
       <w:pPr>
+        <w:pStyle w:val="berschrift1"/>
+        <w:rPr>
+          <w:lang w:val="en-US"/>
+        </w:rPr>
+      </w:pPr>
+      <w:r>
+        <w:rPr>
+          <w:lang w:val="en-US"/>
+        </w:rPr>
+        <w:t xml:space="preserve">Why even use Bayes </w:t>
+      </w:r>
+      <w:r>
+        <w:rPr>
+          <w:lang w:val="en-US"/>
+        </w:rPr>
+        <w:t>in table 2</w:t>
+      </w:r>
+      <w:r>
+        <w:rPr>
+          <w:lang w:val="en-US"/>
+        </w:rPr>
+        <w:t>?</w:t>
+      </w:r>
+    </w:p>
+    <w:p>
+      <w:pPr>
+        <w:pStyle w:val="StandardWeb"/>
+        <w:rPr>
+          <w:rFonts w:ascii="Arial" w:eastAsiaTheme="minorHAnsi" w:hAnsi="Arial" w:cstheme="minorBidi"/>
+          <w:kern w:val="2"/>
+          <w:sz w:val="22"/>
+          <w:lang w:val="en-US" w:eastAsia="en-US"/>
+          <w14:ligatures w14:val="standardContextual"/>
+        </w:rPr>
+      </w:pPr>
+      <w:r>
+        <w:rPr>
+          <w:rFonts w:ascii="Arial" w:eastAsiaTheme="minorHAnsi" w:hAnsi="Arial" w:cstheme="minorBidi"/>
+          <w:kern w:val="2"/>
+          <w:sz w:val="22"/>
+          <w:lang w:val="en-US" w:eastAsia="en-US"/>
+          <w14:ligatures w14:val="standardContextual"/>
+        </w:rPr>
+        <w:t>At first glance, with nearly 50,000 observations, a frequentist approach may appear fully sufficient. In a narrow sense, this is true: point estimates will be similar, as the likelihood is strong and largely dominates the posterior. However, frequentist inference stops at a point estimate. Bayesian inference does not. It yields a full posterior distribution, allowing directly interpretable statements such as: with 95% probability, the effect lies within this range. This is substantially more informative and practically useful than a p-value attached to a single estimate.</w:t>
+      </w:r>
+    </w:p>
+    <w:p>
+      <w:pPr>
+        <w:pStyle w:val="StandardWeb"/>
+        <w:rPr>
+          <w:rFonts w:ascii="Arial" w:eastAsiaTheme="minorHAnsi" w:hAnsi="Arial" w:cstheme="minorBidi"/>
+          <w:kern w:val="2"/>
+          <w:sz w:val="22"/>
+          <w:lang w:val="en-US" w:eastAsia="en-US"/>
+          <w14:ligatures w14:val="standardContextual"/>
+        </w:rPr>
+      </w:pPr>
+      <w:r>
+        <w:rPr>
+          <w:rFonts w:ascii="Arial" w:eastAsiaTheme="minorHAnsi" w:hAnsi="Arial" w:cstheme="minorBidi"/>
+          <w:kern w:val="2"/>
+          <w:sz w:val="22"/>
+          <w:lang w:val="en-US" w:eastAsia="en-US"/>
+          <w14:ligatures w14:val="standardContextual"/>
+        </w:rPr>
+        <w:t>The distinction becomes critical once the structure of the data is considered. Fifty thousand observations do not imply fifty thousand independent pieces of information. The data are deeply hierarchical: players are nested within teams, actions occur within the same five-minute sections, and information is unevenly distributed across groups. While the referenced paper uses fixed effects with clustered standard errors, this is not equivalent to a hierarchical model. Fixed effects estimate group parameters independently and do not allow for partial pooling. Clustered standard errors only adjust uncertainty; they do not change point estimates and therefore do not correct unstable or extreme group-level effects.</w:t>
+      </w:r>
+    </w:p>
+    <w:p>
+      <w:pPr>
+        <w:pStyle w:val="StandardWeb"/>
+        <w:rPr>
+          <w:rFonts w:ascii="Arial" w:eastAsiaTheme="minorHAnsi" w:hAnsi="Arial" w:cstheme="minorBidi"/>
+          <w:kern w:val="2"/>
+          <w:sz w:val="22"/>
+          <w:lang w:val="en-US" w:eastAsia="en-US"/>
+          <w14:ligatures w14:val="standardContextual"/>
+        </w:rPr>
+      </w:pPr>
+      <w:r>
+        <w:rPr>
+          <w:rFonts w:ascii="Arial" w:eastAsiaTheme="minorHAnsi" w:hAnsi="Arial" w:cstheme="minorBidi"/>
+          <w:kern w:val="2"/>
+          <w:sz w:val="22"/>
+          <w:lang w:val="en-US" w:eastAsia="en-US"/>
+          <w14:ligatures w14:val="standardContextual"/>
+        </w:rPr>
+        <w:t>Bayesian multilevel models explicitly model this structure. Through partial pooling, estimates are stabilized by borrowing strength across groups, shrinking extreme values</w:t>
+      </w:r>
+      <w:r>
+        <w:rPr>
+          <w:rFonts w:ascii="Arial" w:eastAsiaTheme="minorHAnsi" w:hAnsi="Arial" w:cstheme="minorBidi"/>
+          <w:kern w:val="2"/>
+          <w:sz w:val="22"/>
+          <w:lang w:val="en-US" w:eastAsia="en-US"/>
+          <w14:ligatures w14:val="standardContextual"/>
+        </w:rPr>
+        <w:t xml:space="preserve">, </w:t>
+      </w:r>
+      <w:r>
+        <w:rPr>
+          <w:rFonts w:ascii="Arial" w:eastAsiaTheme="minorHAnsi" w:hAnsi="Arial" w:cstheme="minorBidi"/>
+          <w:kern w:val="2"/>
+          <w:sz w:val="22"/>
+          <w:lang w:val="en-US" w:eastAsia="en-US"/>
+          <w14:ligatures w14:val="standardContextual"/>
+        </w:rPr>
+        <w:t>especially in sparsely observed groups</w:t>
+      </w:r>
+      <w:r>
+        <w:rPr>
+          <w:rFonts w:ascii="Arial" w:eastAsiaTheme="minorHAnsi" w:hAnsi="Arial" w:cstheme="minorBidi"/>
+          <w:kern w:val="2"/>
+          <w:sz w:val="22"/>
+          <w:lang w:val="en-US" w:eastAsia="en-US"/>
+          <w14:ligatures w14:val="standardContextual"/>
+        </w:rPr>
+        <w:t xml:space="preserve">, </w:t>
+      </w:r>
+      <w:r>
+        <w:rPr>
+          <w:rFonts w:ascii="Arial" w:eastAsiaTheme="minorHAnsi" w:hAnsi="Arial" w:cstheme="minorBidi"/>
+          <w:kern w:val="2"/>
+          <w:sz w:val="22"/>
+          <w:lang w:val="en-US" w:eastAsia="en-US"/>
+          <w14:ligatures w14:val="standardContextual"/>
+        </w:rPr>
+        <w:t>and producing uncertainty that reflects both within- and between-group variation. Importantly, this means the estimates themselves change in a principled way, not just their standard errors.</w:t>
+      </w:r>
+    </w:p>
+    <w:p>
+      <w:pPr>
+        <w:pStyle w:val="StandardWeb"/>
+        <w:rPr>
+          <w:rFonts w:ascii="Arial" w:eastAsiaTheme="minorHAnsi" w:hAnsi="Arial" w:cstheme="minorBidi"/>
+          <w:kern w:val="2"/>
+          <w:sz w:val="22"/>
+          <w:lang w:val="en-US" w:eastAsia="en-US"/>
+          <w14:ligatures w14:val="standardContextual"/>
+        </w:rPr>
+      </w:pPr>
+      <w:r>
+        <w:rPr>
+          <w:rFonts w:ascii="Arial" w:eastAsiaTheme="minorHAnsi" w:hAnsi="Arial" w:cstheme="minorBidi"/>
+          <w:kern w:val="2"/>
+          <w:sz w:val="22"/>
+          <w:lang w:val="en-US" w:eastAsia="en-US"/>
+          <w14:ligatures w14:val="standardContextual"/>
+        </w:rPr>
+        <w:t>Beyond estimation, Bayesian methods allow direct assessment of generalizability using tools such as LOO cross-validation, enabling systematic comparison of predictive performance across models</w:t>
+      </w:r>
+      <w:r>
+        <w:rPr>
+          <w:rFonts w:ascii="Arial" w:eastAsiaTheme="minorHAnsi" w:hAnsi="Arial" w:cstheme="minorBidi"/>
+          <w:kern w:val="2"/>
+          <w:sz w:val="22"/>
+          <w:lang w:val="en-US" w:eastAsia="en-US"/>
+          <w14:ligatures w14:val="standardContextual"/>
+        </w:rPr>
+        <w:t xml:space="preserve">, </w:t>
+      </w:r>
+      <w:r>
+        <w:rPr>
+          <w:rFonts w:ascii="Arial" w:eastAsiaTheme="minorHAnsi" w:hAnsi="Arial" w:cstheme="minorBidi"/>
+          <w:kern w:val="2"/>
+          <w:sz w:val="22"/>
+          <w:lang w:val="en-US" w:eastAsia="en-US"/>
+          <w14:ligatures w14:val="standardContextual"/>
+        </w:rPr>
+        <w:t>something that is not addressed in the frequentist framework used in the paper. Finally, priors and prior predictive checks force explicit modeling assumptions and allow us to assess whether our understanding of the problem is coherent even before observing the data.</w:t>
+      </w:r>
+    </w:p>
+    <w:p>
+      <w:pPr>
+        <w:pStyle w:val="StandardWeb"/>
+        <w:rPr>
+          <w:rFonts w:ascii="Arial" w:eastAsiaTheme="minorHAnsi" w:hAnsi="Arial" w:cstheme="minorBidi"/>
+          <w:kern w:val="2"/>
+          <w:sz w:val="22"/>
+          <w:lang w:val="en-US" w:eastAsia="en-US"/>
+          <w14:ligatures w14:val="standardContextual"/>
+        </w:rPr>
+      </w:pPr>
+      <w:r>
+        <w:rPr>
+          <w:rFonts w:ascii="Arial" w:eastAsiaTheme="minorHAnsi" w:hAnsi="Arial" w:cstheme="minorBidi"/>
+          <w:kern w:val="2"/>
+          <w:sz w:val="22"/>
+          <w:lang w:val="en-US" w:eastAsia="en-US"/>
+          <w14:ligatures w14:val="standardContextual"/>
+        </w:rPr>
+        <w:t>Bayesian models are computationally more demanding. In return, they provide stabilized estimates, interpretable uncertainty, improved generalization, and greater transparency. With complex, hierarchical data, this is not an unnecessary complication</w:t>
+      </w:r>
+      <w:r>
+        <w:rPr>
+          <w:rFonts w:ascii="Arial" w:eastAsiaTheme="minorHAnsi" w:hAnsi="Arial" w:cstheme="minorBidi"/>
+          <w:kern w:val="2"/>
+          <w:sz w:val="22"/>
+          <w:lang w:val="en-US" w:eastAsia="en-US"/>
+          <w14:ligatures w14:val="standardContextual"/>
+        </w:rPr>
+        <w:t xml:space="preserve">, </w:t>
+      </w:r>
+      <w:r>
+        <w:rPr>
+          <w:rFonts w:ascii="Arial" w:eastAsiaTheme="minorHAnsi" w:hAnsi="Arial" w:cstheme="minorBidi"/>
+          <w:kern w:val="2"/>
+          <w:sz w:val="22"/>
+          <w:lang w:val="en-US" w:eastAsia="en-US"/>
+          <w14:ligatures w14:val="standardContextual"/>
+        </w:rPr>
+        <w:t>it is the approach that matches the structure of the problem.</w:t>
+      </w:r>
+    </w:p>
+    <w:p>
+      <w:pPr>
+        <w:pStyle w:val="StandardWeb"/>
+        <w:rPr>
+          <w:rFonts w:ascii="Arial" w:eastAsiaTheme="minorHAnsi" w:hAnsi="Arial" w:cstheme="minorBidi"/>
+          <w:kern w:val="2"/>
+          <w:sz w:val="22"/>
+          <w:lang w:eastAsia="en-US"/>
+          <w14:ligatures w14:val="standardContextual"/>
+        </w:rPr>
+      </w:pPr>
+      <w:r>
+        <w:rPr>
+          <w:rFonts w:ascii="Arial" w:eastAsiaTheme="minorHAnsi" w:hAnsi="Arial" w:cstheme="minorBidi"/>
+          <w:kern w:val="2"/>
+          <w:sz w:val="22"/>
+          <w:lang w:eastAsia="en-US"/>
+          <w14:ligatures w14:val="standardContextual"/>
+        </w:rPr>
+        <w:t>Dann müssen wir diese di</w:t>
+      </w:r>
+      <w:r>
+        <w:rPr>
+          <w:rFonts w:ascii="Arial" w:eastAsiaTheme="minorHAnsi" w:hAnsi="Arial" w:cstheme="minorBidi"/>
+          <w:kern w:val="2"/>
+          <w:sz w:val="22"/>
+          <w:lang w:eastAsia="en-US"/>
+          <w14:ligatures w14:val="standardContextual"/>
+        </w:rPr>
+        <w:t>nger nutzen</w:t>
+      </w:r>
+    </w:p>
+    <w:p>
+      <w:pPr>
+        <w:pStyle w:val="Listenabsatz"/>
+        <w:numPr>
+          <w:ilvl w:val="0"/>
+          <w:numId w:val="2"/>
+        </w:numPr>
+        <w:rPr>
+          <w:lang w:val="en-US"/>
+        </w:rPr>
+      </w:pPr>
+      <w:r>
+        <w:rPr>
+          <w:lang w:val="en-US"/>
+        </w:rPr>
+        <w:t>Model with partial pooling (hierarcial instead of ficed effects.)</w:t>
+      </w:r>
+    </w:p>
+    <w:p>
+      <w:pPr>
+        <w:pStyle w:val="Listenabsatz"/>
+        <w:numPr>
+          <w:ilvl w:val="0"/>
+          <w:numId w:val="2"/>
+        </w:numPr>
+        <w:rPr>
+          <w:lang w:val="en-US"/>
+        </w:rPr>
+      </w:pPr>
+      <w:r>
+        <w:rPr>
+          <w:lang w:val="en-US"/>
+        </w:rPr>
+        <w:t>Prior only predictive check, show its great</w:t>
+      </w:r>
+    </w:p>
+    <w:p>
+      <w:pPr>
+        <w:pStyle w:val="Listenabsatz"/>
+        <w:numPr>
+          <w:ilvl w:val="0"/>
+          <w:numId w:val="2"/>
+        </w:numPr>
+        <w:rPr>
+          <w:lang w:val="en-US"/>
+        </w:rPr>
+      </w:pPr>
+      <w:r>
+        <w:rPr>
+          <w:lang w:val="en-US"/>
+        </w:rPr>
+        <w:t>Posterior credible interval for “effort” speed coefficient, show its different than 0. Mcmc_areas() plot</w:t>
+      </w:r>
+    </w:p>
+    <w:p>
+      <w:pPr>
+        <w:pStyle w:val="Listenabsatz"/>
+        <w:numPr>
+          <w:ilvl w:val="0"/>
+          <w:numId w:val="2"/>
+        </w:numPr>
+        <w:rPr>
+          <w:lang w:val="en-US"/>
+        </w:rPr>
+      </w:pPr>
+      <w:r>
+        <w:rPr>
+          <w:lang w:val="en-US"/>
+        </w:rPr>
+        <w:t>Loo comparison of a tables models</w:t>
+      </w:r>
+    </w:p>
+    <w:p>
+      <w:pPr>
+        <w:pStyle w:val="berschrift1"/>
         <w:rPr>
           <w:lang w:val="en-US"/>
         </w:rPr>
@@ -183,6 +504,7 @@
           <w:noProof/>
           <w:lang w:val="en-US"/>
         </w:rPr>
+        <w:lastRenderedPageBreak/>
         <w:drawing>
           <wp:inline distT="0" distB="0" distL="0" distR="0" wp14:anchorId="327F643C" wp14:editId="2A4D2918">
             <wp:extent cx="4128014" cy="2520820"/>
@@ -798,8 +1120,123 @@
       </w:rPr>
     </w:lvl>
   </w:abstractNum>
+  <w:abstractNum w:abstractNumId="1" w15:restartNumberingAfterBreak="0">
+    <w:nsid w:val="7ED34614"/>
+    <w:multiLevelType w:val="hybridMultilevel"/>
+    <w:tmpl w:val="6AB87ECC"/>
+    <w:lvl w:ilvl="0" w:tplc="85EC51E0">
+      <w:numFmt w:val="bullet"/>
+      <w:lvlText w:val=""/>
+      <w:lvlJc w:val="left"/>
+      <w:pPr>
+        <w:ind w:left="720" w:hanging="360"/>
+      </w:pPr>
+      <w:rPr>
+        <w:rFonts w:ascii="Wingdings" w:eastAsiaTheme="minorHAnsi" w:hAnsi="Wingdings" w:cstheme="minorBidi" w:hint="default"/>
+      </w:rPr>
+    </w:lvl>
+    <w:lvl w:ilvl="1" w:tplc="04070003" w:tentative="1">
+      <w:start w:val="1"/>
+      <w:numFmt w:val="bullet"/>
+      <w:lvlText w:val="o"/>
+      <w:lvlJc w:val="left"/>
+      <w:pPr>
+        <w:ind w:left="1440" w:hanging="360"/>
+      </w:pPr>
+      <w:rPr>
+        <w:rFonts w:ascii="Courier New" w:hAnsi="Courier New" w:cs="Courier New" w:hint="default"/>
+      </w:rPr>
+    </w:lvl>
+    <w:lvl w:ilvl="2" w:tplc="04070005" w:tentative="1">
+      <w:start w:val="1"/>
+      <w:numFmt w:val="bullet"/>
+      <w:lvlText w:val=""/>
+      <w:lvlJc w:val="left"/>
+      <w:pPr>
+        <w:ind w:left="2160" w:hanging="360"/>
+      </w:pPr>
+      <w:rPr>
+        <w:rFonts w:ascii="Wingdings" w:hAnsi="Wingdings" w:hint="default"/>
+      </w:rPr>
+    </w:lvl>
+    <w:lvl w:ilvl="3" w:tplc="04070001" w:tentative="1">
+      <w:start w:val="1"/>
+      <w:numFmt w:val="bullet"/>
+      <w:lvlText w:val=""/>
+      <w:lvlJc w:val="left"/>
+      <w:pPr>
+        <w:ind w:left="2880" w:hanging="360"/>
+      </w:pPr>
+      <w:rPr>
+        <w:rFonts w:ascii="Symbol" w:hAnsi="Symbol" w:hint="default"/>
+      </w:rPr>
+    </w:lvl>
+    <w:lvl w:ilvl="4" w:tplc="04070003" w:tentative="1">
+      <w:start w:val="1"/>
+      <w:numFmt w:val="bullet"/>
+      <w:lvlText w:val="o"/>
+      <w:lvlJc w:val="left"/>
+      <w:pPr>
+        <w:ind w:left="3600" w:hanging="360"/>
+      </w:pPr>
+      <w:rPr>
+        <w:rFonts w:ascii="Courier New" w:hAnsi="Courier New" w:cs="Courier New" w:hint="default"/>
+      </w:rPr>
+    </w:lvl>
+    <w:lvl w:ilvl="5" w:tplc="04070005" w:tentative="1">
+      <w:start w:val="1"/>
+      <w:numFmt w:val="bullet"/>
+      <w:lvlText w:val=""/>
+      <w:lvlJc w:val="left"/>
+      <w:pPr>
+        <w:ind w:left="4320" w:hanging="360"/>
+      </w:pPr>
+      <w:rPr>
+        <w:rFonts w:ascii="Wingdings" w:hAnsi="Wingdings" w:hint="default"/>
+      </w:rPr>
+    </w:lvl>
+    <w:lvl w:ilvl="6" w:tplc="04070001" w:tentative="1">
+      <w:start w:val="1"/>
+      <w:numFmt w:val="bullet"/>
+      <w:lvlText w:val=""/>
+      <w:lvlJc w:val="left"/>
+      <w:pPr>
+        <w:ind w:left="5040" w:hanging="360"/>
+      </w:pPr>
+      <w:rPr>
+        <w:rFonts w:ascii="Symbol" w:hAnsi="Symbol" w:hint="default"/>
+      </w:rPr>
+    </w:lvl>
+    <w:lvl w:ilvl="7" w:tplc="04070003" w:tentative="1">
+      <w:start w:val="1"/>
+      <w:numFmt w:val="bullet"/>
+      <w:lvlText w:val="o"/>
+      <w:lvlJc w:val="left"/>
+      <w:pPr>
+        <w:ind w:left="5760" w:hanging="360"/>
+      </w:pPr>
+      <w:rPr>
+        <w:rFonts w:ascii="Courier New" w:hAnsi="Courier New" w:cs="Courier New" w:hint="default"/>
+      </w:rPr>
+    </w:lvl>
+    <w:lvl w:ilvl="8" w:tplc="04070005" w:tentative="1">
+      <w:start w:val="1"/>
+      <w:numFmt w:val="bullet"/>
+      <w:lvlText w:val=""/>
+      <w:lvlJc w:val="left"/>
+      <w:pPr>
+        <w:ind w:left="6480" w:hanging="360"/>
+      </w:pPr>
+      <w:rPr>
+        <w:rFonts w:ascii="Wingdings" w:hAnsi="Wingdings" w:hint="default"/>
+      </w:rPr>
+    </w:lvl>
+  </w:abstractNum>
   <w:num w:numId="1" w16cid:durableId="61831022">
     <w:abstractNumId w:val="0"/>
+  </w:num>
+  <w:num w:numId="2" w16cid:durableId="1441101863">
+    <w:abstractNumId w:val="1"/>
   </w:num>
 </w:numbering>
 </file>
@@ -1737,6 +2174,24 @@
       <w:u w:val="single"/>
     </w:rPr>
   </w:style>
+  <w:style w:type="paragraph" w:styleId="StandardWeb">
+    <w:name w:val="Normal (Web)"/>
+    <w:basedOn w:val="Standard"/>
+    <w:uiPriority w:val="99"/>
+    <w:semiHidden/>
+    <w:unhideWhenUsed/>
+    <w:rsid w:val="00EF385F"/>
+    <w:pPr>
+      <w:spacing w:before="100" w:beforeAutospacing="1" w:after="100" w:afterAutospacing="1" w:line="240" w:lineRule="auto"/>
+    </w:pPr>
+    <w:rPr>
+      <w:rFonts w:ascii="Times New Roman" w:eastAsia="Times New Roman" w:hAnsi="Times New Roman" w:cs="Times New Roman"/>
+      <w:kern w:val="0"/>
+      <w:sz w:val="24"/>
+      <w:lang w:eastAsia="de-DE"/>
+      <w14:ligatures w14:val="none"/>
+    </w:rPr>
+  </w:style>
 </w:styles>
 </file>
 

--- a/Report Word Version.docx
+++ b/Report Word Version.docx
@@ -2,6 +2,1845 @@
 <file path=word/document.xml><?xml version="1.0" encoding="utf-8"?>
 <w:document xmlns:wpc="http://schemas.microsoft.com/office/word/2010/wordprocessingCanvas" xmlns:cx="http://schemas.microsoft.com/office/drawing/2014/chartex" xmlns:cx1="http://schemas.microsoft.com/office/drawing/2015/9/8/chartex" xmlns:cx2="http://schemas.microsoft.com/office/drawing/2015/10/21/chartex" xmlns:cx3="http://schemas.microsoft.com/office/drawing/2016/5/9/chartex" xmlns:cx4="http://schemas.microsoft.com/office/drawing/2016/5/10/chartex" xmlns:cx5="http://schemas.microsoft.com/office/drawing/2016/5/11/chartex" xmlns:cx6="http://schemas.microsoft.com/office/drawing/2016/5/12/chartex" xmlns:cx7="http://schemas.microsoft.com/office/drawing/2016/5/13/chartex" xmlns:cx8="http://schemas.microsoft.com/office/drawing/2016/5/14/chartex" xmlns:mc="http://schemas.openxmlformats.org/markup-compatibility/2006" xmlns:aink="http://schemas.microsoft.com/office/drawing/2016/ink" xmlns:am3d="http://schemas.microsoft.com/office/drawing/2017/model3d" xmlns:o="urn:schemas-microsoft-com:office:office" xmlns:oel="http://schemas.microsoft.com/office/2019/extlst" xmlns:r="http://schemas.openxmlformats.org/officeDocument/2006/relationships" xmlns:m="http://schemas.openxmlformats.org/officeDocument/2006/math" xmlns:v="urn:schemas-microsoft-com:vml" xmlns:wp14="http://schemas.microsoft.com/office/word/2010/wordprocessingDrawing" xmlns:wp="http://schemas.openxmlformats.org/drawingml/2006/wordprocessingDrawing" xmlns:w10="urn:schemas-microsoft-com:office:word" xmlns:w="http://schemas.openxmlformats.org/wordprocessingml/2006/main" xmlns:w14="http://schemas.microsoft.com/office/word/2010/wordml" xmlns:w15="http://schemas.microsoft.com/office/word/2012/wordml" xmlns:w16cex="http://schemas.microsoft.com/office/word/2018/wordml/cex" xmlns:w16cid="http://schemas.microsoft.com/office/word/2016/wordml/cid" xmlns:w16="http://schemas.microsoft.com/office/word/2018/wordml" xmlns:w16du="http://schemas.microsoft.com/office/word/2023/wordml/word16du" xmlns:w16sdtdh="http://schemas.microsoft.com/office/word/2020/wordml/sdtdatahash" xmlns:w16sdtfl="http://schemas.microsoft.com/office/word/2024/wordml/sdtformatlock" xmlns:w16se="http://schemas.microsoft.com/office/word/2015/wordml/symex" xmlns:wpg="http://schemas.microsoft.com/office/word/2010/wordprocessingGroup" xmlns:wpi="http://schemas.microsoft.com/office/word/2010/wordprocessingInk" xmlns:wne="http://schemas.microsoft.com/office/word/2006/wordml" xmlns:wps="http://schemas.microsoft.com/office/word/2010/wordprocessingShape" mc:Ignorable="w14 w15 w16se w16cid w16 w16cex w16sdtdh w16sdtfl w16du wp14">
   <w:body>
+    <w:p>
+      <w:pPr>
+        <w:pStyle w:val="berschrift1"/>
+      </w:pPr>
+      <w:r>
+        <w:t>Logit</w:t>
+      </w:r>
+      <w:r>
+        <w:t>-Link, Herleitung einer Formel für Prior setzen</w:t>
+      </w:r>
+    </w:p>
+    <w:p>
+      <w:pPr>
+        <w:rPr>
+          <w:lang w:val="en-US"/>
+        </w:rPr>
+      </w:pPr>
+      <w:r>
+        <w:rPr>
+          <w:lang w:val="en-US"/>
+        </w:rPr>
+        <w:t>We use weakly informative Normal priors centered at zero for regression coefficients. These priors regularize extreme estimates while allowing the data to dominate inference. The prior scale was chosen such that a two-standard-deviation change corresponds to a plausible change in outcome probability over the observed range of the predictor.</w:t>
+      </w:r>
+    </w:p>
+    <w:p>
+      <w:pPr>
+        <w:rPr>
+          <w:lang w:val="en-US"/>
+        </w:rPr>
+      </w:pPr>
+      <w:r>
+        <w:rPr>
+          <w:lang w:val="en-US"/>
+        </w:rPr>
+        <w:t>Given a baseline event probability of 1</w:t>
+      </w:r>
+      <w:r>
+        <w:rPr>
+          <w:lang w:val="en-US"/>
+        </w:rPr>
+        <w:t>%</w:t>
+      </w:r>
+      <w:r>
+        <w:rPr>
+          <w:lang w:val="en-US"/>
+        </w:rPr>
+        <w:t xml:space="preserve">, a two-standard-deviation change in the coefficient corresponds to an increase to approximately </w:t>
+      </w:r>
+      <w:r>
+        <w:rPr>
+          <w:lang w:val="en-US"/>
+        </w:rPr>
+        <w:t>X</w:t>
+      </w:r>
+      <w:r>
+        <w:rPr>
+          <w:lang w:val="en-US"/>
+        </w:rPr>
+        <w:t>%, which we consider a reasonable upper bound.</w:t>
+      </w:r>
+    </w:p>
+    <w:p>
+      <w:pPr>
+        <w:rPr>
+          <w:lang w:val="en-US"/>
+        </w:rPr>
+      </w:pPr>
+    </w:p>
+    <w:p>
+      <w:pPr>
+        <w:rPr>
+          <w:color w:val="525252" w:themeColor="accent3" w:themeShade="80"/>
+        </w:rPr>
+      </w:pPr>
+      <w:r>
+        <w:rPr>
+          <w:color w:val="525252" w:themeColor="accent3" w:themeShade="80"/>
+        </w:rPr>
+        <w:t xml:space="preserve">Aber was </w:t>
+      </w:r>
+      <w:proofErr w:type="spellStart"/>
+      <w:r>
+        <w:rPr>
+          <w:color w:val="525252" w:themeColor="accent3" w:themeShade="80"/>
+        </w:rPr>
+        <w:t>is</w:t>
+      </w:r>
+      <w:proofErr w:type="spellEnd"/>
+      <w:r>
+        <w:rPr>
+          <w:color w:val="525252" w:themeColor="accent3" w:themeShade="80"/>
+        </w:rPr>
+        <w:t xml:space="preserve"> X? </w:t>
+      </w:r>
+    </w:p>
+    <w:p>
+      <w:pPr>
+        <w:rPr>
+          <w:rFonts w:eastAsiaTheme="minorEastAsia"/>
+          <w:color w:val="525252" w:themeColor="accent3" w:themeShade="80"/>
+        </w:rPr>
+      </w:pPr>
+      <w:r>
+        <w:rPr>
+          <w:rFonts w:eastAsiaTheme="minorEastAsia"/>
+          <w:color w:val="525252" w:themeColor="accent3" w:themeShade="80"/>
+        </w:rPr>
+        <w:t>Quelle Buch:</w:t>
+      </w:r>
+    </w:p>
+    <w:p>
+      <w:pPr>
+        <w:jc w:val="center"/>
+        <w:rPr>
+          <w:rFonts w:eastAsiaTheme="minorEastAsia"/>
+          <w:color w:val="525252" w:themeColor="accent3" w:themeShade="80"/>
+        </w:rPr>
+      </w:pPr>
+      <w:r>
+        <w:rPr>
+          <w:rFonts w:eastAsiaTheme="minorEastAsia"/>
+          <w:noProof/>
+          <w:color w:val="525252" w:themeColor="accent3" w:themeShade="80"/>
+        </w:rPr>
+        <w:drawing>
+          <wp:inline distT="0" distB="0" distL="0" distR="0" wp14:anchorId="0F4B5A30" wp14:editId="2E9583EA">
+            <wp:extent cx="4152900" cy="3182679"/>
+            <wp:effectExtent l="0" t="0" r="0" b="0"/>
+            <wp:docPr id="1448034231" name="Grafik 1" descr="Ein Bild, das Text, Diagramm, Reihe, Screenshot enthält.&#10;&#10;KI-generierte Inhalte können fehlerhaft sein."/>
+            <wp:cNvGraphicFramePr>
+              <a:graphicFrameLocks xmlns:a="http://schemas.openxmlformats.org/drawingml/2006/main" noChangeAspect="1"/>
+            </wp:cNvGraphicFramePr>
+            <a:graphic xmlns:a="http://schemas.openxmlformats.org/drawingml/2006/main">
+              <a:graphicData uri="http://schemas.openxmlformats.org/drawingml/2006/picture">
+                <pic:pic xmlns:pic="http://schemas.openxmlformats.org/drawingml/2006/picture">
+                  <pic:nvPicPr>
+                    <pic:cNvPr id="1448034231" name="Grafik 1" descr="Ein Bild, das Text, Diagramm, Reihe, Screenshot enthält.&#10;&#10;KI-generierte Inhalte können fehlerhaft sein."/>
+                    <pic:cNvPicPr>
+                      <a:picLocks noChangeAspect="1" noChangeArrowheads="1"/>
+                    </pic:cNvPicPr>
+                  </pic:nvPicPr>
+                  <pic:blipFill>
+                    <a:blip r:embed="rId5">
+                      <a:extLst>
+                        <a:ext uri="{28A0092B-C50C-407E-A947-70E740481C1C}">
+                          <a14:useLocalDpi xmlns:a14="http://schemas.microsoft.com/office/drawing/2010/main" val="0"/>
+                        </a:ext>
+                      </a:extLst>
+                    </a:blip>
+                    <a:srcRect/>
+                    <a:stretch>
+                      <a:fillRect/>
+                    </a:stretch>
+                  </pic:blipFill>
+                  <pic:spPr bwMode="auto">
+                    <a:xfrm>
+                      <a:off x="0" y="0"/>
+                      <a:ext cx="4159477" cy="3187719"/>
+                    </a:xfrm>
+                    <a:prstGeom prst="rect">
+                      <a:avLst/>
+                    </a:prstGeom>
+                    <a:noFill/>
+                    <a:ln>
+                      <a:noFill/>
+                    </a:ln>
+                  </pic:spPr>
+                </pic:pic>
+              </a:graphicData>
+            </a:graphic>
+          </wp:inline>
+        </w:drawing>
+      </w:r>
+    </w:p>
+    <w:p>
+      <w:pPr>
+        <w:rPr>
+          <w:color w:val="525252" w:themeColor="accent3" w:themeShade="80"/>
+          <w:lang w:val="en-US"/>
+        </w:rPr>
+      </w:pPr>
+    </w:p>
+    <w:p>
+      <w:pPr>
+        <w:rPr>
+          <w:color w:val="525252" w:themeColor="accent3" w:themeShade="80"/>
+        </w:rPr>
+      </w:pPr>
+      <w:r>
+        <w:rPr>
+          <w:color w:val="525252" w:themeColor="accent3" w:themeShade="80"/>
+        </w:rPr>
+        <w:t>Formel</w:t>
+      </w:r>
+      <w:r>
+        <w:rPr>
+          <w:color w:val="525252" w:themeColor="accent3" w:themeShade="80"/>
+        </w:rPr>
+        <w:t xml:space="preserve"> 1</w:t>
+      </w:r>
+      <w:r>
+        <w:rPr>
+          <w:color w:val="525252" w:themeColor="accent3" w:themeShade="80"/>
+        </w:rPr>
+        <w:t>:</w:t>
+      </w:r>
+    </w:p>
+    <w:p>
+      <w:pPr>
+        <w:rPr>
+          <w:rFonts w:eastAsiaTheme="minorEastAsia"/>
+          <w:color w:val="525252" w:themeColor="accent3" w:themeShade="80"/>
+        </w:rPr>
+      </w:pPr>
+      <m:oMathPara>
+        <m:oMath>
+          <m:r>
+            <w:rPr>
+              <w:rFonts w:ascii="Cambria Math" w:hAnsi="Cambria Math"/>
+              <w:color w:val="525252" w:themeColor="accent3" w:themeShade="80"/>
+            </w:rPr>
+            <m:t xml:space="preserve">p= </m:t>
+          </m:r>
+          <m:f>
+            <m:fPr>
+              <m:ctrlPr>
+                <w:rPr>
+                  <w:rFonts w:ascii="Cambria Math" w:hAnsi="Cambria Math"/>
+                  <w:i/>
+                  <w:color w:val="525252" w:themeColor="accent3" w:themeShade="80"/>
+                </w:rPr>
+              </m:ctrlPr>
+            </m:fPr>
+            <m:num>
+              <m:sSup>
+                <m:sSupPr>
+                  <m:ctrlPr>
+                    <w:rPr>
+                      <w:rFonts w:ascii="Cambria Math" w:hAnsi="Cambria Math"/>
+                      <w:i/>
+                      <w:color w:val="525252" w:themeColor="accent3" w:themeShade="80"/>
+                    </w:rPr>
+                  </m:ctrlPr>
+                </m:sSupPr>
+                <m:e>
+                  <m:r>
+                    <w:rPr>
+                      <w:rFonts w:ascii="Cambria Math" w:hAnsi="Cambria Math"/>
+                      <w:color w:val="525252" w:themeColor="accent3" w:themeShade="80"/>
+                    </w:rPr>
+                    <m:t>e</m:t>
+                  </m:r>
+                </m:e>
+                <m:sup>
+                  <m:r>
+                    <w:rPr>
+                      <w:rFonts w:ascii="Cambria Math" w:hAnsi="Cambria Math"/>
+                      <w:color w:val="525252" w:themeColor="accent3" w:themeShade="80"/>
+                    </w:rPr>
+                    <m:t>(α+βx)</m:t>
+                  </m:r>
+                </m:sup>
+              </m:sSup>
+            </m:num>
+            <m:den>
+              <m:r>
+                <w:rPr>
+                  <w:rFonts w:ascii="Cambria Math" w:hAnsi="Cambria Math"/>
+                  <w:color w:val="525252" w:themeColor="accent3" w:themeShade="80"/>
+                </w:rPr>
+                <m:t>1+</m:t>
+              </m:r>
+              <m:sSup>
+                <m:sSupPr>
+                  <m:ctrlPr>
+                    <w:rPr>
+                      <w:rFonts w:ascii="Cambria Math" w:hAnsi="Cambria Math"/>
+                      <w:i/>
+                      <w:color w:val="525252" w:themeColor="accent3" w:themeShade="80"/>
+                    </w:rPr>
+                  </m:ctrlPr>
+                </m:sSupPr>
+                <m:e>
+                  <m:r>
+                    <w:rPr>
+                      <w:rFonts w:ascii="Cambria Math" w:hAnsi="Cambria Math"/>
+                      <w:color w:val="525252" w:themeColor="accent3" w:themeShade="80"/>
+                    </w:rPr>
+                    <m:t>e</m:t>
+                  </m:r>
+                </m:e>
+                <m:sup>
+                  <m:r>
+                    <w:rPr>
+                      <w:rFonts w:ascii="Cambria Math" w:hAnsi="Cambria Math"/>
+                      <w:color w:val="525252" w:themeColor="accent3" w:themeShade="80"/>
+                    </w:rPr>
+                    <m:t>(α+βx)</m:t>
+                  </m:r>
+                </m:sup>
+              </m:sSup>
+            </m:den>
+          </m:f>
+        </m:oMath>
+      </m:oMathPara>
+    </w:p>
+    <w:p>
+      <w:pPr>
+        <w:rPr>
+          <w:rFonts w:eastAsiaTheme="minorEastAsia"/>
+          <w:color w:val="525252" w:themeColor="accent3" w:themeShade="80"/>
+        </w:rPr>
+      </w:pPr>
+      <m:oMath>
+        <m:r>
+          <w:rPr>
+            <w:rFonts w:ascii="Cambria Math" w:hAnsi="Cambria Math"/>
+            <w:color w:val="525252" w:themeColor="accent3" w:themeShade="80"/>
+          </w:rPr>
+          <m:t>α</m:t>
+        </m:r>
+      </m:oMath>
+      <w:r>
+        <w:rPr>
+          <w:rFonts w:eastAsiaTheme="minorEastAsia"/>
+          <w:color w:val="525252" w:themeColor="accent3" w:themeShade="80"/>
+        </w:rPr>
+        <w:t xml:space="preserve"> = </w:t>
+      </w:r>
+      <w:proofErr w:type="spellStart"/>
+      <w:r>
+        <w:rPr>
+          <w:rFonts w:eastAsiaTheme="minorEastAsia"/>
+          <w:color w:val="525252" w:themeColor="accent3" w:themeShade="80"/>
+        </w:rPr>
+        <w:t>intercept</w:t>
+      </w:r>
+      <w:proofErr w:type="spellEnd"/>
+      <w:r>
+        <w:rPr>
+          <w:rFonts w:eastAsiaTheme="minorEastAsia"/>
+          <w:color w:val="525252" w:themeColor="accent3" w:themeShade="80"/>
+        </w:rPr>
+        <w:t xml:space="preserve"> (bei uns in </w:t>
+      </w:r>
+      <w:proofErr w:type="spellStart"/>
+      <w:r>
+        <w:rPr>
+          <w:rFonts w:eastAsiaTheme="minorEastAsia"/>
+          <w:color w:val="525252" w:themeColor="accent3" w:themeShade="80"/>
+        </w:rPr>
+        <w:t>table</w:t>
+      </w:r>
+      <w:proofErr w:type="spellEnd"/>
+      <w:r>
+        <w:rPr>
+          <w:rFonts w:eastAsiaTheme="minorEastAsia"/>
+          <w:color w:val="525252" w:themeColor="accent3" w:themeShade="80"/>
+        </w:rPr>
+        <w:t xml:space="preserve"> 2</w:t>
+      </w:r>
+      <w:r>
+        <w:rPr>
+          <w:rFonts w:eastAsiaTheme="minorEastAsia"/>
+          <w:color w:val="525252" w:themeColor="accent3" w:themeShade="80"/>
+        </w:rPr>
+        <w:t>, 1%</w:t>
+      </w:r>
+      <w:r>
+        <w:rPr>
+          <w:rFonts w:eastAsiaTheme="minorEastAsia"/>
+          <w:color w:val="525252" w:themeColor="accent3" w:themeShade="80"/>
+        </w:rPr>
+        <w:t xml:space="preserve">, </w:t>
+      </w:r>
+      <w:r>
+        <w:rPr>
+          <w:rFonts w:ascii="Cambria Math" w:hAnsi="Cambria Math"/>
+          <w:i/>
+          <w:color w:val="525252" w:themeColor="accent3" w:themeShade="80"/>
+        </w:rPr>
+        <w:t xml:space="preserve"> </w:t>
+      </w:r>
+      <m:oMath>
+        <m:r>
+          <w:rPr>
+            <w:rFonts w:ascii="Cambria Math" w:hAnsi="Cambria Math"/>
+            <w:color w:val="525252" w:themeColor="accent3" w:themeShade="80"/>
+          </w:rPr>
+          <m:t>N(-4.6 , 0.3)</m:t>
+        </m:r>
+      </m:oMath>
+      <w:r>
+        <w:rPr>
+          <w:rFonts w:eastAsiaTheme="minorEastAsia"/>
+          <w:color w:val="525252" w:themeColor="accent3" w:themeShade="80"/>
+        </w:rPr>
+        <w:t xml:space="preserve"> </w:t>
+      </w:r>
+      <w:r>
+        <w:rPr>
+          <w:rFonts w:eastAsiaTheme="minorEastAsia"/>
+          <w:color w:val="525252" w:themeColor="accent3" w:themeShade="80"/>
+        </w:rPr>
+        <w:t>also -4.6)</w:t>
+      </w:r>
+    </w:p>
+    <w:p>
+      <w:pPr>
+        <w:rPr>
+          <w:rFonts w:eastAsiaTheme="minorEastAsia"/>
+          <w:color w:val="525252" w:themeColor="accent3" w:themeShade="80"/>
+          <w:lang w:val="en-US"/>
+        </w:rPr>
+      </w:pPr>
+      <m:oMath>
+        <m:r>
+          <w:rPr>
+            <w:rFonts w:ascii="Cambria Math" w:hAnsi="Cambria Math"/>
+            <w:color w:val="525252" w:themeColor="accent3" w:themeShade="80"/>
+          </w:rPr>
+          <m:t>β</m:t>
+        </m:r>
+      </m:oMath>
+      <w:r>
+        <w:rPr>
+          <w:rFonts w:eastAsiaTheme="minorEastAsia"/>
+          <w:color w:val="525252" w:themeColor="accent3" w:themeShade="80"/>
+          <w:lang w:val="en-US"/>
+        </w:rPr>
+        <w:t xml:space="preserve"> = coefficient value. </w:t>
+      </w:r>
+    </w:p>
+    <w:p>
+      <w:pPr>
+        <w:rPr>
+          <w:rFonts w:eastAsiaTheme="minorEastAsia"/>
+          <w:color w:val="525252" w:themeColor="accent3" w:themeShade="80"/>
+          <w:lang w:val="en-US"/>
+        </w:rPr>
+      </w:pPr>
+    </w:p>
+    <w:p>
+      <w:pPr>
+        <w:rPr>
+          <w:color w:val="525252" w:themeColor="accent3" w:themeShade="80"/>
+          <w:lang w:val="en-US"/>
+        </w:rPr>
+      </w:pPr>
+      <w:r>
+        <w:rPr>
+          <w:rFonts w:eastAsiaTheme="minorEastAsia"/>
+          <w:color w:val="525252" w:themeColor="accent3" w:themeShade="80"/>
+          <w:lang w:val="en-US"/>
+        </w:rPr>
+        <w:t>Given</w:t>
+      </w:r>
+      <w:r>
+        <w:rPr>
+          <w:rFonts w:eastAsiaTheme="minorEastAsia"/>
+          <w:color w:val="525252" w:themeColor="accent3" w:themeShade="80"/>
+          <w:lang w:val="en-US"/>
+        </w:rPr>
+        <w:t xml:space="preserve"> </w:t>
+      </w:r>
+      <m:oMath>
+        <m:r>
+          <w:rPr>
+            <w:rFonts w:ascii="Cambria Math" w:hAnsi="Cambria Math"/>
+            <w:color w:val="525252" w:themeColor="accent3" w:themeShade="80"/>
+          </w:rPr>
+          <m:t>N</m:t>
+        </m:r>
+        <m:r>
+          <w:rPr>
+            <w:rFonts w:ascii="Cambria Math" w:hAnsi="Cambria Math"/>
+            <w:color w:val="525252" w:themeColor="accent3" w:themeShade="80"/>
+            <w:lang w:val="en-US"/>
+          </w:rPr>
+          <m:t>(0 , 0.04)</m:t>
+        </m:r>
+      </m:oMath>
+      <w:r>
+        <w:rPr>
+          <w:rFonts w:eastAsiaTheme="minorEastAsia"/>
+          <w:color w:val="525252" w:themeColor="accent3" w:themeShade="80"/>
+          <w:lang w:val="en-US"/>
+        </w:rPr>
+        <w:t xml:space="preserve"> </w:t>
+      </w:r>
+      <w:r>
+        <w:rPr>
+          <w:rFonts w:eastAsiaTheme="minorEastAsia"/>
+          <w:color w:val="525252" w:themeColor="accent3" w:themeShade="80"/>
+          <w:lang w:val="en-US"/>
+        </w:rPr>
+        <w:t xml:space="preserve"> the </w:t>
+      </w:r>
+      <m:oMath>
+        <m:r>
+          <w:rPr>
+            <w:rFonts w:ascii="Cambria Math" w:hAnsi="Cambria Math"/>
+            <w:color w:val="525252" w:themeColor="accent3" w:themeShade="80"/>
+          </w:rPr>
+          <m:t>β</m:t>
+        </m:r>
+      </m:oMath>
+      <w:r>
+        <w:rPr>
+          <w:rFonts w:eastAsiaTheme="minorEastAsia"/>
+          <w:color w:val="525252" w:themeColor="accent3" w:themeShade="80"/>
+          <w:lang w:val="en-US"/>
+        </w:rPr>
+        <w:t xml:space="preserve"> </w:t>
+      </w:r>
+      <w:r>
+        <w:rPr>
+          <w:rFonts w:eastAsiaTheme="minorEastAsia"/>
+          <w:color w:val="525252" w:themeColor="accent3" w:themeShade="80"/>
+          <w:lang w:val="en-US"/>
+        </w:rPr>
+        <w:t xml:space="preserve"> at the </w:t>
+      </w:r>
+      <w:r>
+        <w:rPr>
+          <w:rFonts w:eastAsiaTheme="minorEastAsia"/>
+          <w:color w:val="525252" w:themeColor="accent3" w:themeShade="80"/>
+          <w:lang w:val="en-US"/>
+        </w:rPr>
+        <w:t>“</w:t>
+      </w:r>
+      <w:r>
+        <w:rPr>
+          <w:color w:val="525252" w:themeColor="accent3" w:themeShade="80"/>
+          <w:lang w:val="en-US"/>
+        </w:rPr>
+        <w:t>two-standard-deviation change</w:t>
+      </w:r>
+      <w:r>
+        <w:rPr>
+          <w:color w:val="525252" w:themeColor="accent3" w:themeShade="80"/>
+          <w:lang w:val="en-US"/>
+        </w:rPr>
+        <w:t xml:space="preserve"> </w:t>
+      </w:r>
+      <m:oMath>
+        <m:r>
+          <w:rPr>
+            <w:rFonts w:ascii="Cambria Math" w:hAnsi="Cambria Math"/>
+            <w:color w:val="525252" w:themeColor="accent3" w:themeShade="80"/>
+            <w:lang w:val="en-US"/>
+          </w:rPr>
+          <m:t>2σ</m:t>
+        </m:r>
+      </m:oMath>
+      <w:r>
+        <w:rPr>
+          <w:color w:val="525252" w:themeColor="accent3" w:themeShade="80"/>
+          <w:lang w:val="en-US"/>
+        </w:rPr>
+        <w:t xml:space="preserve"> “range</w:t>
+      </w:r>
+      <w:r>
+        <w:rPr>
+          <w:color w:val="525252" w:themeColor="accent3" w:themeShade="80"/>
+          <w:lang w:val="en-US"/>
+        </w:rPr>
+        <w:t xml:space="preserve"> would </w:t>
+      </w:r>
+      <w:r>
+        <w:rPr>
+          <w:color w:val="525252" w:themeColor="accent3" w:themeShade="80"/>
+          <w:lang w:val="en-US"/>
+        </w:rPr>
+        <w:t xml:space="preserve">be </w:t>
+      </w:r>
+      <w:r>
+        <w:rPr>
+          <w:color w:val="525252" w:themeColor="accent3" w:themeShade="80"/>
+          <w:lang w:val="en-US"/>
+        </w:rPr>
+        <w:t xml:space="preserve">-0.08 or 0.08. </w:t>
+      </w:r>
+    </w:p>
+    <w:p>
+      <w:pPr>
+        <w:rPr>
+          <w:color w:val="525252" w:themeColor="accent3" w:themeShade="80"/>
+          <w:lang w:val="en-US"/>
+        </w:rPr>
+      </w:pPr>
+    </w:p>
+    <w:p>
+      <w:pPr>
+        <w:rPr>
+          <w:color w:val="525252" w:themeColor="accent3" w:themeShade="80"/>
+        </w:rPr>
+      </w:pPr>
+      <w:r>
+        <w:rPr>
+          <w:color w:val="525252" w:themeColor="accent3" w:themeShade="80"/>
+        </w:rPr>
+        <w:lastRenderedPageBreak/>
+        <w:t>In die Formel gepackt heißt es bei x=</w:t>
+      </w:r>
+      <w:r>
+        <w:rPr>
+          <w:color w:val="525252" w:themeColor="accent3" w:themeShade="80"/>
+        </w:rPr>
+        <w:t xml:space="preserve"> </w:t>
+      </w:r>
+      <w:r>
+        <w:rPr>
+          <w:color w:val="525252" w:themeColor="accent3" w:themeShade="80"/>
+        </w:rPr>
+        <w:t>1</w:t>
+      </w:r>
+      <w:r>
+        <w:rPr>
+          <w:color w:val="525252" w:themeColor="accent3" w:themeShade="80"/>
+        </w:rPr>
+        <w:t>2 km/h</w:t>
+      </w:r>
+      <w:r>
+        <w:rPr>
+          <w:color w:val="525252" w:themeColor="accent3" w:themeShade="80"/>
+        </w:rPr>
+        <w:t xml:space="preserve"> (</w:t>
+      </w:r>
+      <w:proofErr w:type="spellStart"/>
+      <w:r>
+        <w:rPr>
+          <w:color w:val="525252" w:themeColor="accent3" w:themeShade="80"/>
+        </w:rPr>
+        <w:t>upper</w:t>
+      </w:r>
+      <w:proofErr w:type="spellEnd"/>
+      <w:r>
+        <w:rPr>
+          <w:color w:val="525252" w:themeColor="accent3" w:themeShade="80"/>
+        </w:rPr>
+        <w:t xml:space="preserve"> </w:t>
+      </w:r>
+      <w:proofErr w:type="spellStart"/>
+      <w:r>
+        <w:rPr>
+          <w:color w:val="525252" w:themeColor="accent3" w:themeShade="80"/>
+        </w:rPr>
+        <w:t>bound</w:t>
+      </w:r>
+      <w:proofErr w:type="spellEnd"/>
+      <w:r>
+        <w:rPr>
+          <w:color w:val="525252" w:themeColor="accent3" w:themeShade="80"/>
+        </w:rPr>
+        <w:t>)</w:t>
+      </w:r>
+    </w:p>
+    <w:p>
+      <w:pPr>
+        <w:rPr>
+          <w:rFonts w:eastAsiaTheme="minorEastAsia"/>
+          <w:color w:val="525252" w:themeColor="accent3" w:themeShade="80"/>
+        </w:rPr>
+      </w:pPr>
+      <m:oMathPara>
+        <m:oMath>
+          <m:r>
+            <w:rPr>
+              <w:rFonts w:ascii="Cambria Math" w:hAnsi="Cambria Math"/>
+              <w:color w:val="525252" w:themeColor="accent3" w:themeShade="80"/>
+            </w:rPr>
+            <m:t xml:space="preserve">p= </m:t>
+          </m:r>
+          <m:f>
+            <m:fPr>
+              <m:ctrlPr>
+                <w:rPr>
+                  <w:rFonts w:ascii="Cambria Math" w:hAnsi="Cambria Math"/>
+                  <w:i/>
+                  <w:color w:val="525252" w:themeColor="accent3" w:themeShade="80"/>
+                </w:rPr>
+              </m:ctrlPr>
+            </m:fPr>
+            <m:num>
+              <m:sSup>
+                <m:sSupPr>
+                  <m:ctrlPr>
+                    <w:rPr>
+                      <w:rFonts w:ascii="Cambria Math" w:hAnsi="Cambria Math"/>
+                      <w:i/>
+                      <w:color w:val="525252" w:themeColor="accent3" w:themeShade="80"/>
+                    </w:rPr>
+                  </m:ctrlPr>
+                </m:sSupPr>
+                <m:e>
+                  <m:r>
+                    <w:rPr>
+                      <w:rFonts w:ascii="Cambria Math" w:hAnsi="Cambria Math"/>
+                      <w:color w:val="525252" w:themeColor="accent3" w:themeShade="80"/>
+                    </w:rPr>
+                    <m:t>e</m:t>
+                  </m:r>
+                </m:e>
+                <m:sup>
+                  <m:d>
+                    <m:dPr>
+                      <m:ctrlPr>
+                        <w:rPr>
+                          <w:rFonts w:ascii="Cambria Math" w:hAnsi="Cambria Math"/>
+                          <w:i/>
+                          <w:color w:val="525252" w:themeColor="accent3" w:themeShade="80"/>
+                        </w:rPr>
+                      </m:ctrlPr>
+                    </m:dPr>
+                    <m:e>
+                      <m:r>
+                        <w:rPr>
+                          <w:rFonts w:ascii="Cambria Math" w:hAnsi="Cambria Math"/>
+                          <w:color w:val="525252" w:themeColor="accent3" w:themeShade="80"/>
+                        </w:rPr>
+                        <m:t>-4.6+0.08*12</m:t>
+                      </m:r>
+                    </m:e>
+                  </m:d>
+                </m:sup>
+              </m:sSup>
+            </m:num>
+            <m:den>
+              <m:r>
+                <w:rPr>
+                  <w:rFonts w:ascii="Cambria Math" w:hAnsi="Cambria Math"/>
+                  <w:color w:val="525252" w:themeColor="accent3" w:themeShade="80"/>
+                </w:rPr>
+                <m:t>1+</m:t>
+              </m:r>
+              <m:sSup>
+                <m:sSupPr>
+                  <m:ctrlPr>
+                    <w:rPr>
+                      <w:rFonts w:ascii="Cambria Math" w:hAnsi="Cambria Math"/>
+                      <w:i/>
+                      <w:color w:val="525252" w:themeColor="accent3" w:themeShade="80"/>
+                    </w:rPr>
+                  </m:ctrlPr>
+                </m:sSupPr>
+                <m:e>
+                  <m:r>
+                    <w:rPr>
+                      <w:rFonts w:ascii="Cambria Math" w:hAnsi="Cambria Math"/>
+                      <w:color w:val="525252" w:themeColor="accent3" w:themeShade="80"/>
+                    </w:rPr>
+                    <m:t>e</m:t>
+                  </m:r>
+                </m:e>
+                <m:sup>
+                  <m:d>
+                    <m:dPr>
+                      <m:ctrlPr>
+                        <w:rPr>
+                          <w:rFonts w:ascii="Cambria Math" w:hAnsi="Cambria Math"/>
+                          <w:i/>
+                          <w:color w:val="525252" w:themeColor="accent3" w:themeShade="80"/>
+                        </w:rPr>
+                      </m:ctrlPr>
+                    </m:dPr>
+                    <m:e>
+                      <m:r>
+                        <w:rPr>
+                          <w:rFonts w:ascii="Cambria Math" w:hAnsi="Cambria Math"/>
+                          <w:color w:val="525252" w:themeColor="accent3" w:themeShade="80"/>
+                        </w:rPr>
+                        <m:t>-4.6+0.08*12</m:t>
+                      </m:r>
+                    </m:e>
+                  </m:d>
+                </m:sup>
+              </m:sSup>
+            </m:den>
+          </m:f>
+          <m:r>
+            <w:rPr>
+              <w:rFonts w:ascii="Cambria Math" w:hAnsi="Cambria Math"/>
+              <w:color w:val="525252" w:themeColor="accent3" w:themeShade="80"/>
+            </w:rPr>
+            <m:t>=0.0255=2.55%</m:t>
+          </m:r>
+        </m:oMath>
+      </m:oMathPara>
+    </w:p>
+    <w:p>
+      <w:pPr>
+        <w:rPr>
+          <w:rFonts w:eastAsiaTheme="minorEastAsia"/>
+          <w:color w:val="525252" w:themeColor="accent3" w:themeShade="80"/>
+        </w:rPr>
+      </w:pPr>
+    </w:p>
+    <w:p>
+      <w:pPr>
+        <w:rPr>
+          <w:rFonts w:eastAsiaTheme="minorEastAsia"/>
+          <w:color w:val="525252" w:themeColor="accent3" w:themeShade="80"/>
+        </w:rPr>
+      </w:pPr>
+      <w:r>
+        <w:rPr>
+          <w:rFonts w:eastAsiaTheme="minorEastAsia"/>
+          <w:color w:val="525252" w:themeColor="accent3" w:themeShade="80"/>
+        </w:rPr>
+        <w:t xml:space="preserve">Bei einem </w:t>
+      </w:r>
+      <m:oMath>
+        <m:r>
+          <w:rPr>
+            <w:rFonts w:ascii="Cambria Math" w:hAnsi="Cambria Math"/>
+            <w:color w:val="525252" w:themeColor="accent3" w:themeShade="80"/>
+          </w:rPr>
+          <m:t>N(0 , 0.4)</m:t>
+        </m:r>
+      </m:oMath>
+      <w:r>
+        <w:rPr>
+          <w:rFonts w:eastAsiaTheme="minorEastAsia"/>
+          <w:color w:val="525252" w:themeColor="accent3" w:themeShade="80"/>
+        </w:rPr>
+        <w:t xml:space="preserve">  </w:t>
+      </w:r>
+      <w:proofErr w:type="spellStart"/>
+      <w:r>
+        <w:rPr>
+          <w:rFonts w:eastAsiaTheme="minorEastAsia"/>
+          <w:color w:val="525252" w:themeColor="accent3" w:themeShade="80"/>
+        </w:rPr>
+        <w:t>prior</w:t>
+      </w:r>
+      <w:proofErr w:type="spellEnd"/>
+      <w:r>
+        <w:rPr>
+          <w:rFonts w:eastAsiaTheme="minorEastAsia"/>
+          <w:color w:val="525252" w:themeColor="accent3" w:themeShade="80"/>
+        </w:rPr>
+        <w:t xml:space="preserve"> </w:t>
+      </w:r>
+      <w:r>
+        <w:rPr>
+          <w:color w:val="525252" w:themeColor="accent3" w:themeShade="80"/>
+        </w:rPr>
+        <w:t>heißt es bei x=12 km/h</w:t>
+      </w:r>
+      <w:r>
+        <w:rPr>
+          <w:rFonts w:eastAsiaTheme="minorEastAsia"/>
+          <w:color w:val="525252" w:themeColor="accent3" w:themeShade="80"/>
+        </w:rPr>
+        <w:t xml:space="preserve"> </w:t>
+      </w:r>
+      <w:r>
+        <w:rPr>
+          <w:color w:val="525252" w:themeColor="accent3" w:themeShade="80"/>
+        </w:rPr>
+        <w:t>(</w:t>
+      </w:r>
+      <w:proofErr w:type="spellStart"/>
+      <w:r>
+        <w:rPr>
+          <w:color w:val="525252" w:themeColor="accent3" w:themeShade="80"/>
+        </w:rPr>
+        <w:t>upper</w:t>
+      </w:r>
+      <w:proofErr w:type="spellEnd"/>
+      <w:r>
+        <w:rPr>
+          <w:color w:val="525252" w:themeColor="accent3" w:themeShade="80"/>
+        </w:rPr>
+        <w:t xml:space="preserve"> </w:t>
+      </w:r>
+      <w:proofErr w:type="spellStart"/>
+      <w:r>
+        <w:rPr>
+          <w:color w:val="525252" w:themeColor="accent3" w:themeShade="80"/>
+        </w:rPr>
+        <w:t>bound</w:t>
+      </w:r>
+      <w:proofErr w:type="spellEnd"/>
+      <w:r>
+        <w:rPr>
+          <w:color w:val="525252" w:themeColor="accent3" w:themeShade="80"/>
+        </w:rPr>
+        <w:t>)</w:t>
+      </w:r>
+    </w:p>
+    <w:p>
+      <w:pPr>
+        <w:rPr>
+          <w:rFonts w:eastAsiaTheme="minorEastAsia"/>
+          <w:color w:val="525252" w:themeColor="accent3" w:themeShade="80"/>
+        </w:rPr>
+      </w:pPr>
+      <m:oMathPara>
+        <m:oMath>
+          <m:r>
+            <w:rPr>
+              <w:rFonts w:ascii="Cambria Math" w:hAnsi="Cambria Math"/>
+              <w:color w:val="525252" w:themeColor="accent3" w:themeShade="80"/>
+            </w:rPr>
+            <m:t xml:space="preserve">p= </m:t>
+          </m:r>
+          <m:f>
+            <m:fPr>
+              <m:ctrlPr>
+                <w:rPr>
+                  <w:rFonts w:ascii="Cambria Math" w:hAnsi="Cambria Math"/>
+                  <w:i/>
+                  <w:color w:val="525252" w:themeColor="accent3" w:themeShade="80"/>
+                </w:rPr>
+              </m:ctrlPr>
+            </m:fPr>
+            <m:num>
+              <m:sSup>
+                <m:sSupPr>
+                  <m:ctrlPr>
+                    <w:rPr>
+                      <w:rFonts w:ascii="Cambria Math" w:hAnsi="Cambria Math"/>
+                      <w:i/>
+                      <w:color w:val="525252" w:themeColor="accent3" w:themeShade="80"/>
+                    </w:rPr>
+                  </m:ctrlPr>
+                </m:sSupPr>
+                <m:e>
+                  <m:r>
+                    <w:rPr>
+                      <w:rFonts w:ascii="Cambria Math" w:hAnsi="Cambria Math"/>
+                      <w:color w:val="525252" w:themeColor="accent3" w:themeShade="80"/>
+                    </w:rPr>
+                    <m:t>e</m:t>
+                  </m:r>
+                </m:e>
+                <m:sup>
+                  <m:d>
+                    <m:dPr>
+                      <m:ctrlPr>
+                        <w:rPr>
+                          <w:rFonts w:ascii="Cambria Math" w:hAnsi="Cambria Math"/>
+                          <w:i/>
+                          <w:color w:val="525252" w:themeColor="accent3" w:themeShade="80"/>
+                        </w:rPr>
+                      </m:ctrlPr>
+                    </m:dPr>
+                    <m:e>
+                      <m:r>
+                        <w:rPr>
+                          <w:rFonts w:ascii="Cambria Math" w:hAnsi="Cambria Math"/>
+                          <w:color w:val="525252" w:themeColor="accent3" w:themeShade="80"/>
+                        </w:rPr>
+                        <m:t>-4.6+0.8*12</m:t>
+                      </m:r>
+                    </m:e>
+                  </m:d>
+                </m:sup>
+              </m:sSup>
+            </m:num>
+            <m:den>
+              <m:r>
+                <w:rPr>
+                  <w:rFonts w:ascii="Cambria Math" w:hAnsi="Cambria Math"/>
+                  <w:color w:val="525252" w:themeColor="accent3" w:themeShade="80"/>
+                </w:rPr>
+                <m:t>1+</m:t>
+              </m:r>
+              <m:sSup>
+                <m:sSupPr>
+                  <m:ctrlPr>
+                    <w:rPr>
+                      <w:rFonts w:ascii="Cambria Math" w:hAnsi="Cambria Math"/>
+                      <w:i/>
+                      <w:color w:val="525252" w:themeColor="accent3" w:themeShade="80"/>
+                    </w:rPr>
+                  </m:ctrlPr>
+                </m:sSupPr>
+                <m:e>
+                  <m:r>
+                    <w:rPr>
+                      <w:rFonts w:ascii="Cambria Math" w:hAnsi="Cambria Math"/>
+                      <w:color w:val="525252" w:themeColor="accent3" w:themeShade="80"/>
+                    </w:rPr>
+                    <m:t>e</m:t>
+                  </m:r>
+                </m:e>
+                <m:sup>
+                  <m:d>
+                    <m:dPr>
+                      <m:ctrlPr>
+                        <w:rPr>
+                          <w:rFonts w:ascii="Cambria Math" w:hAnsi="Cambria Math"/>
+                          <w:i/>
+                          <w:color w:val="525252" w:themeColor="accent3" w:themeShade="80"/>
+                        </w:rPr>
+                      </m:ctrlPr>
+                    </m:dPr>
+                    <m:e>
+                      <m:r>
+                        <w:rPr>
+                          <w:rFonts w:ascii="Cambria Math" w:hAnsi="Cambria Math"/>
+                          <w:color w:val="525252" w:themeColor="accent3" w:themeShade="80"/>
+                        </w:rPr>
+                        <m:t>-4.6+0.8*12</m:t>
+                      </m:r>
+                    </m:e>
+                  </m:d>
+                </m:sup>
+              </m:sSup>
+            </m:den>
+          </m:f>
+          <m:r>
+            <w:rPr>
+              <w:rFonts w:ascii="Cambria Math" w:hAnsi="Cambria Math"/>
+              <w:color w:val="525252" w:themeColor="accent3" w:themeShade="80"/>
+            </w:rPr>
+            <m:t>=</m:t>
+          </m:r>
+          <w:bookmarkStart w:id="0" w:name="_Hlk216731341"/>
+          <m:r>
+            <w:rPr>
+              <w:rFonts w:ascii="Cambria Math" w:hAnsi="Cambria Math"/>
+              <w:color w:val="525252" w:themeColor="accent3" w:themeShade="80"/>
+            </w:rPr>
+            <m:t>0.993</m:t>
+          </m:r>
+          <w:bookmarkEnd w:id="0"/>
+          <m:r>
+            <w:rPr>
+              <w:rFonts w:ascii="Cambria Math" w:hAnsi="Cambria Math"/>
+              <w:color w:val="525252" w:themeColor="accent3" w:themeShade="80"/>
+            </w:rPr>
+            <m:t>=99%</m:t>
+          </m:r>
+        </m:oMath>
+      </m:oMathPara>
+    </w:p>
+    <w:p>
+      <w:pPr>
+        <w:rPr>
+          <w:color w:val="525252" w:themeColor="accent3" w:themeShade="80"/>
+        </w:rPr>
+      </w:pPr>
+    </w:p>
+    <w:p>
+      <w:pPr>
+        <w:rPr>
+          <w:color w:val="525252" w:themeColor="accent3" w:themeShade="80"/>
+        </w:rPr>
+      </w:pPr>
+      <w:r>
+        <w:rPr>
+          <w:color w:val="525252" w:themeColor="accent3" w:themeShade="80"/>
+        </w:rPr>
+        <w:t>Wahrscheinlich beides unrealistisch.</w:t>
+      </w:r>
+      <w:r>
+        <w:rPr>
+          <w:color w:val="525252" w:themeColor="accent3" w:themeShade="80"/>
+        </w:rPr>
+        <w:t xml:space="preserve"> </w:t>
+      </w:r>
+    </w:p>
+    <w:p>
+      <w:pPr>
+        <w:rPr>
+          <w:color w:val="525252" w:themeColor="accent3" w:themeShade="80"/>
+        </w:rPr>
+      </w:pPr>
+      <w:r>
+        <w:rPr>
+          <w:color w:val="525252" w:themeColor="accent3" w:themeShade="80"/>
+        </w:rPr>
+        <w:t>Idee, können wir eine Inversionsformel erstellen? Quasi wir wollen das der Effekt so viel ist, wie müssen wir dann die Priors setzen?</w:t>
+      </w:r>
+    </w:p>
+    <w:p>
+      <w:pPr>
+        <w:jc w:val="center"/>
+        <w:rPr>
+          <w:rFonts w:eastAsiaTheme="minorEastAsia"/>
+          <w:color w:val="525252" w:themeColor="accent3" w:themeShade="80"/>
+        </w:rPr>
+      </w:pPr>
+      <w:r>
+        <w:rPr>
+          <w:rFonts w:eastAsiaTheme="minorEastAsia"/>
+          <w:color w:val="525252" w:themeColor="accent3" w:themeShade="80"/>
+        </w:rPr>
+        <w:t xml:space="preserve">Ziel aus </w:t>
+      </w:r>
+      <m:oMath>
+        <m:r>
+          <w:rPr>
+            <w:rFonts w:ascii="Cambria Math" w:hAnsi="Cambria Math"/>
+            <w:color w:val="525252" w:themeColor="accent3" w:themeShade="80"/>
+          </w:rPr>
+          <m:t xml:space="preserve">p= </m:t>
+        </m:r>
+        <m:f>
+          <m:fPr>
+            <m:ctrlPr>
+              <w:rPr>
+                <w:rFonts w:ascii="Cambria Math" w:hAnsi="Cambria Math"/>
+                <w:i/>
+                <w:color w:val="525252" w:themeColor="accent3" w:themeShade="80"/>
+              </w:rPr>
+            </m:ctrlPr>
+          </m:fPr>
+          <m:num>
+            <m:sSup>
+              <m:sSupPr>
+                <m:ctrlPr>
+                  <w:rPr>
+                    <w:rFonts w:ascii="Cambria Math" w:hAnsi="Cambria Math"/>
+                    <w:i/>
+                    <w:color w:val="525252" w:themeColor="accent3" w:themeShade="80"/>
+                  </w:rPr>
+                </m:ctrlPr>
+              </m:sSupPr>
+              <m:e>
+                <m:r>
+                  <w:rPr>
+                    <w:rFonts w:ascii="Cambria Math" w:hAnsi="Cambria Math"/>
+                    <w:color w:val="525252" w:themeColor="accent3" w:themeShade="80"/>
+                  </w:rPr>
+                  <m:t>e</m:t>
+                </m:r>
+              </m:e>
+              <m:sup>
+                <m:r>
+                  <w:rPr>
+                    <w:rFonts w:ascii="Cambria Math" w:hAnsi="Cambria Math"/>
+                    <w:color w:val="525252" w:themeColor="accent3" w:themeShade="80"/>
+                  </w:rPr>
+                  <m:t>(α+βx)</m:t>
+                </m:r>
+              </m:sup>
+            </m:sSup>
+          </m:num>
+          <m:den>
+            <m:r>
+              <w:rPr>
+                <w:rFonts w:ascii="Cambria Math" w:hAnsi="Cambria Math"/>
+                <w:color w:val="525252" w:themeColor="accent3" w:themeShade="80"/>
+              </w:rPr>
+              <m:t>1+</m:t>
+            </m:r>
+            <m:sSup>
+              <m:sSupPr>
+                <m:ctrlPr>
+                  <w:rPr>
+                    <w:rFonts w:ascii="Cambria Math" w:hAnsi="Cambria Math"/>
+                    <w:i/>
+                    <w:color w:val="525252" w:themeColor="accent3" w:themeShade="80"/>
+                  </w:rPr>
+                </m:ctrlPr>
+              </m:sSupPr>
+              <m:e>
+                <m:r>
+                  <w:rPr>
+                    <w:rFonts w:ascii="Cambria Math" w:hAnsi="Cambria Math"/>
+                    <w:color w:val="525252" w:themeColor="accent3" w:themeShade="80"/>
+                  </w:rPr>
+                  <m:t>e</m:t>
+                </m:r>
+              </m:e>
+              <m:sup>
+                <m:r>
+                  <w:rPr>
+                    <w:rFonts w:ascii="Cambria Math" w:hAnsi="Cambria Math"/>
+                    <w:color w:val="525252" w:themeColor="accent3" w:themeShade="80"/>
+                  </w:rPr>
+                  <m:t>(α+βx)</m:t>
+                </m:r>
+              </m:sup>
+            </m:sSup>
+          </m:den>
+        </m:f>
+      </m:oMath>
+      <w:r>
+        <w:rPr>
+          <w:rFonts w:eastAsiaTheme="minorEastAsia"/>
+          <w:color w:val="525252" w:themeColor="accent3" w:themeShade="80"/>
+        </w:rPr>
+        <w:t xml:space="preserve"> eine </w:t>
+      </w:r>
+      <m:oMath>
+        <m:r>
+          <w:rPr>
+            <w:rFonts w:ascii="Cambria Math" w:hAnsi="Cambria Math"/>
+            <w:color w:val="525252" w:themeColor="accent3" w:themeShade="80"/>
+          </w:rPr>
+          <m:t>f</m:t>
+        </m:r>
+        <m:d>
+          <m:dPr>
+            <m:ctrlPr>
+              <w:rPr>
+                <w:rFonts w:ascii="Cambria Math" w:hAnsi="Cambria Math"/>
+                <w:i/>
+                <w:color w:val="525252" w:themeColor="accent3" w:themeShade="80"/>
+              </w:rPr>
+            </m:ctrlPr>
+          </m:dPr>
+          <m:e>
+            <m:r>
+              <w:rPr>
+                <w:rFonts w:ascii="Cambria Math" w:hAnsi="Cambria Math"/>
+                <w:color w:val="525252" w:themeColor="accent3" w:themeShade="80"/>
+              </w:rPr>
+              <m:t>p, α,x</m:t>
+            </m:r>
+          </m:e>
+        </m:d>
+        <m:r>
+          <w:rPr>
+            <w:rFonts w:ascii="Cambria Math" w:hAnsi="Cambria Math"/>
+            <w:color w:val="525252" w:themeColor="accent3" w:themeShade="80"/>
+          </w:rPr>
+          <m:t xml:space="preserve">= β </m:t>
+        </m:r>
+      </m:oMath>
+    </w:p>
+    <w:p>
+      <w:pPr>
+        <w:rPr>
+          <w:rFonts w:eastAsiaTheme="minorEastAsia"/>
+          <w:color w:val="525252" w:themeColor="accent3" w:themeShade="80"/>
+        </w:rPr>
+      </w:pPr>
+      <w:r>
+        <w:rPr>
+          <w:rFonts w:eastAsiaTheme="minorEastAsia"/>
+          <w:color w:val="525252" w:themeColor="accent3" w:themeShade="80"/>
+        </w:rPr>
+        <w:t>Formel 2:</w:t>
+      </w:r>
+    </w:p>
+    <w:p>
+      <w:pPr>
+        <w:rPr>
+          <w:color w:val="525252" w:themeColor="accent3" w:themeShade="80"/>
+        </w:rPr>
+      </w:pPr>
+      <m:oMathPara>
+        <m:oMath>
+          <m:r>
+            <w:rPr>
+              <w:rFonts w:ascii="Cambria Math" w:hAnsi="Cambria Math"/>
+              <w:color w:val="525252" w:themeColor="accent3" w:themeShade="80"/>
+            </w:rPr>
+            <m:t>f</m:t>
+          </m:r>
+          <m:d>
+            <m:dPr>
+              <m:ctrlPr>
+                <w:rPr>
+                  <w:rFonts w:ascii="Cambria Math" w:hAnsi="Cambria Math"/>
+                  <w:i/>
+                  <w:color w:val="525252" w:themeColor="accent3" w:themeShade="80"/>
+                </w:rPr>
+              </m:ctrlPr>
+            </m:dPr>
+            <m:e>
+              <m:r>
+                <w:rPr>
+                  <w:rFonts w:ascii="Cambria Math" w:hAnsi="Cambria Math"/>
+                  <w:color w:val="525252" w:themeColor="accent3" w:themeShade="80"/>
+                </w:rPr>
+                <m:t>p, α,x</m:t>
+              </m:r>
+            </m:e>
+          </m:d>
+          <m:r>
+            <w:rPr>
+              <w:rFonts w:ascii="Cambria Math" w:hAnsi="Cambria Math"/>
+              <w:color w:val="525252" w:themeColor="accent3" w:themeShade="80"/>
+            </w:rPr>
+            <m:t>=</m:t>
+          </m:r>
+          <m:f>
+            <m:fPr>
+              <m:ctrlPr>
+                <w:rPr>
+                  <w:rFonts w:ascii="Cambria Math" w:hAnsi="Cambria Math"/>
+                  <w:i/>
+                  <w:color w:val="525252" w:themeColor="accent3" w:themeShade="80"/>
+                </w:rPr>
+              </m:ctrlPr>
+            </m:fPr>
+            <m:num>
+              <m:func>
+                <m:funcPr>
+                  <m:ctrlPr>
+                    <w:rPr>
+                      <w:rFonts w:ascii="Cambria Math" w:hAnsi="Cambria Math"/>
+                      <w:color w:val="525252" w:themeColor="accent3" w:themeShade="80"/>
+                    </w:rPr>
+                  </m:ctrlPr>
+                </m:funcPr>
+                <m:fName>
+                  <m:r>
+                    <m:rPr>
+                      <m:sty m:val="p"/>
+                    </m:rPr>
+                    <w:rPr>
+                      <w:rFonts w:ascii="Cambria Math" w:hAnsi="Cambria Math"/>
+                      <w:color w:val="525252" w:themeColor="accent3" w:themeShade="80"/>
+                    </w:rPr>
+                    <m:t>ln</m:t>
+                  </m:r>
+                </m:fName>
+                <m:e>
+                  <m:d>
+                    <m:dPr>
+                      <m:ctrlPr>
+                        <w:rPr>
+                          <w:rFonts w:ascii="Cambria Math" w:hAnsi="Cambria Math"/>
+                          <w:i/>
+                          <w:color w:val="525252" w:themeColor="accent3" w:themeShade="80"/>
+                        </w:rPr>
+                      </m:ctrlPr>
+                    </m:dPr>
+                    <m:e>
+                      <m:f>
+                        <m:fPr>
+                          <m:ctrlPr>
+                            <w:rPr>
+                              <w:rFonts w:ascii="Cambria Math" w:hAnsi="Cambria Math"/>
+                              <w:i/>
+                              <w:color w:val="525252" w:themeColor="accent3" w:themeShade="80"/>
+                            </w:rPr>
+                          </m:ctrlPr>
+                        </m:fPr>
+                        <m:num>
+                          <m:r>
+                            <w:rPr>
+                              <w:rFonts w:ascii="Cambria Math" w:hAnsi="Cambria Math"/>
+                              <w:color w:val="525252" w:themeColor="accent3" w:themeShade="80"/>
+                            </w:rPr>
+                            <m:t>p</m:t>
+                          </m:r>
+                        </m:num>
+                        <m:den>
+                          <m:r>
+                            <w:rPr>
+                              <w:rFonts w:ascii="Cambria Math" w:hAnsi="Cambria Math"/>
+                              <w:color w:val="525252" w:themeColor="accent3" w:themeShade="80"/>
+                            </w:rPr>
+                            <m:t>1-p</m:t>
+                          </m:r>
+                        </m:den>
+                      </m:f>
+                    </m:e>
+                  </m:d>
+                </m:e>
+              </m:func>
+              <m:r>
+                <w:rPr>
+                  <w:rFonts w:ascii="Cambria Math" w:hAnsi="Cambria Math"/>
+                  <w:color w:val="525252" w:themeColor="accent3" w:themeShade="80"/>
+                </w:rPr>
+                <m:t>-α</m:t>
+              </m:r>
+            </m:num>
+            <m:den>
+              <m:r>
+                <w:rPr>
+                  <w:rFonts w:ascii="Cambria Math" w:hAnsi="Cambria Math"/>
+                  <w:color w:val="525252" w:themeColor="accent3" w:themeShade="80"/>
+                </w:rPr>
+                <m:t>x</m:t>
+              </m:r>
+            </m:den>
+          </m:f>
+          <m:r>
+            <w:rPr>
+              <w:rFonts w:ascii="Cambria Math" w:eastAsiaTheme="minorEastAsia" w:hAnsi="Cambria Math"/>
+              <w:color w:val="525252" w:themeColor="accent3" w:themeShade="80"/>
+            </w:rPr>
+            <m:t>=</m:t>
+          </m:r>
+          <m:r>
+            <w:rPr>
+              <w:rFonts w:ascii="Cambria Math" w:hAnsi="Cambria Math"/>
+              <w:color w:val="525252" w:themeColor="accent3" w:themeShade="80"/>
+            </w:rPr>
+            <m:t xml:space="preserve"> β</m:t>
+          </m:r>
+        </m:oMath>
+      </m:oMathPara>
+    </w:p>
+    <w:p>
+      <w:pPr>
+        <w:rPr>
+          <w:color w:val="525252" w:themeColor="accent3" w:themeShade="80"/>
+        </w:rPr>
+      </w:pPr>
+      <w:r>
+        <w:rPr>
+          <w:color w:val="525252" w:themeColor="accent3" w:themeShade="80"/>
+        </w:rPr>
+        <w:t>Beweis in Foto</w:t>
+      </w:r>
+      <w:r>
+        <w:rPr>
+          <w:color w:val="525252" w:themeColor="accent3" w:themeShade="80"/>
+        </w:rPr>
+        <w:t xml:space="preserve"> im </w:t>
+      </w:r>
+      <w:proofErr w:type="spellStart"/>
+      <w:r>
+        <w:rPr>
+          <w:color w:val="525252" w:themeColor="accent3" w:themeShade="80"/>
+        </w:rPr>
+        <w:t>Git</w:t>
+      </w:r>
+      <w:proofErr w:type="spellEnd"/>
+      <w:r>
+        <w:rPr>
+          <w:color w:val="525252" w:themeColor="accent3" w:themeShade="80"/>
+        </w:rPr>
+        <w:t xml:space="preserve"> Ordner.</w:t>
+      </w:r>
+    </w:p>
+    <w:p>
+      <w:pPr>
+        <w:rPr>
+          <w:color w:val="525252" w:themeColor="accent3" w:themeShade="80"/>
+        </w:rPr>
+      </w:pPr>
+      <w:r>
+        <w:rPr>
+          <w:color w:val="525252" w:themeColor="accent3" w:themeShade="80"/>
+        </w:rPr>
+        <w:t xml:space="preserve">Beispiel Rechnung: </w:t>
+      </w:r>
+    </w:p>
+    <w:p>
+      <w:pPr>
+        <w:rPr>
+          <w:rFonts w:eastAsiaTheme="minorEastAsia"/>
+          <w:color w:val="525252" w:themeColor="accent3" w:themeShade="80"/>
+        </w:rPr>
+      </w:pPr>
+      <m:oMathPara>
+        <m:oMath>
+          <m:r>
+            <w:rPr>
+              <w:rFonts w:ascii="Cambria Math" w:hAnsi="Cambria Math"/>
+              <w:color w:val="525252" w:themeColor="accent3" w:themeShade="80"/>
+            </w:rPr>
+            <m:t>p= 0.99330714907571514 ; α=-4.6 ;x=12</m:t>
+          </m:r>
+        </m:oMath>
+      </m:oMathPara>
+    </w:p>
+    <w:p>
+      <w:pPr>
+        <w:rPr>
+          <w:rFonts w:eastAsiaTheme="minorEastAsia"/>
+          <w:color w:val="525252" w:themeColor="accent3" w:themeShade="80"/>
+        </w:rPr>
+      </w:pPr>
+    </w:p>
+    <w:p>
+      <w:pPr>
+        <w:rPr>
+          <w:color w:val="525252" w:themeColor="accent3" w:themeShade="80"/>
+        </w:rPr>
+      </w:pPr>
+      <m:oMathPara>
+        <m:oMath>
+          <m:r>
+            <w:rPr>
+              <w:rFonts w:ascii="Cambria Math" w:hAnsi="Cambria Math"/>
+              <w:color w:val="525252" w:themeColor="accent3" w:themeShade="80"/>
+            </w:rPr>
+            <m:t>f</m:t>
+          </m:r>
+          <m:d>
+            <m:dPr>
+              <m:ctrlPr>
+                <w:rPr>
+                  <w:rFonts w:ascii="Cambria Math" w:hAnsi="Cambria Math"/>
+                  <w:i/>
+                  <w:color w:val="525252" w:themeColor="accent3" w:themeShade="80"/>
+                </w:rPr>
+              </m:ctrlPr>
+            </m:dPr>
+            <m:e>
+              <m:r>
+                <w:rPr>
+                  <w:rFonts w:ascii="Cambria Math" w:hAnsi="Cambria Math"/>
+                  <w:color w:val="525252" w:themeColor="accent3" w:themeShade="80"/>
+                </w:rPr>
+                <m:t>p, α,x</m:t>
+              </m:r>
+            </m:e>
+          </m:d>
+          <m:r>
+            <w:rPr>
+              <w:rFonts w:ascii="Cambria Math" w:hAnsi="Cambria Math"/>
+              <w:color w:val="525252" w:themeColor="accent3" w:themeShade="80"/>
+            </w:rPr>
+            <m:t>=</m:t>
+          </m:r>
+          <m:f>
+            <m:fPr>
+              <m:ctrlPr>
+                <w:rPr>
+                  <w:rFonts w:ascii="Cambria Math" w:hAnsi="Cambria Math"/>
+                  <w:i/>
+                  <w:color w:val="525252" w:themeColor="accent3" w:themeShade="80"/>
+                </w:rPr>
+              </m:ctrlPr>
+            </m:fPr>
+            <m:num>
+              <m:func>
+                <m:funcPr>
+                  <m:ctrlPr>
+                    <w:rPr>
+                      <w:rFonts w:ascii="Cambria Math" w:hAnsi="Cambria Math"/>
+                      <w:color w:val="525252" w:themeColor="accent3" w:themeShade="80"/>
+                    </w:rPr>
+                  </m:ctrlPr>
+                </m:funcPr>
+                <m:fName>
+                  <m:r>
+                    <m:rPr>
+                      <m:sty m:val="p"/>
+                    </m:rPr>
+                    <w:rPr>
+                      <w:rFonts w:ascii="Cambria Math" w:hAnsi="Cambria Math"/>
+                      <w:color w:val="525252" w:themeColor="accent3" w:themeShade="80"/>
+                    </w:rPr>
+                    <m:t>ln</m:t>
+                  </m:r>
+                </m:fName>
+                <m:e>
+                  <m:d>
+                    <m:dPr>
+                      <m:ctrlPr>
+                        <w:rPr>
+                          <w:rFonts w:ascii="Cambria Math" w:hAnsi="Cambria Math"/>
+                          <w:i/>
+                          <w:color w:val="525252" w:themeColor="accent3" w:themeShade="80"/>
+                        </w:rPr>
+                      </m:ctrlPr>
+                    </m:dPr>
+                    <m:e>
+                      <m:f>
+                        <m:fPr>
+                          <m:ctrlPr>
+                            <w:rPr>
+                              <w:rFonts w:ascii="Cambria Math" w:hAnsi="Cambria Math"/>
+                              <w:i/>
+                              <w:color w:val="525252" w:themeColor="accent3" w:themeShade="80"/>
+                            </w:rPr>
+                          </m:ctrlPr>
+                        </m:fPr>
+                        <m:num>
+                          <m:r>
+                            <w:rPr>
+                              <w:rFonts w:ascii="Cambria Math" w:hAnsi="Cambria Math"/>
+                              <w:color w:val="525252" w:themeColor="accent3" w:themeShade="80"/>
+                            </w:rPr>
+                            <m:t>0.993</m:t>
+                          </m:r>
+                        </m:num>
+                        <m:den>
+                          <m:r>
+                            <w:rPr>
+                              <w:rFonts w:ascii="Cambria Math" w:hAnsi="Cambria Math"/>
+                              <w:color w:val="525252" w:themeColor="accent3" w:themeShade="80"/>
+                            </w:rPr>
+                            <m:t>1-0.993</m:t>
+                          </m:r>
+                        </m:den>
+                      </m:f>
+                    </m:e>
+                  </m:d>
+                </m:e>
+              </m:func>
+              <m:r>
+                <w:rPr>
+                  <w:rFonts w:ascii="Cambria Math" w:hAnsi="Cambria Math"/>
+                  <w:color w:val="525252" w:themeColor="accent3" w:themeShade="80"/>
+                </w:rPr>
+                <m:t>-(-4.6)</m:t>
+              </m:r>
+            </m:num>
+            <m:den>
+              <m:r>
+                <w:rPr>
+                  <w:rFonts w:ascii="Cambria Math" w:hAnsi="Cambria Math"/>
+                  <w:color w:val="525252" w:themeColor="accent3" w:themeShade="80"/>
+                </w:rPr>
+                <m:t>12</m:t>
+              </m:r>
+            </m:den>
+          </m:f>
+          <m:r>
+            <w:rPr>
+              <w:rFonts w:ascii="Cambria Math" w:eastAsiaTheme="minorEastAsia" w:hAnsi="Cambria Math"/>
+              <w:color w:val="525252" w:themeColor="accent3" w:themeShade="80"/>
+            </w:rPr>
+            <m:t>=</m:t>
+          </m:r>
+          <m:r>
+            <w:rPr>
+              <w:rFonts w:ascii="Cambria Math" w:hAnsi="Cambria Math"/>
+              <w:color w:val="525252" w:themeColor="accent3" w:themeShade="80"/>
+            </w:rPr>
+            <m:t xml:space="preserve"> 0.7962 ≈0.8 wie oben</m:t>
+          </m:r>
+        </m:oMath>
+      </m:oMathPara>
+    </w:p>
+    <w:p>
+      <w:pPr>
+        <w:rPr>
+          <w:color w:val="525252" w:themeColor="accent3" w:themeShade="80"/>
+          <w:lang w:val="en-US"/>
+        </w:rPr>
+      </w:pPr>
+    </w:p>
+    <w:p>
+      <w:pPr>
+        <w:rPr>
+          <w:color w:val="525252" w:themeColor="accent3" w:themeShade="80"/>
+        </w:rPr>
+      </w:pPr>
+      <w:r>
+        <w:rPr>
+          <w:color w:val="525252" w:themeColor="accent3" w:themeShade="80"/>
+        </w:rPr>
+        <w:t>Wir können mir dieser Fo</w:t>
+      </w:r>
+      <w:r>
+        <w:rPr>
+          <w:color w:val="525252" w:themeColor="accent3" w:themeShade="80"/>
+        </w:rPr>
+        <w:t xml:space="preserve">rmel also sagen </w:t>
+      </w:r>
+      <w:r>
+        <w:rPr>
+          <w:color w:val="525252" w:themeColor="accent3" w:themeShade="80"/>
+        </w:rPr>
+        <w:t>w</w:t>
+      </w:r>
+      <w:r>
+        <w:rPr>
+          <w:color w:val="525252" w:themeColor="accent3" w:themeShade="80"/>
+        </w:rPr>
+        <w:t xml:space="preserve">egen dem </w:t>
+      </w:r>
+      <w:proofErr w:type="spellStart"/>
+      <w:r>
+        <w:rPr>
+          <w:color w:val="525252" w:themeColor="accent3" w:themeShade="80"/>
+        </w:rPr>
+        <w:t>intercept</w:t>
+      </w:r>
+      <w:proofErr w:type="spellEnd"/>
+      <w:r>
+        <w:rPr>
+          <w:color w:val="525252" w:themeColor="accent3" w:themeShade="80"/>
+        </w:rPr>
+        <w:t xml:space="preserve"> -4.6 und der </w:t>
+      </w:r>
+      <w:proofErr w:type="spellStart"/>
+      <w:r>
+        <w:rPr>
+          <w:color w:val="525252" w:themeColor="accent3" w:themeShade="80"/>
+        </w:rPr>
+        <w:t>max</w:t>
+      </w:r>
+      <w:proofErr w:type="spellEnd"/>
+      <w:r>
+        <w:rPr>
+          <w:color w:val="525252" w:themeColor="accent3" w:themeShade="80"/>
+        </w:rPr>
+        <w:t xml:space="preserve"> </w:t>
+      </w:r>
+      <w:proofErr w:type="spellStart"/>
+      <w:r>
+        <w:rPr>
+          <w:color w:val="525252" w:themeColor="accent3" w:themeShade="80"/>
+        </w:rPr>
+        <w:t>größe</w:t>
+      </w:r>
+      <w:proofErr w:type="spellEnd"/>
+      <w:r>
+        <w:rPr>
+          <w:color w:val="525252" w:themeColor="accent3" w:themeShade="80"/>
+        </w:rPr>
+        <w:t xml:space="preserve"> der Werte, wollen wir diesen p wert</w:t>
+      </w:r>
+      <w:r>
+        <w:rPr>
+          <w:color w:val="525252" w:themeColor="accent3" w:themeShade="80"/>
+        </w:rPr>
+        <w:t xml:space="preserve">. Die </w:t>
+      </w:r>
+      <w:proofErr w:type="spellStart"/>
+      <w:r>
+        <w:rPr>
+          <w:color w:val="525252" w:themeColor="accent3" w:themeShade="80"/>
+        </w:rPr>
+        <w:t>formel</w:t>
+      </w:r>
+      <w:proofErr w:type="spellEnd"/>
+      <w:r>
+        <w:rPr>
+          <w:color w:val="525252" w:themeColor="accent3" w:themeShade="80"/>
+        </w:rPr>
+        <w:t xml:space="preserve"> gibt uns das </w:t>
+      </w:r>
+      <w:proofErr w:type="spellStart"/>
+      <w:r>
+        <w:rPr>
+          <w:color w:val="525252" w:themeColor="accent3" w:themeShade="80"/>
+        </w:rPr>
+        <w:t>max</w:t>
+      </w:r>
+      <w:proofErr w:type="spellEnd"/>
+      <w:r>
+        <w:rPr>
+          <w:color w:val="525252" w:themeColor="accent3" w:themeShade="80"/>
+        </w:rPr>
+        <w:t xml:space="preserve"> </w:t>
+      </w:r>
+      <w:proofErr w:type="spellStart"/>
+      <w:r>
+        <w:rPr>
+          <w:color w:val="525252" w:themeColor="accent3" w:themeShade="80"/>
+        </w:rPr>
+        <w:t>beta</w:t>
+      </w:r>
+      <w:proofErr w:type="spellEnd"/>
+      <w:r>
+        <w:rPr>
+          <w:color w:val="525252" w:themeColor="accent3" w:themeShade="80"/>
+        </w:rPr>
+        <w:t>, das wir setzen sollten.</w:t>
+      </w:r>
+    </w:p>
+    <w:p>
+      <w:pPr>
+        <w:rPr>
+          <w:color w:val="525252" w:themeColor="accent3" w:themeShade="80"/>
+        </w:rPr>
+      </w:pPr>
+      <w:r>
+        <w:rPr>
+          <w:color w:val="525252" w:themeColor="accent3" w:themeShade="80"/>
+        </w:rPr>
+        <w:t>Das gilt für alle Verteilungen, wir müssen nur</w:t>
+      </w:r>
+      <w:r>
+        <w:rPr>
+          <w:color w:val="525252" w:themeColor="accent3" w:themeShade="80"/>
+        </w:rPr>
+        <w:t xml:space="preserve"> </w:t>
+      </w:r>
+      <w:r>
+        <w:rPr>
+          <w:color w:val="525252" w:themeColor="accent3" w:themeShade="80"/>
+        </w:rPr>
+        <w:t>j</w:t>
+      </w:r>
+      <w:r>
+        <w:rPr>
+          <w:color w:val="525252" w:themeColor="accent3" w:themeShade="80"/>
+        </w:rPr>
+        <w:t xml:space="preserve">e nach Verteilung </w:t>
+      </w:r>
+      <w:r>
+        <w:rPr>
+          <w:color w:val="525252" w:themeColor="accent3" w:themeShade="80"/>
+        </w:rPr>
+        <w:t>das</w:t>
+      </w:r>
+      <w:r>
+        <w:rPr>
+          <w:color w:val="525252" w:themeColor="accent3" w:themeShade="80"/>
+        </w:rPr>
+        <w:t xml:space="preserve"> Sigma dann anders setzen.</w:t>
+      </w:r>
+      <w:r>
+        <w:rPr>
+          <w:color w:val="525252" w:themeColor="accent3" w:themeShade="80"/>
+        </w:rPr>
+        <w:t xml:space="preserve"> Bei normal sagt man ja </w:t>
+      </w:r>
+      <m:oMath>
+        <m:r>
+          <w:rPr>
+            <w:rFonts w:ascii="Cambria Math" w:hAnsi="Cambria Math"/>
+            <w:color w:val="525252" w:themeColor="accent3" w:themeShade="80"/>
+          </w:rPr>
+          <m:t>2</m:t>
+        </m:r>
+        <m:r>
+          <w:rPr>
+            <w:rFonts w:ascii="Cambria Math" w:hAnsi="Cambria Math"/>
+            <w:color w:val="525252" w:themeColor="accent3" w:themeShade="80"/>
+            <w:lang w:val="en-US"/>
+          </w:rPr>
+          <m:t>σ</m:t>
+        </m:r>
+      </m:oMath>
+      <w:r>
+        <w:rPr>
+          <w:rFonts w:eastAsiaTheme="minorEastAsia"/>
+          <w:color w:val="525252" w:themeColor="accent3" w:themeShade="80"/>
+        </w:rPr>
+        <w:t xml:space="preserve"> sind ungefähr 95% der We</w:t>
+      </w:r>
+      <w:r>
+        <w:rPr>
+          <w:rFonts w:eastAsiaTheme="minorEastAsia"/>
+          <w:color w:val="525252" w:themeColor="accent3" w:themeShade="80"/>
+        </w:rPr>
+        <w:t>rte, bei anderen Verteilungen halt andere.</w:t>
+      </w:r>
+    </w:p>
+    <w:p>
+      <w:pPr>
+        <w:rPr>
+          <w:color w:val="525252" w:themeColor="accent3" w:themeShade="80"/>
+        </w:rPr>
+      </w:pPr>
+    </w:p>
     <w:p>
       <w:pPr>
         <w:pStyle w:val="berschrift1"/>
@@ -47,12 +1886,9 @@
           <w:lang w:val="en-US" w:eastAsia="en-US"/>
           <w14:ligatures w14:val="standardContextual"/>
         </w:rPr>
-        <w:t>At first glance, with nearly 50,000 observations, a frequentist approach may appear fully sufficient. In a narrow sense, this is true: point estimates will be similar, as the likelihood is strong and largely dominates the posterior. However, frequentist inference stops at a point estimate. Bayesian inference does not. It yields a full posterior distribution, allowing directly interpretable statements such as: with 95% probability, the effect lies within this range. This is substantially more informative and practically useful than a p-value attached to a single estimate.</w:t>
-      </w:r>
-    </w:p>
-    <w:p>
-      <w:pPr>
-        <w:pStyle w:val="StandardWeb"/>
+        <w:t xml:space="preserve">At first glance, with nearly 50,000 observations, a frequentist approach may appear fully sufficient. In a narrow sense, this is true: point estimates will be similar, as the likelihood is strong and largely dominates the posterior. However, frequentist inference stops at a point estimate. Bayesian inference does not. It yields a full posterior distribution, allowing directly </w:t>
+      </w:r>
+      <w:r>
         <w:rPr>
           <w:rFonts w:ascii="Arial" w:eastAsiaTheme="minorHAnsi" w:hAnsi="Arial" w:cstheme="minorBidi"/>
           <w:kern w:val="2"/>
@@ -60,8 +1896,13 @@
           <w:lang w:val="en-US" w:eastAsia="en-US"/>
           <w14:ligatures w14:val="standardContextual"/>
         </w:rPr>
-      </w:pPr>
-      <w:r>
+        <w:lastRenderedPageBreak/>
+        <w:t>interpretable statements such as: with 95% probability, the effect lies within this range. This is substantially more informative and practically useful than a p-value attached to a single estimate.</w:t>
+      </w:r>
+    </w:p>
+    <w:p>
+      <w:pPr>
+        <w:pStyle w:val="StandardWeb"/>
         <w:rPr>
           <w:rFonts w:ascii="Arial" w:eastAsiaTheme="minorHAnsi" w:hAnsi="Arial" w:cstheme="minorBidi"/>
           <w:kern w:val="2"/>
@@ -69,12 +1910,8 @@
           <w:lang w:val="en-US" w:eastAsia="en-US"/>
           <w14:ligatures w14:val="standardContextual"/>
         </w:rPr>
-        <w:t>The distinction becomes critical once the structure of the data is considered. Fifty thousand observations do not imply fifty thousand independent pieces of information. The data are deeply hierarchical: players are nested within teams, actions occur within the same five-minute sections, and information is unevenly distributed across groups. While the referenced paper uses fixed effects with clustered standard errors, this is not equivalent to a hierarchical model. Fixed effects estimate group parameters independently and do not allow for partial pooling. Clustered standard errors only adjust uncertainty; they do not change point estimates and therefore do not correct unstable or extreme group-level effects.</w:t>
-      </w:r>
-    </w:p>
-    <w:p>
-      <w:pPr>
-        <w:pStyle w:val="StandardWeb"/>
+      </w:pPr>
+      <w:r>
         <w:rPr>
           <w:rFonts w:ascii="Arial" w:eastAsiaTheme="minorHAnsi" w:hAnsi="Arial" w:cstheme="minorBidi"/>
           <w:kern w:val="2"/>
@@ -82,8 +1919,12 @@
           <w:lang w:val="en-US" w:eastAsia="en-US"/>
           <w14:ligatures w14:val="standardContextual"/>
         </w:rPr>
-      </w:pPr>
-      <w:r>
+        <w:t>The distinction becomes critical once the structure of the data is considered. Fifty thousand observations do not imply fifty thousand independent pieces of information. The data are deeply hierarchical: players are nested within teams, actions occur within the same five-minute sections, and information is unevenly distributed across groups. While the referenced paper uses fixed effects with clustered standard errors, this is not equivalent to a hierarchical model. Fixed effects estimate group parameters independently and do not allow for partial pooling. Clustered standard errors only adjust uncertainty; they do not change point estimates and therefore do not correct unstable or extreme group-level effects.</w:t>
+      </w:r>
+    </w:p>
+    <w:p>
+      <w:pPr>
+        <w:pStyle w:val="StandardWeb"/>
         <w:rPr>
           <w:rFonts w:ascii="Arial" w:eastAsiaTheme="minorHAnsi" w:hAnsi="Arial" w:cstheme="minorBidi"/>
           <w:kern w:val="2"/>
@@ -91,8 +1932,7 @@
           <w:lang w:val="en-US" w:eastAsia="en-US"/>
           <w14:ligatures w14:val="standardContextual"/>
         </w:rPr>
-        <w:t>Bayesian multilevel models explicitly model this structure. Through partial pooling, estimates are stabilized by borrowing strength across groups, shrinking extreme values</w:t>
-      </w:r>
+      </w:pPr>
       <w:r>
         <w:rPr>
           <w:rFonts w:ascii="Arial" w:eastAsiaTheme="minorHAnsi" w:hAnsi="Arial" w:cstheme="minorBidi"/>
@@ -101,7 +1941,7 @@
           <w:lang w:val="en-US" w:eastAsia="en-US"/>
           <w14:ligatures w14:val="standardContextual"/>
         </w:rPr>
-        <w:t xml:space="preserve">, </w:t>
+        <w:t>Bayesian multilevel models explicitly model this structure. Through partial pooling, estimates are stabilized by borrowing strength across groups, shrinking extreme values</w:t>
       </w:r>
       <w:r>
         <w:rPr>
@@ -111,7 +1951,7 @@
           <w:lang w:val="en-US" w:eastAsia="en-US"/>
           <w14:ligatures w14:val="standardContextual"/>
         </w:rPr>
-        <w:t>especially in sparsely observed groups</w:t>
+        <w:t xml:space="preserve">, </w:t>
       </w:r>
       <w:r>
         <w:rPr>
@@ -121,7 +1961,7 @@
           <w:lang w:val="en-US" w:eastAsia="en-US"/>
           <w14:ligatures w14:val="standardContextual"/>
         </w:rPr>
-        <w:t xml:space="preserve">, </w:t>
+        <w:t>especially in sparsely observed groups</w:t>
       </w:r>
       <w:r>
         <w:rPr>
@@ -131,12 +1971,9 @@
           <w:lang w:val="en-US" w:eastAsia="en-US"/>
           <w14:ligatures w14:val="standardContextual"/>
         </w:rPr>
-        <w:t>and producing uncertainty that reflects both within- and between-group variation. Importantly, this means the estimates themselves change in a principled way, not just their standard errors.</w:t>
-      </w:r>
-    </w:p>
-    <w:p>
-      <w:pPr>
-        <w:pStyle w:val="StandardWeb"/>
+        <w:t xml:space="preserve">, </w:t>
+      </w:r>
+      <w:r>
         <w:rPr>
           <w:rFonts w:ascii="Arial" w:eastAsiaTheme="minorHAnsi" w:hAnsi="Arial" w:cstheme="minorBidi"/>
           <w:kern w:val="2"/>
@@ -144,8 +1981,12 @@
           <w:lang w:val="en-US" w:eastAsia="en-US"/>
           <w14:ligatures w14:val="standardContextual"/>
         </w:rPr>
-      </w:pPr>
-      <w:r>
+        <w:t>and producing uncertainty that reflects both within- and between-group variation. Importantly, this means the estimates themselves change in a principled way, not just their standard errors.</w:t>
+      </w:r>
+    </w:p>
+    <w:p>
+      <w:pPr>
+        <w:pStyle w:val="StandardWeb"/>
         <w:rPr>
           <w:rFonts w:ascii="Arial" w:eastAsiaTheme="minorHAnsi" w:hAnsi="Arial" w:cstheme="minorBidi"/>
           <w:kern w:val="2"/>
@@ -153,8 +1994,7 @@
           <w:lang w:val="en-US" w:eastAsia="en-US"/>
           <w14:ligatures w14:val="standardContextual"/>
         </w:rPr>
-        <w:t>Beyond estimation, Bayesian methods allow direct assessment of generalizability using tools such as LOO cross-validation, enabling systematic comparison of predictive performance across models</w:t>
-      </w:r>
+      </w:pPr>
       <w:r>
         <w:rPr>
           <w:rFonts w:ascii="Arial" w:eastAsiaTheme="minorHAnsi" w:hAnsi="Arial" w:cstheme="minorBidi"/>
@@ -163,7 +2003,7 @@
           <w:lang w:val="en-US" w:eastAsia="en-US"/>
           <w14:ligatures w14:val="standardContextual"/>
         </w:rPr>
-        <w:t xml:space="preserve">, </w:t>
+        <w:t>Beyond estimation, Bayesian methods allow direct assessment of generalizability using tools such as LOO cross-validation, enabling systematic comparison of predictive performance across models</w:t>
       </w:r>
       <w:r>
         <w:rPr>
@@ -173,12 +2013,9 @@
           <w:lang w:val="en-US" w:eastAsia="en-US"/>
           <w14:ligatures w14:val="standardContextual"/>
         </w:rPr>
-        <w:t>something that is not addressed in the frequentist framework used in the paper. Finally, priors and prior predictive checks force explicit modeling assumptions and allow us to assess whether our understanding of the problem is coherent even before observing the data.</w:t>
-      </w:r>
-    </w:p>
-    <w:p>
-      <w:pPr>
-        <w:pStyle w:val="StandardWeb"/>
+        <w:t xml:space="preserve">, </w:t>
+      </w:r>
+      <w:r>
         <w:rPr>
           <w:rFonts w:ascii="Arial" w:eastAsiaTheme="minorHAnsi" w:hAnsi="Arial" w:cstheme="minorBidi"/>
           <w:kern w:val="2"/>
@@ -186,8 +2023,12 @@
           <w:lang w:val="en-US" w:eastAsia="en-US"/>
           <w14:ligatures w14:val="standardContextual"/>
         </w:rPr>
-      </w:pPr>
-      <w:r>
+        <w:t>something that is not addressed in the frequentist framework used in the paper. Finally, priors and prior predictive checks force explicit modeling assumptions and allow us to assess whether our understanding of the problem is coherent even before observing the data.</w:t>
+      </w:r>
+    </w:p>
+    <w:p>
+      <w:pPr>
+        <w:pStyle w:val="StandardWeb"/>
         <w:rPr>
           <w:rFonts w:ascii="Arial" w:eastAsiaTheme="minorHAnsi" w:hAnsi="Arial" w:cstheme="minorBidi"/>
           <w:kern w:val="2"/>
@@ -195,8 +2036,7 @@
           <w:lang w:val="en-US" w:eastAsia="en-US"/>
           <w14:ligatures w14:val="standardContextual"/>
         </w:rPr>
-        <w:t>Bayesian models are computationally more demanding. In return, they provide stabilized estimates, interpretable uncertainty, improved generalization, and greater transparency. With complex, hierarchical data, this is not an unnecessary complication</w:t>
-      </w:r>
+      </w:pPr>
       <w:r>
         <w:rPr>
           <w:rFonts w:ascii="Arial" w:eastAsiaTheme="minorHAnsi" w:hAnsi="Arial" w:cstheme="minorBidi"/>
@@ -205,7 +2045,7 @@
           <w:lang w:val="en-US" w:eastAsia="en-US"/>
           <w14:ligatures w14:val="standardContextual"/>
         </w:rPr>
-        <w:t xml:space="preserve">, </w:t>
+        <w:t>Bayesian models are computationally more demanding. In return, they provide stabilized estimates, interpretable uncertainty, improved generalization, and greater transparency. With complex, hierarchical data, this is not an unnecessary complication</w:t>
       </w:r>
       <w:r>
         <w:rPr>
@@ -215,6 +2055,16 @@
           <w:lang w:val="en-US" w:eastAsia="en-US"/>
           <w14:ligatures w14:val="standardContextual"/>
         </w:rPr>
+        <w:t xml:space="preserve">, </w:t>
+      </w:r>
+      <w:r>
+        <w:rPr>
+          <w:rFonts w:ascii="Arial" w:eastAsiaTheme="minorHAnsi" w:hAnsi="Arial" w:cstheme="minorBidi"/>
+          <w:kern w:val="2"/>
+          <w:sz w:val="22"/>
+          <w:lang w:val="en-US" w:eastAsia="en-US"/>
+          <w14:ligatures w14:val="standardContextual"/>
+        </w:rPr>
         <w:t>it is the approach that matches the structure of the problem.</w:t>
       </w:r>
     </w:p>
@@ -237,8 +2087,9 @@
           <w:lang w:eastAsia="en-US"/>
           <w14:ligatures w14:val="standardContextual"/>
         </w:rPr>
-        <w:t>Dann müssen wir diese di</w:t>
-      </w:r>
+        <w:t xml:space="preserve">Dann müssen wir diese </w:t>
+      </w:r>
+      <w:proofErr w:type="spellStart"/>
       <w:r>
         <w:rPr>
           <w:rFonts w:ascii="Arial" w:eastAsiaTheme="minorHAnsi" w:hAnsi="Arial" w:cstheme="minorBidi"/>
@@ -247,7 +2098,28 @@
           <w:lang w:eastAsia="en-US"/>
           <w14:ligatures w14:val="standardContextual"/>
         </w:rPr>
-        <w:t>nger nutzen</w:t>
+        <w:t>di</w:t>
+      </w:r>
+      <w:r>
+        <w:rPr>
+          <w:rFonts w:ascii="Arial" w:eastAsiaTheme="minorHAnsi" w:hAnsi="Arial" w:cstheme="minorBidi"/>
+          <w:kern w:val="2"/>
+          <w:sz w:val="22"/>
+          <w:lang w:eastAsia="en-US"/>
+          <w14:ligatures w14:val="standardContextual"/>
+        </w:rPr>
+        <w:t>nger</w:t>
+      </w:r>
+      <w:proofErr w:type="spellEnd"/>
+      <w:r>
+        <w:rPr>
+          <w:rFonts w:ascii="Arial" w:eastAsiaTheme="minorHAnsi" w:hAnsi="Arial" w:cstheme="minorBidi"/>
+          <w:kern w:val="2"/>
+          <w:sz w:val="22"/>
+          <w:lang w:eastAsia="en-US"/>
+          <w14:ligatures w14:val="standardContextual"/>
+        </w:rPr>
+        <w:t xml:space="preserve"> nutzen</w:t>
       </w:r>
     </w:p>
     <w:p>
@@ -265,7 +2137,35 @@
         <w:rPr>
           <w:lang w:val="en-US"/>
         </w:rPr>
-        <w:t>Model with partial pooling (hierarcial instead of ficed effects.)</w:t>
+        <w:t>Model with partial pooling (</w:t>
+      </w:r>
+      <w:proofErr w:type="spellStart"/>
+      <w:r>
+        <w:rPr>
+          <w:lang w:val="en-US"/>
+        </w:rPr>
+        <w:t>hierarcial</w:t>
+      </w:r>
+      <w:proofErr w:type="spellEnd"/>
+      <w:r>
+        <w:rPr>
+          <w:lang w:val="en-US"/>
+        </w:rPr>
+        <w:t xml:space="preserve"> instead of </w:t>
+      </w:r>
+      <w:proofErr w:type="spellStart"/>
+      <w:r>
+        <w:rPr>
+          <w:lang w:val="en-US"/>
+        </w:rPr>
+        <w:t>ficed</w:t>
+      </w:r>
+      <w:proofErr w:type="spellEnd"/>
+      <w:r>
+        <w:rPr>
+          <w:lang w:val="en-US"/>
+        </w:rPr>
+        <w:t xml:space="preserve"> effects.)</w:t>
       </w:r>
     </w:p>
     <w:p>
@@ -301,7 +2201,21 @@
         <w:rPr>
           <w:lang w:val="en-US"/>
         </w:rPr>
-        <w:t>Posterior credible interval for “effort” speed coefficient, show its different than 0. Mcmc_areas() plot</w:t>
+        <w:t xml:space="preserve">Posterior credible interval for “effort” speed coefficient, show its different than 0. </w:t>
+      </w:r>
+      <w:proofErr w:type="spellStart"/>
+      <w:r>
+        <w:rPr>
+          <w:lang w:val="en-US"/>
+        </w:rPr>
+        <w:t>Mcmc_areas</w:t>
+      </w:r>
+      <w:proofErr w:type="spellEnd"/>
+      <w:r>
+        <w:rPr>
+          <w:lang w:val="en-US"/>
+        </w:rPr>
+        <w:t>() plot</w:t>
       </w:r>
     </w:p>
     <w:p>
@@ -333,7 +2247,21 @@
         <w:rPr>
           <w:lang w:val="en-US"/>
         </w:rPr>
-        <w:t>How we got the hebrew n</w:t>
+        <w:t xml:space="preserve">How we got the </w:t>
+      </w:r>
+      <w:proofErr w:type="spellStart"/>
+      <w:r>
+        <w:rPr>
+          <w:lang w:val="en-US"/>
+        </w:rPr>
+        <w:t>hebrew</w:t>
+      </w:r>
+      <w:proofErr w:type="spellEnd"/>
+      <w:r>
+        <w:rPr>
+          <w:lang w:val="en-US"/>
+        </w:rPr>
+        <w:t xml:space="preserve"> n</w:t>
       </w:r>
       <w:r>
         <w:rPr>
@@ -370,7 +2298,7 @@
                 <wp:cNvGraphicFramePr/>
                 <a:graphic xmlns:a="http://schemas.openxmlformats.org/drawingml/2006/main">
                   <a:graphicData uri="http://schemas.microsoft.com/office/word/2010/wordprocessingInk">
-                    <w14:contentPart bwMode="auto" r:id="rId5">
+                    <w14:contentPart bwMode="auto" r:id="rId6">
                       <w14:nvContentPartPr>
                         <w14:cNvContentPartPr/>
                       </w14:nvContentPartPr>
@@ -406,13 +2334,13 @@
                 <o:lock v:ext="edit" aspectratio="t"/>
               </v:shapetype>
               <v:shape id="Freihand 4" o:spid="_x0000_s1026" type="#_x0000_t75" style="position:absolute;margin-left:295.6pt;margin-top:378.15pt;width:23.45pt;height:22.75pt;z-index:251659264;visibility:visible;mso-wrap-style:square;mso-wrap-distance-left:9pt;mso-wrap-distance-top:0;mso-wrap-distance-right:9pt;mso-wrap-distance-bottom:0;mso-position-horizontal:absolute;mso-position-horizontal-relative:text;mso-position-vertical:absolute;mso-position-vertical-relative:text" o:gfxdata="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">
-                <v:imagedata r:id="rId6" o:title=""/>
+                <v:imagedata r:id="rId7" o:title=""/>
               </v:shape>
             </w:pict>
           </mc:Fallback>
         </mc:AlternateContent>
       </w:r>
-      <w:hyperlink r:id="rId7" w:anchor="Regular_season_table" w:history="1">
+      <w:hyperlink r:id="rId8" w:anchor="Regular_season_table" w:history="1">
         <w:r>
           <w:rPr>
             <w:rStyle w:val="Hyperlink"/>
@@ -451,12 +2379,14 @@
         </w:rPr>
         <w:t>“</w:t>
       </w:r>
+      <w:proofErr w:type="spellStart"/>
       <w:r>
         <w:rPr>
           <w:lang w:val="en-US"/>
         </w:rPr>
         <w:t>team_rank</w:t>
       </w:r>
+      <w:proofErr w:type="spellEnd"/>
       <w:r>
         <w:rPr>
           <w:lang w:val="en-US"/>
@@ -523,7 +2453,7 @@
                     </pic:cNvPicPr>
                   </pic:nvPicPr>
                   <pic:blipFill>
-                    <a:blip r:embed="rId8">
+                    <a:blip r:embed="rId9">
                       <a:extLst>
                         <a:ext uri="{28A0092B-C50C-407E-A947-70E740481C1C}">
                           <a14:useLocalDpi xmlns:a14="http://schemas.microsoft.com/office/drawing/2010/main" val="0"/>
@@ -577,7 +2507,7 @@
                     </pic:cNvPicPr>
                   </pic:nvPicPr>
                   <pic:blipFill>
-                    <a:blip r:embed="rId9">
+                    <a:blip r:embed="rId10">
                       <a:extLst>
                         <a:ext uri="{28A0092B-C50C-407E-A947-70E740481C1C}">
                           <a14:useLocalDpi xmlns:a14="http://schemas.microsoft.com/office/drawing/2010/main" val="0"/>
@@ -992,9 +2922,27 @@
           <w:lang w:val="en-US"/>
         </w:rPr>
       </w:pPr>
-      <w:r>
-        <w:t>Summarize results and conclude</w:t>
-      </w:r>
+      <w:proofErr w:type="spellStart"/>
+      <w:r>
+        <w:t>Summarize</w:t>
+      </w:r>
+      <w:proofErr w:type="spellEnd"/>
+      <w:r>
+        <w:t xml:space="preserve"> </w:t>
+      </w:r>
+      <w:proofErr w:type="spellStart"/>
+      <w:r>
+        <w:t>results</w:t>
+      </w:r>
+      <w:proofErr w:type="spellEnd"/>
+      <w:r>
+        <w:t xml:space="preserve"> and </w:t>
+      </w:r>
+      <w:proofErr w:type="spellStart"/>
+      <w:r>
+        <w:t>conclude</w:t>
+      </w:r>
+      <w:proofErr w:type="spellEnd"/>
     </w:p>
     <w:sectPr>
       <w:pgSz w:w="11906" w:h="16838"/>
@@ -1849,6 +3797,7 @@
   <w:style w:type="character" w:default="1" w:styleId="Absatz-Standardschriftart">
     <w:name w:val="Default Paragraph Font"/>
     <w:uiPriority w:val="1"/>
+    <w:semiHidden/>
     <w:unhideWhenUsed/>
   </w:style>
   <w:style w:type="table" w:default="1" w:styleId="NormaleTabelle">
@@ -2192,6 +4141,16 @@
       <w14:ligatures w14:val="none"/>
     </w:rPr>
   </w:style>
+  <w:style w:type="character" w:styleId="Platzhaltertext">
+    <w:name w:val="Placeholder Text"/>
+    <w:basedOn w:val="Absatz-Standardschriftart"/>
+    <w:uiPriority w:val="99"/>
+    <w:semiHidden/>
+    <w:rsid w:val="00944AD0"/>
+    <w:rPr>
+      <w:color w:val="666666"/>
+    </w:rPr>
+  </w:style>
 </w:styles>
 </file>
 

--- a/Report Word Version.docx
+++ b/Report Word Version.docx
@@ -7,6 +7,3960 @@
         <w:pStyle w:val="berschrift1"/>
       </w:pPr>
       <w:r>
+        <w:t xml:space="preserve">Prior </w:t>
+      </w:r>
+      <w:proofErr w:type="spellStart"/>
+      <w:r>
+        <w:t>reasoning</w:t>
+      </w:r>
+      <w:proofErr w:type="spellEnd"/>
+    </w:p>
+    <w:p>
+      <w:pPr>
+        <w:rPr>
+          <w:u w:val="single"/>
+        </w:rPr>
+      </w:pPr>
+    </w:p>
+    <w:p>
+      <w:pPr>
+        <w:rPr>
+          <w:u w:val="single"/>
+          <w:lang w:val="en-US"/>
+        </w:rPr>
+      </w:pPr>
+      <w:r>
+        <w:rPr>
+          <w:u w:val="single"/>
+          <w:lang w:val="en-US"/>
+        </w:rPr>
+        <w:t>Column 1</w:t>
+      </w:r>
+    </w:p>
+    <w:p>
+      <w:pPr>
+        <w:rPr>
+          <w:lang w:val="en-US"/>
+        </w:rPr>
+      </w:pPr>
+      <w:r>
+        <w:rPr>
+          <w:lang w:val="en-US"/>
+        </w:rPr>
+        <w:t xml:space="preserve"># default for all coefficients </w:t>
+      </w:r>
+      <w:r>
+        <w:rPr>
+          <w:lang w:val="en-US"/>
+        </w:rPr>
+        <w:t>(no change)</w:t>
+      </w:r>
+    </w:p>
+    <w:p>
+      <w:pPr>
+        <w:rPr>
+          <w:i/>
+          <w:iCs/>
+          <w:lang w:val="en-US"/>
+        </w:rPr>
+      </w:pPr>
+      <w:proofErr w:type="spellStart"/>
+      <w:r>
+        <w:rPr>
+          <w:i/>
+          <w:iCs/>
+          <w:lang w:val="en-US"/>
+        </w:rPr>
+        <w:t>set_</w:t>
+      </w:r>
+      <w:proofErr w:type="gramStart"/>
+      <w:r>
+        <w:rPr>
+          <w:i/>
+          <w:iCs/>
+          <w:lang w:val="en-US"/>
+        </w:rPr>
+        <w:t>prior</w:t>
+      </w:r>
+      <w:proofErr w:type="spellEnd"/>
+      <w:r>
+        <w:rPr>
+          <w:i/>
+          <w:iCs/>
+          <w:lang w:val="en-US"/>
+        </w:rPr>
+        <w:t>(</w:t>
+      </w:r>
+      <w:proofErr w:type="gramEnd"/>
+      <w:r>
+        <w:rPr>
+          <w:i/>
+          <w:iCs/>
+          <w:lang w:val="en-US"/>
+        </w:rPr>
+        <w:t>"</w:t>
+      </w:r>
+      <w:proofErr w:type="gramStart"/>
+      <w:r>
+        <w:rPr>
+          <w:i/>
+          <w:iCs/>
+          <w:lang w:val="en-US"/>
+        </w:rPr>
+        <w:t>normal(</w:t>
+      </w:r>
+      <w:proofErr w:type="gramEnd"/>
+      <w:r>
+        <w:rPr>
+          <w:i/>
+          <w:iCs/>
+          <w:lang w:val="en-US"/>
+        </w:rPr>
+        <w:t>0, 0.</w:t>
+      </w:r>
+      <w:r>
+        <w:rPr>
+          <w:i/>
+          <w:iCs/>
+          <w:lang w:val="en-US"/>
+        </w:rPr>
+        <w:t>4</w:t>
+      </w:r>
+      <w:r>
+        <w:rPr>
+          <w:i/>
+          <w:iCs/>
+          <w:lang w:val="en-US"/>
+        </w:rPr>
+        <w:t>)</w:t>
+      </w:r>
+      <w:proofErr w:type="gramStart"/>
+      <w:r>
+        <w:rPr>
+          <w:i/>
+          <w:iCs/>
+          <w:lang w:val="en-US"/>
+        </w:rPr>
+        <w:t xml:space="preserve">",   </w:t>
+      </w:r>
+      <w:proofErr w:type="gramEnd"/>
+      <w:r>
+        <w:rPr>
+          <w:i/>
+          <w:iCs/>
+          <w:lang w:val="en-US"/>
+        </w:rPr>
+        <w:t>class = "b")</w:t>
+      </w:r>
+    </w:p>
+    <w:p>
+      <w:pPr>
+        <w:rPr>
+          <w:lang w:val="en-US"/>
+        </w:rPr>
+      </w:pPr>
+      <w:r>
+        <w:rPr>
+          <w:lang w:val="en-US"/>
+        </w:rPr>
+        <w:t>We are saying that each dummy changes the probability to score</w:t>
+      </w:r>
+      <w:r>
+        <w:rPr>
+          <w:lang w:val="en-US"/>
+        </w:rPr>
+        <w:t xml:space="preserve"> a goal</w:t>
+      </w:r>
+      <w:r>
+        <w:rPr>
+          <w:lang w:val="en-US"/>
+        </w:rPr>
+        <w:t xml:space="preserve"> to </w:t>
+      </w:r>
+      <w:r>
+        <w:rPr>
+          <w:lang w:val="en-US"/>
+        </w:rPr>
+        <w:t xml:space="preserve">be </w:t>
+      </w:r>
+      <w:r>
+        <w:rPr>
+          <w:lang w:val="en-US"/>
+        </w:rPr>
+        <w:t>between 0.</w:t>
+      </w:r>
+      <w:r>
+        <w:rPr>
+          <w:lang w:val="en-US"/>
+        </w:rPr>
+        <w:t>45</w:t>
+      </w:r>
+      <w:r>
+        <w:rPr>
+          <w:lang w:val="en-US"/>
+        </w:rPr>
+        <w:t xml:space="preserve">% </w:t>
+      </w:r>
+      <w:r>
+        <w:rPr>
+          <w:lang w:val="en-US"/>
+        </w:rPr>
+        <w:t>and</w:t>
+      </w:r>
+      <w:r>
+        <w:rPr>
+          <w:lang w:val="en-US"/>
+        </w:rPr>
+        <w:t xml:space="preserve"> </w:t>
+      </w:r>
+      <w:r>
+        <w:rPr>
+          <w:lang w:val="en-US"/>
+        </w:rPr>
+        <w:t>2.18</w:t>
+      </w:r>
+      <w:r>
+        <w:rPr>
+          <w:lang w:val="en-US"/>
+        </w:rPr>
+        <w:t>%.</w:t>
+      </w:r>
+    </w:p>
+    <w:p>
+      <w:pPr>
+        <w:rPr>
+          <w:lang w:val="en-US"/>
+        </w:rPr>
+      </w:pPr>
+      <w:r>
+        <w:rPr>
+          <w:lang w:val="en-US"/>
+        </w:rPr>
+        <w:t xml:space="preserve"># Speed </w:t>
+      </w:r>
+      <w:r>
+        <w:rPr>
+          <w:color w:val="C00000"/>
+          <w:lang w:val="en-US"/>
+        </w:rPr>
+        <w:t>(reduced effect to adjust for it having 12 units)</w:t>
+      </w:r>
+    </w:p>
+    <w:p>
+      <w:pPr>
+        <w:rPr>
+          <w:i/>
+          <w:iCs/>
+          <w:lang w:val="en-US"/>
+        </w:rPr>
+      </w:pPr>
+      <w:proofErr w:type="spellStart"/>
+      <w:r>
+        <w:rPr>
+          <w:i/>
+          <w:iCs/>
+          <w:lang w:val="en-US"/>
+        </w:rPr>
+        <w:t>set_</w:t>
+      </w:r>
+      <w:proofErr w:type="gramStart"/>
+      <w:r>
+        <w:rPr>
+          <w:i/>
+          <w:iCs/>
+          <w:lang w:val="en-US"/>
+        </w:rPr>
+        <w:t>prior</w:t>
+      </w:r>
+      <w:proofErr w:type="spellEnd"/>
+      <w:r>
+        <w:rPr>
+          <w:i/>
+          <w:iCs/>
+          <w:lang w:val="en-US"/>
+        </w:rPr>
+        <w:t>(</w:t>
+      </w:r>
+      <w:proofErr w:type="gramEnd"/>
+      <w:r>
+        <w:rPr>
+          <w:i/>
+          <w:iCs/>
+          <w:lang w:val="en-US"/>
+        </w:rPr>
+        <w:t>"</w:t>
+      </w:r>
+      <w:proofErr w:type="gramStart"/>
+      <w:r>
+        <w:rPr>
+          <w:i/>
+          <w:iCs/>
+          <w:lang w:val="en-US"/>
+        </w:rPr>
+        <w:t>normal(</w:t>
+      </w:r>
+      <w:proofErr w:type="gramEnd"/>
+      <w:r>
+        <w:rPr>
+          <w:i/>
+          <w:iCs/>
+          <w:lang w:val="en-US"/>
+        </w:rPr>
+        <w:t xml:space="preserve">0, 0.08)", class = "b", </w:t>
+      </w:r>
+      <w:proofErr w:type="spellStart"/>
+      <w:r>
+        <w:rPr>
+          <w:i/>
+          <w:iCs/>
+          <w:lang w:val="en-US"/>
+        </w:rPr>
+        <w:t>coef</w:t>
+      </w:r>
+      <w:proofErr w:type="spellEnd"/>
+      <w:r>
+        <w:rPr>
+          <w:i/>
+          <w:iCs/>
+          <w:lang w:val="en-US"/>
+        </w:rPr>
+        <w:t xml:space="preserve"> = "</w:t>
+      </w:r>
+      <w:proofErr w:type="spellStart"/>
+      <w:r>
+        <w:rPr>
+          <w:i/>
+          <w:iCs/>
+          <w:lang w:val="en-US"/>
+        </w:rPr>
+        <w:t>plaavspeed_c</w:t>
+      </w:r>
+      <w:proofErr w:type="spellEnd"/>
+      <w:r>
+        <w:rPr>
+          <w:i/>
+          <w:iCs/>
+          <w:lang w:val="en-US"/>
+        </w:rPr>
+        <w:t>")</w:t>
+      </w:r>
+    </w:p>
+    <w:p>
+      <w:pPr>
+        <w:rPr>
+          <w:lang w:val="en-US"/>
+        </w:rPr>
+      </w:pPr>
+      <w:r>
+        <w:rPr>
+          <w:lang w:val="en-US"/>
+        </w:rPr>
+        <w:t xml:space="preserve">We are saying that running at top speed 12km/h changes the probability to score compared to 0km/h </w:t>
+      </w:r>
+      <w:r>
+        <w:rPr>
+          <w:lang w:val="en-US"/>
+        </w:rPr>
+        <w:t xml:space="preserve">to be </w:t>
+      </w:r>
+      <w:r>
+        <w:rPr>
+          <w:lang w:val="en-US"/>
+        </w:rPr>
+        <w:t>between 0.1% to 6.4%.</w:t>
+      </w:r>
+    </w:p>
+    <w:p>
+      <w:pPr>
+        <w:rPr>
+          <w:lang w:val="en-US"/>
+        </w:rPr>
+      </w:pPr>
+    </w:p>
+    <w:p>
+      <w:pPr>
+        <w:jc w:val="center"/>
+        <w:rPr>
+          <w:lang w:val="en-US"/>
+        </w:rPr>
+      </w:pPr>
+      <w:r>
+        <w:rPr>
+          <w:noProof/>
+          <w:lang w:val="en-US"/>
+        </w:rPr>
+        <w:drawing>
+          <wp:inline distT="0" distB="0" distL="0" distR="0" wp14:anchorId="70214581" wp14:editId="13382442">
+            <wp:extent cx="4595263" cy="2839216"/>
+            <wp:effectExtent l="0" t="0" r="0" b="0"/>
+            <wp:docPr id="264032073" name="Grafik 5"/>
+            <wp:cNvGraphicFramePr>
+              <a:graphicFrameLocks xmlns:a="http://schemas.openxmlformats.org/drawingml/2006/main" noChangeAspect="1"/>
+            </wp:cNvGraphicFramePr>
+            <a:graphic xmlns:a="http://schemas.openxmlformats.org/drawingml/2006/main">
+              <a:graphicData uri="http://schemas.openxmlformats.org/drawingml/2006/picture">
+                <pic:pic xmlns:pic="http://schemas.openxmlformats.org/drawingml/2006/picture">
+                  <pic:nvPicPr>
+                    <pic:cNvPr id="0" name="Picture 5"/>
+                    <pic:cNvPicPr>
+                      <a:picLocks noChangeAspect="1" noChangeArrowheads="1"/>
+                    </pic:cNvPicPr>
+                  </pic:nvPicPr>
+                  <pic:blipFill>
+                    <a:blip r:embed="rId5" cstate="print">
+                      <a:extLst>
+                        <a:ext uri="{28A0092B-C50C-407E-A947-70E740481C1C}">
+                          <a14:useLocalDpi xmlns:a14="http://schemas.microsoft.com/office/drawing/2010/main" val="0"/>
+                        </a:ext>
+                      </a:extLst>
+                    </a:blip>
+                    <a:srcRect/>
+                    <a:stretch>
+                      <a:fillRect/>
+                    </a:stretch>
+                  </pic:blipFill>
+                  <pic:spPr bwMode="auto">
+                    <a:xfrm>
+                      <a:off x="0" y="0"/>
+                      <a:ext cx="4651527" cy="2873979"/>
+                    </a:xfrm>
+                    <a:prstGeom prst="rect">
+                      <a:avLst/>
+                    </a:prstGeom>
+                    <a:noFill/>
+                  </pic:spPr>
+                </pic:pic>
+              </a:graphicData>
+            </a:graphic>
+          </wp:inline>
+        </w:drawing>
+      </w:r>
+    </w:p>
+    <w:p>
+      <w:pPr>
+        <w:rPr>
+          <w:lang w:val="en-US"/>
+        </w:rPr>
+      </w:pPr>
+      <w:r>
+        <w:rPr>
+          <w:lang w:val="en-US"/>
+        </w:rPr>
+        <w:t xml:space="preserve">Prior only </w:t>
+      </w:r>
+      <w:proofErr w:type="spellStart"/>
+      <w:r>
+        <w:rPr>
+          <w:lang w:val="en-US"/>
+        </w:rPr>
+        <w:t>pp_check</w:t>
+      </w:r>
+      <w:proofErr w:type="spellEnd"/>
+      <w:r>
+        <w:rPr>
+          <w:lang w:val="en-US"/>
+        </w:rPr>
+        <w:t xml:space="preserve"> von column 1. </w:t>
+      </w:r>
+      <w:r>
+        <w:rPr>
+          <w:lang w:val="en-US"/>
+        </w:rPr>
+        <w:t xml:space="preserve">Looks good, some lines predict less goals, some predict more </w:t>
+      </w:r>
+      <w:r>
+        <w:rPr>
+          <w:lang w:val="en-US"/>
+        </w:rPr>
+        <w:t xml:space="preserve">goals. </w:t>
+      </w:r>
+      <w:r>
+        <w:rPr>
+          <w:lang w:val="en-US"/>
+        </w:rPr>
+        <w:t xml:space="preserve">The black line is in the middle of our </w:t>
+      </w:r>
+      <w:proofErr w:type="gramStart"/>
+      <w:r>
+        <w:rPr>
+          <w:lang w:val="en-US"/>
+        </w:rPr>
+        <w:t>priors</w:t>
+      </w:r>
+      <w:proofErr w:type="gramEnd"/>
+      <w:r>
+        <w:rPr>
+          <w:lang w:val="en-US"/>
+        </w:rPr>
+        <w:t xml:space="preserve">, so know general trend of it being above or below black. </w:t>
+      </w:r>
+    </w:p>
+    <w:p>
+      <w:pPr>
+        <w:rPr>
+          <w:lang w:val="en-US"/>
+        </w:rPr>
+      </w:pPr>
+    </w:p>
+    <w:p>
+      <w:pPr>
+        <w:rPr>
+          <w:u w:val="single"/>
+          <w:lang w:val="en-US"/>
+        </w:rPr>
+      </w:pPr>
+      <w:r>
+        <w:rPr>
+          <w:u w:val="single"/>
+          <w:lang w:val="en-US"/>
+        </w:rPr>
+        <w:t xml:space="preserve">Column </w:t>
+      </w:r>
+      <w:r>
+        <w:rPr>
+          <w:u w:val="single"/>
+          <w:lang w:val="en-US"/>
+        </w:rPr>
+        <w:t>2</w:t>
+      </w:r>
+    </w:p>
+    <w:p>
+      <w:pPr>
+        <w:rPr>
+          <w:lang w:val="en-US"/>
+        </w:rPr>
+      </w:pPr>
+      <w:r>
+        <w:rPr>
+          <w:lang w:val="en-US"/>
+        </w:rPr>
+        <w:t>Alt:</w:t>
+      </w:r>
+    </w:p>
+    <w:p>
+      <w:pPr>
+        <w:rPr>
+          <w:lang w:val="en-US"/>
+        </w:rPr>
+      </w:pPr>
+      <w:r>
+        <w:rPr>
+          <w:noProof/>
+          <w:lang w:val="en-US"/>
+        </w:rPr>
+        <w:lastRenderedPageBreak/>
+        <w:drawing>
+          <wp:inline distT="0" distB="0" distL="0" distR="0" wp14:anchorId="4D21A54A" wp14:editId="1838D68A">
+            <wp:extent cx="4278607" cy="2643568"/>
+            <wp:effectExtent l="0" t="0" r="8255" b="4445"/>
+            <wp:docPr id="878801665" name="Grafik 6"/>
+            <wp:cNvGraphicFramePr>
+              <a:graphicFrameLocks xmlns:a="http://schemas.openxmlformats.org/drawingml/2006/main" noChangeAspect="1"/>
+            </wp:cNvGraphicFramePr>
+            <a:graphic xmlns:a="http://schemas.openxmlformats.org/drawingml/2006/main">
+              <a:graphicData uri="http://schemas.openxmlformats.org/drawingml/2006/picture">
+                <pic:pic xmlns:pic="http://schemas.openxmlformats.org/drawingml/2006/picture">
+                  <pic:nvPicPr>
+                    <pic:cNvPr id="0" name="Picture 6"/>
+                    <pic:cNvPicPr>
+                      <a:picLocks noChangeAspect="1" noChangeArrowheads="1"/>
+                    </pic:cNvPicPr>
+                  </pic:nvPicPr>
+                  <pic:blipFill>
+                    <a:blip r:embed="rId6" cstate="print">
+                      <a:extLst>
+                        <a:ext uri="{28A0092B-C50C-407E-A947-70E740481C1C}">
+                          <a14:useLocalDpi xmlns:a14="http://schemas.microsoft.com/office/drawing/2010/main" val="0"/>
+                        </a:ext>
+                      </a:extLst>
+                    </a:blip>
+                    <a:srcRect/>
+                    <a:stretch>
+                      <a:fillRect/>
+                    </a:stretch>
+                  </pic:blipFill>
+                  <pic:spPr bwMode="auto">
+                    <a:xfrm>
+                      <a:off x="0" y="0"/>
+                      <a:ext cx="4315977" cy="2666658"/>
+                    </a:xfrm>
+                    <a:prstGeom prst="rect">
+                      <a:avLst/>
+                    </a:prstGeom>
+                    <a:noFill/>
+                  </pic:spPr>
+                </pic:pic>
+              </a:graphicData>
+            </a:graphic>
+          </wp:inline>
+        </w:drawing>
+      </w:r>
+    </w:p>
+    <w:p>
+      <w:r>
+        <w:t>Irgendwas stimmt hier nicht. E</w:t>
+      </w:r>
+      <w:r>
+        <w:t>s wird viel zu oft Goal geschätzt und zu selten 0.</w:t>
+      </w:r>
+      <w:r>
+        <w:t xml:space="preserve"> </w:t>
+      </w:r>
+      <w:r>
+        <w:t>Sieht für mic</w:t>
+      </w:r>
+      <w:r>
+        <w:t>h</w:t>
+      </w:r>
+      <w:r>
+        <w:t xml:space="preserve"> aus wie 50/50</w:t>
+      </w:r>
+      <w:r>
+        <w:t xml:space="preserve"> Chance d</w:t>
+      </w:r>
+      <w:r>
+        <w:t xml:space="preserve">iese </w:t>
+      </w:r>
+      <w:proofErr w:type="spellStart"/>
+      <w:r>
+        <w:t>priors</w:t>
+      </w:r>
+      <w:proofErr w:type="spellEnd"/>
+      <w:r>
+        <w:t xml:space="preserve"> sind</w:t>
+      </w:r>
+      <w:r>
+        <w:t xml:space="preserve"> </w:t>
+      </w:r>
+      <w:r>
+        <w:t xml:space="preserve">zu </w:t>
+      </w:r>
+      <w:proofErr w:type="spellStart"/>
+      <w:r>
+        <w:t>w</w:t>
+      </w:r>
+      <w:r>
+        <w:t>ide</w:t>
+      </w:r>
+      <w:proofErr w:type="spellEnd"/>
+      <w:r>
+        <w:t>.</w:t>
+      </w:r>
+    </w:p>
+    <w:p/>
+    <w:p>
+      <w:pPr>
+        <w:rPr>
+          <w:lang w:val="en-US"/>
+        </w:rPr>
+      </w:pPr>
+      <w:r>
+        <w:rPr>
+          <w:lang w:val="en-US"/>
+        </w:rPr>
+        <w:t xml:space="preserve"># </w:t>
+      </w:r>
+      <w:proofErr w:type="spellStart"/>
+      <w:r>
+        <w:rPr>
+          <w:lang w:val="en-US"/>
+        </w:rPr>
+        <w:t>dhomegame</w:t>
+      </w:r>
+      <w:proofErr w:type="spellEnd"/>
+      <w:r>
+        <w:rPr>
+          <w:lang w:val="en-US"/>
+        </w:rPr>
+        <w:t xml:space="preserve"> is binary </w:t>
+      </w:r>
+      <w:r>
+        <w:rPr>
+          <w:lang w:val="en-US"/>
+        </w:rPr>
+        <w:t xml:space="preserve">for if it is a </w:t>
+      </w:r>
+      <w:proofErr w:type="spellStart"/>
+      <w:r>
+        <w:rPr>
+          <w:lang w:val="en-US"/>
+        </w:rPr>
+        <w:t>homegame</w:t>
+      </w:r>
+      <w:proofErr w:type="spellEnd"/>
+    </w:p>
+    <w:p>
+      <w:pPr>
+        <w:rPr>
+          <w:i/>
+          <w:iCs/>
+          <w:lang w:val="en-US"/>
+        </w:rPr>
+      </w:pPr>
+      <w:proofErr w:type="spellStart"/>
+      <w:r>
+        <w:rPr>
+          <w:i/>
+          <w:iCs/>
+          <w:lang w:val="en-US"/>
+        </w:rPr>
+        <w:t>set_</w:t>
+      </w:r>
+      <w:proofErr w:type="gramStart"/>
+      <w:r>
+        <w:rPr>
+          <w:i/>
+          <w:iCs/>
+          <w:lang w:val="en-US"/>
+        </w:rPr>
+        <w:t>prior</w:t>
+      </w:r>
+      <w:proofErr w:type="spellEnd"/>
+      <w:r>
+        <w:rPr>
+          <w:i/>
+          <w:iCs/>
+          <w:lang w:val="en-US"/>
+        </w:rPr>
+        <w:t>(</w:t>
+      </w:r>
+      <w:proofErr w:type="gramEnd"/>
+      <w:r>
+        <w:rPr>
+          <w:i/>
+          <w:iCs/>
+          <w:lang w:val="en-US"/>
+        </w:rPr>
+        <w:t>"</w:t>
+      </w:r>
+      <w:proofErr w:type="gramStart"/>
+      <w:r>
+        <w:rPr>
+          <w:i/>
+          <w:iCs/>
+          <w:lang w:val="en-US"/>
+        </w:rPr>
+        <w:t>normal(</w:t>
+      </w:r>
+      <w:proofErr w:type="gramEnd"/>
+      <w:r>
+        <w:rPr>
+          <w:i/>
+          <w:iCs/>
+          <w:lang w:val="en-US"/>
+        </w:rPr>
+        <w:t xml:space="preserve">0, 0.4)", class = "b", </w:t>
+      </w:r>
+      <w:proofErr w:type="spellStart"/>
+      <w:r>
+        <w:rPr>
+          <w:i/>
+          <w:iCs/>
+          <w:lang w:val="en-US"/>
+        </w:rPr>
+        <w:t>coef</w:t>
+      </w:r>
+      <w:proofErr w:type="spellEnd"/>
+      <w:r>
+        <w:rPr>
+          <w:i/>
+          <w:iCs/>
+          <w:lang w:val="en-US"/>
+        </w:rPr>
+        <w:t xml:space="preserve"> = "</w:t>
+      </w:r>
+      <w:proofErr w:type="spellStart"/>
+      <w:r>
+        <w:rPr>
+          <w:i/>
+          <w:iCs/>
+          <w:lang w:val="en-US"/>
+        </w:rPr>
+        <w:t>dhomegame</w:t>
+      </w:r>
+      <w:proofErr w:type="spellEnd"/>
+      <w:r>
+        <w:rPr>
+          <w:i/>
+          <w:iCs/>
+          <w:lang w:val="en-US"/>
+        </w:rPr>
+        <w:t>")</w:t>
+      </w:r>
+    </w:p>
+    <w:p>
+      <w:pPr>
+        <w:rPr>
+          <w:lang w:val="en-US"/>
+        </w:rPr>
+      </w:pPr>
+      <w:r>
+        <w:rPr>
+          <w:lang w:val="en-US"/>
+        </w:rPr>
+        <w:t xml:space="preserve">We are saying that </w:t>
+      </w:r>
+      <w:r>
+        <w:rPr>
+          <w:lang w:val="en-US"/>
+        </w:rPr>
+        <w:t>playing at home</w:t>
+      </w:r>
+      <w:r>
+        <w:rPr>
+          <w:lang w:val="en-US"/>
+        </w:rPr>
+        <w:t xml:space="preserve"> changes the probability to score to between (</w:t>
+      </w:r>
+      <w:proofErr w:type="gramStart"/>
+      <w:r>
+        <w:rPr>
+          <w:lang w:val="en-US"/>
+        </w:rPr>
+        <w:t>0.0045 ;</w:t>
+      </w:r>
+      <w:proofErr w:type="gramEnd"/>
+      <w:r>
+        <w:rPr>
+          <w:lang w:val="en-US"/>
+        </w:rPr>
+        <w:t xml:space="preserve"> 0.0218) so 0.45% to 2.18%.</w:t>
+      </w:r>
+    </w:p>
+    <w:p>
+      <w:pPr>
+        <w:rPr>
+          <w:lang w:val="en-US"/>
+        </w:rPr>
+      </w:pPr>
+    </w:p>
+    <w:p>
+      <w:pPr>
+        <w:rPr>
+          <w:lang w:val="en-US"/>
+        </w:rPr>
+      </w:pPr>
+      <w:r>
+        <w:rPr>
+          <w:lang w:val="en-US"/>
+        </w:rPr>
+        <w:t xml:space="preserve"># </w:t>
+      </w:r>
+      <w:proofErr w:type="spellStart"/>
+      <w:r>
+        <w:rPr>
+          <w:lang w:val="en-US"/>
+        </w:rPr>
+        <w:t>rankgap</w:t>
+      </w:r>
+      <w:proofErr w:type="spellEnd"/>
+      <w:r>
+        <w:rPr>
+          <w:lang w:val="en-US"/>
+        </w:rPr>
+        <w:t xml:space="preserve">, goes from -13 to 13 </w:t>
+      </w:r>
+      <w:r>
+        <w:rPr>
+          <w:color w:val="C00000"/>
+          <w:lang w:val="en-US"/>
+        </w:rPr>
+        <w:t xml:space="preserve">(reduced effect to adjust for it having </w:t>
+      </w:r>
+      <w:r>
+        <w:rPr>
+          <w:color w:val="C00000"/>
+          <w:lang w:val="en-US"/>
+        </w:rPr>
+        <w:t>26</w:t>
+      </w:r>
+      <w:r>
+        <w:rPr>
+          <w:color w:val="C00000"/>
+          <w:lang w:val="en-US"/>
+        </w:rPr>
+        <w:t xml:space="preserve"> units)</w:t>
+      </w:r>
+    </w:p>
+    <w:p>
+      <w:pPr>
+        <w:rPr>
+          <w:i/>
+          <w:iCs/>
+          <w:lang w:val="en-US"/>
+        </w:rPr>
+      </w:pPr>
+      <w:proofErr w:type="spellStart"/>
+      <w:r>
+        <w:rPr>
+          <w:i/>
+          <w:iCs/>
+          <w:lang w:val="en-US"/>
+        </w:rPr>
+        <w:t>set_</w:t>
+      </w:r>
+      <w:proofErr w:type="gramStart"/>
+      <w:r>
+        <w:rPr>
+          <w:i/>
+          <w:iCs/>
+          <w:lang w:val="en-US"/>
+        </w:rPr>
+        <w:t>prior</w:t>
+      </w:r>
+      <w:proofErr w:type="spellEnd"/>
+      <w:r>
+        <w:rPr>
+          <w:i/>
+          <w:iCs/>
+          <w:lang w:val="en-US"/>
+        </w:rPr>
+        <w:t>(</w:t>
+      </w:r>
+      <w:proofErr w:type="gramEnd"/>
+      <w:r>
+        <w:rPr>
+          <w:i/>
+          <w:iCs/>
+          <w:lang w:val="en-US"/>
+        </w:rPr>
+        <w:t>"</w:t>
+      </w:r>
+      <w:proofErr w:type="gramStart"/>
+      <w:r>
+        <w:rPr>
+          <w:i/>
+          <w:iCs/>
+          <w:lang w:val="en-US"/>
+        </w:rPr>
+        <w:t>normal(</w:t>
+      </w:r>
+      <w:proofErr w:type="gramEnd"/>
+      <w:r>
+        <w:rPr>
+          <w:i/>
+          <w:iCs/>
+          <w:lang w:val="en-US"/>
+        </w:rPr>
+        <w:t xml:space="preserve">0, 0.045)", class = "b", </w:t>
+      </w:r>
+      <w:proofErr w:type="spellStart"/>
+      <w:r>
+        <w:rPr>
+          <w:i/>
+          <w:iCs/>
+          <w:lang w:val="en-US"/>
+        </w:rPr>
+        <w:t>coef</w:t>
+      </w:r>
+      <w:proofErr w:type="spellEnd"/>
+      <w:r>
+        <w:rPr>
+          <w:i/>
+          <w:iCs/>
+          <w:lang w:val="en-US"/>
+        </w:rPr>
+        <w:t xml:space="preserve"> = "</w:t>
+      </w:r>
+      <w:proofErr w:type="spellStart"/>
+      <w:r>
+        <w:rPr>
+          <w:i/>
+          <w:iCs/>
+          <w:lang w:val="en-US"/>
+        </w:rPr>
+        <w:t>rank_gap_c</w:t>
+      </w:r>
+      <w:proofErr w:type="spellEnd"/>
+      <w:r>
+        <w:rPr>
+          <w:i/>
+          <w:iCs/>
+          <w:lang w:val="en-US"/>
+        </w:rPr>
+        <w:t>"),</w:t>
+      </w:r>
+    </w:p>
+    <w:p>
+      <w:pPr>
+        <w:rPr>
+          <w:lang w:val="en-US"/>
+        </w:rPr>
+      </w:pPr>
+      <w:r>
+        <w:rPr>
+          <w:lang w:val="en-US"/>
+        </w:rPr>
+        <w:t xml:space="preserve">We are saying that playing someone that is 13 positions under you changes the probability to score compared to playing someone 13 </w:t>
+      </w:r>
+      <w:proofErr w:type="gramStart"/>
+      <w:r>
+        <w:rPr>
+          <w:lang w:val="en-US"/>
+        </w:rPr>
+        <w:t>position</w:t>
+      </w:r>
+      <w:proofErr w:type="gramEnd"/>
+      <w:r>
+        <w:rPr>
+          <w:lang w:val="en-US"/>
+        </w:rPr>
+        <w:t xml:space="preserve"> above you between (</w:t>
+      </w:r>
+      <w:proofErr w:type="gramStart"/>
+      <w:r>
+        <w:rPr>
+          <w:lang w:val="en-US"/>
+        </w:rPr>
+        <w:t>0.0009 ;</w:t>
+      </w:r>
+      <w:proofErr w:type="gramEnd"/>
+      <w:r>
+        <w:rPr>
+          <w:lang w:val="en-US"/>
+        </w:rPr>
+        <w:t xml:space="preserve"> 0.094) so 0.0% to 9.4%.</w:t>
+      </w:r>
+    </w:p>
+    <w:p>
+      <w:pPr>
+        <w:rPr>
+          <w:lang w:val="en-US"/>
+        </w:rPr>
+      </w:pPr>
+    </w:p>
+    <w:p>
+      <w:pPr>
+        <w:rPr>
+          <w:color w:val="C00000"/>
+          <w:lang w:val="en-US"/>
+        </w:rPr>
+      </w:pPr>
+      <w:r>
+        <w:rPr>
+          <w:lang w:val="en-US"/>
+        </w:rPr>
+        <w:t xml:space="preserve"># </w:t>
+      </w:r>
+      <w:proofErr w:type="spellStart"/>
+      <w:r>
+        <w:rPr>
+          <w:lang w:val="en-US"/>
+        </w:rPr>
+        <w:t>player_cumsections</w:t>
+      </w:r>
+      <w:proofErr w:type="spellEnd"/>
+      <w:r>
+        <w:rPr>
+          <w:lang w:val="en-US"/>
+        </w:rPr>
+        <w:t xml:space="preserve"> </w:t>
+      </w:r>
+      <w:proofErr w:type="gramStart"/>
+      <w:r>
+        <w:rPr>
+          <w:lang w:val="en-US"/>
+        </w:rPr>
+        <w:t>goes</w:t>
+      </w:r>
+      <w:proofErr w:type="gramEnd"/>
+      <w:r>
+        <w:rPr>
+          <w:lang w:val="en-US"/>
+        </w:rPr>
+        <w:t xml:space="preserve"> from 1 to 19.</w:t>
+      </w:r>
+      <w:r>
+        <w:rPr>
+          <w:lang w:val="en-US"/>
+        </w:rPr>
+        <w:t xml:space="preserve"> </w:t>
+      </w:r>
+      <w:r>
+        <w:rPr>
+          <w:color w:val="C00000"/>
+          <w:lang w:val="en-US"/>
+        </w:rPr>
+        <w:t xml:space="preserve">(reduced effect to adjust for it having </w:t>
+      </w:r>
+      <w:r>
+        <w:rPr>
+          <w:color w:val="C00000"/>
+          <w:lang w:val="en-US"/>
+        </w:rPr>
+        <w:t>19</w:t>
+      </w:r>
+      <w:r>
+        <w:rPr>
+          <w:color w:val="C00000"/>
+          <w:lang w:val="en-US"/>
+        </w:rPr>
+        <w:t xml:space="preserve"> units)</w:t>
+      </w:r>
+    </w:p>
+    <w:p>
+      <w:pPr>
+        <w:rPr>
+          <w:i/>
+          <w:iCs/>
+          <w:lang w:val="en-US"/>
+        </w:rPr>
+      </w:pPr>
+      <w:proofErr w:type="spellStart"/>
+      <w:r>
+        <w:rPr>
+          <w:i/>
+          <w:iCs/>
+          <w:lang w:val="en-US"/>
+        </w:rPr>
+        <w:t>set_</w:t>
+      </w:r>
+      <w:proofErr w:type="gramStart"/>
+      <w:r>
+        <w:rPr>
+          <w:i/>
+          <w:iCs/>
+          <w:lang w:val="en-US"/>
+        </w:rPr>
+        <w:t>prior</w:t>
+      </w:r>
+      <w:proofErr w:type="spellEnd"/>
+      <w:r>
+        <w:rPr>
+          <w:i/>
+          <w:iCs/>
+          <w:lang w:val="en-US"/>
+        </w:rPr>
+        <w:t>(</w:t>
+      </w:r>
+      <w:proofErr w:type="gramEnd"/>
+      <w:r>
+        <w:rPr>
+          <w:i/>
+          <w:iCs/>
+          <w:lang w:val="en-US"/>
+        </w:rPr>
+        <w:t>"</w:t>
+      </w:r>
+      <w:proofErr w:type="gramStart"/>
+      <w:r>
+        <w:rPr>
+          <w:i/>
+          <w:iCs/>
+          <w:lang w:val="en-US"/>
+        </w:rPr>
+        <w:t>normal(</w:t>
+      </w:r>
+      <w:proofErr w:type="gramEnd"/>
+      <w:r>
+        <w:rPr>
+          <w:i/>
+          <w:iCs/>
+          <w:lang w:val="en-US"/>
+        </w:rPr>
+        <w:t xml:space="preserve">0, 0.06)", class = "b", </w:t>
+      </w:r>
+      <w:proofErr w:type="spellStart"/>
+      <w:r>
+        <w:rPr>
+          <w:i/>
+          <w:iCs/>
+          <w:lang w:val="en-US"/>
+        </w:rPr>
+        <w:t>coef</w:t>
+      </w:r>
+      <w:proofErr w:type="spellEnd"/>
+      <w:r>
+        <w:rPr>
+          <w:i/>
+          <w:iCs/>
+          <w:lang w:val="en-US"/>
+        </w:rPr>
+        <w:t xml:space="preserve"> = "</w:t>
+      </w:r>
+      <w:proofErr w:type="spellStart"/>
+      <w:r>
+        <w:rPr>
+          <w:i/>
+          <w:iCs/>
+          <w:lang w:val="en-US"/>
+        </w:rPr>
+        <w:t>player_cumsections_c</w:t>
+      </w:r>
+      <w:proofErr w:type="spellEnd"/>
+      <w:r>
+        <w:rPr>
+          <w:i/>
+          <w:iCs/>
+          <w:lang w:val="en-US"/>
+        </w:rPr>
+        <w:t>")</w:t>
+      </w:r>
+    </w:p>
+    <w:p>
+      <w:pPr>
+        <w:rPr>
+          <w:lang w:val="en-US"/>
+        </w:rPr>
+      </w:pPr>
+      <w:r>
+        <w:rPr>
+          <w:lang w:val="en-US"/>
+        </w:rPr>
+        <w:t>We are saying that playing 19 sections cumulatively changes the probability to score compared to playing only one section between (</w:t>
+      </w:r>
+      <w:proofErr w:type="gramStart"/>
+      <w:r>
+        <w:rPr>
+          <w:lang w:val="en-US"/>
+        </w:rPr>
+        <w:t>0.0009 ;</w:t>
+      </w:r>
+      <w:proofErr w:type="gramEnd"/>
+      <w:r>
+        <w:rPr>
+          <w:lang w:val="en-US"/>
+        </w:rPr>
+        <w:t xml:space="preserve"> 0.088) so 0.01% to 8.8%.</w:t>
+      </w:r>
+    </w:p>
+    <w:p>
+      <w:pPr>
+        <w:rPr>
+          <w:lang w:val="en-US"/>
+        </w:rPr>
+      </w:pPr>
+    </w:p>
+    <w:p>
+      <w:pPr>
+        <w:rPr>
+          <w:color w:val="C00000"/>
+          <w:lang w:val="en-US"/>
+        </w:rPr>
+      </w:pPr>
+      <w:r>
+        <w:rPr>
+          <w:lang w:val="en-US"/>
+        </w:rPr>
+        <w:t xml:space="preserve"># player_cumsections_2 </w:t>
+      </w:r>
+      <w:r>
+        <w:rPr>
+          <w:lang w:val="en-US"/>
+        </w:rPr>
+        <w:t xml:space="preserve">is quadratic and </w:t>
+      </w:r>
+      <w:r>
+        <w:rPr>
+          <w:lang w:val="en-US"/>
+        </w:rPr>
+        <w:t>goes from 1 to 361</w:t>
+      </w:r>
+      <w:r>
+        <w:rPr>
+          <w:lang w:val="en-US"/>
+        </w:rPr>
+        <w:t xml:space="preserve"> </w:t>
+      </w:r>
+      <w:r>
+        <w:rPr>
+          <w:color w:val="C00000"/>
+          <w:lang w:val="en-US"/>
+        </w:rPr>
+        <w:t xml:space="preserve">(reduced effect to adjust for it having </w:t>
+      </w:r>
+      <w:r>
+        <w:rPr>
+          <w:color w:val="C00000"/>
+          <w:lang w:val="en-US"/>
+        </w:rPr>
+        <w:t>361</w:t>
+      </w:r>
+      <w:r>
+        <w:rPr>
+          <w:color w:val="C00000"/>
+          <w:lang w:val="en-US"/>
+        </w:rPr>
+        <w:t xml:space="preserve"> units)</w:t>
+      </w:r>
+    </w:p>
+    <w:p>
+      <w:pPr>
+        <w:rPr>
+          <w:i/>
+          <w:iCs/>
+          <w:lang w:val="en-US"/>
+        </w:rPr>
+      </w:pPr>
+      <w:proofErr w:type="spellStart"/>
+      <w:r>
+        <w:rPr>
+          <w:i/>
+          <w:iCs/>
+          <w:lang w:val="en-US"/>
+        </w:rPr>
+        <w:t>set_</w:t>
+      </w:r>
+      <w:proofErr w:type="gramStart"/>
+      <w:r>
+        <w:rPr>
+          <w:i/>
+          <w:iCs/>
+          <w:lang w:val="en-US"/>
+        </w:rPr>
+        <w:t>prior</w:t>
+      </w:r>
+      <w:proofErr w:type="spellEnd"/>
+      <w:r>
+        <w:rPr>
+          <w:i/>
+          <w:iCs/>
+          <w:lang w:val="en-US"/>
+        </w:rPr>
+        <w:t>(</w:t>
+      </w:r>
+      <w:proofErr w:type="gramEnd"/>
+      <w:r>
+        <w:rPr>
+          <w:i/>
+          <w:iCs/>
+          <w:lang w:val="en-US"/>
+        </w:rPr>
+        <w:t>"</w:t>
+      </w:r>
+      <w:proofErr w:type="gramStart"/>
+      <w:r>
+        <w:rPr>
+          <w:i/>
+          <w:iCs/>
+          <w:lang w:val="en-US"/>
+        </w:rPr>
+        <w:t>normal(</w:t>
+      </w:r>
+      <w:proofErr w:type="gramEnd"/>
+      <w:r>
+        <w:rPr>
+          <w:i/>
+          <w:iCs/>
+          <w:lang w:val="en-US"/>
+        </w:rPr>
+        <w:t xml:space="preserve">0, 0.003)", class = "b", </w:t>
+      </w:r>
+      <w:proofErr w:type="spellStart"/>
+      <w:r>
+        <w:rPr>
+          <w:i/>
+          <w:iCs/>
+          <w:lang w:val="en-US"/>
+        </w:rPr>
+        <w:t>coef</w:t>
+      </w:r>
+      <w:proofErr w:type="spellEnd"/>
+      <w:r>
+        <w:rPr>
+          <w:i/>
+          <w:iCs/>
+          <w:lang w:val="en-US"/>
+        </w:rPr>
+        <w:t xml:space="preserve"> = "player_cumsections_2_c")</w:t>
+      </w:r>
+    </w:p>
+    <w:p>
+      <w:pPr>
+        <w:rPr>
+          <w:lang w:val="en-US"/>
+        </w:rPr>
+      </w:pPr>
+      <w:r>
+        <w:rPr>
+          <w:lang w:val="en-US"/>
+        </w:rPr>
+        <w:lastRenderedPageBreak/>
+        <w:t xml:space="preserve">We are saying that playing 361 </w:t>
+      </w:r>
+      <w:proofErr w:type="spellStart"/>
+      <w:proofErr w:type="gramStart"/>
+      <w:r>
+        <w:rPr>
+          <w:lang w:val="en-US"/>
+        </w:rPr>
+        <w:t>squaredsection</w:t>
+      </w:r>
+      <w:proofErr w:type="spellEnd"/>
+      <w:proofErr w:type="gramEnd"/>
+      <w:r>
+        <w:rPr>
+          <w:lang w:val="en-US"/>
+        </w:rPr>
+        <w:t xml:space="preserve">-units cumulatively changes the probability to score compared to playing only one </w:t>
+      </w:r>
+      <w:proofErr w:type="spellStart"/>
+      <w:r>
+        <w:rPr>
+          <w:lang w:val="en-US"/>
+        </w:rPr>
+        <w:t>squaredsection</w:t>
+      </w:r>
+      <w:proofErr w:type="spellEnd"/>
+      <w:r>
+        <w:rPr>
+          <w:lang w:val="en-US"/>
+        </w:rPr>
+        <w:t>-unit between (</w:t>
+      </w:r>
+      <w:proofErr w:type="gramStart"/>
+      <w:r>
+        <w:rPr>
+          <w:lang w:val="en-US"/>
+        </w:rPr>
+        <w:t>0.0011 ;</w:t>
+      </w:r>
+      <w:proofErr w:type="gramEnd"/>
+      <w:r>
+        <w:rPr>
+          <w:lang w:val="en-US"/>
+        </w:rPr>
+        <w:t xml:space="preserve"> 0.079) so 0.01% to 7.9%.</w:t>
+      </w:r>
+    </w:p>
+    <w:p>
+      <w:pPr>
+        <w:rPr>
+          <w:lang w:val="en-US"/>
+        </w:rPr>
+      </w:pPr>
+      <w:r>
+        <w:rPr>
+          <w:noProof/>
+          <w:lang w:val="en-US"/>
+        </w:rPr>
+        <w:drawing>
+          <wp:inline distT="0" distB="0" distL="0" distR="0" wp14:anchorId="56288A1D" wp14:editId="4F54EE3A">
+            <wp:extent cx="4945715" cy="3055746"/>
+            <wp:effectExtent l="0" t="0" r="7620" b="0"/>
+            <wp:docPr id="1200192112" name="Grafik 7"/>
+            <wp:cNvGraphicFramePr>
+              <a:graphicFrameLocks xmlns:a="http://schemas.openxmlformats.org/drawingml/2006/main" noChangeAspect="1"/>
+            </wp:cNvGraphicFramePr>
+            <a:graphic xmlns:a="http://schemas.openxmlformats.org/drawingml/2006/main">
+              <a:graphicData uri="http://schemas.openxmlformats.org/drawingml/2006/picture">
+                <pic:pic xmlns:pic="http://schemas.openxmlformats.org/drawingml/2006/picture">
+                  <pic:nvPicPr>
+                    <pic:cNvPr id="0" name="Picture 7"/>
+                    <pic:cNvPicPr>
+                      <a:picLocks noChangeAspect="1" noChangeArrowheads="1"/>
+                    </pic:cNvPicPr>
+                  </pic:nvPicPr>
+                  <pic:blipFill>
+                    <a:blip r:embed="rId7" cstate="print">
+                      <a:extLst>
+                        <a:ext uri="{28A0092B-C50C-407E-A947-70E740481C1C}">
+                          <a14:useLocalDpi xmlns:a14="http://schemas.microsoft.com/office/drawing/2010/main" val="0"/>
+                        </a:ext>
+                      </a:extLst>
+                    </a:blip>
+                    <a:srcRect/>
+                    <a:stretch>
+                      <a:fillRect/>
+                    </a:stretch>
+                  </pic:blipFill>
+                  <pic:spPr bwMode="auto">
+                    <a:xfrm>
+                      <a:off x="0" y="0"/>
+                      <a:ext cx="4972209" cy="3072115"/>
+                    </a:xfrm>
+                    <a:prstGeom prst="rect">
+                      <a:avLst/>
+                    </a:prstGeom>
+                    <a:noFill/>
+                  </pic:spPr>
+                </pic:pic>
+              </a:graphicData>
+            </a:graphic>
+          </wp:inline>
+        </w:drawing>
+      </w:r>
+    </w:p>
+    <w:p>
+      <w:r>
+        <w:t>Jetzt sieht das wieder n</w:t>
+      </w:r>
+      <w:r>
+        <w:t>ice aus.</w:t>
+      </w:r>
+    </w:p>
+    <w:p/>
+    <w:p>
+      <w:pPr>
+        <w:rPr>
+          <w:u w:val="single"/>
+        </w:rPr>
+      </w:pPr>
+      <w:proofErr w:type="spellStart"/>
+      <w:r>
+        <w:rPr>
+          <w:u w:val="single"/>
+        </w:rPr>
+        <w:t>Column</w:t>
+      </w:r>
+      <w:proofErr w:type="spellEnd"/>
+      <w:r>
+        <w:rPr>
+          <w:u w:val="single"/>
+        </w:rPr>
+        <w:t xml:space="preserve"> 3</w:t>
+      </w:r>
+    </w:p>
+    <w:p>
+      <w:r>
+        <w:t>Alt:</w:t>
+      </w:r>
+    </w:p>
+    <w:p>
+      <w:r>
+        <w:rPr>
+          <w:noProof/>
+        </w:rPr>
+        <w:drawing>
+          <wp:inline distT="0" distB="0" distL="0" distR="0" wp14:anchorId="40F240D3" wp14:editId="5F4159E7">
+            <wp:extent cx="4730502" cy="2922774"/>
+            <wp:effectExtent l="0" t="0" r="0" b="0"/>
+            <wp:docPr id="1766604668" name="Grafik 8"/>
+            <wp:cNvGraphicFramePr>
+              <a:graphicFrameLocks xmlns:a="http://schemas.openxmlformats.org/drawingml/2006/main" noChangeAspect="1"/>
+            </wp:cNvGraphicFramePr>
+            <a:graphic xmlns:a="http://schemas.openxmlformats.org/drawingml/2006/main">
+              <a:graphicData uri="http://schemas.openxmlformats.org/drawingml/2006/picture">
+                <pic:pic xmlns:pic="http://schemas.openxmlformats.org/drawingml/2006/picture">
+                  <pic:nvPicPr>
+                    <pic:cNvPr id="0" name="Picture 8"/>
+                    <pic:cNvPicPr>
+                      <a:picLocks noChangeAspect="1" noChangeArrowheads="1"/>
+                    </pic:cNvPicPr>
+                  </pic:nvPicPr>
+                  <pic:blipFill>
+                    <a:blip r:embed="rId8" cstate="print">
+                      <a:extLst>
+                        <a:ext uri="{28A0092B-C50C-407E-A947-70E740481C1C}">
+                          <a14:useLocalDpi xmlns:a14="http://schemas.microsoft.com/office/drawing/2010/main" val="0"/>
+                        </a:ext>
+                      </a:extLst>
+                    </a:blip>
+                    <a:srcRect/>
+                    <a:stretch>
+                      <a:fillRect/>
+                    </a:stretch>
+                  </pic:blipFill>
+                  <pic:spPr bwMode="auto">
+                    <a:xfrm>
+                      <a:off x="0" y="0"/>
+                      <a:ext cx="4760326" cy="2941201"/>
+                    </a:xfrm>
+                    <a:prstGeom prst="rect">
+                      <a:avLst/>
+                    </a:prstGeom>
+                    <a:noFill/>
+                  </pic:spPr>
+                </pic:pic>
+              </a:graphicData>
+            </a:graphic>
+          </wp:inline>
+        </w:drawing>
+      </w:r>
+    </w:p>
+    <w:p>
+      <w:proofErr w:type="spellStart"/>
+      <w:r>
+        <w:t>Too</w:t>
+      </w:r>
+      <w:proofErr w:type="spellEnd"/>
+      <w:r>
+        <w:t xml:space="preserve"> </w:t>
+      </w:r>
+      <w:proofErr w:type="spellStart"/>
+      <w:r>
+        <w:t>wide</w:t>
+      </w:r>
+      <w:proofErr w:type="spellEnd"/>
+      <w:r>
+        <w:t>.</w:t>
+      </w:r>
+    </w:p>
+    <w:p/>
+    <w:p>
+      <w:pPr>
+        <w:rPr>
+          <w:color w:val="C00000"/>
+          <w:lang w:val="en-US"/>
+        </w:rPr>
+      </w:pPr>
+      <w:r>
+        <w:rPr>
+          <w:lang w:val="en-US"/>
+        </w:rPr>
+        <w:t xml:space="preserve"># </w:t>
+      </w:r>
+      <w:proofErr w:type="spellStart"/>
+      <w:r>
+        <w:rPr>
+          <w:lang w:val="en-US"/>
+        </w:rPr>
+        <w:t>scoregap_pre</w:t>
+      </w:r>
+      <w:proofErr w:type="spellEnd"/>
+      <w:r>
+        <w:rPr>
+          <w:lang w:val="en-US"/>
+        </w:rPr>
+        <w:t xml:space="preserve"> goes from -4 t</w:t>
+      </w:r>
+      <w:r>
+        <w:rPr>
+          <w:lang w:val="en-US"/>
+        </w:rPr>
+        <w:t xml:space="preserve">o 4 </w:t>
+      </w:r>
+      <w:r>
+        <w:rPr>
+          <w:color w:val="C00000"/>
+          <w:lang w:val="en-US"/>
+        </w:rPr>
+        <w:t xml:space="preserve">(reduced effect to adjust for it having </w:t>
+      </w:r>
+      <w:r>
+        <w:rPr>
+          <w:color w:val="C00000"/>
+          <w:lang w:val="en-US"/>
+        </w:rPr>
+        <w:t>8</w:t>
+      </w:r>
+      <w:r>
+        <w:rPr>
+          <w:color w:val="C00000"/>
+          <w:lang w:val="en-US"/>
+        </w:rPr>
+        <w:t xml:space="preserve"> units)</w:t>
+      </w:r>
+    </w:p>
+    <w:p>
+      <w:pPr>
+        <w:rPr>
+          <w:i/>
+          <w:iCs/>
+          <w:lang w:val="en-US"/>
+        </w:rPr>
+      </w:pPr>
+      <w:proofErr w:type="spellStart"/>
+      <w:r>
+        <w:rPr>
+          <w:i/>
+          <w:iCs/>
+          <w:lang w:val="en-US"/>
+        </w:rPr>
+        <w:lastRenderedPageBreak/>
+        <w:t>set_</w:t>
+      </w:r>
+      <w:proofErr w:type="gramStart"/>
+      <w:r>
+        <w:rPr>
+          <w:i/>
+          <w:iCs/>
+          <w:lang w:val="en-US"/>
+        </w:rPr>
+        <w:t>prior</w:t>
+      </w:r>
+      <w:proofErr w:type="spellEnd"/>
+      <w:r>
+        <w:rPr>
+          <w:i/>
+          <w:iCs/>
+          <w:lang w:val="en-US"/>
+        </w:rPr>
+        <w:t>(</w:t>
+      </w:r>
+      <w:proofErr w:type="gramEnd"/>
+      <w:r>
+        <w:rPr>
+          <w:i/>
+          <w:iCs/>
+          <w:lang w:val="en-US"/>
+        </w:rPr>
+        <w:t>"</w:t>
+      </w:r>
+      <w:proofErr w:type="gramStart"/>
+      <w:r>
+        <w:rPr>
+          <w:i/>
+          <w:iCs/>
+          <w:lang w:val="en-US"/>
+        </w:rPr>
+        <w:t>normal(</w:t>
+      </w:r>
+      <w:proofErr w:type="gramEnd"/>
+      <w:r>
+        <w:rPr>
+          <w:i/>
+          <w:iCs/>
+          <w:lang w:val="en-US"/>
+        </w:rPr>
+        <w:t xml:space="preserve">0, 0.15)", class = "b", </w:t>
+      </w:r>
+      <w:proofErr w:type="spellStart"/>
+      <w:r>
+        <w:rPr>
+          <w:i/>
+          <w:iCs/>
+          <w:lang w:val="en-US"/>
+        </w:rPr>
+        <w:t>coef</w:t>
+      </w:r>
+      <w:proofErr w:type="spellEnd"/>
+      <w:r>
+        <w:rPr>
+          <w:i/>
+          <w:iCs/>
+          <w:lang w:val="en-US"/>
+        </w:rPr>
+        <w:t xml:space="preserve"> = "</w:t>
+      </w:r>
+      <w:proofErr w:type="spellStart"/>
+      <w:r>
+        <w:rPr>
+          <w:i/>
+          <w:iCs/>
+          <w:lang w:val="en-US"/>
+        </w:rPr>
+        <w:t>scoregap_pre_c</w:t>
+      </w:r>
+      <w:proofErr w:type="spellEnd"/>
+      <w:r>
+        <w:rPr>
+          <w:i/>
+          <w:iCs/>
+          <w:lang w:val="en-US"/>
+        </w:rPr>
+        <w:t>")</w:t>
+      </w:r>
+    </w:p>
+    <w:p>
+      <w:pPr>
+        <w:rPr>
+          <w:lang w:val="en-US"/>
+        </w:rPr>
+      </w:pPr>
+      <w:r>
+        <w:rPr>
+          <w:lang w:val="en-US"/>
+        </w:rPr>
+        <w:t xml:space="preserve">We are saying that having a score advantage of 4 goals changes the probability </w:t>
+      </w:r>
+      <w:proofErr w:type="gramStart"/>
+      <w:r>
+        <w:rPr>
+          <w:lang w:val="en-US"/>
+        </w:rPr>
+        <w:t>to score</w:t>
+      </w:r>
+      <w:proofErr w:type="gramEnd"/>
+      <w:r>
+        <w:rPr>
+          <w:lang w:val="en-US"/>
+        </w:rPr>
+        <w:t xml:space="preserve"> compared </w:t>
+      </w:r>
+      <w:proofErr w:type="gramStart"/>
+      <w:r>
+        <w:rPr>
+          <w:lang w:val="en-US"/>
+        </w:rPr>
+        <w:t>having</w:t>
+      </w:r>
+      <w:proofErr w:type="gramEnd"/>
+      <w:r>
+        <w:rPr>
+          <w:lang w:val="en-US"/>
+        </w:rPr>
+        <w:t xml:space="preserve"> 4 less goals than the </w:t>
+      </w:r>
+      <w:proofErr w:type="spellStart"/>
+      <w:r>
+        <w:rPr>
+          <w:lang w:val="en-US"/>
+        </w:rPr>
+        <w:t>oppononte</w:t>
+      </w:r>
+      <w:proofErr w:type="spellEnd"/>
+      <w:r>
+        <w:rPr>
+          <w:lang w:val="en-US"/>
+        </w:rPr>
+        <w:t xml:space="preserve"> to between (</w:t>
+      </w:r>
+      <w:proofErr w:type="gramStart"/>
+      <w:r>
+        <w:rPr>
+          <w:lang w:val="en-US"/>
+        </w:rPr>
+        <w:t>0.009 ;</w:t>
+      </w:r>
+      <w:proofErr w:type="gramEnd"/>
+      <w:r>
+        <w:rPr>
+          <w:lang w:val="en-US"/>
+        </w:rPr>
+        <w:t xml:space="preserve"> 0.098) so 0.01% to 9.8%.</w:t>
+      </w:r>
+    </w:p>
+    <w:p>
+      <w:pPr>
+        <w:rPr>
+          <w:lang w:val="en-US"/>
+        </w:rPr>
+      </w:pPr>
+    </w:p>
+    <w:p>
+      <w:pPr>
+        <w:rPr>
+          <w:lang w:val="en-US"/>
+        </w:rPr>
+      </w:pPr>
+      <w:r>
+        <w:rPr>
+          <w:lang w:val="en-US"/>
+        </w:rPr>
+        <w:t xml:space="preserve"># </w:t>
+      </w:r>
+      <w:proofErr w:type="spellStart"/>
+      <w:r>
+        <w:rPr>
+          <w:lang w:val="en-US"/>
+        </w:rPr>
+        <w:t>dteamgoal_pre</w:t>
+      </w:r>
+      <w:proofErr w:type="spellEnd"/>
+      <w:r>
+        <w:rPr>
+          <w:lang w:val="en-US"/>
+        </w:rPr>
+        <w:t xml:space="preserve"> goes from 0 to 1</w:t>
+      </w:r>
+    </w:p>
+    <w:p>
+      <w:pPr>
+        <w:rPr>
+          <w:i/>
+          <w:iCs/>
+          <w:lang w:val="en-US"/>
+        </w:rPr>
+      </w:pPr>
+      <w:proofErr w:type="spellStart"/>
+      <w:r>
+        <w:rPr>
+          <w:i/>
+          <w:iCs/>
+          <w:lang w:val="en-US"/>
+        </w:rPr>
+        <w:t>set_</w:t>
+      </w:r>
+      <w:proofErr w:type="gramStart"/>
+      <w:r>
+        <w:rPr>
+          <w:i/>
+          <w:iCs/>
+          <w:lang w:val="en-US"/>
+        </w:rPr>
+        <w:t>prior</w:t>
+      </w:r>
+      <w:proofErr w:type="spellEnd"/>
+      <w:r>
+        <w:rPr>
+          <w:i/>
+          <w:iCs/>
+          <w:lang w:val="en-US"/>
+        </w:rPr>
+        <w:t>(</w:t>
+      </w:r>
+      <w:proofErr w:type="gramEnd"/>
+      <w:r>
+        <w:rPr>
+          <w:i/>
+          <w:iCs/>
+          <w:lang w:val="en-US"/>
+        </w:rPr>
+        <w:t>"</w:t>
+      </w:r>
+      <w:proofErr w:type="gramStart"/>
+      <w:r>
+        <w:rPr>
+          <w:i/>
+          <w:iCs/>
+          <w:lang w:val="en-US"/>
+        </w:rPr>
+        <w:t>normal(</w:t>
+      </w:r>
+      <w:proofErr w:type="gramEnd"/>
+      <w:r>
+        <w:rPr>
+          <w:i/>
+          <w:iCs/>
+          <w:lang w:val="en-US"/>
+        </w:rPr>
+        <w:t>0, 0.4)</w:t>
+      </w:r>
+      <w:proofErr w:type="gramStart"/>
+      <w:r>
+        <w:rPr>
+          <w:i/>
+          <w:iCs/>
+          <w:lang w:val="en-US"/>
+        </w:rPr>
+        <w:t xml:space="preserve">",   </w:t>
+      </w:r>
+      <w:proofErr w:type="gramEnd"/>
+      <w:r>
+        <w:rPr>
+          <w:i/>
+          <w:iCs/>
+          <w:lang w:val="en-US"/>
+        </w:rPr>
+        <w:t>class = "b")</w:t>
+      </w:r>
+    </w:p>
+    <w:p>
+      <w:pPr>
+        <w:rPr>
+          <w:lang w:val="en-US"/>
+        </w:rPr>
+      </w:pPr>
+      <w:r>
+        <w:rPr>
+          <w:lang w:val="en-US"/>
+        </w:rPr>
+        <w:t xml:space="preserve">We are saying that </w:t>
+      </w:r>
+      <w:r>
+        <w:rPr>
+          <w:lang w:val="en-US"/>
+        </w:rPr>
+        <w:t>scoring a goal in the section before</w:t>
+      </w:r>
+      <w:r>
+        <w:rPr>
+          <w:lang w:val="en-US"/>
+        </w:rPr>
+        <w:t xml:space="preserve"> changes the probability to score</w:t>
+      </w:r>
+      <w:r>
+        <w:rPr>
+          <w:lang w:val="en-US"/>
+        </w:rPr>
+        <w:t xml:space="preserve"> a goal</w:t>
+      </w:r>
+      <w:r>
+        <w:rPr>
+          <w:lang w:val="en-US"/>
+        </w:rPr>
+        <w:t xml:space="preserve"> to </w:t>
+      </w:r>
+      <w:r>
+        <w:rPr>
+          <w:lang w:val="en-US"/>
+        </w:rPr>
+        <w:t xml:space="preserve">be </w:t>
+      </w:r>
+      <w:r>
+        <w:rPr>
+          <w:lang w:val="en-US"/>
+        </w:rPr>
+        <w:t>between 0.</w:t>
+      </w:r>
+      <w:r>
+        <w:rPr>
+          <w:lang w:val="en-US"/>
+        </w:rPr>
+        <w:t>45</w:t>
+      </w:r>
+      <w:r>
+        <w:rPr>
+          <w:lang w:val="en-US"/>
+        </w:rPr>
+        <w:t xml:space="preserve">% </w:t>
+      </w:r>
+      <w:r>
+        <w:rPr>
+          <w:lang w:val="en-US"/>
+        </w:rPr>
+        <w:t>and</w:t>
+      </w:r>
+      <w:r>
+        <w:rPr>
+          <w:lang w:val="en-US"/>
+        </w:rPr>
+        <w:t xml:space="preserve"> </w:t>
+      </w:r>
+      <w:r>
+        <w:rPr>
+          <w:lang w:val="en-US"/>
+        </w:rPr>
+        <w:t>2.18</w:t>
+      </w:r>
+      <w:r>
+        <w:rPr>
+          <w:lang w:val="en-US"/>
+        </w:rPr>
+        <w:t>%.</w:t>
+      </w:r>
+    </w:p>
+    <w:p>
+      <w:pPr>
+        <w:rPr>
+          <w:lang w:val="en-US"/>
+        </w:rPr>
+      </w:pPr>
+    </w:p>
+    <w:p>
+      <w:pPr>
+        <w:rPr>
+          <w:lang w:val="en-US"/>
+        </w:rPr>
+      </w:pPr>
+      <w:r>
+        <w:rPr>
+          <w:lang w:val="en-US"/>
+        </w:rPr>
+        <w:t xml:space="preserve"># </w:t>
+      </w:r>
+      <w:proofErr w:type="spellStart"/>
+      <w:r>
+        <w:rPr>
+          <w:lang w:val="en-US"/>
+        </w:rPr>
+        <w:t>dplagoal_pre</w:t>
+      </w:r>
+      <w:proofErr w:type="spellEnd"/>
+      <w:r>
+        <w:rPr>
+          <w:lang w:val="en-US"/>
+        </w:rPr>
+        <w:t xml:space="preserve"> goes from 0 to 1</w:t>
+      </w:r>
+    </w:p>
+    <w:p>
+      <w:pPr>
+        <w:rPr>
+          <w:i/>
+          <w:iCs/>
+          <w:lang w:val="en-US"/>
+        </w:rPr>
+      </w:pPr>
+      <w:proofErr w:type="spellStart"/>
+      <w:r>
+        <w:rPr>
+          <w:i/>
+          <w:iCs/>
+          <w:lang w:val="en-US"/>
+        </w:rPr>
+        <w:t>set_</w:t>
+      </w:r>
+      <w:proofErr w:type="gramStart"/>
+      <w:r>
+        <w:rPr>
+          <w:i/>
+          <w:iCs/>
+          <w:lang w:val="en-US"/>
+        </w:rPr>
+        <w:t>prior</w:t>
+      </w:r>
+      <w:proofErr w:type="spellEnd"/>
+      <w:r>
+        <w:rPr>
+          <w:i/>
+          <w:iCs/>
+          <w:lang w:val="en-US"/>
+        </w:rPr>
+        <w:t>(</w:t>
+      </w:r>
+      <w:proofErr w:type="gramEnd"/>
+      <w:r>
+        <w:rPr>
+          <w:i/>
+          <w:iCs/>
+          <w:lang w:val="en-US"/>
+        </w:rPr>
+        <w:t>"</w:t>
+      </w:r>
+      <w:proofErr w:type="gramStart"/>
+      <w:r>
+        <w:rPr>
+          <w:i/>
+          <w:iCs/>
+          <w:lang w:val="en-US"/>
+        </w:rPr>
+        <w:t>normal(</w:t>
+      </w:r>
+      <w:proofErr w:type="gramEnd"/>
+      <w:r>
+        <w:rPr>
+          <w:i/>
+          <w:iCs/>
+          <w:lang w:val="en-US"/>
+        </w:rPr>
+        <w:t>0, 0.4)</w:t>
+      </w:r>
+      <w:proofErr w:type="gramStart"/>
+      <w:r>
+        <w:rPr>
+          <w:i/>
+          <w:iCs/>
+          <w:lang w:val="en-US"/>
+        </w:rPr>
+        <w:t xml:space="preserve">",   </w:t>
+      </w:r>
+      <w:proofErr w:type="gramEnd"/>
+      <w:r>
+        <w:rPr>
+          <w:i/>
+          <w:iCs/>
+          <w:lang w:val="en-US"/>
+        </w:rPr>
+        <w:t>class = "b")</w:t>
+      </w:r>
+    </w:p>
+    <w:p>
+      <w:pPr>
+        <w:rPr>
+          <w:lang w:val="en-US"/>
+        </w:rPr>
+      </w:pPr>
+    </w:p>
+    <w:p>
+      <w:pPr>
+        <w:rPr>
+          <w:lang w:val="en-US"/>
+        </w:rPr>
+      </w:pPr>
+      <w:r>
+        <w:rPr>
+          <w:lang w:val="en-US"/>
+        </w:rPr>
+        <w:t xml:space="preserve">We are saying that scoring a goal yourself in the section before changes the probability to score a goal to be </w:t>
+      </w:r>
+      <w:proofErr w:type="gramStart"/>
+      <w:r>
+        <w:rPr>
+          <w:lang w:val="en-US"/>
+        </w:rPr>
+        <w:t>between  0.45</w:t>
+      </w:r>
+      <w:proofErr w:type="gramEnd"/>
+      <w:r>
+        <w:rPr>
+          <w:lang w:val="en-US"/>
+        </w:rPr>
+        <w:t>% and 2.18%.</w:t>
+      </w:r>
+    </w:p>
+    <w:p>
+      <w:pPr>
+        <w:rPr>
+          <w:lang w:val="en-US"/>
+        </w:rPr>
+      </w:pPr>
+    </w:p>
+    <w:p>
+      <w:pPr>
+        <w:rPr>
+          <w:lang w:val="en-US"/>
+        </w:rPr>
+      </w:pPr>
+      <w:r>
+        <w:rPr>
+          <w:lang w:val="en-US"/>
+        </w:rPr>
+        <w:t>#</w:t>
+      </w:r>
+      <w:r>
+        <w:rPr>
+          <w:lang w:val="en-US"/>
+        </w:rPr>
+        <w:t>dteamred_pre</w:t>
+      </w:r>
+      <w:r>
+        <w:rPr>
+          <w:lang w:val="en-US"/>
+        </w:rPr>
+        <w:t xml:space="preserve"> </w:t>
+      </w:r>
+      <w:r>
+        <w:rPr>
+          <w:lang w:val="en-US"/>
+        </w:rPr>
+        <w:t>goes from 0 to 1</w:t>
+      </w:r>
+    </w:p>
+    <w:p>
+      <w:pPr>
+        <w:rPr>
+          <w:i/>
+          <w:iCs/>
+          <w:lang w:val="en-US"/>
+        </w:rPr>
+      </w:pPr>
+      <w:proofErr w:type="spellStart"/>
+      <w:r>
+        <w:rPr>
+          <w:i/>
+          <w:iCs/>
+          <w:lang w:val="en-US"/>
+        </w:rPr>
+        <w:t>set_</w:t>
+      </w:r>
+      <w:proofErr w:type="gramStart"/>
+      <w:r>
+        <w:rPr>
+          <w:i/>
+          <w:iCs/>
+          <w:lang w:val="en-US"/>
+        </w:rPr>
+        <w:t>prior</w:t>
+      </w:r>
+      <w:proofErr w:type="spellEnd"/>
+      <w:r>
+        <w:rPr>
+          <w:i/>
+          <w:iCs/>
+          <w:lang w:val="en-US"/>
+        </w:rPr>
+        <w:t>(</w:t>
+      </w:r>
+      <w:proofErr w:type="gramEnd"/>
+      <w:r>
+        <w:rPr>
+          <w:i/>
+          <w:iCs/>
+          <w:lang w:val="en-US"/>
+        </w:rPr>
+        <w:t>"</w:t>
+      </w:r>
+      <w:proofErr w:type="gramStart"/>
+      <w:r>
+        <w:rPr>
+          <w:i/>
+          <w:iCs/>
+          <w:lang w:val="en-US"/>
+        </w:rPr>
+        <w:t>normal(</w:t>
+      </w:r>
+      <w:proofErr w:type="gramEnd"/>
+      <w:r>
+        <w:rPr>
+          <w:i/>
+          <w:iCs/>
+          <w:lang w:val="en-US"/>
+        </w:rPr>
+        <w:t>0, 0.4)</w:t>
+      </w:r>
+      <w:proofErr w:type="gramStart"/>
+      <w:r>
+        <w:rPr>
+          <w:i/>
+          <w:iCs/>
+          <w:lang w:val="en-US"/>
+        </w:rPr>
+        <w:t xml:space="preserve">",   </w:t>
+      </w:r>
+      <w:proofErr w:type="gramEnd"/>
+      <w:r>
+        <w:rPr>
+          <w:i/>
+          <w:iCs/>
+          <w:lang w:val="en-US"/>
+        </w:rPr>
+        <w:t>class = "b")</w:t>
+      </w:r>
+    </w:p>
+    <w:p>
+      <w:pPr>
+        <w:rPr>
+          <w:lang w:val="en-US"/>
+        </w:rPr>
+      </w:pPr>
+      <w:r>
+        <w:rPr>
+          <w:lang w:val="en-US"/>
+        </w:rPr>
+        <w:t xml:space="preserve">We are saying that your team getting a red card in the section before changes the probability to score a goal to be </w:t>
+      </w:r>
+      <w:proofErr w:type="gramStart"/>
+      <w:r>
+        <w:rPr>
+          <w:lang w:val="en-US"/>
+        </w:rPr>
+        <w:t>between  0.45</w:t>
+      </w:r>
+      <w:proofErr w:type="gramEnd"/>
+      <w:r>
+        <w:rPr>
+          <w:lang w:val="en-US"/>
+        </w:rPr>
+        <w:t>% and 2.18%.</w:t>
+      </w:r>
+    </w:p>
+    <w:p>
+      <w:pPr>
+        <w:rPr>
+          <w:lang w:val="en-US"/>
+        </w:rPr>
+      </w:pPr>
+    </w:p>
+    <w:p>
+      <w:pPr>
+        <w:rPr>
+          <w:lang w:val="en-US"/>
+        </w:rPr>
+      </w:pPr>
+      <w:r>
+        <w:rPr>
+          <w:lang w:val="en-US"/>
+        </w:rPr>
+        <w:t xml:space="preserve">#dteamminj_sec_pre goes from 0 to 1 </w:t>
+      </w:r>
+    </w:p>
+    <w:p>
+      <w:pPr>
+        <w:rPr>
+          <w:i/>
+          <w:iCs/>
+          <w:lang w:val="en-US"/>
+        </w:rPr>
+      </w:pPr>
+      <w:proofErr w:type="spellStart"/>
+      <w:r>
+        <w:rPr>
+          <w:i/>
+          <w:iCs/>
+          <w:lang w:val="en-US"/>
+        </w:rPr>
+        <w:t>set_</w:t>
+      </w:r>
+      <w:proofErr w:type="gramStart"/>
+      <w:r>
+        <w:rPr>
+          <w:i/>
+          <w:iCs/>
+          <w:lang w:val="en-US"/>
+        </w:rPr>
+        <w:t>prior</w:t>
+      </w:r>
+      <w:proofErr w:type="spellEnd"/>
+      <w:r>
+        <w:rPr>
+          <w:i/>
+          <w:iCs/>
+          <w:lang w:val="en-US"/>
+        </w:rPr>
+        <w:t>(</w:t>
+      </w:r>
+      <w:proofErr w:type="gramEnd"/>
+      <w:r>
+        <w:rPr>
+          <w:i/>
+          <w:iCs/>
+          <w:lang w:val="en-US"/>
+        </w:rPr>
+        <w:t>"</w:t>
+      </w:r>
+      <w:proofErr w:type="gramStart"/>
+      <w:r>
+        <w:rPr>
+          <w:i/>
+          <w:iCs/>
+          <w:lang w:val="en-US"/>
+        </w:rPr>
+        <w:t>normal(</w:t>
+      </w:r>
+      <w:proofErr w:type="gramEnd"/>
+      <w:r>
+        <w:rPr>
+          <w:i/>
+          <w:iCs/>
+          <w:lang w:val="en-US"/>
+        </w:rPr>
+        <w:t>0, 0.4)</w:t>
+      </w:r>
+      <w:proofErr w:type="gramStart"/>
+      <w:r>
+        <w:rPr>
+          <w:i/>
+          <w:iCs/>
+          <w:lang w:val="en-US"/>
+        </w:rPr>
+        <w:t xml:space="preserve">",   </w:t>
+      </w:r>
+      <w:proofErr w:type="gramEnd"/>
+      <w:r>
+        <w:rPr>
+          <w:i/>
+          <w:iCs/>
+          <w:lang w:val="en-US"/>
+        </w:rPr>
+        <w:t>class = "b")</w:t>
+      </w:r>
+    </w:p>
+    <w:p>
+      <w:pPr>
+        <w:rPr>
+          <w:lang w:val="en-US"/>
+        </w:rPr>
+      </w:pPr>
+      <w:r>
+        <w:rPr>
+          <w:lang w:val="en-US"/>
+        </w:rPr>
+        <w:t xml:space="preserve">We are saying that your team getting </w:t>
+      </w:r>
+      <w:proofErr w:type="spellStart"/>
+      <w:proofErr w:type="gramStart"/>
+      <w:r>
+        <w:rPr>
+          <w:lang w:val="en-US"/>
+        </w:rPr>
+        <w:t>a</w:t>
+      </w:r>
+      <w:proofErr w:type="spellEnd"/>
+      <w:proofErr w:type="gramEnd"/>
+      <w:r>
+        <w:rPr>
+          <w:lang w:val="en-US"/>
+        </w:rPr>
+        <w:t xml:space="preserve"> injury in the section before changes the probability to score a goal to be </w:t>
+      </w:r>
+      <w:proofErr w:type="gramStart"/>
+      <w:r>
+        <w:rPr>
+          <w:lang w:val="en-US"/>
+        </w:rPr>
+        <w:t>between  0.45</w:t>
+      </w:r>
+      <w:proofErr w:type="gramEnd"/>
+      <w:r>
+        <w:rPr>
+          <w:lang w:val="en-US"/>
+        </w:rPr>
+        <w:t>% and 2.18%.</w:t>
+      </w:r>
+    </w:p>
+    <w:p>
+      <w:pPr>
+        <w:rPr>
+          <w:lang w:val="en-US"/>
+        </w:rPr>
+      </w:pPr>
+    </w:p>
+    <w:p>
+      <w:pPr>
+        <w:rPr>
+          <w:lang w:val="en-US"/>
+        </w:rPr>
+      </w:pPr>
+      <w:r>
+        <w:rPr>
+          <w:lang w:val="en-US"/>
+        </w:rPr>
+        <w:t>#</w:t>
+      </w:r>
+      <w:r>
+        <w:rPr>
+          <w:lang w:val="en-US"/>
+        </w:rPr>
+        <w:t xml:space="preserve"> </w:t>
+      </w:r>
+      <w:proofErr w:type="spellStart"/>
+      <w:r>
+        <w:rPr>
+          <w:lang w:val="en-US"/>
+        </w:rPr>
+        <w:t>team_avespeed_pre_c</w:t>
+      </w:r>
+      <w:proofErr w:type="spellEnd"/>
+      <w:r>
+        <w:rPr>
+          <w:lang w:val="en-US"/>
+        </w:rPr>
+        <w:t xml:space="preserve"> goes from 0 to 49 </w:t>
+      </w:r>
+      <w:r>
+        <w:rPr>
+          <w:color w:val="C00000"/>
+          <w:lang w:val="en-US"/>
+        </w:rPr>
+        <w:t xml:space="preserve">(reduced effect to adjust for it having </w:t>
+      </w:r>
+      <w:r>
+        <w:rPr>
+          <w:color w:val="C00000"/>
+          <w:lang w:val="en-US"/>
+        </w:rPr>
+        <w:t>49</w:t>
+      </w:r>
+      <w:r>
+        <w:rPr>
+          <w:color w:val="C00000"/>
+          <w:lang w:val="en-US"/>
+        </w:rPr>
+        <w:t xml:space="preserve"> units)</w:t>
+      </w:r>
+    </w:p>
+    <w:p>
+      <w:pPr>
+        <w:rPr>
+          <w:i/>
+          <w:iCs/>
+          <w:lang w:val="en-US"/>
+        </w:rPr>
+      </w:pPr>
+      <w:proofErr w:type="spellStart"/>
+      <w:r>
+        <w:rPr>
+          <w:i/>
+          <w:iCs/>
+          <w:lang w:val="en-US"/>
+        </w:rPr>
+        <w:t>set_</w:t>
+      </w:r>
+      <w:proofErr w:type="gramStart"/>
+      <w:r>
+        <w:rPr>
+          <w:i/>
+          <w:iCs/>
+          <w:lang w:val="en-US"/>
+        </w:rPr>
+        <w:t>prior</w:t>
+      </w:r>
+      <w:proofErr w:type="spellEnd"/>
+      <w:r>
+        <w:rPr>
+          <w:i/>
+          <w:iCs/>
+          <w:lang w:val="en-US"/>
+        </w:rPr>
+        <w:t>(</w:t>
+      </w:r>
+      <w:proofErr w:type="gramEnd"/>
+      <w:r>
+        <w:rPr>
+          <w:i/>
+          <w:iCs/>
+          <w:lang w:val="en-US"/>
+        </w:rPr>
+        <w:t>"</w:t>
+      </w:r>
+      <w:proofErr w:type="gramStart"/>
+      <w:r>
+        <w:rPr>
+          <w:i/>
+          <w:iCs/>
+          <w:lang w:val="en-US"/>
+        </w:rPr>
+        <w:t>normal(</w:t>
+      </w:r>
+      <w:proofErr w:type="gramEnd"/>
+      <w:r>
+        <w:rPr>
+          <w:i/>
+          <w:iCs/>
+          <w:lang w:val="en-US"/>
+        </w:rPr>
+        <w:t xml:space="preserve">0, 0.025)", class = "b", </w:t>
+      </w:r>
+      <w:proofErr w:type="spellStart"/>
+      <w:r>
+        <w:rPr>
+          <w:i/>
+          <w:iCs/>
+          <w:lang w:val="en-US"/>
+        </w:rPr>
+        <w:t>coef</w:t>
+      </w:r>
+      <w:proofErr w:type="spellEnd"/>
+      <w:r>
+        <w:rPr>
+          <w:i/>
+          <w:iCs/>
+          <w:lang w:val="en-US"/>
+        </w:rPr>
+        <w:t xml:space="preserve"> = "</w:t>
+      </w:r>
+      <w:proofErr w:type="spellStart"/>
+      <w:r>
+        <w:rPr>
+          <w:i/>
+          <w:iCs/>
+          <w:lang w:val="en-US"/>
+        </w:rPr>
+        <w:t>team_avespeed_pre_c</w:t>
+      </w:r>
+      <w:proofErr w:type="spellEnd"/>
+      <w:r>
+        <w:rPr>
+          <w:i/>
+          <w:iCs/>
+          <w:lang w:val="en-US"/>
+        </w:rPr>
+        <w:t>")</w:t>
+      </w:r>
+    </w:p>
+    <w:p>
+      <w:pPr>
+        <w:rPr>
+          <w:lang w:val="en-US"/>
+        </w:rPr>
+      </w:pPr>
+      <w:r>
+        <w:rPr>
+          <w:lang w:val="en-US"/>
+        </w:rPr>
+        <w:t xml:space="preserve">We are saying that a team running 49km/h in the section before changes the </w:t>
+      </w:r>
+      <w:proofErr w:type="spellStart"/>
+      <w:r>
+        <w:rPr>
+          <w:lang w:val="en-US"/>
+        </w:rPr>
+        <w:t>likelyhood</w:t>
+      </w:r>
+      <w:proofErr w:type="spellEnd"/>
+      <w:r>
+        <w:rPr>
+          <w:lang w:val="en-US"/>
+        </w:rPr>
+        <w:t xml:space="preserve"> of scoring </w:t>
+      </w:r>
+      <w:proofErr w:type="spellStart"/>
+      <w:r>
+        <w:rPr>
+          <w:lang w:val="en-US"/>
+        </w:rPr>
+        <w:t>agoal</w:t>
+      </w:r>
+      <w:proofErr w:type="spellEnd"/>
+      <w:r>
+        <w:rPr>
+          <w:lang w:val="en-US"/>
+        </w:rPr>
+        <w:t xml:space="preserve"> compared to te</w:t>
+      </w:r>
+      <w:r>
+        <w:rPr>
+          <w:lang w:val="en-US"/>
+        </w:rPr>
+        <w:t>a</w:t>
+      </w:r>
+      <w:r>
+        <w:rPr>
+          <w:lang w:val="en-US"/>
+        </w:rPr>
+        <w:t>m running 0km/h between (</w:t>
+      </w:r>
+      <w:proofErr w:type="gramStart"/>
+      <w:r>
+        <w:rPr>
+          <w:lang w:val="en-US"/>
+        </w:rPr>
+        <w:t>0.0008 ;</w:t>
+      </w:r>
+      <w:proofErr w:type="gramEnd"/>
+      <w:r>
+        <w:rPr>
+          <w:lang w:val="en-US"/>
+        </w:rPr>
+        <w:t xml:space="preserve"> 0.103) so 0.01% to 10,3%.</w:t>
+      </w:r>
+    </w:p>
+    <w:p>
+      <w:pPr>
+        <w:rPr>
+          <w:lang w:val="en-US"/>
+        </w:rPr>
+      </w:pPr>
+      <w:r>
+        <w:rPr>
+          <w:noProof/>
+          <w:lang w:val="en-US"/>
+        </w:rPr>
+        <w:lastRenderedPageBreak/>
+        <w:drawing>
+          <wp:inline distT="0" distB="0" distL="0" distR="0" wp14:anchorId="0FC0983B" wp14:editId="29026E30">
+            <wp:extent cx="5765385" cy="3562184"/>
+            <wp:effectExtent l="0" t="0" r="6985" b="635"/>
+            <wp:docPr id="940898574" name="Grafik 9"/>
+            <wp:cNvGraphicFramePr>
+              <a:graphicFrameLocks xmlns:a="http://schemas.openxmlformats.org/drawingml/2006/main" noChangeAspect="1"/>
+            </wp:cNvGraphicFramePr>
+            <a:graphic xmlns:a="http://schemas.openxmlformats.org/drawingml/2006/main">
+              <a:graphicData uri="http://schemas.openxmlformats.org/drawingml/2006/picture">
+                <pic:pic xmlns:pic="http://schemas.openxmlformats.org/drawingml/2006/picture">
+                  <pic:nvPicPr>
+                    <pic:cNvPr id="0" name="Picture 9"/>
+                    <pic:cNvPicPr>
+                      <a:picLocks noChangeAspect="1" noChangeArrowheads="1"/>
+                    </pic:cNvPicPr>
+                  </pic:nvPicPr>
+                  <pic:blipFill>
+                    <a:blip r:embed="rId9" cstate="print">
+                      <a:extLst>
+                        <a:ext uri="{28A0092B-C50C-407E-A947-70E740481C1C}">
+                          <a14:useLocalDpi xmlns:a14="http://schemas.microsoft.com/office/drawing/2010/main" val="0"/>
+                        </a:ext>
+                      </a:extLst>
+                    </a:blip>
+                    <a:srcRect/>
+                    <a:stretch>
+                      <a:fillRect/>
+                    </a:stretch>
+                  </pic:blipFill>
+                  <pic:spPr bwMode="auto">
+                    <a:xfrm>
+                      <a:off x="0" y="0"/>
+                      <a:ext cx="5803682" cy="3585846"/>
+                    </a:xfrm>
+                    <a:prstGeom prst="rect">
+                      <a:avLst/>
+                    </a:prstGeom>
+                    <a:noFill/>
+                  </pic:spPr>
+                </pic:pic>
+              </a:graphicData>
+            </a:graphic>
+          </wp:inline>
+        </w:drawing>
+      </w:r>
+    </w:p>
+    <w:p>
+      <w:pPr>
+        <w:rPr>
+          <w:lang w:val="en-US"/>
+        </w:rPr>
+      </w:pPr>
+      <w:r>
+        <w:rPr>
+          <w:lang w:val="en-US"/>
+        </w:rPr>
+        <w:t>Wieder gut.</w:t>
+      </w:r>
+    </w:p>
+    <w:p>
+      <w:pPr>
+        <w:rPr>
+          <w:lang w:val="en-US"/>
+        </w:rPr>
+      </w:pPr>
+    </w:p>
+    <w:p>
+      <w:pPr>
+        <w:rPr>
+          <w:u w:val="single"/>
+        </w:rPr>
+      </w:pPr>
+      <w:proofErr w:type="spellStart"/>
+      <w:r>
+        <w:rPr>
+          <w:u w:val="single"/>
+        </w:rPr>
+        <w:t>Column</w:t>
+      </w:r>
+      <w:proofErr w:type="spellEnd"/>
+      <w:r>
+        <w:rPr>
+          <w:u w:val="single"/>
+        </w:rPr>
+        <w:t xml:space="preserve"> </w:t>
+      </w:r>
+      <w:r>
+        <w:rPr>
+          <w:u w:val="single"/>
+        </w:rPr>
+        <w:t>4</w:t>
+      </w:r>
+    </w:p>
+    <w:p>
+      <w:pPr>
+        <w:rPr>
+          <w:u w:val="single"/>
+        </w:rPr>
+      </w:pPr>
+    </w:p>
+    <w:p>
+      <w:pPr>
+        <w:rPr>
+          <w:u w:val="single"/>
+        </w:rPr>
+      </w:pPr>
+      <w:r>
+        <w:rPr>
+          <w:noProof/>
+          <w:u w:val="single"/>
+        </w:rPr>
+        <w:drawing>
+          <wp:inline distT="0" distB="0" distL="0" distR="0" wp14:anchorId="2992CB3C" wp14:editId="25EA990E">
+            <wp:extent cx="4993802" cy="3085456"/>
+            <wp:effectExtent l="0" t="0" r="0" b="1270"/>
+            <wp:docPr id="531946886" name="Grafik 11"/>
+            <wp:cNvGraphicFramePr>
+              <a:graphicFrameLocks xmlns:a="http://schemas.openxmlformats.org/drawingml/2006/main" noChangeAspect="1"/>
+            </wp:cNvGraphicFramePr>
+            <a:graphic xmlns:a="http://schemas.openxmlformats.org/drawingml/2006/main">
+              <a:graphicData uri="http://schemas.openxmlformats.org/drawingml/2006/picture">
+                <pic:pic xmlns:pic="http://schemas.openxmlformats.org/drawingml/2006/picture">
+                  <pic:nvPicPr>
+                    <pic:cNvPr id="0" name="Picture 11"/>
+                    <pic:cNvPicPr>
+                      <a:picLocks noChangeAspect="1" noChangeArrowheads="1"/>
+                    </pic:cNvPicPr>
+                  </pic:nvPicPr>
+                  <pic:blipFill>
+                    <a:blip r:embed="rId10" cstate="print">
+                      <a:extLst>
+                        <a:ext uri="{28A0092B-C50C-407E-A947-70E740481C1C}">
+                          <a14:useLocalDpi xmlns:a14="http://schemas.microsoft.com/office/drawing/2010/main" val="0"/>
+                        </a:ext>
+                      </a:extLst>
+                    </a:blip>
+                    <a:srcRect/>
+                    <a:stretch>
+                      <a:fillRect/>
+                    </a:stretch>
+                  </pic:blipFill>
+                  <pic:spPr bwMode="auto">
+                    <a:xfrm>
+                      <a:off x="0" y="0"/>
+                      <a:ext cx="5011734" cy="3096535"/>
+                    </a:xfrm>
+                    <a:prstGeom prst="rect">
+                      <a:avLst/>
+                    </a:prstGeom>
+                    <a:noFill/>
+                  </pic:spPr>
+                </pic:pic>
+              </a:graphicData>
+            </a:graphic>
+          </wp:inline>
+        </w:drawing>
+      </w:r>
+    </w:p>
+    <w:p>
+      <w:r>
+        <w:t>Wieder zu oft 1 geschätzt.</w:t>
+      </w:r>
+    </w:p>
+    <w:p>
+      <w:pPr>
+        <w:rPr>
+          <w:u w:val="single"/>
+        </w:rPr>
+      </w:pPr>
+    </w:p>
+    <w:p>
+      <w:pPr>
+        <w:rPr>
+          <w:lang w:val="en-US"/>
+        </w:rPr>
+      </w:pPr>
+      <w:r>
+        <w:rPr>
+          <w:lang w:val="en-US"/>
+        </w:rPr>
+        <w:t xml:space="preserve"># </w:t>
+      </w:r>
+      <w:proofErr w:type="spellStart"/>
+      <w:r>
+        <w:rPr>
+          <w:lang w:val="en-US"/>
+        </w:rPr>
+        <w:t>team_crowd</w:t>
+      </w:r>
+      <w:proofErr w:type="spellEnd"/>
+      <w:r>
+        <w:rPr>
+          <w:lang w:val="en-US"/>
+        </w:rPr>
+        <w:t xml:space="preserve"> goes from 6 t</w:t>
+      </w:r>
+      <w:r>
+        <w:rPr>
+          <w:lang w:val="en-US"/>
+        </w:rPr>
+        <w:t xml:space="preserve">o 25180 </w:t>
+      </w:r>
+      <w:r>
+        <w:rPr>
+          <w:color w:val="C00000"/>
+          <w:lang w:val="en-US"/>
+        </w:rPr>
+        <w:t xml:space="preserve">(reduced effect to adjust for it having </w:t>
+      </w:r>
+      <w:r>
+        <w:rPr>
+          <w:color w:val="C00000"/>
+          <w:lang w:val="en-US"/>
+        </w:rPr>
+        <w:t>25174</w:t>
+      </w:r>
+      <w:r>
+        <w:rPr>
+          <w:color w:val="C00000"/>
+          <w:lang w:val="en-US"/>
+        </w:rPr>
+        <w:t xml:space="preserve"> units)</w:t>
+      </w:r>
+    </w:p>
+    <w:p>
+      <w:pPr>
+        <w:rPr>
+          <w:i/>
+          <w:iCs/>
+          <w:lang w:val="en-US"/>
+        </w:rPr>
+      </w:pPr>
+      <w:proofErr w:type="spellStart"/>
+      <w:r>
+        <w:rPr>
+          <w:i/>
+          <w:iCs/>
+          <w:lang w:val="en-US"/>
+        </w:rPr>
+        <w:lastRenderedPageBreak/>
+        <w:t>set_</w:t>
+      </w:r>
+      <w:proofErr w:type="gramStart"/>
+      <w:r>
+        <w:rPr>
+          <w:i/>
+          <w:iCs/>
+          <w:lang w:val="en-US"/>
+        </w:rPr>
+        <w:t>prior</w:t>
+      </w:r>
+      <w:proofErr w:type="spellEnd"/>
+      <w:r>
+        <w:rPr>
+          <w:i/>
+          <w:iCs/>
+          <w:lang w:val="en-US"/>
+        </w:rPr>
+        <w:t>(</w:t>
+      </w:r>
+      <w:proofErr w:type="gramEnd"/>
+      <w:r>
+        <w:rPr>
+          <w:i/>
+          <w:iCs/>
+          <w:lang w:val="en-US"/>
+        </w:rPr>
+        <w:t>"</w:t>
+      </w:r>
+      <w:proofErr w:type="gramStart"/>
+      <w:r>
+        <w:rPr>
+          <w:i/>
+          <w:iCs/>
+          <w:lang w:val="en-US"/>
+        </w:rPr>
+        <w:t>normal(</w:t>
+      </w:r>
+      <w:proofErr w:type="gramEnd"/>
+      <w:r>
+        <w:rPr>
+          <w:i/>
+          <w:iCs/>
+          <w:lang w:val="en-US"/>
+        </w:rPr>
+        <w:t xml:space="preserve">0, 4.8e-05)", class = "b", </w:t>
+      </w:r>
+      <w:proofErr w:type="spellStart"/>
+      <w:r>
+        <w:rPr>
+          <w:i/>
+          <w:iCs/>
+          <w:lang w:val="en-US"/>
+        </w:rPr>
+        <w:t>coef</w:t>
+      </w:r>
+      <w:proofErr w:type="spellEnd"/>
+      <w:r>
+        <w:rPr>
+          <w:i/>
+          <w:iCs/>
+          <w:lang w:val="en-US"/>
+        </w:rPr>
+        <w:t xml:space="preserve"> = "</w:t>
+      </w:r>
+      <w:proofErr w:type="spellStart"/>
+      <w:r>
+        <w:rPr>
+          <w:i/>
+          <w:iCs/>
+          <w:lang w:val="en-US"/>
+        </w:rPr>
+        <w:t>team_crowd_c</w:t>
+      </w:r>
+      <w:proofErr w:type="spellEnd"/>
+      <w:r>
+        <w:rPr>
+          <w:i/>
+          <w:iCs/>
+          <w:lang w:val="en-US"/>
+        </w:rPr>
+        <w:t>")</w:t>
+      </w:r>
+    </w:p>
+    <w:p>
+      <w:pPr>
+        <w:rPr>
+          <w:lang w:val="en-US"/>
+        </w:rPr>
+      </w:pPr>
+      <w:r>
+        <w:rPr>
+          <w:lang w:val="en-US"/>
+        </w:rPr>
+        <w:t xml:space="preserve">We are saying that a team </w:t>
+      </w:r>
+      <w:proofErr w:type="gramStart"/>
+      <w:r>
+        <w:rPr>
+          <w:lang w:val="en-US"/>
+        </w:rPr>
+        <w:t>having  25180</w:t>
+      </w:r>
+      <w:proofErr w:type="gramEnd"/>
+      <w:r>
+        <w:rPr>
+          <w:lang w:val="en-US"/>
+        </w:rPr>
+        <w:t xml:space="preserve"> home crowd members changes the probability of scoring a goal compared to having 6 </w:t>
+      </w:r>
+      <w:proofErr w:type="spellStart"/>
+      <w:proofErr w:type="gramStart"/>
+      <w:r>
+        <w:rPr>
+          <w:lang w:val="en-US"/>
+        </w:rPr>
+        <w:t>homecrowd</w:t>
+      </w:r>
+      <w:proofErr w:type="spellEnd"/>
+      <w:proofErr w:type="gramEnd"/>
+      <w:r>
+        <w:rPr>
+          <w:lang w:val="en-US"/>
+        </w:rPr>
+        <w:t xml:space="preserve"> members by (</w:t>
+      </w:r>
+      <w:proofErr w:type="gramStart"/>
+      <w:r>
+        <w:rPr>
+          <w:lang w:val="en-US"/>
+        </w:rPr>
+        <w:t>0.0008 ;</w:t>
+      </w:r>
+      <w:proofErr w:type="gramEnd"/>
+      <w:r>
+        <w:rPr>
+          <w:lang w:val="en-US"/>
+        </w:rPr>
+        <w:t xml:space="preserve"> 0.10) so 0.01% to 10%.</w:t>
+      </w:r>
+    </w:p>
+    <w:p>
+      <w:pPr>
+        <w:rPr>
+          <w:lang w:val="en-US"/>
+        </w:rPr>
+      </w:pPr>
+    </w:p>
+    <w:p>
+      <w:pPr>
+        <w:rPr>
+          <w:lang w:val="en-US"/>
+        </w:rPr>
+      </w:pPr>
+      <w:r>
+        <w:rPr>
+          <w:lang w:val="en-US"/>
+        </w:rPr>
+        <w:t xml:space="preserve"># </w:t>
+      </w:r>
+      <w:proofErr w:type="spellStart"/>
+      <w:r>
+        <w:rPr>
+          <w:lang w:val="en-US"/>
+        </w:rPr>
+        <w:t>opp</w:t>
+      </w:r>
+      <w:r>
+        <w:rPr>
+          <w:lang w:val="en-US"/>
+        </w:rPr>
+        <w:t>_crowd</w:t>
+      </w:r>
+      <w:proofErr w:type="spellEnd"/>
+      <w:r>
+        <w:rPr>
+          <w:lang w:val="en-US"/>
+        </w:rPr>
+        <w:t xml:space="preserve"> goes from</w:t>
+      </w:r>
+      <w:r>
+        <w:rPr>
+          <w:lang w:val="en-US"/>
+        </w:rPr>
+        <w:t xml:space="preserve"> </w:t>
+      </w:r>
+      <w:r>
+        <w:rPr>
+          <w:lang w:val="en-US"/>
+        </w:rPr>
+        <w:t>6 t</w:t>
+      </w:r>
+      <w:r>
+        <w:rPr>
+          <w:lang w:val="en-US"/>
+        </w:rPr>
+        <w:t>o 25180</w:t>
+      </w:r>
+      <w:r>
+        <w:rPr>
+          <w:lang w:val="en-US"/>
+        </w:rPr>
+        <w:t xml:space="preserve"> </w:t>
+      </w:r>
+      <w:r>
+        <w:rPr>
+          <w:color w:val="C00000"/>
+          <w:lang w:val="en-US"/>
+        </w:rPr>
+        <w:t xml:space="preserve">(reduced effect to adjust for it having </w:t>
+      </w:r>
+      <w:r>
+        <w:rPr>
+          <w:color w:val="C00000"/>
+          <w:lang w:val="en-US"/>
+        </w:rPr>
+        <w:t>25174</w:t>
+      </w:r>
+      <w:r>
+        <w:rPr>
+          <w:color w:val="C00000"/>
+          <w:lang w:val="en-US"/>
+        </w:rPr>
+        <w:t xml:space="preserve"> units)</w:t>
+      </w:r>
+    </w:p>
+    <w:p>
+      <w:pPr>
+        <w:rPr>
+          <w:i/>
+          <w:iCs/>
+          <w:lang w:val="en-US"/>
+        </w:rPr>
+      </w:pPr>
+      <w:proofErr w:type="spellStart"/>
+      <w:r>
+        <w:rPr>
+          <w:i/>
+          <w:iCs/>
+          <w:lang w:val="en-US"/>
+        </w:rPr>
+        <w:t>set_</w:t>
+      </w:r>
+      <w:proofErr w:type="gramStart"/>
+      <w:r>
+        <w:rPr>
+          <w:i/>
+          <w:iCs/>
+          <w:lang w:val="en-US"/>
+        </w:rPr>
+        <w:t>prior</w:t>
+      </w:r>
+      <w:proofErr w:type="spellEnd"/>
+      <w:r>
+        <w:rPr>
+          <w:i/>
+          <w:iCs/>
+          <w:lang w:val="en-US"/>
+        </w:rPr>
+        <w:t>(</w:t>
+      </w:r>
+      <w:proofErr w:type="gramEnd"/>
+      <w:r>
+        <w:rPr>
+          <w:i/>
+          <w:iCs/>
+          <w:lang w:val="en-US"/>
+        </w:rPr>
+        <w:t>"</w:t>
+      </w:r>
+      <w:proofErr w:type="gramStart"/>
+      <w:r>
+        <w:rPr>
+          <w:i/>
+          <w:iCs/>
+          <w:lang w:val="en-US"/>
+        </w:rPr>
+        <w:t>normal(</w:t>
+      </w:r>
+      <w:proofErr w:type="gramEnd"/>
+      <w:r>
+        <w:rPr>
+          <w:i/>
+          <w:iCs/>
+          <w:lang w:val="en-US"/>
+        </w:rPr>
+        <w:t xml:space="preserve">0, 4.8e-05)", class = "b", </w:t>
+      </w:r>
+      <w:proofErr w:type="spellStart"/>
+      <w:r>
+        <w:rPr>
+          <w:i/>
+          <w:iCs/>
+          <w:lang w:val="en-US"/>
+        </w:rPr>
+        <w:t>coef</w:t>
+      </w:r>
+      <w:proofErr w:type="spellEnd"/>
+      <w:r>
+        <w:rPr>
+          <w:i/>
+          <w:iCs/>
+          <w:lang w:val="en-US"/>
+        </w:rPr>
+        <w:t xml:space="preserve"> = "</w:t>
+      </w:r>
+      <w:proofErr w:type="spellStart"/>
+      <w:r>
+        <w:rPr>
+          <w:i/>
+          <w:iCs/>
+          <w:lang w:val="en-US"/>
+        </w:rPr>
+        <w:t>opp_crowd_c</w:t>
+      </w:r>
+      <w:proofErr w:type="spellEnd"/>
+      <w:r>
+        <w:rPr>
+          <w:i/>
+          <w:iCs/>
+          <w:lang w:val="en-US"/>
+        </w:rPr>
+        <w:t>")</w:t>
+      </w:r>
+    </w:p>
+    <w:p>
+      <w:pPr>
+        <w:rPr>
+          <w:lang w:val="en-US"/>
+        </w:rPr>
+      </w:pPr>
+      <w:r>
+        <w:rPr>
+          <w:lang w:val="en-US"/>
+        </w:rPr>
+        <w:t xml:space="preserve">We are saying that a team </w:t>
+      </w:r>
+      <w:proofErr w:type="gramStart"/>
+      <w:r>
+        <w:rPr>
+          <w:lang w:val="en-US"/>
+        </w:rPr>
+        <w:t>having  25180</w:t>
+      </w:r>
+      <w:proofErr w:type="gramEnd"/>
+      <w:r>
+        <w:rPr>
+          <w:lang w:val="en-US"/>
+        </w:rPr>
+        <w:t xml:space="preserve"> </w:t>
+      </w:r>
+      <w:proofErr w:type="spellStart"/>
+      <w:r>
+        <w:rPr>
+          <w:lang w:val="en-US"/>
+        </w:rPr>
+        <w:t>opp</w:t>
+      </w:r>
+      <w:proofErr w:type="spellEnd"/>
+      <w:r>
+        <w:rPr>
+          <w:lang w:val="en-US"/>
+        </w:rPr>
+        <w:t xml:space="preserve"> crowd members changes the probability of scoring a goal compared to having 6 </w:t>
+      </w:r>
+      <w:proofErr w:type="spellStart"/>
+      <w:r>
+        <w:rPr>
+          <w:lang w:val="en-US"/>
+        </w:rPr>
+        <w:t>oppcrowd</w:t>
+      </w:r>
+      <w:proofErr w:type="spellEnd"/>
+      <w:r>
+        <w:rPr>
+          <w:lang w:val="en-US"/>
+        </w:rPr>
+        <w:t xml:space="preserve"> members by (</w:t>
+      </w:r>
+      <w:proofErr w:type="gramStart"/>
+      <w:r>
+        <w:rPr>
+          <w:lang w:val="en-US"/>
+        </w:rPr>
+        <w:t>0.0008 ;</w:t>
+      </w:r>
+      <w:proofErr w:type="gramEnd"/>
+      <w:r>
+        <w:rPr>
+          <w:lang w:val="en-US"/>
+        </w:rPr>
+        <w:t xml:space="preserve"> 0.10) so 0.01% to 10%.</w:t>
+      </w:r>
+    </w:p>
+    <w:p>
+      <w:pPr>
+        <w:rPr>
+          <w:lang w:val="en-US"/>
+        </w:rPr>
+      </w:pPr>
+    </w:p>
+    <w:p>
+      <w:pPr>
+        <w:rPr>
+          <w:lang w:val="en-US"/>
+        </w:rPr>
+      </w:pPr>
+      <w:r>
+        <w:rPr>
+          <w:lang w:val="en-US"/>
+        </w:rPr>
+        <w:t xml:space="preserve"># </w:t>
+      </w:r>
+      <w:proofErr w:type="spellStart"/>
+      <w:r>
+        <w:rPr>
+          <w:lang w:val="en-US"/>
+        </w:rPr>
+        <w:t>p_odds_team</w:t>
+      </w:r>
+      <w:proofErr w:type="spellEnd"/>
+      <w:r>
+        <w:rPr>
+          <w:lang w:val="en-US"/>
+        </w:rPr>
+        <w:t xml:space="preserve"> goes from 0.05 to 0.8, so 0.75 units</w:t>
+      </w:r>
+      <w:r>
+        <w:rPr>
+          <w:lang w:val="en-US"/>
+        </w:rPr>
+        <w:t xml:space="preserve"> </w:t>
+      </w:r>
+      <w:r>
+        <w:rPr>
+          <w:color w:val="C00000"/>
+          <w:lang w:val="en-US"/>
+        </w:rPr>
+        <w:t>(</w:t>
+      </w:r>
+      <w:r>
+        <w:rPr>
+          <w:color w:val="C00000"/>
+          <w:lang w:val="en-US"/>
+        </w:rPr>
+        <w:t>increased</w:t>
+      </w:r>
+      <w:r>
+        <w:rPr>
+          <w:color w:val="C00000"/>
+          <w:lang w:val="en-US"/>
+        </w:rPr>
+        <w:t xml:space="preserve"> effect to adjust for </w:t>
+      </w:r>
+      <w:r>
+        <w:rPr>
+          <w:color w:val="C00000"/>
+          <w:lang w:val="en-US"/>
+        </w:rPr>
+        <w:t>having only 0.</w:t>
+      </w:r>
+      <w:r>
+        <w:rPr>
+          <w:color w:val="C00000"/>
+          <w:lang w:val="en-US"/>
+        </w:rPr>
+        <w:t>75</w:t>
+      </w:r>
+      <w:r>
+        <w:rPr>
+          <w:color w:val="C00000"/>
+          <w:lang w:val="en-US"/>
+        </w:rPr>
+        <w:t xml:space="preserve"> unit)</w:t>
+      </w:r>
+    </w:p>
+    <w:p>
+      <w:pPr>
+        <w:rPr>
+          <w:i/>
+          <w:iCs/>
+          <w:lang w:val="en-US"/>
+        </w:rPr>
+      </w:pPr>
+      <w:proofErr w:type="spellStart"/>
+      <w:r>
+        <w:rPr>
+          <w:i/>
+          <w:iCs/>
+          <w:lang w:val="en-US"/>
+        </w:rPr>
+        <w:t>set_</w:t>
+      </w:r>
+      <w:proofErr w:type="gramStart"/>
+      <w:r>
+        <w:rPr>
+          <w:i/>
+          <w:iCs/>
+          <w:lang w:val="en-US"/>
+        </w:rPr>
+        <w:t>prior</w:t>
+      </w:r>
+      <w:proofErr w:type="spellEnd"/>
+      <w:r>
+        <w:rPr>
+          <w:i/>
+          <w:iCs/>
+          <w:lang w:val="en-US"/>
+        </w:rPr>
+        <w:t>(</w:t>
+      </w:r>
+      <w:proofErr w:type="gramEnd"/>
+      <w:r>
+        <w:rPr>
+          <w:i/>
+          <w:iCs/>
+          <w:lang w:val="en-US"/>
+        </w:rPr>
+        <w:t>"</w:t>
+      </w:r>
+      <w:proofErr w:type="gramStart"/>
+      <w:r>
+        <w:rPr>
+          <w:i/>
+          <w:iCs/>
+          <w:lang w:val="en-US"/>
+        </w:rPr>
+        <w:t>normal(</w:t>
+      </w:r>
+      <w:proofErr w:type="gramEnd"/>
+      <w:r>
+        <w:rPr>
+          <w:i/>
+          <w:iCs/>
+          <w:lang w:val="en-US"/>
+        </w:rPr>
+        <w:t xml:space="preserve">0, 1.5)", class = "b", </w:t>
+      </w:r>
+      <w:proofErr w:type="spellStart"/>
+      <w:r>
+        <w:rPr>
+          <w:i/>
+          <w:iCs/>
+          <w:lang w:val="en-US"/>
+        </w:rPr>
+        <w:t>coef</w:t>
+      </w:r>
+      <w:proofErr w:type="spellEnd"/>
+      <w:r>
+        <w:rPr>
+          <w:i/>
+          <w:iCs/>
+          <w:lang w:val="en-US"/>
+        </w:rPr>
+        <w:t xml:space="preserve"> = "</w:t>
+      </w:r>
+      <w:proofErr w:type="spellStart"/>
+      <w:r>
+        <w:rPr>
+          <w:i/>
+          <w:iCs/>
+          <w:lang w:val="en-US"/>
+        </w:rPr>
+        <w:t>p_odds_team_c</w:t>
+      </w:r>
+      <w:proofErr w:type="spellEnd"/>
+      <w:r>
+        <w:rPr>
+          <w:i/>
+          <w:iCs/>
+          <w:lang w:val="en-US"/>
+        </w:rPr>
+        <w:t>")</w:t>
+      </w:r>
+    </w:p>
+    <w:p>
+      <w:pPr>
+        <w:rPr>
+          <w:lang w:val="en-US"/>
+        </w:rPr>
+      </w:pPr>
+      <w:r>
+        <w:rPr>
+          <w:lang w:val="en-US"/>
+        </w:rPr>
+        <w:t xml:space="preserve">We are saying that a team having </w:t>
+      </w:r>
+      <w:proofErr w:type="gramStart"/>
+      <w:r>
+        <w:rPr>
+          <w:lang w:val="en-US"/>
+        </w:rPr>
+        <w:t>as</w:t>
+      </w:r>
+      <w:proofErr w:type="gramEnd"/>
+      <w:r>
+        <w:rPr>
+          <w:lang w:val="en-US"/>
+        </w:rPr>
+        <w:t xml:space="preserve"> 0.75 chance of </w:t>
+      </w:r>
+      <w:proofErr w:type="spellStart"/>
+      <w:proofErr w:type="gramStart"/>
+      <w:r>
+        <w:rPr>
+          <w:lang w:val="en-US"/>
+        </w:rPr>
+        <w:t>wining</w:t>
+      </w:r>
+      <w:proofErr w:type="spellEnd"/>
+      <w:proofErr w:type="gramEnd"/>
+      <w:r>
+        <w:rPr>
+          <w:lang w:val="en-US"/>
+        </w:rPr>
+        <w:t xml:space="preserve"> compared to 0.05 changes the probability of a goal to be </w:t>
+      </w:r>
+      <w:proofErr w:type="gramStart"/>
+      <w:r>
+        <w:rPr>
+          <w:lang w:val="en-US"/>
+        </w:rPr>
+        <w:t>between  (0.00q ;</w:t>
+      </w:r>
+      <w:proofErr w:type="gramEnd"/>
+      <w:r>
+        <w:rPr>
+          <w:lang w:val="en-US"/>
+        </w:rPr>
+        <w:t xml:space="preserve"> 0.08) so 0.0</w:t>
+      </w:r>
+      <w:r>
+        <w:rPr>
+          <w:lang w:val="en-US"/>
+        </w:rPr>
+        <w:t>1</w:t>
+      </w:r>
+      <w:r>
+        <w:rPr>
+          <w:lang w:val="en-US"/>
+        </w:rPr>
+        <w:t>% to 8.6%.</w:t>
+      </w:r>
+    </w:p>
+    <w:p>
+      <w:pPr>
+        <w:rPr>
+          <w:i/>
+          <w:iCs/>
+          <w:lang w:val="en-US"/>
+        </w:rPr>
+      </w:pPr>
+    </w:p>
+    <w:p>
+      <w:pPr>
+        <w:rPr>
+          <w:lang w:val="en-US"/>
+        </w:rPr>
+      </w:pPr>
+      <w:r>
+        <w:rPr>
+          <w:lang w:val="en-US"/>
+        </w:rPr>
+        <w:t xml:space="preserve"># </w:t>
+      </w:r>
+      <w:proofErr w:type="spellStart"/>
+      <w:r>
+        <w:rPr>
+          <w:lang w:val="en-US"/>
+        </w:rPr>
+        <w:t>p_odds_</w:t>
+      </w:r>
+      <w:r>
+        <w:rPr>
+          <w:lang w:val="en-US"/>
+        </w:rPr>
+        <w:t>draw</w:t>
+      </w:r>
+      <w:proofErr w:type="spellEnd"/>
+      <w:r>
+        <w:rPr>
+          <w:lang w:val="en-US"/>
+        </w:rPr>
+        <w:t xml:space="preserve"> </w:t>
+      </w:r>
+      <w:r>
+        <w:rPr>
+          <w:lang w:val="en-US"/>
+        </w:rPr>
+        <w:t>goes from 0.</w:t>
+      </w:r>
+      <w:r>
+        <w:rPr>
+          <w:lang w:val="en-US"/>
+        </w:rPr>
+        <w:t>14</w:t>
+      </w:r>
+      <w:r>
+        <w:rPr>
+          <w:lang w:val="en-US"/>
+        </w:rPr>
+        <w:t xml:space="preserve"> to 0.</w:t>
+      </w:r>
+      <w:r>
+        <w:rPr>
+          <w:lang w:val="en-US"/>
+        </w:rPr>
+        <w:t xml:space="preserve">33, </w:t>
+      </w:r>
+      <w:r>
+        <w:rPr>
+          <w:lang w:val="en-US"/>
+        </w:rPr>
+        <w:t>o 0.</w:t>
+      </w:r>
+      <w:r>
+        <w:rPr>
+          <w:lang w:val="en-US"/>
+        </w:rPr>
+        <w:t>19</w:t>
+      </w:r>
+      <w:r>
+        <w:rPr>
+          <w:lang w:val="en-US"/>
+        </w:rPr>
+        <w:t xml:space="preserve"> unit</w:t>
+      </w:r>
+      <w:r>
+        <w:rPr>
+          <w:lang w:val="en-US"/>
+        </w:rPr>
+        <w:t xml:space="preserve">s </w:t>
+      </w:r>
+      <w:r>
+        <w:rPr>
+          <w:color w:val="C00000"/>
+          <w:lang w:val="en-US"/>
+        </w:rPr>
+        <w:t>(</w:t>
+      </w:r>
+      <w:r>
+        <w:rPr>
+          <w:color w:val="C00000"/>
+          <w:lang w:val="en-US"/>
+        </w:rPr>
+        <w:t>increased</w:t>
+      </w:r>
+      <w:r>
+        <w:rPr>
+          <w:color w:val="C00000"/>
+          <w:lang w:val="en-US"/>
+        </w:rPr>
+        <w:t xml:space="preserve"> effect to adjust for </w:t>
+      </w:r>
+      <w:r>
+        <w:rPr>
+          <w:color w:val="C00000"/>
+          <w:lang w:val="en-US"/>
+        </w:rPr>
+        <w:t>having only 0.19 unit)</w:t>
+      </w:r>
+    </w:p>
+    <w:p>
+      <w:pPr>
+        <w:rPr>
+          <w:i/>
+          <w:iCs/>
+          <w:lang w:val="en-US"/>
+        </w:rPr>
+      </w:pPr>
+      <w:proofErr w:type="spellStart"/>
+      <w:r>
+        <w:rPr>
+          <w:i/>
+          <w:iCs/>
+          <w:lang w:val="en-US"/>
+        </w:rPr>
+        <w:t>set_</w:t>
+      </w:r>
+      <w:proofErr w:type="gramStart"/>
+      <w:r>
+        <w:rPr>
+          <w:i/>
+          <w:iCs/>
+          <w:lang w:val="en-US"/>
+        </w:rPr>
+        <w:t>prior</w:t>
+      </w:r>
+      <w:proofErr w:type="spellEnd"/>
+      <w:r>
+        <w:rPr>
+          <w:i/>
+          <w:iCs/>
+          <w:lang w:val="en-US"/>
+        </w:rPr>
+        <w:t>(</w:t>
+      </w:r>
+      <w:proofErr w:type="gramEnd"/>
+      <w:r>
+        <w:rPr>
+          <w:i/>
+          <w:iCs/>
+          <w:lang w:val="en-US"/>
+        </w:rPr>
+        <w:t>"</w:t>
+      </w:r>
+      <w:proofErr w:type="gramStart"/>
+      <w:r>
+        <w:rPr>
+          <w:i/>
+          <w:iCs/>
+          <w:lang w:val="en-US"/>
+        </w:rPr>
+        <w:t>normal(</w:t>
+      </w:r>
+      <w:proofErr w:type="gramEnd"/>
+      <w:r>
+        <w:rPr>
+          <w:i/>
+          <w:iCs/>
+          <w:lang w:val="en-US"/>
+        </w:rPr>
+        <w:t xml:space="preserve">0, 2.5)", class = "b", </w:t>
+      </w:r>
+      <w:proofErr w:type="spellStart"/>
+      <w:r>
+        <w:rPr>
+          <w:i/>
+          <w:iCs/>
+          <w:lang w:val="en-US"/>
+        </w:rPr>
+        <w:t>coef</w:t>
+      </w:r>
+      <w:proofErr w:type="spellEnd"/>
+      <w:r>
+        <w:rPr>
+          <w:i/>
+          <w:iCs/>
+          <w:lang w:val="en-US"/>
+        </w:rPr>
+        <w:t xml:space="preserve"> = "</w:t>
+      </w:r>
+      <w:proofErr w:type="spellStart"/>
+      <w:r>
+        <w:rPr>
+          <w:i/>
+          <w:iCs/>
+          <w:lang w:val="en-US"/>
+        </w:rPr>
+        <w:t>p_odds_draw_c</w:t>
+      </w:r>
+      <w:proofErr w:type="spellEnd"/>
+      <w:r>
+        <w:rPr>
+          <w:i/>
+          <w:iCs/>
+          <w:lang w:val="en-US"/>
+        </w:rPr>
+        <w:t>")</w:t>
+      </w:r>
+    </w:p>
+    <w:p>
+      <w:pPr>
+        <w:rPr>
+          <w:lang w:val="en-US"/>
+        </w:rPr>
+      </w:pPr>
+      <w:r>
+        <w:rPr>
+          <w:lang w:val="en-US"/>
+        </w:rPr>
+        <w:t xml:space="preserve">We are saying that a team having </w:t>
+      </w:r>
+      <w:proofErr w:type="gramStart"/>
+      <w:r>
+        <w:rPr>
+          <w:lang w:val="en-US"/>
+        </w:rPr>
+        <w:t>as</w:t>
+      </w:r>
+      <w:proofErr w:type="gramEnd"/>
+      <w:r>
+        <w:rPr>
+          <w:lang w:val="en-US"/>
+        </w:rPr>
+        <w:t xml:space="preserve"> 0.33 chance of </w:t>
+      </w:r>
+      <w:proofErr w:type="gramStart"/>
+      <w:r>
+        <w:rPr>
+          <w:lang w:val="en-US"/>
+        </w:rPr>
+        <w:t>an</w:t>
+      </w:r>
+      <w:proofErr w:type="gramEnd"/>
+      <w:r>
+        <w:rPr>
+          <w:lang w:val="en-US"/>
+        </w:rPr>
+        <w:t xml:space="preserve"> draw compared to 0.14changes the probability of a goal to be </w:t>
+      </w:r>
+      <w:proofErr w:type="gramStart"/>
+      <w:r>
+        <w:rPr>
+          <w:lang w:val="en-US"/>
+        </w:rPr>
+        <w:t>between  (0.003 ;</w:t>
+      </w:r>
+      <w:proofErr w:type="gramEnd"/>
+      <w:r>
+        <w:rPr>
+          <w:lang w:val="en-US"/>
+        </w:rPr>
+        <w:t xml:space="preserve"> 0.025) so 0.03% to 2.5%.</w:t>
+      </w:r>
+    </w:p>
+    <w:p>
+      <w:pPr>
+        <w:rPr>
+          <w:lang w:val="en-US"/>
+        </w:rPr>
+      </w:pPr>
+    </w:p>
+    <w:p>
+      <w:pPr>
+        <w:rPr>
+          <w:lang w:val="en-US"/>
+        </w:rPr>
+      </w:pPr>
+      <w:r>
+        <w:rPr>
+          <w:noProof/>
+          <w:lang w:val="en-US"/>
+        </w:rPr>
+        <w:lastRenderedPageBreak/>
+        <w:drawing>
+          <wp:inline distT="0" distB="0" distL="0" distR="0" wp14:anchorId="4C8CC837" wp14:editId="015DE7C3">
+            <wp:extent cx="5765385" cy="3562185"/>
+            <wp:effectExtent l="0" t="0" r="6985" b="635"/>
+            <wp:docPr id="1581924712" name="Grafik 10"/>
+            <wp:cNvGraphicFramePr>
+              <a:graphicFrameLocks xmlns:a="http://schemas.openxmlformats.org/drawingml/2006/main" noChangeAspect="1"/>
+            </wp:cNvGraphicFramePr>
+            <a:graphic xmlns:a="http://schemas.openxmlformats.org/drawingml/2006/main">
+              <a:graphicData uri="http://schemas.openxmlformats.org/drawingml/2006/picture">
+                <pic:pic xmlns:pic="http://schemas.openxmlformats.org/drawingml/2006/picture">
+                  <pic:nvPicPr>
+                    <pic:cNvPr id="0" name="Picture 10"/>
+                    <pic:cNvPicPr>
+                      <a:picLocks noChangeAspect="1" noChangeArrowheads="1"/>
+                    </pic:cNvPicPr>
+                  </pic:nvPicPr>
+                  <pic:blipFill>
+                    <a:blip r:embed="rId11" cstate="print">
+                      <a:extLst>
+                        <a:ext uri="{28A0092B-C50C-407E-A947-70E740481C1C}">
+                          <a14:useLocalDpi xmlns:a14="http://schemas.microsoft.com/office/drawing/2010/main" val="0"/>
+                        </a:ext>
+                      </a:extLst>
+                    </a:blip>
+                    <a:srcRect/>
+                    <a:stretch>
+                      <a:fillRect/>
+                    </a:stretch>
+                  </pic:blipFill>
+                  <pic:spPr bwMode="auto">
+                    <a:xfrm>
+                      <a:off x="0" y="0"/>
+                      <a:ext cx="5795835" cy="3580998"/>
+                    </a:xfrm>
+                    <a:prstGeom prst="rect">
+                      <a:avLst/>
+                    </a:prstGeom>
+                    <a:noFill/>
+                  </pic:spPr>
+                </pic:pic>
+              </a:graphicData>
+            </a:graphic>
+          </wp:inline>
+        </w:drawing>
+      </w:r>
+    </w:p>
+    <w:p>
+      <w:r>
+        <w:t xml:space="preserve">Eventuell sogar </w:t>
+      </w:r>
+      <w:r>
+        <w:t>leicht zu optimistisch?</w:t>
+      </w:r>
+    </w:p>
+    <w:p/>
+    <w:p>
+      <w:pPr>
+        <w:rPr>
+          <w:u w:val="single"/>
+        </w:rPr>
+      </w:pPr>
+      <w:proofErr w:type="spellStart"/>
+      <w:r>
+        <w:rPr>
+          <w:u w:val="single"/>
+        </w:rPr>
+        <w:t>Column</w:t>
+      </w:r>
+      <w:proofErr w:type="spellEnd"/>
+      <w:r>
+        <w:rPr>
+          <w:u w:val="single"/>
+        </w:rPr>
+        <w:t xml:space="preserve"> 5</w:t>
+      </w:r>
+    </w:p>
+    <w:p>
+      <w:pPr>
+        <w:rPr>
+          <w:u w:val="single"/>
+        </w:rPr>
+      </w:pPr>
+    </w:p>
+    <w:p>
+      <w:pPr>
+        <w:rPr>
+          <w:u w:val="single"/>
+        </w:rPr>
+      </w:pPr>
+    </w:p>
+    <w:p>
+      <w:pPr>
+        <w:pStyle w:val="berschrift1"/>
+      </w:pPr>
+      <w:r>
         <w:t>Logit</w:t>
       </w:r>
       <w:r>
@@ -23,7 +3977,21 @@
         <w:rPr>
           <w:lang w:val="en-US"/>
         </w:rPr>
-        <w:t>We use weakly informative Normal priors centered at zero for regression coefficients. These priors regularize extreme estimates while allowing the data to dominate inference. The prior scale was chosen such that a two-standard-deviation change corresponds to a plausible change in outcome probability over the observed range of the predictor.</w:t>
+        <w:t xml:space="preserve">We use weakly informative Normal priors centered at zero for regression coefficients. These </w:t>
+      </w:r>
+      <w:proofErr w:type="gramStart"/>
+      <w:r>
+        <w:rPr>
+          <w:lang w:val="en-US"/>
+        </w:rPr>
+        <w:t>priors</w:t>
+      </w:r>
+      <w:proofErr w:type="gramEnd"/>
+      <w:r>
+        <w:rPr>
+          <w:lang w:val="en-US"/>
+        </w:rPr>
+        <w:t xml:space="preserve"> regularize extreme estimates while allowing the data to dominate inference. The prior scale was chosen such that a two-standard-deviation change corresponds to a plausible change in outcome probability over the observed range of the predictor.</w:t>
       </w:r>
     </w:p>
     <w:p>
@@ -60,7 +4028,21 @@
         <w:rPr>
           <w:lang w:val="en-US"/>
         </w:rPr>
-        <w:t>%, which we consider a reasonable upper bound.</w:t>
+        <w:t xml:space="preserve">%, which we consider a reasonable upper </w:t>
+      </w:r>
+      <w:proofErr w:type="gramStart"/>
+      <w:r>
+        <w:rPr>
+          <w:lang w:val="en-US"/>
+        </w:rPr>
+        <w:t>bound</w:t>
+      </w:r>
+      <w:proofErr w:type="gramEnd"/>
+      <w:r>
+        <w:rPr>
+          <w:lang w:val="en-US"/>
+        </w:rPr>
+        <w:t>.</w:t>
       </w:r>
     </w:p>
     <w:p>
@@ -126,6 +4108,7 @@
           <w:noProof/>
           <w:color w:val="525252" w:themeColor="accent3" w:themeShade="80"/>
         </w:rPr>
+        <w:lastRenderedPageBreak/>
         <w:drawing>
           <wp:inline distT="0" distB="0" distL="0" distR="0" wp14:anchorId="0F4B5A30" wp14:editId="2E9583EA">
             <wp:extent cx="4152900" cy="3182679"/>
@@ -144,7 +4127,7 @@
                     </pic:cNvPicPr>
                   </pic:nvPicPr>
                   <pic:blipFill>
-                    <a:blip r:embed="rId5">
+                    <a:blip r:embed="rId12">
                       <a:extLst>
                         <a:ext uri="{28A0092B-C50C-407E-A947-70E740481C1C}">
                           <a14:useLocalDpi xmlns:a14="http://schemas.microsoft.com/office/drawing/2010/main" val="0"/>
@@ -604,7 +4587,6 @@
         <w:rPr>
           <w:color w:val="525252" w:themeColor="accent3" w:themeShade="80"/>
         </w:rPr>
-        <w:lastRenderedPageBreak/>
         <w:t>In die Formel gepackt heißt es bei x=</w:t>
       </w:r>
       <w:r>
@@ -1078,7 +5060,21 @@
         <w:rPr>
           <w:color w:val="525252" w:themeColor="accent3" w:themeShade="80"/>
         </w:rPr>
-        <w:t>Idee, können wir eine Inversionsformel erstellen? Quasi wir wollen das der Effekt so viel ist, wie müssen wir dann die Priors setzen?</w:t>
+        <w:t xml:space="preserve">Idee, können wir eine Inversionsformel erstellen? Quasi wir wollen das der Effekt so viel ist, wie müssen wir dann </w:t>
+      </w:r>
+      <w:proofErr w:type="gramStart"/>
+      <w:r>
+        <w:rPr>
+          <w:color w:val="525252" w:themeColor="accent3" w:themeShade="80"/>
+        </w:rPr>
+        <w:t>die Priors</w:t>
+      </w:r>
+      <w:proofErr w:type="gramEnd"/>
+      <w:r>
+        <w:rPr>
+          <w:color w:val="525252" w:themeColor="accent3" w:themeShade="80"/>
+        </w:rPr>
+        <w:t xml:space="preserve"> setzen?</w:t>
       </w:r>
     </w:p>
     <w:p>
@@ -1094,6 +5090,7 @@
           <w:rFonts w:eastAsiaTheme="minorEastAsia"/>
           <w:color w:val="525252" w:themeColor="accent3" w:themeShade="80"/>
         </w:rPr>
+        <w:lastRenderedPageBreak/>
         <w:t xml:space="preserve">Ziel aus </w:t>
       </w:r>
       <m:oMath>
@@ -1858,7 +5855,13 @@
         <w:rPr>
           <w:lang w:val="en-US"/>
         </w:rPr>
-        <w:t>in table 2</w:t>
+        <w:t>for</w:t>
+      </w:r>
+      <w:r>
+        <w:rPr>
+          <w:lang w:val="en-US"/>
+        </w:rPr>
+        <w:t xml:space="preserve"> table 2</w:t>
       </w:r>
       <w:r>
         <w:rPr>
@@ -1886,8 +5889,9 @@
           <w:lang w:val="en-US" w:eastAsia="en-US"/>
           <w14:ligatures w14:val="standardContextual"/>
         </w:rPr>
-        <w:t xml:space="preserve">At first glance, with nearly 50,000 observations, a frequentist approach may appear fully sufficient. In a narrow sense, this is true: point estimates will be similar, as the likelihood is strong and largely dominates the posterior. However, frequentist inference stops at a point estimate. Bayesian inference does not. It yields a full posterior distribution, allowing directly </w:t>
-      </w:r>
+        <w:t xml:space="preserve">At first glance, with nearly 50,000 observations, a frequentist approach may appear fully sufficient. In a narrow sense, this is true: point estimates will be similar, as the likelihood is strong and largely dominates the posterior. However, frequentist inference stops at a point </w:t>
+      </w:r>
+      <w:proofErr w:type="gramStart"/>
       <w:r>
         <w:rPr>
           <w:rFonts w:ascii="Arial" w:eastAsiaTheme="minorHAnsi" w:hAnsi="Arial" w:cstheme="minorBidi"/>
@@ -1896,13 +5900,10 @@
           <w:lang w:val="en-US" w:eastAsia="en-US"/>
           <w14:ligatures w14:val="standardContextual"/>
         </w:rPr>
-        <w:lastRenderedPageBreak/>
-        <w:t>interpretable statements such as: with 95% probability, the effect lies within this range. This is substantially more informative and practically useful than a p-value attached to a single estimate.</w:t>
-      </w:r>
-    </w:p>
-    <w:p>
-      <w:pPr>
-        <w:pStyle w:val="StandardWeb"/>
+        <w:t>estimate</w:t>
+      </w:r>
+      <w:proofErr w:type="gramEnd"/>
+      <w:r>
         <w:rPr>
           <w:rFonts w:ascii="Arial" w:eastAsiaTheme="minorHAnsi" w:hAnsi="Arial" w:cstheme="minorBidi"/>
           <w:kern w:val="2"/>
@@ -1910,7 +5911,9 @@
           <w:lang w:val="en-US" w:eastAsia="en-US"/>
           <w14:ligatures w14:val="standardContextual"/>
         </w:rPr>
-      </w:pPr>
+        <w:t xml:space="preserve">. Bayesian inference does not. It yields a full posterior distribution, allowing directly interpretable statements </w:t>
+      </w:r>
+      <w:proofErr w:type="gramStart"/>
       <w:r>
         <w:rPr>
           <w:rFonts w:ascii="Arial" w:eastAsiaTheme="minorHAnsi" w:hAnsi="Arial" w:cstheme="minorBidi"/>
@@ -1919,12 +5922,10 @@
           <w:lang w:val="en-US" w:eastAsia="en-US"/>
           <w14:ligatures w14:val="standardContextual"/>
         </w:rPr>
-        <w:t>The distinction becomes critical once the structure of the data is considered. Fifty thousand observations do not imply fifty thousand independent pieces of information. The data are deeply hierarchical: players are nested within teams, actions occur within the same five-minute sections, and information is unevenly distributed across groups. While the referenced paper uses fixed effects with clustered standard errors, this is not equivalent to a hierarchical model. Fixed effects estimate group parameters independently and do not allow for partial pooling. Clustered standard errors only adjust uncertainty; they do not change point estimates and therefore do not correct unstable or extreme group-level effects.</w:t>
-      </w:r>
-    </w:p>
-    <w:p>
-      <w:pPr>
-        <w:pStyle w:val="StandardWeb"/>
+        <w:t>such as:</w:t>
+      </w:r>
+      <w:proofErr w:type="gramEnd"/>
+      <w:r>
         <w:rPr>
           <w:rFonts w:ascii="Arial" w:eastAsiaTheme="minorHAnsi" w:hAnsi="Arial" w:cstheme="minorBidi"/>
           <w:kern w:val="2"/>
@@ -1932,8 +5933,12 @@
           <w:lang w:val="en-US" w:eastAsia="en-US"/>
           <w14:ligatures w14:val="standardContextual"/>
         </w:rPr>
-      </w:pPr>
-      <w:r>
+        <w:t xml:space="preserve"> with 95% probability, the effect lies within this range. This is substantially more informative and practically useful than a p-value attached to a single estimate.</w:t>
+      </w:r>
+    </w:p>
+    <w:p>
+      <w:pPr>
+        <w:pStyle w:val="StandardWeb"/>
         <w:rPr>
           <w:rFonts w:ascii="Arial" w:eastAsiaTheme="minorHAnsi" w:hAnsi="Arial" w:cstheme="minorBidi"/>
           <w:kern w:val="2"/>
@@ -1941,8 +5946,7 @@
           <w:lang w:val="en-US" w:eastAsia="en-US"/>
           <w14:ligatures w14:val="standardContextual"/>
         </w:rPr>
-        <w:t>Bayesian multilevel models explicitly model this structure. Through partial pooling, estimates are stabilized by borrowing strength across groups, shrinking extreme values</w:t>
-      </w:r>
+      </w:pPr>
       <w:r>
         <w:rPr>
           <w:rFonts w:ascii="Arial" w:eastAsiaTheme="minorHAnsi" w:hAnsi="Arial" w:cstheme="minorBidi"/>
@@ -1951,9 +5955,12 @@
           <w:lang w:val="en-US" w:eastAsia="en-US"/>
           <w14:ligatures w14:val="standardContextual"/>
         </w:rPr>
-        <w:t xml:space="preserve">, </w:t>
-      </w:r>
-      <w:r>
+        <w:t>The distinction becomes critical once the structure of the data is considered. Fifty thousand observations do not imply fifty thousand independent pieces of information. The data are deeply hierarchical: players are nested within teams, actions occur within the same five-minute sections, and information is unevenly distributed across groups. While the referenced paper uses fixed effects with clustered standard errors, this is not equivalent to a hierarchical model. Fixed effects estimate group parameters independently and do not allow for partial pooling. Clustered standard errors only adjust uncertainty; they do not change point estimates and therefore do not correct unstable or extreme group-level effects.</w:t>
+      </w:r>
+    </w:p>
+    <w:p>
+      <w:pPr>
+        <w:pStyle w:val="StandardWeb"/>
         <w:rPr>
           <w:rFonts w:ascii="Arial" w:eastAsiaTheme="minorHAnsi" w:hAnsi="Arial" w:cstheme="minorBidi"/>
           <w:kern w:val="2"/>
@@ -1961,8 +5968,7 @@
           <w:lang w:val="en-US" w:eastAsia="en-US"/>
           <w14:ligatures w14:val="standardContextual"/>
         </w:rPr>
-        <w:t>especially in sparsely observed groups</w:t>
-      </w:r>
+      </w:pPr>
       <w:r>
         <w:rPr>
           <w:rFonts w:ascii="Arial" w:eastAsiaTheme="minorHAnsi" w:hAnsi="Arial" w:cstheme="minorBidi"/>
@@ -1971,7 +5977,7 @@
           <w:lang w:val="en-US" w:eastAsia="en-US"/>
           <w14:ligatures w14:val="standardContextual"/>
         </w:rPr>
-        <w:t xml:space="preserve">, </w:t>
+        <w:t>Bayesian multilevel models explicitly model this structure. Through partial pooling, estimates are stabilized by borrowing strength across groups, shrinking extreme values</w:t>
       </w:r>
       <w:r>
         <w:rPr>
@@ -1981,12 +5987,9 @@
           <w:lang w:val="en-US" w:eastAsia="en-US"/>
           <w14:ligatures w14:val="standardContextual"/>
         </w:rPr>
-        <w:t>and producing uncertainty that reflects both within- and between-group variation. Importantly, this means the estimates themselves change in a principled way, not just their standard errors.</w:t>
-      </w:r>
-    </w:p>
-    <w:p>
-      <w:pPr>
-        <w:pStyle w:val="StandardWeb"/>
+        <w:t xml:space="preserve">, </w:t>
+      </w:r>
+      <w:r>
         <w:rPr>
           <w:rFonts w:ascii="Arial" w:eastAsiaTheme="minorHAnsi" w:hAnsi="Arial" w:cstheme="minorBidi"/>
           <w:kern w:val="2"/>
@@ -1994,7 +5997,8 @@
           <w:lang w:val="en-US" w:eastAsia="en-US"/>
           <w14:ligatures w14:val="standardContextual"/>
         </w:rPr>
-      </w:pPr>
+        <w:t>especially in sparsely observed groups</w:t>
+      </w:r>
       <w:r>
         <w:rPr>
           <w:rFonts w:ascii="Arial" w:eastAsiaTheme="minorHAnsi" w:hAnsi="Arial" w:cstheme="minorBidi"/>
@@ -2003,7 +6007,7 @@
           <w:lang w:val="en-US" w:eastAsia="en-US"/>
           <w14:ligatures w14:val="standardContextual"/>
         </w:rPr>
-        <w:t>Beyond estimation, Bayesian methods allow direct assessment of generalizability using tools such as LOO cross-validation, enabling systematic comparison of predictive performance across models</w:t>
+        <w:t xml:space="preserve">, </w:t>
       </w:r>
       <w:r>
         <w:rPr>
@@ -2013,9 +6017,12 @@
           <w:lang w:val="en-US" w:eastAsia="en-US"/>
           <w14:ligatures w14:val="standardContextual"/>
         </w:rPr>
-        <w:t xml:space="preserve">, </w:t>
-      </w:r>
-      <w:r>
+        <w:t>and producing uncertainty that reflects both within- and between-group variation. Importantly, this means the estimates themselves change in a principled way, not just their standard errors.</w:t>
+      </w:r>
+    </w:p>
+    <w:p>
+      <w:pPr>
+        <w:pStyle w:val="StandardWeb"/>
         <w:rPr>
           <w:rFonts w:ascii="Arial" w:eastAsiaTheme="minorHAnsi" w:hAnsi="Arial" w:cstheme="minorBidi"/>
           <w:kern w:val="2"/>
@@ -2023,12 +6030,8 @@
           <w:lang w:val="en-US" w:eastAsia="en-US"/>
           <w14:ligatures w14:val="standardContextual"/>
         </w:rPr>
-        <w:t>something that is not addressed in the frequentist framework used in the paper. Finally, priors and prior predictive checks force explicit modeling assumptions and allow us to assess whether our understanding of the problem is coherent even before observing the data.</w:t>
-      </w:r>
-    </w:p>
-    <w:p>
-      <w:pPr>
-        <w:pStyle w:val="StandardWeb"/>
+      </w:pPr>
+      <w:r>
         <w:rPr>
           <w:rFonts w:ascii="Arial" w:eastAsiaTheme="minorHAnsi" w:hAnsi="Arial" w:cstheme="minorBidi"/>
           <w:kern w:val="2"/>
@@ -2036,7 +6039,9 @@
           <w:lang w:val="en-US" w:eastAsia="en-US"/>
           <w14:ligatures w14:val="standardContextual"/>
         </w:rPr>
-      </w:pPr>
+        <w:lastRenderedPageBreak/>
+        <w:t>Beyond estimation, Bayesian methods allow direct assessment of generalizability using tools such as LOO cross-validation, enabling systematic comparison of predictive performance across models</w:t>
+      </w:r>
       <w:r>
         <w:rPr>
           <w:rFonts w:ascii="Arial" w:eastAsiaTheme="minorHAnsi" w:hAnsi="Arial" w:cstheme="minorBidi"/>
@@ -2045,7 +6050,7 @@
           <w:lang w:val="en-US" w:eastAsia="en-US"/>
           <w14:ligatures w14:val="standardContextual"/>
         </w:rPr>
-        <w:t>Bayesian models are computationally more demanding. In return, they provide stabilized estimates, interpretable uncertainty, improved generalization, and greater transparency. With complex, hierarchical data, this is not an unnecessary complication</w:t>
+        <w:t xml:space="preserve">, </w:t>
       </w:r>
       <w:r>
         <w:rPr>
@@ -2055,9 +6060,12 @@
           <w:lang w:val="en-US" w:eastAsia="en-US"/>
           <w14:ligatures w14:val="standardContextual"/>
         </w:rPr>
-        <w:t xml:space="preserve">, </w:t>
-      </w:r>
-      <w:r>
+        <w:t>something that is not addressed in the frequentist framework used in the paper. Finally, priors and prior predictive checks force explicit modeling assumptions and allow us to assess whether our understanding of the problem is coherent even before observing the data.</w:t>
+      </w:r>
+    </w:p>
+    <w:p>
+      <w:pPr>
+        <w:pStyle w:val="StandardWeb"/>
         <w:rPr>
           <w:rFonts w:ascii="Arial" w:eastAsiaTheme="minorHAnsi" w:hAnsi="Arial" w:cstheme="minorBidi"/>
           <w:kern w:val="2"/>
@@ -2065,6 +6073,35 @@
           <w:lang w:val="en-US" w:eastAsia="en-US"/>
           <w14:ligatures w14:val="standardContextual"/>
         </w:rPr>
+      </w:pPr>
+      <w:r>
+        <w:rPr>
+          <w:rFonts w:ascii="Arial" w:eastAsiaTheme="minorHAnsi" w:hAnsi="Arial" w:cstheme="minorBidi"/>
+          <w:kern w:val="2"/>
+          <w:sz w:val="22"/>
+          <w:lang w:val="en-US" w:eastAsia="en-US"/>
+          <w14:ligatures w14:val="standardContextual"/>
+        </w:rPr>
+        <w:t>Bayesian models are computationally more demanding. In return, they provide stabilized estimates, interpretable uncertainty, improved generalization, and greater transparency. With complex, hierarchical data, this is not an unnecessary complication</w:t>
+      </w:r>
+      <w:r>
+        <w:rPr>
+          <w:rFonts w:ascii="Arial" w:eastAsiaTheme="minorHAnsi" w:hAnsi="Arial" w:cstheme="minorBidi"/>
+          <w:kern w:val="2"/>
+          <w:sz w:val="22"/>
+          <w:lang w:val="en-US" w:eastAsia="en-US"/>
+          <w14:ligatures w14:val="standardContextual"/>
+        </w:rPr>
+        <w:t xml:space="preserve">, </w:t>
+      </w:r>
+      <w:r>
+        <w:rPr>
+          <w:rFonts w:ascii="Arial" w:eastAsiaTheme="minorHAnsi" w:hAnsi="Arial" w:cstheme="minorBidi"/>
+          <w:kern w:val="2"/>
+          <w:sz w:val="22"/>
+          <w:lang w:val="en-US" w:eastAsia="en-US"/>
+          <w14:ligatures w14:val="standardContextual"/>
+        </w:rPr>
         <w:t>it is the approach that matches the structure of the problem.</w:t>
       </w:r>
     </w:p>
@@ -2151,21 +6188,19 @@
         <w:rPr>
           <w:lang w:val="en-US"/>
         </w:rPr>
-        <w:t xml:space="preserve"> instead of </w:t>
-      </w:r>
-      <w:proofErr w:type="spellStart"/>
-      <w:r>
-        <w:rPr>
-          <w:lang w:val="en-US"/>
-        </w:rPr>
-        <w:t>ficed</w:t>
-      </w:r>
-      <w:proofErr w:type="spellEnd"/>
-      <w:r>
-        <w:rPr>
-          <w:lang w:val="en-US"/>
-        </w:rPr>
-        <w:t xml:space="preserve"> effects.)</w:t>
+        <w:t xml:space="preserve"> instead of fi</w:t>
+      </w:r>
+      <w:r>
+        <w:rPr>
+          <w:lang w:val="en-US"/>
+        </w:rPr>
+        <w:t>x</w:t>
+      </w:r>
+      <w:r>
+        <w:rPr>
+          <w:lang w:val="en-US"/>
+        </w:rPr>
+        <w:t>ed effects.)</w:t>
       </w:r>
     </w:p>
     <w:p>
@@ -2208,14 +6243,28 @@
         <w:rPr>
           <w:lang w:val="en-US"/>
         </w:rPr>
-        <w:t>Mcmc_areas</w:t>
-      </w:r>
-      <w:proofErr w:type="spellEnd"/>
-      <w:r>
-        <w:rPr>
-          <w:lang w:val="en-US"/>
-        </w:rPr>
-        <w:t>() plot</w:t>
+        <w:t>Mcmc_</w:t>
+      </w:r>
+      <w:proofErr w:type="gramStart"/>
+      <w:r>
+        <w:rPr>
+          <w:lang w:val="en-US"/>
+        </w:rPr>
+        <w:t>areas</w:t>
+      </w:r>
+      <w:proofErr w:type="spellEnd"/>
+      <w:r>
+        <w:rPr>
+          <w:lang w:val="en-US"/>
+        </w:rPr>
+        <w:t>(</w:t>
+      </w:r>
+      <w:proofErr w:type="gramEnd"/>
+      <w:r>
+        <w:rPr>
+          <w:lang w:val="en-US"/>
+        </w:rPr>
+        <w:t>) plot</w:t>
       </w:r>
     </w:p>
     <w:p>
@@ -2233,8 +6282,30 @@
         <w:rPr>
           <w:lang w:val="en-US"/>
         </w:rPr>
-        <w:t>Loo comparison of a tables models</w:t>
-      </w:r>
+        <w:t xml:space="preserve">Loo comparison of a </w:t>
+      </w:r>
+      <w:proofErr w:type="gramStart"/>
+      <w:r>
+        <w:rPr>
+          <w:lang w:val="en-US"/>
+        </w:rPr>
+        <w:t>tables</w:t>
+      </w:r>
+      <w:proofErr w:type="gramEnd"/>
+      <w:r>
+        <w:rPr>
+          <w:lang w:val="en-US"/>
+        </w:rPr>
+        <w:t xml:space="preserve"> models</w:t>
+      </w:r>
+    </w:p>
+    <w:p>
+      <w:pPr>
+        <w:pStyle w:val="berschrift1"/>
+        <w:rPr>
+          <w:lang w:val="en-US"/>
+        </w:rPr>
+      </w:pPr>
     </w:p>
     <w:p>
       <w:pPr>
@@ -2298,7 +6369,7 @@
                 <wp:cNvGraphicFramePr/>
                 <a:graphic xmlns:a="http://schemas.openxmlformats.org/drawingml/2006/main">
                   <a:graphicData uri="http://schemas.microsoft.com/office/word/2010/wordprocessingInk">
-                    <w14:contentPart bwMode="auto" r:id="rId6">
+                    <w14:contentPart bwMode="auto" r:id="rId13">
                       <w14:nvContentPartPr>
                         <w14:cNvContentPartPr/>
                       </w14:nvContentPartPr>
@@ -2334,13 +6405,13 @@
                 <o:lock v:ext="edit" aspectratio="t"/>
               </v:shapetype>
               <v:shape id="Freihand 4" o:spid="_x0000_s1026" type="#_x0000_t75" style="position:absolute;margin-left:295.6pt;margin-top:378.15pt;width:23.45pt;height:22.75pt;z-index:251659264;visibility:visible;mso-wrap-style:square;mso-wrap-distance-left:9pt;mso-wrap-distance-top:0;mso-wrap-distance-right:9pt;mso-wrap-distance-bottom:0;mso-position-horizontal:absolute;mso-position-horizontal-relative:text;mso-position-vertical:absolute;mso-position-vertical-relative:text" o:gfxdata="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">
-                <v:imagedata r:id="rId7" o:title=""/>
+                <v:imagedata r:id="rId14" o:title=""/>
               </v:shape>
             </w:pict>
           </mc:Fallback>
         </mc:AlternateContent>
       </w:r>
-      <w:hyperlink r:id="rId8" w:anchor="Regular_season_table" w:history="1">
+      <w:hyperlink r:id="rId15" w:anchor="Regular_season_table" w:history="1">
         <w:r>
           <w:rPr>
             <w:rStyle w:val="Hyperlink"/>
@@ -2453,7 +6524,7 @@
                     </pic:cNvPicPr>
                   </pic:nvPicPr>
                   <pic:blipFill>
-                    <a:blip r:embed="rId9">
+                    <a:blip r:embed="rId16">
                       <a:extLst>
                         <a:ext uri="{28A0092B-C50C-407E-A947-70E740481C1C}">
                           <a14:useLocalDpi xmlns:a14="http://schemas.microsoft.com/office/drawing/2010/main" val="0"/>
@@ -2507,7 +6578,7 @@
                     </pic:cNvPicPr>
                   </pic:nvPicPr>
                   <pic:blipFill>
-                    <a:blip r:embed="rId10">
+                    <a:blip r:embed="rId17">
                       <a:extLst>
                         <a:ext uri="{28A0092B-C50C-407E-A947-70E740481C1C}">
                           <a14:useLocalDpi xmlns:a14="http://schemas.microsoft.com/office/drawing/2010/main" val="0"/>

--- a/Report Word Version.docx
+++ b/Report Word Version.docx
@@ -5,22 +5,31 @@
     <w:p>
       <w:pPr>
         <w:pStyle w:val="berschrift1"/>
-      </w:pPr>
-      <w:r>
-        <w:t xml:space="preserve">Prior </w:t>
-      </w:r>
-      <w:proofErr w:type="spellStart"/>
-      <w:r>
-        <w:t>reasoning</w:t>
-      </w:r>
-      <w:proofErr w:type="spellEnd"/>
+        <w:rPr>
+          <w:lang w:val="en-US"/>
+        </w:rPr>
+      </w:pPr>
+      <w:r>
+        <w:rPr>
+          <w:lang w:val="en-US"/>
+        </w:rPr>
+        <w:t>Prior reasoning</w:t>
+      </w:r>
     </w:p>
     <w:p>
       <w:pPr>
         <w:rPr>
           <w:u w:val="single"/>
-        </w:rPr>
-      </w:pPr>
+          <w:lang w:val="en-US"/>
+        </w:rPr>
+      </w:pPr>
+      <w:r>
+        <w:rPr>
+          <w:u w:val="single"/>
+          <w:lang w:val="en-US"/>
+        </w:rPr>
+        <w:t>Table 2</w:t>
+      </w:r>
     </w:p>
     <w:p>
       <w:pPr>
@@ -514,14 +523,7 @@
           <w:u w:val="single"/>
           <w:lang w:val="en-US"/>
         </w:rPr>
-        <w:t xml:space="preserve">Column </w:t>
-      </w:r>
-      <w:r>
-        <w:rPr>
-          <w:u w:val="single"/>
-          <w:lang w:val="en-US"/>
-        </w:rPr>
-        <w:t>2</w:t>
+        <w:t>Column 2</w:t>
       </w:r>
     </w:p>
     <w:p>
@@ -1569,24 +1571,25 @@
       </w:r>
     </w:p>
     <w:p>
-      <w:proofErr w:type="spellStart"/>
-      <w:r>
-        <w:t>Too</w:t>
-      </w:r>
-      <w:proofErr w:type="spellEnd"/>
-      <w:r>
-        <w:t xml:space="preserve"> </w:t>
-      </w:r>
-      <w:proofErr w:type="spellStart"/>
-      <w:r>
-        <w:t>wide</w:t>
-      </w:r>
-      <w:proofErr w:type="spellEnd"/>
-      <w:r>
-        <w:t>.</w:t>
-      </w:r>
-    </w:p>
-    <w:p/>
+      <w:pPr>
+        <w:rPr>
+          <w:lang w:val="en-US"/>
+        </w:rPr>
+      </w:pPr>
+      <w:r>
+        <w:rPr>
+          <w:lang w:val="en-US"/>
+        </w:rPr>
+        <w:t>Too wide.</w:t>
+      </w:r>
+    </w:p>
+    <w:p>
+      <w:pPr>
+        <w:rPr>
+          <w:lang w:val="en-US"/>
+        </w:rPr>
+      </w:pPr>
+    </w:p>
     <w:p>
       <w:pPr>
         <w:rPr>
@@ -2183,13 +2186,7 @@
         <w:rPr>
           <w:lang w:val="en-US"/>
         </w:rPr>
-        <w:t>dteamred_pre</w:t>
-      </w:r>
-      <w:r>
-        <w:rPr>
-          <w:lang w:val="en-US"/>
-        </w:rPr>
-        <w:t xml:space="preserve"> </w:t>
+        <w:t xml:space="preserve">dteamred_pre </w:t>
       </w:r>
       <w:r>
         <w:rPr>
@@ -2690,9 +2687,9 @@
         </w:rPr>
         <w:lastRenderedPageBreak/>
         <w:drawing>
-          <wp:inline distT="0" distB="0" distL="0" distR="0" wp14:anchorId="0FC0983B" wp14:editId="29026E30">
-            <wp:extent cx="5765385" cy="3562184"/>
-            <wp:effectExtent l="0" t="0" r="6985" b="635"/>
+          <wp:inline distT="0" distB="0" distL="0" distR="0" wp14:anchorId="0FC0983B" wp14:editId="2DB388F2">
+            <wp:extent cx="4794637" cy="2962400"/>
+            <wp:effectExtent l="0" t="0" r="6350" b="0"/>
             <wp:docPr id="940898574" name="Grafik 9"/>
             <wp:cNvGraphicFramePr>
               <a:graphicFrameLocks xmlns:a="http://schemas.openxmlformats.org/drawingml/2006/main" noChangeAspect="1"/>
@@ -2722,7 +2719,7 @@
                   <pic:spPr bwMode="auto">
                     <a:xfrm>
                       <a:off x="0" y="0"/>
-                      <a:ext cx="5803682" cy="3585846"/>
+                      <a:ext cx="4834666" cy="2987132"/>
                     </a:xfrm>
                     <a:prstGeom prst="rect">
                       <a:avLst/>
@@ -2849,14 +2846,51 @@
       </w:r>
     </w:p>
     <w:p>
-      <w:r>
-        <w:t>Wieder zu oft 1 geschätzt.</w:t>
+      <w:pPr>
+        <w:rPr>
+          <w:lang w:val="en-US"/>
+        </w:rPr>
+      </w:pPr>
+      <w:r>
+        <w:rPr>
+          <w:lang w:val="en-US"/>
+        </w:rPr>
+        <w:t xml:space="preserve">Wieder </w:t>
+      </w:r>
+      <w:proofErr w:type="spellStart"/>
+      <w:r>
+        <w:rPr>
+          <w:lang w:val="en-US"/>
+        </w:rPr>
+        <w:t>zu</w:t>
+      </w:r>
+      <w:proofErr w:type="spellEnd"/>
+      <w:r>
+        <w:rPr>
+          <w:lang w:val="en-US"/>
+        </w:rPr>
+        <w:t xml:space="preserve"> oft 1 </w:t>
+      </w:r>
+      <w:proofErr w:type="spellStart"/>
+      <w:r>
+        <w:rPr>
+          <w:lang w:val="en-US"/>
+        </w:rPr>
+        <w:t>geschätzt</w:t>
+      </w:r>
+      <w:proofErr w:type="spellEnd"/>
+      <w:r>
+        <w:rPr>
+          <w:lang w:val="en-US"/>
+        </w:rPr>
+        <w:t>.</w:t>
       </w:r>
     </w:p>
     <w:p>
       <w:pPr>
         <w:rPr>
           <w:u w:val="single"/>
+          <w:lang w:val="en-US"/>
         </w:rPr>
       </w:pPr>
     </w:p>
@@ -2929,7 +2963,242 @@
           <w:iCs/>
           <w:lang w:val="en-US"/>
         </w:rPr>
+        <w:t>set_</w:t>
+      </w:r>
+      <w:proofErr w:type="gramStart"/>
+      <w:r>
+        <w:rPr>
+          <w:i/>
+          <w:iCs/>
+          <w:lang w:val="en-US"/>
+        </w:rPr>
+        <w:t>prior</w:t>
+      </w:r>
+      <w:proofErr w:type="spellEnd"/>
+      <w:r>
+        <w:rPr>
+          <w:i/>
+          <w:iCs/>
+          <w:lang w:val="en-US"/>
+        </w:rPr>
+        <w:t>(</w:t>
+      </w:r>
+      <w:proofErr w:type="gramEnd"/>
+      <w:r>
+        <w:rPr>
+          <w:i/>
+          <w:iCs/>
+          <w:lang w:val="en-US"/>
+        </w:rPr>
+        <w:t>"</w:t>
+      </w:r>
+      <w:proofErr w:type="gramStart"/>
+      <w:r>
+        <w:rPr>
+          <w:i/>
+          <w:iCs/>
+          <w:lang w:val="en-US"/>
+        </w:rPr>
+        <w:t>normal(</w:t>
+      </w:r>
+      <w:proofErr w:type="gramEnd"/>
+      <w:r>
+        <w:rPr>
+          <w:i/>
+          <w:iCs/>
+          <w:lang w:val="en-US"/>
+        </w:rPr>
+        <w:t xml:space="preserve">0, 4.8e-05)", class = "b", </w:t>
+      </w:r>
+      <w:proofErr w:type="spellStart"/>
+      <w:r>
+        <w:rPr>
+          <w:i/>
+          <w:iCs/>
+          <w:lang w:val="en-US"/>
+        </w:rPr>
+        <w:t>coef</w:t>
+      </w:r>
+      <w:proofErr w:type="spellEnd"/>
+      <w:r>
+        <w:rPr>
+          <w:i/>
+          <w:iCs/>
+          <w:lang w:val="en-US"/>
+        </w:rPr>
+        <w:t xml:space="preserve"> = "</w:t>
+      </w:r>
+      <w:proofErr w:type="spellStart"/>
+      <w:r>
+        <w:rPr>
+          <w:i/>
+          <w:iCs/>
+          <w:lang w:val="en-US"/>
+        </w:rPr>
+        <w:t>team_crowd_c</w:t>
+      </w:r>
+      <w:proofErr w:type="spellEnd"/>
+      <w:r>
+        <w:rPr>
+          <w:i/>
+          <w:iCs/>
+          <w:lang w:val="en-US"/>
+        </w:rPr>
+        <w:t>")</w:t>
+      </w:r>
+    </w:p>
+    <w:p>
+      <w:pPr>
+        <w:rPr>
+          <w:lang w:val="en-US"/>
+        </w:rPr>
+      </w:pPr>
+      <w:r>
+        <w:rPr>
+          <w:lang w:val="en-US"/>
+        </w:rPr>
         <w:lastRenderedPageBreak/>
+        <w:t xml:space="preserve">We are saying that a team </w:t>
+      </w:r>
+      <w:proofErr w:type="gramStart"/>
+      <w:r>
+        <w:rPr>
+          <w:lang w:val="en-US"/>
+        </w:rPr>
+        <w:t>having  25180</w:t>
+      </w:r>
+      <w:proofErr w:type="gramEnd"/>
+      <w:r>
+        <w:rPr>
+          <w:lang w:val="en-US"/>
+        </w:rPr>
+        <w:t xml:space="preserve"> home crowd members changes the probability of scoring a goal compared to having 6 </w:t>
+      </w:r>
+      <w:proofErr w:type="spellStart"/>
+      <w:proofErr w:type="gramStart"/>
+      <w:r>
+        <w:rPr>
+          <w:lang w:val="en-US"/>
+        </w:rPr>
+        <w:t>homecrowd</w:t>
+      </w:r>
+      <w:proofErr w:type="spellEnd"/>
+      <w:proofErr w:type="gramEnd"/>
+      <w:r>
+        <w:rPr>
+          <w:lang w:val="en-US"/>
+        </w:rPr>
+        <w:t xml:space="preserve"> members by (</w:t>
+      </w:r>
+      <w:proofErr w:type="gramStart"/>
+      <w:r>
+        <w:rPr>
+          <w:lang w:val="en-US"/>
+        </w:rPr>
+        <w:t>0.0008 ;</w:t>
+      </w:r>
+      <w:proofErr w:type="gramEnd"/>
+      <w:r>
+        <w:rPr>
+          <w:lang w:val="en-US"/>
+        </w:rPr>
+        <w:t xml:space="preserve"> 0.10) so 0.01% to 10%.</w:t>
+      </w:r>
+    </w:p>
+    <w:p>
+      <w:pPr>
+        <w:rPr>
+          <w:lang w:val="en-US"/>
+        </w:rPr>
+      </w:pPr>
+    </w:p>
+    <w:p>
+      <w:pPr>
+        <w:rPr>
+          <w:lang w:val="en-US"/>
+        </w:rPr>
+      </w:pPr>
+      <w:r>
+        <w:rPr>
+          <w:lang w:val="en-US"/>
+        </w:rPr>
+        <w:t xml:space="preserve"># </w:t>
+      </w:r>
+      <w:proofErr w:type="spellStart"/>
+      <w:r>
+        <w:rPr>
+          <w:lang w:val="en-US"/>
+        </w:rPr>
+        <w:t>opp</w:t>
+      </w:r>
+      <w:r>
+        <w:rPr>
+          <w:lang w:val="en-US"/>
+        </w:rPr>
+        <w:t>_crowd</w:t>
+      </w:r>
+      <w:proofErr w:type="spellEnd"/>
+      <w:r>
+        <w:rPr>
+          <w:lang w:val="en-US"/>
+        </w:rPr>
+        <w:t xml:space="preserve"> goes from</w:t>
+      </w:r>
+      <w:r>
+        <w:rPr>
+          <w:lang w:val="en-US"/>
+        </w:rPr>
+        <w:t xml:space="preserve"> </w:t>
+      </w:r>
+      <w:r>
+        <w:rPr>
+          <w:lang w:val="en-US"/>
+        </w:rPr>
+        <w:t>6 t</w:t>
+      </w:r>
+      <w:r>
+        <w:rPr>
+          <w:lang w:val="en-US"/>
+        </w:rPr>
+        <w:t xml:space="preserve">o 25180 </w:t>
+      </w:r>
+      <w:r>
+        <w:rPr>
+          <w:color w:val="C00000"/>
+          <w:lang w:val="en-US"/>
+        </w:rPr>
+        <w:t xml:space="preserve">(reduced effect to adjust for it having </w:t>
+      </w:r>
+      <w:r>
+        <w:rPr>
+          <w:color w:val="C00000"/>
+          <w:lang w:val="en-US"/>
+        </w:rPr>
+        <w:t>25174</w:t>
+      </w:r>
+      <w:r>
+        <w:rPr>
+          <w:color w:val="C00000"/>
+          <w:lang w:val="en-US"/>
+        </w:rPr>
+        <w:t xml:space="preserve"> units)</w:t>
+      </w:r>
+    </w:p>
+    <w:p>
+      <w:pPr>
+        <w:rPr>
+          <w:i/>
+          <w:iCs/>
+          <w:lang w:val="en-US"/>
+        </w:rPr>
+      </w:pPr>
+      <w:proofErr w:type="spellStart"/>
+      <w:r>
+        <w:rPr>
+          <w:i/>
+          <w:iCs/>
+          <w:lang w:val="en-US"/>
+        </w:rPr>
         <w:t>set_</w:t>
       </w:r>
       <w:proofErr w:type="gramStart"/>
@@ -3002,7 +3271,7 @@
           <w:iCs/>
           <w:lang w:val="en-US"/>
         </w:rPr>
-        <w:t>team_crowd_c</w:t>
+        <w:t>opp_crowd_c</w:t>
       </w:r>
       <w:proofErr w:type="spellEnd"/>
       <w:r>
@@ -3038,18 +3307,30 @@
         <w:rPr>
           <w:lang w:val="en-US"/>
         </w:rPr>
-        <w:t xml:space="preserve"> home crowd members changes the probability of scoring a goal compared to having 6 </w:t>
-      </w:r>
-      <w:proofErr w:type="spellStart"/>
-      <w:proofErr w:type="gramStart"/>
-      <w:r>
-        <w:rPr>
-          <w:lang w:val="en-US"/>
-        </w:rPr>
-        <w:t>homecrowd</w:t>
-      </w:r>
-      <w:proofErr w:type="spellEnd"/>
-      <w:proofErr w:type="gramEnd"/>
+        <w:t xml:space="preserve"> </w:t>
+      </w:r>
+      <w:proofErr w:type="spellStart"/>
+      <w:r>
+        <w:rPr>
+          <w:lang w:val="en-US"/>
+        </w:rPr>
+        <w:t>opp</w:t>
+      </w:r>
+      <w:proofErr w:type="spellEnd"/>
+      <w:r>
+        <w:rPr>
+          <w:lang w:val="en-US"/>
+        </w:rPr>
+        <w:t xml:space="preserve"> crowd members changes the probability of scoring a goal compared to having 6 </w:t>
+      </w:r>
+      <w:proofErr w:type="spellStart"/>
+      <w:r>
+        <w:rPr>
+          <w:lang w:val="en-US"/>
+        </w:rPr>
+        <w:t>oppcrowd</w:t>
+      </w:r>
+      <w:proofErr w:type="spellEnd"/>
       <w:r>
         <w:rPr>
           <w:lang w:val="en-US"/>
@@ -3095,20 +3376,14 @@
         <w:rPr>
           <w:lang w:val="en-US"/>
         </w:rPr>
-        <w:t>opp</w:t>
-      </w:r>
-      <w:r>
-        <w:rPr>
-          <w:lang w:val="en-US"/>
-        </w:rPr>
-        <w:t>_crowd</w:t>
-      </w:r>
-      <w:proofErr w:type="spellEnd"/>
-      <w:r>
-        <w:rPr>
-          <w:lang w:val="en-US"/>
-        </w:rPr>
-        <w:t xml:space="preserve"> goes from</w:t>
+        <w:t>p_odds_team</w:t>
+      </w:r>
+      <w:proofErr w:type="spellEnd"/>
+      <w:r>
+        <w:rPr>
+          <w:lang w:val="en-US"/>
+        </w:rPr>
+        <w:t xml:space="preserve"> goes from 0.05 to 0.8, so 0.75 units</w:t>
       </w:r>
       <w:r>
         <w:rPr>
@@ -3118,42 +3393,31 @@
       </w:r>
       <w:r>
         <w:rPr>
-          <w:lang w:val="en-US"/>
-        </w:rPr>
-        <w:t>6 t</w:t>
-      </w:r>
-      <w:r>
-        <w:rPr>
-          <w:lang w:val="en-US"/>
-        </w:rPr>
-        <w:t>o 25180</w:t>
-      </w:r>
-      <w:r>
-        <w:rPr>
-          <w:lang w:val="en-US"/>
-        </w:rPr>
-        <w:t xml:space="preserve"> </w:t>
-      </w:r>
-      <w:r>
-        <w:rPr>
           <w:color w:val="C00000"/>
           <w:lang w:val="en-US"/>
         </w:rPr>
-        <w:t xml:space="preserve">(reduced effect to adjust for it having </w:t>
+        <w:t>(</w:t>
       </w:r>
       <w:r>
         <w:rPr>
           <w:color w:val="C00000"/>
           <w:lang w:val="en-US"/>
         </w:rPr>
-        <w:t>25174</w:t>
+        <w:t>increased</w:t>
       </w:r>
       <w:r>
         <w:rPr>
           <w:color w:val="C00000"/>
           <w:lang w:val="en-US"/>
         </w:rPr>
-        <w:t xml:space="preserve"> units)</w:t>
+        <w:t xml:space="preserve"> effect to adjust for </w:t>
+      </w:r>
+      <w:r>
+        <w:rPr>
+          <w:color w:val="C00000"/>
+          <w:lang w:val="en-US"/>
+        </w:rPr>
+        <w:t>having only 0.75 unit)</w:t>
       </w:r>
     </w:p>
     <w:p>
@@ -3216,7 +3480,7 @@
           <w:iCs/>
           <w:lang w:val="en-US"/>
         </w:rPr>
-        <w:t xml:space="preserve">0, 4.8e-05)", class = "b", </w:t>
+        <w:t xml:space="preserve">0, 1.5)", class = "b", </w:t>
       </w:r>
       <w:proofErr w:type="spellStart"/>
       <w:r>
@@ -3243,7 +3507,7 @@
           <w:iCs/>
           <w:lang w:val="en-US"/>
         </w:rPr>
-        <w:t>opp_crowd_c</w:t>
+        <w:t>p_odds_team_c</w:t>
       </w:r>
       <w:proofErr w:type="spellEnd"/>
       <w:r>
@@ -3265,68 +3529,70 @@
         <w:rPr>
           <w:lang w:val="en-US"/>
         </w:rPr>
-        <w:t xml:space="preserve">We are saying that a team </w:t>
-      </w:r>
-      <w:proofErr w:type="gramStart"/>
-      <w:r>
-        <w:rPr>
-          <w:lang w:val="en-US"/>
-        </w:rPr>
-        <w:t>having  25180</w:t>
-      </w:r>
-      <w:proofErr w:type="gramEnd"/>
-      <w:r>
-        <w:rPr>
-          <w:lang w:val="en-US"/>
-        </w:rPr>
-        <w:t xml:space="preserve"> </w:t>
-      </w:r>
-      <w:proofErr w:type="spellStart"/>
-      <w:r>
-        <w:rPr>
-          <w:lang w:val="en-US"/>
-        </w:rPr>
-        <w:t>opp</w:t>
-      </w:r>
-      <w:proofErr w:type="spellEnd"/>
-      <w:r>
-        <w:rPr>
-          <w:lang w:val="en-US"/>
-        </w:rPr>
-        <w:t xml:space="preserve"> crowd members changes the probability of scoring a goal compared to having 6 </w:t>
-      </w:r>
-      <w:proofErr w:type="spellStart"/>
-      <w:r>
-        <w:rPr>
-          <w:lang w:val="en-US"/>
-        </w:rPr>
-        <w:t>oppcrowd</w:t>
-      </w:r>
-      <w:proofErr w:type="spellEnd"/>
-      <w:r>
-        <w:rPr>
-          <w:lang w:val="en-US"/>
-        </w:rPr>
-        <w:t xml:space="preserve"> members by (</w:t>
-      </w:r>
-      <w:proofErr w:type="gramStart"/>
-      <w:r>
-        <w:rPr>
-          <w:lang w:val="en-US"/>
-        </w:rPr>
-        <w:t>0.0008 ;</w:t>
-      </w:r>
-      <w:proofErr w:type="gramEnd"/>
-      <w:r>
-        <w:rPr>
-          <w:lang w:val="en-US"/>
-        </w:rPr>
-        <w:t xml:space="preserve"> 0.10) so 0.01% to 10%.</w:t>
-      </w:r>
-    </w:p>
-    <w:p>
-      <w:pPr>
-        <w:rPr>
+        <w:t xml:space="preserve">We are saying that a team having </w:t>
+      </w:r>
+      <w:proofErr w:type="gramStart"/>
+      <w:r>
+        <w:rPr>
+          <w:lang w:val="en-US"/>
+        </w:rPr>
+        <w:t>as</w:t>
+      </w:r>
+      <w:proofErr w:type="gramEnd"/>
+      <w:r>
+        <w:rPr>
+          <w:lang w:val="en-US"/>
+        </w:rPr>
+        <w:t xml:space="preserve"> 0.75 chance of </w:t>
+      </w:r>
+      <w:proofErr w:type="spellStart"/>
+      <w:proofErr w:type="gramStart"/>
+      <w:r>
+        <w:rPr>
+          <w:lang w:val="en-US"/>
+        </w:rPr>
+        <w:t>wining</w:t>
+      </w:r>
+      <w:proofErr w:type="spellEnd"/>
+      <w:proofErr w:type="gramEnd"/>
+      <w:r>
+        <w:rPr>
+          <w:lang w:val="en-US"/>
+        </w:rPr>
+        <w:t xml:space="preserve"> compared to 0.05 changes the probability of a goal to be </w:t>
+      </w:r>
+      <w:proofErr w:type="gramStart"/>
+      <w:r>
+        <w:rPr>
+          <w:lang w:val="en-US"/>
+        </w:rPr>
+        <w:t>between  (0.00q ;</w:t>
+      </w:r>
+      <w:proofErr w:type="gramEnd"/>
+      <w:r>
+        <w:rPr>
+          <w:lang w:val="en-US"/>
+        </w:rPr>
+        <w:t xml:space="preserve"> 0.08) so 0.0</w:t>
+      </w:r>
+      <w:r>
+        <w:rPr>
+          <w:lang w:val="en-US"/>
+        </w:rPr>
+        <w:t>1</w:t>
+      </w:r>
+      <w:r>
+        <w:rPr>
+          <w:lang w:val="en-US"/>
+        </w:rPr>
+        <w:t>% to 8.6%.</w:t>
+      </w:r>
+    </w:p>
+    <w:p>
+      <w:pPr>
+        <w:rPr>
+          <w:i/>
+          <w:iCs/>
           <w:lang w:val="en-US"/>
         </w:rPr>
       </w:pPr>
@@ -3348,314 +3614,14 @@
         <w:rPr>
           <w:lang w:val="en-US"/>
         </w:rPr>
-        <w:t>p_odds_team</w:t>
-      </w:r>
-      <w:proofErr w:type="spellEnd"/>
-      <w:r>
-        <w:rPr>
-          <w:lang w:val="en-US"/>
-        </w:rPr>
-        <w:t xml:space="preserve"> goes from 0.05 to 0.8, so 0.75 units</w:t>
-      </w:r>
-      <w:r>
-        <w:rPr>
-          <w:lang w:val="en-US"/>
-        </w:rPr>
-        <w:t xml:space="preserve"> </w:t>
-      </w:r>
-      <w:r>
-        <w:rPr>
-          <w:color w:val="C00000"/>
-          <w:lang w:val="en-US"/>
-        </w:rPr>
-        <w:t>(</w:t>
-      </w:r>
-      <w:r>
-        <w:rPr>
-          <w:color w:val="C00000"/>
-          <w:lang w:val="en-US"/>
-        </w:rPr>
-        <w:t>increased</w:t>
-      </w:r>
-      <w:r>
-        <w:rPr>
-          <w:color w:val="C00000"/>
-          <w:lang w:val="en-US"/>
-        </w:rPr>
-        <w:t xml:space="preserve"> effect to adjust for </w:t>
-      </w:r>
-      <w:r>
-        <w:rPr>
-          <w:color w:val="C00000"/>
-          <w:lang w:val="en-US"/>
-        </w:rPr>
-        <w:t>having only 0.</w:t>
-      </w:r>
-      <w:r>
-        <w:rPr>
-          <w:color w:val="C00000"/>
-          <w:lang w:val="en-US"/>
-        </w:rPr>
-        <w:t>75</w:t>
-      </w:r>
-      <w:r>
-        <w:rPr>
-          <w:color w:val="C00000"/>
-          <w:lang w:val="en-US"/>
-        </w:rPr>
-        <w:t xml:space="preserve"> unit)</w:t>
-      </w:r>
-    </w:p>
-    <w:p>
-      <w:pPr>
-        <w:rPr>
-          <w:i/>
-          <w:iCs/>
-          <w:lang w:val="en-US"/>
-        </w:rPr>
-      </w:pPr>
-      <w:proofErr w:type="spellStart"/>
-      <w:r>
-        <w:rPr>
-          <w:i/>
-          <w:iCs/>
-          <w:lang w:val="en-US"/>
-        </w:rPr>
-        <w:t>set_</w:t>
-      </w:r>
-      <w:proofErr w:type="gramStart"/>
-      <w:r>
-        <w:rPr>
-          <w:i/>
-          <w:iCs/>
-          <w:lang w:val="en-US"/>
-        </w:rPr>
-        <w:t>prior</w:t>
-      </w:r>
-      <w:proofErr w:type="spellEnd"/>
-      <w:r>
-        <w:rPr>
-          <w:i/>
-          <w:iCs/>
-          <w:lang w:val="en-US"/>
-        </w:rPr>
-        <w:t>(</w:t>
-      </w:r>
-      <w:proofErr w:type="gramEnd"/>
-      <w:r>
-        <w:rPr>
-          <w:i/>
-          <w:iCs/>
-          <w:lang w:val="en-US"/>
-        </w:rPr>
-        <w:t>"</w:t>
-      </w:r>
-      <w:proofErr w:type="gramStart"/>
-      <w:r>
-        <w:rPr>
-          <w:i/>
-          <w:iCs/>
-          <w:lang w:val="en-US"/>
-        </w:rPr>
-        <w:t>normal(</w:t>
-      </w:r>
-      <w:proofErr w:type="gramEnd"/>
-      <w:r>
-        <w:rPr>
-          <w:i/>
-          <w:iCs/>
-          <w:lang w:val="en-US"/>
-        </w:rPr>
-        <w:t xml:space="preserve">0, 1.5)", class = "b", </w:t>
-      </w:r>
-      <w:proofErr w:type="spellStart"/>
-      <w:r>
-        <w:rPr>
-          <w:i/>
-          <w:iCs/>
-          <w:lang w:val="en-US"/>
-        </w:rPr>
-        <w:t>coef</w:t>
-      </w:r>
-      <w:proofErr w:type="spellEnd"/>
-      <w:r>
-        <w:rPr>
-          <w:i/>
-          <w:iCs/>
-          <w:lang w:val="en-US"/>
-        </w:rPr>
-        <w:t xml:space="preserve"> = "</w:t>
-      </w:r>
-      <w:proofErr w:type="spellStart"/>
-      <w:r>
-        <w:rPr>
-          <w:i/>
-          <w:iCs/>
-          <w:lang w:val="en-US"/>
-        </w:rPr>
-        <w:t>p_odds_team_c</w:t>
-      </w:r>
-      <w:proofErr w:type="spellEnd"/>
-      <w:r>
-        <w:rPr>
-          <w:i/>
-          <w:iCs/>
-          <w:lang w:val="en-US"/>
-        </w:rPr>
-        <w:t>")</w:t>
-      </w:r>
-    </w:p>
-    <w:p>
-      <w:pPr>
-        <w:rPr>
-          <w:lang w:val="en-US"/>
-        </w:rPr>
-      </w:pPr>
-      <w:r>
-        <w:rPr>
-          <w:lang w:val="en-US"/>
-        </w:rPr>
-        <w:t xml:space="preserve">We are saying that a team having </w:t>
-      </w:r>
-      <w:proofErr w:type="gramStart"/>
-      <w:r>
-        <w:rPr>
-          <w:lang w:val="en-US"/>
-        </w:rPr>
-        <w:t>as</w:t>
-      </w:r>
-      <w:proofErr w:type="gramEnd"/>
-      <w:r>
-        <w:rPr>
-          <w:lang w:val="en-US"/>
-        </w:rPr>
-        <w:t xml:space="preserve"> 0.75 chance of </w:t>
-      </w:r>
-      <w:proofErr w:type="spellStart"/>
-      <w:proofErr w:type="gramStart"/>
-      <w:r>
-        <w:rPr>
-          <w:lang w:val="en-US"/>
-        </w:rPr>
-        <w:t>wining</w:t>
-      </w:r>
-      <w:proofErr w:type="spellEnd"/>
-      <w:proofErr w:type="gramEnd"/>
-      <w:r>
-        <w:rPr>
-          <w:lang w:val="en-US"/>
-        </w:rPr>
-        <w:t xml:space="preserve"> compared to 0.05 changes the probability of a goal to be </w:t>
-      </w:r>
-      <w:proofErr w:type="gramStart"/>
-      <w:r>
-        <w:rPr>
-          <w:lang w:val="en-US"/>
-        </w:rPr>
-        <w:t>between  (0.00q ;</w:t>
-      </w:r>
-      <w:proofErr w:type="gramEnd"/>
-      <w:r>
-        <w:rPr>
-          <w:lang w:val="en-US"/>
-        </w:rPr>
-        <w:t xml:space="preserve"> 0.08) so 0.0</w:t>
-      </w:r>
-      <w:r>
-        <w:rPr>
-          <w:lang w:val="en-US"/>
-        </w:rPr>
-        <w:t>1</w:t>
-      </w:r>
-      <w:r>
-        <w:rPr>
-          <w:lang w:val="en-US"/>
-        </w:rPr>
-        <w:t>% to 8.6%.</w:t>
-      </w:r>
-    </w:p>
-    <w:p>
-      <w:pPr>
-        <w:rPr>
-          <w:i/>
-          <w:iCs/>
-          <w:lang w:val="en-US"/>
-        </w:rPr>
-      </w:pPr>
-    </w:p>
-    <w:p>
-      <w:pPr>
-        <w:rPr>
-          <w:lang w:val="en-US"/>
-        </w:rPr>
-      </w:pPr>
-      <w:r>
-        <w:rPr>
-          <w:lang w:val="en-US"/>
-        </w:rPr>
-        <w:t xml:space="preserve"># </w:t>
-      </w:r>
-      <w:proofErr w:type="spellStart"/>
-      <w:r>
-        <w:rPr>
-          <w:lang w:val="en-US"/>
-        </w:rPr>
-        <w:t>p_odds_</w:t>
-      </w:r>
-      <w:r>
-        <w:rPr>
-          <w:lang w:val="en-US"/>
-        </w:rPr>
-        <w:t>draw</w:t>
-      </w:r>
-      <w:proofErr w:type="spellEnd"/>
-      <w:r>
-        <w:rPr>
-          <w:lang w:val="en-US"/>
-        </w:rPr>
-        <w:t xml:space="preserve"> </w:t>
-      </w:r>
-      <w:r>
-        <w:rPr>
-          <w:lang w:val="en-US"/>
-        </w:rPr>
-        <w:t>goes from 0.</w:t>
-      </w:r>
-      <w:r>
-        <w:rPr>
-          <w:lang w:val="en-US"/>
-        </w:rPr>
-        <w:t>14</w:t>
-      </w:r>
-      <w:r>
-        <w:rPr>
-          <w:lang w:val="en-US"/>
-        </w:rPr>
-        <w:t xml:space="preserve"> to 0.</w:t>
-      </w:r>
-      <w:r>
-        <w:rPr>
-          <w:lang w:val="en-US"/>
-        </w:rPr>
-        <w:t xml:space="preserve">33, </w:t>
-      </w:r>
-      <w:r>
-        <w:rPr>
-          <w:lang w:val="en-US"/>
-        </w:rPr>
-        <w:t>o 0.</w:t>
-      </w:r>
-      <w:r>
-        <w:rPr>
-          <w:lang w:val="en-US"/>
-        </w:rPr>
-        <w:t>19</w:t>
-      </w:r>
-      <w:r>
-        <w:rPr>
-          <w:lang w:val="en-US"/>
-        </w:rPr>
-        <w:t xml:space="preserve"> unit</w:t>
+        <w:t>p_odds_draw</w:t>
+      </w:r>
+      <w:proofErr w:type="spellEnd"/>
+      <w:r>
+        <w:rPr>
+          <w:lang w:val="en-US"/>
+        </w:rPr>
+        <w:t xml:space="preserve"> goes from 0.14 to 0.33, o 0.19 unit</w:t>
       </w:r>
       <w:r>
         <w:rPr>
@@ -3943,16 +3909,2380 @@
       </w:r>
     </w:p>
     <w:p>
+      <w:r>
+        <w:t>Alt:</w:t>
+      </w:r>
+    </w:p>
+    <w:p>
+      <w:r>
+        <w:rPr>
+          <w:noProof/>
+        </w:rPr>
+        <w:drawing>
+          <wp:inline distT="0" distB="0" distL="0" distR="0" wp14:anchorId="6EBD4CFF" wp14:editId="7E2EA0EB">
+            <wp:extent cx="3684760" cy="2276655"/>
+            <wp:effectExtent l="0" t="0" r="0" b="0"/>
+            <wp:docPr id="1642565949" name="Grafik 2"/>
+            <wp:cNvGraphicFramePr>
+              <a:graphicFrameLocks xmlns:a="http://schemas.openxmlformats.org/drawingml/2006/main" noChangeAspect="1"/>
+            </wp:cNvGraphicFramePr>
+            <a:graphic xmlns:a="http://schemas.openxmlformats.org/drawingml/2006/main">
+              <a:graphicData uri="http://schemas.openxmlformats.org/drawingml/2006/picture">
+                <pic:pic xmlns:pic="http://schemas.openxmlformats.org/drawingml/2006/picture">
+                  <pic:nvPicPr>
+                    <pic:cNvPr id="0" name="Picture 2"/>
+                    <pic:cNvPicPr>
+                      <a:picLocks noChangeAspect="1" noChangeArrowheads="1"/>
+                    </pic:cNvPicPr>
+                  </pic:nvPicPr>
+                  <pic:blipFill>
+                    <a:blip r:embed="rId12" cstate="print">
+                      <a:extLst>
+                        <a:ext uri="{28A0092B-C50C-407E-A947-70E740481C1C}">
+                          <a14:useLocalDpi xmlns:a14="http://schemas.microsoft.com/office/drawing/2010/main" val="0"/>
+                        </a:ext>
+                      </a:extLst>
+                    </a:blip>
+                    <a:srcRect/>
+                    <a:stretch>
+                      <a:fillRect/>
+                    </a:stretch>
+                  </pic:blipFill>
+                  <pic:spPr bwMode="auto">
+                    <a:xfrm>
+                      <a:off x="0" y="0"/>
+                      <a:ext cx="3699850" cy="2285978"/>
+                    </a:xfrm>
+                    <a:prstGeom prst="rect">
+                      <a:avLst/>
+                    </a:prstGeom>
+                    <a:noFill/>
+                  </pic:spPr>
+                </pic:pic>
+              </a:graphicData>
+            </a:graphic>
+          </wp:inline>
+        </w:drawing>
+      </w:r>
+    </w:p>
+    <w:p>
+      <w:pPr>
+        <w:rPr>
+          <w:color w:val="C00000"/>
+          <w:lang w:val="en-US"/>
+        </w:rPr>
+      </w:pPr>
+      <w:r>
+        <w:rPr>
+          <w:lang w:val="en-US"/>
+        </w:rPr>
+        <w:t xml:space="preserve"># </w:t>
+      </w:r>
+      <w:proofErr w:type="spellStart"/>
+      <w:r>
+        <w:rPr>
+          <w:lang w:val="en-US"/>
+        </w:rPr>
+        <w:t>playersprints</w:t>
+      </w:r>
+      <w:proofErr w:type="spellEnd"/>
+      <w:r>
+        <w:rPr>
+          <w:lang w:val="en-US"/>
+        </w:rPr>
+        <w:t xml:space="preserve"> goes from 0 to 12</w:t>
+      </w:r>
+      <w:r>
+        <w:rPr>
+          <w:lang w:val="en-US"/>
+        </w:rPr>
+        <w:t xml:space="preserve"> </w:t>
+      </w:r>
+      <w:r>
+        <w:rPr>
+          <w:color w:val="C00000"/>
+          <w:lang w:val="en-US"/>
+        </w:rPr>
+        <w:t xml:space="preserve">(reduced effect to adjust for it having </w:t>
+      </w:r>
+      <w:r>
+        <w:rPr>
+          <w:color w:val="C00000"/>
+          <w:lang w:val="en-US"/>
+        </w:rPr>
+        <w:t>12</w:t>
+      </w:r>
+      <w:r>
+        <w:rPr>
+          <w:color w:val="C00000"/>
+          <w:lang w:val="en-US"/>
+        </w:rPr>
+        <w:t xml:space="preserve"> units</w:t>
+      </w:r>
+      <w:r>
+        <w:rPr>
+          <w:color w:val="C00000"/>
+          <w:lang w:val="en-US"/>
+        </w:rPr>
+        <w:t>)</w:t>
+      </w:r>
+    </w:p>
+    <w:p>
+      <w:pPr>
+        <w:rPr>
+          <w:i/>
+          <w:iCs/>
+          <w:lang w:val="en-US"/>
+        </w:rPr>
+      </w:pPr>
+      <w:proofErr w:type="spellStart"/>
+      <w:r>
+        <w:rPr>
+          <w:i/>
+          <w:iCs/>
+          <w:lang w:val="en-US"/>
+        </w:rPr>
+        <w:t>set_</w:t>
+      </w:r>
+      <w:proofErr w:type="gramStart"/>
+      <w:r>
+        <w:rPr>
+          <w:i/>
+          <w:iCs/>
+          <w:lang w:val="en-US"/>
+        </w:rPr>
+        <w:t>prior</w:t>
+      </w:r>
+      <w:proofErr w:type="spellEnd"/>
+      <w:r>
+        <w:rPr>
+          <w:i/>
+          <w:iCs/>
+          <w:lang w:val="en-US"/>
+        </w:rPr>
+        <w:t>(</w:t>
+      </w:r>
+      <w:proofErr w:type="gramEnd"/>
+      <w:r>
+        <w:rPr>
+          <w:i/>
+          <w:iCs/>
+          <w:lang w:val="en-US"/>
+        </w:rPr>
+        <w:t>"</w:t>
+      </w:r>
+      <w:proofErr w:type="gramStart"/>
+      <w:r>
+        <w:rPr>
+          <w:i/>
+          <w:iCs/>
+          <w:lang w:val="en-US"/>
+        </w:rPr>
+        <w:t>normal(</w:t>
+      </w:r>
+      <w:proofErr w:type="gramEnd"/>
+      <w:r>
+        <w:rPr>
+          <w:i/>
+          <w:iCs/>
+          <w:lang w:val="en-US"/>
+        </w:rPr>
+        <w:t xml:space="preserve">0, 0.1)", class = "b", </w:t>
+      </w:r>
+      <w:proofErr w:type="spellStart"/>
+      <w:r>
+        <w:rPr>
+          <w:i/>
+          <w:iCs/>
+          <w:lang w:val="en-US"/>
+        </w:rPr>
+        <w:t>coef</w:t>
+      </w:r>
+      <w:proofErr w:type="spellEnd"/>
+      <w:r>
+        <w:rPr>
+          <w:i/>
+          <w:iCs/>
+          <w:lang w:val="en-US"/>
+        </w:rPr>
+        <w:t xml:space="preserve"> = "</w:t>
+      </w:r>
+      <w:proofErr w:type="spellStart"/>
+      <w:proofErr w:type="gramStart"/>
+      <w:r>
+        <w:rPr>
+          <w:i/>
+          <w:iCs/>
+          <w:lang w:val="en-US"/>
+        </w:rPr>
+        <w:t>playersprints_c</w:t>
+      </w:r>
+      <w:proofErr w:type="spellEnd"/>
+      <w:proofErr w:type="gramEnd"/>
+      <w:r>
+        <w:rPr>
+          <w:i/>
+          <w:iCs/>
+          <w:lang w:val="en-US"/>
+        </w:rPr>
+        <w:t>")</w:t>
+      </w:r>
+    </w:p>
+    <w:p>
+      <w:pPr>
+        <w:rPr>
+          <w:lang w:val="en-US"/>
+        </w:rPr>
+      </w:pPr>
+      <w:r>
+        <w:rPr>
+          <w:lang w:val="en-US"/>
+        </w:rPr>
+        <w:t>W</w:t>
+      </w:r>
+      <w:r>
+        <w:rPr>
+          <w:lang w:val="en-US"/>
+        </w:rPr>
+        <w:t xml:space="preserve">e are saying that a player having </w:t>
+      </w:r>
+      <w:proofErr w:type="gramStart"/>
+      <w:r>
+        <w:rPr>
+          <w:lang w:val="en-US"/>
+        </w:rPr>
+        <w:t>ran</w:t>
+      </w:r>
+      <w:proofErr w:type="gramEnd"/>
+      <w:r>
+        <w:rPr>
+          <w:lang w:val="en-US"/>
+        </w:rPr>
+        <w:t xml:space="preserve"> 12 times in this section compared to zero changes the probability of scoring between (</w:t>
+      </w:r>
+      <w:proofErr w:type="gramStart"/>
+      <w:r>
+        <w:rPr>
+          <w:lang w:val="en-US"/>
+        </w:rPr>
+        <w:t>0.0009 ;</w:t>
+      </w:r>
+      <w:proofErr w:type="gramEnd"/>
+      <w:r>
+        <w:rPr>
+          <w:lang w:val="en-US"/>
+        </w:rPr>
+        <w:t xml:space="preserve"> 0.9975) </w:t>
+      </w:r>
+      <w:proofErr w:type="gramStart"/>
+      <w:r>
+        <w:rPr>
+          <w:lang w:val="en-US"/>
+        </w:rPr>
+        <w:t>so</w:t>
+      </w:r>
+      <w:proofErr w:type="gramEnd"/>
+      <w:r>
+        <w:rPr>
+          <w:lang w:val="en-US"/>
+        </w:rPr>
+        <w:t xml:space="preserve"> 0.1% to 10%.</w:t>
+      </w:r>
+    </w:p>
+    <w:p>
+      <w:pPr>
+        <w:rPr>
+          <w:lang w:val="en-US"/>
+        </w:rPr>
+      </w:pPr>
+    </w:p>
+    <w:p>
+      <w:pPr>
+        <w:rPr>
+          <w:lang w:val="en-US"/>
+        </w:rPr>
+      </w:pPr>
+      <w:r>
+        <w:rPr>
+          <w:lang w:val="en-US"/>
+        </w:rPr>
+        <w:t>Ne</w:t>
+      </w:r>
+      <w:r>
+        <w:rPr>
+          <w:lang w:val="en-US"/>
+        </w:rPr>
+        <w:t>u</w:t>
+      </w:r>
+      <w:r>
+        <w:rPr>
+          <w:lang w:val="en-US"/>
+        </w:rPr>
+        <w:t xml:space="preserve"> </w:t>
+      </w:r>
+      <w:proofErr w:type="spellStart"/>
+      <w:r>
+        <w:rPr>
+          <w:lang w:val="en-US"/>
+        </w:rPr>
+        <w:t>pp_check</w:t>
+      </w:r>
+      <w:proofErr w:type="spellEnd"/>
+    </w:p>
+    <w:p>
+      <w:pPr>
+        <w:rPr>
+          <w:lang w:val="en-US"/>
+        </w:rPr>
+      </w:pPr>
+      <w:r>
+        <w:rPr>
+          <w:noProof/>
+          <w:lang w:val="en-US"/>
+        </w:rPr>
+        <w:lastRenderedPageBreak/>
+        <w:drawing>
+          <wp:inline distT="0" distB="0" distL="0" distR="0" wp14:anchorId="45C5B64B" wp14:editId="5F8AE2CA">
+            <wp:extent cx="4484536" cy="2770803"/>
+            <wp:effectExtent l="0" t="0" r="0" b="0"/>
+            <wp:docPr id="338633569" name="Grafik 3"/>
+            <wp:cNvGraphicFramePr>
+              <a:graphicFrameLocks xmlns:a="http://schemas.openxmlformats.org/drawingml/2006/main" noChangeAspect="1"/>
+            </wp:cNvGraphicFramePr>
+            <a:graphic xmlns:a="http://schemas.openxmlformats.org/drawingml/2006/main">
+              <a:graphicData uri="http://schemas.openxmlformats.org/drawingml/2006/picture">
+                <pic:pic xmlns:pic="http://schemas.openxmlformats.org/drawingml/2006/picture">
+                  <pic:nvPicPr>
+                    <pic:cNvPr id="0" name="Picture 3"/>
+                    <pic:cNvPicPr>
+                      <a:picLocks noChangeAspect="1" noChangeArrowheads="1"/>
+                    </pic:cNvPicPr>
+                  </pic:nvPicPr>
+                  <pic:blipFill>
+                    <a:blip r:embed="rId13" cstate="print">
+                      <a:extLst>
+                        <a:ext uri="{28A0092B-C50C-407E-A947-70E740481C1C}">
+                          <a14:useLocalDpi xmlns:a14="http://schemas.microsoft.com/office/drawing/2010/main" val="0"/>
+                        </a:ext>
+                      </a:extLst>
+                    </a:blip>
+                    <a:srcRect/>
+                    <a:stretch>
+                      <a:fillRect/>
+                    </a:stretch>
+                  </pic:blipFill>
+                  <pic:spPr bwMode="auto">
+                    <a:xfrm>
+                      <a:off x="0" y="0"/>
+                      <a:ext cx="4514224" cy="2789146"/>
+                    </a:xfrm>
+                    <a:prstGeom prst="rect">
+                      <a:avLst/>
+                    </a:prstGeom>
+                    <a:noFill/>
+                  </pic:spPr>
+                </pic:pic>
+              </a:graphicData>
+            </a:graphic>
+          </wp:inline>
+        </w:drawing>
+      </w:r>
+    </w:p>
+    <w:p>
       <w:pPr>
         <w:rPr>
           <w:u w:val="single"/>
-        </w:rPr>
-      </w:pPr>
-    </w:p>
-    <w:p>
-      <w:pPr>
+          <w:lang w:val="en-US"/>
+        </w:rPr>
+      </w:pPr>
+      <w:r>
         <w:rPr>
           <w:u w:val="single"/>
+          <w:lang w:val="en-US"/>
+        </w:rPr>
+        <w:t>Colum</w:t>
+      </w:r>
+      <w:r>
+        <w:rPr>
+          <w:u w:val="single"/>
+          <w:lang w:val="en-US"/>
+        </w:rPr>
+        <w:t>n</w:t>
+      </w:r>
+      <w:r>
+        <w:rPr>
+          <w:u w:val="single"/>
+          <w:lang w:val="en-US"/>
+        </w:rPr>
+        <w:t xml:space="preserve"> 6</w:t>
+      </w:r>
+    </w:p>
+    <w:p>
+      <w:pPr>
+        <w:rPr>
+          <w:lang w:val="en-US"/>
+        </w:rPr>
+      </w:pPr>
+      <w:r>
+        <w:rPr>
+          <w:lang w:val="en-US"/>
+        </w:rPr>
+        <w:t>Alt</w:t>
+      </w:r>
+    </w:p>
+    <w:p>
+      <w:pPr>
+        <w:rPr>
+          <w:lang w:val="en-US"/>
+        </w:rPr>
+      </w:pPr>
+      <w:r>
+        <w:rPr>
+          <w:noProof/>
+          <w:lang w:val="en-US"/>
+        </w:rPr>
+        <w:drawing>
+          <wp:inline distT="0" distB="0" distL="0" distR="0" wp14:anchorId="7130ABD9" wp14:editId="7B700A70">
+            <wp:extent cx="3959510" cy="2446412"/>
+            <wp:effectExtent l="0" t="0" r="3175" b="0"/>
+            <wp:docPr id="480939332" name="Grafik 4"/>
+            <wp:cNvGraphicFramePr>
+              <a:graphicFrameLocks xmlns:a="http://schemas.openxmlformats.org/drawingml/2006/main" noChangeAspect="1"/>
+            </wp:cNvGraphicFramePr>
+            <a:graphic xmlns:a="http://schemas.openxmlformats.org/drawingml/2006/main">
+              <a:graphicData uri="http://schemas.openxmlformats.org/drawingml/2006/picture">
+                <pic:pic xmlns:pic="http://schemas.openxmlformats.org/drawingml/2006/picture">
+                  <pic:nvPicPr>
+                    <pic:cNvPr id="0" name="Picture 4"/>
+                    <pic:cNvPicPr>
+                      <a:picLocks noChangeAspect="1" noChangeArrowheads="1"/>
+                    </pic:cNvPicPr>
+                  </pic:nvPicPr>
+                  <pic:blipFill>
+                    <a:blip r:embed="rId14" cstate="print">
+                      <a:extLst>
+                        <a:ext uri="{28A0092B-C50C-407E-A947-70E740481C1C}">
+                          <a14:useLocalDpi xmlns:a14="http://schemas.microsoft.com/office/drawing/2010/main" val="0"/>
+                        </a:ext>
+                      </a:extLst>
+                    </a:blip>
+                    <a:srcRect/>
+                    <a:stretch>
+                      <a:fillRect/>
+                    </a:stretch>
+                  </pic:blipFill>
+                  <pic:spPr bwMode="auto">
+                    <a:xfrm>
+                      <a:off x="0" y="0"/>
+                      <a:ext cx="3980120" cy="2459146"/>
+                    </a:xfrm>
+                    <a:prstGeom prst="rect">
+                      <a:avLst/>
+                    </a:prstGeom>
+                    <a:noFill/>
+                  </pic:spPr>
+                </pic:pic>
+              </a:graphicData>
+            </a:graphic>
+          </wp:inline>
+        </w:drawing>
+      </w:r>
+    </w:p>
+    <w:p>
+      <w:pPr>
+        <w:rPr>
+          <w:lang w:val="en-US"/>
+        </w:rPr>
+      </w:pPr>
+      <w:r>
+        <w:rPr>
+          <w:lang w:val="en-US"/>
+        </w:rPr>
+        <w:t>Neu</w:t>
+      </w:r>
+    </w:p>
+    <w:p>
+      <w:pPr>
+        <w:rPr>
+          <w:lang w:val="en-US"/>
+        </w:rPr>
+      </w:pPr>
+      <w:r>
+        <w:rPr>
+          <w:noProof/>
+          <w:lang w:val="en-US"/>
+        </w:rPr>
+        <w:lastRenderedPageBreak/>
+        <w:drawing>
+          <wp:inline distT="0" distB="0" distL="0" distR="0" wp14:anchorId="13B7FCEC" wp14:editId="0B53069B">
+            <wp:extent cx="4761590" cy="2941983"/>
+            <wp:effectExtent l="0" t="0" r="1270" b="0"/>
+            <wp:docPr id="228986671" name="Grafik 5"/>
+            <wp:cNvGraphicFramePr>
+              <a:graphicFrameLocks xmlns:a="http://schemas.openxmlformats.org/drawingml/2006/main" noChangeAspect="1"/>
+            </wp:cNvGraphicFramePr>
+            <a:graphic xmlns:a="http://schemas.openxmlformats.org/drawingml/2006/main">
+              <a:graphicData uri="http://schemas.openxmlformats.org/drawingml/2006/picture">
+                <pic:pic xmlns:pic="http://schemas.openxmlformats.org/drawingml/2006/picture">
+                  <pic:nvPicPr>
+                    <pic:cNvPr id="0" name="Picture 5"/>
+                    <pic:cNvPicPr>
+                      <a:picLocks noChangeAspect="1" noChangeArrowheads="1"/>
+                    </pic:cNvPicPr>
+                  </pic:nvPicPr>
+                  <pic:blipFill>
+                    <a:blip r:embed="rId15" cstate="print">
+                      <a:extLst>
+                        <a:ext uri="{28A0092B-C50C-407E-A947-70E740481C1C}">
+                          <a14:useLocalDpi xmlns:a14="http://schemas.microsoft.com/office/drawing/2010/main" val="0"/>
+                        </a:ext>
+                      </a:extLst>
+                    </a:blip>
+                    <a:srcRect/>
+                    <a:stretch>
+                      <a:fillRect/>
+                    </a:stretch>
+                  </pic:blipFill>
+                  <pic:spPr bwMode="auto">
+                    <a:xfrm>
+                      <a:off x="0" y="0"/>
+                      <a:ext cx="4786378" cy="2957298"/>
+                    </a:xfrm>
+                    <a:prstGeom prst="rect">
+                      <a:avLst/>
+                    </a:prstGeom>
+                    <a:noFill/>
+                  </pic:spPr>
+                </pic:pic>
+              </a:graphicData>
+            </a:graphic>
+          </wp:inline>
+        </w:drawing>
+      </w:r>
+    </w:p>
+    <w:p>
+      <w:pPr>
+        <w:rPr>
+          <w:lang w:val="en-US"/>
+        </w:rPr>
+      </w:pPr>
+    </w:p>
+    <w:p>
+      <w:pPr>
+        <w:rPr>
+          <w:u w:val="single"/>
+          <w:lang w:val="en-US"/>
+        </w:rPr>
+      </w:pPr>
+      <w:r>
+        <w:rPr>
+          <w:u w:val="single"/>
+          <w:lang w:val="en-US"/>
+        </w:rPr>
+        <w:t>Colum</w:t>
+      </w:r>
+      <w:r>
+        <w:rPr>
+          <w:u w:val="single"/>
+          <w:lang w:val="en-US"/>
+        </w:rPr>
+        <w:t>n</w:t>
+      </w:r>
+      <w:r>
+        <w:rPr>
+          <w:u w:val="single"/>
+          <w:lang w:val="en-US"/>
+        </w:rPr>
+        <w:t xml:space="preserve"> </w:t>
+      </w:r>
+      <w:r>
+        <w:rPr>
+          <w:u w:val="single"/>
+          <w:lang w:val="en-US"/>
+        </w:rPr>
+        <w:t>7</w:t>
+      </w:r>
+    </w:p>
+    <w:p>
+      <w:pPr>
+        <w:rPr>
+          <w:lang w:val="en-US"/>
+        </w:rPr>
+      </w:pPr>
+      <w:r>
+        <w:rPr>
+          <w:lang w:val="en-US"/>
+        </w:rPr>
+        <w:t>Alt</w:t>
+      </w:r>
+      <w:r>
+        <w:rPr>
+          <w:lang w:val="en-US"/>
+        </w:rPr>
+        <w:t xml:space="preserve">: looks alright but maybe the zeros are </w:t>
+      </w:r>
+      <w:r>
+        <w:rPr>
+          <w:lang w:val="en-US"/>
+        </w:rPr>
+        <w:t>too</w:t>
+      </w:r>
+      <w:r>
+        <w:rPr>
+          <w:lang w:val="en-US"/>
+        </w:rPr>
+        <w:t xml:space="preserve"> common? </w:t>
+      </w:r>
+    </w:p>
+    <w:p>
+      <w:pPr>
+        <w:rPr>
+          <w:lang w:val="en-US"/>
+        </w:rPr>
+      </w:pPr>
+      <w:r>
+        <w:rPr>
+          <w:noProof/>
+          <w:lang w:val="en-US"/>
+        </w:rPr>
+        <w:drawing>
+          <wp:inline distT="0" distB="0" distL="0" distR="0" wp14:anchorId="63419CD2" wp14:editId="665CC8D0">
+            <wp:extent cx="3545255" cy="2190461"/>
+            <wp:effectExtent l="0" t="0" r="0" b="635"/>
+            <wp:docPr id="1808174930" name="Grafik 6"/>
+            <wp:cNvGraphicFramePr>
+              <a:graphicFrameLocks xmlns:a="http://schemas.openxmlformats.org/drawingml/2006/main" noChangeAspect="1"/>
+            </wp:cNvGraphicFramePr>
+            <a:graphic xmlns:a="http://schemas.openxmlformats.org/drawingml/2006/main">
+              <a:graphicData uri="http://schemas.openxmlformats.org/drawingml/2006/picture">
+                <pic:pic xmlns:pic="http://schemas.openxmlformats.org/drawingml/2006/picture">
+                  <pic:nvPicPr>
+                    <pic:cNvPr id="0" name="Picture 6"/>
+                    <pic:cNvPicPr>
+                      <a:picLocks noChangeAspect="1" noChangeArrowheads="1"/>
+                    </pic:cNvPicPr>
+                  </pic:nvPicPr>
+                  <pic:blipFill>
+                    <a:blip r:embed="rId16" cstate="print">
+                      <a:extLst>
+                        <a:ext uri="{28A0092B-C50C-407E-A947-70E740481C1C}">
+                          <a14:useLocalDpi xmlns:a14="http://schemas.microsoft.com/office/drawing/2010/main" val="0"/>
+                        </a:ext>
+                      </a:extLst>
+                    </a:blip>
+                    <a:srcRect/>
+                    <a:stretch>
+                      <a:fillRect/>
+                    </a:stretch>
+                  </pic:blipFill>
+                  <pic:spPr bwMode="auto">
+                    <a:xfrm>
+                      <a:off x="0" y="0"/>
+                      <a:ext cx="3572678" cy="2207405"/>
+                    </a:xfrm>
+                    <a:prstGeom prst="rect">
+                      <a:avLst/>
+                    </a:prstGeom>
+                    <a:noFill/>
+                  </pic:spPr>
+                </pic:pic>
+              </a:graphicData>
+            </a:graphic>
+          </wp:inline>
+        </w:drawing>
+      </w:r>
+    </w:p>
+    <w:p>
+      <w:pPr>
+        <w:rPr>
+          <w:color w:val="EE0000"/>
+          <w:lang w:val="en-US"/>
+        </w:rPr>
+      </w:pPr>
+      <w:r>
+        <w:rPr>
+          <w:lang w:val="en-US"/>
+        </w:rPr>
+        <w:t xml:space="preserve"># </w:t>
+      </w:r>
+      <w:r>
+        <w:rPr>
+          <w:lang w:val="en-US"/>
+        </w:rPr>
+        <w:t>Intercept</w:t>
+      </w:r>
+      <w:r>
+        <w:rPr>
+          <w:color w:val="EE0000"/>
+          <w:lang w:val="en-US"/>
+        </w:rPr>
+        <w:t xml:space="preserve"> </w:t>
+      </w:r>
+      <w:r>
+        <w:rPr>
+          <w:color w:val="EE0000"/>
+          <w:lang w:val="en-US"/>
+        </w:rPr>
+        <w:t>(</w:t>
+      </w:r>
+      <w:r>
+        <w:rPr>
+          <w:color w:val="EE0000"/>
+          <w:lang w:val="en-US"/>
+        </w:rPr>
+        <w:t>higher because we are on the game level now instead of 5 min section</w:t>
+      </w:r>
+      <w:r>
+        <w:rPr>
+          <w:color w:val="EE0000"/>
+          <w:lang w:val="en-US"/>
+        </w:rPr>
+        <w:t>)</w:t>
+      </w:r>
+    </w:p>
+    <w:p>
+      <w:pPr>
+        <w:rPr>
+          <w:i/>
+          <w:iCs/>
+          <w:lang w:val="en-US"/>
+        </w:rPr>
+      </w:pPr>
+      <w:proofErr w:type="spellStart"/>
+      <w:r>
+        <w:rPr>
+          <w:i/>
+          <w:iCs/>
+          <w:lang w:val="en-US"/>
+        </w:rPr>
+        <w:t>set_</w:t>
+      </w:r>
+      <w:proofErr w:type="gramStart"/>
+      <w:r>
+        <w:rPr>
+          <w:i/>
+          <w:iCs/>
+          <w:lang w:val="en-US"/>
+        </w:rPr>
+        <w:t>prior</w:t>
+      </w:r>
+      <w:proofErr w:type="spellEnd"/>
+      <w:r>
+        <w:rPr>
+          <w:i/>
+          <w:iCs/>
+          <w:lang w:val="en-US"/>
+        </w:rPr>
+        <w:t>(</w:t>
+      </w:r>
+      <w:proofErr w:type="gramEnd"/>
+      <w:r>
+        <w:rPr>
+          <w:i/>
+          <w:iCs/>
+          <w:lang w:val="en-US"/>
+        </w:rPr>
+        <w:t>"</w:t>
+      </w:r>
+      <w:proofErr w:type="gramStart"/>
+      <w:r>
+        <w:rPr>
+          <w:i/>
+          <w:iCs/>
+          <w:lang w:val="en-US"/>
+        </w:rPr>
+        <w:t>normal(</w:t>
+      </w:r>
+      <w:proofErr w:type="gramEnd"/>
+      <w:r>
+        <w:rPr>
+          <w:i/>
+          <w:iCs/>
+          <w:lang w:val="en-US"/>
+        </w:rPr>
+        <w:t xml:space="preserve">-2.2, </w:t>
+      </w:r>
+      <w:r>
+        <w:rPr>
+          <w:i/>
+          <w:iCs/>
+          <w:lang w:val="en-US"/>
+        </w:rPr>
+        <w:t>0.3</w:t>
+      </w:r>
+      <w:r>
+        <w:rPr>
+          <w:i/>
+          <w:iCs/>
+          <w:lang w:val="en-US"/>
+        </w:rPr>
+        <w:t>)", class = "Intercept")</w:t>
+      </w:r>
+    </w:p>
+    <w:p>
+      <w:pPr>
+        <w:rPr>
+          <w:lang w:val="en-US"/>
+        </w:rPr>
+      </w:pPr>
+      <w:r>
+        <w:rPr>
+          <w:lang w:val="en-US"/>
+        </w:rPr>
+        <w:t xml:space="preserve">We are saying that the average probability for a goal in a game is around 10%. The mean was 11%. Every tenth game the avg. Forward or Midfielder scores, seems okay. I kept the variation the same. I would tend to say the probability is likely lower than in a 5 min section, because most sections have 0 </w:t>
+      </w:r>
+      <w:proofErr w:type="gramStart"/>
+      <w:r>
+        <w:rPr>
+          <w:lang w:val="en-US"/>
+        </w:rPr>
+        <w:t>goals</w:t>
+      </w:r>
+      <w:proofErr w:type="gramEnd"/>
+      <w:r>
+        <w:rPr>
+          <w:lang w:val="en-US"/>
+        </w:rPr>
+        <w:t xml:space="preserve"> but most games don’t.</w:t>
+      </w:r>
+    </w:p>
+    <w:p>
+      <w:pPr>
+        <w:rPr>
+          <w:lang w:val="en-US"/>
+        </w:rPr>
+      </w:pPr>
+    </w:p>
+    <w:p>
+      <w:pPr>
+        <w:tabs>
+          <w:tab w:val="left" w:pos="2993"/>
+        </w:tabs>
+        <w:rPr>
+          <w:lang w:val="en-US"/>
+        </w:rPr>
+      </w:pPr>
+      <w:r>
+        <w:rPr>
+          <w:lang w:val="en-US"/>
+        </w:rPr>
+        <w:t># general factors</w:t>
+      </w:r>
+      <w:r>
+        <w:rPr>
+          <w:lang w:val="en-US"/>
+        </w:rPr>
+        <w:tab/>
+      </w:r>
+    </w:p>
+    <w:p>
+      <w:pPr>
+        <w:tabs>
+          <w:tab w:val="left" w:pos="2993"/>
+        </w:tabs>
+        <w:rPr>
+          <w:i/>
+          <w:iCs/>
+          <w:lang w:val="en-US"/>
+        </w:rPr>
+      </w:pPr>
+      <w:proofErr w:type="spellStart"/>
+      <w:r>
+        <w:rPr>
+          <w:i/>
+          <w:iCs/>
+          <w:lang w:val="en-US"/>
+        </w:rPr>
+        <w:t>set_</w:t>
+      </w:r>
+      <w:proofErr w:type="gramStart"/>
+      <w:r>
+        <w:rPr>
+          <w:i/>
+          <w:iCs/>
+          <w:lang w:val="en-US"/>
+        </w:rPr>
+        <w:t>prior</w:t>
+      </w:r>
+      <w:proofErr w:type="spellEnd"/>
+      <w:r>
+        <w:rPr>
+          <w:i/>
+          <w:iCs/>
+          <w:lang w:val="en-US"/>
+        </w:rPr>
+        <w:t>(</w:t>
+      </w:r>
+      <w:proofErr w:type="gramEnd"/>
+      <w:r>
+        <w:rPr>
+          <w:i/>
+          <w:iCs/>
+          <w:lang w:val="en-US"/>
+        </w:rPr>
+        <w:t>"</w:t>
+      </w:r>
+      <w:proofErr w:type="gramStart"/>
+      <w:r>
+        <w:rPr>
+          <w:i/>
+          <w:iCs/>
+          <w:lang w:val="en-US"/>
+        </w:rPr>
+        <w:t>normal(</w:t>
+      </w:r>
+      <w:proofErr w:type="gramEnd"/>
+      <w:r>
+        <w:rPr>
+          <w:i/>
+          <w:iCs/>
+          <w:lang w:val="en-US"/>
+        </w:rPr>
+        <w:t>0, 0.5)", class = "b")</w:t>
+      </w:r>
+    </w:p>
+    <w:p>
+      <w:pPr>
+        <w:rPr>
+          <w:lang w:val="en-US"/>
+        </w:rPr>
+      </w:pPr>
+      <w:r>
+        <w:rPr>
+          <w:lang w:val="en-US"/>
+        </w:rPr>
+        <w:lastRenderedPageBreak/>
+        <w:t xml:space="preserve">all coefficients by default. We are saying the average factor </w:t>
+      </w:r>
+      <w:proofErr w:type="spellStart"/>
+      <w:r>
+        <w:rPr>
+          <w:lang w:val="en-US"/>
+        </w:rPr>
+        <w:t>tunring</w:t>
+      </w:r>
+      <w:proofErr w:type="spellEnd"/>
+      <w:r>
+        <w:rPr>
+          <w:lang w:val="en-US"/>
+        </w:rPr>
+        <w:t xml:space="preserve"> from 0 to 1 changes the probability from </w:t>
+      </w:r>
+      <w:proofErr w:type="gramStart"/>
+      <w:r>
+        <w:rPr>
+          <w:lang w:val="en-US"/>
+        </w:rPr>
+        <w:t>( 0.039</w:t>
+      </w:r>
+      <w:proofErr w:type="gramEnd"/>
+      <w:r>
+        <w:rPr>
+          <w:lang w:val="en-US"/>
+        </w:rPr>
+        <w:t xml:space="preserve"> ; 0.231</w:t>
+      </w:r>
+      <w:proofErr w:type="gramStart"/>
+      <w:r>
+        <w:rPr>
+          <w:lang w:val="en-US"/>
+        </w:rPr>
+        <w:t>) ,</w:t>
+      </w:r>
+      <w:proofErr w:type="gramEnd"/>
+      <w:r>
+        <w:rPr>
+          <w:lang w:val="en-US"/>
+        </w:rPr>
+        <w:t xml:space="preserve"> so 4% to 23%</w:t>
+      </w:r>
+    </w:p>
+    <w:p>
+      <w:pPr>
+        <w:rPr>
+          <w:lang w:val="en-US"/>
+        </w:rPr>
+      </w:pPr>
+    </w:p>
+    <w:p>
+      <w:pPr>
+        <w:rPr>
+          <w:lang w:val="en-US"/>
+        </w:rPr>
+      </w:pPr>
+      <w:r>
+        <w:rPr>
+          <w:lang w:val="en-US"/>
+        </w:rPr>
+        <w:t xml:space="preserve"># </w:t>
+      </w:r>
+      <w:proofErr w:type="spellStart"/>
+      <w:r>
+        <w:rPr>
+          <w:lang w:val="en-US"/>
+        </w:rPr>
+        <w:t>plaavspeed_game</w:t>
+      </w:r>
+      <w:proofErr w:type="spellEnd"/>
+      <w:r>
+        <w:rPr>
+          <w:lang w:val="en-US"/>
+        </w:rPr>
+        <w:t xml:space="preserve"> goes from 2.6 to 10.2, around 8 units </w:t>
+      </w:r>
+      <w:r>
+        <w:rPr>
+          <w:color w:val="EE0000"/>
+          <w:lang w:val="en-US"/>
+        </w:rPr>
+        <w:t>(change because of units)</w:t>
+      </w:r>
+    </w:p>
+    <w:p>
+      <w:pPr>
+        <w:rPr>
+          <w:i/>
+          <w:iCs/>
+          <w:lang w:val="en-US"/>
+        </w:rPr>
+      </w:pPr>
+      <w:proofErr w:type="spellStart"/>
+      <w:r>
+        <w:rPr>
+          <w:i/>
+          <w:iCs/>
+          <w:lang w:val="en-US"/>
+        </w:rPr>
+        <w:t>set_</w:t>
+      </w:r>
+      <w:proofErr w:type="gramStart"/>
+      <w:r>
+        <w:rPr>
+          <w:i/>
+          <w:iCs/>
+          <w:lang w:val="en-US"/>
+        </w:rPr>
+        <w:t>prior</w:t>
+      </w:r>
+      <w:proofErr w:type="spellEnd"/>
+      <w:r>
+        <w:rPr>
+          <w:i/>
+          <w:iCs/>
+          <w:lang w:val="en-US"/>
+        </w:rPr>
+        <w:t>(</w:t>
+      </w:r>
+      <w:proofErr w:type="gramEnd"/>
+      <w:r>
+        <w:rPr>
+          <w:i/>
+          <w:iCs/>
+          <w:lang w:val="en-US"/>
+        </w:rPr>
+        <w:t>"</w:t>
+      </w:r>
+      <w:proofErr w:type="gramStart"/>
+      <w:r>
+        <w:rPr>
+          <w:i/>
+          <w:iCs/>
+          <w:lang w:val="en-US"/>
+        </w:rPr>
+        <w:t>normal(</w:t>
+      </w:r>
+      <w:proofErr w:type="gramEnd"/>
+      <w:r>
+        <w:rPr>
+          <w:i/>
+          <w:iCs/>
+          <w:lang w:val="en-US"/>
+        </w:rPr>
+        <w:t xml:space="preserve">0, 0.05)", class = "b", </w:t>
+      </w:r>
+      <w:proofErr w:type="spellStart"/>
+      <w:r>
+        <w:rPr>
+          <w:i/>
+          <w:iCs/>
+          <w:lang w:val="en-US"/>
+        </w:rPr>
+        <w:t>coef</w:t>
+      </w:r>
+      <w:proofErr w:type="spellEnd"/>
+      <w:r>
+        <w:rPr>
+          <w:i/>
+          <w:iCs/>
+          <w:lang w:val="en-US"/>
+        </w:rPr>
+        <w:t xml:space="preserve"> = "</w:t>
+      </w:r>
+      <w:proofErr w:type="spellStart"/>
+      <w:r>
+        <w:rPr>
+          <w:i/>
+          <w:iCs/>
+          <w:lang w:val="en-US"/>
+        </w:rPr>
+        <w:t>plaavspeed_game_c</w:t>
+      </w:r>
+      <w:proofErr w:type="spellEnd"/>
+      <w:r>
+        <w:rPr>
+          <w:i/>
+          <w:iCs/>
+          <w:lang w:val="en-US"/>
+        </w:rPr>
+        <w:t>")</w:t>
+      </w:r>
+    </w:p>
+    <w:p>
+      <w:pPr>
+        <w:rPr>
+          <w:lang w:val="en-US"/>
+        </w:rPr>
+      </w:pPr>
+      <w:r>
+        <w:rPr>
+          <w:lang w:val="en-US"/>
+        </w:rPr>
+        <w:t>We are saying that increasing the average speed in the game from 2.6 km/h to 10.2km/h changes the scoring probability from (</w:t>
+      </w:r>
+      <w:proofErr w:type="gramStart"/>
+      <w:r>
+        <w:rPr>
+          <w:lang w:val="en-US"/>
+        </w:rPr>
+        <w:t>0.04742 ,</w:t>
+      </w:r>
+      <w:proofErr w:type="gramEnd"/>
+      <w:r>
+        <w:rPr>
+          <w:lang w:val="en-US"/>
+        </w:rPr>
+        <w:t xml:space="preserve"> 0.1978) so from 4.7% to 20%</w:t>
+      </w:r>
+      <w:r>
+        <w:rPr>
+          <w:lang w:val="en-US"/>
+        </w:rPr>
+        <w:t>.</w:t>
+      </w:r>
+    </w:p>
+    <w:p>
+      <w:pPr>
+        <w:rPr>
+          <w:lang w:val="en-US"/>
+        </w:rPr>
+      </w:pPr>
+    </w:p>
+    <w:p>
+      <w:pPr>
+        <w:rPr>
+          <w:lang w:val="en-US"/>
+        </w:rPr>
+      </w:pPr>
+      <w:r>
+        <w:rPr>
+          <w:lang w:val="en-US"/>
+        </w:rPr>
+        <w:t>#homegame</w:t>
+      </w:r>
+    </w:p>
+    <w:p>
+      <w:pPr>
+        <w:rPr>
+          <w:i/>
+          <w:iCs/>
+          <w:lang w:val="en-US"/>
+        </w:rPr>
+      </w:pPr>
+      <w:proofErr w:type="spellStart"/>
+      <w:r>
+        <w:rPr>
+          <w:i/>
+          <w:iCs/>
+          <w:lang w:val="en-US"/>
+        </w:rPr>
+        <w:t>set_</w:t>
+      </w:r>
+      <w:proofErr w:type="gramStart"/>
+      <w:r>
+        <w:rPr>
+          <w:i/>
+          <w:iCs/>
+          <w:lang w:val="en-US"/>
+        </w:rPr>
+        <w:t>prior</w:t>
+      </w:r>
+      <w:proofErr w:type="spellEnd"/>
+      <w:r>
+        <w:rPr>
+          <w:i/>
+          <w:iCs/>
+          <w:lang w:val="en-US"/>
+        </w:rPr>
+        <w:t>(</w:t>
+      </w:r>
+      <w:proofErr w:type="gramEnd"/>
+      <w:r>
+        <w:rPr>
+          <w:i/>
+          <w:iCs/>
+          <w:lang w:val="en-US"/>
+        </w:rPr>
+        <w:t>"</w:t>
+      </w:r>
+      <w:proofErr w:type="gramStart"/>
+      <w:r>
+        <w:rPr>
+          <w:i/>
+          <w:iCs/>
+          <w:lang w:val="en-US"/>
+        </w:rPr>
+        <w:t>normal(</w:t>
+      </w:r>
+      <w:proofErr w:type="gramEnd"/>
+      <w:r>
+        <w:rPr>
+          <w:i/>
+          <w:iCs/>
+          <w:lang w:val="en-US"/>
+        </w:rPr>
+        <w:t xml:space="preserve">0, 0.5)", class = "b", </w:t>
+      </w:r>
+      <w:proofErr w:type="spellStart"/>
+      <w:r>
+        <w:rPr>
+          <w:i/>
+          <w:iCs/>
+          <w:lang w:val="en-US"/>
+        </w:rPr>
+        <w:t>coef</w:t>
+      </w:r>
+      <w:proofErr w:type="spellEnd"/>
+      <w:r>
+        <w:rPr>
+          <w:i/>
+          <w:iCs/>
+          <w:lang w:val="en-US"/>
+        </w:rPr>
+        <w:t xml:space="preserve"> = "</w:t>
+      </w:r>
+      <w:proofErr w:type="spellStart"/>
+      <w:r>
+        <w:rPr>
+          <w:i/>
+          <w:iCs/>
+          <w:lang w:val="en-US"/>
+        </w:rPr>
+        <w:t>dhomegame</w:t>
+      </w:r>
+      <w:proofErr w:type="spellEnd"/>
+      <w:r>
+        <w:rPr>
+          <w:i/>
+          <w:iCs/>
+          <w:lang w:val="en-US"/>
+        </w:rPr>
+        <w:t>")</w:t>
+      </w:r>
+    </w:p>
+    <w:p>
+      <w:pPr>
+        <w:rPr>
+          <w:lang w:val="en-US"/>
+        </w:rPr>
+      </w:pPr>
+      <w:r>
+        <w:rPr>
+          <w:lang w:val="en-US"/>
+        </w:rPr>
+        <w:t xml:space="preserve">We are saying playing at home vs not playing </w:t>
+      </w:r>
+      <w:proofErr w:type="spellStart"/>
+      <w:r>
+        <w:rPr>
+          <w:lang w:val="en-US"/>
+        </w:rPr>
+        <w:t>playing</w:t>
+      </w:r>
+      <w:proofErr w:type="spellEnd"/>
+      <w:r>
+        <w:rPr>
+          <w:lang w:val="en-US"/>
+        </w:rPr>
+        <w:t xml:space="preserve"> at home changes the probability from </w:t>
+      </w:r>
+      <w:proofErr w:type="gramStart"/>
+      <w:r>
+        <w:rPr>
+          <w:lang w:val="en-US"/>
+        </w:rPr>
+        <w:t>( 0.039</w:t>
+      </w:r>
+      <w:proofErr w:type="gramEnd"/>
+      <w:r>
+        <w:rPr>
+          <w:lang w:val="en-US"/>
+        </w:rPr>
+        <w:t xml:space="preserve"> ; 0.231</w:t>
+      </w:r>
+      <w:proofErr w:type="gramStart"/>
+      <w:r>
+        <w:rPr>
+          <w:lang w:val="en-US"/>
+        </w:rPr>
+        <w:t>) ,</w:t>
+      </w:r>
+      <w:proofErr w:type="gramEnd"/>
+      <w:r>
+        <w:rPr>
+          <w:lang w:val="en-US"/>
+        </w:rPr>
+        <w:t xml:space="preserve"> so 4% to 23%</w:t>
+      </w:r>
+    </w:p>
+    <w:p>
+      <w:pPr>
+        <w:rPr>
+          <w:lang w:val="en-US"/>
+        </w:rPr>
+      </w:pPr>
+    </w:p>
+    <w:p>
+      <w:pPr>
+        <w:rPr>
+          <w:lang w:val="en-US"/>
+        </w:rPr>
+      </w:pPr>
+      <w:r>
+        <w:rPr>
+          <w:lang w:val="en-US"/>
+        </w:rPr>
+        <w:t xml:space="preserve">#rankgap goes from -13 to 13 so 26 units </w:t>
+      </w:r>
+      <w:r>
+        <w:rPr>
+          <w:color w:val="EE0000"/>
+          <w:lang w:val="en-US"/>
+        </w:rPr>
+        <w:t>(changed because of units)</w:t>
+      </w:r>
+    </w:p>
+    <w:p>
+      <w:pPr>
+        <w:rPr>
+          <w:i/>
+          <w:iCs/>
+          <w:lang w:val="en-US"/>
+        </w:rPr>
+      </w:pPr>
+      <w:proofErr w:type="spellStart"/>
+      <w:r>
+        <w:rPr>
+          <w:i/>
+          <w:iCs/>
+          <w:lang w:val="en-US"/>
+        </w:rPr>
+        <w:t>set_</w:t>
+      </w:r>
+      <w:proofErr w:type="gramStart"/>
+      <w:r>
+        <w:rPr>
+          <w:i/>
+          <w:iCs/>
+          <w:lang w:val="en-US"/>
+        </w:rPr>
+        <w:t>prior</w:t>
+      </w:r>
+      <w:proofErr w:type="spellEnd"/>
+      <w:r>
+        <w:rPr>
+          <w:i/>
+          <w:iCs/>
+          <w:lang w:val="en-US"/>
+        </w:rPr>
+        <w:t>(</w:t>
+      </w:r>
+      <w:proofErr w:type="gramEnd"/>
+      <w:r>
+        <w:rPr>
+          <w:i/>
+          <w:iCs/>
+          <w:lang w:val="en-US"/>
+        </w:rPr>
+        <w:t>"</w:t>
+      </w:r>
+      <w:proofErr w:type="gramStart"/>
+      <w:r>
+        <w:rPr>
+          <w:i/>
+          <w:iCs/>
+          <w:lang w:val="en-US"/>
+        </w:rPr>
+        <w:t>normal(</w:t>
+      </w:r>
+      <w:proofErr w:type="gramEnd"/>
+      <w:r>
+        <w:rPr>
+          <w:i/>
+          <w:iCs/>
+          <w:lang w:val="en-US"/>
+        </w:rPr>
+        <w:t xml:space="preserve">0, 0.015)", class = "b", </w:t>
+      </w:r>
+      <w:proofErr w:type="spellStart"/>
+      <w:r>
+        <w:rPr>
+          <w:i/>
+          <w:iCs/>
+          <w:lang w:val="en-US"/>
+        </w:rPr>
+        <w:t>coef</w:t>
+      </w:r>
+      <w:proofErr w:type="spellEnd"/>
+      <w:r>
+        <w:rPr>
+          <w:i/>
+          <w:iCs/>
+          <w:lang w:val="en-US"/>
+        </w:rPr>
+        <w:t xml:space="preserve"> = "</w:t>
+      </w:r>
+      <w:proofErr w:type="spellStart"/>
+      <w:r>
+        <w:rPr>
+          <w:i/>
+          <w:iCs/>
+          <w:lang w:val="en-US"/>
+        </w:rPr>
+        <w:t>rank_gap_c</w:t>
+      </w:r>
+      <w:proofErr w:type="spellEnd"/>
+      <w:r>
+        <w:rPr>
+          <w:i/>
+          <w:iCs/>
+          <w:lang w:val="en-US"/>
+        </w:rPr>
+        <w:t>")</w:t>
+      </w:r>
+    </w:p>
+    <w:p>
+      <w:pPr>
+        <w:rPr>
+          <w:lang w:val="en-US"/>
+        </w:rPr>
+      </w:pPr>
+      <w:r>
+        <w:rPr>
+          <w:lang w:val="en-US"/>
+        </w:rPr>
+        <w:t xml:space="preserve">We </w:t>
+      </w:r>
+      <w:proofErr w:type="gramStart"/>
+      <w:r>
+        <w:rPr>
+          <w:lang w:val="en-US"/>
+        </w:rPr>
+        <w:t>are saying</w:t>
+      </w:r>
+      <w:proofErr w:type="gramEnd"/>
+      <w:r>
+        <w:rPr>
+          <w:lang w:val="en-US"/>
+        </w:rPr>
+        <w:t xml:space="preserve"> playing with 13 ranks higher compared to playing with 13 ranks lower than the opponent changes the probability of winning from (</w:t>
+      </w:r>
+      <w:proofErr w:type="gramStart"/>
+      <w:r>
+        <w:rPr>
+          <w:lang w:val="en-US"/>
+        </w:rPr>
+        <w:t>0.0483 ,</w:t>
+      </w:r>
+      <w:proofErr w:type="gramEnd"/>
+      <w:r>
+        <w:rPr>
+          <w:lang w:val="en-US"/>
+        </w:rPr>
+        <w:t xml:space="preserve"> 0.1946) so from 4.8% to 19.4%.</w:t>
+      </w:r>
+    </w:p>
+    <w:p>
+      <w:pPr>
+        <w:rPr>
+          <w:lang w:val="en-US"/>
+        </w:rPr>
+      </w:pPr>
+    </w:p>
+    <w:p>
+      <w:pPr>
+        <w:rPr>
+          <w:lang w:val="en-US"/>
+        </w:rPr>
+      </w:pPr>
+      <w:r>
+        <w:rPr>
+          <w:lang w:val="en-US"/>
+        </w:rPr>
+        <w:t>Neu</w:t>
+      </w:r>
+      <w:r>
+        <w:rPr>
+          <w:lang w:val="en-US"/>
+        </w:rPr>
+        <w:t xml:space="preserve">: still looks plausible. </w:t>
+      </w:r>
+      <w:proofErr w:type="gramStart"/>
+      <w:r>
+        <w:rPr>
+          <w:lang w:val="en-US"/>
+        </w:rPr>
+        <w:t>A bit</w:t>
+      </w:r>
+      <w:proofErr w:type="gramEnd"/>
+      <w:r>
+        <w:rPr>
+          <w:lang w:val="en-US"/>
+        </w:rPr>
+        <w:t xml:space="preserve"> tighter but also more realistic with the intercept.</w:t>
+      </w:r>
+    </w:p>
+    <w:p>
+      <w:pPr>
+        <w:rPr>
+          <w:lang w:val="en-US"/>
+        </w:rPr>
+      </w:pPr>
+      <w:r>
+        <w:rPr>
+          <w:noProof/>
+          <w:lang w:val="en-US"/>
+        </w:rPr>
+        <w:drawing>
+          <wp:inline distT="0" distB="0" distL="0" distR="0" wp14:anchorId="281D5754" wp14:editId="7B068E8E">
+            <wp:extent cx="4585739" cy="2833331"/>
+            <wp:effectExtent l="0" t="0" r="5715" b="5715"/>
+            <wp:docPr id="1301279232" name="Grafik 7"/>
+            <wp:cNvGraphicFramePr>
+              <a:graphicFrameLocks xmlns:a="http://schemas.openxmlformats.org/drawingml/2006/main" noChangeAspect="1"/>
+            </wp:cNvGraphicFramePr>
+            <a:graphic xmlns:a="http://schemas.openxmlformats.org/drawingml/2006/main">
+              <a:graphicData uri="http://schemas.openxmlformats.org/drawingml/2006/picture">
+                <pic:pic xmlns:pic="http://schemas.openxmlformats.org/drawingml/2006/picture">
+                  <pic:nvPicPr>
+                    <pic:cNvPr id="0" name="Picture 7"/>
+                    <pic:cNvPicPr>
+                      <a:picLocks noChangeAspect="1" noChangeArrowheads="1"/>
+                    </pic:cNvPicPr>
+                  </pic:nvPicPr>
+                  <pic:blipFill>
+                    <a:blip r:embed="rId17" cstate="print">
+                      <a:extLst>
+                        <a:ext uri="{28A0092B-C50C-407E-A947-70E740481C1C}">
+                          <a14:useLocalDpi xmlns:a14="http://schemas.microsoft.com/office/drawing/2010/main" val="0"/>
+                        </a:ext>
+                      </a:extLst>
+                    </a:blip>
+                    <a:srcRect/>
+                    <a:stretch>
+                      <a:fillRect/>
+                    </a:stretch>
+                  </pic:blipFill>
+                  <pic:spPr bwMode="auto">
+                    <a:xfrm>
+                      <a:off x="0" y="0"/>
+                      <a:ext cx="4630812" cy="2861180"/>
+                    </a:xfrm>
+                    <a:prstGeom prst="rect">
+                      <a:avLst/>
+                    </a:prstGeom>
+                    <a:noFill/>
+                  </pic:spPr>
+                </pic:pic>
+              </a:graphicData>
+            </a:graphic>
+          </wp:inline>
+        </w:drawing>
+      </w:r>
+    </w:p>
+    <w:p>
+      <w:pPr>
+        <w:rPr>
+          <w:lang w:val="en-US"/>
+        </w:rPr>
+      </w:pPr>
+    </w:p>
+    <w:p>
+      <w:pPr>
+        <w:rPr>
+          <w:lang w:val="en-US"/>
+        </w:rPr>
+      </w:pPr>
+    </w:p>
+    <w:p>
+      <w:pPr>
+        <w:rPr>
+          <w:u w:val="single"/>
+          <w:lang w:val="en-US"/>
+        </w:rPr>
+      </w:pPr>
+      <w:r>
+        <w:rPr>
+          <w:u w:val="single"/>
+          <w:lang w:val="en-US"/>
+        </w:rPr>
+        <w:lastRenderedPageBreak/>
+        <w:t xml:space="preserve">Table </w:t>
+      </w:r>
+      <w:r>
+        <w:rPr>
+          <w:u w:val="single"/>
+          <w:lang w:val="en-US"/>
+        </w:rPr>
+        <w:t>3</w:t>
+      </w:r>
+    </w:p>
+    <w:p>
+      <w:pPr>
+        <w:rPr>
+          <w:u w:val="single"/>
+          <w:lang w:val="en-US"/>
+        </w:rPr>
+      </w:pPr>
+      <w:r>
+        <w:rPr>
+          <w:u w:val="single"/>
+          <w:lang w:val="en-US"/>
+        </w:rPr>
+        <w:t>Column 1</w:t>
+      </w:r>
+    </w:p>
+    <w:p>
+      <w:pPr>
+        <w:rPr>
+          <w:lang w:val="en-US"/>
+        </w:rPr>
+      </w:pPr>
+      <w:r>
+        <w:rPr>
+          <w:lang w:val="en-US"/>
+        </w:rPr>
+        <w:t>Alt: problematic, the blue lines don’t capture the data. The winning probability is consistently overestimated.</w:t>
+      </w:r>
+    </w:p>
+    <w:p>
+      <w:pPr>
+        <w:rPr>
+          <w:lang w:val="en-US"/>
+        </w:rPr>
+      </w:pPr>
+      <w:r>
+        <w:rPr>
+          <w:noProof/>
+          <w:lang w:val="en-US"/>
+        </w:rPr>
+        <w:drawing>
+          <wp:inline distT="0" distB="0" distL="0" distR="0" wp14:anchorId="2B44F4EB" wp14:editId="6AF88AA5">
+            <wp:extent cx="5350317" cy="3305732"/>
+            <wp:effectExtent l="0" t="0" r="3175" b="9525"/>
+            <wp:docPr id="1546877637" name="Grafik 9"/>
+            <wp:cNvGraphicFramePr>
+              <a:graphicFrameLocks xmlns:a="http://schemas.openxmlformats.org/drawingml/2006/main" noChangeAspect="1"/>
+            </wp:cNvGraphicFramePr>
+            <a:graphic xmlns:a="http://schemas.openxmlformats.org/drawingml/2006/main">
+              <a:graphicData uri="http://schemas.openxmlformats.org/drawingml/2006/picture">
+                <pic:pic xmlns:pic="http://schemas.openxmlformats.org/drawingml/2006/picture">
+                  <pic:nvPicPr>
+                    <pic:cNvPr id="0" name="Picture 8"/>
+                    <pic:cNvPicPr>
+                      <a:picLocks noChangeAspect="1" noChangeArrowheads="1"/>
+                    </pic:cNvPicPr>
+                  </pic:nvPicPr>
+                  <pic:blipFill>
+                    <a:blip r:embed="rId18" cstate="print">
+                      <a:extLst>
+                        <a:ext uri="{28A0092B-C50C-407E-A947-70E740481C1C}">
+                          <a14:useLocalDpi xmlns:a14="http://schemas.microsoft.com/office/drawing/2010/main" val="0"/>
+                        </a:ext>
+                      </a:extLst>
+                    </a:blip>
+                    <a:srcRect/>
+                    <a:stretch>
+                      <a:fillRect/>
+                    </a:stretch>
+                  </pic:blipFill>
+                  <pic:spPr bwMode="auto">
+                    <a:xfrm>
+                      <a:off x="0" y="0"/>
+                      <a:ext cx="5372327" cy="3319331"/>
+                    </a:xfrm>
+                    <a:prstGeom prst="rect">
+                      <a:avLst/>
+                    </a:prstGeom>
+                    <a:noFill/>
+                  </pic:spPr>
+                </pic:pic>
+              </a:graphicData>
+            </a:graphic>
+          </wp:inline>
+        </w:drawing>
+      </w:r>
+    </w:p>
+    <w:p>
+      <w:pPr>
+        <w:rPr>
+          <w:lang w:val="en-US"/>
+        </w:rPr>
+      </w:pPr>
+      <w:r>
+        <w:rPr>
+          <w:lang w:val="en-US"/>
+        </w:rPr>
+        <w:t xml:space="preserve"># intercept </w:t>
+      </w:r>
+      <w:r>
+        <w:rPr>
+          <w:color w:val="EE0000"/>
+          <w:lang w:val="en-US"/>
+        </w:rPr>
+        <w:t xml:space="preserve">(change to reflect the avg of 38% and still capture the 5% and 95%, which are higher than the BO. The BO </w:t>
+      </w:r>
+      <w:proofErr w:type="gramStart"/>
+      <w:r>
+        <w:rPr>
+          <w:color w:val="EE0000"/>
+          <w:lang w:val="en-US"/>
+        </w:rPr>
+        <w:t>go</w:t>
+      </w:r>
+      <w:proofErr w:type="gramEnd"/>
+      <w:r>
+        <w:rPr>
+          <w:color w:val="EE0000"/>
+          <w:lang w:val="en-US"/>
+        </w:rPr>
+        <w:t xml:space="preserve"> from 6% to 77%, we believe each value of those should be captured.)</w:t>
+      </w:r>
+    </w:p>
+    <w:p>
+      <w:pPr>
+        <w:rPr>
+          <w:i/>
+          <w:iCs/>
+          <w:lang w:val="en-US"/>
+        </w:rPr>
+      </w:pPr>
+      <w:proofErr w:type="spellStart"/>
+      <w:r>
+        <w:rPr>
+          <w:i/>
+          <w:iCs/>
+          <w:lang w:val="en-US"/>
+        </w:rPr>
+        <w:t>set_</w:t>
+      </w:r>
+      <w:proofErr w:type="gramStart"/>
+      <w:r>
+        <w:rPr>
+          <w:i/>
+          <w:iCs/>
+          <w:lang w:val="en-US"/>
+        </w:rPr>
+        <w:t>prior</w:t>
+      </w:r>
+      <w:proofErr w:type="spellEnd"/>
+      <w:r>
+        <w:rPr>
+          <w:i/>
+          <w:iCs/>
+          <w:lang w:val="en-US"/>
+        </w:rPr>
+        <w:t>(</w:t>
+      </w:r>
+      <w:proofErr w:type="gramEnd"/>
+      <w:r>
+        <w:rPr>
+          <w:i/>
+          <w:iCs/>
+          <w:lang w:val="en-US"/>
+        </w:rPr>
+        <w:t>"</w:t>
+      </w:r>
+      <w:proofErr w:type="gramStart"/>
+      <w:r>
+        <w:rPr>
+          <w:i/>
+          <w:iCs/>
+          <w:lang w:val="en-US"/>
+        </w:rPr>
+        <w:t>normal(</w:t>
+      </w:r>
+      <w:proofErr w:type="gramEnd"/>
+      <w:r>
+        <w:rPr>
+          <w:i/>
+          <w:iCs/>
+          <w:lang w:val="en-US"/>
+        </w:rPr>
+        <w:t>-0.48, 1.23)", class = "Intercept")</w:t>
+      </w:r>
+    </w:p>
+    <w:p>
+      <w:pPr>
+        <w:rPr>
+          <w:lang w:val="en-US"/>
+        </w:rPr>
+      </w:pPr>
+      <w:r>
+        <w:rPr>
+          <w:lang w:val="en-US"/>
+        </w:rPr>
+        <w:t>38% baseline chance, 95% of values will be between [0.05, 0.95], this is wider than the BO range of 6% to 77%</w:t>
+      </w:r>
+    </w:p>
+    <w:p>
+      <w:pPr>
+        <w:rPr>
+          <w:lang w:val="en-US"/>
+        </w:rPr>
+      </w:pPr>
+    </w:p>
+    <w:p>
+      <w:pPr>
+        <w:rPr>
+          <w:lang w:val="en-US"/>
+        </w:rPr>
+      </w:pPr>
+      <w:r>
+        <w:rPr>
+          <w:lang w:val="en-US"/>
+        </w:rPr>
+        <w:t xml:space="preserve"># </w:t>
+      </w:r>
+      <w:proofErr w:type="spellStart"/>
+      <w:r>
+        <w:rPr>
+          <w:lang w:val="en-US"/>
+        </w:rPr>
+        <w:t>teamdist_game</w:t>
+      </w:r>
+      <w:proofErr w:type="spellEnd"/>
+      <w:r>
+        <w:rPr>
+          <w:lang w:val="en-US"/>
+        </w:rPr>
+        <w:t xml:space="preserve"> goes from 19426 to 26649 so 7223 units </w:t>
+      </w:r>
+      <w:r>
+        <w:rPr>
+          <w:color w:val="EE0000"/>
+          <w:lang w:val="en-US"/>
+        </w:rPr>
+        <w:t>(changed because of 7223 units)</w:t>
+      </w:r>
+    </w:p>
+    <w:p>
+      <w:pPr>
+        <w:rPr>
+          <w:i/>
+          <w:iCs/>
+          <w:lang w:val="en-US"/>
+        </w:rPr>
+      </w:pPr>
+      <w:proofErr w:type="spellStart"/>
+      <w:r>
+        <w:rPr>
+          <w:i/>
+          <w:iCs/>
+          <w:lang w:val="en-US"/>
+        </w:rPr>
+        <w:t>set_</w:t>
+      </w:r>
+      <w:proofErr w:type="gramStart"/>
+      <w:r>
+        <w:rPr>
+          <w:i/>
+          <w:iCs/>
+          <w:lang w:val="en-US"/>
+        </w:rPr>
+        <w:t>prior</w:t>
+      </w:r>
+      <w:proofErr w:type="spellEnd"/>
+      <w:r>
+        <w:rPr>
+          <w:i/>
+          <w:iCs/>
+          <w:lang w:val="en-US"/>
+        </w:rPr>
+        <w:t>(</w:t>
+      </w:r>
+      <w:proofErr w:type="gramEnd"/>
+      <w:r>
+        <w:rPr>
+          <w:i/>
+          <w:iCs/>
+          <w:lang w:val="en-US"/>
+        </w:rPr>
+        <w:t>"</w:t>
+      </w:r>
+      <w:proofErr w:type="gramStart"/>
+      <w:r>
+        <w:rPr>
+          <w:i/>
+          <w:iCs/>
+          <w:lang w:val="en-US"/>
+        </w:rPr>
+        <w:t>normal(</w:t>
+      </w:r>
+      <w:proofErr w:type="gramEnd"/>
+      <w:r>
+        <w:rPr>
+          <w:i/>
+          <w:iCs/>
+          <w:lang w:val="en-US"/>
+        </w:rPr>
+        <w:t xml:space="preserve">0, 0.0001)", class = "b", </w:t>
+      </w:r>
+      <w:proofErr w:type="spellStart"/>
+      <w:r>
+        <w:rPr>
+          <w:i/>
+          <w:iCs/>
+          <w:lang w:val="en-US"/>
+        </w:rPr>
+        <w:t>coef</w:t>
+      </w:r>
+      <w:proofErr w:type="spellEnd"/>
+      <w:r>
+        <w:rPr>
+          <w:i/>
+          <w:iCs/>
+          <w:lang w:val="en-US"/>
+        </w:rPr>
+        <w:t xml:space="preserve"> = "</w:t>
+      </w:r>
+      <w:proofErr w:type="spellStart"/>
+      <w:r>
+        <w:rPr>
+          <w:i/>
+          <w:iCs/>
+          <w:lang w:val="en-US"/>
+        </w:rPr>
+        <w:t>teamdist_c</w:t>
+      </w:r>
+      <w:proofErr w:type="spellEnd"/>
+      <w:r>
+        <w:rPr>
+          <w:i/>
+          <w:iCs/>
+          <w:lang w:val="en-US"/>
+        </w:rPr>
+        <w:t>")</w:t>
+      </w:r>
+    </w:p>
+    <w:p>
+      <w:pPr>
+        <w:rPr>
+          <w:lang w:val="en-US"/>
+        </w:rPr>
+      </w:pPr>
+      <w:proofErr w:type="gramStart"/>
+      <w:r>
+        <w:rPr>
+          <w:lang w:val="en-US"/>
+        </w:rPr>
+        <w:t>we</w:t>
+      </w:r>
+      <w:proofErr w:type="gramEnd"/>
+      <w:r>
+        <w:rPr>
+          <w:lang w:val="en-US"/>
+        </w:rPr>
+        <w:t xml:space="preserve"> are saying that a team tha</w:t>
+      </w:r>
+      <w:r>
+        <w:rPr>
+          <w:lang w:val="en-US"/>
+        </w:rPr>
+        <w:t>t</w:t>
+      </w:r>
+      <w:r>
+        <w:rPr>
+          <w:lang w:val="en-US"/>
+        </w:rPr>
+        <w:t xml:space="preserve"> runs 26.649km compared to a team that runs 19.426 will change the probability of winning between (</w:t>
+      </w:r>
+      <w:proofErr w:type="gramStart"/>
+      <w:r>
+        <w:rPr>
+          <w:lang w:val="en-US"/>
+        </w:rPr>
+        <w:t>0.12 ,</w:t>
+      </w:r>
+      <w:proofErr w:type="gramEnd"/>
+      <w:r>
+        <w:rPr>
+          <w:lang w:val="en-US"/>
+        </w:rPr>
+        <w:t xml:space="preserve"> </w:t>
+      </w:r>
+      <w:proofErr w:type="gramStart"/>
+      <w:r>
+        <w:rPr>
+          <w:lang w:val="en-US"/>
+        </w:rPr>
+        <w:t>0.72 )</w:t>
+      </w:r>
+      <w:proofErr w:type="gramEnd"/>
+      <w:r>
+        <w:rPr>
+          <w:lang w:val="en-US"/>
+        </w:rPr>
+        <w:t xml:space="preserve"> so from 12% to 72%</w:t>
+      </w:r>
+    </w:p>
+    <w:p>
+      <w:pPr>
+        <w:rPr>
+          <w:lang w:val="en-US"/>
+        </w:rPr>
+      </w:pPr>
+    </w:p>
+    <w:p>
+      <w:pPr>
+        <w:rPr>
+          <w:lang w:val="en-US"/>
+        </w:rPr>
+      </w:pPr>
+      <w:r>
+        <w:rPr>
+          <w:lang w:val="en-US"/>
+        </w:rPr>
+        <w:t>#oppdist goes from</w:t>
+      </w:r>
+      <w:r>
+        <w:rPr>
+          <w:lang w:val="en-US"/>
+        </w:rPr>
+        <w:t xml:space="preserve"> </w:t>
+      </w:r>
+      <w:r>
+        <w:rPr>
+          <w:lang w:val="en-US"/>
+        </w:rPr>
+        <w:t xml:space="preserve">20514 </w:t>
+      </w:r>
+      <w:proofErr w:type="spellStart"/>
+      <w:r>
+        <w:rPr>
+          <w:lang w:val="en-US"/>
+        </w:rPr>
+        <w:t>ro</w:t>
+      </w:r>
+      <w:proofErr w:type="spellEnd"/>
+      <w:r>
+        <w:rPr>
+          <w:lang w:val="en-US"/>
+        </w:rPr>
+        <w:t xml:space="preserve"> 26515 s</w:t>
+      </w:r>
+      <w:r>
+        <w:rPr>
+          <w:lang w:val="en-US"/>
+        </w:rPr>
+        <w:t xml:space="preserve">o 6001 units </w:t>
+      </w:r>
+      <w:r>
+        <w:rPr>
+          <w:color w:val="EE0000"/>
+          <w:lang w:val="en-US"/>
+        </w:rPr>
+        <w:t>(changed because of units)</w:t>
+      </w:r>
+    </w:p>
+    <w:p>
+      <w:pPr>
+        <w:rPr>
+          <w:i/>
+          <w:iCs/>
+          <w:lang w:val="en-US"/>
+        </w:rPr>
+      </w:pPr>
+      <w:r>
+        <w:rPr>
+          <w:i/>
+          <w:iCs/>
+          <w:lang w:val="en-US"/>
+        </w:rPr>
+        <w:t xml:space="preserve"> </w:t>
+      </w:r>
+      <w:proofErr w:type="spellStart"/>
+      <w:r>
+        <w:rPr>
+          <w:i/>
+          <w:iCs/>
+          <w:lang w:val="en-US"/>
+        </w:rPr>
+        <w:t>set_</w:t>
+      </w:r>
+      <w:proofErr w:type="gramStart"/>
+      <w:r>
+        <w:rPr>
+          <w:i/>
+          <w:iCs/>
+          <w:lang w:val="en-US"/>
+        </w:rPr>
+        <w:t>prior</w:t>
+      </w:r>
+      <w:proofErr w:type="spellEnd"/>
+      <w:r>
+        <w:rPr>
+          <w:i/>
+          <w:iCs/>
+          <w:lang w:val="en-US"/>
+        </w:rPr>
+        <w:t>(</w:t>
+      </w:r>
+      <w:proofErr w:type="gramEnd"/>
+      <w:r>
+        <w:rPr>
+          <w:i/>
+          <w:iCs/>
+          <w:lang w:val="en-US"/>
+        </w:rPr>
+        <w:t>"</w:t>
+      </w:r>
+      <w:proofErr w:type="gramStart"/>
+      <w:r>
+        <w:rPr>
+          <w:i/>
+          <w:iCs/>
+          <w:lang w:val="en-US"/>
+        </w:rPr>
+        <w:t>normal(</w:t>
+      </w:r>
+      <w:proofErr w:type="gramEnd"/>
+      <w:r>
+        <w:rPr>
+          <w:i/>
+          <w:iCs/>
+          <w:lang w:val="en-US"/>
+        </w:rPr>
+        <w:t xml:space="preserve">0, 0.0001)", class = "b", </w:t>
+      </w:r>
+      <w:proofErr w:type="spellStart"/>
+      <w:r>
+        <w:rPr>
+          <w:i/>
+          <w:iCs/>
+          <w:lang w:val="en-US"/>
+        </w:rPr>
+        <w:t>coef</w:t>
+      </w:r>
+      <w:proofErr w:type="spellEnd"/>
+      <w:r>
+        <w:rPr>
+          <w:i/>
+          <w:iCs/>
+          <w:lang w:val="en-US"/>
+        </w:rPr>
+        <w:t xml:space="preserve"> = "</w:t>
+      </w:r>
+      <w:proofErr w:type="spellStart"/>
+      <w:r>
+        <w:rPr>
+          <w:i/>
+          <w:iCs/>
+          <w:lang w:val="en-US"/>
+        </w:rPr>
+        <w:t>oppdist_c</w:t>
+      </w:r>
+      <w:proofErr w:type="spellEnd"/>
+      <w:r>
+        <w:rPr>
+          <w:i/>
+          <w:iCs/>
+          <w:lang w:val="en-US"/>
+        </w:rPr>
+        <w:t>")</w:t>
+      </w:r>
+    </w:p>
+    <w:p>
+      <w:pPr>
+        <w:rPr>
+          <w:lang w:val="en-US"/>
+        </w:rPr>
+      </w:pPr>
+      <w:proofErr w:type="gramStart"/>
+      <w:r>
+        <w:rPr>
+          <w:lang w:val="en-US"/>
+        </w:rPr>
+        <w:t>w</w:t>
+      </w:r>
+      <w:r>
+        <w:rPr>
+          <w:lang w:val="en-US"/>
+        </w:rPr>
+        <w:t>e</w:t>
+      </w:r>
+      <w:proofErr w:type="gramEnd"/>
+      <w:r>
+        <w:rPr>
+          <w:lang w:val="en-US"/>
+        </w:rPr>
+        <w:t xml:space="preserve"> </w:t>
+      </w:r>
+      <w:proofErr w:type="gramStart"/>
+      <w:r>
+        <w:rPr>
+          <w:lang w:val="en-US"/>
+        </w:rPr>
+        <w:t>are saying</w:t>
+      </w:r>
+      <w:proofErr w:type="gramEnd"/>
+      <w:r>
+        <w:rPr>
+          <w:lang w:val="en-US"/>
+        </w:rPr>
+        <w:t xml:space="preserve"> that a team whose opponent runs 26.515 compared to a team that runs 20.514 will change the probability of winning between (</w:t>
+      </w:r>
+      <w:proofErr w:type="gramStart"/>
+      <w:r>
+        <w:rPr>
+          <w:lang w:val="en-US"/>
+        </w:rPr>
+        <w:t>0.15 ,</w:t>
+      </w:r>
+      <w:proofErr w:type="gramEnd"/>
+      <w:r>
+        <w:rPr>
+          <w:lang w:val="en-US"/>
+        </w:rPr>
+        <w:t xml:space="preserve"> </w:t>
+      </w:r>
+      <w:proofErr w:type="gramStart"/>
+      <w:r>
+        <w:rPr>
+          <w:lang w:val="en-US"/>
+        </w:rPr>
+        <w:t>0.67 )</w:t>
+      </w:r>
+      <w:proofErr w:type="gramEnd"/>
+      <w:r>
+        <w:rPr>
+          <w:lang w:val="en-US"/>
+        </w:rPr>
+        <w:t xml:space="preserve"> so from 15% to 67%</w:t>
+      </w:r>
+    </w:p>
+    <w:p>
+      <w:pPr>
+        <w:rPr>
+          <w:lang w:val="en-US"/>
+        </w:rPr>
+      </w:pPr>
+    </w:p>
+    <w:p>
+      <w:pPr>
+        <w:rPr>
+          <w:lang w:val="en-US"/>
+        </w:rPr>
+      </w:pPr>
+      <w:r>
+        <w:rPr>
+          <w:lang w:val="en-US"/>
+        </w:rPr>
+        <w:lastRenderedPageBreak/>
+        <w:t>Neu:</w:t>
+      </w:r>
+      <w:r>
+        <w:rPr>
+          <w:lang w:val="en-US"/>
+        </w:rPr>
+        <w:t xml:space="preserve"> There are some extreme values, but the data is fully captured by the priors. </w:t>
+      </w:r>
+    </w:p>
+    <w:p>
+      <w:pPr>
+        <w:rPr>
+          <w:lang w:val="en-US"/>
+        </w:rPr>
+      </w:pPr>
+      <w:r>
+        <w:rPr>
+          <w:noProof/>
+          <w:lang w:val="en-US"/>
+        </w:rPr>
+        <w:drawing>
+          <wp:inline distT="0" distB="0" distL="0" distR="0" wp14:anchorId="73831685" wp14:editId="3A8AE417">
+            <wp:extent cx="4984799" cy="3079893"/>
+            <wp:effectExtent l="0" t="0" r="6350" b="6350"/>
+            <wp:docPr id="1167028884" name="Grafik 10"/>
+            <wp:cNvGraphicFramePr>
+              <a:graphicFrameLocks xmlns:a="http://schemas.openxmlformats.org/drawingml/2006/main" noChangeAspect="1"/>
+            </wp:cNvGraphicFramePr>
+            <a:graphic xmlns:a="http://schemas.openxmlformats.org/drawingml/2006/main">
+              <a:graphicData uri="http://schemas.openxmlformats.org/drawingml/2006/picture">
+                <pic:pic xmlns:pic="http://schemas.openxmlformats.org/drawingml/2006/picture">
+                  <pic:nvPicPr>
+                    <pic:cNvPr id="0" name="Picture 9"/>
+                    <pic:cNvPicPr>
+                      <a:picLocks noChangeAspect="1" noChangeArrowheads="1"/>
+                    </pic:cNvPicPr>
+                  </pic:nvPicPr>
+                  <pic:blipFill>
+                    <a:blip r:embed="rId19" cstate="print">
+                      <a:extLst>
+                        <a:ext uri="{28A0092B-C50C-407E-A947-70E740481C1C}">
+                          <a14:useLocalDpi xmlns:a14="http://schemas.microsoft.com/office/drawing/2010/main" val="0"/>
+                        </a:ext>
+                      </a:extLst>
+                    </a:blip>
+                    <a:srcRect/>
+                    <a:stretch>
+                      <a:fillRect/>
+                    </a:stretch>
+                  </pic:blipFill>
+                  <pic:spPr bwMode="auto">
+                    <a:xfrm>
+                      <a:off x="0" y="0"/>
+                      <a:ext cx="5001862" cy="3090435"/>
+                    </a:xfrm>
+                    <a:prstGeom prst="rect">
+                      <a:avLst/>
+                    </a:prstGeom>
+                    <a:noFill/>
+                  </pic:spPr>
+                </pic:pic>
+              </a:graphicData>
+            </a:graphic>
+          </wp:inline>
+        </w:drawing>
+      </w:r>
+    </w:p>
+    <w:p>
+      <w:pPr>
+        <w:rPr>
+          <w:lang w:val="en-US"/>
+        </w:rPr>
+      </w:pPr>
+    </w:p>
+    <w:p>
+      <w:pPr>
+        <w:rPr>
+          <w:lang w:val="en-US"/>
+        </w:rPr>
+      </w:pPr>
+    </w:p>
+    <w:p>
+      <w:pPr>
+        <w:rPr>
+          <w:lang w:val="en-US"/>
         </w:rPr>
       </w:pPr>
     </w:p>
@@ -4127,7 +6457,7 @@
                     </pic:cNvPicPr>
                   </pic:nvPicPr>
                   <pic:blipFill>
-                    <a:blip r:embed="rId12">
+                    <a:blip r:embed="rId20">
                       <a:extLst>
                         <a:ext uri="{28A0092B-C50C-407E-A947-70E740481C1C}">
                           <a14:useLocalDpi xmlns:a14="http://schemas.microsoft.com/office/drawing/2010/main" val="0"/>
@@ -6369,7 +8699,7 @@
                 <wp:cNvGraphicFramePr/>
                 <a:graphic xmlns:a="http://schemas.openxmlformats.org/drawingml/2006/main">
                   <a:graphicData uri="http://schemas.microsoft.com/office/word/2010/wordprocessingInk">
-                    <w14:contentPart bwMode="auto" r:id="rId13">
+                    <w14:contentPart bwMode="auto" r:id="rId21">
                       <w14:nvContentPartPr>
                         <w14:cNvContentPartPr/>
                       </w14:nvContentPartPr>
@@ -6405,13 +8735,13 @@
                 <o:lock v:ext="edit" aspectratio="t"/>
               </v:shapetype>
               <v:shape id="Freihand 4" o:spid="_x0000_s1026" type="#_x0000_t75" style="position:absolute;margin-left:295.6pt;margin-top:378.15pt;width:23.45pt;height:22.75pt;z-index:251659264;visibility:visible;mso-wrap-style:square;mso-wrap-distance-left:9pt;mso-wrap-distance-top:0;mso-wrap-distance-right:9pt;mso-wrap-distance-bottom:0;mso-position-horizontal:absolute;mso-position-horizontal-relative:text;mso-position-vertical:absolute;mso-position-vertical-relative:text" o:gfxdata="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">
-                <v:imagedata r:id="rId14" o:title=""/>
+                <v:imagedata r:id="rId22" o:title=""/>
               </v:shape>
             </w:pict>
           </mc:Fallback>
         </mc:AlternateContent>
       </w:r>
-      <w:hyperlink r:id="rId15" w:anchor="Regular_season_table" w:history="1">
+      <w:hyperlink r:id="rId23" w:anchor="Regular_season_table" w:history="1">
         <w:r>
           <w:rPr>
             <w:rStyle w:val="Hyperlink"/>
@@ -6524,7 +8854,7 @@
                     </pic:cNvPicPr>
                   </pic:nvPicPr>
                   <pic:blipFill>
-                    <a:blip r:embed="rId16">
+                    <a:blip r:embed="rId24">
                       <a:extLst>
                         <a:ext uri="{28A0092B-C50C-407E-A947-70E740481C1C}">
                           <a14:useLocalDpi xmlns:a14="http://schemas.microsoft.com/office/drawing/2010/main" val="0"/>
@@ -6578,7 +8908,7 @@
                     </pic:cNvPicPr>
                   </pic:nvPicPr>
                   <pic:blipFill>
-                    <a:blip r:embed="rId17">
+                    <a:blip r:embed="rId25">
                       <a:extLst>
                         <a:ext uri="{28A0092B-C50C-407E-A947-70E740481C1C}">
                           <a14:useLocalDpi xmlns:a14="http://schemas.microsoft.com/office/drawing/2010/main" val="0"/>

--- a/Report Word Version.docx
+++ b/Report Word Version.docx
@@ -73,285 +73,139 @@
           <w:lang w:val="en-US"/>
         </w:rPr>
       </w:pPr>
-      <w:proofErr w:type="spellStart"/>
       <w:r>
         <w:rPr>
           <w:i/>
           <w:iCs/>
           <w:lang w:val="en-US"/>
         </w:rPr>
-        <w:t>set_</w:t>
-      </w:r>
-      <w:proofErr w:type="gramStart"/>
+        <w:t>set_prior("normal(0, 0.</w:t>
+      </w:r>
       <w:r>
         <w:rPr>
           <w:i/>
           <w:iCs/>
           <w:lang w:val="en-US"/>
         </w:rPr>
-        <w:t>prior</w:t>
-      </w:r>
-      <w:proofErr w:type="spellEnd"/>
+        <w:t>4</w:t>
+      </w:r>
       <w:r>
         <w:rPr>
           <w:i/>
           <w:iCs/>
           <w:lang w:val="en-US"/>
         </w:rPr>
-        <w:t>(</w:t>
-      </w:r>
-      <w:proofErr w:type="gramEnd"/>
-      <w:r>
+        <w:t>)",   class = "b")</w:t>
+      </w:r>
+    </w:p>
+    <w:p>
+      <w:pPr>
+        <w:rPr>
+          <w:lang w:val="en-US"/>
+        </w:rPr>
+      </w:pPr>
+      <w:r>
+        <w:rPr>
+          <w:lang w:val="en-US"/>
+        </w:rPr>
+        <w:t>We are saying that each dummy changes the probability to score</w:t>
+      </w:r>
+      <w:r>
+        <w:rPr>
+          <w:lang w:val="en-US"/>
+        </w:rPr>
+        <w:t xml:space="preserve"> a goal</w:t>
+      </w:r>
+      <w:r>
+        <w:rPr>
+          <w:lang w:val="en-US"/>
+        </w:rPr>
+        <w:t xml:space="preserve"> to </w:t>
+      </w:r>
+      <w:r>
+        <w:rPr>
+          <w:lang w:val="en-US"/>
+        </w:rPr>
+        <w:t xml:space="preserve">be </w:t>
+      </w:r>
+      <w:r>
+        <w:rPr>
+          <w:lang w:val="en-US"/>
+        </w:rPr>
+        <w:t>between 0.</w:t>
+      </w:r>
+      <w:r>
+        <w:rPr>
+          <w:lang w:val="en-US"/>
+        </w:rPr>
+        <w:t>45</w:t>
+      </w:r>
+      <w:r>
+        <w:rPr>
+          <w:lang w:val="en-US"/>
+        </w:rPr>
+        <w:t xml:space="preserve">% </w:t>
+      </w:r>
+      <w:r>
+        <w:rPr>
+          <w:lang w:val="en-US"/>
+        </w:rPr>
+        <w:t>and</w:t>
+      </w:r>
+      <w:r>
+        <w:rPr>
+          <w:lang w:val="en-US"/>
+        </w:rPr>
+        <w:t xml:space="preserve"> </w:t>
+      </w:r>
+      <w:r>
+        <w:rPr>
+          <w:lang w:val="en-US"/>
+        </w:rPr>
+        <w:t>2.18</w:t>
+      </w:r>
+      <w:r>
+        <w:rPr>
+          <w:lang w:val="en-US"/>
+        </w:rPr>
+        <w:t>%.</w:t>
+      </w:r>
+    </w:p>
+    <w:p>
+      <w:pPr>
+        <w:rPr>
+          <w:lang w:val="en-US"/>
+        </w:rPr>
+      </w:pPr>
+      <w:r>
+        <w:rPr>
+          <w:lang w:val="en-US"/>
+        </w:rPr>
+        <w:t xml:space="preserve"># Speed </w:t>
+      </w:r>
+      <w:r>
+        <w:rPr>
+          <w:color w:val="C00000"/>
+          <w:lang w:val="en-US"/>
+        </w:rPr>
+        <w:t>(reduced effect to adjust for it having 12 units)</w:t>
+      </w:r>
+    </w:p>
+    <w:p>
+      <w:pPr>
         <w:rPr>
           <w:i/>
           <w:iCs/>
           <w:lang w:val="en-US"/>
         </w:rPr>
-        <w:t>"</w:t>
-      </w:r>
-      <w:proofErr w:type="gramStart"/>
+      </w:pPr>
       <w:r>
         <w:rPr>
           <w:i/>
           <w:iCs/>
           <w:lang w:val="en-US"/>
         </w:rPr>
-        <w:t>normal(</w:t>
-      </w:r>
-      <w:proofErr w:type="gramEnd"/>
-      <w:r>
-        <w:rPr>
-          <w:i/>
-          <w:iCs/>
-          <w:lang w:val="en-US"/>
-        </w:rPr>
-        <w:t>0, 0.</w:t>
-      </w:r>
-      <w:r>
-        <w:rPr>
-          <w:i/>
-          <w:iCs/>
-          <w:lang w:val="en-US"/>
-        </w:rPr>
-        <w:t>4</w:t>
-      </w:r>
-      <w:r>
-        <w:rPr>
-          <w:i/>
-          <w:iCs/>
-          <w:lang w:val="en-US"/>
-        </w:rPr>
-        <w:t>)</w:t>
-      </w:r>
-      <w:proofErr w:type="gramStart"/>
-      <w:r>
-        <w:rPr>
-          <w:i/>
-          <w:iCs/>
-          <w:lang w:val="en-US"/>
-        </w:rPr>
-        <w:t xml:space="preserve">",   </w:t>
-      </w:r>
-      <w:proofErr w:type="gramEnd"/>
-      <w:r>
-        <w:rPr>
-          <w:i/>
-          <w:iCs/>
-          <w:lang w:val="en-US"/>
-        </w:rPr>
-        <w:t>class = "b")</w:t>
-      </w:r>
-    </w:p>
-    <w:p>
-      <w:pPr>
-        <w:rPr>
-          <w:lang w:val="en-US"/>
-        </w:rPr>
-      </w:pPr>
-      <w:r>
-        <w:rPr>
-          <w:lang w:val="en-US"/>
-        </w:rPr>
-        <w:t>We are saying that each dummy changes the probability to score</w:t>
-      </w:r>
-      <w:r>
-        <w:rPr>
-          <w:lang w:val="en-US"/>
-        </w:rPr>
-        <w:t xml:space="preserve"> a goal</w:t>
-      </w:r>
-      <w:r>
-        <w:rPr>
-          <w:lang w:val="en-US"/>
-        </w:rPr>
-        <w:t xml:space="preserve"> to </w:t>
-      </w:r>
-      <w:r>
-        <w:rPr>
-          <w:lang w:val="en-US"/>
-        </w:rPr>
-        <w:t xml:space="preserve">be </w:t>
-      </w:r>
-      <w:r>
-        <w:rPr>
-          <w:lang w:val="en-US"/>
-        </w:rPr>
-        <w:t>between 0.</w:t>
-      </w:r>
-      <w:r>
-        <w:rPr>
-          <w:lang w:val="en-US"/>
-        </w:rPr>
-        <w:t>45</w:t>
-      </w:r>
-      <w:r>
-        <w:rPr>
-          <w:lang w:val="en-US"/>
-        </w:rPr>
-        <w:t xml:space="preserve">% </w:t>
-      </w:r>
-      <w:r>
-        <w:rPr>
-          <w:lang w:val="en-US"/>
-        </w:rPr>
-        <w:t>and</w:t>
-      </w:r>
-      <w:r>
-        <w:rPr>
-          <w:lang w:val="en-US"/>
-        </w:rPr>
-        <w:t xml:space="preserve"> </w:t>
-      </w:r>
-      <w:r>
-        <w:rPr>
-          <w:lang w:val="en-US"/>
-        </w:rPr>
-        <w:t>2.18</w:t>
-      </w:r>
-      <w:r>
-        <w:rPr>
-          <w:lang w:val="en-US"/>
-        </w:rPr>
-        <w:t>%.</w:t>
-      </w:r>
-    </w:p>
-    <w:p>
-      <w:pPr>
-        <w:rPr>
-          <w:lang w:val="en-US"/>
-        </w:rPr>
-      </w:pPr>
-      <w:r>
-        <w:rPr>
-          <w:lang w:val="en-US"/>
-        </w:rPr>
-        <w:t xml:space="preserve"># Speed </w:t>
-      </w:r>
-      <w:r>
-        <w:rPr>
-          <w:color w:val="C00000"/>
-          <w:lang w:val="en-US"/>
-        </w:rPr>
-        <w:t>(reduced effect to adjust for it having 12 units)</w:t>
-      </w:r>
-    </w:p>
-    <w:p>
-      <w:pPr>
-        <w:rPr>
-          <w:i/>
-          <w:iCs/>
-          <w:lang w:val="en-US"/>
-        </w:rPr>
-      </w:pPr>
-      <w:proofErr w:type="spellStart"/>
-      <w:r>
-        <w:rPr>
-          <w:i/>
-          <w:iCs/>
-          <w:lang w:val="en-US"/>
-        </w:rPr>
-        <w:t>set_</w:t>
-      </w:r>
-      <w:proofErr w:type="gramStart"/>
-      <w:r>
-        <w:rPr>
-          <w:i/>
-          <w:iCs/>
-          <w:lang w:val="en-US"/>
-        </w:rPr>
-        <w:t>prior</w:t>
-      </w:r>
-      <w:proofErr w:type="spellEnd"/>
-      <w:r>
-        <w:rPr>
-          <w:i/>
-          <w:iCs/>
-          <w:lang w:val="en-US"/>
-        </w:rPr>
-        <w:t>(</w:t>
-      </w:r>
-      <w:proofErr w:type="gramEnd"/>
-      <w:r>
-        <w:rPr>
-          <w:i/>
-          <w:iCs/>
-          <w:lang w:val="en-US"/>
-        </w:rPr>
-        <w:t>"</w:t>
-      </w:r>
-      <w:proofErr w:type="gramStart"/>
-      <w:r>
-        <w:rPr>
-          <w:i/>
-          <w:iCs/>
-          <w:lang w:val="en-US"/>
-        </w:rPr>
-        <w:t>normal(</w:t>
-      </w:r>
-      <w:proofErr w:type="gramEnd"/>
-      <w:r>
-        <w:rPr>
-          <w:i/>
-          <w:iCs/>
-          <w:lang w:val="en-US"/>
-        </w:rPr>
-        <w:t xml:space="preserve">0, 0.08)", class = "b", </w:t>
-      </w:r>
-      <w:proofErr w:type="spellStart"/>
-      <w:r>
-        <w:rPr>
-          <w:i/>
-          <w:iCs/>
-          <w:lang w:val="en-US"/>
-        </w:rPr>
-        <w:t>coef</w:t>
-      </w:r>
-      <w:proofErr w:type="spellEnd"/>
-      <w:r>
-        <w:rPr>
-          <w:i/>
-          <w:iCs/>
-          <w:lang w:val="en-US"/>
-        </w:rPr>
-        <w:t xml:space="preserve"> = "</w:t>
-      </w:r>
-      <w:proofErr w:type="spellStart"/>
-      <w:r>
-        <w:rPr>
-          <w:i/>
-          <w:iCs/>
-          <w:lang w:val="en-US"/>
-        </w:rPr>
-        <w:t>plaavspeed_c</w:t>
-      </w:r>
-      <w:proofErr w:type="spellEnd"/>
-      <w:r>
-        <w:rPr>
-          <w:i/>
-          <w:iCs/>
-          <w:lang w:val="en-US"/>
-        </w:rPr>
-        <w:t>")</w:t>
+        <w:t>set_prior("normal(0, 0.08)", class = "b", coef = "plaavspeed_c")</w:t>
       </w:r>
     </w:p>
     <w:p>
@@ -455,21 +309,7 @@
         <w:rPr>
           <w:lang w:val="en-US"/>
         </w:rPr>
-        <w:t xml:space="preserve">Prior only </w:t>
-      </w:r>
-      <w:proofErr w:type="spellStart"/>
-      <w:r>
-        <w:rPr>
-          <w:lang w:val="en-US"/>
-        </w:rPr>
-        <w:t>pp_check</w:t>
-      </w:r>
-      <w:proofErr w:type="spellEnd"/>
-      <w:r>
-        <w:rPr>
-          <w:lang w:val="en-US"/>
-        </w:rPr>
-        <w:t xml:space="preserve"> von column 1. </w:t>
+        <w:t xml:space="preserve">Prior only pp_check von column 1. </w:t>
       </w:r>
       <w:r>
         <w:rPr>
@@ -487,21 +327,7 @@
         <w:rPr>
           <w:lang w:val="en-US"/>
         </w:rPr>
-        <w:t xml:space="preserve">The black line is in the middle of our </w:t>
-      </w:r>
-      <w:proofErr w:type="gramStart"/>
-      <w:r>
-        <w:rPr>
-          <w:lang w:val="en-US"/>
-        </w:rPr>
-        <w:t>priors</w:t>
-      </w:r>
-      <w:proofErr w:type="gramEnd"/>
-      <w:r>
-        <w:rPr>
-          <w:lang w:val="en-US"/>
-        </w:rPr>
-        <w:t xml:space="preserve">, so know general trend of it being above or below black. </w:t>
+        <w:t xml:space="preserve">The black line is in the middle of our priors, so know general trend of it being above or below black. </w:t>
       </w:r>
     </w:p>
     <w:p>
@@ -621,32 +447,16 @@
         <w:t xml:space="preserve"> Chance d</w:t>
       </w:r>
       <w:r>
-        <w:t xml:space="preserve">iese </w:t>
-      </w:r>
-      <w:proofErr w:type="spellStart"/>
-      <w:r>
-        <w:t>priors</w:t>
-      </w:r>
-      <w:proofErr w:type="spellEnd"/>
-      <w:r>
-        <w:t xml:space="preserve"> sind</w:t>
+        <w:t>iese priors sind</w:t>
       </w:r>
       <w:r>
         <w:t xml:space="preserve"> </w:t>
       </w:r>
       <w:r>
-        <w:t xml:space="preserve">zu </w:t>
-      </w:r>
-      <w:proofErr w:type="spellStart"/>
-      <w:r>
-        <w:t>w</w:t>
-      </w:r>
-      <w:r>
-        <w:t>ide</w:t>
-      </w:r>
-      <w:proofErr w:type="spellEnd"/>
-      <w:r>
-        <w:t>.</w:t>
+        <w:t>zu w</w:t>
+      </w:r>
+      <w:r>
+        <w:t>ide.</w:t>
       </w:r>
     </w:p>
     <w:p/>
@@ -660,36 +470,14 @@
         <w:rPr>
           <w:lang w:val="en-US"/>
         </w:rPr>
-        <w:t xml:space="preserve"># </w:t>
-      </w:r>
-      <w:proofErr w:type="spellStart"/>
-      <w:r>
-        <w:rPr>
-          <w:lang w:val="en-US"/>
-        </w:rPr>
-        <w:t>dhomegame</w:t>
-      </w:r>
-      <w:proofErr w:type="spellEnd"/>
-      <w:r>
-        <w:rPr>
-          <w:lang w:val="en-US"/>
-        </w:rPr>
-        <w:t xml:space="preserve"> is binary </w:t>
-      </w:r>
-      <w:r>
-        <w:rPr>
-          <w:lang w:val="en-US"/>
-        </w:rPr>
-        <w:t xml:space="preserve">for if it is a </w:t>
-      </w:r>
-      <w:proofErr w:type="spellStart"/>
-      <w:r>
-        <w:rPr>
-          <w:lang w:val="en-US"/>
-        </w:rPr>
-        <w:t>homegame</w:t>
-      </w:r>
-      <w:proofErr w:type="spellEnd"/>
+        <w:t xml:space="preserve"># dhomegame is binary </w:t>
+      </w:r>
+      <w:r>
+        <w:rPr>
+          <w:lang w:val="en-US"/>
+        </w:rPr>
+        <w:t>for if it is a homegame</w:t>
+      </w:r>
     </w:p>
     <w:p>
       <w:pPr>
@@ -699,672 +487,264 @@
           <w:lang w:val="en-US"/>
         </w:rPr>
       </w:pPr>
-      <w:proofErr w:type="spellStart"/>
       <w:r>
         <w:rPr>
           <w:i/>
           <w:iCs/>
           <w:lang w:val="en-US"/>
         </w:rPr>
-        <w:t>set_</w:t>
-      </w:r>
-      <w:proofErr w:type="gramStart"/>
-      <w:r>
+        <w:t>set_prior("normal(0, 0.4)", class = "b", coef = "dhomegame")</w:t>
+      </w:r>
+    </w:p>
+    <w:p>
+      <w:pPr>
+        <w:rPr>
+          <w:lang w:val="en-US"/>
+        </w:rPr>
+      </w:pPr>
+      <w:r>
+        <w:rPr>
+          <w:lang w:val="en-US"/>
+        </w:rPr>
+        <w:t xml:space="preserve">We are saying that </w:t>
+      </w:r>
+      <w:r>
+        <w:rPr>
+          <w:lang w:val="en-US"/>
+        </w:rPr>
+        <w:t>playing at home</w:t>
+      </w:r>
+      <w:r>
+        <w:rPr>
+          <w:lang w:val="en-US"/>
+        </w:rPr>
+        <w:t xml:space="preserve"> changes the probability to score to between (0.0045 ; 0.0218) so 0.45% to 2.18%.</w:t>
+      </w:r>
+    </w:p>
+    <w:p>
+      <w:pPr>
+        <w:rPr>
+          <w:lang w:val="en-US"/>
+        </w:rPr>
+      </w:pPr>
+    </w:p>
+    <w:p>
+      <w:pPr>
+        <w:rPr>
+          <w:lang w:val="en-US"/>
+        </w:rPr>
+      </w:pPr>
+      <w:r>
+        <w:rPr>
+          <w:lang w:val="en-US"/>
+        </w:rPr>
+        <w:t xml:space="preserve"># rankgap, goes from -13 to 13 </w:t>
+      </w:r>
+      <w:r>
+        <w:rPr>
+          <w:color w:val="C00000"/>
+          <w:lang w:val="en-US"/>
+        </w:rPr>
+        <w:t xml:space="preserve">(reduced effect to adjust for it having </w:t>
+      </w:r>
+      <w:r>
+        <w:rPr>
+          <w:color w:val="C00000"/>
+          <w:lang w:val="en-US"/>
+        </w:rPr>
+        <w:t>26</w:t>
+      </w:r>
+      <w:r>
+        <w:rPr>
+          <w:color w:val="C00000"/>
+          <w:lang w:val="en-US"/>
+        </w:rPr>
+        <w:t xml:space="preserve"> units)</w:t>
+      </w:r>
+    </w:p>
+    <w:p>
+      <w:pPr>
         <w:rPr>
           <w:i/>
           <w:iCs/>
           <w:lang w:val="en-US"/>
         </w:rPr>
-        <w:t>prior</w:t>
-      </w:r>
-      <w:proofErr w:type="spellEnd"/>
+      </w:pPr>
       <w:r>
         <w:rPr>
           <w:i/>
           <w:iCs/>
           <w:lang w:val="en-US"/>
         </w:rPr>
-        <w:t>(</w:t>
-      </w:r>
-      <w:proofErr w:type="gramEnd"/>
-      <w:r>
+        <w:t>set_prior("normal(0, 0.045)", class = "b", coef = "rank_gap_c"),</w:t>
+      </w:r>
+    </w:p>
+    <w:p>
+      <w:pPr>
+        <w:rPr>
+          <w:lang w:val="en-US"/>
+        </w:rPr>
+      </w:pPr>
+      <w:r>
+        <w:rPr>
+          <w:lang w:val="en-US"/>
+        </w:rPr>
+        <w:t>We are saying that playing someone that is 13 positions under you changes the probability to score compared to playing someone 13 position above you between (0.0009 ; 0.094) so 0.0% to 9.4%.</w:t>
+      </w:r>
+    </w:p>
+    <w:p>
+      <w:pPr>
+        <w:rPr>
+          <w:lang w:val="en-US"/>
+        </w:rPr>
+      </w:pPr>
+    </w:p>
+    <w:p>
+      <w:pPr>
+        <w:rPr>
+          <w:color w:val="C00000"/>
+          <w:lang w:val="en-US"/>
+        </w:rPr>
+      </w:pPr>
+      <w:r>
+        <w:rPr>
+          <w:lang w:val="en-US"/>
+        </w:rPr>
+        <w:t># player_cumsections goes from 1 to 19.</w:t>
+      </w:r>
+      <w:r>
+        <w:rPr>
+          <w:lang w:val="en-US"/>
+        </w:rPr>
+        <w:t xml:space="preserve"> </w:t>
+      </w:r>
+      <w:r>
+        <w:rPr>
+          <w:color w:val="C00000"/>
+          <w:lang w:val="en-US"/>
+        </w:rPr>
+        <w:t xml:space="preserve">(reduced effect to adjust for it having </w:t>
+      </w:r>
+      <w:r>
+        <w:rPr>
+          <w:color w:val="C00000"/>
+          <w:lang w:val="en-US"/>
+        </w:rPr>
+        <w:t>19</w:t>
+      </w:r>
+      <w:r>
+        <w:rPr>
+          <w:color w:val="C00000"/>
+          <w:lang w:val="en-US"/>
+        </w:rPr>
+        <w:t xml:space="preserve"> units)</w:t>
+      </w:r>
+    </w:p>
+    <w:p>
+      <w:pPr>
         <w:rPr>
           <w:i/>
           <w:iCs/>
           <w:lang w:val="en-US"/>
         </w:rPr>
-        <w:t>"</w:t>
-      </w:r>
-      <w:proofErr w:type="gramStart"/>
+      </w:pPr>
       <w:r>
         <w:rPr>
           <w:i/>
           <w:iCs/>
           <w:lang w:val="en-US"/>
         </w:rPr>
-        <w:t>normal(</w:t>
-      </w:r>
-      <w:proofErr w:type="gramEnd"/>
-      <w:r>
+        <w:t>set_prior("normal(0, 0.06)", class = "b", coef = "player_cumsections_c")</w:t>
+      </w:r>
+    </w:p>
+    <w:p>
+      <w:pPr>
+        <w:rPr>
+          <w:lang w:val="en-US"/>
+        </w:rPr>
+      </w:pPr>
+      <w:r>
+        <w:rPr>
+          <w:lang w:val="en-US"/>
+        </w:rPr>
+        <w:t>We are saying that playing 19 sections cumulatively changes the probability to score compared to playing only one section between (0.0009 ; 0.088) so 0.01% to 8.8%.</w:t>
+      </w:r>
+    </w:p>
+    <w:p>
+      <w:pPr>
+        <w:rPr>
+          <w:lang w:val="en-US"/>
+        </w:rPr>
+      </w:pPr>
+    </w:p>
+    <w:p>
+      <w:pPr>
+        <w:rPr>
+          <w:color w:val="C00000"/>
+          <w:lang w:val="en-US"/>
+        </w:rPr>
+      </w:pPr>
+      <w:r>
+        <w:rPr>
+          <w:lang w:val="en-US"/>
+        </w:rPr>
+        <w:t xml:space="preserve"># player_cumsections_2 </w:t>
+      </w:r>
+      <w:r>
+        <w:rPr>
+          <w:lang w:val="en-US"/>
+        </w:rPr>
+        <w:t xml:space="preserve">is quadratic and </w:t>
+      </w:r>
+      <w:r>
+        <w:rPr>
+          <w:lang w:val="en-US"/>
+        </w:rPr>
+        <w:t>goes from 1 to 361</w:t>
+      </w:r>
+      <w:r>
+        <w:rPr>
+          <w:lang w:val="en-US"/>
+        </w:rPr>
+        <w:t xml:space="preserve"> </w:t>
+      </w:r>
+      <w:r>
+        <w:rPr>
+          <w:color w:val="C00000"/>
+          <w:lang w:val="en-US"/>
+        </w:rPr>
+        <w:t xml:space="preserve">(reduced effect to adjust for it having </w:t>
+      </w:r>
+      <w:r>
+        <w:rPr>
+          <w:color w:val="C00000"/>
+          <w:lang w:val="en-US"/>
+        </w:rPr>
+        <w:t>361</w:t>
+      </w:r>
+      <w:r>
+        <w:rPr>
+          <w:color w:val="C00000"/>
+          <w:lang w:val="en-US"/>
+        </w:rPr>
+        <w:t xml:space="preserve"> units)</w:t>
+      </w:r>
+    </w:p>
+    <w:p>
+      <w:pPr>
         <w:rPr>
           <w:i/>
           <w:iCs/>
           <w:lang w:val="en-US"/>
         </w:rPr>
-        <w:t xml:space="preserve">0, 0.4)", class = "b", </w:t>
-      </w:r>
-      <w:proofErr w:type="spellStart"/>
+      </w:pPr>
       <w:r>
         <w:rPr>
           <w:i/>
           <w:iCs/>
           <w:lang w:val="en-US"/>
         </w:rPr>
-        <w:t>coef</w:t>
-      </w:r>
-      <w:proofErr w:type="spellEnd"/>
-      <w:r>
-        <w:rPr>
-          <w:i/>
-          <w:iCs/>
-          <w:lang w:val="en-US"/>
-        </w:rPr>
-        <w:t xml:space="preserve"> = "</w:t>
-      </w:r>
-      <w:proofErr w:type="spellStart"/>
-      <w:r>
-        <w:rPr>
-          <w:i/>
-          <w:iCs/>
-          <w:lang w:val="en-US"/>
-        </w:rPr>
-        <w:t>dhomegame</w:t>
-      </w:r>
-      <w:proofErr w:type="spellEnd"/>
-      <w:r>
-        <w:rPr>
-          <w:i/>
-          <w:iCs/>
-          <w:lang w:val="en-US"/>
-        </w:rPr>
-        <w:t>")</w:t>
-      </w:r>
-    </w:p>
-    <w:p>
-      <w:pPr>
-        <w:rPr>
-          <w:lang w:val="en-US"/>
-        </w:rPr>
-      </w:pPr>
-      <w:r>
-        <w:rPr>
-          <w:lang w:val="en-US"/>
-        </w:rPr>
-        <w:t xml:space="preserve">We are saying that </w:t>
-      </w:r>
-      <w:r>
-        <w:rPr>
-          <w:lang w:val="en-US"/>
-        </w:rPr>
-        <w:t>playing at home</w:t>
-      </w:r>
-      <w:r>
-        <w:rPr>
-          <w:lang w:val="en-US"/>
-        </w:rPr>
-        <w:t xml:space="preserve"> changes the probability to score to between (</w:t>
-      </w:r>
-      <w:proofErr w:type="gramStart"/>
-      <w:r>
-        <w:rPr>
-          <w:lang w:val="en-US"/>
-        </w:rPr>
-        <w:t>0.0045 ;</w:t>
-      </w:r>
-      <w:proofErr w:type="gramEnd"/>
-      <w:r>
-        <w:rPr>
-          <w:lang w:val="en-US"/>
-        </w:rPr>
-        <w:t xml:space="preserve"> 0.0218) so 0.45% to 2.18%.</w:t>
-      </w:r>
-    </w:p>
-    <w:p>
-      <w:pPr>
-        <w:rPr>
-          <w:lang w:val="en-US"/>
-        </w:rPr>
-      </w:pPr>
-    </w:p>
-    <w:p>
-      <w:pPr>
-        <w:rPr>
-          <w:lang w:val="en-US"/>
-        </w:rPr>
-      </w:pPr>
-      <w:r>
-        <w:rPr>
-          <w:lang w:val="en-US"/>
-        </w:rPr>
-        <w:t xml:space="preserve"># </w:t>
-      </w:r>
-      <w:proofErr w:type="spellStart"/>
-      <w:r>
-        <w:rPr>
-          <w:lang w:val="en-US"/>
-        </w:rPr>
-        <w:t>rankgap</w:t>
-      </w:r>
-      <w:proofErr w:type="spellEnd"/>
-      <w:r>
-        <w:rPr>
-          <w:lang w:val="en-US"/>
-        </w:rPr>
-        <w:t xml:space="preserve">, goes from -13 to 13 </w:t>
-      </w:r>
-      <w:r>
-        <w:rPr>
-          <w:color w:val="C00000"/>
-          <w:lang w:val="en-US"/>
-        </w:rPr>
-        <w:t xml:space="preserve">(reduced effect to adjust for it having </w:t>
-      </w:r>
-      <w:r>
-        <w:rPr>
-          <w:color w:val="C00000"/>
-          <w:lang w:val="en-US"/>
-        </w:rPr>
-        <w:t>26</w:t>
-      </w:r>
-      <w:r>
-        <w:rPr>
-          <w:color w:val="C00000"/>
-          <w:lang w:val="en-US"/>
-        </w:rPr>
-        <w:t xml:space="preserve"> units)</w:t>
-      </w:r>
-    </w:p>
-    <w:p>
-      <w:pPr>
-        <w:rPr>
-          <w:i/>
-          <w:iCs/>
-          <w:lang w:val="en-US"/>
-        </w:rPr>
-      </w:pPr>
-      <w:proofErr w:type="spellStart"/>
-      <w:r>
-        <w:rPr>
-          <w:i/>
-          <w:iCs/>
-          <w:lang w:val="en-US"/>
-        </w:rPr>
-        <w:t>set_</w:t>
-      </w:r>
-      <w:proofErr w:type="gramStart"/>
-      <w:r>
-        <w:rPr>
-          <w:i/>
-          <w:iCs/>
-          <w:lang w:val="en-US"/>
-        </w:rPr>
-        <w:t>prior</w:t>
-      </w:r>
-      <w:proofErr w:type="spellEnd"/>
-      <w:r>
-        <w:rPr>
-          <w:i/>
-          <w:iCs/>
-          <w:lang w:val="en-US"/>
-        </w:rPr>
-        <w:t>(</w:t>
-      </w:r>
-      <w:proofErr w:type="gramEnd"/>
-      <w:r>
-        <w:rPr>
-          <w:i/>
-          <w:iCs/>
-          <w:lang w:val="en-US"/>
-        </w:rPr>
-        <w:t>"</w:t>
-      </w:r>
-      <w:proofErr w:type="gramStart"/>
-      <w:r>
-        <w:rPr>
-          <w:i/>
-          <w:iCs/>
-          <w:lang w:val="en-US"/>
-        </w:rPr>
-        <w:t>normal(</w:t>
-      </w:r>
-      <w:proofErr w:type="gramEnd"/>
-      <w:r>
-        <w:rPr>
-          <w:i/>
-          <w:iCs/>
-          <w:lang w:val="en-US"/>
-        </w:rPr>
-        <w:t xml:space="preserve">0, 0.045)", class = "b", </w:t>
-      </w:r>
-      <w:proofErr w:type="spellStart"/>
-      <w:r>
-        <w:rPr>
-          <w:i/>
-          <w:iCs/>
-          <w:lang w:val="en-US"/>
-        </w:rPr>
-        <w:t>coef</w:t>
-      </w:r>
-      <w:proofErr w:type="spellEnd"/>
-      <w:r>
-        <w:rPr>
-          <w:i/>
-          <w:iCs/>
-          <w:lang w:val="en-US"/>
-        </w:rPr>
-        <w:t xml:space="preserve"> = "</w:t>
-      </w:r>
-      <w:proofErr w:type="spellStart"/>
-      <w:r>
-        <w:rPr>
-          <w:i/>
-          <w:iCs/>
-          <w:lang w:val="en-US"/>
-        </w:rPr>
-        <w:t>rank_gap_c</w:t>
-      </w:r>
-      <w:proofErr w:type="spellEnd"/>
-      <w:r>
-        <w:rPr>
-          <w:i/>
-          <w:iCs/>
-          <w:lang w:val="en-US"/>
-        </w:rPr>
-        <w:t>"),</w:t>
-      </w:r>
-    </w:p>
-    <w:p>
-      <w:pPr>
-        <w:rPr>
-          <w:lang w:val="en-US"/>
-        </w:rPr>
-      </w:pPr>
-      <w:r>
-        <w:rPr>
-          <w:lang w:val="en-US"/>
-        </w:rPr>
-        <w:t xml:space="preserve">We are saying that playing someone that is 13 positions under you changes the probability to score compared to playing someone 13 </w:t>
-      </w:r>
-      <w:proofErr w:type="gramStart"/>
-      <w:r>
-        <w:rPr>
-          <w:lang w:val="en-US"/>
-        </w:rPr>
-        <w:t>position</w:t>
-      </w:r>
-      <w:proofErr w:type="gramEnd"/>
-      <w:r>
-        <w:rPr>
-          <w:lang w:val="en-US"/>
-        </w:rPr>
-        <w:t xml:space="preserve"> above you between (</w:t>
-      </w:r>
-      <w:proofErr w:type="gramStart"/>
-      <w:r>
-        <w:rPr>
-          <w:lang w:val="en-US"/>
-        </w:rPr>
-        <w:t>0.0009 ;</w:t>
-      </w:r>
-      <w:proofErr w:type="gramEnd"/>
-      <w:r>
-        <w:rPr>
-          <w:lang w:val="en-US"/>
-        </w:rPr>
-        <w:t xml:space="preserve"> 0.094) so 0.0% to 9.4%.</w:t>
-      </w:r>
-    </w:p>
-    <w:p>
-      <w:pPr>
-        <w:rPr>
-          <w:lang w:val="en-US"/>
-        </w:rPr>
-      </w:pPr>
-    </w:p>
-    <w:p>
-      <w:pPr>
-        <w:rPr>
-          <w:color w:val="C00000"/>
-          <w:lang w:val="en-US"/>
-        </w:rPr>
-      </w:pPr>
-      <w:r>
-        <w:rPr>
-          <w:lang w:val="en-US"/>
-        </w:rPr>
-        <w:t xml:space="preserve"># </w:t>
-      </w:r>
-      <w:proofErr w:type="spellStart"/>
-      <w:r>
-        <w:rPr>
-          <w:lang w:val="en-US"/>
-        </w:rPr>
-        <w:t>player_cumsections</w:t>
-      </w:r>
-      <w:proofErr w:type="spellEnd"/>
-      <w:r>
-        <w:rPr>
-          <w:lang w:val="en-US"/>
-        </w:rPr>
-        <w:t xml:space="preserve"> </w:t>
-      </w:r>
-      <w:proofErr w:type="gramStart"/>
-      <w:r>
-        <w:rPr>
-          <w:lang w:val="en-US"/>
-        </w:rPr>
-        <w:t>goes</w:t>
-      </w:r>
-      <w:proofErr w:type="gramEnd"/>
-      <w:r>
-        <w:rPr>
-          <w:lang w:val="en-US"/>
-        </w:rPr>
-        <w:t xml:space="preserve"> from 1 to 19.</w:t>
-      </w:r>
-      <w:r>
-        <w:rPr>
-          <w:lang w:val="en-US"/>
-        </w:rPr>
-        <w:t xml:space="preserve"> </w:t>
-      </w:r>
-      <w:r>
-        <w:rPr>
-          <w:color w:val="C00000"/>
-          <w:lang w:val="en-US"/>
-        </w:rPr>
-        <w:t xml:space="preserve">(reduced effect to adjust for it having </w:t>
-      </w:r>
-      <w:r>
-        <w:rPr>
-          <w:color w:val="C00000"/>
-          <w:lang w:val="en-US"/>
-        </w:rPr>
-        <w:t>19</w:t>
-      </w:r>
-      <w:r>
-        <w:rPr>
-          <w:color w:val="C00000"/>
-          <w:lang w:val="en-US"/>
-        </w:rPr>
-        <w:t xml:space="preserve"> units)</w:t>
-      </w:r>
-    </w:p>
-    <w:p>
-      <w:pPr>
-        <w:rPr>
-          <w:i/>
-          <w:iCs/>
-          <w:lang w:val="en-US"/>
-        </w:rPr>
-      </w:pPr>
-      <w:proofErr w:type="spellStart"/>
-      <w:r>
-        <w:rPr>
-          <w:i/>
-          <w:iCs/>
-          <w:lang w:val="en-US"/>
-        </w:rPr>
-        <w:t>set_</w:t>
-      </w:r>
-      <w:proofErr w:type="gramStart"/>
-      <w:r>
-        <w:rPr>
-          <w:i/>
-          <w:iCs/>
-          <w:lang w:val="en-US"/>
-        </w:rPr>
-        <w:t>prior</w:t>
-      </w:r>
-      <w:proofErr w:type="spellEnd"/>
-      <w:r>
-        <w:rPr>
-          <w:i/>
-          <w:iCs/>
-          <w:lang w:val="en-US"/>
-        </w:rPr>
-        <w:t>(</w:t>
-      </w:r>
-      <w:proofErr w:type="gramEnd"/>
-      <w:r>
-        <w:rPr>
-          <w:i/>
-          <w:iCs/>
-          <w:lang w:val="en-US"/>
-        </w:rPr>
-        <w:t>"</w:t>
-      </w:r>
-      <w:proofErr w:type="gramStart"/>
-      <w:r>
-        <w:rPr>
-          <w:i/>
-          <w:iCs/>
-          <w:lang w:val="en-US"/>
-        </w:rPr>
-        <w:t>normal(</w:t>
-      </w:r>
-      <w:proofErr w:type="gramEnd"/>
-      <w:r>
-        <w:rPr>
-          <w:i/>
-          <w:iCs/>
-          <w:lang w:val="en-US"/>
-        </w:rPr>
-        <w:t xml:space="preserve">0, 0.06)", class = "b", </w:t>
-      </w:r>
-      <w:proofErr w:type="spellStart"/>
-      <w:r>
-        <w:rPr>
-          <w:i/>
-          <w:iCs/>
-          <w:lang w:val="en-US"/>
-        </w:rPr>
-        <w:t>coef</w:t>
-      </w:r>
-      <w:proofErr w:type="spellEnd"/>
-      <w:r>
-        <w:rPr>
-          <w:i/>
-          <w:iCs/>
-          <w:lang w:val="en-US"/>
-        </w:rPr>
-        <w:t xml:space="preserve"> = "</w:t>
-      </w:r>
-      <w:proofErr w:type="spellStart"/>
-      <w:r>
-        <w:rPr>
-          <w:i/>
-          <w:iCs/>
-          <w:lang w:val="en-US"/>
-        </w:rPr>
-        <w:t>player_cumsections_c</w:t>
-      </w:r>
-      <w:proofErr w:type="spellEnd"/>
-      <w:r>
-        <w:rPr>
-          <w:i/>
-          <w:iCs/>
-          <w:lang w:val="en-US"/>
-        </w:rPr>
-        <w:t>")</w:t>
-      </w:r>
-    </w:p>
-    <w:p>
-      <w:pPr>
-        <w:rPr>
-          <w:lang w:val="en-US"/>
-        </w:rPr>
-      </w:pPr>
-      <w:r>
-        <w:rPr>
-          <w:lang w:val="en-US"/>
-        </w:rPr>
-        <w:t>We are saying that playing 19 sections cumulatively changes the probability to score compared to playing only one section between (</w:t>
-      </w:r>
-      <w:proofErr w:type="gramStart"/>
-      <w:r>
-        <w:rPr>
-          <w:lang w:val="en-US"/>
-        </w:rPr>
-        <w:t>0.0009 ;</w:t>
-      </w:r>
-      <w:proofErr w:type="gramEnd"/>
-      <w:r>
-        <w:rPr>
-          <w:lang w:val="en-US"/>
-        </w:rPr>
-        <w:t xml:space="preserve"> 0.088) so 0.01% to 8.8%.</w:t>
-      </w:r>
-    </w:p>
-    <w:p>
-      <w:pPr>
-        <w:rPr>
-          <w:lang w:val="en-US"/>
-        </w:rPr>
-      </w:pPr>
-    </w:p>
-    <w:p>
-      <w:pPr>
-        <w:rPr>
-          <w:color w:val="C00000"/>
-          <w:lang w:val="en-US"/>
-        </w:rPr>
-      </w:pPr>
-      <w:r>
-        <w:rPr>
-          <w:lang w:val="en-US"/>
-        </w:rPr>
-        <w:t xml:space="preserve"># player_cumsections_2 </w:t>
-      </w:r>
-      <w:r>
-        <w:rPr>
-          <w:lang w:val="en-US"/>
-        </w:rPr>
-        <w:t xml:space="preserve">is quadratic and </w:t>
-      </w:r>
-      <w:r>
-        <w:rPr>
-          <w:lang w:val="en-US"/>
-        </w:rPr>
-        <w:t>goes from 1 to 361</w:t>
-      </w:r>
-      <w:r>
-        <w:rPr>
-          <w:lang w:val="en-US"/>
-        </w:rPr>
-        <w:t xml:space="preserve"> </w:t>
-      </w:r>
-      <w:r>
-        <w:rPr>
-          <w:color w:val="C00000"/>
-          <w:lang w:val="en-US"/>
-        </w:rPr>
-        <w:t xml:space="preserve">(reduced effect to adjust for it having </w:t>
-      </w:r>
-      <w:r>
-        <w:rPr>
-          <w:color w:val="C00000"/>
-          <w:lang w:val="en-US"/>
-        </w:rPr>
-        <w:t>361</w:t>
-      </w:r>
-      <w:r>
-        <w:rPr>
-          <w:color w:val="C00000"/>
-          <w:lang w:val="en-US"/>
-        </w:rPr>
-        <w:t xml:space="preserve"> units)</w:t>
-      </w:r>
-    </w:p>
-    <w:p>
-      <w:pPr>
-        <w:rPr>
-          <w:i/>
-          <w:iCs/>
-          <w:lang w:val="en-US"/>
-        </w:rPr>
-      </w:pPr>
-      <w:proofErr w:type="spellStart"/>
-      <w:r>
-        <w:rPr>
-          <w:i/>
-          <w:iCs/>
-          <w:lang w:val="en-US"/>
-        </w:rPr>
-        <w:t>set_</w:t>
-      </w:r>
-      <w:proofErr w:type="gramStart"/>
-      <w:r>
-        <w:rPr>
-          <w:i/>
-          <w:iCs/>
-          <w:lang w:val="en-US"/>
-        </w:rPr>
-        <w:t>prior</w:t>
-      </w:r>
-      <w:proofErr w:type="spellEnd"/>
-      <w:r>
-        <w:rPr>
-          <w:i/>
-          <w:iCs/>
-          <w:lang w:val="en-US"/>
-        </w:rPr>
-        <w:t>(</w:t>
-      </w:r>
-      <w:proofErr w:type="gramEnd"/>
-      <w:r>
-        <w:rPr>
-          <w:i/>
-          <w:iCs/>
-          <w:lang w:val="en-US"/>
-        </w:rPr>
-        <w:t>"</w:t>
-      </w:r>
-      <w:proofErr w:type="gramStart"/>
-      <w:r>
-        <w:rPr>
-          <w:i/>
-          <w:iCs/>
-          <w:lang w:val="en-US"/>
-        </w:rPr>
-        <w:t>normal(</w:t>
-      </w:r>
-      <w:proofErr w:type="gramEnd"/>
-      <w:r>
-        <w:rPr>
-          <w:i/>
-          <w:iCs/>
-          <w:lang w:val="en-US"/>
-        </w:rPr>
-        <w:t xml:space="preserve">0, 0.003)", class = "b", </w:t>
-      </w:r>
-      <w:proofErr w:type="spellStart"/>
-      <w:r>
-        <w:rPr>
-          <w:i/>
-          <w:iCs/>
-          <w:lang w:val="en-US"/>
-        </w:rPr>
-        <w:t>coef</w:t>
-      </w:r>
-      <w:proofErr w:type="spellEnd"/>
-      <w:r>
-        <w:rPr>
-          <w:i/>
-          <w:iCs/>
-          <w:lang w:val="en-US"/>
-        </w:rPr>
-        <w:t xml:space="preserve"> = "player_cumsections_2_c")</w:t>
+        <w:t>set_prior("normal(0, 0.003)", class = "b", coef = "player_cumsections_2_c")</w:t>
       </w:r>
     </w:p>
     <w:p>
@@ -1378,51 +758,7 @@
           <w:lang w:val="en-US"/>
         </w:rPr>
         <w:lastRenderedPageBreak/>
-        <w:t xml:space="preserve">We are saying that playing 361 </w:t>
-      </w:r>
-      <w:proofErr w:type="spellStart"/>
-      <w:proofErr w:type="gramStart"/>
-      <w:r>
-        <w:rPr>
-          <w:lang w:val="en-US"/>
-        </w:rPr>
-        <w:t>squaredsection</w:t>
-      </w:r>
-      <w:proofErr w:type="spellEnd"/>
-      <w:proofErr w:type="gramEnd"/>
-      <w:r>
-        <w:rPr>
-          <w:lang w:val="en-US"/>
-        </w:rPr>
-        <w:t xml:space="preserve">-units cumulatively changes the probability to score compared to playing only one </w:t>
-      </w:r>
-      <w:proofErr w:type="spellStart"/>
-      <w:r>
-        <w:rPr>
-          <w:lang w:val="en-US"/>
-        </w:rPr>
-        <w:t>squaredsection</w:t>
-      </w:r>
-      <w:proofErr w:type="spellEnd"/>
-      <w:r>
-        <w:rPr>
-          <w:lang w:val="en-US"/>
-        </w:rPr>
-        <w:t>-unit between (</w:t>
-      </w:r>
-      <w:proofErr w:type="gramStart"/>
-      <w:r>
-        <w:rPr>
-          <w:lang w:val="en-US"/>
-        </w:rPr>
-        <w:t>0.0011 ;</w:t>
-      </w:r>
-      <w:proofErr w:type="gramEnd"/>
-      <w:r>
-        <w:rPr>
-          <w:lang w:val="en-US"/>
-        </w:rPr>
-        <w:t xml:space="preserve"> 0.079) so 0.01% to 7.9%.</w:t>
+        <w:t>We are saying that playing 361 squaredsection-units cumulatively changes the probability to score compared to playing only one squaredsection-unit between (0.0011 ; 0.079) so 0.01% to 7.9%.</w:t>
       </w:r>
     </w:p>
     <w:p>
@@ -1498,19 +834,11 @@
           <w:u w:val="single"/>
         </w:rPr>
       </w:pPr>
-      <w:proofErr w:type="spellStart"/>
       <w:r>
         <w:rPr>
           <w:u w:val="single"/>
         </w:rPr>
-        <w:t>Column</w:t>
-      </w:r>
-      <w:proofErr w:type="spellEnd"/>
-      <w:r>
-        <w:rPr>
-          <w:u w:val="single"/>
-        </w:rPr>
-        <w:t xml:space="preserve"> 3</w:t>
+        <w:t>Column 3</w:t>
       </w:r>
     </w:p>
     <w:p>
@@ -1601,21 +929,7 @@
         <w:rPr>
           <w:lang w:val="en-US"/>
         </w:rPr>
-        <w:t xml:space="preserve"># </w:t>
-      </w:r>
-      <w:proofErr w:type="spellStart"/>
-      <w:r>
-        <w:rPr>
-          <w:lang w:val="en-US"/>
-        </w:rPr>
-        <w:t>scoregap_pre</w:t>
-      </w:r>
-      <w:proofErr w:type="spellEnd"/>
-      <w:r>
-        <w:rPr>
-          <w:lang w:val="en-US"/>
-        </w:rPr>
-        <w:t xml:space="preserve"> goes from -4 t</w:t>
+        <w:t># scoregap_pre goes from -4 t</w:t>
       </w:r>
       <w:r>
         <w:rPr>
@@ -1653,7 +967,6 @@
           <w:lang w:val="en-US"/>
         </w:rPr>
       </w:pPr>
-      <w:proofErr w:type="spellStart"/>
       <w:r>
         <w:rPr>
           <w:i/>
@@ -1661,1017 +974,418 @@
           <w:lang w:val="en-US"/>
         </w:rPr>
         <w:lastRenderedPageBreak/>
-        <w:t>set_</w:t>
-      </w:r>
-      <w:proofErr w:type="gramStart"/>
-      <w:r>
+        <w:t>set_prior("normal(0, 0.15)", class = "b", coef = "scoregap_pre_c")</w:t>
+      </w:r>
+    </w:p>
+    <w:p>
+      <w:pPr>
+        <w:rPr>
+          <w:lang w:val="en-US"/>
+        </w:rPr>
+      </w:pPr>
+      <w:r>
+        <w:rPr>
+          <w:lang w:val="en-US"/>
+        </w:rPr>
+        <w:t>We are saying that having a score advantage of 4 goals changes the probability to score compared having 4 less goals than the oppononte to between (0.009 ; 0.098) so 0.01% to 9.8%.</w:t>
+      </w:r>
+    </w:p>
+    <w:p>
+      <w:pPr>
+        <w:rPr>
+          <w:lang w:val="en-US"/>
+        </w:rPr>
+      </w:pPr>
+    </w:p>
+    <w:p>
+      <w:pPr>
+        <w:rPr>
+          <w:lang w:val="en-US"/>
+        </w:rPr>
+      </w:pPr>
+      <w:r>
+        <w:rPr>
+          <w:lang w:val="en-US"/>
+        </w:rPr>
+        <w:t># dteamgoal_pre goes from 0 to 1</w:t>
+      </w:r>
+    </w:p>
+    <w:p>
+      <w:pPr>
         <w:rPr>
           <w:i/>
           <w:iCs/>
           <w:lang w:val="en-US"/>
         </w:rPr>
-        <w:t>prior</w:t>
-      </w:r>
-      <w:proofErr w:type="spellEnd"/>
+      </w:pPr>
       <w:r>
         <w:rPr>
           <w:i/>
           <w:iCs/>
           <w:lang w:val="en-US"/>
         </w:rPr>
-        <w:t>(</w:t>
-      </w:r>
-      <w:proofErr w:type="gramEnd"/>
-      <w:r>
+        <w:t>set_prior("normal(0, 0.4)",   class = "b")</w:t>
+      </w:r>
+    </w:p>
+    <w:p>
+      <w:pPr>
+        <w:rPr>
+          <w:lang w:val="en-US"/>
+        </w:rPr>
+      </w:pPr>
+      <w:r>
+        <w:rPr>
+          <w:lang w:val="en-US"/>
+        </w:rPr>
+        <w:t xml:space="preserve">We are saying that </w:t>
+      </w:r>
+      <w:r>
+        <w:rPr>
+          <w:lang w:val="en-US"/>
+        </w:rPr>
+        <w:t>scoring a goal in the section before</w:t>
+      </w:r>
+      <w:r>
+        <w:rPr>
+          <w:lang w:val="en-US"/>
+        </w:rPr>
+        <w:t xml:space="preserve"> changes the probability to score</w:t>
+      </w:r>
+      <w:r>
+        <w:rPr>
+          <w:lang w:val="en-US"/>
+        </w:rPr>
+        <w:t xml:space="preserve"> a goal</w:t>
+      </w:r>
+      <w:r>
+        <w:rPr>
+          <w:lang w:val="en-US"/>
+        </w:rPr>
+        <w:t xml:space="preserve"> to </w:t>
+      </w:r>
+      <w:r>
+        <w:rPr>
+          <w:lang w:val="en-US"/>
+        </w:rPr>
+        <w:t xml:space="preserve">be </w:t>
+      </w:r>
+      <w:r>
+        <w:rPr>
+          <w:lang w:val="en-US"/>
+        </w:rPr>
+        <w:t>between 0.</w:t>
+      </w:r>
+      <w:r>
+        <w:rPr>
+          <w:lang w:val="en-US"/>
+        </w:rPr>
+        <w:t>45</w:t>
+      </w:r>
+      <w:r>
+        <w:rPr>
+          <w:lang w:val="en-US"/>
+        </w:rPr>
+        <w:t xml:space="preserve">% </w:t>
+      </w:r>
+      <w:r>
+        <w:rPr>
+          <w:lang w:val="en-US"/>
+        </w:rPr>
+        <w:t>and</w:t>
+      </w:r>
+      <w:r>
+        <w:rPr>
+          <w:lang w:val="en-US"/>
+        </w:rPr>
+        <w:t xml:space="preserve"> </w:t>
+      </w:r>
+      <w:r>
+        <w:rPr>
+          <w:lang w:val="en-US"/>
+        </w:rPr>
+        <w:t>2.18</w:t>
+      </w:r>
+      <w:r>
+        <w:rPr>
+          <w:lang w:val="en-US"/>
+        </w:rPr>
+        <w:t>%.</w:t>
+      </w:r>
+    </w:p>
+    <w:p>
+      <w:pPr>
+        <w:rPr>
+          <w:lang w:val="en-US"/>
+        </w:rPr>
+      </w:pPr>
+    </w:p>
+    <w:p>
+      <w:pPr>
+        <w:rPr>
+          <w:lang w:val="en-US"/>
+        </w:rPr>
+      </w:pPr>
+      <w:r>
+        <w:rPr>
+          <w:lang w:val="en-US"/>
+        </w:rPr>
+        <w:t xml:space="preserve"># </w:t>
+      </w:r>
+      <w:r>
+        <w:rPr>
+          <w:lang w:val="en-US"/>
+        </w:rPr>
+        <w:t>dplagoal_pre</w:t>
+      </w:r>
+      <w:r>
+        <w:rPr>
+          <w:lang w:val="en-US"/>
+        </w:rPr>
+        <w:t xml:space="preserve"> goes from 0 to 1</w:t>
+      </w:r>
+    </w:p>
+    <w:p>
+      <w:pPr>
         <w:rPr>
           <w:i/>
           <w:iCs/>
           <w:lang w:val="en-US"/>
         </w:rPr>
-        <w:t>"</w:t>
-      </w:r>
-      <w:proofErr w:type="gramStart"/>
+      </w:pPr>
       <w:r>
         <w:rPr>
           <w:i/>
           <w:iCs/>
           <w:lang w:val="en-US"/>
         </w:rPr>
-        <w:t>normal(</w:t>
-      </w:r>
-      <w:proofErr w:type="gramEnd"/>
-      <w:r>
+        <w:t>set_prior("normal(0, 0.4)",   class = "b")</w:t>
+      </w:r>
+    </w:p>
+    <w:p>
+      <w:pPr>
+        <w:rPr>
+          <w:lang w:val="en-US"/>
+        </w:rPr>
+      </w:pPr>
+    </w:p>
+    <w:p>
+      <w:pPr>
+        <w:rPr>
+          <w:lang w:val="en-US"/>
+        </w:rPr>
+      </w:pPr>
+      <w:r>
+        <w:rPr>
+          <w:lang w:val="en-US"/>
+        </w:rPr>
+        <w:t>We are saying that scoring a goal yourself in the section before changes the probability to score a goal to be between  0.45% and 2.18%.</w:t>
+      </w:r>
+    </w:p>
+    <w:p>
+      <w:pPr>
+        <w:rPr>
+          <w:lang w:val="en-US"/>
+        </w:rPr>
+      </w:pPr>
+    </w:p>
+    <w:p>
+      <w:pPr>
+        <w:rPr>
+          <w:lang w:val="en-US"/>
+        </w:rPr>
+      </w:pPr>
+      <w:r>
+        <w:rPr>
+          <w:lang w:val="en-US"/>
+        </w:rPr>
+        <w:t>#</w:t>
+      </w:r>
+      <w:r>
+        <w:rPr>
+          <w:lang w:val="en-US"/>
+        </w:rPr>
+        <w:t xml:space="preserve">dteamred_pre </w:t>
+      </w:r>
+      <w:r>
+        <w:rPr>
+          <w:lang w:val="en-US"/>
+        </w:rPr>
+        <w:t>goes from 0 to 1</w:t>
+      </w:r>
+    </w:p>
+    <w:p>
+      <w:pPr>
         <w:rPr>
           <w:i/>
           <w:iCs/>
           <w:lang w:val="en-US"/>
         </w:rPr>
-        <w:t xml:space="preserve">0, 0.15)", class = "b", </w:t>
-      </w:r>
-      <w:proofErr w:type="spellStart"/>
+      </w:pPr>
       <w:r>
         <w:rPr>
           <w:i/>
           <w:iCs/>
           <w:lang w:val="en-US"/>
         </w:rPr>
-        <w:t>coef</w:t>
-      </w:r>
-      <w:proofErr w:type="spellEnd"/>
-      <w:r>
+        <w:t>set_prior("normal(0, 0.4)",   class = "b")</w:t>
+      </w:r>
+    </w:p>
+    <w:p>
+      <w:pPr>
+        <w:rPr>
+          <w:lang w:val="en-US"/>
+        </w:rPr>
+      </w:pPr>
+      <w:r>
+        <w:rPr>
+          <w:lang w:val="en-US"/>
+        </w:rPr>
+        <w:t>We are saying that your team getting a red card in the section before changes the probability to score a goal to be between  0.45% and 2.18%.</w:t>
+      </w:r>
+    </w:p>
+    <w:p>
+      <w:pPr>
+        <w:rPr>
+          <w:lang w:val="en-US"/>
+        </w:rPr>
+      </w:pPr>
+    </w:p>
+    <w:p>
+      <w:pPr>
+        <w:rPr>
+          <w:lang w:val="en-US"/>
+        </w:rPr>
+      </w:pPr>
+      <w:r>
+        <w:rPr>
+          <w:lang w:val="en-US"/>
+        </w:rPr>
+        <w:t xml:space="preserve">#dteamminj_sec_pre goes from 0 to 1 </w:t>
+      </w:r>
+    </w:p>
+    <w:p>
+      <w:pPr>
         <w:rPr>
           <w:i/>
           <w:iCs/>
           <w:lang w:val="en-US"/>
         </w:rPr>
-        <w:t xml:space="preserve"> = "</w:t>
-      </w:r>
-      <w:proofErr w:type="spellStart"/>
+      </w:pPr>
       <w:r>
         <w:rPr>
           <w:i/>
           <w:iCs/>
           <w:lang w:val="en-US"/>
         </w:rPr>
-        <w:t>scoregap_pre_c</w:t>
-      </w:r>
-      <w:proofErr w:type="spellEnd"/>
-      <w:r>
+        <w:t>set_prior("normal(0, 0.4)",   class = "b")</w:t>
+      </w:r>
+    </w:p>
+    <w:p>
+      <w:pPr>
+        <w:rPr>
+          <w:lang w:val="en-US"/>
+        </w:rPr>
+      </w:pPr>
+      <w:r>
+        <w:rPr>
+          <w:lang w:val="en-US"/>
+        </w:rPr>
+        <w:t>We are saying that your team getting a injury in the section before changes the probability to score a goal to be between  0.45% and 2.18%.</w:t>
+      </w:r>
+    </w:p>
+    <w:p>
+      <w:pPr>
+        <w:rPr>
+          <w:lang w:val="en-US"/>
+        </w:rPr>
+      </w:pPr>
+    </w:p>
+    <w:p>
+      <w:pPr>
+        <w:rPr>
+          <w:lang w:val="en-US"/>
+        </w:rPr>
+      </w:pPr>
+      <w:r>
+        <w:rPr>
+          <w:lang w:val="en-US"/>
+        </w:rPr>
+        <w:t>#</w:t>
+      </w:r>
+      <w:r>
+        <w:rPr>
+          <w:lang w:val="en-US"/>
+        </w:rPr>
+        <w:t xml:space="preserve"> team_avespeed_pre_c</w:t>
+      </w:r>
+      <w:r>
+        <w:rPr>
+          <w:lang w:val="en-US"/>
+        </w:rPr>
+        <w:t xml:space="preserve"> goes from 0 to 49 </w:t>
+      </w:r>
+      <w:r>
+        <w:rPr>
+          <w:color w:val="C00000"/>
+          <w:lang w:val="en-US"/>
+        </w:rPr>
+        <w:t xml:space="preserve">(reduced effect to adjust for it having </w:t>
+      </w:r>
+      <w:r>
+        <w:rPr>
+          <w:color w:val="C00000"/>
+          <w:lang w:val="en-US"/>
+        </w:rPr>
+        <w:t>49</w:t>
+      </w:r>
+      <w:r>
+        <w:rPr>
+          <w:color w:val="C00000"/>
+          <w:lang w:val="en-US"/>
+        </w:rPr>
+        <w:t xml:space="preserve"> units)</w:t>
+      </w:r>
+    </w:p>
+    <w:p>
+      <w:pPr>
         <w:rPr>
           <w:i/>
           <w:iCs/>
           <w:lang w:val="en-US"/>
         </w:rPr>
-        <w:t>")</w:t>
-      </w:r>
-    </w:p>
-    <w:p>
-      <w:pPr>
-        <w:rPr>
-          <w:lang w:val="en-US"/>
-        </w:rPr>
-      </w:pPr>
-      <w:r>
-        <w:rPr>
-          <w:lang w:val="en-US"/>
-        </w:rPr>
-        <w:t xml:space="preserve">We are saying that having a score advantage of 4 goals changes the probability </w:t>
-      </w:r>
-      <w:proofErr w:type="gramStart"/>
-      <w:r>
-        <w:rPr>
-          <w:lang w:val="en-US"/>
-        </w:rPr>
-        <w:t>to score</w:t>
-      </w:r>
-      <w:proofErr w:type="gramEnd"/>
-      <w:r>
-        <w:rPr>
-          <w:lang w:val="en-US"/>
-        </w:rPr>
-        <w:t xml:space="preserve"> compared </w:t>
-      </w:r>
-      <w:proofErr w:type="gramStart"/>
-      <w:r>
-        <w:rPr>
-          <w:lang w:val="en-US"/>
-        </w:rPr>
-        <w:t>having</w:t>
-      </w:r>
-      <w:proofErr w:type="gramEnd"/>
-      <w:r>
-        <w:rPr>
-          <w:lang w:val="en-US"/>
-        </w:rPr>
-        <w:t xml:space="preserve"> 4 less goals than the </w:t>
-      </w:r>
-      <w:proofErr w:type="spellStart"/>
-      <w:r>
-        <w:rPr>
-          <w:lang w:val="en-US"/>
-        </w:rPr>
-        <w:t>oppononte</w:t>
-      </w:r>
-      <w:proofErr w:type="spellEnd"/>
-      <w:r>
-        <w:rPr>
-          <w:lang w:val="en-US"/>
-        </w:rPr>
-        <w:t xml:space="preserve"> to between (</w:t>
-      </w:r>
-      <w:proofErr w:type="gramStart"/>
-      <w:r>
-        <w:rPr>
-          <w:lang w:val="en-US"/>
-        </w:rPr>
-        <w:t>0.009 ;</w:t>
-      </w:r>
-      <w:proofErr w:type="gramEnd"/>
-      <w:r>
-        <w:rPr>
-          <w:lang w:val="en-US"/>
-        </w:rPr>
-        <w:t xml:space="preserve"> 0.098) so 0.01% to 9.8%.</w:t>
-      </w:r>
-    </w:p>
-    <w:p>
-      <w:pPr>
-        <w:rPr>
-          <w:lang w:val="en-US"/>
-        </w:rPr>
-      </w:pPr>
-    </w:p>
-    <w:p>
-      <w:pPr>
-        <w:rPr>
-          <w:lang w:val="en-US"/>
-        </w:rPr>
-      </w:pPr>
-      <w:r>
-        <w:rPr>
-          <w:lang w:val="en-US"/>
-        </w:rPr>
-        <w:t xml:space="preserve"># </w:t>
-      </w:r>
-      <w:proofErr w:type="spellStart"/>
-      <w:r>
-        <w:rPr>
-          <w:lang w:val="en-US"/>
-        </w:rPr>
-        <w:t>dteamgoal_pre</w:t>
-      </w:r>
-      <w:proofErr w:type="spellEnd"/>
-      <w:r>
-        <w:rPr>
-          <w:lang w:val="en-US"/>
-        </w:rPr>
-        <w:t xml:space="preserve"> goes from 0 to 1</w:t>
-      </w:r>
-    </w:p>
-    <w:p>
-      <w:pPr>
+      </w:pPr>
+      <w:r>
         <w:rPr>
           <w:i/>
           <w:iCs/>
           <w:lang w:val="en-US"/>
         </w:rPr>
-      </w:pPr>
-      <w:proofErr w:type="spellStart"/>
-      <w:r>
-        <w:rPr>
-          <w:i/>
-          <w:iCs/>
-          <w:lang w:val="en-US"/>
-        </w:rPr>
-        <w:t>set_</w:t>
-      </w:r>
-      <w:proofErr w:type="gramStart"/>
-      <w:r>
-        <w:rPr>
-          <w:i/>
-          <w:iCs/>
-          <w:lang w:val="en-US"/>
-        </w:rPr>
-        <w:t>prior</w:t>
-      </w:r>
-      <w:proofErr w:type="spellEnd"/>
-      <w:r>
-        <w:rPr>
-          <w:i/>
-          <w:iCs/>
-          <w:lang w:val="en-US"/>
-        </w:rPr>
-        <w:t>(</w:t>
-      </w:r>
-      <w:proofErr w:type="gramEnd"/>
-      <w:r>
-        <w:rPr>
-          <w:i/>
-          <w:iCs/>
-          <w:lang w:val="en-US"/>
-        </w:rPr>
-        <w:t>"</w:t>
-      </w:r>
-      <w:proofErr w:type="gramStart"/>
-      <w:r>
-        <w:rPr>
-          <w:i/>
-          <w:iCs/>
-          <w:lang w:val="en-US"/>
-        </w:rPr>
-        <w:t>normal(</w:t>
-      </w:r>
-      <w:proofErr w:type="gramEnd"/>
-      <w:r>
-        <w:rPr>
-          <w:i/>
-          <w:iCs/>
-          <w:lang w:val="en-US"/>
-        </w:rPr>
-        <w:t>0, 0.4)</w:t>
-      </w:r>
-      <w:proofErr w:type="gramStart"/>
-      <w:r>
-        <w:rPr>
-          <w:i/>
-          <w:iCs/>
-          <w:lang w:val="en-US"/>
-        </w:rPr>
-        <w:t xml:space="preserve">",   </w:t>
-      </w:r>
-      <w:proofErr w:type="gramEnd"/>
-      <w:r>
-        <w:rPr>
-          <w:i/>
-          <w:iCs/>
-          <w:lang w:val="en-US"/>
-        </w:rPr>
-        <w:t>class = "b")</w:t>
-      </w:r>
-    </w:p>
-    <w:p>
-      <w:pPr>
-        <w:rPr>
-          <w:lang w:val="en-US"/>
-        </w:rPr>
-      </w:pPr>
-      <w:r>
-        <w:rPr>
-          <w:lang w:val="en-US"/>
-        </w:rPr>
-        <w:t xml:space="preserve">We are saying that </w:t>
-      </w:r>
-      <w:r>
-        <w:rPr>
-          <w:lang w:val="en-US"/>
-        </w:rPr>
-        <w:t>scoring a goal in the section before</w:t>
-      </w:r>
-      <w:r>
-        <w:rPr>
-          <w:lang w:val="en-US"/>
-        </w:rPr>
-        <w:t xml:space="preserve"> changes the probability to score</w:t>
-      </w:r>
-      <w:r>
-        <w:rPr>
-          <w:lang w:val="en-US"/>
-        </w:rPr>
-        <w:t xml:space="preserve"> a goal</w:t>
-      </w:r>
-      <w:r>
-        <w:rPr>
-          <w:lang w:val="en-US"/>
-        </w:rPr>
-        <w:t xml:space="preserve"> to </w:t>
-      </w:r>
-      <w:r>
-        <w:rPr>
-          <w:lang w:val="en-US"/>
-        </w:rPr>
-        <w:t xml:space="preserve">be </w:t>
-      </w:r>
-      <w:r>
-        <w:rPr>
-          <w:lang w:val="en-US"/>
-        </w:rPr>
-        <w:t>between 0.</w:t>
-      </w:r>
-      <w:r>
-        <w:rPr>
-          <w:lang w:val="en-US"/>
-        </w:rPr>
-        <w:t>45</w:t>
-      </w:r>
-      <w:r>
-        <w:rPr>
-          <w:lang w:val="en-US"/>
-        </w:rPr>
-        <w:t xml:space="preserve">% </w:t>
-      </w:r>
-      <w:r>
-        <w:rPr>
-          <w:lang w:val="en-US"/>
-        </w:rPr>
-        <w:t>and</w:t>
-      </w:r>
-      <w:r>
-        <w:rPr>
-          <w:lang w:val="en-US"/>
-        </w:rPr>
-        <w:t xml:space="preserve"> </w:t>
-      </w:r>
-      <w:r>
-        <w:rPr>
-          <w:lang w:val="en-US"/>
-        </w:rPr>
-        <w:t>2.18</w:t>
-      </w:r>
-      <w:r>
-        <w:rPr>
-          <w:lang w:val="en-US"/>
-        </w:rPr>
-        <w:t>%.</w:t>
-      </w:r>
-    </w:p>
-    <w:p>
-      <w:pPr>
-        <w:rPr>
-          <w:lang w:val="en-US"/>
-        </w:rPr>
-      </w:pPr>
-    </w:p>
-    <w:p>
-      <w:pPr>
-        <w:rPr>
-          <w:lang w:val="en-US"/>
-        </w:rPr>
-      </w:pPr>
-      <w:r>
-        <w:rPr>
-          <w:lang w:val="en-US"/>
-        </w:rPr>
-        <w:t xml:space="preserve"># </w:t>
-      </w:r>
-      <w:proofErr w:type="spellStart"/>
-      <w:r>
-        <w:rPr>
-          <w:lang w:val="en-US"/>
-        </w:rPr>
-        <w:t>dplagoal_pre</w:t>
-      </w:r>
-      <w:proofErr w:type="spellEnd"/>
-      <w:r>
-        <w:rPr>
-          <w:lang w:val="en-US"/>
-        </w:rPr>
-        <w:t xml:space="preserve"> goes from 0 to 1</w:t>
-      </w:r>
-    </w:p>
-    <w:p>
-      <w:pPr>
-        <w:rPr>
-          <w:i/>
-          <w:iCs/>
-          <w:lang w:val="en-US"/>
-        </w:rPr>
-      </w:pPr>
-      <w:proofErr w:type="spellStart"/>
-      <w:r>
-        <w:rPr>
-          <w:i/>
-          <w:iCs/>
-          <w:lang w:val="en-US"/>
-        </w:rPr>
-        <w:t>set_</w:t>
-      </w:r>
-      <w:proofErr w:type="gramStart"/>
-      <w:r>
-        <w:rPr>
-          <w:i/>
-          <w:iCs/>
-          <w:lang w:val="en-US"/>
-        </w:rPr>
-        <w:t>prior</w:t>
-      </w:r>
-      <w:proofErr w:type="spellEnd"/>
-      <w:r>
-        <w:rPr>
-          <w:i/>
-          <w:iCs/>
-          <w:lang w:val="en-US"/>
-        </w:rPr>
-        <w:t>(</w:t>
-      </w:r>
-      <w:proofErr w:type="gramEnd"/>
-      <w:r>
-        <w:rPr>
-          <w:i/>
-          <w:iCs/>
-          <w:lang w:val="en-US"/>
-        </w:rPr>
-        <w:t>"</w:t>
-      </w:r>
-      <w:proofErr w:type="gramStart"/>
-      <w:r>
-        <w:rPr>
-          <w:i/>
-          <w:iCs/>
-          <w:lang w:val="en-US"/>
-        </w:rPr>
-        <w:t>normal(</w:t>
-      </w:r>
-      <w:proofErr w:type="gramEnd"/>
-      <w:r>
-        <w:rPr>
-          <w:i/>
-          <w:iCs/>
-          <w:lang w:val="en-US"/>
-        </w:rPr>
-        <w:t>0, 0.4)</w:t>
-      </w:r>
-      <w:proofErr w:type="gramStart"/>
-      <w:r>
-        <w:rPr>
-          <w:i/>
-          <w:iCs/>
-          <w:lang w:val="en-US"/>
-        </w:rPr>
-        <w:t xml:space="preserve">",   </w:t>
-      </w:r>
-      <w:proofErr w:type="gramEnd"/>
-      <w:r>
-        <w:rPr>
-          <w:i/>
-          <w:iCs/>
-          <w:lang w:val="en-US"/>
-        </w:rPr>
-        <w:t>class = "b")</w:t>
-      </w:r>
-    </w:p>
-    <w:p>
-      <w:pPr>
-        <w:rPr>
-          <w:lang w:val="en-US"/>
-        </w:rPr>
-      </w:pPr>
-    </w:p>
-    <w:p>
-      <w:pPr>
-        <w:rPr>
-          <w:lang w:val="en-US"/>
-        </w:rPr>
-      </w:pPr>
-      <w:r>
-        <w:rPr>
-          <w:lang w:val="en-US"/>
-        </w:rPr>
-        <w:t xml:space="preserve">We are saying that scoring a goal yourself in the section before changes the probability to score a goal to be </w:t>
-      </w:r>
-      <w:proofErr w:type="gramStart"/>
-      <w:r>
-        <w:rPr>
-          <w:lang w:val="en-US"/>
-        </w:rPr>
-        <w:t>between  0.45</w:t>
-      </w:r>
-      <w:proofErr w:type="gramEnd"/>
-      <w:r>
-        <w:rPr>
-          <w:lang w:val="en-US"/>
-        </w:rPr>
-        <w:t>% and 2.18%.</w:t>
-      </w:r>
-    </w:p>
-    <w:p>
-      <w:pPr>
-        <w:rPr>
-          <w:lang w:val="en-US"/>
-        </w:rPr>
-      </w:pPr>
-    </w:p>
-    <w:p>
-      <w:pPr>
-        <w:rPr>
-          <w:lang w:val="en-US"/>
-        </w:rPr>
-      </w:pPr>
-      <w:r>
-        <w:rPr>
-          <w:lang w:val="en-US"/>
-        </w:rPr>
-        <w:t>#</w:t>
-      </w:r>
-      <w:r>
-        <w:rPr>
-          <w:lang w:val="en-US"/>
-        </w:rPr>
-        <w:t xml:space="preserve">dteamred_pre </w:t>
-      </w:r>
-      <w:r>
-        <w:rPr>
-          <w:lang w:val="en-US"/>
-        </w:rPr>
-        <w:t>goes from 0 to 1</w:t>
-      </w:r>
-    </w:p>
-    <w:p>
-      <w:pPr>
-        <w:rPr>
-          <w:i/>
-          <w:iCs/>
-          <w:lang w:val="en-US"/>
-        </w:rPr>
-      </w:pPr>
-      <w:proofErr w:type="spellStart"/>
-      <w:r>
-        <w:rPr>
-          <w:i/>
-          <w:iCs/>
-          <w:lang w:val="en-US"/>
-        </w:rPr>
-        <w:t>set_</w:t>
-      </w:r>
-      <w:proofErr w:type="gramStart"/>
-      <w:r>
-        <w:rPr>
-          <w:i/>
-          <w:iCs/>
-          <w:lang w:val="en-US"/>
-        </w:rPr>
-        <w:t>prior</w:t>
-      </w:r>
-      <w:proofErr w:type="spellEnd"/>
-      <w:r>
-        <w:rPr>
-          <w:i/>
-          <w:iCs/>
-          <w:lang w:val="en-US"/>
-        </w:rPr>
-        <w:t>(</w:t>
-      </w:r>
-      <w:proofErr w:type="gramEnd"/>
-      <w:r>
-        <w:rPr>
-          <w:i/>
-          <w:iCs/>
-          <w:lang w:val="en-US"/>
-        </w:rPr>
-        <w:t>"</w:t>
-      </w:r>
-      <w:proofErr w:type="gramStart"/>
-      <w:r>
-        <w:rPr>
-          <w:i/>
-          <w:iCs/>
-          <w:lang w:val="en-US"/>
-        </w:rPr>
-        <w:t>normal(</w:t>
-      </w:r>
-      <w:proofErr w:type="gramEnd"/>
-      <w:r>
-        <w:rPr>
-          <w:i/>
-          <w:iCs/>
-          <w:lang w:val="en-US"/>
-        </w:rPr>
-        <w:t>0, 0.4)</w:t>
-      </w:r>
-      <w:proofErr w:type="gramStart"/>
-      <w:r>
-        <w:rPr>
-          <w:i/>
-          <w:iCs/>
-          <w:lang w:val="en-US"/>
-        </w:rPr>
-        <w:t xml:space="preserve">",   </w:t>
-      </w:r>
-      <w:proofErr w:type="gramEnd"/>
-      <w:r>
-        <w:rPr>
-          <w:i/>
-          <w:iCs/>
-          <w:lang w:val="en-US"/>
-        </w:rPr>
-        <w:t>class = "b")</w:t>
-      </w:r>
-    </w:p>
-    <w:p>
-      <w:pPr>
-        <w:rPr>
-          <w:lang w:val="en-US"/>
-        </w:rPr>
-      </w:pPr>
-      <w:r>
-        <w:rPr>
-          <w:lang w:val="en-US"/>
-        </w:rPr>
-        <w:t xml:space="preserve">We are saying that your team getting a red card in the section before changes the probability to score a goal to be </w:t>
-      </w:r>
-      <w:proofErr w:type="gramStart"/>
-      <w:r>
-        <w:rPr>
-          <w:lang w:val="en-US"/>
-        </w:rPr>
-        <w:t>between  0.45</w:t>
-      </w:r>
-      <w:proofErr w:type="gramEnd"/>
-      <w:r>
-        <w:rPr>
-          <w:lang w:val="en-US"/>
-        </w:rPr>
-        <w:t>% and 2.18%.</w:t>
-      </w:r>
-    </w:p>
-    <w:p>
-      <w:pPr>
-        <w:rPr>
-          <w:lang w:val="en-US"/>
-        </w:rPr>
-      </w:pPr>
-    </w:p>
-    <w:p>
-      <w:pPr>
-        <w:rPr>
-          <w:lang w:val="en-US"/>
-        </w:rPr>
-      </w:pPr>
-      <w:r>
-        <w:rPr>
-          <w:lang w:val="en-US"/>
-        </w:rPr>
-        <w:t xml:space="preserve">#dteamminj_sec_pre goes from 0 to 1 </w:t>
-      </w:r>
-    </w:p>
-    <w:p>
-      <w:pPr>
-        <w:rPr>
-          <w:i/>
-          <w:iCs/>
-          <w:lang w:val="en-US"/>
-        </w:rPr>
-      </w:pPr>
-      <w:proofErr w:type="spellStart"/>
-      <w:r>
-        <w:rPr>
-          <w:i/>
-          <w:iCs/>
-          <w:lang w:val="en-US"/>
-        </w:rPr>
-        <w:t>set_</w:t>
-      </w:r>
-      <w:proofErr w:type="gramStart"/>
-      <w:r>
-        <w:rPr>
-          <w:i/>
-          <w:iCs/>
-          <w:lang w:val="en-US"/>
-        </w:rPr>
-        <w:t>prior</w:t>
-      </w:r>
-      <w:proofErr w:type="spellEnd"/>
-      <w:r>
-        <w:rPr>
-          <w:i/>
-          <w:iCs/>
-          <w:lang w:val="en-US"/>
-        </w:rPr>
-        <w:t>(</w:t>
-      </w:r>
-      <w:proofErr w:type="gramEnd"/>
-      <w:r>
-        <w:rPr>
-          <w:i/>
-          <w:iCs/>
-          <w:lang w:val="en-US"/>
-        </w:rPr>
-        <w:t>"</w:t>
-      </w:r>
-      <w:proofErr w:type="gramStart"/>
-      <w:r>
-        <w:rPr>
-          <w:i/>
-          <w:iCs/>
-          <w:lang w:val="en-US"/>
-        </w:rPr>
-        <w:t>normal(</w:t>
-      </w:r>
-      <w:proofErr w:type="gramEnd"/>
-      <w:r>
-        <w:rPr>
-          <w:i/>
-          <w:iCs/>
-          <w:lang w:val="en-US"/>
-        </w:rPr>
-        <w:t>0, 0.4)</w:t>
-      </w:r>
-      <w:proofErr w:type="gramStart"/>
-      <w:r>
-        <w:rPr>
-          <w:i/>
-          <w:iCs/>
-          <w:lang w:val="en-US"/>
-        </w:rPr>
-        <w:t xml:space="preserve">",   </w:t>
-      </w:r>
-      <w:proofErr w:type="gramEnd"/>
-      <w:r>
-        <w:rPr>
-          <w:i/>
-          <w:iCs/>
-          <w:lang w:val="en-US"/>
-        </w:rPr>
-        <w:t>class = "b")</w:t>
-      </w:r>
-    </w:p>
-    <w:p>
-      <w:pPr>
-        <w:rPr>
-          <w:lang w:val="en-US"/>
-        </w:rPr>
-      </w:pPr>
-      <w:r>
-        <w:rPr>
-          <w:lang w:val="en-US"/>
-        </w:rPr>
-        <w:t xml:space="preserve">We are saying that your team getting </w:t>
-      </w:r>
-      <w:proofErr w:type="spellStart"/>
-      <w:proofErr w:type="gramStart"/>
+        <w:t>set_prior("normal(0, 0.025)", class = "b", coef = "team_avespeed_pre_c")</w:t>
+      </w:r>
+    </w:p>
+    <w:p>
+      <w:pPr>
+        <w:rPr>
+          <w:lang w:val="en-US"/>
+        </w:rPr>
+      </w:pPr>
+      <w:r>
+        <w:rPr>
+          <w:lang w:val="en-US"/>
+        </w:rPr>
+        <w:t>We are saying that a team running 49km/h in the section before changes the likelyhood of scoring agoal compared to te</w:t>
+      </w:r>
       <w:r>
         <w:rPr>
           <w:lang w:val="en-US"/>
         </w:rPr>
         <w:t>a</w:t>
       </w:r>
-      <w:proofErr w:type="spellEnd"/>
-      <w:proofErr w:type="gramEnd"/>
-      <w:r>
-        <w:rPr>
-          <w:lang w:val="en-US"/>
-        </w:rPr>
-        <w:t xml:space="preserve"> injury in the section before changes the probability to score a goal to be </w:t>
-      </w:r>
-      <w:proofErr w:type="gramStart"/>
-      <w:r>
-        <w:rPr>
-          <w:lang w:val="en-US"/>
-        </w:rPr>
-        <w:t>between  0.45</w:t>
-      </w:r>
-      <w:proofErr w:type="gramEnd"/>
-      <w:r>
-        <w:rPr>
-          <w:lang w:val="en-US"/>
-        </w:rPr>
-        <w:t>% and 2.18%.</w:t>
-      </w:r>
-    </w:p>
-    <w:p>
-      <w:pPr>
-        <w:rPr>
-          <w:lang w:val="en-US"/>
-        </w:rPr>
-      </w:pPr>
-    </w:p>
-    <w:p>
-      <w:pPr>
-        <w:rPr>
-          <w:lang w:val="en-US"/>
-        </w:rPr>
-      </w:pPr>
-      <w:r>
-        <w:rPr>
-          <w:lang w:val="en-US"/>
-        </w:rPr>
-        <w:t>#</w:t>
-      </w:r>
-      <w:r>
-        <w:rPr>
-          <w:lang w:val="en-US"/>
-        </w:rPr>
-        <w:t xml:space="preserve"> </w:t>
-      </w:r>
-      <w:proofErr w:type="spellStart"/>
-      <w:r>
-        <w:rPr>
-          <w:lang w:val="en-US"/>
-        </w:rPr>
-        <w:t>team_avespeed_pre_c</w:t>
-      </w:r>
-      <w:proofErr w:type="spellEnd"/>
-      <w:r>
-        <w:rPr>
-          <w:lang w:val="en-US"/>
-        </w:rPr>
-        <w:t xml:space="preserve"> goes from 0 to 49 </w:t>
-      </w:r>
-      <w:r>
-        <w:rPr>
-          <w:color w:val="C00000"/>
-          <w:lang w:val="en-US"/>
-        </w:rPr>
-        <w:t xml:space="preserve">(reduced effect to adjust for it having </w:t>
-      </w:r>
-      <w:r>
-        <w:rPr>
-          <w:color w:val="C00000"/>
-          <w:lang w:val="en-US"/>
-        </w:rPr>
-        <w:t>49</w:t>
-      </w:r>
-      <w:r>
-        <w:rPr>
-          <w:color w:val="C00000"/>
-          <w:lang w:val="en-US"/>
-        </w:rPr>
-        <w:t xml:space="preserve"> units)</w:t>
-      </w:r>
-    </w:p>
-    <w:p>
-      <w:pPr>
-        <w:rPr>
-          <w:i/>
-          <w:iCs/>
-          <w:lang w:val="en-US"/>
-        </w:rPr>
-      </w:pPr>
-      <w:proofErr w:type="spellStart"/>
-      <w:r>
-        <w:rPr>
-          <w:i/>
-          <w:iCs/>
-          <w:lang w:val="en-US"/>
-        </w:rPr>
-        <w:t>set_</w:t>
-      </w:r>
-      <w:proofErr w:type="gramStart"/>
-      <w:r>
-        <w:rPr>
-          <w:i/>
-          <w:iCs/>
-          <w:lang w:val="en-US"/>
-        </w:rPr>
-        <w:t>prior</w:t>
-      </w:r>
-      <w:proofErr w:type="spellEnd"/>
-      <w:r>
-        <w:rPr>
-          <w:i/>
-          <w:iCs/>
-          <w:lang w:val="en-US"/>
-        </w:rPr>
-        <w:t>(</w:t>
-      </w:r>
-      <w:proofErr w:type="gramEnd"/>
-      <w:r>
-        <w:rPr>
-          <w:i/>
-          <w:iCs/>
-          <w:lang w:val="en-US"/>
-        </w:rPr>
-        <w:t>"</w:t>
-      </w:r>
-      <w:proofErr w:type="gramStart"/>
-      <w:r>
-        <w:rPr>
-          <w:i/>
-          <w:iCs/>
-          <w:lang w:val="en-US"/>
-        </w:rPr>
-        <w:t>normal(</w:t>
-      </w:r>
-      <w:proofErr w:type="gramEnd"/>
-      <w:r>
-        <w:rPr>
-          <w:i/>
-          <w:iCs/>
-          <w:lang w:val="en-US"/>
-        </w:rPr>
-        <w:t xml:space="preserve">0, 0.025)", class = "b", </w:t>
-      </w:r>
-      <w:proofErr w:type="spellStart"/>
-      <w:r>
-        <w:rPr>
-          <w:i/>
-          <w:iCs/>
-          <w:lang w:val="en-US"/>
-        </w:rPr>
-        <w:t>coef</w:t>
-      </w:r>
-      <w:proofErr w:type="spellEnd"/>
-      <w:r>
-        <w:rPr>
-          <w:i/>
-          <w:iCs/>
-          <w:lang w:val="en-US"/>
-        </w:rPr>
-        <w:t xml:space="preserve"> = "</w:t>
-      </w:r>
-      <w:proofErr w:type="spellStart"/>
-      <w:r>
-        <w:rPr>
-          <w:i/>
-          <w:iCs/>
-          <w:lang w:val="en-US"/>
-        </w:rPr>
-        <w:t>team_avespeed_pre_c</w:t>
-      </w:r>
-      <w:proofErr w:type="spellEnd"/>
-      <w:r>
-        <w:rPr>
-          <w:i/>
-          <w:iCs/>
-          <w:lang w:val="en-US"/>
-        </w:rPr>
-        <w:t>")</w:t>
-      </w:r>
-    </w:p>
-    <w:p>
-      <w:pPr>
-        <w:rPr>
-          <w:lang w:val="en-US"/>
-        </w:rPr>
-      </w:pPr>
-      <w:r>
-        <w:rPr>
-          <w:lang w:val="en-US"/>
-        </w:rPr>
-        <w:t xml:space="preserve">We are saying that a team running 49km/h in the section before changes the </w:t>
-      </w:r>
-      <w:proofErr w:type="spellStart"/>
-      <w:r>
-        <w:rPr>
-          <w:lang w:val="en-US"/>
-        </w:rPr>
-        <w:t>likelyhood</w:t>
-      </w:r>
-      <w:proofErr w:type="spellEnd"/>
-      <w:r>
-        <w:rPr>
-          <w:lang w:val="en-US"/>
-        </w:rPr>
-        <w:t xml:space="preserve"> of scoring </w:t>
-      </w:r>
-      <w:proofErr w:type="spellStart"/>
-      <w:r>
-        <w:rPr>
-          <w:lang w:val="en-US"/>
-        </w:rPr>
-        <w:t>agoal</w:t>
-      </w:r>
-      <w:proofErr w:type="spellEnd"/>
-      <w:r>
-        <w:rPr>
-          <w:lang w:val="en-US"/>
-        </w:rPr>
-        <w:t xml:space="preserve"> compared to te</w:t>
-      </w:r>
-      <w:r>
-        <w:rPr>
-          <w:lang w:val="en-US"/>
-        </w:rPr>
-        <w:t>a</w:t>
-      </w:r>
-      <w:r>
-        <w:rPr>
-          <w:lang w:val="en-US"/>
-        </w:rPr>
-        <w:t>m running 0km/h between (</w:t>
-      </w:r>
-      <w:proofErr w:type="gramStart"/>
-      <w:r>
-        <w:rPr>
-          <w:lang w:val="en-US"/>
-        </w:rPr>
-        <w:t>0.0008 ;</w:t>
-      </w:r>
-      <w:proofErr w:type="gramEnd"/>
-      <w:r>
-        <w:rPr>
-          <w:lang w:val="en-US"/>
-        </w:rPr>
-        <w:t xml:space="preserve"> 0.103) so 0.01% to 10,3%.</w:t>
+      <w:r>
+        <w:rPr>
+          <w:lang w:val="en-US"/>
+        </w:rPr>
+        <w:t>m running 0km/h between (0.0008 ; 0.103) so 0.01% to 10,3%.</w:t>
       </w:r>
     </w:p>
     <w:p>
@@ -2759,19 +1473,11 @@
           <w:u w:val="single"/>
         </w:rPr>
       </w:pPr>
-      <w:proofErr w:type="spellStart"/>
       <w:r>
         <w:rPr>
           <w:u w:val="single"/>
         </w:rPr>
-        <w:t>Column</w:t>
-      </w:r>
-      <w:proofErr w:type="spellEnd"/>
-      <w:r>
-        <w:rPr>
-          <w:u w:val="single"/>
-        </w:rPr>
-        <w:t xml:space="preserve"> </w:t>
+        <w:t xml:space="preserve">Column </w:t>
       </w:r>
       <w:r>
         <w:rPr>
@@ -2855,35 +1561,7 @@
         <w:rPr>
           <w:lang w:val="en-US"/>
         </w:rPr>
-        <w:t xml:space="preserve">Wieder </w:t>
-      </w:r>
-      <w:proofErr w:type="spellStart"/>
-      <w:r>
-        <w:rPr>
-          <w:lang w:val="en-US"/>
-        </w:rPr>
-        <w:t>zu</w:t>
-      </w:r>
-      <w:proofErr w:type="spellEnd"/>
-      <w:r>
-        <w:rPr>
-          <w:lang w:val="en-US"/>
-        </w:rPr>
-        <w:t xml:space="preserve"> oft 1 </w:t>
-      </w:r>
-      <w:proofErr w:type="spellStart"/>
-      <w:r>
-        <w:rPr>
-          <w:lang w:val="en-US"/>
-        </w:rPr>
-        <w:t>geschätzt</w:t>
-      </w:r>
-      <w:proofErr w:type="spellEnd"/>
-      <w:r>
-        <w:rPr>
-          <w:lang w:val="en-US"/>
-        </w:rPr>
-        <w:t>.</w:t>
+        <w:t>Wieder zu oft 1 geschätzt.</w:t>
       </w:r>
     </w:p>
     <w:p>
@@ -2904,21 +1582,7 @@
         <w:rPr>
           <w:lang w:val="en-US"/>
         </w:rPr>
-        <w:t xml:space="preserve"># </w:t>
-      </w:r>
-      <w:proofErr w:type="spellStart"/>
-      <w:r>
-        <w:rPr>
-          <w:lang w:val="en-US"/>
-        </w:rPr>
-        <w:t>team_crowd</w:t>
-      </w:r>
-      <w:proofErr w:type="spellEnd"/>
-      <w:r>
-        <w:rPr>
-          <w:lang w:val="en-US"/>
-        </w:rPr>
-        <w:t xml:space="preserve"> goes from 6 t</w:t>
+        <w:t># team_crowd goes from 6 t</w:t>
       </w:r>
       <w:r>
         <w:rPr>
@@ -2956,860 +1620,310 @@
           <w:lang w:val="en-US"/>
         </w:rPr>
       </w:pPr>
-      <w:proofErr w:type="spellStart"/>
       <w:r>
         <w:rPr>
           <w:i/>
           <w:iCs/>
           <w:lang w:val="en-US"/>
         </w:rPr>
-        <w:t>set_</w:t>
-      </w:r>
-      <w:proofErr w:type="gramStart"/>
-      <w:r>
+        <w:t>set_prior("normal(0, 4.8e-05)", class = "b", coef = "team_crowd_c")</w:t>
+      </w:r>
+    </w:p>
+    <w:p>
+      <w:pPr>
+        <w:rPr>
+          <w:lang w:val="en-US"/>
+        </w:rPr>
+      </w:pPr>
+      <w:r>
+        <w:rPr>
+          <w:lang w:val="en-US"/>
+        </w:rPr>
+        <w:lastRenderedPageBreak/>
+        <w:t>We are saying that a team having  25180 home crowd members changes the probability of scoring a goal compared to having 6 homecrowd members by (0.0008 ; 0.10) so 0.01% to 10%.</w:t>
+      </w:r>
+    </w:p>
+    <w:p>
+      <w:pPr>
+        <w:rPr>
+          <w:lang w:val="en-US"/>
+        </w:rPr>
+      </w:pPr>
+    </w:p>
+    <w:p>
+      <w:pPr>
+        <w:rPr>
+          <w:lang w:val="en-US"/>
+        </w:rPr>
+      </w:pPr>
+      <w:r>
+        <w:rPr>
+          <w:lang w:val="en-US"/>
+        </w:rPr>
+        <w:t xml:space="preserve"># </w:t>
+      </w:r>
+      <w:r>
+        <w:rPr>
+          <w:lang w:val="en-US"/>
+        </w:rPr>
+        <w:t>opp</w:t>
+      </w:r>
+      <w:r>
+        <w:rPr>
+          <w:lang w:val="en-US"/>
+        </w:rPr>
+        <w:t>_crowd goes from</w:t>
+      </w:r>
+      <w:r>
+        <w:rPr>
+          <w:lang w:val="en-US"/>
+        </w:rPr>
+        <w:t xml:space="preserve"> </w:t>
+      </w:r>
+      <w:r>
+        <w:rPr>
+          <w:lang w:val="en-US"/>
+        </w:rPr>
+        <w:t>6 t</w:t>
+      </w:r>
+      <w:r>
+        <w:rPr>
+          <w:lang w:val="en-US"/>
+        </w:rPr>
+        <w:t xml:space="preserve">o 25180 </w:t>
+      </w:r>
+      <w:r>
+        <w:rPr>
+          <w:color w:val="C00000"/>
+          <w:lang w:val="en-US"/>
+        </w:rPr>
+        <w:t xml:space="preserve">(reduced effect to adjust for it having </w:t>
+      </w:r>
+      <w:r>
+        <w:rPr>
+          <w:color w:val="C00000"/>
+          <w:lang w:val="en-US"/>
+        </w:rPr>
+        <w:t>25174</w:t>
+      </w:r>
+      <w:r>
+        <w:rPr>
+          <w:color w:val="C00000"/>
+          <w:lang w:val="en-US"/>
+        </w:rPr>
+        <w:t xml:space="preserve"> units)</w:t>
+      </w:r>
+    </w:p>
+    <w:p>
+      <w:pPr>
         <w:rPr>
           <w:i/>
           <w:iCs/>
           <w:lang w:val="en-US"/>
         </w:rPr>
-        <w:t>prior</w:t>
-      </w:r>
-      <w:proofErr w:type="spellEnd"/>
+      </w:pPr>
       <w:r>
         <w:rPr>
           <w:i/>
           <w:iCs/>
           <w:lang w:val="en-US"/>
         </w:rPr>
+        <w:t>set_prior("normal(0, 4.8e-05)", class = "b", coef = "opp_crowd_c")</w:t>
+      </w:r>
+    </w:p>
+    <w:p>
+      <w:pPr>
+        <w:rPr>
+          <w:lang w:val="en-US"/>
+        </w:rPr>
+      </w:pPr>
+      <w:r>
+        <w:rPr>
+          <w:lang w:val="en-US"/>
+        </w:rPr>
+        <w:t>We are saying that a team having  25180 opp crowd members changes the probability of scoring a goal compared to having 6 oppcrowd members by (0.0008 ; 0.10) so 0.01% to 10%.</w:t>
+      </w:r>
+    </w:p>
+    <w:p>
+      <w:pPr>
+        <w:rPr>
+          <w:lang w:val="en-US"/>
+        </w:rPr>
+      </w:pPr>
+    </w:p>
+    <w:p>
+      <w:pPr>
+        <w:rPr>
+          <w:lang w:val="en-US"/>
+        </w:rPr>
+      </w:pPr>
+      <w:r>
+        <w:rPr>
+          <w:lang w:val="en-US"/>
+        </w:rPr>
+        <w:t># p_odds_team goes from 0.05 to 0.8, so 0.75 units</w:t>
+      </w:r>
+      <w:r>
+        <w:rPr>
+          <w:lang w:val="en-US"/>
+        </w:rPr>
+        <w:t xml:space="preserve"> </w:t>
+      </w:r>
+      <w:r>
+        <w:rPr>
+          <w:color w:val="C00000"/>
+          <w:lang w:val="en-US"/>
+        </w:rPr>
         <w:t>(</w:t>
       </w:r>
-      <w:proofErr w:type="gramEnd"/>
-      <w:r>
+      <w:r>
+        <w:rPr>
+          <w:color w:val="C00000"/>
+          <w:lang w:val="en-US"/>
+        </w:rPr>
+        <w:t>increased</w:t>
+      </w:r>
+      <w:r>
+        <w:rPr>
+          <w:color w:val="C00000"/>
+          <w:lang w:val="en-US"/>
+        </w:rPr>
+        <w:t xml:space="preserve"> effect to adjust for </w:t>
+      </w:r>
+      <w:r>
+        <w:rPr>
+          <w:color w:val="C00000"/>
+          <w:lang w:val="en-US"/>
+        </w:rPr>
+        <w:t>having only 0.75 unit)</w:t>
+      </w:r>
+    </w:p>
+    <w:p>
+      <w:pPr>
         <w:rPr>
           <w:i/>
           <w:iCs/>
           <w:lang w:val="en-US"/>
         </w:rPr>
-        <w:t>"</w:t>
-      </w:r>
-      <w:proofErr w:type="gramStart"/>
+      </w:pPr>
       <w:r>
         <w:rPr>
           <w:i/>
           <w:iCs/>
           <w:lang w:val="en-US"/>
         </w:rPr>
-        <w:t>normal(</w:t>
-      </w:r>
-      <w:proofErr w:type="gramEnd"/>
-      <w:r>
+        <w:t>set_prior("normal(0, 1.5)", class = "b", coef = "p_odds_team_c")</w:t>
+      </w:r>
+    </w:p>
+    <w:p>
+      <w:pPr>
+        <w:rPr>
+          <w:lang w:val="en-US"/>
+        </w:rPr>
+      </w:pPr>
+      <w:r>
+        <w:rPr>
+          <w:lang w:val="en-US"/>
+        </w:rPr>
+        <w:t>We are saying that a team having as 0.75 chance of wining compared to 0.05 changes the probability of a goal to be between  (0.00q ; 0.08) so 0.0</w:t>
+      </w:r>
+      <w:r>
+        <w:rPr>
+          <w:lang w:val="en-US"/>
+        </w:rPr>
+        <w:t>1</w:t>
+      </w:r>
+      <w:r>
+        <w:rPr>
+          <w:lang w:val="en-US"/>
+        </w:rPr>
+        <w:t>% to 8.6%.</w:t>
+      </w:r>
+    </w:p>
+    <w:p>
+      <w:pPr>
         <w:rPr>
           <w:i/>
           <w:iCs/>
           <w:lang w:val="en-US"/>
         </w:rPr>
-        <w:t xml:space="preserve">0, 4.8e-05)", class = "b", </w:t>
-      </w:r>
-      <w:proofErr w:type="spellStart"/>
-      <w:r>
+      </w:pPr>
+    </w:p>
+    <w:p>
+      <w:pPr>
+        <w:rPr>
+          <w:lang w:val="en-US"/>
+        </w:rPr>
+      </w:pPr>
+      <w:r>
+        <w:rPr>
+          <w:lang w:val="en-US"/>
+        </w:rPr>
+        <w:t># p_odds_draw goes from 0.14 to 0.33, o 0.19 unit</w:t>
+      </w:r>
+      <w:r>
+        <w:rPr>
+          <w:lang w:val="en-US"/>
+        </w:rPr>
+        <w:t xml:space="preserve">s </w:t>
+      </w:r>
+      <w:r>
+        <w:rPr>
+          <w:color w:val="C00000"/>
+          <w:lang w:val="en-US"/>
+        </w:rPr>
+        <w:t>(</w:t>
+      </w:r>
+      <w:r>
+        <w:rPr>
+          <w:color w:val="C00000"/>
+          <w:lang w:val="en-US"/>
+        </w:rPr>
+        <w:t>increased</w:t>
+      </w:r>
+      <w:r>
+        <w:rPr>
+          <w:color w:val="C00000"/>
+          <w:lang w:val="en-US"/>
+        </w:rPr>
+        <w:t xml:space="preserve"> effect to adjust for </w:t>
+      </w:r>
+      <w:r>
+        <w:rPr>
+          <w:color w:val="C00000"/>
+          <w:lang w:val="en-US"/>
+        </w:rPr>
+        <w:t>having only 0.19 unit)</w:t>
+      </w:r>
+    </w:p>
+    <w:p>
+      <w:pPr>
         <w:rPr>
           <w:i/>
           <w:iCs/>
           <w:lang w:val="en-US"/>
         </w:rPr>
-        <w:t>coef</w:t>
-      </w:r>
-      <w:proofErr w:type="spellEnd"/>
+      </w:pPr>
       <w:r>
         <w:rPr>
           <w:i/>
           <w:iCs/>
           <w:lang w:val="en-US"/>
         </w:rPr>
-        <w:t xml:space="preserve"> = "</w:t>
-      </w:r>
-      <w:proofErr w:type="spellStart"/>
-      <w:r>
-        <w:rPr>
-          <w:i/>
-          <w:iCs/>
-          <w:lang w:val="en-US"/>
-        </w:rPr>
-        <w:t>team_crowd_c</w:t>
-      </w:r>
-      <w:proofErr w:type="spellEnd"/>
-      <w:r>
-        <w:rPr>
-          <w:i/>
-          <w:iCs/>
-          <w:lang w:val="en-US"/>
-        </w:rPr>
-        <w:t>")</w:t>
-      </w:r>
-    </w:p>
-    <w:p>
-      <w:pPr>
-        <w:rPr>
-          <w:lang w:val="en-US"/>
-        </w:rPr>
-      </w:pPr>
-      <w:r>
-        <w:rPr>
-          <w:lang w:val="en-US"/>
-        </w:rPr>
-        <w:lastRenderedPageBreak/>
-        <w:t xml:space="preserve">We are saying that a team </w:t>
-      </w:r>
-      <w:proofErr w:type="gramStart"/>
-      <w:r>
-        <w:rPr>
-          <w:lang w:val="en-US"/>
-        </w:rPr>
-        <w:t>having  25180</w:t>
-      </w:r>
-      <w:proofErr w:type="gramEnd"/>
-      <w:r>
-        <w:rPr>
-          <w:lang w:val="en-US"/>
-        </w:rPr>
-        <w:t xml:space="preserve"> home crowd members changes the probability of scoring a goal compared to having 6 </w:t>
-      </w:r>
-      <w:proofErr w:type="spellStart"/>
-      <w:proofErr w:type="gramStart"/>
-      <w:r>
-        <w:rPr>
-          <w:lang w:val="en-US"/>
-        </w:rPr>
-        <w:t>homecrowd</w:t>
-      </w:r>
-      <w:proofErr w:type="spellEnd"/>
-      <w:proofErr w:type="gramEnd"/>
-      <w:r>
-        <w:rPr>
-          <w:lang w:val="en-US"/>
-        </w:rPr>
-        <w:t xml:space="preserve"> members by (</w:t>
-      </w:r>
-      <w:proofErr w:type="gramStart"/>
-      <w:r>
-        <w:rPr>
-          <w:lang w:val="en-US"/>
-        </w:rPr>
-        <w:t>0.0008 ;</w:t>
-      </w:r>
-      <w:proofErr w:type="gramEnd"/>
-      <w:r>
-        <w:rPr>
-          <w:lang w:val="en-US"/>
-        </w:rPr>
-        <w:t xml:space="preserve"> 0.10) so 0.01% to 10%.</w:t>
-      </w:r>
-    </w:p>
-    <w:p>
-      <w:pPr>
-        <w:rPr>
-          <w:lang w:val="en-US"/>
-        </w:rPr>
-      </w:pPr>
-    </w:p>
-    <w:p>
-      <w:pPr>
-        <w:rPr>
-          <w:lang w:val="en-US"/>
-        </w:rPr>
-      </w:pPr>
-      <w:r>
-        <w:rPr>
-          <w:lang w:val="en-US"/>
-        </w:rPr>
-        <w:t xml:space="preserve"># </w:t>
-      </w:r>
-      <w:proofErr w:type="spellStart"/>
-      <w:r>
-        <w:rPr>
-          <w:lang w:val="en-US"/>
-        </w:rPr>
-        <w:t>opp</w:t>
-      </w:r>
-      <w:r>
-        <w:rPr>
-          <w:lang w:val="en-US"/>
-        </w:rPr>
-        <w:t>_crowd</w:t>
-      </w:r>
-      <w:proofErr w:type="spellEnd"/>
-      <w:r>
-        <w:rPr>
-          <w:lang w:val="en-US"/>
-        </w:rPr>
-        <w:t xml:space="preserve"> goes from</w:t>
-      </w:r>
-      <w:r>
-        <w:rPr>
-          <w:lang w:val="en-US"/>
-        </w:rPr>
-        <w:t xml:space="preserve"> </w:t>
-      </w:r>
-      <w:r>
-        <w:rPr>
-          <w:lang w:val="en-US"/>
-        </w:rPr>
-        <w:t>6 t</w:t>
-      </w:r>
-      <w:r>
-        <w:rPr>
-          <w:lang w:val="en-US"/>
-        </w:rPr>
-        <w:t xml:space="preserve">o 25180 </w:t>
-      </w:r>
-      <w:r>
-        <w:rPr>
-          <w:color w:val="C00000"/>
-          <w:lang w:val="en-US"/>
-        </w:rPr>
-        <w:t xml:space="preserve">(reduced effect to adjust for it having </w:t>
-      </w:r>
-      <w:r>
-        <w:rPr>
-          <w:color w:val="C00000"/>
-          <w:lang w:val="en-US"/>
-        </w:rPr>
-        <w:t>25174</w:t>
-      </w:r>
-      <w:r>
-        <w:rPr>
-          <w:color w:val="C00000"/>
-          <w:lang w:val="en-US"/>
-        </w:rPr>
-        <w:t xml:space="preserve"> units)</w:t>
-      </w:r>
-    </w:p>
-    <w:p>
-      <w:pPr>
-        <w:rPr>
-          <w:i/>
-          <w:iCs/>
-          <w:lang w:val="en-US"/>
-        </w:rPr>
-      </w:pPr>
-      <w:proofErr w:type="spellStart"/>
-      <w:r>
-        <w:rPr>
-          <w:i/>
-          <w:iCs/>
-          <w:lang w:val="en-US"/>
-        </w:rPr>
-        <w:t>set_</w:t>
-      </w:r>
-      <w:proofErr w:type="gramStart"/>
-      <w:r>
-        <w:rPr>
-          <w:i/>
-          <w:iCs/>
-          <w:lang w:val="en-US"/>
-        </w:rPr>
-        <w:t>prior</w:t>
-      </w:r>
-      <w:proofErr w:type="spellEnd"/>
-      <w:r>
-        <w:rPr>
-          <w:i/>
-          <w:iCs/>
-          <w:lang w:val="en-US"/>
-        </w:rPr>
-        <w:t>(</w:t>
-      </w:r>
-      <w:proofErr w:type="gramEnd"/>
-      <w:r>
-        <w:rPr>
-          <w:i/>
-          <w:iCs/>
-          <w:lang w:val="en-US"/>
-        </w:rPr>
-        <w:t>"</w:t>
-      </w:r>
-      <w:proofErr w:type="gramStart"/>
-      <w:r>
-        <w:rPr>
-          <w:i/>
-          <w:iCs/>
-          <w:lang w:val="en-US"/>
-        </w:rPr>
-        <w:t>normal(</w:t>
-      </w:r>
-      <w:proofErr w:type="gramEnd"/>
-      <w:r>
-        <w:rPr>
-          <w:i/>
-          <w:iCs/>
-          <w:lang w:val="en-US"/>
-        </w:rPr>
-        <w:t xml:space="preserve">0, 4.8e-05)", class = "b", </w:t>
-      </w:r>
-      <w:proofErr w:type="spellStart"/>
-      <w:r>
-        <w:rPr>
-          <w:i/>
-          <w:iCs/>
-          <w:lang w:val="en-US"/>
-        </w:rPr>
-        <w:t>coef</w:t>
-      </w:r>
-      <w:proofErr w:type="spellEnd"/>
-      <w:r>
-        <w:rPr>
-          <w:i/>
-          <w:iCs/>
-          <w:lang w:val="en-US"/>
-        </w:rPr>
-        <w:t xml:space="preserve"> = "</w:t>
-      </w:r>
-      <w:proofErr w:type="spellStart"/>
-      <w:r>
-        <w:rPr>
-          <w:i/>
-          <w:iCs/>
-          <w:lang w:val="en-US"/>
-        </w:rPr>
-        <w:t>opp_crowd_c</w:t>
-      </w:r>
-      <w:proofErr w:type="spellEnd"/>
-      <w:r>
-        <w:rPr>
-          <w:i/>
-          <w:iCs/>
-          <w:lang w:val="en-US"/>
-        </w:rPr>
-        <w:t>")</w:t>
-      </w:r>
-    </w:p>
-    <w:p>
-      <w:pPr>
-        <w:rPr>
-          <w:lang w:val="en-US"/>
-        </w:rPr>
-      </w:pPr>
-      <w:r>
-        <w:rPr>
-          <w:lang w:val="en-US"/>
-        </w:rPr>
-        <w:t xml:space="preserve">We are saying that a team </w:t>
-      </w:r>
-      <w:proofErr w:type="gramStart"/>
-      <w:r>
-        <w:rPr>
-          <w:lang w:val="en-US"/>
-        </w:rPr>
-        <w:t>having  25180</w:t>
-      </w:r>
-      <w:proofErr w:type="gramEnd"/>
-      <w:r>
-        <w:rPr>
-          <w:lang w:val="en-US"/>
-        </w:rPr>
-        <w:t xml:space="preserve"> </w:t>
-      </w:r>
-      <w:proofErr w:type="spellStart"/>
-      <w:r>
-        <w:rPr>
-          <w:lang w:val="en-US"/>
-        </w:rPr>
-        <w:t>opp</w:t>
-      </w:r>
-      <w:proofErr w:type="spellEnd"/>
-      <w:r>
-        <w:rPr>
-          <w:lang w:val="en-US"/>
-        </w:rPr>
-        <w:t xml:space="preserve"> crowd members changes the probability of scoring a goal compared to having 6 </w:t>
-      </w:r>
-      <w:proofErr w:type="spellStart"/>
-      <w:r>
-        <w:rPr>
-          <w:lang w:val="en-US"/>
-        </w:rPr>
-        <w:t>oppcrowd</w:t>
-      </w:r>
-      <w:proofErr w:type="spellEnd"/>
-      <w:r>
-        <w:rPr>
-          <w:lang w:val="en-US"/>
-        </w:rPr>
-        <w:t xml:space="preserve"> members by (</w:t>
-      </w:r>
-      <w:proofErr w:type="gramStart"/>
-      <w:r>
-        <w:rPr>
-          <w:lang w:val="en-US"/>
-        </w:rPr>
-        <w:t>0.0008 ;</w:t>
-      </w:r>
-      <w:proofErr w:type="gramEnd"/>
-      <w:r>
-        <w:rPr>
-          <w:lang w:val="en-US"/>
-        </w:rPr>
-        <w:t xml:space="preserve"> 0.10) so 0.01% to 10%.</w:t>
-      </w:r>
-    </w:p>
-    <w:p>
-      <w:pPr>
-        <w:rPr>
-          <w:lang w:val="en-US"/>
-        </w:rPr>
-      </w:pPr>
-    </w:p>
-    <w:p>
-      <w:pPr>
-        <w:rPr>
-          <w:lang w:val="en-US"/>
-        </w:rPr>
-      </w:pPr>
-      <w:r>
-        <w:rPr>
-          <w:lang w:val="en-US"/>
-        </w:rPr>
-        <w:t xml:space="preserve"># </w:t>
-      </w:r>
-      <w:proofErr w:type="spellStart"/>
-      <w:r>
-        <w:rPr>
-          <w:lang w:val="en-US"/>
-        </w:rPr>
-        <w:t>p_odds_team</w:t>
-      </w:r>
-      <w:proofErr w:type="spellEnd"/>
-      <w:r>
-        <w:rPr>
-          <w:lang w:val="en-US"/>
-        </w:rPr>
-        <w:t xml:space="preserve"> goes from 0.05 to 0.8, so 0.75 units</w:t>
-      </w:r>
-      <w:r>
-        <w:rPr>
-          <w:lang w:val="en-US"/>
-        </w:rPr>
-        <w:t xml:space="preserve"> </w:t>
-      </w:r>
-      <w:r>
-        <w:rPr>
-          <w:color w:val="C00000"/>
-          <w:lang w:val="en-US"/>
-        </w:rPr>
-        <w:t>(</w:t>
-      </w:r>
-      <w:r>
-        <w:rPr>
-          <w:color w:val="C00000"/>
-          <w:lang w:val="en-US"/>
-        </w:rPr>
-        <w:t>increased</w:t>
-      </w:r>
-      <w:r>
-        <w:rPr>
-          <w:color w:val="C00000"/>
-          <w:lang w:val="en-US"/>
-        </w:rPr>
-        <w:t xml:space="preserve"> effect to adjust for </w:t>
-      </w:r>
-      <w:r>
-        <w:rPr>
-          <w:color w:val="C00000"/>
-          <w:lang w:val="en-US"/>
-        </w:rPr>
-        <w:t>having only 0.75 unit)</w:t>
-      </w:r>
-    </w:p>
-    <w:p>
-      <w:pPr>
-        <w:rPr>
-          <w:i/>
-          <w:iCs/>
-          <w:lang w:val="en-US"/>
-        </w:rPr>
-      </w:pPr>
-      <w:proofErr w:type="spellStart"/>
-      <w:r>
-        <w:rPr>
-          <w:i/>
-          <w:iCs/>
-          <w:lang w:val="en-US"/>
-        </w:rPr>
-        <w:t>set_</w:t>
-      </w:r>
-      <w:proofErr w:type="gramStart"/>
-      <w:r>
-        <w:rPr>
-          <w:i/>
-          <w:iCs/>
-          <w:lang w:val="en-US"/>
-        </w:rPr>
-        <w:t>prior</w:t>
-      </w:r>
-      <w:proofErr w:type="spellEnd"/>
-      <w:r>
-        <w:rPr>
-          <w:i/>
-          <w:iCs/>
-          <w:lang w:val="en-US"/>
-        </w:rPr>
-        <w:t>(</w:t>
-      </w:r>
-      <w:proofErr w:type="gramEnd"/>
-      <w:r>
-        <w:rPr>
-          <w:i/>
-          <w:iCs/>
-          <w:lang w:val="en-US"/>
-        </w:rPr>
-        <w:t>"</w:t>
-      </w:r>
-      <w:proofErr w:type="gramStart"/>
-      <w:r>
-        <w:rPr>
-          <w:i/>
-          <w:iCs/>
-          <w:lang w:val="en-US"/>
-        </w:rPr>
-        <w:t>normal(</w:t>
-      </w:r>
-      <w:proofErr w:type="gramEnd"/>
-      <w:r>
-        <w:rPr>
-          <w:i/>
-          <w:iCs/>
-          <w:lang w:val="en-US"/>
-        </w:rPr>
-        <w:t xml:space="preserve">0, 1.5)", class = "b", </w:t>
-      </w:r>
-      <w:proofErr w:type="spellStart"/>
-      <w:r>
-        <w:rPr>
-          <w:i/>
-          <w:iCs/>
-          <w:lang w:val="en-US"/>
-        </w:rPr>
-        <w:t>coef</w:t>
-      </w:r>
-      <w:proofErr w:type="spellEnd"/>
-      <w:r>
-        <w:rPr>
-          <w:i/>
-          <w:iCs/>
-          <w:lang w:val="en-US"/>
-        </w:rPr>
-        <w:t xml:space="preserve"> = "</w:t>
-      </w:r>
-      <w:proofErr w:type="spellStart"/>
-      <w:r>
-        <w:rPr>
-          <w:i/>
-          <w:iCs/>
-          <w:lang w:val="en-US"/>
-        </w:rPr>
-        <w:t>p_odds_team_c</w:t>
-      </w:r>
-      <w:proofErr w:type="spellEnd"/>
-      <w:r>
-        <w:rPr>
-          <w:i/>
-          <w:iCs/>
-          <w:lang w:val="en-US"/>
-        </w:rPr>
-        <w:t>")</w:t>
-      </w:r>
-    </w:p>
-    <w:p>
-      <w:pPr>
-        <w:rPr>
-          <w:lang w:val="en-US"/>
-        </w:rPr>
-      </w:pPr>
-      <w:r>
-        <w:rPr>
-          <w:lang w:val="en-US"/>
-        </w:rPr>
-        <w:t xml:space="preserve">We are saying that a team having </w:t>
-      </w:r>
-      <w:proofErr w:type="gramStart"/>
-      <w:r>
-        <w:rPr>
-          <w:lang w:val="en-US"/>
-        </w:rPr>
-        <w:t>as</w:t>
-      </w:r>
-      <w:proofErr w:type="gramEnd"/>
-      <w:r>
-        <w:rPr>
-          <w:lang w:val="en-US"/>
-        </w:rPr>
-        <w:t xml:space="preserve"> 0.75 chance of </w:t>
-      </w:r>
-      <w:proofErr w:type="spellStart"/>
-      <w:proofErr w:type="gramStart"/>
-      <w:r>
-        <w:rPr>
-          <w:lang w:val="en-US"/>
-        </w:rPr>
-        <w:t>wining</w:t>
-      </w:r>
-      <w:proofErr w:type="spellEnd"/>
-      <w:proofErr w:type="gramEnd"/>
-      <w:r>
-        <w:rPr>
-          <w:lang w:val="en-US"/>
-        </w:rPr>
-        <w:t xml:space="preserve"> compared to 0.05 changes the probability of a goal to be </w:t>
-      </w:r>
-      <w:proofErr w:type="gramStart"/>
-      <w:r>
-        <w:rPr>
-          <w:lang w:val="en-US"/>
-        </w:rPr>
-        <w:t>between  (0.00q ;</w:t>
-      </w:r>
-      <w:proofErr w:type="gramEnd"/>
-      <w:r>
-        <w:rPr>
-          <w:lang w:val="en-US"/>
-        </w:rPr>
-        <w:t xml:space="preserve"> 0.08) so 0.0</w:t>
-      </w:r>
-      <w:r>
-        <w:rPr>
-          <w:lang w:val="en-US"/>
-        </w:rPr>
-        <w:t>1</w:t>
-      </w:r>
-      <w:r>
-        <w:rPr>
-          <w:lang w:val="en-US"/>
-        </w:rPr>
-        <w:t>% to 8.6%.</w:t>
-      </w:r>
-    </w:p>
-    <w:p>
-      <w:pPr>
-        <w:rPr>
-          <w:i/>
-          <w:iCs/>
-          <w:lang w:val="en-US"/>
-        </w:rPr>
-      </w:pPr>
-    </w:p>
-    <w:p>
-      <w:pPr>
-        <w:rPr>
-          <w:lang w:val="en-US"/>
-        </w:rPr>
-      </w:pPr>
-      <w:r>
-        <w:rPr>
-          <w:lang w:val="en-US"/>
-        </w:rPr>
-        <w:t xml:space="preserve"># </w:t>
-      </w:r>
-      <w:proofErr w:type="spellStart"/>
-      <w:r>
-        <w:rPr>
-          <w:lang w:val="en-US"/>
-        </w:rPr>
-        <w:t>p_odds_draw</w:t>
-      </w:r>
-      <w:proofErr w:type="spellEnd"/>
-      <w:r>
-        <w:rPr>
-          <w:lang w:val="en-US"/>
-        </w:rPr>
-        <w:t xml:space="preserve"> goes from 0.14 to 0.33, o 0.19 unit</w:t>
-      </w:r>
-      <w:r>
-        <w:rPr>
-          <w:lang w:val="en-US"/>
-        </w:rPr>
-        <w:t xml:space="preserve">s </w:t>
-      </w:r>
-      <w:r>
-        <w:rPr>
-          <w:color w:val="C00000"/>
-          <w:lang w:val="en-US"/>
-        </w:rPr>
-        <w:t>(</w:t>
-      </w:r>
-      <w:r>
-        <w:rPr>
-          <w:color w:val="C00000"/>
-          <w:lang w:val="en-US"/>
-        </w:rPr>
-        <w:t>increased</w:t>
-      </w:r>
-      <w:r>
-        <w:rPr>
-          <w:color w:val="C00000"/>
-          <w:lang w:val="en-US"/>
-        </w:rPr>
-        <w:t xml:space="preserve"> effect to adjust for </w:t>
-      </w:r>
-      <w:r>
-        <w:rPr>
-          <w:color w:val="C00000"/>
-          <w:lang w:val="en-US"/>
-        </w:rPr>
-        <w:t>having only 0.19 unit)</w:t>
-      </w:r>
-    </w:p>
-    <w:p>
-      <w:pPr>
-        <w:rPr>
-          <w:i/>
-          <w:iCs/>
-          <w:lang w:val="en-US"/>
-        </w:rPr>
-      </w:pPr>
-      <w:proofErr w:type="spellStart"/>
-      <w:r>
-        <w:rPr>
-          <w:i/>
-          <w:iCs/>
-          <w:lang w:val="en-US"/>
-        </w:rPr>
-        <w:t>set_</w:t>
-      </w:r>
-      <w:proofErr w:type="gramStart"/>
-      <w:r>
-        <w:rPr>
-          <w:i/>
-          <w:iCs/>
-          <w:lang w:val="en-US"/>
-        </w:rPr>
-        <w:t>prior</w:t>
-      </w:r>
-      <w:proofErr w:type="spellEnd"/>
-      <w:r>
-        <w:rPr>
-          <w:i/>
-          <w:iCs/>
-          <w:lang w:val="en-US"/>
-        </w:rPr>
-        <w:t>(</w:t>
-      </w:r>
-      <w:proofErr w:type="gramEnd"/>
-      <w:r>
-        <w:rPr>
-          <w:i/>
-          <w:iCs/>
-          <w:lang w:val="en-US"/>
-        </w:rPr>
-        <w:t>"</w:t>
-      </w:r>
-      <w:proofErr w:type="gramStart"/>
-      <w:r>
-        <w:rPr>
-          <w:i/>
-          <w:iCs/>
-          <w:lang w:val="en-US"/>
-        </w:rPr>
-        <w:t>normal(</w:t>
-      </w:r>
-      <w:proofErr w:type="gramEnd"/>
-      <w:r>
-        <w:rPr>
-          <w:i/>
-          <w:iCs/>
-          <w:lang w:val="en-US"/>
-        </w:rPr>
-        <w:t xml:space="preserve">0, 2.5)", class = "b", </w:t>
-      </w:r>
-      <w:proofErr w:type="spellStart"/>
-      <w:r>
-        <w:rPr>
-          <w:i/>
-          <w:iCs/>
-          <w:lang w:val="en-US"/>
-        </w:rPr>
-        <w:t>coef</w:t>
-      </w:r>
-      <w:proofErr w:type="spellEnd"/>
-      <w:r>
-        <w:rPr>
-          <w:i/>
-          <w:iCs/>
-          <w:lang w:val="en-US"/>
-        </w:rPr>
-        <w:t xml:space="preserve"> = "</w:t>
-      </w:r>
-      <w:proofErr w:type="spellStart"/>
-      <w:r>
-        <w:rPr>
-          <w:i/>
-          <w:iCs/>
-          <w:lang w:val="en-US"/>
-        </w:rPr>
-        <w:t>p_odds_draw_c</w:t>
-      </w:r>
-      <w:proofErr w:type="spellEnd"/>
-      <w:r>
-        <w:rPr>
-          <w:i/>
-          <w:iCs/>
-          <w:lang w:val="en-US"/>
-        </w:rPr>
-        <w:t>")</w:t>
-      </w:r>
-    </w:p>
-    <w:p>
-      <w:pPr>
-        <w:rPr>
-          <w:lang w:val="en-US"/>
-        </w:rPr>
-      </w:pPr>
-      <w:r>
-        <w:rPr>
-          <w:lang w:val="en-US"/>
-        </w:rPr>
-        <w:t xml:space="preserve">We are saying that a team having </w:t>
-      </w:r>
-      <w:proofErr w:type="gramStart"/>
-      <w:r>
-        <w:rPr>
-          <w:lang w:val="en-US"/>
-        </w:rPr>
-        <w:t>as</w:t>
-      </w:r>
-      <w:proofErr w:type="gramEnd"/>
-      <w:r>
-        <w:rPr>
-          <w:lang w:val="en-US"/>
-        </w:rPr>
-        <w:t xml:space="preserve"> 0.33 chance of </w:t>
-      </w:r>
-      <w:proofErr w:type="gramStart"/>
-      <w:r>
-        <w:rPr>
-          <w:lang w:val="en-US"/>
-        </w:rPr>
-        <w:t>an</w:t>
-      </w:r>
-      <w:proofErr w:type="gramEnd"/>
-      <w:r>
-        <w:rPr>
-          <w:lang w:val="en-US"/>
-        </w:rPr>
-        <w:t xml:space="preserve"> draw compared to 0.14changes the probability of a goal to be </w:t>
-      </w:r>
-      <w:proofErr w:type="gramStart"/>
-      <w:r>
-        <w:rPr>
-          <w:lang w:val="en-US"/>
-        </w:rPr>
-        <w:t>between  (0.003 ;</w:t>
-      </w:r>
-      <w:proofErr w:type="gramEnd"/>
-      <w:r>
-        <w:rPr>
-          <w:lang w:val="en-US"/>
-        </w:rPr>
-        <w:t xml:space="preserve"> 0.025) so 0.03% to 2.5%.</w:t>
+        <w:t>set_prior("normal(0, 2.5)", class = "b", coef = "p_odds_draw_c")</w:t>
+      </w:r>
+    </w:p>
+    <w:p>
+      <w:pPr>
+        <w:rPr>
+          <w:lang w:val="en-US"/>
+        </w:rPr>
+      </w:pPr>
+      <w:r>
+        <w:rPr>
+          <w:lang w:val="en-US"/>
+        </w:rPr>
+        <w:t>We are saying that a team having as 0.33 chance of an draw compared to 0.14changes the probability of a goal to be between  (0.003 ; 0.025) so 0.03% to 2.5%.</w:t>
       </w:r>
     </w:p>
     <w:p>
@@ -3893,19 +2007,11 @@
           <w:u w:val="single"/>
         </w:rPr>
       </w:pPr>
-      <w:proofErr w:type="spellStart"/>
       <w:r>
         <w:rPr>
           <w:u w:val="single"/>
         </w:rPr>
-        <w:t>Column</w:t>
-      </w:r>
-      <w:proofErr w:type="spellEnd"/>
-      <w:r>
-        <w:rPr>
-          <w:u w:val="single"/>
-        </w:rPr>
-        <w:t xml:space="preserve"> 5</w:t>
+        <w:t>Column 5</w:t>
       </w:r>
     </w:p>
     <w:p>
@@ -3976,21 +2082,7 @@
         <w:rPr>
           <w:lang w:val="en-US"/>
         </w:rPr>
-        <w:t xml:space="preserve"># </w:t>
-      </w:r>
-      <w:proofErr w:type="spellStart"/>
-      <w:r>
-        <w:rPr>
-          <w:lang w:val="en-US"/>
-        </w:rPr>
-        <w:t>playersprints</w:t>
-      </w:r>
-      <w:proofErr w:type="spellEnd"/>
-      <w:r>
-        <w:rPr>
-          <w:lang w:val="en-US"/>
-        </w:rPr>
-        <w:t xml:space="preserve"> goes from 0 to 12</w:t>
+        <w:t># playersprints goes from 0 to 12</w:t>
       </w:r>
       <w:r>
         <w:rPr>
@@ -4035,97 +2127,13 @@
           <w:lang w:val="en-US"/>
         </w:rPr>
       </w:pPr>
-      <w:proofErr w:type="spellStart"/>
       <w:r>
         <w:rPr>
           <w:i/>
           <w:iCs/>
           <w:lang w:val="en-US"/>
         </w:rPr>
-        <w:t>set_</w:t>
-      </w:r>
-      <w:proofErr w:type="gramStart"/>
-      <w:r>
-        <w:rPr>
-          <w:i/>
-          <w:iCs/>
-          <w:lang w:val="en-US"/>
-        </w:rPr>
-        <w:t>prior</w:t>
-      </w:r>
-      <w:proofErr w:type="spellEnd"/>
-      <w:r>
-        <w:rPr>
-          <w:i/>
-          <w:iCs/>
-          <w:lang w:val="en-US"/>
-        </w:rPr>
-        <w:t>(</w:t>
-      </w:r>
-      <w:proofErr w:type="gramEnd"/>
-      <w:r>
-        <w:rPr>
-          <w:i/>
-          <w:iCs/>
-          <w:lang w:val="en-US"/>
-        </w:rPr>
-        <w:t>"</w:t>
-      </w:r>
-      <w:proofErr w:type="gramStart"/>
-      <w:r>
-        <w:rPr>
-          <w:i/>
-          <w:iCs/>
-          <w:lang w:val="en-US"/>
-        </w:rPr>
-        <w:t>normal(</w:t>
-      </w:r>
-      <w:proofErr w:type="gramEnd"/>
-      <w:r>
-        <w:rPr>
-          <w:i/>
-          <w:iCs/>
-          <w:lang w:val="en-US"/>
-        </w:rPr>
-        <w:t xml:space="preserve">0, 0.1)", class = "b", </w:t>
-      </w:r>
-      <w:proofErr w:type="spellStart"/>
-      <w:r>
-        <w:rPr>
-          <w:i/>
-          <w:iCs/>
-          <w:lang w:val="en-US"/>
-        </w:rPr>
-        <w:t>coef</w:t>
-      </w:r>
-      <w:proofErr w:type="spellEnd"/>
-      <w:r>
-        <w:rPr>
-          <w:i/>
-          <w:iCs/>
-          <w:lang w:val="en-US"/>
-        </w:rPr>
-        <w:t xml:space="preserve"> = "</w:t>
-      </w:r>
-      <w:proofErr w:type="spellStart"/>
-      <w:proofErr w:type="gramStart"/>
-      <w:r>
-        <w:rPr>
-          <w:i/>
-          <w:iCs/>
-          <w:lang w:val="en-US"/>
-        </w:rPr>
-        <w:t>playersprints_c</w:t>
-      </w:r>
-      <w:proofErr w:type="spellEnd"/>
-      <w:proofErr w:type="gramEnd"/>
-      <w:r>
-        <w:rPr>
-          <w:i/>
-          <w:iCs/>
-          <w:lang w:val="en-US"/>
-        </w:rPr>
-        <w:t>")</w:t>
+        <w:t>set_prior("normal(0, 0.1)", class = "b", coef = "playersprints_c")</w:t>
       </w:r>
     </w:p>
     <w:p>
@@ -4144,49 +2152,7 @@
         <w:rPr>
           <w:lang w:val="en-US"/>
         </w:rPr>
-        <w:t xml:space="preserve">e are saying that a player having </w:t>
-      </w:r>
-      <w:proofErr w:type="gramStart"/>
-      <w:r>
-        <w:rPr>
-          <w:lang w:val="en-US"/>
-        </w:rPr>
-        <w:t>ran</w:t>
-      </w:r>
-      <w:proofErr w:type="gramEnd"/>
-      <w:r>
-        <w:rPr>
-          <w:lang w:val="en-US"/>
-        </w:rPr>
-        <w:t xml:space="preserve"> 12 times in this section compared to zero changes the probability of scoring between (</w:t>
-      </w:r>
-      <w:proofErr w:type="gramStart"/>
-      <w:r>
-        <w:rPr>
-          <w:lang w:val="en-US"/>
-        </w:rPr>
-        <w:t>0.0009 ;</w:t>
-      </w:r>
-      <w:proofErr w:type="gramEnd"/>
-      <w:r>
-        <w:rPr>
-          <w:lang w:val="en-US"/>
-        </w:rPr>
-        <w:t xml:space="preserve"> 0.9975) </w:t>
-      </w:r>
-      <w:proofErr w:type="gramStart"/>
-      <w:r>
-        <w:rPr>
-          <w:lang w:val="en-US"/>
-        </w:rPr>
-        <w:t>so</w:t>
-      </w:r>
-      <w:proofErr w:type="gramEnd"/>
-      <w:r>
-        <w:rPr>
-          <w:lang w:val="en-US"/>
-        </w:rPr>
-        <w:t xml:space="preserve"> 0.1% to 10%.</w:t>
+        <w:t>e are saying that a player having ran 12 times in this section compared to zero changes the probability of scoring between (0.0009 ; 0.9975) so 0.1% to 10%.</w:t>
       </w:r>
     </w:p>
     <w:p>
@@ -4218,16 +2184,8 @@
         <w:rPr>
           <w:lang w:val="en-US"/>
         </w:rPr>
-        <w:t xml:space="preserve"> </w:t>
-      </w:r>
-      <w:proofErr w:type="spellStart"/>
-      <w:r>
-        <w:rPr>
-          <w:lang w:val="en-US"/>
-        </w:rPr>
-        <w:t>pp_check</w:t>
-      </w:r>
-      <w:proofErr w:type="spellEnd"/>
+        <w:t xml:space="preserve"> pp_check</w:t>
+      </w:r>
     </w:p>
     <w:p>
       <w:pPr>
@@ -4546,9 +2504,9 @@
           <w:lang w:val="en-US"/>
         </w:rPr>
         <w:drawing>
-          <wp:inline distT="0" distB="0" distL="0" distR="0" wp14:anchorId="63419CD2" wp14:editId="665CC8D0">
-            <wp:extent cx="3545255" cy="2190461"/>
-            <wp:effectExtent l="0" t="0" r="0" b="635"/>
+          <wp:inline distT="0" distB="0" distL="0" distR="0" wp14:anchorId="63419CD2" wp14:editId="425988BB">
+            <wp:extent cx="4529944" cy="2798859"/>
+            <wp:effectExtent l="0" t="0" r="4445" b="1905"/>
             <wp:docPr id="1808174930" name="Grafik 6"/>
             <wp:cNvGraphicFramePr>
               <a:graphicFrameLocks xmlns:a="http://schemas.openxmlformats.org/drawingml/2006/main" noChangeAspect="1"/>
@@ -4578,7 +2536,7 @@
                   <pic:spPr bwMode="auto">
                     <a:xfrm>
                       <a:off x="0" y="0"/>
-                      <a:ext cx="3572678" cy="2207405"/>
+                      <a:ext cx="4577985" cy="2828541"/>
                     </a:xfrm>
                     <a:prstGeom prst="rect">
                       <a:avLst/>
@@ -4648,74 +2606,28 @@
           <w:lang w:val="en-US"/>
         </w:rPr>
       </w:pPr>
-      <w:proofErr w:type="spellStart"/>
       <w:r>
         <w:rPr>
           <w:i/>
           <w:iCs/>
           <w:lang w:val="en-US"/>
         </w:rPr>
-        <w:t>set_</w:t>
-      </w:r>
-      <w:proofErr w:type="gramStart"/>
+        <w:t xml:space="preserve">set_prior("normal(-2.2, </w:t>
+      </w:r>
       <w:r>
         <w:rPr>
           <w:i/>
           <w:iCs/>
           <w:lang w:val="en-US"/>
         </w:rPr>
-        <w:t>prior</w:t>
-      </w:r>
-      <w:proofErr w:type="spellEnd"/>
+        <w:t>0.3</w:t>
+      </w:r>
       <w:r>
         <w:rPr>
           <w:i/>
           <w:iCs/>
           <w:lang w:val="en-US"/>
         </w:rPr>
-        <w:t>(</w:t>
-      </w:r>
-      <w:proofErr w:type="gramEnd"/>
-      <w:r>
-        <w:rPr>
-          <w:i/>
-          <w:iCs/>
-          <w:lang w:val="en-US"/>
-        </w:rPr>
-        <w:t>"</w:t>
-      </w:r>
-      <w:proofErr w:type="gramStart"/>
-      <w:r>
-        <w:rPr>
-          <w:i/>
-          <w:iCs/>
-          <w:lang w:val="en-US"/>
-        </w:rPr>
-        <w:t>normal(</w:t>
-      </w:r>
-      <w:proofErr w:type="gramEnd"/>
-      <w:r>
-        <w:rPr>
-          <w:i/>
-          <w:iCs/>
-          <w:lang w:val="en-US"/>
-        </w:rPr>
-        <w:t xml:space="preserve">-2.2, </w:t>
-      </w:r>
-      <w:r>
-        <w:rPr>
-          <w:i/>
-          <w:iCs/>
-          <w:lang w:val="en-US"/>
-        </w:rPr>
-        <w:t>0.3</w:t>
-      </w:r>
-      <w:r>
-        <w:rPr>
-          <w:i/>
-          <w:iCs/>
-          <w:lang w:val="en-US"/>
-        </w:rPr>
         <w:t>)", class = "Intercept")</w:t>
       </w:r>
     </w:p>
@@ -4729,21 +2641,19 @@
         <w:rPr>
           <w:lang w:val="en-US"/>
         </w:rPr>
-        <w:t xml:space="preserve">We are saying that the average probability for a goal in a game is around 10%. The mean was 11%. Every tenth game the avg. Forward or Midfielder scores, seems okay. I kept the variation the same. I would tend to say the probability is likely lower than in a 5 min section, because most sections have 0 </w:t>
-      </w:r>
-      <w:proofErr w:type="gramStart"/>
-      <w:r>
-        <w:rPr>
-          <w:lang w:val="en-US"/>
-        </w:rPr>
-        <w:t>goals</w:t>
-      </w:r>
-      <w:proofErr w:type="gramEnd"/>
-      <w:r>
-        <w:rPr>
-          <w:lang w:val="en-US"/>
-        </w:rPr>
-        <w:t xml:space="preserve"> but most games don’t.</w:t>
+        <w:t>We are saying that the average probability for a goal in a game is around 10%. The mean was 11%. Every tenth game the avg. Forward or Midfielder scores, seems okay. I kept the variation the same</w:t>
+      </w:r>
+      <w:r>
+        <w:rPr>
+          <w:lang w:val="en-US"/>
+        </w:rPr>
+        <w:t xml:space="preserve"> as with section</w:t>
+      </w:r>
+      <w:r>
+        <w:rPr>
+          <w:lang w:val="en-US"/>
+        </w:rPr>
+        <w:t>. I would tend to say the probability is likely lower than in a 5 min section, because most sections have 0 goals but most games don’t.</w:t>
       </w:r>
     </w:p>
     <w:p>
@@ -4786,629 +2696,197 @@
           <w:lang w:val="en-US"/>
         </w:rPr>
       </w:pPr>
-      <w:proofErr w:type="spellStart"/>
       <w:r>
         <w:rPr>
           <w:i/>
           <w:iCs/>
           <w:lang w:val="en-US"/>
         </w:rPr>
-        <w:t>set_</w:t>
-      </w:r>
-      <w:proofErr w:type="gramStart"/>
-      <w:r>
+        <w:lastRenderedPageBreak/>
+        <w:t>set_prior("normal(0, 0.5)", class = "b")</w:t>
+      </w:r>
+    </w:p>
+    <w:p>
+      <w:pPr>
+        <w:rPr>
+          <w:lang w:val="en-US"/>
+        </w:rPr>
+      </w:pPr>
+      <w:r>
+        <w:rPr>
+          <w:lang w:val="en-US"/>
+        </w:rPr>
+        <w:t>all coefficients by default. We are saying the average factor tunring from 0 to 1 changes the probability from ( 0.039 ; 0.231) , so 4% to 23%</w:t>
+      </w:r>
+    </w:p>
+    <w:p>
+      <w:pPr>
+        <w:rPr>
+          <w:lang w:val="en-US"/>
+        </w:rPr>
+      </w:pPr>
+    </w:p>
+    <w:p>
+      <w:pPr>
+        <w:rPr>
+          <w:lang w:val="en-US"/>
+        </w:rPr>
+      </w:pPr>
+      <w:r>
+        <w:rPr>
+          <w:lang w:val="en-US"/>
+        </w:rPr>
+        <w:t xml:space="preserve"># plaavspeed_game goes from 2.6 to 10.2, around 8 units </w:t>
+      </w:r>
+      <w:r>
+        <w:rPr>
+          <w:color w:val="EE0000"/>
+          <w:lang w:val="en-US"/>
+        </w:rPr>
+        <w:t>(change because of units)</w:t>
+      </w:r>
+    </w:p>
+    <w:p>
+      <w:pPr>
         <w:rPr>
           <w:i/>
           <w:iCs/>
           <w:lang w:val="en-US"/>
         </w:rPr>
-        <w:t>prior</w:t>
-      </w:r>
-      <w:proofErr w:type="spellEnd"/>
+      </w:pPr>
       <w:r>
         <w:rPr>
           <w:i/>
           <w:iCs/>
           <w:lang w:val="en-US"/>
         </w:rPr>
-        <w:t>(</w:t>
-      </w:r>
-      <w:proofErr w:type="gramEnd"/>
-      <w:r>
+        <w:t>set_prior("normal(0, 0.05)", class = "b", coef = "plaavspeed_game_c")</w:t>
+      </w:r>
+    </w:p>
+    <w:p>
+      <w:pPr>
+        <w:rPr>
+          <w:lang w:val="en-US"/>
+        </w:rPr>
+      </w:pPr>
+      <w:r>
+        <w:rPr>
+          <w:lang w:val="en-US"/>
+        </w:rPr>
+        <w:t>We are saying that increasing the average speed in the game from 2.6 km/h to 10.2km/h changes the scoring probability from (0.04742 , 0.1978) so from 4.7% to 20%</w:t>
+      </w:r>
+      <w:r>
+        <w:rPr>
+          <w:lang w:val="en-US"/>
+        </w:rPr>
+        <w:t>.</w:t>
+      </w:r>
+    </w:p>
+    <w:p>
+      <w:pPr>
+        <w:rPr>
+          <w:lang w:val="en-US"/>
+        </w:rPr>
+      </w:pPr>
+    </w:p>
+    <w:p>
+      <w:pPr>
+        <w:rPr>
+          <w:lang w:val="en-US"/>
+        </w:rPr>
+      </w:pPr>
+      <w:r>
+        <w:rPr>
+          <w:lang w:val="en-US"/>
+        </w:rPr>
+        <w:t>#homegame</w:t>
+      </w:r>
+    </w:p>
+    <w:p>
+      <w:pPr>
         <w:rPr>
           <w:i/>
           <w:iCs/>
           <w:lang w:val="en-US"/>
         </w:rPr>
-        <w:t>"</w:t>
-      </w:r>
-      <w:proofErr w:type="gramStart"/>
+      </w:pPr>
       <w:r>
         <w:rPr>
           <w:i/>
           <w:iCs/>
           <w:lang w:val="en-US"/>
         </w:rPr>
-        <w:t>normal(</w:t>
-      </w:r>
-      <w:proofErr w:type="gramEnd"/>
-      <w:r>
+        <w:t>set_prior("normal(0, 0.5)", class = "b", coef = "dhomegame")</w:t>
+      </w:r>
+    </w:p>
+    <w:p>
+      <w:pPr>
+        <w:rPr>
+          <w:lang w:val="en-US"/>
+        </w:rPr>
+      </w:pPr>
+      <w:r>
+        <w:rPr>
+          <w:lang w:val="en-US"/>
+        </w:rPr>
+        <w:t>We are saying playing at home vs not playing playing at home changes the probability from ( 0.039 ; 0.231) , so 4% to 23%</w:t>
+      </w:r>
+    </w:p>
+    <w:p>
+      <w:pPr>
+        <w:rPr>
+          <w:lang w:val="en-US"/>
+        </w:rPr>
+      </w:pPr>
+    </w:p>
+    <w:p>
+      <w:pPr>
+        <w:rPr>
+          <w:lang w:val="en-US"/>
+        </w:rPr>
+      </w:pPr>
+      <w:r>
+        <w:rPr>
+          <w:lang w:val="en-US"/>
+        </w:rPr>
+        <w:t xml:space="preserve">#rankgap goes from -13 to 13 so 26 units </w:t>
+      </w:r>
+      <w:r>
+        <w:rPr>
+          <w:color w:val="EE0000"/>
+          <w:lang w:val="en-US"/>
+        </w:rPr>
+        <w:t>(changed because of units)</w:t>
+      </w:r>
+    </w:p>
+    <w:p>
+      <w:pPr>
         <w:rPr>
           <w:i/>
           <w:iCs/>
           <w:lang w:val="en-US"/>
         </w:rPr>
-        <w:t>0, 0.5)", class = "b")</w:t>
-      </w:r>
-    </w:p>
-    <w:p>
-      <w:pPr>
-        <w:rPr>
-          <w:lang w:val="en-US"/>
-        </w:rPr>
-      </w:pPr>
-      <w:r>
-        <w:rPr>
-          <w:lang w:val="en-US"/>
-        </w:rPr>
-        <w:lastRenderedPageBreak/>
-        <w:t xml:space="preserve">all coefficients by default. We are saying the average factor </w:t>
-      </w:r>
-      <w:proofErr w:type="spellStart"/>
-      <w:r>
-        <w:rPr>
-          <w:lang w:val="en-US"/>
-        </w:rPr>
-        <w:t>tunring</w:t>
-      </w:r>
-      <w:proofErr w:type="spellEnd"/>
-      <w:r>
-        <w:rPr>
-          <w:lang w:val="en-US"/>
-        </w:rPr>
-        <w:t xml:space="preserve"> from 0 to 1 changes the probability from </w:t>
-      </w:r>
-      <w:proofErr w:type="gramStart"/>
-      <w:r>
-        <w:rPr>
-          <w:lang w:val="en-US"/>
-        </w:rPr>
-        <w:t>( 0.039</w:t>
-      </w:r>
-      <w:proofErr w:type="gramEnd"/>
-      <w:r>
-        <w:rPr>
-          <w:lang w:val="en-US"/>
-        </w:rPr>
-        <w:t xml:space="preserve"> ; 0.231</w:t>
-      </w:r>
-      <w:proofErr w:type="gramStart"/>
-      <w:r>
-        <w:rPr>
-          <w:lang w:val="en-US"/>
-        </w:rPr>
-        <w:t>) ,</w:t>
-      </w:r>
-      <w:proofErr w:type="gramEnd"/>
-      <w:r>
-        <w:rPr>
-          <w:lang w:val="en-US"/>
-        </w:rPr>
-        <w:t xml:space="preserve"> so 4% to 23%</w:t>
-      </w:r>
-    </w:p>
-    <w:p>
-      <w:pPr>
-        <w:rPr>
-          <w:lang w:val="en-US"/>
-        </w:rPr>
-      </w:pPr>
-    </w:p>
-    <w:p>
-      <w:pPr>
-        <w:rPr>
-          <w:lang w:val="en-US"/>
-        </w:rPr>
-      </w:pPr>
-      <w:r>
-        <w:rPr>
-          <w:lang w:val="en-US"/>
-        </w:rPr>
-        <w:t xml:space="preserve"># </w:t>
-      </w:r>
-      <w:proofErr w:type="spellStart"/>
-      <w:r>
-        <w:rPr>
-          <w:lang w:val="en-US"/>
-        </w:rPr>
-        <w:t>plaavspeed_game</w:t>
-      </w:r>
-      <w:proofErr w:type="spellEnd"/>
-      <w:r>
-        <w:rPr>
-          <w:lang w:val="en-US"/>
-        </w:rPr>
-        <w:t xml:space="preserve"> goes from 2.6 to 10.2, around 8 units </w:t>
-      </w:r>
-      <w:r>
-        <w:rPr>
-          <w:color w:val="EE0000"/>
-          <w:lang w:val="en-US"/>
-        </w:rPr>
-        <w:t>(change because of units)</w:t>
-      </w:r>
-    </w:p>
-    <w:p>
-      <w:pPr>
+      </w:pPr>
+      <w:r>
         <w:rPr>
           <w:i/>
           <w:iCs/>
           <w:lang w:val="en-US"/>
         </w:rPr>
-      </w:pPr>
-      <w:proofErr w:type="spellStart"/>
-      <w:r>
-        <w:rPr>
-          <w:i/>
-          <w:iCs/>
-          <w:lang w:val="en-US"/>
-        </w:rPr>
-        <w:t>set_</w:t>
-      </w:r>
-      <w:proofErr w:type="gramStart"/>
-      <w:r>
-        <w:rPr>
-          <w:i/>
-          <w:iCs/>
-          <w:lang w:val="en-US"/>
-        </w:rPr>
-        <w:t>prior</w:t>
-      </w:r>
-      <w:proofErr w:type="spellEnd"/>
-      <w:r>
-        <w:rPr>
-          <w:i/>
-          <w:iCs/>
-          <w:lang w:val="en-US"/>
-        </w:rPr>
-        <w:t>(</w:t>
-      </w:r>
-      <w:proofErr w:type="gramEnd"/>
-      <w:r>
-        <w:rPr>
-          <w:i/>
-          <w:iCs/>
-          <w:lang w:val="en-US"/>
-        </w:rPr>
-        <w:t>"</w:t>
-      </w:r>
-      <w:proofErr w:type="gramStart"/>
-      <w:r>
-        <w:rPr>
-          <w:i/>
-          <w:iCs/>
-          <w:lang w:val="en-US"/>
-        </w:rPr>
-        <w:t>normal(</w:t>
-      </w:r>
-      <w:proofErr w:type="gramEnd"/>
-      <w:r>
-        <w:rPr>
-          <w:i/>
-          <w:iCs/>
-          <w:lang w:val="en-US"/>
-        </w:rPr>
-        <w:t xml:space="preserve">0, 0.05)", class = "b", </w:t>
-      </w:r>
-      <w:proofErr w:type="spellStart"/>
-      <w:r>
-        <w:rPr>
-          <w:i/>
-          <w:iCs/>
-          <w:lang w:val="en-US"/>
-        </w:rPr>
-        <w:t>coef</w:t>
-      </w:r>
-      <w:proofErr w:type="spellEnd"/>
-      <w:r>
-        <w:rPr>
-          <w:i/>
-          <w:iCs/>
-          <w:lang w:val="en-US"/>
-        </w:rPr>
-        <w:t xml:space="preserve"> = "</w:t>
-      </w:r>
-      <w:proofErr w:type="spellStart"/>
-      <w:r>
-        <w:rPr>
-          <w:i/>
-          <w:iCs/>
-          <w:lang w:val="en-US"/>
-        </w:rPr>
-        <w:t>plaavspeed_game_c</w:t>
-      </w:r>
-      <w:proofErr w:type="spellEnd"/>
-      <w:r>
-        <w:rPr>
-          <w:i/>
-          <w:iCs/>
-          <w:lang w:val="en-US"/>
-        </w:rPr>
-        <w:t>")</w:t>
-      </w:r>
-    </w:p>
-    <w:p>
-      <w:pPr>
-        <w:rPr>
-          <w:lang w:val="en-US"/>
-        </w:rPr>
-      </w:pPr>
-      <w:r>
-        <w:rPr>
-          <w:lang w:val="en-US"/>
-        </w:rPr>
-        <w:t>We are saying that increasing the average speed in the game from 2.6 km/h to 10.2km/h changes the scoring probability from (</w:t>
-      </w:r>
-      <w:proofErr w:type="gramStart"/>
-      <w:r>
-        <w:rPr>
-          <w:lang w:val="en-US"/>
-        </w:rPr>
-        <w:t>0.04742 ,</w:t>
-      </w:r>
-      <w:proofErr w:type="gramEnd"/>
-      <w:r>
-        <w:rPr>
-          <w:lang w:val="en-US"/>
-        </w:rPr>
-        <w:t xml:space="preserve"> 0.1978) so from 4.7% to 20%</w:t>
-      </w:r>
-      <w:r>
-        <w:rPr>
-          <w:lang w:val="en-US"/>
-        </w:rPr>
-        <w:t>.</w:t>
-      </w:r>
-    </w:p>
-    <w:p>
-      <w:pPr>
-        <w:rPr>
-          <w:lang w:val="en-US"/>
-        </w:rPr>
-      </w:pPr>
-    </w:p>
-    <w:p>
-      <w:pPr>
-        <w:rPr>
-          <w:lang w:val="en-US"/>
-        </w:rPr>
-      </w:pPr>
-      <w:r>
-        <w:rPr>
-          <w:lang w:val="en-US"/>
-        </w:rPr>
-        <w:t>#homegame</w:t>
-      </w:r>
-    </w:p>
-    <w:p>
-      <w:pPr>
-        <w:rPr>
-          <w:i/>
-          <w:iCs/>
-          <w:lang w:val="en-US"/>
-        </w:rPr>
-      </w:pPr>
-      <w:proofErr w:type="spellStart"/>
-      <w:r>
-        <w:rPr>
-          <w:i/>
-          <w:iCs/>
-          <w:lang w:val="en-US"/>
-        </w:rPr>
-        <w:t>set_</w:t>
-      </w:r>
-      <w:proofErr w:type="gramStart"/>
-      <w:r>
-        <w:rPr>
-          <w:i/>
-          <w:iCs/>
-          <w:lang w:val="en-US"/>
-        </w:rPr>
-        <w:t>prior</w:t>
-      </w:r>
-      <w:proofErr w:type="spellEnd"/>
-      <w:r>
-        <w:rPr>
-          <w:i/>
-          <w:iCs/>
-          <w:lang w:val="en-US"/>
-        </w:rPr>
-        <w:t>(</w:t>
-      </w:r>
-      <w:proofErr w:type="gramEnd"/>
-      <w:r>
-        <w:rPr>
-          <w:i/>
-          <w:iCs/>
-          <w:lang w:val="en-US"/>
-        </w:rPr>
-        <w:t>"</w:t>
-      </w:r>
-      <w:proofErr w:type="gramStart"/>
-      <w:r>
-        <w:rPr>
-          <w:i/>
-          <w:iCs/>
-          <w:lang w:val="en-US"/>
-        </w:rPr>
-        <w:t>normal(</w:t>
-      </w:r>
-      <w:proofErr w:type="gramEnd"/>
-      <w:r>
-        <w:rPr>
-          <w:i/>
-          <w:iCs/>
-          <w:lang w:val="en-US"/>
-        </w:rPr>
-        <w:t xml:space="preserve">0, 0.5)", class = "b", </w:t>
-      </w:r>
-      <w:proofErr w:type="spellStart"/>
-      <w:r>
-        <w:rPr>
-          <w:i/>
-          <w:iCs/>
-          <w:lang w:val="en-US"/>
-        </w:rPr>
-        <w:t>coef</w:t>
-      </w:r>
-      <w:proofErr w:type="spellEnd"/>
-      <w:r>
-        <w:rPr>
-          <w:i/>
-          <w:iCs/>
-          <w:lang w:val="en-US"/>
-        </w:rPr>
-        <w:t xml:space="preserve"> = "</w:t>
-      </w:r>
-      <w:proofErr w:type="spellStart"/>
-      <w:r>
-        <w:rPr>
-          <w:i/>
-          <w:iCs/>
-          <w:lang w:val="en-US"/>
-        </w:rPr>
-        <w:t>dhomegame</w:t>
-      </w:r>
-      <w:proofErr w:type="spellEnd"/>
-      <w:r>
-        <w:rPr>
-          <w:i/>
-          <w:iCs/>
-          <w:lang w:val="en-US"/>
-        </w:rPr>
-        <w:t>")</w:t>
-      </w:r>
-    </w:p>
-    <w:p>
-      <w:pPr>
-        <w:rPr>
-          <w:lang w:val="en-US"/>
-        </w:rPr>
-      </w:pPr>
-      <w:r>
-        <w:rPr>
-          <w:lang w:val="en-US"/>
-        </w:rPr>
-        <w:t xml:space="preserve">We are saying playing at home vs not playing </w:t>
-      </w:r>
-      <w:proofErr w:type="spellStart"/>
-      <w:r>
-        <w:rPr>
-          <w:lang w:val="en-US"/>
-        </w:rPr>
-        <w:t>playing</w:t>
-      </w:r>
-      <w:proofErr w:type="spellEnd"/>
-      <w:r>
-        <w:rPr>
-          <w:lang w:val="en-US"/>
-        </w:rPr>
-        <w:t xml:space="preserve"> at home changes the probability from </w:t>
-      </w:r>
-      <w:proofErr w:type="gramStart"/>
-      <w:r>
-        <w:rPr>
-          <w:lang w:val="en-US"/>
-        </w:rPr>
-        <w:t>( 0.039</w:t>
-      </w:r>
-      <w:proofErr w:type="gramEnd"/>
-      <w:r>
-        <w:rPr>
-          <w:lang w:val="en-US"/>
-        </w:rPr>
-        <w:t xml:space="preserve"> ; 0.231</w:t>
-      </w:r>
-      <w:proofErr w:type="gramStart"/>
-      <w:r>
-        <w:rPr>
-          <w:lang w:val="en-US"/>
-        </w:rPr>
-        <w:t>) ,</w:t>
-      </w:r>
-      <w:proofErr w:type="gramEnd"/>
-      <w:r>
-        <w:rPr>
-          <w:lang w:val="en-US"/>
-        </w:rPr>
-        <w:t xml:space="preserve"> so 4% to 23%</w:t>
-      </w:r>
-    </w:p>
-    <w:p>
-      <w:pPr>
-        <w:rPr>
-          <w:lang w:val="en-US"/>
-        </w:rPr>
-      </w:pPr>
-    </w:p>
-    <w:p>
-      <w:pPr>
-        <w:rPr>
-          <w:lang w:val="en-US"/>
-        </w:rPr>
-      </w:pPr>
-      <w:r>
-        <w:rPr>
-          <w:lang w:val="en-US"/>
-        </w:rPr>
-        <w:t xml:space="preserve">#rankgap goes from -13 to 13 so 26 units </w:t>
-      </w:r>
-      <w:r>
-        <w:rPr>
-          <w:color w:val="EE0000"/>
-          <w:lang w:val="en-US"/>
-        </w:rPr>
-        <w:t>(changed because of units)</w:t>
-      </w:r>
-    </w:p>
-    <w:p>
-      <w:pPr>
-        <w:rPr>
-          <w:i/>
-          <w:iCs/>
-          <w:lang w:val="en-US"/>
-        </w:rPr>
-      </w:pPr>
-      <w:proofErr w:type="spellStart"/>
-      <w:r>
-        <w:rPr>
-          <w:i/>
-          <w:iCs/>
-          <w:lang w:val="en-US"/>
-        </w:rPr>
-        <w:t>set_</w:t>
-      </w:r>
-      <w:proofErr w:type="gramStart"/>
-      <w:r>
-        <w:rPr>
-          <w:i/>
-          <w:iCs/>
-          <w:lang w:val="en-US"/>
-        </w:rPr>
-        <w:t>prior</w:t>
-      </w:r>
-      <w:proofErr w:type="spellEnd"/>
-      <w:r>
-        <w:rPr>
-          <w:i/>
-          <w:iCs/>
-          <w:lang w:val="en-US"/>
-        </w:rPr>
-        <w:t>(</w:t>
-      </w:r>
-      <w:proofErr w:type="gramEnd"/>
-      <w:r>
-        <w:rPr>
-          <w:i/>
-          <w:iCs/>
-          <w:lang w:val="en-US"/>
-        </w:rPr>
-        <w:t>"</w:t>
-      </w:r>
-      <w:proofErr w:type="gramStart"/>
-      <w:r>
-        <w:rPr>
-          <w:i/>
-          <w:iCs/>
-          <w:lang w:val="en-US"/>
-        </w:rPr>
-        <w:t>normal(</w:t>
-      </w:r>
-      <w:proofErr w:type="gramEnd"/>
-      <w:r>
-        <w:rPr>
-          <w:i/>
-          <w:iCs/>
-          <w:lang w:val="en-US"/>
-        </w:rPr>
-        <w:t xml:space="preserve">0, 0.015)", class = "b", </w:t>
-      </w:r>
-      <w:proofErr w:type="spellStart"/>
-      <w:r>
-        <w:rPr>
-          <w:i/>
-          <w:iCs/>
-          <w:lang w:val="en-US"/>
-        </w:rPr>
-        <w:t>coef</w:t>
-      </w:r>
-      <w:proofErr w:type="spellEnd"/>
-      <w:r>
-        <w:rPr>
-          <w:i/>
-          <w:iCs/>
-          <w:lang w:val="en-US"/>
-        </w:rPr>
-        <w:t xml:space="preserve"> = "</w:t>
-      </w:r>
-      <w:proofErr w:type="spellStart"/>
-      <w:r>
-        <w:rPr>
-          <w:i/>
-          <w:iCs/>
-          <w:lang w:val="en-US"/>
-        </w:rPr>
-        <w:t>rank_gap_c</w:t>
-      </w:r>
-      <w:proofErr w:type="spellEnd"/>
-      <w:r>
-        <w:rPr>
-          <w:i/>
-          <w:iCs/>
-          <w:lang w:val="en-US"/>
-        </w:rPr>
-        <w:t>")</w:t>
-      </w:r>
-    </w:p>
-    <w:p>
-      <w:pPr>
-        <w:rPr>
-          <w:lang w:val="en-US"/>
-        </w:rPr>
-      </w:pPr>
-      <w:r>
-        <w:rPr>
-          <w:lang w:val="en-US"/>
-        </w:rPr>
-        <w:t xml:space="preserve">We </w:t>
-      </w:r>
-      <w:proofErr w:type="gramStart"/>
-      <w:r>
-        <w:rPr>
-          <w:lang w:val="en-US"/>
-        </w:rPr>
-        <w:t>are saying</w:t>
-      </w:r>
-      <w:proofErr w:type="gramEnd"/>
-      <w:r>
-        <w:rPr>
-          <w:lang w:val="en-US"/>
-        </w:rPr>
-        <w:t xml:space="preserve"> playing with 13 ranks higher compared to playing with 13 ranks lower than the opponent changes the probability of winning from (</w:t>
-      </w:r>
-      <w:proofErr w:type="gramStart"/>
-      <w:r>
-        <w:rPr>
-          <w:lang w:val="en-US"/>
-        </w:rPr>
-        <w:t>0.0483 ,</w:t>
-      </w:r>
-      <w:proofErr w:type="gramEnd"/>
-      <w:r>
-        <w:rPr>
-          <w:lang w:val="en-US"/>
-        </w:rPr>
-        <w:t xml:space="preserve"> 0.1946) so from 4.8% to 19.4%.</w:t>
+        <w:t>set_prior("normal(0, 0.015)", class = "b", coef = "rank_gap_c")</w:t>
+      </w:r>
+    </w:p>
+    <w:p>
+      <w:pPr>
+        <w:rPr>
+          <w:lang w:val="en-US"/>
+        </w:rPr>
+      </w:pPr>
+      <w:r>
+        <w:rPr>
+          <w:lang w:val="en-US"/>
+        </w:rPr>
+        <w:t>We are saying playing with 13 ranks higher compared to playing with 13 ranks lower than the opponent changes the probability of winning from (0.0483 , 0.1946) so from 4.8% to 19.4%.</w:t>
       </w:r>
     </w:p>
     <w:p>
@@ -5434,21 +2912,7 @@
         <w:rPr>
           <w:lang w:val="en-US"/>
         </w:rPr>
-        <w:t xml:space="preserve">: still looks plausible. </w:t>
-      </w:r>
-      <w:proofErr w:type="gramStart"/>
-      <w:r>
-        <w:rPr>
-          <w:lang w:val="en-US"/>
-        </w:rPr>
-        <w:t>A bit</w:t>
-      </w:r>
-      <w:proofErr w:type="gramEnd"/>
-      <w:r>
-        <w:rPr>
-          <w:lang w:val="en-US"/>
-        </w:rPr>
-        <w:t xml:space="preserve"> tighter but also more realistic with the intercept.</w:t>
+        <w:t>: still looks plausible. A bit tighter but also more realistic with the intercept.</w:t>
       </w:r>
     </w:p>
     <w:p>
@@ -5535,15 +2999,7 @@
           <w:u w:val="single"/>
           <w:lang w:val="en-US"/>
         </w:rPr>
-        <w:lastRenderedPageBreak/>
-        <w:t xml:space="preserve">Table </w:t>
-      </w:r>
-      <w:r>
-        <w:rPr>
-          <w:u w:val="single"/>
-          <w:lang w:val="en-US"/>
-        </w:rPr>
-        <w:t>3</w:t>
+        <w:t>Table 3</w:t>
       </w:r>
     </w:p>
     <w:p>
@@ -5649,23 +3105,7 @@
           <w:color w:val="EE0000"/>
           <w:lang w:val="en-US"/>
         </w:rPr>
-        <w:t xml:space="preserve">(change to reflect the avg of 38% and still capture the 5% and 95%, which are higher than the BO. The BO </w:t>
-      </w:r>
-      <w:proofErr w:type="gramStart"/>
-      <w:r>
-        <w:rPr>
-          <w:color w:val="EE0000"/>
-          <w:lang w:val="en-US"/>
-        </w:rPr>
-        <w:t>go</w:t>
-      </w:r>
-      <w:proofErr w:type="gramEnd"/>
-      <w:r>
-        <w:rPr>
-          <w:color w:val="EE0000"/>
-          <w:lang w:val="en-US"/>
-        </w:rPr>
-        <w:t xml:space="preserve"> from 6% to 77%, we believe each value of those should be captured.)</w:t>
+        <w:t>(change to reflect the avg of 38% and still capture the 5% and 95%, which are higher than the BO. The BO go from 6% to 77%, we believe each value of those should be captured.)</w:t>
       </w:r>
     </w:p>
     <w:p>
@@ -5676,448 +3116,165 @@
           <w:lang w:val="en-US"/>
         </w:rPr>
       </w:pPr>
-      <w:proofErr w:type="spellStart"/>
       <w:r>
         <w:rPr>
           <w:i/>
           <w:iCs/>
           <w:lang w:val="en-US"/>
         </w:rPr>
-        <w:t>set_</w:t>
-      </w:r>
-      <w:proofErr w:type="gramStart"/>
-      <w:r>
+        <w:t>set_prior("normal(-0.48, 1.23)", class = "Intercept")</w:t>
+      </w:r>
+    </w:p>
+    <w:p>
+      <w:pPr>
+        <w:rPr>
+          <w:lang w:val="en-US"/>
+        </w:rPr>
+      </w:pPr>
+      <w:r>
+        <w:rPr>
+          <w:lang w:val="en-US"/>
+        </w:rPr>
+        <w:t>38% baseline chance, 95% of values will be between [0.05, 0.95], this is wider than the BO range of 6% to 77%</w:t>
+      </w:r>
+    </w:p>
+    <w:p>
+      <w:pPr>
+        <w:rPr>
+          <w:lang w:val="en-US"/>
+        </w:rPr>
+      </w:pPr>
+    </w:p>
+    <w:p>
+      <w:pPr>
+        <w:rPr>
+          <w:lang w:val="en-US"/>
+        </w:rPr>
+      </w:pPr>
+      <w:r>
+        <w:rPr>
+          <w:lang w:val="en-US"/>
+        </w:rPr>
+        <w:t xml:space="preserve"># teamdist_game goes from 19426 to 26649 so 7223 units </w:t>
+      </w:r>
+      <w:r>
+        <w:rPr>
+          <w:color w:val="EE0000"/>
+          <w:lang w:val="en-US"/>
+        </w:rPr>
+        <w:t>(changed because of 7223 units)</w:t>
+      </w:r>
+    </w:p>
+    <w:p>
+      <w:pPr>
         <w:rPr>
           <w:i/>
           <w:iCs/>
           <w:lang w:val="en-US"/>
         </w:rPr>
-        <w:t>prior</w:t>
-      </w:r>
-      <w:proofErr w:type="spellEnd"/>
+      </w:pPr>
       <w:r>
         <w:rPr>
           <w:i/>
           <w:iCs/>
           <w:lang w:val="en-US"/>
         </w:rPr>
-        <w:t>(</w:t>
-      </w:r>
-      <w:proofErr w:type="gramEnd"/>
-      <w:r>
+        <w:t>set_prior("normal(0, 0.0001)", class = "b", coef = "teamdist_c")</w:t>
+      </w:r>
+    </w:p>
+    <w:p>
+      <w:pPr>
+        <w:rPr>
+          <w:lang w:val="en-US"/>
+        </w:rPr>
+      </w:pPr>
+      <w:r>
+        <w:rPr>
+          <w:lang w:val="en-US"/>
+        </w:rPr>
+        <w:t>we are saying that a team tha</w:t>
+      </w:r>
+      <w:r>
+        <w:rPr>
+          <w:lang w:val="en-US"/>
+        </w:rPr>
+        <w:t>t</w:t>
+      </w:r>
+      <w:r>
+        <w:rPr>
+          <w:lang w:val="en-US"/>
+        </w:rPr>
+        <w:t xml:space="preserve"> runs 26.649km compared to a team that runs 19.426 will change the probability of winning between (0.12 , 0.72 ) so from 12% to 72%</w:t>
+      </w:r>
+    </w:p>
+    <w:p>
+      <w:pPr>
+        <w:rPr>
+          <w:lang w:val="en-US"/>
+        </w:rPr>
+      </w:pPr>
+    </w:p>
+    <w:p>
+      <w:pPr>
+        <w:rPr>
+          <w:lang w:val="en-US"/>
+        </w:rPr>
+      </w:pPr>
+      <w:r>
+        <w:rPr>
+          <w:lang w:val="en-US"/>
+        </w:rPr>
+        <w:t>#oppdist goes from</w:t>
+      </w:r>
+      <w:r>
+        <w:rPr>
+          <w:lang w:val="en-US"/>
+        </w:rPr>
+        <w:t xml:space="preserve"> </w:t>
+      </w:r>
+      <w:r>
+        <w:rPr>
+          <w:lang w:val="en-US"/>
+        </w:rPr>
+        <w:t>20514 ro 26515 s</w:t>
+      </w:r>
+      <w:r>
+        <w:rPr>
+          <w:lang w:val="en-US"/>
+        </w:rPr>
+        <w:t xml:space="preserve">o 6001 units </w:t>
+      </w:r>
+      <w:r>
+        <w:rPr>
+          <w:color w:val="EE0000"/>
+          <w:lang w:val="en-US"/>
+        </w:rPr>
+        <w:t>(changed because of units)</w:t>
+      </w:r>
+    </w:p>
+    <w:p>
+      <w:pPr>
         <w:rPr>
           <w:i/>
           <w:iCs/>
           <w:lang w:val="en-US"/>
         </w:rPr>
-        <w:t>"</w:t>
-      </w:r>
-      <w:proofErr w:type="gramStart"/>
+      </w:pPr>
       <w:r>
         <w:rPr>
           <w:i/>
           <w:iCs/>
           <w:lang w:val="en-US"/>
         </w:rPr>
-        <w:t>normal(</w:t>
-      </w:r>
-      <w:proofErr w:type="gramEnd"/>
-      <w:r>
-        <w:rPr>
-          <w:i/>
-          <w:iCs/>
-          <w:lang w:val="en-US"/>
-        </w:rPr>
-        <w:t>-0.48, 1.23)", class = "Intercept")</w:t>
-      </w:r>
-    </w:p>
-    <w:p>
-      <w:pPr>
-        <w:rPr>
-          <w:lang w:val="en-US"/>
-        </w:rPr>
-      </w:pPr>
-      <w:r>
-        <w:rPr>
-          <w:lang w:val="en-US"/>
-        </w:rPr>
-        <w:t>38% baseline chance, 95% of values will be between [0.05, 0.95], this is wider than the BO range of 6% to 77%</w:t>
-      </w:r>
-    </w:p>
-    <w:p>
-      <w:pPr>
-        <w:rPr>
-          <w:lang w:val="en-US"/>
-        </w:rPr>
-      </w:pPr>
-    </w:p>
-    <w:p>
-      <w:pPr>
-        <w:rPr>
-          <w:lang w:val="en-US"/>
-        </w:rPr>
-      </w:pPr>
-      <w:r>
-        <w:rPr>
-          <w:lang w:val="en-US"/>
-        </w:rPr>
-        <w:t xml:space="preserve"># </w:t>
-      </w:r>
-      <w:proofErr w:type="spellStart"/>
-      <w:r>
-        <w:rPr>
-          <w:lang w:val="en-US"/>
-        </w:rPr>
-        <w:t>teamdist_game</w:t>
-      </w:r>
-      <w:proofErr w:type="spellEnd"/>
-      <w:r>
-        <w:rPr>
-          <w:lang w:val="en-US"/>
-        </w:rPr>
-        <w:t xml:space="preserve"> goes from 19426 to 26649 so 7223 units </w:t>
-      </w:r>
-      <w:r>
-        <w:rPr>
-          <w:color w:val="EE0000"/>
-          <w:lang w:val="en-US"/>
-        </w:rPr>
-        <w:t>(changed because of 7223 units)</w:t>
-      </w:r>
-    </w:p>
-    <w:p>
-      <w:pPr>
-        <w:rPr>
-          <w:i/>
-          <w:iCs/>
-          <w:lang w:val="en-US"/>
-        </w:rPr>
-      </w:pPr>
-      <w:proofErr w:type="spellStart"/>
-      <w:r>
-        <w:rPr>
-          <w:i/>
-          <w:iCs/>
-          <w:lang w:val="en-US"/>
-        </w:rPr>
-        <w:t>set_</w:t>
-      </w:r>
-      <w:proofErr w:type="gramStart"/>
-      <w:r>
-        <w:rPr>
-          <w:i/>
-          <w:iCs/>
-          <w:lang w:val="en-US"/>
-        </w:rPr>
-        <w:t>prior</w:t>
-      </w:r>
-      <w:proofErr w:type="spellEnd"/>
-      <w:r>
-        <w:rPr>
-          <w:i/>
-          <w:iCs/>
-          <w:lang w:val="en-US"/>
-        </w:rPr>
-        <w:t>(</w:t>
-      </w:r>
-      <w:proofErr w:type="gramEnd"/>
-      <w:r>
-        <w:rPr>
-          <w:i/>
-          <w:iCs/>
-          <w:lang w:val="en-US"/>
-        </w:rPr>
-        <w:t>"</w:t>
-      </w:r>
-      <w:proofErr w:type="gramStart"/>
-      <w:r>
-        <w:rPr>
-          <w:i/>
-          <w:iCs/>
-          <w:lang w:val="en-US"/>
-        </w:rPr>
-        <w:t>normal(</w:t>
-      </w:r>
-      <w:proofErr w:type="gramEnd"/>
-      <w:r>
-        <w:rPr>
-          <w:i/>
-          <w:iCs/>
-          <w:lang w:val="en-US"/>
-        </w:rPr>
-        <w:t xml:space="preserve">0, 0.0001)", class = "b", </w:t>
-      </w:r>
-      <w:proofErr w:type="spellStart"/>
-      <w:r>
-        <w:rPr>
-          <w:i/>
-          <w:iCs/>
-          <w:lang w:val="en-US"/>
-        </w:rPr>
-        <w:t>coef</w:t>
-      </w:r>
-      <w:proofErr w:type="spellEnd"/>
-      <w:r>
-        <w:rPr>
-          <w:i/>
-          <w:iCs/>
-          <w:lang w:val="en-US"/>
-        </w:rPr>
-        <w:t xml:space="preserve"> = "</w:t>
-      </w:r>
-      <w:proofErr w:type="spellStart"/>
-      <w:r>
-        <w:rPr>
-          <w:i/>
-          <w:iCs/>
-          <w:lang w:val="en-US"/>
-        </w:rPr>
-        <w:t>teamdist_c</w:t>
-      </w:r>
-      <w:proofErr w:type="spellEnd"/>
-      <w:r>
-        <w:rPr>
-          <w:i/>
-          <w:iCs/>
-          <w:lang w:val="en-US"/>
-        </w:rPr>
-        <w:t>")</w:t>
-      </w:r>
-    </w:p>
-    <w:p>
-      <w:pPr>
-        <w:rPr>
-          <w:lang w:val="en-US"/>
-        </w:rPr>
-      </w:pPr>
-      <w:proofErr w:type="gramStart"/>
-      <w:r>
-        <w:rPr>
-          <w:lang w:val="en-US"/>
-        </w:rPr>
-        <w:t>we</w:t>
-      </w:r>
-      <w:proofErr w:type="gramEnd"/>
-      <w:r>
-        <w:rPr>
-          <w:lang w:val="en-US"/>
-        </w:rPr>
-        <w:t xml:space="preserve"> are saying that a team tha</w:t>
-      </w:r>
-      <w:r>
-        <w:rPr>
-          <w:lang w:val="en-US"/>
-        </w:rPr>
-        <w:t>t</w:t>
-      </w:r>
-      <w:r>
-        <w:rPr>
-          <w:lang w:val="en-US"/>
-        </w:rPr>
-        <w:t xml:space="preserve"> runs 26.649km compared to a team that runs 19.426 will change the probability of winning between (</w:t>
-      </w:r>
-      <w:proofErr w:type="gramStart"/>
-      <w:r>
-        <w:rPr>
-          <w:lang w:val="en-US"/>
-        </w:rPr>
-        <w:t>0.12 ,</w:t>
-      </w:r>
-      <w:proofErr w:type="gramEnd"/>
-      <w:r>
-        <w:rPr>
-          <w:lang w:val="en-US"/>
-        </w:rPr>
-        <w:t xml:space="preserve"> </w:t>
-      </w:r>
-      <w:proofErr w:type="gramStart"/>
-      <w:r>
-        <w:rPr>
-          <w:lang w:val="en-US"/>
-        </w:rPr>
-        <w:t>0.72 )</w:t>
-      </w:r>
-      <w:proofErr w:type="gramEnd"/>
-      <w:r>
-        <w:rPr>
-          <w:lang w:val="en-US"/>
-        </w:rPr>
-        <w:t xml:space="preserve"> so from 12% to 72%</w:t>
-      </w:r>
-    </w:p>
-    <w:p>
-      <w:pPr>
-        <w:rPr>
-          <w:lang w:val="en-US"/>
-        </w:rPr>
-      </w:pPr>
-    </w:p>
-    <w:p>
-      <w:pPr>
-        <w:rPr>
-          <w:lang w:val="en-US"/>
-        </w:rPr>
-      </w:pPr>
-      <w:r>
-        <w:rPr>
-          <w:lang w:val="en-US"/>
-        </w:rPr>
-        <w:t>#oppdist goes from</w:t>
-      </w:r>
-      <w:r>
-        <w:rPr>
-          <w:lang w:val="en-US"/>
-        </w:rPr>
-        <w:t xml:space="preserve"> </w:t>
-      </w:r>
-      <w:r>
-        <w:rPr>
-          <w:lang w:val="en-US"/>
-        </w:rPr>
-        <w:t xml:space="preserve">20514 </w:t>
-      </w:r>
-      <w:proofErr w:type="spellStart"/>
-      <w:r>
-        <w:rPr>
-          <w:lang w:val="en-US"/>
-        </w:rPr>
-        <w:t>ro</w:t>
-      </w:r>
-      <w:proofErr w:type="spellEnd"/>
-      <w:r>
-        <w:rPr>
-          <w:lang w:val="en-US"/>
-        </w:rPr>
-        <w:t xml:space="preserve"> 26515 s</w:t>
-      </w:r>
-      <w:r>
-        <w:rPr>
-          <w:lang w:val="en-US"/>
-        </w:rPr>
-        <w:t xml:space="preserve">o 6001 units </w:t>
-      </w:r>
-      <w:r>
-        <w:rPr>
-          <w:color w:val="EE0000"/>
-          <w:lang w:val="en-US"/>
-        </w:rPr>
-        <w:t>(changed because of units)</w:t>
-      </w:r>
-    </w:p>
-    <w:p>
-      <w:pPr>
-        <w:rPr>
-          <w:i/>
-          <w:iCs/>
-          <w:lang w:val="en-US"/>
-        </w:rPr>
-      </w:pPr>
-      <w:r>
-        <w:rPr>
-          <w:i/>
-          <w:iCs/>
-          <w:lang w:val="en-US"/>
-        </w:rPr>
-        <w:t xml:space="preserve"> </w:t>
-      </w:r>
-      <w:proofErr w:type="spellStart"/>
-      <w:r>
-        <w:rPr>
-          <w:i/>
-          <w:iCs/>
-          <w:lang w:val="en-US"/>
-        </w:rPr>
-        <w:t>set_</w:t>
-      </w:r>
-      <w:proofErr w:type="gramStart"/>
-      <w:r>
-        <w:rPr>
-          <w:i/>
-          <w:iCs/>
-          <w:lang w:val="en-US"/>
-        </w:rPr>
-        <w:t>prior</w:t>
-      </w:r>
-      <w:proofErr w:type="spellEnd"/>
-      <w:r>
-        <w:rPr>
-          <w:i/>
-          <w:iCs/>
-          <w:lang w:val="en-US"/>
-        </w:rPr>
-        <w:t>(</w:t>
-      </w:r>
-      <w:proofErr w:type="gramEnd"/>
-      <w:r>
-        <w:rPr>
-          <w:i/>
-          <w:iCs/>
-          <w:lang w:val="en-US"/>
-        </w:rPr>
-        <w:t>"</w:t>
-      </w:r>
-      <w:proofErr w:type="gramStart"/>
-      <w:r>
-        <w:rPr>
-          <w:i/>
-          <w:iCs/>
-          <w:lang w:val="en-US"/>
-        </w:rPr>
-        <w:t>normal(</w:t>
-      </w:r>
-      <w:proofErr w:type="gramEnd"/>
-      <w:r>
-        <w:rPr>
-          <w:i/>
-          <w:iCs/>
-          <w:lang w:val="en-US"/>
-        </w:rPr>
-        <w:t xml:space="preserve">0, 0.0001)", class = "b", </w:t>
-      </w:r>
-      <w:proofErr w:type="spellStart"/>
-      <w:r>
-        <w:rPr>
-          <w:i/>
-          <w:iCs/>
-          <w:lang w:val="en-US"/>
-        </w:rPr>
-        <w:t>coef</w:t>
-      </w:r>
-      <w:proofErr w:type="spellEnd"/>
-      <w:r>
-        <w:rPr>
-          <w:i/>
-          <w:iCs/>
-          <w:lang w:val="en-US"/>
-        </w:rPr>
-        <w:t xml:space="preserve"> = "</w:t>
-      </w:r>
-      <w:proofErr w:type="spellStart"/>
-      <w:r>
-        <w:rPr>
-          <w:i/>
-          <w:iCs/>
-          <w:lang w:val="en-US"/>
-        </w:rPr>
-        <w:t>oppdist_c</w:t>
-      </w:r>
-      <w:proofErr w:type="spellEnd"/>
-      <w:r>
-        <w:rPr>
-          <w:i/>
-          <w:iCs/>
-          <w:lang w:val="en-US"/>
-        </w:rPr>
-        <w:t>")</w:t>
-      </w:r>
-    </w:p>
-    <w:p>
-      <w:pPr>
-        <w:rPr>
-          <w:lang w:val="en-US"/>
-        </w:rPr>
-      </w:pPr>
-      <w:proofErr w:type="gramStart"/>
+        <w:t xml:space="preserve"> set_prior("normal(0, 0.0001)", class = "b", coef = "oppdist_c")</w:t>
+      </w:r>
+    </w:p>
+    <w:p>
+      <w:pPr>
+        <w:rPr>
+          <w:lang w:val="en-US"/>
+        </w:rPr>
+      </w:pPr>
       <w:r>
         <w:rPr>
           <w:lang w:val="en-US"/>
@@ -6128,76 +3285,26 @@
         <w:rPr>
           <w:lang w:val="en-US"/>
         </w:rPr>
-        <w:t>e</w:t>
-      </w:r>
-      <w:proofErr w:type="gramEnd"/>
-      <w:r>
-        <w:rPr>
-          <w:lang w:val="en-US"/>
-        </w:rPr>
-        <w:t xml:space="preserve"> </w:t>
-      </w:r>
-      <w:proofErr w:type="gramStart"/>
-      <w:r>
-        <w:rPr>
-          <w:lang w:val="en-US"/>
-        </w:rPr>
-        <w:t>are saying</w:t>
-      </w:r>
-      <w:proofErr w:type="gramEnd"/>
-      <w:r>
-        <w:rPr>
-          <w:lang w:val="en-US"/>
-        </w:rPr>
-        <w:t xml:space="preserve"> that a team whose opponent runs 26.515 compared to a team that runs 20.514 will change the probability of winning between (</w:t>
-      </w:r>
-      <w:proofErr w:type="gramStart"/>
-      <w:r>
-        <w:rPr>
-          <w:lang w:val="en-US"/>
-        </w:rPr>
-        <w:t>0.15 ,</w:t>
-      </w:r>
-      <w:proofErr w:type="gramEnd"/>
-      <w:r>
-        <w:rPr>
-          <w:lang w:val="en-US"/>
-        </w:rPr>
-        <w:t xml:space="preserve"> </w:t>
-      </w:r>
-      <w:proofErr w:type="gramStart"/>
-      <w:r>
-        <w:rPr>
-          <w:lang w:val="en-US"/>
-        </w:rPr>
-        <w:t>0.67 )</w:t>
-      </w:r>
-      <w:proofErr w:type="gramEnd"/>
-      <w:r>
-        <w:rPr>
-          <w:lang w:val="en-US"/>
-        </w:rPr>
-        <w:t xml:space="preserve"> so from 15% to 67%</w:t>
-      </w:r>
-    </w:p>
-    <w:p>
-      <w:pPr>
-        <w:rPr>
-          <w:lang w:val="en-US"/>
-        </w:rPr>
-      </w:pPr>
-    </w:p>
-    <w:p>
-      <w:pPr>
-        <w:rPr>
-          <w:lang w:val="en-US"/>
-        </w:rPr>
-      </w:pPr>
-      <w:r>
-        <w:rPr>
-          <w:lang w:val="en-US"/>
-        </w:rPr>
-        <w:lastRenderedPageBreak/>
+        <w:t>e are saying that a team whose opponent runs 26.515 compared to a team that runs 20.514 will change the probability of winning between (0.15 , 0.67 ) so from 15% to 67%</w:t>
+      </w:r>
+    </w:p>
+    <w:p>
+      <w:pPr>
+        <w:rPr>
+          <w:lang w:val="en-US"/>
+        </w:rPr>
+      </w:pPr>
+    </w:p>
+    <w:p>
+      <w:pPr>
+        <w:rPr>
+          <w:lang w:val="en-US"/>
+        </w:rPr>
+      </w:pPr>
+      <w:r>
+        <w:rPr>
+          <w:lang w:val="en-US"/>
+        </w:rPr>
         <w:t>Neu:</w:t>
       </w:r>
       <w:r>
@@ -6307,21 +3414,7 @@
         <w:rPr>
           <w:lang w:val="en-US"/>
         </w:rPr>
-        <w:t xml:space="preserve">We use weakly informative Normal priors centered at zero for regression coefficients. These </w:t>
-      </w:r>
-      <w:proofErr w:type="gramStart"/>
-      <w:r>
-        <w:rPr>
-          <w:lang w:val="en-US"/>
-        </w:rPr>
-        <w:t>priors</w:t>
-      </w:r>
-      <w:proofErr w:type="gramEnd"/>
-      <w:r>
-        <w:rPr>
-          <w:lang w:val="en-US"/>
-        </w:rPr>
-        <w:t xml:space="preserve"> regularize extreme estimates while allowing the data to dominate inference. The prior scale was chosen such that a two-standard-deviation change corresponds to a plausible change in outcome probability over the observed range of the predictor.</w:t>
+        <w:t>We use weakly informative Normal priors centered at zero for regression coefficients. These priors regularize extreme estimates while allowing the data to dominate inference. The prior scale was chosen such that a two-standard-deviation change corresponds to a plausible change in outcome probability over the observed range of the predictor.</w:t>
       </w:r>
     </w:p>
     <w:p>
@@ -6358,55 +3451,27 @@
         <w:rPr>
           <w:lang w:val="en-US"/>
         </w:rPr>
-        <w:t xml:space="preserve">%, which we consider a reasonable upper </w:t>
-      </w:r>
-      <w:proofErr w:type="gramStart"/>
-      <w:r>
-        <w:rPr>
-          <w:lang w:val="en-US"/>
-        </w:rPr>
-        <w:t>bound</w:t>
-      </w:r>
-      <w:proofErr w:type="gramEnd"/>
-      <w:r>
-        <w:rPr>
-          <w:lang w:val="en-US"/>
-        </w:rPr>
-        <w:t>.</w:t>
-      </w:r>
-    </w:p>
-    <w:p>
-      <w:pPr>
-        <w:rPr>
-          <w:lang w:val="en-US"/>
-        </w:rPr>
-      </w:pPr>
-    </w:p>
-    <w:p>
-      <w:pPr>
-        <w:rPr>
-          <w:color w:val="525252" w:themeColor="accent3" w:themeShade="80"/>
-        </w:rPr>
-      </w:pPr>
-      <w:r>
-        <w:rPr>
-          <w:color w:val="525252" w:themeColor="accent3" w:themeShade="80"/>
-        </w:rPr>
-        <w:t xml:space="preserve">Aber was </w:t>
-      </w:r>
-      <w:proofErr w:type="spellStart"/>
-      <w:r>
-        <w:rPr>
-          <w:color w:val="525252" w:themeColor="accent3" w:themeShade="80"/>
-        </w:rPr>
-        <w:t>is</w:t>
-      </w:r>
-      <w:proofErr w:type="spellEnd"/>
-      <w:r>
-        <w:rPr>
-          <w:color w:val="525252" w:themeColor="accent3" w:themeShade="80"/>
-        </w:rPr>
-        <w:t xml:space="preserve"> X? </w:t>
+        <w:t>%, which we consider a reasonable upper bound.</w:t>
+      </w:r>
+    </w:p>
+    <w:p>
+      <w:pPr>
+        <w:rPr>
+          <w:lang w:val="en-US"/>
+        </w:rPr>
+      </w:pPr>
+    </w:p>
+    <w:p>
+      <w:pPr>
+        <w:rPr>
+          <w:color w:val="525252" w:themeColor="accent3" w:themeShade="80"/>
+        </w:rPr>
+      </w:pPr>
+      <w:r>
+        <w:rPr>
+          <w:color w:val="525252" w:themeColor="accent3" w:themeShade="80"/>
+        </w:rPr>
+        <w:t xml:space="preserve">Aber was is X? </w:t>
       </w:r>
     </w:p>
     <w:p>
@@ -6642,39 +3707,7 @@
           <w:rFonts w:eastAsiaTheme="minorEastAsia"/>
           <w:color w:val="525252" w:themeColor="accent3" w:themeShade="80"/>
         </w:rPr>
-        <w:t xml:space="preserve"> = </w:t>
-      </w:r>
-      <w:proofErr w:type="spellStart"/>
-      <w:r>
-        <w:rPr>
-          <w:rFonts w:eastAsiaTheme="minorEastAsia"/>
-          <w:color w:val="525252" w:themeColor="accent3" w:themeShade="80"/>
-        </w:rPr>
-        <w:t>intercept</w:t>
-      </w:r>
-      <w:proofErr w:type="spellEnd"/>
-      <w:r>
-        <w:rPr>
-          <w:rFonts w:eastAsiaTheme="minorEastAsia"/>
-          <w:color w:val="525252" w:themeColor="accent3" w:themeShade="80"/>
-        </w:rPr>
-        <w:t xml:space="preserve"> (bei uns in </w:t>
-      </w:r>
-      <w:proofErr w:type="spellStart"/>
-      <w:r>
-        <w:rPr>
-          <w:rFonts w:eastAsiaTheme="minorEastAsia"/>
-          <w:color w:val="525252" w:themeColor="accent3" w:themeShade="80"/>
-        </w:rPr>
-        <w:t>table</w:t>
-      </w:r>
-      <w:proofErr w:type="spellEnd"/>
-      <w:r>
-        <w:rPr>
-          <w:rFonts w:eastAsiaTheme="minorEastAsia"/>
-          <w:color w:val="525252" w:themeColor="accent3" w:themeShade="80"/>
-        </w:rPr>
-        <w:t xml:space="preserve"> 2</w:t>
+        <w:t xml:space="preserve"> = intercept (bei uns in table 2</w:t>
       </w:r>
       <w:r>
         <w:rPr>
@@ -6941,35 +3974,7 @@
         <w:rPr>
           <w:color w:val="525252" w:themeColor="accent3" w:themeShade="80"/>
         </w:rPr>
-        <w:t xml:space="preserve"> (</w:t>
-      </w:r>
-      <w:proofErr w:type="spellStart"/>
-      <w:r>
-        <w:rPr>
-          <w:color w:val="525252" w:themeColor="accent3" w:themeShade="80"/>
-        </w:rPr>
-        <w:t>upper</w:t>
-      </w:r>
-      <w:proofErr w:type="spellEnd"/>
-      <w:r>
-        <w:rPr>
-          <w:color w:val="525252" w:themeColor="accent3" w:themeShade="80"/>
-        </w:rPr>
-        <w:t xml:space="preserve"> </w:t>
-      </w:r>
-      <w:proofErr w:type="spellStart"/>
-      <w:r>
-        <w:rPr>
-          <w:color w:val="525252" w:themeColor="accent3" w:themeShade="80"/>
-        </w:rPr>
-        <w:t>bound</w:t>
-      </w:r>
-      <w:proofErr w:type="spellEnd"/>
-      <w:r>
-        <w:rPr>
-          <w:color w:val="525252" w:themeColor="accent3" w:themeShade="80"/>
-        </w:rPr>
-        <w:t>)</w:t>
+        <w:t xml:space="preserve"> (upper bound)</w:t>
       </w:r>
     </w:p>
     <w:p>
@@ -7142,15 +4147,19 @@
         </w:rPr>
         <w:t xml:space="preserve">  </w:t>
       </w:r>
-      <w:proofErr w:type="spellStart"/>
       <w:r>
         <w:rPr>
           <w:rFonts w:eastAsiaTheme="minorEastAsia"/>
           <w:color w:val="525252" w:themeColor="accent3" w:themeShade="80"/>
         </w:rPr>
-        <w:t>prior</w:t>
-      </w:r>
-      <w:proofErr w:type="spellEnd"/>
+        <w:t xml:space="preserve">prior </w:t>
+      </w:r>
+      <w:r>
+        <w:rPr>
+          <w:color w:val="525252" w:themeColor="accent3" w:themeShade="80"/>
+        </w:rPr>
+        <w:t>heißt es bei x=12 km/h</w:t>
+      </w:r>
       <w:r>
         <w:rPr>
           <w:rFonts w:eastAsiaTheme="minorEastAsia"/>
@@ -7162,48 +4171,7 @@
         <w:rPr>
           <w:color w:val="525252" w:themeColor="accent3" w:themeShade="80"/>
         </w:rPr>
-        <w:t>heißt es bei x=12 km/h</w:t>
-      </w:r>
-      <w:r>
-        <w:rPr>
-          <w:rFonts w:eastAsiaTheme="minorEastAsia"/>
-          <w:color w:val="525252" w:themeColor="accent3" w:themeShade="80"/>
-        </w:rPr>
-        <w:t xml:space="preserve"> </w:t>
-      </w:r>
-      <w:r>
-        <w:rPr>
-          <w:color w:val="525252" w:themeColor="accent3" w:themeShade="80"/>
-        </w:rPr>
-        <w:t>(</w:t>
-      </w:r>
-      <w:proofErr w:type="spellStart"/>
-      <w:r>
-        <w:rPr>
-          <w:color w:val="525252" w:themeColor="accent3" w:themeShade="80"/>
-        </w:rPr>
-        <w:t>upper</w:t>
-      </w:r>
-      <w:proofErr w:type="spellEnd"/>
-      <w:r>
-        <w:rPr>
-          <w:color w:val="525252" w:themeColor="accent3" w:themeShade="80"/>
-        </w:rPr>
-        <w:t xml:space="preserve"> </w:t>
-      </w:r>
-      <w:proofErr w:type="spellStart"/>
-      <w:r>
-        <w:rPr>
-          <w:color w:val="525252" w:themeColor="accent3" w:themeShade="80"/>
-        </w:rPr>
-        <w:t>bound</w:t>
-      </w:r>
-      <w:proofErr w:type="spellEnd"/>
-      <w:r>
-        <w:rPr>
-          <w:color w:val="525252" w:themeColor="accent3" w:themeShade="80"/>
-        </w:rPr>
-        <w:t>)</w:t>
+        <w:t>(upper bound)</w:t>
       </w:r>
     </w:p>
     <w:p>
@@ -7390,21 +4358,7 @@
         <w:rPr>
           <w:color w:val="525252" w:themeColor="accent3" w:themeShade="80"/>
         </w:rPr>
-        <w:t xml:space="preserve">Idee, können wir eine Inversionsformel erstellen? Quasi wir wollen das der Effekt so viel ist, wie müssen wir dann </w:t>
-      </w:r>
-      <w:proofErr w:type="gramStart"/>
-      <w:r>
-        <w:rPr>
-          <w:color w:val="525252" w:themeColor="accent3" w:themeShade="80"/>
-        </w:rPr>
-        <w:t>die Priors</w:t>
-      </w:r>
-      <w:proofErr w:type="gramEnd"/>
-      <w:r>
-        <w:rPr>
-          <w:color w:val="525252" w:themeColor="accent3" w:themeShade="80"/>
-        </w:rPr>
-        <w:t xml:space="preserve"> setzen?</w:t>
+        <w:t>Idee, können wir eine Inversionsformel erstellen? Quasi wir wollen das der Effekt so viel ist, wie müssen wir dann die Priors setzen?</w:t>
       </w:r>
     </w:p>
     <w:p>
@@ -7741,21 +4695,7 @@
         <w:rPr>
           <w:color w:val="525252" w:themeColor="accent3" w:themeShade="80"/>
         </w:rPr>
-        <w:t xml:space="preserve"> im </w:t>
-      </w:r>
-      <w:proofErr w:type="spellStart"/>
-      <w:r>
-        <w:rPr>
-          <w:color w:val="525252" w:themeColor="accent3" w:themeShade="80"/>
-        </w:rPr>
-        <w:t>Git</w:t>
-      </w:r>
-      <w:proofErr w:type="spellEnd"/>
-      <w:r>
-        <w:rPr>
-          <w:color w:val="525252" w:themeColor="accent3" w:themeShade="80"/>
-        </w:rPr>
-        <w:t xml:space="preserve"> Ordner.</w:t>
+        <w:t xml:space="preserve"> im Git Ordner.</w:t>
       </w:r>
     </w:p>
     <w:p>
@@ -7988,97 +4928,13 @@
         <w:rPr>
           <w:color w:val="525252" w:themeColor="accent3" w:themeShade="80"/>
         </w:rPr>
-        <w:t xml:space="preserve">egen dem </w:t>
-      </w:r>
-      <w:proofErr w:type="spellStart"/>
-      <w:r>
-        <w:rPr>
-          <w:color w:val="525252" w:themeColor="accent3" w:themeShade="80"/>
-        </w:rPr>
-        <w:t>intercept</w:t>
-      </w:r>
-      <w:proofErr w:type="spellEnd"/>
-      <w:r>
-        <w:rPr>
-          <w:color w:val="525252" w:themeColor="accent3" w:themeShade="80"/>
-        </w:rPr>
-        <w:t xml:space="preserve"> -4.6 und der </w:t>
-      </w:r>
-      <w:proofErr w:type="spellStart"/>
-      <w:r>
-        <w:rPr>
-          <w:color w:val="525252" w:themeColor="accent3" w:themeShade="80"/>
-        </w:rPr>
-        <w:t>max</w:t>
-      </w:r>
-      <w:proofErr w:type="spellEnd"/>
-      <w:r>
-        <w:rPr>
-          <w:color w:val="525252" w:themeColor="accent3" w:themeShade="80"/>
-        </w:rPr>
-        <w:t xml:space="preserve"> </w:t>
-      </w:r>
-      <w:proofErr w:type="spellStart"/>
-      <w:r>
-        <w:rPr>
-          <w:color w:val="525252" w:themeColor="accent3" w:themeShade="80"/>
-        </w:rPr>
-        <w:t>größe</w:t>
-      </w:r>
-      <w:proofErr w:type="spellEnd"/>
-      <w:r>
-        <w:rPr>
-          <w:color w:val="525252" w:themeColor="accent3" w:themeShade="80"/>
-        </w:rPr>
-        <w:t xml:space="preserve"> der Werte, wollen wir diesen p wert</w:t>
-      </w:r>
-      <w:r>
-        <w:rPr>
-          <w:color w:val="525252" w:themeColor="accent3" w:themeShade="80"/>
-        </w:rPr>
-        <w:t xml:space="preserve">. Die </w:t>
-      </w:r>
-      <w:proofErr w:type="spellStart"/>
-      <w:r>
-        <w:rPr>
-          <w:color w:val="525252" w:themeColor="accent3" w:themeShade="80"/>
-        </w:rPr>
-        <w:t>formel</w:t>
-      </w:r>
-      <w:proofErr w:type="spellEnd"/>
-      <w:r>
-        <w:rPr>
-          <w:color w:val="525252" w:themeColor="accent3" w:themeShade="80"/>
-        </w:rPr>
-        <w:t xml:space="preserve"> gibt uns das </w:t>
-      </w:r>
-      <w:proofErr w:type="spellStart"/>
-      <w:r>
-        <w:rPr>
-          <w:color w:val="525252" w:themeColor="accent3" w:themeShade="80"/>
-        </w:rPr>
-        <w:t>max</w:t>
-      </w:r>
-      <w:proofErr w:type="spellEnd"/>
-      <w:r>
-        <w:rPr>
-          <w:color w:val="525252" w:themeColor="accent3" w:themeShade="80"/>
-        </w:rPr>
-        <w:t xml:space="preserve"> </w:t>
-      </w:r>
-      <w:proofErr w:type="spellStart"/>
-      <w:r>
-        <w:rPr>
-          <w:color w:val="525252" w:themeColor="accent3" w:themeShade="80"/>
-        </w:rPr>
-        <w:t>beta</w:t>
-      </w:r>
-      <w:proofErr w:type="spellEnd"/>
-      <w:r>
-        <w:rPr>
-          <w:color w:val="525252" w:themeColor="accent3" w:themeShade="80"/>
-        </w:rPr>
-        <w:t>, das wir setzen sollten.</w:t>
+        <w:t>egen dem intercept -4.6 und der max größe der Werte, wollen wir diesen p wert</w:t>
+      </w:r>
+      <w:r>
+        <w:rPr>
+          <w:color w:val="525252" w:themeColor="accent3" w:themeShade="80"/>
+        </w:rPr>
+        <w:t>. Die formel gibt uns das max beta, das wir setzen sollten.</w:t>
       </w:r>
     </w:p>
     <w:p>
@@ -8219,10 +5075,12 @@
           <w:lang w:val="en-US" w:eastAsia="en-US"/>
           <w14:ligatures w14:val="standardContextual"/>
         </w:rPr>
-        <w:t xml:space="preserve">At first glance, with nearly 50,000 observations, a frequentist approach may appear fully sufficient. In a narrow sense, this is true: point estimates will be similar, as the likelihood is strong and largely dominates the posterior. However, frequentist inference stops at a point </w:t>
-      </w:r>
-      <w:proofErr w:type="gramStart"/>
-      <w:r>
+        <w:t>At first glance, with nearly 50,000 observations, a frequentist approach may appear fully sufficient. In a narrow sense, this is true: point estimates will be similar, as the likelihood is strong and largely dominates the posterior. However, frequentist inference stops at a point estimate. Bayesian inference does not. It yields a full posterior distribution, allowing directly interpretable statements such as: with 95% probability, the effect lies within this range. This is substantially more informative and practically useful than a p-value attached to a single estimate.</w:t>
+      </w:r>
+    </w:p>
+    <w:p>
+      <w:pPr>
+        <w:pStyle w:val="StandardWeb"/>
         <w:rPr>
           <w:rFonts w:ascii="Arial" w:eastAsiaTheme="minorHAnsi" w:hAnsi="Arial" w:cstheme="minorBidi"/>
           <w:kern w:val="2"/>
@@ -8230,9 +5088,7 @@
           <w:lang w:val="en-US" w:eastAsia="en-US"/>
           <w14:ligatures w14:val="standardContextual"/>
         </w:rPr>
-        <w:t>estimate</w:t>
-      </w:r>
-      <w:proofErr w:type="gramEnd"/>
+      </w:pPr>
       <w:r>
         <w:rPr>
           <w:rFonts w:ascii="Arial" w:eastAsiaTheme="minorHAnsi" w:hAnsi="Arial" w:cstheme="minorBidi"/>
@@ -8241,10 +5097,12 @@
           <w:lang w:val="en-US" w:eastAsia="en-US"/>
           <w14:ligatures w14:val="standardContextual"/>
         </w:rPr>
-        <w:t xml:space="preserve">. Bayesian inference does not. It yields a full posterior distribution, allowing directly interpretable statements </w:t>
-      </w:r>
-      <w:proofErr w:type="gramStart"/>
-      <w:r>
+        <w:t>The distinction becomes critical once the structure of the data is considered. Fifty thousand observations do not imply fifty thousand independent pieces of information. The data are deeply hierarchical: players are nested within teams, actions occur within the same five-minute sections, and information is unevenly distributed across groups. While the referenced paper uses fixed effects with clustered standard errors, this is not equivalent to a hierarchical model. Fixed effects estimate group parameters independently and do not allow for partial pooling. Clustered standard errors only adjust uncertainty; they do not change point estimates and therefore do not correct unstable or extreme group-level effects.</w:t>
+      </w:r>
+    </w:p>
+    <w:p>
+      <w:pPr>
+        <w:pStyle w:val="StandardWeb"/>
         <w:rPr>
           <w:rFonts w:ascii="Arial" w:eastAsiaTheme="minorHAnsi" w:hAnsi="Arial" w:cstheme="minorBidi"/>
           <w:kern w:val="2"/>
@@ -8252,9 +5110,7 @@
           <w:lang w:val="en-US" w:eastAsia="en-US"/>
           <w14:ligatures w14:val="standardContextual"/>
         </w:rPr>
-        <w:t>such as:</w:t>
-      </w:r>
-      <w:proofErr w:type="gramEnd"/>
+      </w:pPr>
       <w:r>
         <w:rPr>
           <w:rFonts w:ascii="Arial" w:eastAsiaTheme="minorHAnsi" w:hAnsi="Arial" w:cstheme="minorBidi"/>
@@ -8263,12 +5119,9 @@
           <w:lang w:val="en-US" w:eastAsia="en-US"/>
           <w14:ligatures w14:val="standardContextual"/>
         </w:rPr>
-        <w:t xml:space="preserve"> with 95% probability, the effect lies within this range. This is substantially more informative and practically useful than a p-value attached to a single estimate.</w:t>
-      </w:r>
-    </w:p>
-    <w:p>
-      <w:pPr>
-        <w:pStyle w:val="StandardWeb"/>
+        <w:t>Bayesian multilevel models explicitly model this structure. Through partial pooling, estimates are stabilized by borrowing strength across groups, shrinking extreme values</w:t>
+      </w:r>
+      <w:r>
         <w:rPr>
           <w:rFonts w:ascii="Arial" w:eastAsiaTheme="minorHAnsi" w:hAnsi="Arial" w:cstheme="minorBidi"/>
           <w:kern w:val="2"/>
@@ -8276,7 +5129,8 @@
           <w:lang w:val="en-US" w:eastAsia="en-US"/>
           <w14:ligatures w14:val="standardContextual"/>
         </w:rPr>
-      </w:pPr>
+        <w:t xml:space="preserve">, </w:t>
+      </w:r>
       <w:r>
         <w:rPr>
           <w:rFonts w:ascii="Arial" w:eastAsiaTheme="minorHAnsi" w:hAnsi="Arial" w:cstheme="minorBidi"/>
@@ -8285,12 +5139,9 @@
           <w:lang w:val="en-US" w:eastAsia="en-US"/>
           <w14:ligatures w14:val="standardContextual"/>
         </w:rPr>
-        <w:t>The distinction becomes critical once the structure of the data is considered. Fifty thousand observations do not imply fifty thousand independent pieces of information. The data are deeply hierarchical: players are nested within teams, actions occur within the same five-minute sections, and information is unevenly distributed across groups. While the referenced paper uses fixed effects with clustered standard errors, this is not equivalent to a hierarchical model. Fixed effects estimate group parameters independently and do not allow for partial pooling. Clustered standard errors only adjust uncertainty; they do not change point estimates and therefore do not correct unstable or extreme group-level effects.</w:t>
-      </w:r>
-    </w:p>
-    <w:p>
-      <w:pPr>
-        <w:pStyle w:val="StandardWeb"/>
+        <w:t>especially in sparsely observed groups</w:t>
+      </w:r>
+      <w:r>
         <w:rPr>
           <w:rFonts w:ascii="Arial" w:eastAsiaTheme="minorHAnsi" w:hAnsi="Arial" w:cstheme="minorBidi"/>
           <w:kern w:val="2"/>
@@ -8298,7 +5149,8 @@
           <w:lang w:val="en-US" w:eastAsia="en-US"/>
           <w14:ligatures w14:val="standardContextual"/>
         </w:rPr>
-      </w:pPr>
+        <w:t xml:space="preserve">, </w:t>
+      </w:r>
       <w:r>
         <w:rPr>
           <w:rFonts w:ascii="Arial" w:eastAsiaTheme="minorHAnsi" w:hAnsi="Arial" w:cstheme="minorBidi"/>
@@ -8307,9 +5159,12 @@
           <w:lang w:val="en-US" w:eastAsia="en-US"/>
           <w14:ligatures w14:val="standardContextual"/>
         </w:rPr>
-        <w:t>Bayesian multilevel models explicitly model this structure. Through partial pooling, estimates are stabilized by borrowing strength across groups, shrinking extreme values</w:t>
-      </w:r>
-      <w:r>
+        <w:t>and producing uncertainty that reflects both within- and between-group variation. Importantly, this means the estimates themselves change in a principled way, not just their standard errors.</w:t>
+      </w:r>
+    </w:p>
+    <w:p>
+      <w:pPr>
+        <w:pStyle w:val="StandardWeb"/>
         <w:rPr>
           <w:rFonts w:ascii="Arial" w:eastAsiaTheme="minorHAnsi" w:hAnsi="Arial" w:cstheme="minorBidi"/>
           <w:kern w:val="2"/>
@@ -8317,8 +5172,7 @@
           <w:lang w:val="en-US" w:eastAsia="en-US"/>
           <w14:ligatures w14:val="standardContextual"/>
         </w:rPr>
-        <w:t xml:space="preserve">, </w:t>
-      </w:r>
+      </w:pPr>
       <w:r>
         <w:rPr>
           <w:rFonts w:ascii="Arial" w:eastAsiaTheme="minorHAnsi" w:hAnsi="Arial" w:cstheme="minorBidi"/>
@@ -8327,7 +5181,8 @@
           <w:lang w:val="en-US" w:eastAsia="en-US"/>
           <w14:ligatures w14:val="standardContextual"/>
         </w:rPr>
-        <w:t>especially in sparsely observed groups</w:t>
+        <w:lastRenderedPageBreak/>
+        <w:t>Beyond estimation, Bayesian methods allow direct assessment of generalizability using tools such as LOO cross-validation, enabling systematic comparison of predictive performance across models</w:t>
       </w:r>
       <w:r>
         <w:rPr>
@@ -8347,7 +5202,7 @@
           <w:lang w:val="en-US" w:eastAsia="en-US"/>
           <w14:ligatures w14:val="standardContextual"/>
         </w:rPr>
-        <w:t>and producing uncertainty that reflects both within- and between-group variation. Importantly, this means the estimates themselves change in a principled way, not just their standard errors.</w:t>
+        <w:t>something that is not addressed in the frequentist framework used in the paper. Finally, priors and prior predictive checks force explicit modeling assumptions and allow us to assess whether our understanding of the problem is coherent even before observing the data.</w:t>
       </w:r>
     </w:p>
     <w:p>
@@ -8369,8 +5224,7 @@
           <w:lang w:val="en-US" w:eastAsia="en-US"/>
           <w14:ligatures w14:val="standardContextual"/>
         </w:rPr>
-        <w:lastRenderedPageBreak/>
-        <w:t>Beyond estimation, Bayesian methods allow direct assessment of generalizability using tools such as LOO cross-validation, enabling systematic comparison of predictive performance across models</w:t>
+        <w:t>Bayesian models are computationally more demanding. In return, they provide stabilized estimates, interpretable uncertainty, improved generalization, and greater transparency. With complex, hierarchical data, this is not an unnecessary complication</w:t>
       </w:r>
       <w:r>
         <w:rPr>
@@ -8390,48 +5244,6 @@
           <w:lang w:val="en-US" w:eastAsia="en-US"/>
           <w14:ligatures w14:val="standardContextual"/>
         </w:rPr>
-        <w:t>something that is not addressed in the frequentist framework used in the paper. Finally, priors and prior predictive checks force explicit modeling assumptions and allow us to assess whether our understanding of the problem is coherent even before observing the data.</w:t>
-      </w:r>
-    </w:p>
-    <w:p>
-      <w:pPr>
-        <w:pStyle w:val="StandardWeb"/>
-        <w:rPr>
-          <w:rFonts w:ascii="Arial" w:eastAsiaTheme="minorHAnsi" w:hAnsi="Arial" w:cstheme="minorBidi"/>
-          <w:kern w:val="2"/>
-          <w:sz w:val="22"/>
-          <w:lang w:val="en-US" w:eastAsia="en-US"/>
-          <w14:ligatures w14:val="standardContextual"/>
-        </w:rPr>
-      </w:pPr>
-      <w:r>
-        <w:rPr>
-          <w:rFonts w:ascii="Arial" w:eastAsiaTheme="minorHAnsi" w:hAnsi="Arial" w:cstheme="minorBidi"/>
-          <w:kern w:val="2"/>
-          <w:sz w:val="22"/>
-          <w:lang w:val="en-US" w:eastAsia="en-US"/>
-          <w14:ligatures w14:val="standardContextual"/>
-        </w:rPr>
-        <w:t>Bayesian models are computationally more demanding. In return, they provide stabilized estimates, interpretable uncertainty, improved generalization, and greater transparency. With complex, hierarchical data, this is not an unnecessary complication</w:t>
-      </w:r>
-      <w:r>
-        <w:rPr>
-          <w:rFonts w:ascii="Arial" w:eastAsiaTheme="minorHAnsi" w:hAnsi="Arial" w:cstheme="minorBidi"/>
-          <w:kern w:val="2"/>
-          <w:sz w:val="22"/>
-          <w:lang w:val="en-US" w:eastAsia="en-US"/>
-          <w14:ligatures w14:val="standardContextual"/>
-        </w:rPr>
-        <w:t xml:space="preserve">, </w:t>
-      </w:r>
-      <w:r>
-        <w:rPr>
-          <w:rFonts w:ascii="Arial" w:eastAsiaTheme="minorHAnsi" w:hAnsi="Arial" w:cstheme="minorBidi"/>
-          <w:kern w:val="2"/>
-          <w:sz w:val="22"/>
-          <w:lang w:val="en-US" w:eastAsia="en-US"/>
-          <w14:ligatures w14:val="standardContextual"/>
-        </w:rPr>
         <w:t>it is the approach that matches the structure of the problem.</w:t>
       </w:r>
     </w:p>
@@ -8454,9 +5266,8 @@
           <w:lang w:eastAsia="en-US"/>
           <w14:ligatures w14:val="standardContextual"/>
         </w:rPr>
-        <w:t xml:space="preserve">Dann müssen wir diese </w:t>
-      </w:r>
-      <w:proofErr w:type="spellStart"/>
+        <w:t>Dann müssen wir diese di</w:t>
+      </w:r>
       <w:r>
         <w:rPr>
           <w:rFonts w:ascii="Arial" w:eastAsiaTheme="minorHAnsi" w:hAnsi="Arial" w:cstheme="minorBidi"/>
@@ -8465,28 +5276,7 @@
           <w:lang w:eastAsia="en-US"/>
           <w14:ligatures w14:val="standardContextual"/>
         </w:rPr>
-        <w:t>di</w:t>
-      </w:r>
-      <w:r>
-        <w:rPr>
-          <w:rFonts w:ascii="Arial" w:eastAsiaTheme="minorHAnsi" w:hAnsi="Arial" w:cstheme="minorBidi"/>
-          <w:kern w:val="2"/>
-          <w:sz w:val="22"/>
-          <w:lang w:eastAsia="en-US"/>
-          <w14:ligatures w14:val="standardContextual"/>
-        </w:rPr>
-        <w:t>nger</w:t>
-      </w:r>
-      <w:proofErr w:type="spellEnd"/>
-      <w:r>
-        <w:rPr>
-          <w:rFonts w:ascii="Arial" w:eastAsiaTheme="minorHAnsi" w:hAnsi="Arial" w:cstheme="minorBidi"/>
-          <w:kern w:val="2"/>
-          <w:sz w:val="22"/>
-          <w:lang w:eastAsia="en-US"/>
-          <w14:ligatures w14:val="standardContextual"/>
-        </w:rPr>
-        <w:t xml:space="preserve"> nutzen</w:t>
+        <w:t>nger nutzen</w:t>
       </w:r>
     </w:p>
     <w:p>
@@ -8504,21 +5294,7 @@
         <w:rPr>
           <w:lang w:val="en-US"/>
         </w:rPr>
-        <w:t>Model with partial pooling (</w:t>
-      </w:r>
-      <w:proofErr w:type="spellStart"/>
-      <w:r>
-        <w:rPr>
-          <w:lang w:val="en-US"/>
-        </w:rPr>
-        <w:t>hierarcial</w:t>
-      </w:r>
-      <w:proofErr w:type="spellEnd"/>
-      <w:r>
-        <w:rPr>
-          <w:lang w:val="en-US"/>
-        </w:rPr>
-        <w:t xml:space="preserve"> instead of fi</w:t>
+        <w:t>Model with partial pooling (hierarcial instead of fi</w:t>
       </w:r>
       <w:r>
         <w:rPr>
@@ -8566,35 +5342,7 @@
         <w:rPr>
           <w:lang w:val="en-US"/>
         </w:rPr>
-        <w:t xml:space="preserve">Posterior credible interval for “effort” speed coefficient, show its different than 0. </w:t>
-      </w:r>
-      <w:proofErr w:type="spellStart"/>
-      <w:r>
-        <w:rPr>
-          <w:lang w:val="en-US"/>
-        </w:rPr>
-        <w:t>Mcmc_</w:t>
-      </w:r>
-      <w:proofErr w:type="gramStart"/>
-      <w:r>
-        <w:rPr>
-          <w:lang w:val="en-US"/>
-        </w:rPr>
-        <w:t>areas</w:t>
-      </w:r>
-      <w:proofErr w:type="spellEnd"/>
-      <w:r>
-        <w:rPr>
-          <w:lang w:val="en-US"/>
-        </w:rPr>
-        <w:t>(</w:t>
-      </w:r>
-      <w:proofErr w:type="gramEnd"/>
-      <w:r>
-        <w:rPr>
-          <w:lang w:val="en-US"/>
-        </w:rPr>
-        <w:t>) plot</w:t>
+        <w:t>Posterior credible interval for “effort” speed coefficient, show its different than 0. Mcmc_areas() plot</w:t>
       </w:r>
     </w:p>
     <w:p>
@@ -8612,21 +5360,7 @@
         <w:rPr>
           <w:lang w:val="en-US"/>
         </w:rPr>
-        <w:t xml:space="preserve">Loo comparison of a </w:t>
-      </w:r>
-      <w:proofErr w:type="gramStart"/>
-      <w:r>
-        <w:rPr>
-          <w:lang w:val="en-US"/>
-        </w:rPr>
-        <w:t>tables</w:t>
-      </w:r>
-      <w:proofErr w:type="gramEnd"/>
-      <w:r>
-        <w:rPr>
-          <w:lang w:val="en-US"/>
-        </w:rPr>
-        <w:t xml:space="preserve"> models</w:t>
+        <w:t>Loo comparison of a tables models</w:t>
       </w:r>
     </w:p>
     <w:p>
@@ -8648,21 +5382,7 @@
         <w:rPr>
           <w:lang w:val="en-US"/>
         </w:rPr>
-        <w:t xml:space="preserve">How we got the </w:t>
-      </w:r>
-      <w:proofErr w:type="spellStart"/>
-      <w:r>
-        <w:rPr>
-          <w:lang w:val="en-US"/>
-        </w:rPr>
-        <w:t>hebrew</w:t>
-      </w:r>
-      <w:proofErr w:type="spellEnd"/>
-      <w:r>
-        <w:rPr>
-          <w:lang w:val="en-US"/>
-        </w:rPr>
-        <w:t xml:space="preserve"> n</w:t>
+        <w:t>How we got the hebrew n</w:t>
       </w:r>
       <w:r>
         <w:rPr>
@@ -8780,14 +5500,12 @@
         </w:rPr>
         <w:t>“</w:t>
       </w:r>
-      <w:proofErr w:type="spellStart"/>
       <w:r>
         <w:rPr>
           <w:lang w:val="en-US"/>
         </w:rPr>
         <w:t>team_rank</w:t>
       </w:r>
-      <w:proofErr w:type="spellEnd"/>
       <w:r>
         <w:rPr>
           <w:lang w:val="en-US"/>
@@ -9323,27 +6041,9 @@
           <w:lang w:val="en-US"/>
         </w:rPr>
       </w:pPr>
-      <w:proofErr w:type="spellStart"/>
-      <w:r>
-        <w:t>Summarize</w:t>
-      </w:r>
-      <w:proofErr w:type="spellEnd"/>
-      <w:r>
-        <w:t xml:space="preserve"> </w:t>
-      </w:r>
-      <w:proofErr w:type="spellStart"/>
-      <w:r>
-        <w:t>results</w:t>
-      </w:r>
-      <w:proofErr w:type="spellEnd"/>
-      <w:r>
-        <w:t xml:space="preserve"> and </w:t>
-      </w:r>
-      <w:proofErr w:type="spellStart"/>
-      <w:r>
-        <w:t>conclude</w:t>
-      </w:r>
-      <w:proofErr w:type="spellEnd"/>
+      <w:r>
+        <w:t>Summarize results and conclude</w:t>
+      </w:r>
     </w:p>
     <w:sectPr>
       <w:pgSz w:w="11906" w:h="16838"/>

--- a/Report Word Version.docx
+++ b/Report Word Version.docx
@@ -3389,6 +3389,1381 @@
     <w:p>
       <w:pPr>
         <w:rPr>
+          <w:u w:val="single"/>
+        </w:rPr>
+      </w:pPr>
+      <w:r>
+        <w:rPr>
+          <w:u w:val="single"/>
+        </w:rPr>
+        <w:t>Column 2</w:t>
+      </w:r>
+    </w:p>
+    <w:p>
+      <w:r>
+        <w:t># homegame hat aus 38% bis</w:t>
+      </w:r>
+      <w:r>
+        <w:t xml:space="preserve"> zu 80% gewinnchance gemact </w:t>
+      </w:r>
+      <w:r>
+        <w:rPr>
+          <w:color w:val="EE0000"/>
+        </w:rPr>
+        <w:t>(reduziert)</w:t>
+      </w:r>
+    </w:p>
+    <w:p>
+      <w:pPr>
+        <w:rPr>
+          <w:i/>
+          <w:iCs/>
+          <w:lang w:val="en-US"/>
+        </w:rPr>
+      </w:pPr>
+      <w:r>
+        <w:rPr>
+          <w:i/>
+          <w:iCs/>
+          <w:lang w:val="en-US"/>
+        </w:rPr>
+        <w:t>set_prior("normal(0, 0.25)",  class = "b", coef = "dhomegame")</w:t>
+      </w:r>
+    </w:p>
+    <w:p>
+      <w:pPr>
+        <w:rPr>
+          <w:lang w:val="en-US"/>
+        </w:rPr>
+      </w:pPr>
+      <w:r>
+        <w:rPr>
+          <w:lang w:val="en-US"/>
+        </w:rPr>
+        <w:t>W</w:t>
+      </w:r>
+      <w:r>
+        <w:rPr>
+          <w:lang w:val="en-US"/>
+        </w:rPr>
+        <w:t xml:space="preserve">e are saying that playing a home game or not changes the base probability of </w:t>
+      </w:r>
+      <w:r>
+        <w:rPr>
+          <w:lang w:val="en-US"/>
+        </w:rPr>
+        <w:t>winning</w:t>
+      </w:r>
+      <w:r>
+        <w:rPr>
+          <w:lang w:val="en-US"/>
+        </w:rPr>
+        <w:t xml:space="preserve"> to be between ( 0.27, 0.505), 27% to 50%</w:t>
+      </w:r>
+      <w:r>
+        <w:rPr>
+          <w:lang w:val="en-US"/>
+        </w:rPr>
+        <w:t>.</w:t>
+      </w:r>
+    </w:p>
+    <w:p>
+      <w:pPr>
+        <w:rPr>
+          <w:lang w:val="en-US"/>
+        </w:rPr>
+      </w:pPr>
+    </w:p>
+    <w:p>
+      <w:pPr>
+        <w:rPr>
+          <w:lang w:val="en-US"/>
+        </w:rPr>
+      </w:pPr>
+      <w:r>
+        <w:rPr>
+          <w:lang w:val="en-US"/>
+        </w:rPr>
+        <w:t xml:space="preserve">#rangegap goes from -13 to 13 so 26 unit </w:t>
+      </w:r>
+      <w:r>
+        <w:rPr>
+          <w:color w:val="EE0000"/>
+          <w:lang w:val="en-US"/>
+        </w:rPr>
+        <w:t>(reduziert wegen units)</w:t>
+      </w:r>
+    </w:p>
+    <w:p>
+      <w:pPr>
+        <w:rPr>
+          <w:i/>
+          <w:iCs/>
+          <w:lang w:val="en-US"/>
+        </w:rPr>
+      </w:pPr>
+      <w:r>
+        <w:rPr>
+          <w:i/>
+          <w:iCs/>
+          <w:lang w:val="en-US"/>
+        </w:rPr>
+        <w:t>set_prior("normal(0, 0.025)", class = "b", coef = "rank_gap_c")</w:t>
+      </w:r>
+    </w:p>
+    <w:p>
+      <w:pPr>
+        <w:rPr>
+          <w:lang w:val="en-US"/>
+        </w:rPr>
+      </w:pPr>
+      <w:r>
+        <w:rPr>
+          <w:lang w:val="en-US"/>
+        </w:rPr>
+        <w:t>We are saying that being 13 ranks above your opponent compared to being 13 ranks under changes the odd around (0.14 , 0.69) from 14% to 69%.</w:t>
+      </w:r>
+    </w:p>
+    <w:p>
+      <w:pPr>
+        <w:rPr>
+          <w:lang w:val="en-US"/>
+        </w:rPr>
+      </w:pPr>
+    </w:p>
+    <w:p>
+      <w:pPr>
+        <w:rPr>
+          <w:lang w:val="en-US"/>
+        </w:rPr>
+      </w:pPr>
+      <w:r>
+        <w:rPr>
+          <w:lang w:val="en-US"/>
+        </w:rPr>
+        <w:t>Neu:</w:t>
+      </w:r>
+    </w:p>
+    <w:p>
+      <w:pPr>
+        <w:rPr>
+          <w:lang w:val="en-US"/>
+        </w:rPr>
+      </w:pPr>
+      <w:r>
+        <w:rPr>
+          <w:noProof/>
+          <w:lang w:val="en-US"/>
+        </w:rPr>
+        <w:lastRenderedPageBreak/>
+        <w:drawing>
+          <wp:inline distT="0" distB="0" distL="0" distR="0" wp14:anchorId="69232E54" wp14:editId="4E94AC29">
+            <wp:extent cx="5025604" cy="3105105"/>
+            <wp:effectExtent l="0" t="0" r="3810" b="635"/>
+            <wp:docPr id="1085689646" name="Grafik 1"/>
+            <wp:cNvGraphicFramePr>
+              <a:graphicFrameLocks xmlns:a="http://schemas.openxmlformats.org/drawingml/2006/main" noChangeAspect="1"/>
+            </wp:cNvGraphicFramePr>
+            <a:graphic xmlns:a="http://schemas.openxmlformats.org/drawingml/2006/main">
+              <a:graphicData uri="http://schemas.openxmlformats.org/drawingml/2006/picture">
+                <pic:pic xmlns:pic="http://schemas.openxmlformats.org/drawingml/2006/picture">
+                  <pic:nvPicPr>
+                    <pic:cNvPr id="0" name="Picture 2"/>
+                    <pic:cNvPicPr>
+                      <a:picLocks noChangeAspect="1" noChangeArrowheads="1"/>
+                    </pic:cNvPicPr>
+                  </pic:nvPicPr>
+                  <pic:blipFill>
+                    <a:blip r:embed="rId20" cstate="print">
+                      <a:extLst>
+                        <a:ext uri="{28A0092B-C50C-407E-A947-70E740481C1C}">
+                          <a14:useLocalDpi xmlns:a14="http://schemas.microsoft.com/office/drawing/2010/main" val="0"/>
+                        </a:ext>
+                      </a:extLst>
+                    </a:blip>
+                    <a:srcRect/>
+                    <a:stretch>
+                      <a:fillRect/>
+                    </a:stretch>
+                  </pic:blipFill>
+                  <pic:spPr bwMode="auto">
+                    <a:xfrm>
+                      <a:off x="0" y="0"/>
+                      <a:ext cx="5039043" cy="3113409"/>
+                    </a:xfrm>
+                    <a:prstGeom prst="rect">
+                      <a:avLst/>
+                    </a:prstGeom>
+                    <a:noFill/>
+                  </pic:spPr>
+                </pic:pic>
+              </a:graphicData>
+            </a:graphic>
+          </wp:inline>
+        </w:drawing>
+      </w:r>
+    </w:p>
+    <w:p>
+      <w:pPr>
+        <w:rPr>
+          <w:lang w:val="en-US"/>
+        </w:rPr>
+      </w:pPr>
+    </w:p>
+    <w:p>
+      <w:pPr>
+        <w:rPr>
+          <w:u w:val="single"/>
+        </w:rPr>
+      </w:pPr>
+      <w:r>
+        <w:rPr>
+          <w:u w:val="single"/>
+        </w:rPr>
+        <w:t>Column 3</w:t>
+      </w:r>
+    </w:p>
+    <w:p>
+      <w:r>
+        <w:t>Alt: Eigentlich nicht s</w:t>
+      </w:r>
+      <w:r>
+        <w:t>chlecht. Aber leicht über 1 und weil die anderen Funktionen nur mit dem neuen intercept gut aussahen, würde ich das hier weiterverwenden.</w:t>
+      </w:r>
+    </w:p>
+    <w:p>
+      <w:pPr>
+        <w:rPr>
+          <w:lang w:val="en-US"/>
+        </w:rPr>
+      </w:pPr>
+      <w:r>
+        <w:rPr>
+          <w:noProof/>
+          <w:lang w:val="en-US"/>
+        </w:rPr>
+        <w:drawing>
+          <wp:inline distT="0" distB="0" distL="0" distR="0" wp14:anchorId="580D5BFF" wp14:editId="63C8ABFC">
+            <wp:extent cx="4873194" cy="3010937"/>
+            <wp:effectExtent l="0" t="0" r="3810" b="0"/>
+            <wp:docPr id="610533910" name="Grafik 2"/>
+            <wp:cNvGraphicFramePr>
+              <a:graphicFrameLocks xmlns:a="http://schemas.openxmlformats.org/drawingml/2006/main" noChangeAspect="1"/>
+            </wp:cNvGraphicFramePr>
+            <a:graphic xmlns:a="http://schemas.openxmlformats.org/drawingml/2006/main">
+              <a:graphicData uri="http://schemas.openxmlformats.org/drawingml/2006/picture">
+                <pic:pic xmlns:pic="http://schemas.openxmlformats.org/drawingml/2006/picture">
+                  <pic:nvPicPr>
+                    <pic:cNvPr id="0" name="Picture 3"/>
+                    <pic:cNvPicPr>
+                      <a:picLocks noChangeAspect="1" noChangeArrowheads="1"/>
+                    </pic:cNvPicPr>
+                  </pic:nvPicPr>
+                  <pic:blipFill>
+                    <a:blip r:embed="rId21" cstate="print">
+                      <a:extLst>
+                        <a:ext uri="{28A0092B-C50C-407E-A947-70E740481C1C}">
+                          <a14:useLocalDpi xmlns:a14="http://schemas.microsoft.com/office/drawing/2010/main" val="0"/>
+                        </a:ext>
+                      </a:extLst>
+                    </a:blip>
+                    <a:srcRect/>
+                    <a:stretch>
+                      <a:fillRect/>
+                    </a:stretch>
+                  </pic:blipFill>
+                  <pic:spPr bwMode="auto">
+                    <a:xfrm>
+                      <a:off x="0" y="0"/>
+                      <a:ext cx="4896641" cy="3025424"/>
+                    </a:xfrm>
+                    <a:prstGeom prst="rect">
+                      <a:avLst/>
+                    </a:prstGeom>
+                    <a:noFill/>
+                  </pic:spPr>
+                </pic:pic>
+              </a:graphicData>
+            </a:graphic>
+          </wp:inline>
+        </w:drawing>
+      </w:r>
+    </w:p>
+    <w:p>
+      <w:pPr>
+        <w:rPr>
+          <w:lang w:val="en-US"/>
+        </w:rPr>
+      </w:pPr>
+    </w:p>
+    <w:p>
+      <w:pPr>
+        <w:rPr>
+          <w:lang w:val="en-US"/>
+        </w:rPr>
+      </w:pPr>
+      <w:r>
+        <w:rPr>
+          <w:lang w:val="en-US"/>
+        </w:rPr>
+        <w:t xml:space="preserve"># teamcrowd goes from 8 to 24357 , 24349 units </w:t>
+      </w:r>
+      <w:r>
+        <w:rPr>
+          <w:color w:val="EE0000"/>
+          <w:lang w:val="en-US"/>
+        </w:rPr>
+        <w:t>(verkleinert wegen units)</w:t>
+      </w:r>
+    </w:p>
+    <w:p>
+      <w:pPr>
+        <w:rPr>
+          <w:i/>
+          <w:iCs/>
+          <w:lang w:val="en-US"/>
+        </w:rPr>
+      </w:pPr>
+      <w:r>
+        <w:rPr>
+          <w:i/>
+          <w:iCs/>
+          <w:lang w:val="en-US"/>
+        </w:rPr>
+        <w:t>set_prior("normal(0, 0.000025)", class = "b", coef = "team_crowd_c")</w:t>
+      </w:r>
+    </w:p>
+    <w:p>
+      <w:pPr>
+        <w:rPr>
+          <w:lang w:val="en-US"/>
+        </w:rPr>
+      </w:pPr>
+      <w:r>
+        <w:rPr>
+          <w:lang w:val="en-US"/>
+        </w:rPr>
+        <w:t>We say by having a home crowd of 24357 compared to 8 the Values go from (0.15, 0,67) do 15% to 67%</w:t>
+      </w:r>
+    </w:p>
+    <w:p>
+      <w:pPr>
+        <w:rPr>
+          <w:lang w:val="en-US"/>
+        </w:rPr>
+      </w:pPr>
+      <w:r>
+        <w:rPr>
+          <w:lang w:val="en-US"/>
+        </w:rPr>
+        <w:lastRenderedPageBreak/>
+        <w:t>#opp_crowd goes from</w:t>
+      </w:r>
+      <w:r>
+        <w:rPr>
+          <w:lang w:val="en-US"/>
+        </w:rPr>
+        <w:t xml:space="preserve"> 6 t</w:t>
+      </w:r>
+      <w:r>
+        <w:rPr>
+          <w:lang w:val="en-US"/>
+        </w:rPr>
+        <w:t xml:space="preserve">o 25180 </w:t>
+      </w:r>
+      <w:r>
+        <w:rPr>
+          <w:color w:val="EE0000"/>
+          <w:lang w:val="en-US"/>
+        </w:rPr>
+        <w:t>(verkleinert wegen units)</w:t>
+      </w:r>
+    </w:p>
+    <w:p>
+      <w:pPr>
+        <w:rPr>
+          <w:lang w:val="en-US"/>
+        </w:rPr>
+      </w:pPr>
+      <w:r>
+        <w:rPr>
+          <w:lang w:val="en-US"/>
+        </w:rPr>
+        <w:t>set_prior("normal(0, 0.000025)", class = "b", coef = "opp_crowd_c")</w:t>
+      </w:r>
+    </w:p>
+    <w:p>
+      <w:pPr>
+        <w:rPr>
+          <w:lang w:val="en-US"/>
+        </w:rPr>
+      </w:pPr>
+      <w:r>
+        <w:rPr>
+          <w:lang w:val="en-US"/>
+        </w:rPr>
+        <w:t>Siehe teamcrowd</w:t>
+      </w:r>
+    </w:p>
+    <w:p>
+      <w:pPr>
+        <w:rPr>
+          <w:lang w:val="en-US"/>
+        </w:rPr>
+      </w:pPr>
+    </w:p>
+    <w:p>
+      <w:pPr>
+        <w:rPr>
+          <w:lang w:val="en-US"/>
+        </w:rPr>
+      </w:pPr>
+      <w:r>
+        <w:rPr>
+          <w:lang w:val="en-US"/>
+        </w:rPr>
+        <w:t xml:space="preserve"># </w:t>
+      </w:r>
+      <w:r>
+        <w:rPr>
+          <w:lang w:val="en-US"/>
+        </w:rPr>
+        <w:t>p_odds_team</w:t>
+      </w:r>
+      <w:r>
+        <w:rPr>
+          <w:lang w:val="en-US"/>
+        </w:rPr>
+        <w:t xml:space="preserve"> goes from 0.06 to 0.77 unit ist 0.71.  </w:t>
+      </w:r>
+      <w:r>
+        <w:rPr>
+          <w:color w:val="EE0000"/>
+          <w:lang w:val="en-US"/>
+        </w:rPr>
+        <w:t>(ver</w:t>
+      </w:r>
+      <w:r>
+        <w:rPr>
+          <w:color w:val="EE0000"/>
+          <w:lang w:val="en-US"/>
+        </w:rPr>
+        <w:t>größert</w:t>
+      </w:r>
+      <w:r>
+        <w:rPr>
+          <w:color w:val="EE0000"/>
+          <w:lang w:val="en-US"/>
+        </w:rPr>
+        <w:t xml:space="preserve"> wegen units)</w:t>
+      </w:r>
+    </w:p>
+    <w:p>
+      <w:pPr>
+        <w:rPr>
+          <w:i/>
+          <w:iCs/>
+          <w:lang w:val="en-US"/>
+        </w:rPr>
+      </w:pPr>
+      <w:r>
+        <w:rPr>
+          <w:i/>
+          <w:iCs/>
+          <w:lang w:val="en-US"/>
+        </w:rPr>
+        <w:t>set_prior("normal(0, 2)", class = "b", coef = "p_odds_team_c")</w:t>
+      </w:r>
+    </w:p>
+    <w:p>
+      <w:pPr>
+        <w:rPr>
+          <w:lang w:val="en-US"/>
+        </w:rPr>
+      </w:pPr>
+      <w:r>
+        <w:rPr>
+          <w:lang w:val="en-US"/>
+        </w:rPr>
+        <w:t>G</w:t>
+      </w:r>
+      <w:r>
+        <w:rPr>
+          <w:lang w:val="en-US"/>
+        </w:rPr>
+        <w:t>iven the s</w:t>
+      </w:r>
+      <w:r>
+        <w:rPr>
+          <w:lang w:val="en-US"/>
+        </w:rPr>
+        <w:t>ma</w:t>
+      </w:r>
+      <w:r>
+        <w:rPr>
+          <w:lang w:val="en-US"/>
+        </w:rPr>
+        <w:t>ll unit of 0.71 the effect should reflect the odds. If your odds are 0.77 the probability of winning will lie between (0.03 ,0.91)</w:t>
+      </w:r>
+    </w:p>
+    <w:p>
+      <w:pPr>
+        <w:rPr>
+          <w:lang w:val="en-US"/>
+        </w:rPr>
+      </w:pPr>
+    </w:p>
+    <w:p>
+      <w:pPr>
+        <w:rPr>
+          <w:lang w:val="en-US"/>
+        </w:rPr>
+      </w:pPr>
+      <w:r>
+        <w:rPr>
+          <w:lang w:val="en-US"/>
+        </w:rPr>
+        <w:t xml:space="preserve"># </w:t>
+      </w:r>
+      <w:r>
+        <w:rPr>
+          <w:lang w:val="en-US"/>
+        </w:rPr>
+        <w:t>p_odds_</w:t>
+      </w:r>
+      <w:r>
+        <w:rPr>
+          <w:lang w:val="en-US"/>
+        </w:rPr>
+        <w:t>draw</w:t>
+      </w:r>
+      <w:r>
+        <w:rPr>
+          <w:lang w:val="en-US"/>
+        </w:rPr>
+        <w:t xml:space="preserve"> goes from 0.</w:t>
+      </w:r>
+      <w:r>
+        <w:rPr>
+          <w:lang w:val="en-US"/>
+        </w:rPr>
+        <w:t>15</w:t>
+      </w:r>
+      <w:r>
+        <w:rPr>
+          <w:lang w:val="en-US"/>
+        </w:rPr>
+        <w:t xml:space="preserve"> to 0.</w:t>
+      </w:r>
+      <w:r>
+        <w:rPr>
+          <w:lang w:val="en-US"/>
+        </w:rPr>
+        <w:t>33</w:t>
+      </w:r>
+      <w:r>
+        <w:rPr>
+          <w:lang w:val="en-US"/>
+        </w:rPr>
+        <w:t xml:space="preserve"> unit ist </w:t>
+      </w:r>
+      <w:r>
+        <w:rPr>
+          <w:lang w:val="en-US"/>
+        </w:rPr>
+        <w:t>0.18</w:t>
+      </w:r>
+      <w:r>
+        <w:rPr>
+          <w:lang w:val="en-US"/>
+        </w:rPr>
+        <w:t xml:space="preserve"> </w:t>
+      </w:r>
+      <w:r>
+        <w:rPr>
+          <w:color w:val="EE0000"/>
+          <w:lang w:val="en-US"/>
+        </w:rPr>
+        <w:t>(ver</w:t>
+      </w:r>
+      <w:r>
+        <w:rPr>
+          <w:color w:val="EE0000"/>
+          <w:lang w:val="en-US"/>
+        </w:rPr>
+        <w:t>größert</w:t>
+      </w:r>
+      <w:r>
+        <w:rPr>
+          <w:color w:val="EE0000"/>
+          <w:lang w:val="en-US"/>
+        </w:rPr>
+        <w:t xml:space="preserve"> wegen units)</w:t>
+      </w:r>
+    </w:p>
+    <w:p>
+      <w:pPr>
+        <w:rPr>
+          <w:i/>
+          <w:iCs/>
+          <w:lang w:val="en-US"/>
+        </w:rPr>
+      </w:pPr>
+      <w:r>
+        <w:rPr>
+          <w:i/>
+          <w:iCs/>
+          <w:lang w:val="en-US"/>
+        </w:rPr>
+        <w:t>set_prior("normal(0, 3)", class = "b", coef = "p_odds_draw_c")</w:t>
+      </w:r>
+    </w:p>
+    <w:p>
+      <w:pPr>
+        <w:rPr>
+          <w:lang w:val="en-US"/>
+        </w:rPr>
+      </w:pPr>
+      <w:r>
+        <w:rPr>
+          <w:lang w:val="en-US"/>
+        </w:rPr>
+        <w:t>If your probability of a draw is 0.33 compared to 0.15  the probability of winning will lie between (0.17 ,0.64) underdog or favorite.</w:t>
+      </w:r>
+    </w:p>
+    <w:p>
+      <w:pPr>
+        <w:rPr>
+          <w:lang w:val="en-US"/>
+        </w:rPr>
+      </w:pPr>
+    </w:p>
+    <w:p>
+      <w:pPr>
+        <w:rPr>
+          <w:lang w:val="en-US"/>
+        </w:rPr>
+      </w:pPr>
+      <w:r>
+        <w:rPr>
+          <w:lang w:val="en-US"/>
+        </w:rPr>
+        <w:t xml:space="preserve">Neu: </w:t>
+      </w:r>
+    </w:p>
+    <w:p>
+      <w:pPr>
+        <w:rPr>
+          <w:lang w:val="en-US"/>
+        </w:rPr>
+      </w:pPr>
+      <w:r>
+        <w:rPr>
+          <w:noProof/>
+          <w:lang w:val="en-US"/>
+        </w:rPr>
+        <w:drawing>
+          <wp:inline distT="0" distB="0" distL="0" distR="0" wp14:anchorId="77350610" wp14:editId="1869DD36">
+            <wp:extent cx="3958350" cy="2445695"/>
+            <wp:effectExtent l="0" t="0" r="4445" b="0"/>
+            <wp:docPr id="1697607458" name="Grafik 3"/>
+            <wp:cNvGraphicFramePr>
+              <a:graphicFrameLocks xmlns:a="http://schemas.openxmlformats.org/drawingml/2006/main" noChangeAspect="1"/>
+            </wp:cNvGraphicFramePr>
+            <a:graphic xmlns:a="http://schemas.openxmlformats.org/drawingml/2006/main">
+              <a:graphicData uri="http://schemas.openxmlformats.org/drawingml/2006/picture">
+                <pic:pic xmlns:pic="http://schemas.openxmlformats.org/drawingml/2006/picture">
+                  <pic:nvPicPr>
+                    <pic:cNvPr id="0" name="Picture 4"/>
+                    <pic:cNvPicPr>
+                      <a:picLocks noChangeAspect="1" noChangeArrowheads="1"/>
+                    </pic:cNvPicPr>
+                  </pic:nvPicPr>
+                  <pic:blipFill>
+                    <a:blip r:embed="rId22" cstate="print">
+                      <a:extLst>
+                        <a:ext uri="{28A0092B-C50C-407E-A947-70E740481C1C}">
+                          <a14:useLocalDpi xmlns:a14="http://schemas.microsoft.com/office/drawing/2010/main" val="0"/>
+                        </a:ext>
+                      </a:extLst>
+                    </a:blip>
+                    <a:srcRect/>
+                    <a:stretch>
+                      <a:fillRect/>
+                    </a:stretch>
+                  </pic:blipFill>
+                  <pic:spPr bwMode="auto">
+                    <a:xfrm>
+                      <a:off x="0" y="0"/>
+                      <a:ext cx="3977655" cy="2457623"/>
+                    </a:xfrm>
+                    <a:prstGeom prst="rect">
+                      <a:avLst/>
+                    </a:prstGeom>
+                    <a:noFill/>
+                  </pic:spPr>
+                </pic:pic>
+              </a:graphicData>
+            </a:graphic>
+          </wp:inline>
+        </w:drawing>
+      </w:r>
+    </w:p>
+    <w:p>
+      <w:pPr>
+        <w:rPr>
+          <w:lang w:val="en-US"/>
+        </w:rPr>
+      </w:pPr>
+    </w:p>
+    <w:p>
+      <w:pPr>
+        <w:rPr>
+          <w:u w:val="single"/>
+          <w:lang w:val="en-US"/>
+        </w:rPr>
+      </w:pPr>
+      <w:r>
+        <w:rPr>
+          <w:u w:val="single"/>
+          <w:lang w:val="en-US"/>
+        </w:rPr>
+        <w:t>Column 4</w:t>
+      </w:r>
+    </w:p>
+    <w:p>
+      <w:pPr>
+        <w:rPr>
+          <w:lang w:val="en-US"/>
+        </w:rPr>
+      </w:pPr>
+      <w:r>
+        <w:rPr>
+          <w:lang w:val="en-US"/>
+        </w:rPr>
+        <w:t>Alt: Systematic overly likelihood of 1.</w:t>
+      </w:r>
+    </w:p>
+    <w:p>
+      <w:pPr>
+        <w:rPr>
+          <w:lang w:val="en-US"/>
+        </w:rPr>
+      </w:pPr>
+      <w:r>
+        <w:rPr>
+          <w:noProof/>
+          <w:lang w:val="en-US"/>
+        </w:rPr>
+        <w:lastRenderedPageBreak/>
+        <w:drawing>
+          <wp:inline distT="0" distB="0" distL="0" distR="0" wp14:anchorId="08988274" wp14:editId="76243B0A">
+            <wp:extent cx="3776511" cy="2333345"/>
+            <wp:effectExtent l="0" t="0" r="0" b="0"/>
+            <wp:docPr id="1370755571" name="Grafik 4"/>
+            <wp:cNvGraphicFramePr>
+              <a:graphicFrameLocks xmlns:a="http://schemas.openxmlformats.org/drawingml/2006/main" noChangeAspect="1"/>
+            </wp:cNvGraphicFramePr>
+            <a:graphic xmlns:a="http://schemas.openxmlformats.org/drawingml/2006/main">
+              <a:graphicData uri="http://schemas.openxmlformats.org/drawingml/2006/picture">
+                <pic:pic xmlns:pic="http://schemas.openxmlformats.org/drawingml/2006/picture">
+                  <pic:nvPicPr>
+                    <pic:cNvPr id="0" name="Picture 5"/>
+                    <pic:cNvPicPr>
+                      <a:picLocks noChangeAspect="1" noChangeArrowheads="1"/>
+                    </pic:cNvPicPr>
+                  </pic:nvPicPr>
+                  <pic:blipFill>
+                    <a:blip r:embed="rId23" cstate="print">
+                      <a:extLst>
+                        <a:ext uri="{28A0092B-C50C-407E-A947-70E740481C1C}">
+                          <a14:useLocalDpi xmlns:a14="http://schemas.microsoft.com/office/drawing/2010/main" val="0"/>
+                        </a:ext>
+                      </a:extLst>
+                    </a:blip>
+                    <a:srcRect/>
+                    <a:stretch>
+                      <a:fillRect/>
+                    </a:stretch>
+                  </pic:blipFill>
+                  <pic:spPr bwMode="auto">
+                    <a:xfrm>
+                      <a:off x="0" y="0"/>
+                      <a:ext cx="3789212" cy="2341192"/>
+                    </a:xfrm>
+                    <a:prstGeom prst="rect">
+                      <a:avLst/>
+                    </a:prstGeom>
+                    <a:noFill/>
+                  </pic:spPr>
+                </pic:pic>
+              </a:graphicData>
+            </a:graphic>
+          </wp:inline>
+        </w:drawing>
+      </w:r>
+    </w:p>
+    <w:p>
+      <w:pPr>
+        <w:rPr>
+          <w:lang w:val="en-US"/>
+        </w:rPr>
+      </w:pPr>
+    </w:p>
+    <w:p>
+      <w:pPr>
+        <w:rPr>
+          <w:lang w:val="en-US"/>
+        </w:rPr>
+      </w:pPr>
+      <w:r>
+        <w:rPr>
+          <w:lang w:val="en-US"/>
+        </w:rPr>
+        <w:t>Neu:</w:t>
+      </w:r>
+    </w:p>
+    <w:p>
+      <w:pPr>
+        <w:rPr>
+          <w:lang w:val="en-US"/>
+        </w:rPr>
+      </w:pPr>
+      <w:r>
+        <w:rPr>
+          <w:noProof/>
+          <w:lang w:val="en-US"/>
+        </w:rPr>
+        <w:drawing>
+          <wp:inline distT="0" distB="0" distL="0" distR="0" wp14:anchorId="61B87D6C" wp14:editId="56FC293F">
+            <wp:extent cx="4277802" cy="2643072"/>
+            <wp:effectExtent l="0" t="0" r="8890" b="5080"/>
+            <wp:docPr id="488443605" name="Grafik 6"/>
+            <wp:cNvGraphicFramePr>
+              <a:graphicFrameLocks xmlns:a="http://schemas.openxmlformats.org/drawingml/2006/main" noChangeAspect="1"/>
+            </wp:cNvGraphicFramePr>
+            <a:graphic xmlns:a="http://schemas.openxmlformats.org/drawingml/2006/main">
+              <a:graphicData uri="http://schemas.openxmlformats.org/drawingml/2006/picture">
+                <pic:pic xmlns:pic="http://schemas.openxmlformats.org/drawingml/2006/picture">
+                  <pic:nvPicPr>
+                    <pic:cNvPr id="0" name="Picture 7"/>
+                    <pic:cNvPicPr>
+                      <a:picLocks noChangeAspect="1" noChangeArrowheads="1"/>
+                    </pic:cNvPicPr>
+                  </pic:nvPicPr>
+                  <pic:blipFill>
+                    <a:blip r:embed="rId24" cstate="print">
+                      <a:extLst>
+                        <a:ext uri="{28A0092B-C50C-407E-A947-70E740481C1C}">
+                          <a14:useLocalDpi xmlns:a14="http://schemas.microsoft.com/office/drawing/2010/main" val="0"/>
+                        </a:ext>
+                      </a:extLst>
+                    </a:blip>
+                    <a:srcRect/>
+                    <a:stretch>
+                      <a:fillRect/>
+                    </a:stretch>
+                  </pic:blipFill>
+                  <pic:spPr bwMode="auto">
+                    <a:xfrm>
+                      <a:off x="0" y="0"/>
+                      <a:ext cx="4289805" cy="2650488"/>
+                    </a:xfrm>
+                    <a:prstGeom prst="rect">
+                      <a:avLst/>
+                    </a:prstGeom>
+                    <a:noFill/>
+                  </pic:spPr>
+                </pic:pic>
+              </a:graphicData>
+            </a:graphic>
+          </wp:inline>
+        </w:drawing>
+      </w:r>
+    </w:p>
+    <w:p>
+      <w:pPr>
+        <w:rPr>
+          <w:lang w:val="en-US"/>
+        </w:rPr>
+      </w:pPr>
+    </w:p>
+    <w:p>
+      <w:pPr>
+        <w:rPr>
+          <w:u w:val="single"/>
+          <w:lang w:val="en-US"/>
+        </w:rPr>
+      </w:pPr>
+      <w:r>
+        <w:rPr>
+          <w:u w:val="single"/>
+          <w:lang w:val="en-US"/>
+        </w:rPr>
+        <w:t xml:space="preserve">Column </w:t>
+      </w:r>
+      <w:r>
+        <w:rPr>
+          <w:u w:val="single"/>
+          <w:lang w:val="en-US"/>
+        </w:rPr>
+        <w:t>5</w:t>
+      </w:r>
+    </w:p>
+    <w:p>
+      <w:r>
+        <w:t>Alt: eigentlich okay aber die vorherigen waren halt nicht okay mit d</w:t>
+      </w:r>
+      <w:r>
+        <w:t>iesen priors.</w:t>
+      </w:r>
+    </w:p>
+    <w:p>
+      <w:pPr>
+        <w:rPr>
+          <w:lang w:val="en-US"/>
+        </w:rPr>
+      </w:pPr>
+      <w:r>
+        <w:rPr>
+          <w:noProof/>
+          <w:lang w:val="en-US"/>
+        </w:rPr>
+        <w:lastRenderedPageBreak/>
+        <w:drawing>
+          <wp:inline distT="0" distB="0" distL="0" distR="0" wp14:anchorId="028D146C" wp14:editId="125FA78B">
+            <wp:extent cx="4468185" cy="2760700"/>
+            <wp:effectExtent l="0" t="0" r="8890" b="1905"/>
+            <wp:docPr id="888104742" name="Grafik 7"/>
+            <wp:cNvGraphicFramePr>
+              <a:graphicFrameLocks xmlns:a="http://schemas.openxmlformats.org/drawingml/2006/main" noChangeAspect="1"/>
+            </wp:cNvGraphicFramePr>
+            <a:graphic xmlns:a="http://schemas.openxmlformats.org/drawingml/2006/main">
+              <a:graphicData uri="http://schemas.openxmlformats.org/drawingml/2006/picture">
+                <pic:pic xmlns:pic="http://schemas.openxmlformats.org/drawingml/2006/picture">
+                  <pic:nvPicPr>
+                    <pic:cNvPr id="0" name="Picture 8"/>
+                    <pic:cNvPicPr>
+                      <a:picLocks noChangeAspect="1" noChangeArrowheads="1"/>
+                    </pic:cNvPicPr>
+                  </pic:nvPicPr>
+                  <pic:blipFill>
+                    <a:blip r:embed="rId25" cstate="print">
+                      <a:extLst>
+                        <a:ext uri="{28A0092B-C50C-407E-A947-70E740481C1C}">
+                          <a14:useLocalDpi xmlns:a14="http://schemas.microsoft.com/office/drawing/2010/main" val="0"/>
+                        </a:ext>
+                      </a:extLst>
+                    </a:blip>
+                    <a:srcRect/>
+                    <a:stretch>
+                      <a:fillRect/>
+                    </a:stretch>
+                  </pic:blipFill>
+                  <pic:spPr bwMode="auto">
+                    <a:xfrm>
+                      <a:off x="0" y="0"/>
+                      <a:ext cx="4486305" cy="2771895"/>
+                    </a:xfrm>
+                    <a:prstGeom prst="rect">
+                      <a:avLst/>
+                    </a:prstGeom>
+                    <a:noFill/>
+                  </pic:spPr>
+                </pic:pic>
+              </a:graphicData>
+            </a:graphic>
+          </wp:inline>
+        </w:drawing>
+      </w:r>
+    </w:p>
+    <w:p>
+      <w:r>
+        <w:t xml:space="preserve">Modelle waren ohne intercept? </w:t>
+      </w:r>
+      <w:r>
+        <w:t>Habe es hinzugefügt.</w:t>
+      </w:r>
+    </w:p>
+    <w:p/>
+    <w:p>
+      <w:pPr>
+        <w:rPr>
+          <w:lang w:val="en-US"/>
+        </w:rPr>
+      </w:pPr>
+      <w:r>
+        <w:t xml:space="preserve"># </w:t>
+      </w:r>
+      <w:r>
+        <w:t>distance_ratio</w:t>
+      </w:r>
+      <w:r>
+        <w:t xml:space="preserve"> geht von 0.89 bis 1.17. Sehr kleine units von 0.28. </w:t>
+      </w:r>
+      <w:r>
+        <w:rPr>
+          <w:color w:val="EE0000"/>
+          <w:lang w:val="en-US"/>
+        </w:rPr>
+        <w:t>(erhöhen wegen Einheit)</w:t>
+      </w:r>
+    </w:p>
+    <w:p>
+      <w:pPr>
+        <w:rPr>
+          <w:i/>
+          <w:iCs/>
+          <w:lang w:val="en-US"/>
+        </w:rPr>
+      </w:pPr>
+      <w:r>
+        <w:rPr>
+          <w:i/>
+          <w:iCs/>
+          <w:lang w:val="en-US"/>
+        </w:rPr>
+        <w:t>set_prior("normal(0, 4.25)", class = "b", coef = "distance_ratio_c")</w:t>
+      </w:r>
+    </w:p>
+    <w:p>
+      <w:pPr>
+        <w:rPr>
+          <w:lang w:val="en-US"/>
+        </w:rPr>
+      </w:pPr>
+      <w:r>
+        <w:rPr>
+          <w:lang w:val="en-US"/>
+        </w:rPr>
+        <w:t xml:space="preserve">Wide weakly informative prior for our target variable. The ratio only moves by </w:t>
+      </w:r>
+      <w:r>
+        <w:rPr>
+          <w:lang w:val="en-US"/>
+        </w:rPr>
+        <w:t>maximally</w:t>
+      </w:r>
+      <w:r>
+        <w:rPr>
+          <w:lang w:val="en-US"/>
+        </w:rPr>
+        <w:t xml:space="preserve"> 0.28 units, so this wide prior allows the effect to be between (0.05 and 0.86) so between 5% and 86%.</w:t>
+      </w:r>
+    </w:p>
+    <w:p>
+      <w:pPr>
+        <w:rPr>
+          <w:lang w:val="en-US"/>
+        </w:rPr>
+      </w:pPr>
+      <w:r>
+        <w:rPr>
+          <w:lang w:val="en-US"/>
+        </w:rPr>
+        <w:t>Neu:</w:t>
+      </w:r>
+    </w:p>
+    <w:p>
+      <w:pPr>
+        <w:rPr>
+          <w:lang w:val="en-US"/>
+        </w:rPr>
+      </w:pPr>
+      <w:r>
+        <w:rPr>
+          <w:noProof/>
+          <w:lang w:val="en-US"/>
+        </w:rPr>
+        <w:drawing>
+          <wp:inline distT="0" distB="0" distL="0" distR="0" wp14:anchorId="6AA4323D" wp14:editId="08FAC389">
+            <wp:extent cx="4580062" cy="2829824"/>
+            <wp:effectExtent l="0" t="0" r="0" b="8890"/>
+            <wp:docPr id="179897010" name="Grafik 8"/>
+            <wp:cNvGraphicFramePr>
+              <a:graphicFrameLocks xmlns:a="http://schemas.openxmlformats.org/drawingml/2006/main" noChangeAspect="1"/>
+            </wp:cNvGraphicFramePr>
+            <a:graphic xmlns:a="http://schemas.openxmlformats.org/drawingml/2006/main">
+              <a:graphicData uri="http://schemas.openxmlformats.org/drawingml/2006/picture">
+                <pic:pic xmlns:pic="http://schemas.openxmlformats.org/drawingml/2006/picture">
+                  <pic:nvPicPr>
+                    <pic:cNvPr id="0" name="Picture 9"/>
+                    <pic:cNvPicPr>
+                      <a:picLocks noChangeAspect="1" noChangeArrowheads="1"/>
+                    </pic:cNvPicPr>
+                  </pic:nvPicPr>
+                  <pic:blipFill>
+                    <a:blip r:embed="rId26" cstate="print">
+                      <a:extLst>
+                        <a:ext uri="{28A0092B-C50C-407E-A947-70E740481C1C}">
+                          <a14:useLocalDpi xmlns:a14="http://schemas.microsoft.com/office/drawing/2010/main" val="0"/>
+                        </a:ext>
+                      </a:extLst>
+                    </a:blip>
+                    <a:srcRect/>
+                    <a:stretch>
+                      <a:fillRect/>
+                    </a:stretch>
+                  </pic:blipFill>
+                  <pic:spPr bwMode="auto">
+                    <a:xfrm>
+                      <a:off x="0" y="0"/>
+                      <a:ext cx="4594172" cy="2838542"/>
+                    </a:xfrm>
+                    <a:prstGeom prst="rect">
+                      <a:avLst/>
+                    </a:prstGeom>
+                    <a:noFill/>
+                  </pic:spPr>
+                </pic:pic>
+              </a:graphicData>
+            </a:graphic>
+          </wp:inline>
+        </w:drawing>
+      </w:r>
+    </w:p>
+    <w:p>
+      <w:pPr>
+        <w:rPr>
+          <w:u w:val="single"/>
+          <w:lang w:val="en-US"/>
+        </w:rPr>
+      </w:pPr>
+      <w:r>
+        <w:rPr>
+          <w:u w:val="single"/>
+          <w:lang w:val="en-US"/>
+        </w:rPr>
+        <w:t>Column6</w:t>
+      </w:r>
+    </w:p>
+    <w:p>
+      <w:r>
+        <w:t>Alt: seltsam, so in k</w:t>
+      </w:r>
+      <w:r>
+        <w:t>lumpen irgendwie.</w:t>
+      </w:r>
+    </w:p>
+    <w:p>
+      <w:pPr>
+        <w:rPr>
+          <w:lang w:val="en-US"/>
+        </w:rPr>
+      </w:pPr>
+      <w:r>
+        <w:rPr>
+          <w:noProof/>
+          <w:lang w:val="en-US"/>
+        </w:rPr>
+        <w:lastRenderedPageBreak/>
+        <w:drawing>
+          <wp:inline distT="0" distB="0" distL="0" distR="0" wp14:anchorId="0FE11889" wp14:editId="38F8E576">
+            <wp:extent cx="4619172" cy="2853989"/>
+            <wp:effectExtent l="0" t="0" r="0" b="3810"/>
+            <wp:docPr id="1998422286" name="Grafik 10"/>
+            <wp:cNvGraphicFramePr>
+              <a:graphicFrameLocks xmlns:a="http://schemas.openxmlformats.org/drawingml/2006/main" noChangeAspect="1"/>
+            </wp:cNvGraphicFramePr>
+            <a:graphic xmlns:a="http://schemas.openxmlformats.org/drawingml/2006/main">
+              <a:graphicData uri="http://schemas.openxmlformats.org/drawingml/2006/picture">
+                <pic:pic xmlns:pic="http://schemas.openxmlformats.org/drawingml/2006/picture">
+                  <pic:nvPicPr>
+                    <pic:cNvPr id="0" name="Picture 10"/>
+                    <pic:cNvPicPr>
+                      <a:picLocks noChangeAspect="1" noChangeArrowheads="1"/>
+                    </pic:cNvPicPr>
+                  </pic:nvPicPr>
+                  <pic:blipFill>
+                    <a:blip r:embed="rId27" cstate="print">
+                      <a:extLst>
+                        <a:ext uri="{28A0092B-C50C-407E-A947-70E740481C1C}">
+                          <a14:useLocalDpi xmlns:a14="http://schemas.microsoft.com/office/drawing/2010/main" val="0"/>
+                        </a:ext>
+                      </a:extLst>
+                    </a:blip>
+                    <a:srcRect/>
+                    <a:stretch>
+                      <a:fillRect/>
+                    </a:stretch>
+                  </pic:blipFill>
+                  <pic:spPr bwMode="auto">
+                    <a:xfrm>
+                      <a:off x="0" y="0"/>
+                      <a:ext cx="4639129" cy="2866319"/>
+                    </a:xfrm>
+                    <a:prstGeom prst="rect">
+                      <a:avLst/>
+                    </a:prstGeom>
+                    <a:noFill/>
+                  </pic:spPr>
+                </pic:pic>
+              </a:graphicData>
+            </a:graphic>
+          </wp:inline>
+        </w:drawing>
+      </w:r>
+    </w:p>
+    <w:p>
+      <w:pPr>
+        <w:rPr>
+          <w:color w:val="EE0000"/>
+          <w:lang w:val="en-US"/>
+        </w:rPr>
+      </w:pPr>
+      <w:r>
+        <w:rPr>
+          <w:lang w:val="en-US"/>
+        </w:rPr>
+        <w:t xml:space="preserve"># total_distance goes from 40.158 to 52.316, so 5.977 units </w:t>
+      </w:r>
+      <w:r>
+        <w:rPr>
+          <w:color w:val="EE0000"/>
+          <w:lang w:val="en-US"/>
+        </w:rPr>
+        <w:t xml:space="preserve">(decrease prior because of units) </w:t>
+      </w:r>
+    </w:p>
+    <w:p>
+      <w:pPr>
+        <w:rPr>
+          <w:i/>
+          <w:iCs/>
+          <w:lang w:val="en-US"/>
+        </w:rPr>
+      </w:pPr>
+      <w:r>
+        <w:rPr>
+          <w:i/>
+          <w:iCs/>
+          <w:lang w:val="en-US"/>
+        </w:rPr>
+        <w:t>set_prior("normal(0, 0.0001)", class = "b", coef = "total_distance_c")</w:t>
+      </w:r>
+    </w:p>
+    <w:p>
+      <w:pPr>
+        <w:rPr>
+          <w:lang w:val="en-US"/>
+        </w:rPr>
+      </w:pPr>
+      <w:r>
+        <w:rPr>
+          <w:lang w:val="en-US"/>
+        </w:rPr>
+        <w:t>Having run 52316 compared to having run 40158 can change probability to be between (0.15, 0.67) 15% and 67%</w:t>
+      </w:r>
+    </w:p>
+    <w:p>
+      <w:pPr>
+        <w:rPr>
+          <w:lang w:val="en-US"/>
+        </w:rPr>
+      </w:pPr>
+    </w:p>
+    <w:p>
+      <w:pPr>
+        <w:rPr>
+          <w:lang w:val="en-US"/>
+        </w:rPr>
+      </w:pPr>
+      <w:r>
+        <w:rPr>
+          <w:lang w:val="en-US"/>
+        </w:rPr>
+        <w:t>Neu:</w:t>
+      </w:r>
+    </w:p>
+    <w:p>
+      <w:pPr>
+        <w:rPr>
+          <w:lang w:val="en-US"/>
+        </w:rPr>
+      </w:pPr>
+      <w:r>
+        <w:rPr>
+          <w:noProof/>
+          <w:lang w:val="en-US"/>
+        </w:rPr>
+        <w:drawing>
+          <wp:inline distT="0" distB="0" distL="0" distR="0" wp14:anchorId="07658D02" wp14:editId="7D92D98C">
+            <wp:extent cx="5510187" cy="3404508"/>
+            <wp:effectExtent l="0" t="0" r="0" b="5715"/>
+            <wp:docPr id="265908605" name="Grafik 11"/>
+            <wp:cNvGraphicFramePr>
+              <a:graphicFrameLocks xmlns:a="http://schemas.openxmlformats.org/drawingml/2006/main" noChangeAspect="1"/>
+            </wp:cNvGraphicFramePr>
+            <a:graphic xmlns:a="http://schemas.openxmlformats.org/drawingml/2006/main">
+              <a:graphicData uri="http://schemas.openxmlformats.org/drawingml/2006/picture">
+                <pic:pic xmlns:pic="http://schemas.openxmlformats.org/drawingml/2006/picture">
+                  <pic:nvPicPr>
+                    <pic:cNvPr id="0" name="Picture 11"/>
+                    <pic:cNvPicPr>
+                      <a:picLocks noChangeAspect="1" noChangeArrowheads="1"/>
+                    </pic:cNvPicPr>
+                  </pic:nvPicPr>
+                  <pic:blipFill>
+                    <a:blip r:embed="rId28" cstate="print">
+                      <a:extLst>
+                        <a:ext uri="{28A0092B-C50C-407E-A947-70E740481C1C}">
+                          <a14:useLocalDpi xmlns:a14="http://schemas.microsoft.com/office/drawing/2010/main" val="0"/>
+                        </a:ext>
+                      </a:extLst>
+                    </a:blip>
+                    <a:srcRect/>
+                    <a:stretch>
+                      <a:fillRect/>
+                    </a:stretch>
+                  </pic:blipFill>
+                  <pic:spPr bwMode="auto">
+                    <a:xfrm>
+                      <a:off x="0" y="0"/>
+                      <a:ext cx="5532780" cy="3418467"/>
+                    </a:xfrm>
+                    <a:prstGeom prst="rect">
+                      <a:avLst/>
+                    </a:prstGeom>
+                    <a:noFill/>
+                  </pic:spPr>
+                </pic:pic>
+              </a:graphicData>
+            </a:graphic>
+          </wp:inline>
+        </w:drawing>
+      </w:r>
+    </w:p>
+    <w:p>
+      <w:pPr>
+        <w:rPr>
+          <w:lang w:val="en-US"/>
+        </w:rPr>
+      </w:pPr>
+    </w:p>
+    <w:p>
+      <w:pPr>
+        <w:rPr>
+          <w:lang w:val="en-US"/>
+        </w:rPr>
+      </w:pPr>
+    </w:p>
+    <w:p>
+      <w:pPr>
+        <w:rPr>
+          <w:lang w:val="en-US"/>
+        </w:rPr>
+      </w:pPr>
+    </w:p>
+    <w:p>
+      <w:pPr>
+        <w:rPr>
+          <w:lang w:val="en-US"/>
+        </w:rPr>
+      </w:pPr>
+    </w:p>
+    <w:p>
+      <w:pPr>
+        <w:rPr>
           <w:lang w:val="en-US"/>
         </w:rPr>
       </w:pPr>
@@ -3503,7 +4878,6 @@
           <w:noProof/>
           <w:color w:val="525252" w:themeColor="accent3" w:themeShade="80"/>
         </w:rPr>
-        <w:lastRenderedPageBreak/>
         <w:drawing>
           <wp:inline distT="0" distB="0" distL="0" distR="0" wp14:anchorId="0F4B5A30" wp14:editId="2E9583EA">
             <wp:extent cx="4152900" cy="3182679"/>
@@ -3522,7 +4896,7 @@
                     </pic:cNvPicPr>
                   </pic:nvPicPr>
                   <pic:blipFill>
-                    <a:blip r:embed="rId20">
+                    <a:blip r:embed="rId29">
                       <a:extLst>
                         <a:ext uri="{28A0092B-C50C-407E-A947-70E740481C1C}">
                           <a14:useLocalDpi xmlns:a14="http://schemas.microsoft.com/office/drawing/2010/main" val="0"/>
@@ -3803,6 +5177,7 @@
           <w:color w:val="525252" w:themeColor="accent3" w:themeShade="80"/>
           <w:lang w:val="en-US"/>
         </w:rPr>
+        <w:lastRenderedPageBreak/>
         <w:t>Given</w:t>
       </w:r>
       <w:r>
@@ -4374,7 +5749,6 @@
           <w:rFonts w:eastAsiaTheme="minorEastAsia"/>
           <w:color w:val="525252" w:themeColor="accent3" w:themeShade="80"/>
         </w:rPr>
-        <w:lastRenderedPageBreak/>
         <w:t xml:space="preserve">Ziel aus </w:t>
       </w:r>
       <m:oMath>
@@ -5035,6 +6409,7 @@
         <w:rPr>
           <w:lang w:val="en-US"/>
         </w:rPr>
+        <w:lastRenderedPageBreak/>
         <w:t xml:space="preserve">Why even use Bayes </w:t>
       </w:r>
       <w:r>
@@ -5181,7 +6556,6 @@
           <w:lang w:val="en-US" w:eastAsia="en-US"/>
           <w14:ligatures w14:val="standardContextual"/>
         </w:rPr>
-        <w:lastRenderedPageBreak/>
         <w:t>Beyond estimation, Bayesian methods allow direct assessment of generalizability using tools such as LOO cross-validation, enabling systematic comparison of predictive performance across models</w:t>
       </w:r>
       <w:r>
@@ -5419,7 +6793,7 @@
                 <wp:cNvGraphicFramePr/>
                 <a:graphic xmlns:a="http://schemas.openxmlformats.org/drawingml/2006/main">
                   <a:graphicData uri="http://schemas.microsoft.com/office/word/2010/wordprocessingInk">
-                    <w14:contentPart bwMode="auto" r:id="rId21">
+                    <w14:contentPart bwMode="auto" r:id="rId30">
                       <w14:nvContentPartPr>
                         <w14:cNvContentPartPr/>
                       </w14:nvContentPartPr>
@@ -5455,13 +6829,13 @@
                 <o:lock v:ext="edit" aspectratio="t"/>
               </v:shapetype>
               <v:shape id="Freihand 4" o:spid="_x0000_s1026" type="#_x0000_t75" style="position:absolute;margin-left:295.6pt;margin-top:378.15pt;width:23.45pt;height:22.75pt;z-index:251659264;visibility:visible;mso-wrap-style:square;mso-wrap-distance-left:9pt;mso-wrap-distance-top:0;mso-wrap-distance-right:9pt;mso-wrap-distance-bottom:0;mso-position-horizontal:absolute;mso-position-horizontal-relative:text;mso-position-vertical:absolute;mso-position-vertical-relative:text" o:gfxdata="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">
-                <v:imagedata r:id="rId22" o:title=""/>
+                <v:imagedata r:id="rId31" o:title=""/>
               </v:shape>
             </w:pict>
           </mc:Fallback>
         </mc:AlternateContent>
       </w:r>
-      <w:hyperlink r:id="rId23" w:anchor="Regular_season_table" w:history="1">
+      <w:hyperlink r:id="rId32" w:anchor="Regular_season_table" w:history="1">
         <w:r>
           <w:rPr>
             <w:rStyle w:val="Hyperlink"/>
@@ -5522,7 +6896,14 @@
         <w:rPr>
           <w:lang w:val="en-US"/>
         </w:rPr>
-        <w:t>, which also had a variable</w:t>
+        <w:t xml:space="preserve">, which also had a </w:t>
+      </w:r>
+      <w:r>
+        <w:rPr>
+          <w:lang w:val="en-US"/>
+        </w:rPr>
+        <w:lastRenderedPageBreak/>
+        <w:t>variable</w:t>
       </w:r>
       <w:r>
         <w:rPr>
@@ -5553,7 +6934,6 @@
           <w:noProof/>
           <w:lang w:val="en-US"/>
         </w:rPr>
-        <w:lastRenderedPageBreak/>
         <w:drawing>
           <wp:inline distT="0" distB="0" distL="0" distR="0" wp14:anchorId="327F643C" wp14:editId="2A4D2918">
             <wp:extent cx="4128014" cy="2520820"/>
@@ -5572,7 +6952,7 @@
                     </pic:cNvPicPr>
                   </pic:nvPicPr>
                   <pic:blipFill>
-                    <a:blip r:embed="rId24">
+                    <a:blip r:embed="rId33">
                       <a:extLst>
                         <a:ext uri="{28A0092B-C50C-407E-A947-70E740481C1C}">
                           <a14:useLocalDpi xmlns:a14="http://schemas.microsoft.com/office/drawing/2010/main" val="0"/>
@@ -5626,7 +7006,7 @@
                     </pic:cNvPicPr>
                   </pic:nvPicPr>
                   <pic:blipFill>
-                    <a:blip r:embed="rId25">
+                    <a:blip r:embed="rId34">
                       <a:extLst>
                         <a:ext uri="{28A0092B-C50C-407E-A947-70E740481C1C}">
                           <a14:useLocalDpi xmlns:a14="http://schemas.microsoft.com/office/drawing/2010/main" val="0"/>

--- a/Report Word Version.docx
+++ b/Report Word Version.docx
@@ -13,6 +13,98 @@
         <w:rPr>
           <w:lang w:val="en-US"/>
         </w:rPr>
+        <w:t>Für Overleaf:</w:t>
+      </w:r>
+    </w:p>
+    <w:p>
+      <w:pPr>
+        <w:rPr>
+          <w:lang w:val="en-US"/>
+        </w:rPr>
+      </w:pPr>
+      <w:r>
+        <w:rPr>
+          <w:lang w:val="en-US"/>
+        </w:rPr>
+        <w:t xml:space="preserve">In order to replicate the alphabetical sorting used by Cohen-Zada et al. (2023) in later models, we added the variable </w:t>
+      </w:r>
+      <w:proofErr w:type="spellStart"/>
+      <w:r>
+        <w:rPr>
+          <w:rStyle w:val="Hervorhebung"/>
+          <w:lang w:val="en-US"/>
+        </w:rPr>
+        <w:t>hebrew_name</w:t>
+      </w:r>
+      <w:proofErr w:type="spellEnd"/>
+      <w:r>
+        <w:rPr>
+          <w:lang w:val="en-US"/>
+        </w:rPr>
+        <w:t xml:space="preserve"> to the dataset. The variable </w:t>
+      </w:r>
+      <w:r>
+        <w:rPr>
+          <w:rStyle w:val="Hervorhebung"/>
+          <w:lang w:val="en-US"/>
+        </w:rPr>
+        <w:t>played</w:t>
+      </w:r>
+      <w:r>
+        <w:rPr>
+          <w:lang w:val="en-US"/>
+        </w:rPr>
+        <w:t xml:space="preserve"> represents a running count of games played and was used to identify the end of the regular season, while </w:t>
+      </w:r>
+      <w:proofErr w:type="spellStart"/>
+      <w:r>
+        <w:rPr>
+          <w:rStyle w:val="Hervorhebung"/>
+          <w:lang w:val="en-US"/>
+        </w:rPr>
+        <w:t>team_rank</w:t>
+      </w:r>
+      <w:proofErr w:type="spellEnd"/>
+      <w:r>
+        <w:rPr>
+          <w:lang w:val="en-US"/>
+        </w:rPr>
+        <w:t xml:space="preserve"> denotes each team’s position in the season table and serves as a unique team identifier at that point. Using these variables, we matched each team to its corresponding Hebrew team name from the final regular-season standings collected from Wikipedia </w:t>
+      </w:r>
+      <w:hyperlink r:id="rId5" w:history="1">
+        <w:r>
+          <w:rPr>
+            <w:rStyle w:val="Hyperlink"/>
+            <w:lang w:val="en-US"/>
+          </w:rPr>
+          <w:t>(2017–18 Israeli Premier League)</w:t>
+        </w:r>
+      </w:hyperlink>
+      <w:r>
+        <w:rPr>
+          <w:lang w:val="en-US"/>
+        </w:rPr>
+        <w:t>.</w:t>
+      </w:r>
+    </w:p>
+    <w:p>
+      <w:pPr>
+        <w:rPr>
+          <w:lang w:val="en-US"/>
+        </w:rPr>
+      </w:pPr>
+    </w:p>
+    <w:p>
+      <w:pPr>
+        <w:pStyle w:val="berschrift1"/>
+        <w:rPr>
+          <w:lang w:val="en-US"/>
+        </w:rPr>
+      </w:pPr>
+      <w:r>
+        <w:rPr>
+          <w:lang w:val="en-US"/>
+        </w:rPr>
         <w:t>Prior reasoning</w:t>
       </w:r>
     </w:p>
@@ -73,13 +165,23 @@
           <w:lang w:val="en-US"/>
         </w:rPr>
       </w:pPr>
-      <w:r>
-        <w:rPr>
-          <w:i/>
-          <w:iCs/>
-          <w:lang w:val="en-US"/>
-        </w:rPr>
-        <w:t>set_prior("normal(0, 0.</w:t>
+      <w:proofErr w:type="spellStart"/>
+      <w:r>
+        <w:rPr>
+          <w:i/>
+          <w:iCs/>
+          <w:lang w:val="en-US"/>
+        </w:rPr>
+        <w:t>set_prior</w:t>
+      </w:r>
+      <w:proofErr w:type="spellEnd"/>
+      <w:r>
+        <w:rPr>
+          <w:i/>
+          <w:iCs/>
+          <w:lang w:val="en-US"/>
+        </w:rPr>
+        <w:t>("normal(0, 0.</w:t>
       </w:r>
       <w:r>
         <w:rPr>
@@ -199,13 +301,59 @@
           <w:lang w:val="en-US"/>
         </w:rPr>
       </w:pPr>
-      <w:r>
-        <w:rPr>
-          <w:i/>
-          <w:iCs/>
-          <w:lang w:val="en-US"/>
-        </w:rPr>
-        <w:t>set_prior("normal(0, 0.08)", class = "b", coef = "plaavspeed_c")</w:t>
+      <w:proofErr w:type="spellStart"/>
+      <w:r>
+        <w:rPr>
+          <w:i/>
+          <w:iCs/>
+          <w:lang w:val="en-US"/>
+        </w:rPr>
+        <w:t>set_prior</w:t>
+      </w:r>
+      <w:proofErr w:type="spellEnd"/>
+      <w:r>
+        <w:rPr>
+          <w:i/>
+          <w:iCs/>
+          <w:lang w:val="en-US"/>
+        </w:rPr>
+        <w:t xml:space="preserve">("normal(0, 0.08)", class = "b", </w:t>
+      </w:r>
+      <w:proofErr w:type="spellStart"/>
+      <w:r>
+        <w:rPr>
+          <w:i/>
+          <w:iCs/>
+          <w:lang w:val="en-US"/>
+        </w:rPr>
+        <w:t>coef</w:t>
+      </w:r>
+      <w:proofErr w:type="spellEnd"/>
+      <w:r>
+        <w:rPr>
+          <w:i/>
+          <w:iCs/>
+          <w:lang w:val="en-US"/>
+        </w:rPr>
+        <w:t xml:space="preserve"> = "</w:t>
+      </w:r>
+      <w:proofErr w:type="spellStart"/>
+      <w:r>
+        <w:rPr>
+          <w:i/>
+          <w:iCs/>
+          <w:lang w:val="en-US"/>
+        </w:rPr>
+        <w:t>plaavspeed_c</w:t>
+      </w:r>
+      <w:proofErr w:type="spellEnd"/>
+      <w:r>
+        <w:rPr>
+          <w:i/>
+          <w:iCs/>
+          <w:lang w:val="en-US"/>
+        </w:rPr>
+        <w:t>")</w:t>
       </w:r>
     </w:p>
     <w:p>
@@ -270,7 +418,7 @@
                     </pic:cNvPicPr>
                   </pic:nvPicPr>
                   <pic:blipFill>
-                    <a:blip r:embed="rId5" cstate="print">
+                    <a:blip r:embed="rId6" cstate="print">
                       <a:extLst>
                         <a:ext uri="{28A0092B-C50C-407E-A947-70E740481C1C}">
                           <a14:useLocalDpi xmlns:a14="http://schemas.microsoft.com/office/drawing/2010/main" val="0"/>
@@ -309,7 +457,22 @@
         <w:rPr>
           <w:lang w:val="en-US"/>
         </w:rPr>
-        <w:t xml:space="preserve">Prior only pp_check von column 1. </w:t>
+        <w:lastRenderedPageBreak/>
+        <w:t xml:space="preserve">Prior only </w:t>
+      </w:r>
+      <w:proofErr w:type="spellStart"/>
+      <w:r>
+        <w:rPr>
+          <w:lang w:val="en-US"/>
+        </w:rPr>
+        <w:t>pp_check</w:t>
+      </w:r>
+      <w:proofErr w:type="spellEnd"/>
+      <w:r>
+        <w:rPr>
+          <w:lang w:val="en-US"/>
+        </w:rPr>
+        <w:t xml:space="preserve"> von column 1. </w:t>
       </w:r>
       <w:r>
         <w:rPr>
@@ -376,7 +539,6 @@
           <w:noProof/>
           <w:lang w:val="en-US"/>
         </w:rPr>
-        <w:lastRenderedPageBreak/>
         <w:drawing>
           <wp:inline distT="0" distB="0" distL="0" distR="0" wp14:anchorId="4D21A54A" wp14:editId="1838D68A">
             <wp:extent cx="4278607" cy="2643568"/>
@@ -395,7 +557,7 @@
                     </pic:cNvPicPr>
                   </pic:nvPicPr>
                   <pic:blipFill>
-                    <a:blip r:embed="rId6" cstate="print">
+                    <a:blip r:embed="rId7" cstate="print">
                       <a:extLst>
                         <a:ext uri="{28A0092B-C50C-407E-A947-70E740481C1C}">
                           <a14:useLocalDpi xmlns:a14="http://schemas.microsoft.com/office/drawing/2010/main" val="0"/>
@@ -447,16 +609,32 @@
         <w:t xml:space="preserve"> Chance d</w:t>
       </w:r>
       <w:r>
-        <w:t>iese priors sind</w:t>
+        <w:t xml:space="preserve">iese </w:t>
+      </w:r>
+      <w:proofErr w:type="spellStart"/>
+      <w:r>
+        <w:t>priors</w:t>
+      </w:r>
+      <w:proofErr w:type="spellEnd"/>
+      <w:r>
+        <w:t xml:space="preserve"> sind</w:t>
       </w:r>
       <w:r>
         <w:t xml:space="preserve"> </w:t>
       </w:r>
       <w:r>
-        <w:t>zu w</w:t>
-      </w:r>
-      <w:r>
-        <w:t>ide.</w:t>
+        <w:t xml:space="preserve">zu </w:t>
+      </w:r>
+      <w:proofErr w:type="spellStart"/>
+      <w:r>
+        <w:t>w</w:t>
+      </w:r>
+      <w:r>
+        <w:t>ide</w:t>
+      </w:r>
+      <w:proofErr w:type="spellEnd"/>
+      <w:r>
+        <w:t>.</w:t>
       </w:r>
     </w:p>
     <w:p/>
@@ -470,30 +648,98 @@
         <w:rPr>
           <w:lang w:val="en-US"/>
         </w:rPr>
-        <w:t xml:space="preserve"># dhomegame is binary </w:t>
-      </w:r>
-      <w:r>
-        <w:rPr>
-          <w:lang w:val="en-US"/>
-        </w:rPr>
-        <w:t>for if it is a homegame</w:t>
-      </w:r>
-    </w:p>
-    <w:p>
-      <w:pPr>
-        <w:rPr>
-          <w:i/>
-          <w:iCs/>
-          <w:lang w:val="en-US"/>
-        </w:rPr>
-      </w:pPr>
-      <w:r>
-        <w:rPr>
-          <w:i/>
-          <w:iCs/>
-          <w:lang w:val="en-US"/>
-        </w:rPr>
-        <w:t>set_prior("normal(0, 0.4)", class = "b", coef = "dhomegame")</w:t>
+        <w:t xml:space="preserve"># </w:t>
+      </w:r>
+      <w:proofErr w:type="spellStart"/>
+      <w:r>
+        <w:rPr>
+          <w:lang w:val="en-US"/>
+        </w:rPr>
+        <w:t>dhomegame</w:t>
+      </w:r>
+      <w:proofErr w:type="spellEnd"/>
+      <w:r>
+        <w:rPr>
+          <w:lang w:val="en-US"/>
+        </w:rPr>
+        <w:t xml:space="preserve"> is binary </w:t>
+      </w:r>
+      <w:r>
+        <w:rPr>
+          <w:lang w:val="en-US"/>
+        </w:rPr>
+        <w:t xml:space="preserve">for if it is a </w:t>
+      </w:r>
+      <w:proofErr w:type="spellStart"/>
+      <w:r>
+        <w:rPr>
+          <w:lang w:val="en-US"/>
+        </w:rPr>
+        <w:t>homegame</w:t>
+      </w:r>
+      <w:proofErr w:type="spellEnd"/>
+    </w:p>
+    <w:p>
+      <w:pPr>
+        <w:rPr>
+          <w:i/>
+          <w:iCs/>
+          <w:lang w:val="en-US"/>
+        </w:rPr>
+      </w:pPr>
+      <w:proofErr w:type="spellStart"/>
+      <w:r>
+        <w:rPr>
+          <w:i/>
+          <w:iCs/>
+          <w:lang w:val="en-US"/>
+        </w:rPr>
+        <w:t>set_prior</w:t>
+      </w:r>
+      <w:proofErr w:type="spellEnd"/>
+      <w:r>
+        <w:rPr>
+          <w:i/>
+          <w:iCs/>
+          <w:lang w:val="en-US"/>
+        </w:rPr>
+        <w:t xml:space="preserve">("normal(0, 0.4)", class = "b", </w:t>
+      </w:r>
+      <w:proofErr w:type="spellStart"/>
+      <w:r>
+        <w:rPr>
+          <w:i/>
+          <w:iCs/>
+          <w:lang w:val="en-US"/>
+        </w:rPr>
+        <w:t>coef</w:t>
+      </w:r>
+      <w:proofErr w:type="spellEnd"/>
+      <w:r>
+        <w:rPr>
+          <w:i/>
+          <w:iCs/>
+          <w:lang w:val="en-US"/>
+        </w:rPr>
+        <w:t xml:space="preserve"> = "</w:t>
+      </w:r>
+      <w:proofErr w:type="spellStart"/>
+      <w:r>
+        <w:rPr>
+          <w:i/>
+          <w:iCs/>
+          <w:lang w:val="en-US"/>
+        </w:rPr>
+        <w:t>dhomegame</w:t>
+      </w:r>
+      <w:proofErr w:type="spellEnd"/>
+      <w:r>
+        <w:rPr>
+          <w:i/>
+          <w:iCs/>
+          <w:lang w:val="en-US"/>
+        </w:rPr>
+        <w:t>")</w:t>
       </w:r>
     </w:p>
     <w:p>
@@ -538,7 +784,21 @@
         <w:rPr>
           <w:lang w:val="en-US"/>
         </w:rPr>
-        <w:t xml:space="preserve"># rankgap, goes from -13 to 13 </w:t>
+        <w:t xml:space="preserve"># </w:t>
+      </w:r>
+      <w:proofErr w:type="spellStart"/>
+      <w:r>
+        <w:rPr>
+          <w:lang w:val="en-US"/>
+        </w:rPr>
+        <w:t>rankgap</w:t>
+      </w:r>
+      <w:proofErr w:type="spellEnd"/>
+      <w:r>
+        <w:rPr>
+          <w:lang w:val="en-US"/>
+        </w:rPr>
+        <w:t xml:space="preserve">, goes from -13 to 13 </w:t>
       </w:r>
       <w:r>
         <w:rPr>
@@ -570,13 +830,59 @@
           <w:lang w:val="en-US"/>
         </w:rPr>
       </w:pPr>
-      <w:r>
-        <w:rPr>
-          <w:i/>
-          <w:iCs/>
-          <w:lang w:val="en-US"/>
-        </w:rPr>
-        <w:t>set_prior("normal(0, 0.045)", class = "b", coef = "rank_gap_c"),</w:t>
+      <w:proofErr w:type="spellStart"/>
+      <w:r>
+        <w:rPr>
+          <w:i/>
+          <w:iCs/>
+          <w:lang w:val="en-US"/>
+        </w:rPr>
+        <w:t>set_prior</w:t>
+      </w:r>
+      <w:proofErr w:type="spellEnd"/>
+      <w:r>
+        <w:rPr>
+          <w:i/>
+          <w:iCs/>
+          <w:lang w:val="en-US"/>
+        </w:rPr>
+        <w:t xml:space="preserve">("normal(0, 0.045)", class = "b", </w:t>
+      </w:r>
+      <w:proofErr w:type="spellStart"/>
+      <w:r>
+        <w:rPr>
+          <w:i/>
+          <w:iCs/>
+          <w:lang w:val="en-US"/>
+        </w:rPr>
+        <w:t>coef</w:t>
+      </w:r>
+      <w:proofErr w:type="spellEnd"/>
+      <w:r>
+        <w:rPr>
+          <w:i/>
+          <w:iCs/>
+          <w:lang w:val="en-US"/>
+        </w:rPr>
+        <w:t xml:space="preserve"> = "</w:t>
+      </w:r>
+      <w:proofErr w:type="spellStart"/>
+      <w:r>
+        <w:rPr>
+          <w:i/>
+          <w:iCs/>
+          <w:lang w:val="en-US"/>
+        </w:rPr>
+        <w:t>rank_gap_c</w:t>
+      </w:r>
+      <w:proofErr w:type="spellEnd"/>
+      <w:r>
+        <w:rPr>
+          <w:i/>
+          <w:iCs/>
+          <w:lang w:val="en-US"/>
+        </w:rPr>
+        <w:t>"),</w:t>
       </w:r>
     </w:p>
     <w:p>
@@ -610,7 +916,21 @@
         <w:rPr>
           <w:lang w:val="en-US"/>
         </w:rPr>
-        <w:t># player_cumsections goes from 1 to 19.</w:t>
+        <w:t xml:space="preserve"># </w:t>
+      </w:r>
+      <w:proofErr w:type="spellStart"/>
+      <w:r>
+        <w:rPr>
+          <w:lang w:val="en-US"/>
+        </w:rPr>
+        <w:t>player_cumsections</w:t>
+      </w:r>
+      <w:proofErr w:type="spellEnd"/>
+      <w:r>
+        <w:rPr>
+          <w:lang w:val="en-US"/>
+        </w:rPr>
+        <w:t xml:space="preserve"> goes from 1 to 19.</w:t>
       </w:r>
       <w:r>
         <w:rPr>
@@ -648,13 +968,59 @@
           <w:lang w:val="en-US"/>
         </w:rPr>
       </w:pPr>
-      <w:r>
-        <w:rPr>
-          <w:i/>
-          <w:iCs/>
-          <w:lang w:val="en-US"/>
-        </w:rPr>
-        <w:t>set_prior("normal(0, 0.06)", class = "b", coef = "player_cumsections_c")</w:t>
+      <w:proofErr w:type="spellStart"/>
+      <w:r>
+        <w:rPr>
+          <w:i/>
+          <w:iCs/>
+          <w:lang w:val="en-US"/>
+        </w:rPr>
+        <w:t>set_prior</w:t>
+      </w:r>
+      <w:proofErr w:type="spellEnd"/>
+      <w:r>
+        <w:rPr>
+          <w:i/>
+          <w:iCs/>
+          <w:lang w:val="en-US"/>
+        </w:rPr>
+        <w:t xml:space="preserve">("normal(0, 0.06)", class = "b", </w:t>
+      </w:r>
+      <w:proofErr w:type="spellStart"/>
+      <w:r>
+        <w:rPr>
+          <w:i/>
+          <w:iCs/>
+          <w:lang w:val="en-US"/>
+        </w:rPr>
+        <w:t>coef</w:t>
+      </w:r>
+      <w:proofErr w:type="spellEnd"/>
+      <w:r>
+        <w:rPr>
+          <w:i/>
+          <w:iCs/>
+          <w:lang w:val="en-US"/>
+        </w:rPr>
+        <w:t xml:space="preserve"> = "</w:t>
+      </w:r>
+      <w:proofErr w:type="spellStart"/>
+      <w:r>
+        <w:rPr>
+          <w:i/>
+          <w:iCs/>
+          <w:lang w:val="en-US"/>
+        </w:rPr>
+        <w:t>player_cumsections_c</w:t>
+      </w:r>
+      <w:proofErr w:type="spellEnd"/>
+      <w:r>
+        <w:rPr>
+          <w:i/>
+          <w:iCs/>
+          <w:lang w:val="en-US"/>
+        </w:rPr>
+        <w:t>")</w:t>
       </w:r>
     </w:p>
     <w:p>
@@ -738,27 +1104,82 @@
           <w:lang w:val="en-US"/>
         </w:rPr>
       </w:pPr>
-      <w:r>
-        <w:rPr>
-          <w:i/>
-          <w:iCs/>
-          <w:lang w:val="en-US"/>
-        </w:rPr>
-        <w:t>set_prior("normal(0, 0.003)", class = "b", coef = "player_cumsections_2_c")</w:t>
-      </w:r>
-    </w:p>
-    <w:p>
-      <w:pPr>
-        <w:rPr>
-          <w:lang w:val="en-US"/>
-        </w:rPr>
-      </w:pPr>
-      <w:r>
-        <w:rPr>
-          <w:lang w:val="en-US"/>
-        </w:rPr>
-        <w:lastRenderedPageBreak/>
-        <w:t>We are saying that playing 361 squaredsection-units cumulatively changes the probability to score compared to playing only one squaredsection-unit between (0.0011 ; 0.079) so 0.01% to 7.9%.</w:t>
+      <w:proofErr w:type="spellStart"/>
+      <w:r>
+        <w:rPr>
+          <w:i/>
+          <w:iCs/>
+          <w:lang w:val="en-US"/>
+        </w:rPr>
+        <w:t>set_prior</w:t>
+      </w:r>
+      <w:proofErr w:type="spellEnd"/>
+      <w:r>
+        <w:rPr>
+          <w:i/>
+          <w:iCs/>
+          <w:lang w:val="en-US"/>
+        </w:rPr>
+        <w:t xml:space="preserve">("normal(0, 0.003)", class = "b", </w:t>
+      </w:r>
+      <w:proofErr w:type="spellStart"/>
+      <w:r>
+        <w:rPr>
+          <w:i/>
+          <w:iCs/>
+          <w:lang w:val="en-US"/>
+        </w:rPr>
+        <w:t>coef</w:t>
+      </w:r>
+      <w:proofErr w:type="spellEnd"/>
+      <w:r>
+        <w:rPr>
+          <w:i/>
+          <w:iCs/>
+          <w:lang w:val="en-US"/>
+        </w:rPr>
+        <w:t xml:space="preserve"> = "player_cumsections_2_c")</w:t>
+      </w:r>
+    </w:p>
+    <w:p>
+      <w:pPr>
+        <w:rPr>
+          <w:lang w:val="en-US"/>
+        </w:rPr>
+      </w:pPr>
+      <w:r>
+        <w:rPr>
+          <w:lang w:val="en-US"/>
+        </w:rPr>
+        <w:t xml:space="preserve">We are saying that playing 361 </w:t>
+      </w:r>
+      <w:proofErr w:type="spellStart"/>
+      <w:r>
+        <w:rPr>
+          <w:lang w:val="en-US"/>
+        </w:rPr>
+        <w:t>squaredsection</w:t>
+      </w:r>
+      <w:proofErr w:type="spellEnd"/>
+      <w:r>
+        <w:rPr>
+          <w:lang w:val="en-US"/>
+        </w:rPr>
+        <w:t xml:space="preserve">-units cumulatively changes the probability to score compared to playing only one </w:t>
+      </w:r>
+      <w:proofErr w:type="spellStart"/>
+      <w:r>
+        <w:rPr>
+          <w:lang w:val="en-US"/>
+        </w:rPr>
+        <w:t>squaredsection</w:t>
+      </w:r>
+      <w:proofErr w:type="spellEnd"/>
+      <w:r>
+        <w:rPr>
+          <w:lang w:val="en-US"/>
+        </w:rPr>
+        <w:t>-unit between (0.0011 ; 0.079) so 0.01% to 7.9%.</w:t>
       </w:r>
     </w:p>
     <w:p>
@@ -790,7 +1211,7 @@
                     </pic:cNvPicPr>
                   </pic:nvPicPr>
                   <pic:blipFill>
-                    <a:blip r:embed="rId7" cstate="print">
+                    <a:blip r:embed="rId8" cstate="print">
                       <a:extLst>
                         <a:ext uri="{28A0092B-C50C-407E-A947-70E740481C1C}">
                           <a14:useLocalDpi xmlns:a14="http://schemas.microsoft.com/office/drawing/2010/main" val="0"/>
@@ -834,11 +1255,19 @@
           <w:u w:val="single"/>
         </w:rPr>
       </w:pPr>
+      <w:proofErr w:type="spellStart"/>
       <w:r>
         <w:rPr>
           <w:u w:val="single"/>
         </w:rPr>
-        <w:t>Column 3</w:t>
+        <w:t>Column</w:t>
+      </w:r>
+      <w:proofErr w:type="spellEnd"/>
+      <w:r>
+        <w:rPr>
+          <w:u w:val="single"/>
+        </w:rPr>
+        <w:t xml:space="preserve"> 3</w:t>
       </w:r>
     </w:p>
     <w:p>
@@ -851,6 +1280,7 @@
         <w:rPr>
           <w:noProof/>
         </w:rPr>
+        <w:lastRenderedPageBreak/>
         <w:drawing>
           <wp:inline distT="0" distB="0" distL="0" distR="0" wp14:anchorId="40F240D3" wp14:editId="5F4159E7">
             <wp:extent cx="4730502" cy="2922774"/>
@@ -869,7 +1299,7 @@
                     </pic:cNvPicPr>
                   </pic:nvPicPr>
                   <pic:blipFill>
-                    <a:blip r:embed="rId8" cstate="print">
+                    <a:blip r:embed="rId9" cstate="print">
                       <a:extLst>
                         <a:ext uri="{28A0092B-C50C-407E-A947-70E740481C1C}">
                           <a14:useLocalDpi xmlns:a14="http://schemas.microsoft.com/office/drawing/2010/main" val="0"/>
@@ -929,7 +1359,21 @@
         <w:rPr>
           <w:lang w:val="en-US"/>
         </w:rPr>
-        <w:t># scoregap_pre goes from -4 t</w:t>
+        <w:t xml:space="preserve"># </w:t>
+      </w:r>
+      <w:proofErr w:type="spellStart"/>
+      <w:r>
+        <w:rPr>
+          <w:lang w:val="en-US"/>
+        </w:rPr>
+        <w:t>scoregap_pre</w:t>
+      </w:r>
+      <w:proofErr w:type="spellEnd"/>
+      <w:r>
+        <w:rPr>
+          <w:lang w:val="en-US"/>
+        </w:rPr>
+        <w:t xml:space="preserve"> goes from -4 t</w:t>
       </w:r>
       <w:r>
         <w:rPr>
@@ -967,131 +1411,480 @@
           <w:lang w:val="en-US"/>
         </w:rPr>
       </w:pPr>
-      <w:r>
-        <w:rPr>
-          <w:i/>
-          <w:iCs/>
+      <w:proofErr w:type="spellStart"/>
+      <w:r>
+        <w:rPr>
+          <w:i/>
+          <w:iCs/>
+          <w:lang w:val="en-US"/>
+        </w:rPr>
+        <w:t>set_prior</w:t>
+      </w:r>
+      <w:proofErr w:type="spellEnd"/>
+      <w:r>
+        <w:rPr>
+          <w:i/>
+          <w:iCs/>
+          <w:lang w:val="en-US"/>
+        </w:rPr>
+        <w:t xml:space="preserve">("normal(0, 0.15)", class = "b", </w:t>
+      </w:r>
+      <w:proofErr w:type="spellStart"/>
+      <w:r>
+        <w:rPr>
+          <w:i/>
+          <w:iCs/>
+          <w:lang w:val="en-US"/>
+        </w:rPr>
+        <w:t>coef</w:t>
+      </w:r>
+      <w:proofErr w:type="spellEnd"/>
+      <w:r>
+        <w:rPr>
+          <w:i/>
+          <w:iCs/>
+          <w:lang w:val="en-US"/>
+        </w:rPr>
+        <w:t xml:space="preserve"> = "</w:t>
+      </w:r>
+      <w:proofErr w:type="spellStart"/>
+      <w:r>
+        <w:rPr>
+          <w:i/>
+          <w:iCs/>
+          <w:lang w:val="en-US"/>
+        </w:rPr>
+        <w:t>scoregap_pre_c</w:t>
+      </w:r>
+      <w:proofErr w:type="spellEnd"/>
+      <w:r>
+        <w:rPr>
+          <w:i/>
+          <w:iCs/>
+          <w:lang w:val="en-US"/>
+        </w:rPr>
+        <w:t>")</w:t>
+      </w:r>
+    </w:p>
+    <w:p>
+      <w:pPr>
+        <w:rPr>
+          <w:lang w:val="en-US"/>
+        </w:rPr>
+      </w:pPr>
+      <w:r>
+        <w:rPr>
+          <w:lang w:val="en-US"/>
+        </w:rPr>
+        <w:t xml:space="preserve">We are saying that having a score advantage of 4 goals changes the probability to score compared having 4 less goals than the </w:t>
+      </w:r>
+      <w:proofErr w:type="spellStart"/>
+      <w:r>
+        <w:rPr>
+          <w:lang w:val="en-US"/>
+        </w:rPr>
+        <w:t>oppononte</w:t>
+      </w:r>
+      <w:proofErr w:type="spellEnd"/>
+      <w:r>
+        <w:rPr>
+          <w:lang w:val="en-US"/>
+        </w:rPr>
+        <w:t xml:space="preserve"> to between (0.009 ; 0.098) so 0.01% to 9.8%.</w:t>
+      </w:r>
+    </w:p>
+    <w:p>
+      <w:pPr>
+        <w:rPr>
+          <w:lang w:val="en-US"/>
+        </w:rPr>
+      </w:pPr>
+    </w:p>
+    <w:p>
+      <w:pPr>
+        <w:rPr>
+          <w:lang w:val="en-US"/>
+        </w:rPr>
+      </w:pPr>
+      <w:r>
+        <w:rPr>
+          <w:lang w:val="en-US"/>
+        </w:rPr>
+        <w:t xml:space="preserve"># </w:t>
+      </w:r>
+      <w:proofErr w:type="spellStart"/>
+      <w:r>
+        <w:rPr>
+          <w:lang w:val="en-US"/>
+        </w:rPr>
+        <w:t>dteamgoal_pre</w:t>
+      </w:r>
+      <w:proofErr w:type="spellEnd"/>
+      <w:r>
+        <w:rPr>
+          <w:lang w:val="en-US"/>
+        </w:rPr>
+        <w:t xml:space="preserve"> goes from 0 to 1</w:t>
+      </w:r>
+    </w:p>
+    <w:p>
+      <w:pPr>
+        <w:rPr>
+          <w:i/>
+          <w:iCs/>
+          <w:lang w:val="en-US"/>
+        </w:rPr>
+      </w:pPr>
+      <w:proofErr w:type="spellStart"/>
+      <w:r>
+        <w:rPr>
+          <w:i/>
+          <w:iCs/>
+          <w:lang w:val="en-US"/>
+        </w:rPr>
+        <w:t>set_prior</w:t>
+      </w:r>
+      <w:proofErr w:type="spellEnd"/>
+      <w:r>
+        <w:rPr>
+          <w:i/>
+          <w:iCs/>
+          <w:lang w:val="en-US"/>
+        </w:rPr>
+        <w:t>("normal(0, 0.4)",   class = "b")</w:t>
+      </w:r>
+    </w:p>
+    <w:p>
+      <w:pPr>
+        <w:rPr>
+          <w:lang w:val="en-US"/>
+        </w:rPr>
+      </w:pPr>
+      <w:r>
+        <w:rPr>
+          <w:lang w:val="en-US"/>
+        </w:rPr>
+        <w:t xml:space="preserve">We are saying that </w:t>
+      </w:r>
+      <w:r>
+        <w:rPr>
+          <w:lang w:val="en-US"/>
+        </w:rPr>
+        <w:t>scoring a goal in the section before</w:t>
+      </w:r>
+      <w:r>
+        <w:rPr>
+          <w:lang w:val="en-US"/>
+        </w:rPr>
+        <w:t xml:space="preserve"> changes the probability to score</w:t>
+      </w:r>
+      <w:r>
+        <w:rPr>
+          <w:lang w:val="en-US"/>
+        </w:rPr>
+        <w:t xml:space="preserve"> a goal</w:t>
+      </w:r>
+      <w:r>
+        <w:rPr>
+          <w:lang w:val="en-US"/>
+        </w:rPr>
+        <w:t xml:space="preserve"> to </w:t>
+      </w:r>
+      <w:r>
+        <w:rPr>
+          <w:lang w:val="en-US"/>
+        </w:rPr>
+        <w:t xml:space="preserve">be </w:t>
+      </w:r>
+      <w:r>
+        <w:rPr>
+          <w:lang w:val="en-US"/>
+        </w:rPr>
+        <w:t>between 0.</w:t>
+      </w:r>
+      <w:r>
+        <w:rPr>
+          <w:lang w:val="en-US"/>
+        </w:rPr>
+        <w:t>45</w:t>
+      </w:r>
+      <w:r>
+        <w:rPr>
+          <w:lang w:val="en-US"/>
+        </w:rPr>
+        <w:t xml:space="preserve">% </w:t>
+      </w:r>
+      <w:r>
+        <w:rPr>
+          <w:lang w:val="en-US"/>
+        </w:rPr>
+        <w:t>and</w:t>
+      </w:r>
+      <w:r>
+        <w:rPr>
+          <w:lang w:val="en-US"/>
+        </w:rPr>
+        <w:t xml:space="preserve"> </w:t>
+      </w:r>
+      <w:r>
+        <w:rPr>
+          <w:lang w:val="en-US"/>
+        </w:rPr>
+        <w:t>2.18</w:t>
+      </w:r>
+      <w:r>
+        <w:rPr>
+          <w:lang w:val="en-US"/>
+        </w:rPr>
+        <w:t>%.</w:t>
+      </w:r>
+    </w:p>
+    <w:p>
+      <w:pPr>
+        <w:rPr>
+          <w:lang w:val="en-US"/>
+        </w:rPr>
+      </w:pPr>
+    </w:p>
+    <w:p>
+      <w:pPr>
+        <w:rPr>
+          <w:lang w:val="en-US"/>
+        </w:rPr>
+      </w:pPr>
+      <w:r>
+        <w:rPr>
+          <w:lang w:val="en-US"/>
+        </w:rPr>
+        <w:t xml:space="preserve"># </w:t>
+      </w:r>
+      <w:proofErr w:type="spellStart"/>
+      <w:r>
+        <w:rPr>
+          <w:lang w:val="en-US"/>
+        </w:rPr>
+        <w:t>dplagoal_pre</w:t>
+      </w:r>
+      <w:proofErr w:type="spellEnd"/>
+      <w:r>
+        <w:rPr>
+          <w:lang w:val="en-US"/>
+        </w:rPr>
+        <w:t xml:space="preserve"> goes from 0 to 1</w:t>
+      </w:r>
+    </w:p>
+    <w:p>
+      <w:pPr>
+        <w:rPr>
+          <w:i/>
+          <w:iCs/>
+          <w:lang w:val="en-US"/>
+        </w:rPr>
+      </w:pPr>
+      <w:proofErr w:type="spellStart"/>
+      <w:r>
+        <w:rPr>
+          <w:i/>
+          <w:iCs/>
+          <w:lang w:val="en-US"/>
+        </w:rPr>
+        <w:t>set_prior</w:t>
+      </w:r>
+      <w:proofErr w:type="spellEnd"/>
+      <w:r>
+        <w:rPr>
+          <w:i/>
+          <w:iCs/>
+          <w:lang w:val="en-US"/>
+        </w:rPr>
+        <w:t>("normal(0, 0.4)",   class = "b")</w:t>
+      </w:r>
+    </w:p>
+    <w:p>
+      <w:pPr>
+        <w:rPr>
+          <w:lang w:val="en-US"/>
+        </w:rPr>
+      </w:pPr>
+    </w:p>
+    <w:p>
+      <w:pPr>
+        <w:rPr>
+          <w:lang w:val="en-US"/>
+        </w:rPr>
+      </w:pPr>
+      <w:r>
+        <w:rPr>
+          <w:lang w:val="en-US"/>
+        </w:rPr>
+        <w:t>We are saying that scoring a goal yourself in the section before changes the probability to score a goal to be between  0.45% and 2.18%.</w:t>
+      </w:r>
+    </w:p>
+    <w:p>
+      <w:pPr>
+        <w:rPr>
+          <w:lang w:val="en-US"/>
+        </w:rPr>
+      </w:pPr>
+    </w:p>
+    <w:p>
+      <w:pPr>
+        <w:rPr>
+          <w:lang w:val="en-US"/>
+        </w:rPr>
+      </w:pPr>
+      <w:r>
+        <w:rPr>
+          <w:lang w:val="en-US"/>
+        </w:rPr>
+        <w:t>#</w:t>
+      </w:r>
+      <w:r>
+        <w:rPr>
+          <w:lang w:val="en-US"/>
+        </w:rPr>
+        <w:t xml:space="preserve">dteamred_pre </w:t>
+      </w:r>
+      <w:r>
+        <w:rPr>
+          <w:lang w:val="en-US"/>
+        </w:rPr>
+        <w:t>goes from 0 to 1</w:t>
+      </w:r>
+    </w:p>
+    <w:p>
+      <w:pPr>
+        <w:rPr>
+          <w:i/>
+          <w:iCs/>
+          <w:lang w:val="en-US"/>
+        </w:rPr>
+      </w:pPr>
+      <w:proofErr w:type="spellStart"/>
+      <w:r>
+        <w:rPr>
+          <w:i/>
+          <w:iCs/>
+          <w:lang w:val="en-US"/>
+        </w:rPr>
+        <w:t>set_prior</w:t>
+      </w:r>
+      <w:proofErr w:type="spellEnd"/>
+      <w:r>
+        <w:rPr>
+          <w:i/>
+          <w:iCs/>
+          <w:lang w:val="en-US"/>
+        </w:rPr>
+        <w:t>("normal(0, 0.4)",   class = "b")</w:t>
+      </w:r>
+    </w:p>
+    <w:p>
+      <w:pPr>
+        <w:rPr>
+          <w:lang w:val="en-US"/>
+        </w:rPr>
+      </w:pPr>
+      <w:r>
+        <w:rPr>
           <w:lang w:val="en-US"/>
         </w:rPr>
         <w:lastRenderedPageBreak/>
-        <w:t>set_prior("normal(0, 0.15)", class = "b", coef = "scoregap_pre_c")</w:t>
-      </w:r>
-    </w:p>
-    <w:p>
-      <w:pPr>
-        <w:rPr>
-          <w:lang w:val="en-US"/>
-        </w:rPr>
-      </w:pPr>
-      <w:r>
-        <w:rPr>
-          <w:lang w:val="en-US"/>
-        </w:rPr>
-        <w:t>We are saying that having a score advantage of 4 goals changes the probability to score compared having 4 less goals than the oppononte to between (0.009 ; 0.098) so 0.01% to 9.8%.</w:t>
-      </w:r>
-    </w:p>
-    <w:p>
-      <w:pPr>
-        <w:rPr>
-          <w:lang w:val="en-US"/>
-        </w:rPr>
-      </w:pPr>
-    </w:p>
-    <w:p>
-      <w:pPr>
-        <w:rPr>
-          <w:lang w:val="en-US"/>
-        </w:rPr>
-      </w:pPr>
-      <w:r>
-        <w:rPr>
-          <w:lang w:val="en-US"/>
-        </w:rPr>
-        <w:t># dteamgoal_pre goes from 0 to 1</w:t>
-      </w:r>
-    </w:p>
-    <w:p>
-      <w:pPr>
-        <w:rPr>
-          <w:i/>
-          <w:iCs/>
-          <w:lang w:val="en-US"/>
-        </w:rPr>
-      </w:pPr>
-      <w:r>
-        <w:rPr>
-          <w:i/>
-          <w:iCs/>
-          <w:lang w:val="en-US"/>
-        </w:rPr>
-        <w:t>set_prior("normal(0, 0.4)",   class = "b")</w:t>
-      </w:r>
-    </w:p>
-    <w:p>
-      <w:pPr>
-        <w:rPr>
-          <w:lang w:val="en-US"/>
-        </w:rPr>
-      </w:pPr>
-      <w:r>
-        <w:rPr>
-          <w:lang w:val="en-US"/>
-        </w:rPr>
-        <w:t xml:space="preserve">We are saying that </w:t>
-      </w:r>
-      <w:r>
-        <w:rPr>
-          <w:lang w:val="en-US"/>
-        </w:rPr>
-        <w:t>scoring a goal in the section before</w:t>
-      </w:r>
-      <w:r>
-        <w:rPr>
-          <w:lang w:val="en-US"/>
-        </w:rPr>
-        <w:t xml:space="preserve"> changes the probability to score</w:t>
-      </w:r>
-      <w:r>
-        <w:rPr>
-          <w:lang w:val="en-US"/>
-        </w:rPr>
-        <w:t xml:space="preserve"> a goal</w:t>
-      </w:r>
-      <w:r>
-        <w:rPr>
-          <w:lang w:val="en-US"/>
-        </w:rPr>
-        <w:t xml:space="preserve"> to </w:t>
-      </w:r>
-      <w:r>
-        <w:rPr>
-          <w:lang w:val="en-US"/>
-        </w:rPr>
-        <w:t xml:space="preserve">be </w:t>
-      </w:r>
-      <w:r>
-        <w:rPr>
-          <w:lang w:val="en-US"/>
-        </w:rPr>
-        <w:t>between 0.</w:t>
-      </w:r>
-      <w:r>
-        <w:rPr>
-          <w:lang w:val="en-US"/>
-        </w:rPr>
-        <w:t>45</w:t>
-      </w:r>
-      <w:r>
-        <w:rPr>
-          <w:lang w:val="en-US"/>
-        </w:rPr>
-        <w:t xml:space="preserve">% </w:t>
-      </w:r>
-      <w:r>
-        <w:rPr>
-          <w:lang w:val="en-US"/>
-        </w:rPr>
-        <w:t>and</w:t>
+        <w:t>We are saying that your team getting a red card in the section before changes the probability to score a goal to be between  0.45% and 2.18%.</w:t>
+      </w:r>
+    </w:p>
+    <w:p>
+      <w:pPr>
+        <w:rPr>
+          <w:lang w:val="en-US"/>
+        </w:rPr>
+      </w:pPr>
+    </w:p>
+    <w:p>
+      <w:pPr>
+        <w:rPr>
+          <w:lang w:val="en-US"/>
+        </w:rPr>
+      </w:pPr>
+      <w:r>
+        <w:rPr>
+          <w:lang w:val="en-US"/>
+        </w:rPr>
+        <w:t xml:space="preserve">#dteamminj_sec_pre goes from 0 to 1 </w:t>
+      </w:r>
+    </w:p>
+    <w:p>
+      <w:pPr>
+        <w:rPr>
+          <w:i/>
+          <w:iCs/>
+          <w:lang w:val="en-US"/>
+        </w:rPr>
+      </w:pPr>
+      <w:proofErr w:type="spellStart"/>
+      <w:r>
+        <w:rPr>
+          <w:i/>
+          <w:iCs/>
+          <w:lang w:val="en-US"/>
+        </w:rPr>
+        <w:t>set_prior</w:t>
+      </w:r>
+      <w:proofErr w:type="spellEnd"/>
+      <w:r>
+        <w:rPr>
+          <w:i/>
+          <w:iCs/>
+          <w:lang w:val="en-US"/>
+        </w:rPr>
+        <w:t>("normal(0, 0.4)",   class = "b")</w:t>
+      </w:r>
+    </w:p>
+    <w:p>
+      <w:pPr>
+        <w:rPr>
+          <w:lang w:val="en-US"/>
+        </w:rPr>
+      </w:pPr>
+      <w:r>
+        <w:rPr>
+          <w:lang w:val="en-US"/>
+        </w:rPr>
+        <w:t xml:space="preserve">We are saying that your team getting </w:t>
+      </w:r>
+      <w:proofErr w:type="spellStart"/>
+      <w:r>
+        <w:rPr>
+          <w:lang w:val="en-US"/>
+        </w:rPr>
+        <w:t>a</w:t>
+      </w:r>
+      <w:proofErr w:type="spellEnd"/>
+      <w:r>
+        <w:rPr>
+          <w:lang w:val="en-US"/>
+        </w:rPr>
+        <w:t xml:space="preserve"> injury in the section before changes the probability to score a goal to be between  0.45% and 2.18%.</w:t>
+      </w:r>
+    </w:p>
+    <w:p>
+      <w:pPr>
+        <w:rPr>
+          <w:lang w:val="en-US"/>
+        </w:rPr>
+      </w:pPr>
+    </w:p>
+    <w:p>
+      <w:pPr>
+        <w:rPr>
+          <w:lang w:val="en-US"/>
+        </w:rPr>
+      </w:pPr>
+      <w:r>
+        <w:rPr>
+          <w:lang w:val="en-US"/>
+        </w:rPr>
+        <w:t>#</w:t>
       </w:r>
       <w:r>
         <w:rPr>
@@ -1099,225 +1892,14 @@
         </w:rPr>
         <w:t xml:space="preserve"> </w:t>
       </w:r>
-      <w:r>
-        <w:rPr>
-          <w:lang w:val="en-US"/>
-        </w:rPr>
-        <w:t>2.18</w:t>
-      </w:r>
-      <w:r>
-        <w:rPr>
-          <w:lang w:val="en-US"/>
-        </w:rPr>
-        <w:t>%.</w:t>
-      </w:r>
-    </w:p>
-    <w:p>
-      <w:pPr>
-        <w:rPr>
-          <w:lang w:val="en-US"/>
-        </w:rPr>
-      </w:pPr>
-    </w:p>
-    <w:p>
-      <w:pPr>
-        <w:rPr>
-          <w:lang w:val="en-US"/>
-        </w:rPr>
-      </w:pPr>
-      <w:r>
-        <w:rPr>
-          <w:lang w:val="en-US"/>
-        </w:rPr>
-        <w:t xml:space="preserve"># </w:t>
-      </w:r>
-      <w:r>
-        <w:rPr>
-          <w:lang w:val="en-US"/>
-        </w:rPr>
-        <w:t>dplagoal_pre</w:t>
-      </w:r>
-      <w:r>
-        <w:rPr>
-          <w:lang w:val="en-US"/>
-        </w:rPr>
-        <w:t xml:space="preserve"> goes from 0 to 1</w:t>
-      </w:r>
-    </w:p>
-    <w:p>
-      <w:pPr>
-        <w:rPr>
-          <w:i/>
-          <w:iCs/>
-          <w:lang w:val="en-US"/>
-        </w:rPr>
-      </w:pPr>
-      <w:r>
-        <w:rPr>
-          <w:i/>
-          <w:iCs/>
-          <w:lang w:val="en-US"/>
-        </w:rPr>
-        <w:t>set_prior("normal(0, 0.4)",   class = "b")</w:t>
-      </w:r>
-    </w:p>
-    <w:p>
-      <w:pPr>
-        <w:rPr>
-          <w:lang w:val="en-US"/>
-        </w:rPr>
-      </w:pPr>
-    </w:p>
-    <w:p>
-      <w:pPr>
-        <w:rPr>
-          <w:lang w:val="en-US"/>
-        </w:rPr>
-      </w:pPr>
-      <w:r>
-        <w:rPr>
-          <w:lang w:val="en-US"/>
-        </w:rPr>
-        <w:t>We are saying that scoring a goal yourself in the section before changes the probability to score a goal to be between  0.45% and 2.18%.</w:t>
-      </w:r>
-    </w:p>
-    <w:p>
-      <w:pPr>
-        <w:rPr>
-          <w:lang w:val="en-US"/>
-        </w:rPr>
-      </w:pPr>
-    </w:p>
-    <w:p>
-      <w:pPr>
-        <w:rPr>
-          <w:lang w:val="en-US"/>
-        </w:rPr>
-      </w:pPr>
-      <w:r>
-        <w:rPr>
-          <w:lang w:val="en-US"/>
-        </w:rPr>
-        <w:t>#</w:t>
-      </w:r>
-      <w:r>
-        <w:rPr>
-          <w:lang w:val="en-US"/>
-        </w:rPr>
-        <w:t xml:space="preserve">dteamred_pre </w:t>
-      </w:r>
-      <w:r>
-        <w:rPr>
-          <w:lang w:val="en-US"/>
-        </w:rPr>
-        <w:t>goes from 0 to 1</w:t>
-      </w:r>
-    </w:p>
-    <w:p>
-      <w:pPr>
-        <w:rPr>
-          <w:i/>
-          <w:iCs/>
-          <w:lang w:val="en-US"/>
-        </w:rPr>
-      </w:pPr>
-      <w:r>
-        <w:rPr>
-          <w:i/>
-          <w:iCs/>
-          <w:lang w:val="en-US"/>
-        </w:rPr>
-        <w:t>set_prior("normal(0, 0.4)",   class = "b")</w:t>
-      </w:r>
-    </w:p>
-    <w:p>
-      <w:pPr>
-        <w:rPr>
-          <w:lang w:val="en-US"/>
-        </w:rPr>
-      </w:pPr>
-      <w:r>
-        <w:rPr>
-          <w:lang w:val="en-US"/>
-        </w:rPr>
-        <w:t>We are saying that your team getting a red card in the section before changes the probability to score a goal to be between  0.45% and 2.18%.</w:t>
-      </w:r>
-    </w:p>
-    <w:p>
-      <w:pPr>
-        <w:rPr>
-          <w:lang w:val="en-US"/>
-        </w:rPr>
-      </w:pPr>
-    </w:p>
-    <w:p>
-      <w:pPr>
-        <w:rPr>
-          <w:lang w:val="en-US"/>
-        </w:rPr>
-      </w:pPr>
-      <w:r>
-        <w:rPr>
-          <w:lang w:val="en-US"/>
-        </w:rPr>
-        <w:t xml:space="preserve">#dteamminj_sec_pre goes from 0 to 1 </w:t>
-      </w:r>
-    </w:p>
-    <w:p>
-      <w:pPr>
-        <w:rPr>
-          <w:i/>
-          <w:iCs/>
-          <w:lang w:val="en-US"/>
-        </w:rPr>
-      </w:pPr>
-      <w:r>
-        <w:rPr>
-          <w:i/>
-          <w:iCs/>
-          <w:lang w:val="en-US"/>
-        </w:rPr>
-        <w:t>set_prior("normal(0, 0.4)",   class = "b")</w:t>
-      </w:r>
-    </w:p>
-    <w:p>
-      <w:pPr>
-        <w:rPr>
-          <w:lang w:val="en-US"/>
-        </w:rPr>
-      </w:pPr>
-      <w:r>
-        <w:rPr>
-          <w:lang w:val="en-US"/>
-        </w:rPr>
-        <w:t>We are saying that your team getting a injury in the section before changes the probability to score a goal to be between  0.45% and 2.18%.</w:t>
-      </w:r>
-    </w:p>
-    <w:p>
-      <w:pPr>
-        <w:rPr>
-          <w:lang w:val="en-US"/>
-        </w:rPr>
-      </w:pPr>
-    </w:p>
-    <w:p>
-      <w:pPr>
-        <w:rPr>
-          <w:lang w:val="en-US"/>
-        </w:rPr>
-      </w:pPr>
-      <w:r>
-        <w:rPr>
-          <w:lang w:val="en-US"/>
-        </w:rPr>
-        <w:t>#</w:t>
-      </w:r>
-      <w:r>
-        <w:rPr>
-          <w:lang w:val="en-US"/>
-        </w:rPr>
-        <w:t xml:space="preserve"> team_avespeed_pre_c</w:t>
-      </w:r>
+      <w:proofErr w:type="spellStart"/>
+      <w:r>
+        <w:rPr>
+          <w:lang w:val="en-US"/>
+        </w:rPr>
+        <w:t>team_avespeed_pre_c</w:t>
+      </w:r>
+      <w:proofErr w:type="spellEnd"/>
       <w:r>
         <w:rPr>
           <w:lang w:val="en-US"/>
@@ -1354,26 +1936,100 @@
           <w:lang w:val="en-US"/>
         </w:rPr>
       </w:pPr>
-      <w:r>
-        <w:rPr>
-          <w:i/>
-          <w:iCs/>
-          <w:lang w:val="en-US"/>
-        </w:rPr>
-        <w:t>set_prior("normal(0, 0.025)", class = "b", coef = "team_avespeed_pre_c")</w:t>
-      </w:r>
-    </w:p>
-    <w:p>
-      <w:pPr>
-        <w:rPr>
-          <w:lang w:val="en-US"/>
-        </w:rPr>
-      </w:pPr>
-      <w:r>
-        <w:rPr>
-          <w:lang w:val="en-US"/>
-        </w:rPr>
-        <w:t>We are saying that a team running 49km/h in the section before changes the likelyhood of scoring agoal compared to te</w:t>
+      <w:proofErr w:type="spellStart"/>
+      <w:r>
+        <w:rPr>
+          <w:i/>
+          <w:iCs/>
+          <w:lang w:val="en-US"/>
+        </w:rPr>
+        <w:t>set_prior</w:t>
+      </w:r>
+      <w:proofErr w:type="spellEnd"/>
+      <w:r>
+        <w:rPr>
+          <w:i/>
+          <w:iCs/>
+          <w:lang w:val="en-US"/>
+        </w:rPr>
+        <w:t xml:space="preserve">("normal(0, 0.025)", class = "b", </w:t>
+      </w:r>
+      <w:proofErr w:type="spellStart"/>
+      <w:r>
+        <w:rPr>
+          <w:i/>
+          <w:iCs/>
+          <w:lang w:val="en-US"/>
+        </w:rPr>
+        <w:t>coef</w:t>
+      </w:r>
+      <w:proofErr w:type="spellEnd"/>
+      <w:r>
+        <w:rPr>
+          <w:i/>
+          <w:iCs/>
+          <w:lang w:val="en-US"/>
+        </w:rPr>
+        <w:t xml:space="preserve"> = "</w:t>
+      </w:r>
+      <w:proofErr w:type="spellStart"/>
+      <w:r>
+        <w:rPr>
+          <w:i/>
+          <w:iCs/>
+          <w:lang w:val="en-US"/>
+        </w:rPr>
+        <w:t>team_avespeed_pre_c</w:t>
+      </w:r>
+      <w:proofErr w:type="spellEnd"/>
+      <w:r>
+        <w:rPr>
+          <w:i/>
+          <w:iCs/>
+          <w:lang w:val="en-US"/>
+        </w:rPr>
+        <w:t>")</w:t>
+      </w:r>
+    </w:p>
+    <w:p>
+      <w:pPr>
+        <w:rPr>
+          <w:lang w:val="en-US"/>
+        </w:rPr>
+      </w:pPr>
+      <w:r>
+        <w:rPr>
+          <w:lang w:val="en-US"/>
+        </w:rPr>
+        <w:t xml:space="preserve">We are saying that a team running 49km/h in the section before changes the </w:t>
+      </w:r>
+      <w:proofErr w:type="spellStart"/>
+      <w:r>
+        <w:rPr>
+          <w:lang w:val="en-US"/>
+        </w:rPr>
+        <w:t>likelyhood</w:t>
+      </w:r>
+      <w:proofErr w:type="spellEnd"/>
+      <w:r>
+        <w:rPr>
+          <w:lang w:val="en-US"/>
+        </w:rPr>
+        <w:t xml:space="preserve"> of scoring </w:t>
+      </w:r>
+      <w:proofErr w:type="spellStart"/>
+      <w:r>
+        <w:rPr>
+          <w:lang w:val="en-US"/>
+        </w:rPr>
+        <w:t>agoal</w:t>
+      </w:r>
+      <w:proofErr w:type="spellEnd"/>
+      <w:r>
+        <w:rPr>
+          <w:lang w:val="en-US"/>
+        </w:rPr>
+        <w:t xml:space="preserve"> compared to te</w:t>
       </w:r>
       <w:r>
         <w:rPr>
@@ -1399,7 +2055,6 @@
           <w:noProof/>
           <w:lang w:val="en-US"/>
         </w:rPr>
-        <w:lastRenderedPageBreak/>
         <w:drawing>
           <wp:inline distT="0" distB="0" distL="0" distR="0" wp14:anchorId="0FC0983B" wp14:editId="2DB388F2">
             <wp:extent cx="4794637" cy="2962400"/>
@@ -1418,7 +2073,7 @@
                     </pic:cNvPicPr>
                   </pic:nvPicPr>
                   <pic:blipFill>
-                    <a:blip r:embed="rId9" cstate="print">
+                    <a:blip r:embed="rId10" cstate="print">
                       <a:extLst>
                         <a:ext uri="{28A0092B-C50C-407E-A947-70E740481C1C}">
                           <a14:useLocalDpi xmlns:a14="http://schemas.microsoft.com/office/drawing/2010/main" val="0"/>
@@ -1473,11 +2128,19 @@
           <w:u w:val="single"/>
         </w:rPr>
       </w:pPr>
+      <w:proofErr w:type="spellStart"/>
       <w:r>
         <w:rPr>
           <w:u w:val="single"/>
         </w:rPr>
-        <w:t xml:space="preserve">Column </w:t>
+        <w:t>Column</w:t>
+      </w:r>
+      <w:proofErr w:type="spellEnd"/>
+      <w:r>
+        <w:rPr>
+          <w:u w:val="single"/>
+        </w:rPr>
+        <w:t xml:space="preserve"> </w:t>
       </w:r>
       <w:r>
         <w:rPr>
@@ -1504,6 +2167,7 @@
           <w:noProof/>
           <w:u w:val="single"/>
         </w:rPr>
+        <w:lastRenderedPageBreak/>
         <w:drawing>
           <wp:inline distT="0" distB="0" distL="0" distR="0" wp14:anchorId="2992CB3C" wp14:editId="25EA990E">
             <wp:extent cx="4993802" cy="3085456"/>
@@ -1522,7 +2186,7 @@
                     </pic:cNvPicPr>
                   </pic:nvPicPr>
                   <pic:blipFill>
-                    <a:blip r:embed="rId10" cstate="print">
+                    <a:blip r:embed="rId11" cstate="print">
                       <a:extLst>
                         <a:ext uri="{28A0092B-C50C-407E-A947-70E740481C1C}">
                           <a14:useLocalDpi xmlns:a14="http://schemas.microsoft.com/office/drawing/2010/main" val="0"/>
@@ -1561,7 +2225,35 @@
         <w:rPr>
           <w:lang w:val="en-US"/>
         </w:rPr>
-        <w:t>Wieder zu oft 1 geschätzt.</w:t>
+        <w:t xml:space="preserve">Wieder </w:t>
+      </w:r>
+      <w:proofErr w:type="spellStart"/>
+      <w:r>
+        <w:rPr>
+          <w:lang w:val="en-US"/>
+        </w:rPr>
+        <w:t>zu</w:t>
+      </w:r>
+      <w:proofErr w:type="spellEnd"/>
+      <w:r>
+        <w:rPr>
+          <w:lang w:val="en-US"/>
+        </w:rPr>
+        <w:t xml:space="preserve"> oft 1 </w:t>
+      </w:r>
+      <w:proofErr w:type="spellStart"/>
+      <w:r>
+        <w:rPr>
+          <w:lang w:val="en-US"/>
+        </w:rPr>
+        <w:t>geschätzt</w:t>
+      </w:r>
+      <w:proofErr w:type="spellEnd"/>
+      <w:r>
+        <w:rPr>
+          <w:lang w:val="en-US"/>
+        </w:rPr>
+        <w:t>.</w:t>
       </w:r>
     </w:p>
     <w:p>
@@ -1582,7 +2274,21 @@
         <w:rPr>
           <w:lang w:val="en-US"/>
         </w:rPr>
-        <w:t># team_crowd goes from 6 t</w:t>
+        <w:t xml:space="preserve"># </w:t>
+      </w:r>
+      <w:proofErr w:type="spellStart"/>
+      <w:r>
+        <w:rPr>
+          <w:lang w:val="en-US"/>
+        </w:rPr>
+        <w:t>team_crowd</w:t>
+      </w:r>
+      <w:proofErr w:type="spellEnd"/>
+      <w:r>
+        <w:rPr>
+          <w:lang w:val="en-US"/>
+        </w:rPr>
+        <w:t xml:space="preserve"> goes from 6 t</w:t>
       </w:r>
       <w:r>
         <w:rPr>
@@ -1620,297 +2326,573 @@
           <w:lang w:val="en-US"/>
         </w:rPr>
       </w:pPr>
-      <w:r>
-        <w:rPr>
-          <w:i/>
-          <w:iCs/>
-          <w:lang w:val="en-US"/>
-        </w:rPr>
-        <w:t>set_prior("normal(0, 4.8e-05)", class = "b", coef = "team_crowd_c")</w:t>
-      </w:r>
-    </w:p>
-    <w:p>
-      <w:pPr>
-        <w:rPr>
-          <w:lang w:val="en-US"/>
-        </w:rPr>
-      </w:pPr>
-      <w:r>
-        <w:rPr>
+      <w:proofErr w:type="spellStart"/>
+      <w:r>
+        <w:rPr>
+          <w:i/>
+          <w:iCs/>
+          <w:lang w:val="en-US"/>
+        </w:rPr>
+        <w:t>set_prior</w:t>
+      </w:r>
+      <w:proofErr w:type="spellEnd"/>
+      <w:r>
+        <w:rPr>
+          <w:i/>
+          <w:iCs/>
+          <w:lang w:val="en-US"/>
+        </w:rPr>
+        <w:t xml:space="preserve">("normal(0, 4.8e-05)", class = "b", </w:t>
+      </w:r>
+      <w:proofErr w:type="spellStart"/>
+      <w:r>
+        <w:rPr>
+          <w:i/>
+          <w:iCs/>
+          <w:lang w:val="en-US"/>
+        </w:rPr>
+        <w:t>coef</w:t>
+      </w:r>
+      <w:proofErr w:type="spellEnd"/>
+      <w:r>
+        <w:rPr>
+          <w:i/>
+          <w:iCs/>
+          <w:lang w:val="en-US"/>
+        </w:rPr>
+        <w:t xml:space="preserve"> = "</w:t>
+      </w:r>
+      <w:proofErr w:type="spellStart"/>
+      <w:r>
+        <w:rPr>
+          <w:i/>
+          <w:iCs/>
+          <w:lang w:val="en-US"/>
+        </w:rPr>
+        <w:t>team_crowd_c</w:t>
+      </w:r>
+      <w:proofErr w:type="spellEnd"/>
+      <w:r>
+        <w:rPr>
+          <w:i/>
+          <w:iCs/>
+          <w:lang w:val="en-US"/>
+        </w:rPr>
+        <w:t>")</w:t>
+      </w:r>
+    </w:p>
+    <w:p>
+      <w:pPr>
+        <w:rPr>
+          <w:lang w:val="en-US"/>
+        </w:rPr>
+      </w:pPr>
+      <w:r>
+        <w:rPr>
+          <w:lang w:val="en-US"/>
+        </w:rPr>
+        <w:t xml:space="preserve">We are saying that a team having  25180 home crowd members changes the probability of scoring a goal compared to having 6 </w:t>
+      </w:r>
+      <w:proofErr w:type="spellStart"/>
+      <w:r>
+        <w:rPr>
+          <w:lang w:val="en-US"/>
+        </w:rPr>
+        <w:t>homecrowd</w:t>
+      </w:r>
+      <w:proofErr w:type="spellEnd"/>
+      <w:r>
+        <w:rPr>
+          <w:lang w:val="en-US"/>
+        </w:rPr>
+        <w:t xml:space="preserve"> members by (0.0008 ; 0.10) so 0.01% to 10%.</w:t>
+      </w:r>
+    </w:p>
+    <w:p>
+      <w:pPr>
+        <w:rPr>
+          <w:lang w:val="en-US"/>
+        </w:rPr>
+      </w:pPr>
+    </w:p>
+    <w:p>
+      <w:pPr>
+        <w:rPr>
+          <w:lang w:val="en-US"/>
+        </w:rPr>
+      </w:pPr>
+      <w:r>
+        <w:rPr>
+          <w:lang w:val="en-US"/>
+        </w:rPr>
+        <w:t xml:space="preserve"># </w:t>
+      </w:r>
+      <w:proofErr w:type="spellStart"/>
+      <w:r>
+        <w:rPr>
+          <w:lang w:val="en-US"/>
+        </w:rPr>
+        <w:t>opp</w:t>
+      </w:r>
+      <w:r>
+        <w:rPr>
+          <w:lang w:val="en-US"/>
+        </w:rPr>
+        <w:t>_crowd</w:t>
+      </w:r>
+      <w:proofErr w:type="spellEnd"/>
+      <w:r>
+        <w:rPr>
+          <w:lang w:val="en-US"/>
+        </w:rPr>
+        <w:t xml:space="preserve"> goes from</w:t>
+      </w:r>
+      <w:r>
+        <w:rPr>
+          <w:lang w:val="en-US"/>
+        </w:rPr>
+        <w:t xml:space="preserve"> </w:t>
+      </w:r>
+      <w:r>
+        <w:rPr>
+          <w:lang w:val="en-US"/>
+        </w:rPr>
+        <w:t>6 t</w:t>
+      </w:r>
+      <w:r>
+        <w:rPr>
+          <w:lang w:val="en-US"/>
+        </w:rPr>
+        <w:t xml:space="preserve">o 25180 </w:t>
+      </w:r>
+      <w:r>
+        <w:rPr>
+          <w:color w:val="C00000"/>
+          <w:lang w:val="en-US"/>
+        </w:rPr>
+        <w:t xml:space="preserve">(reduced effect to adjust for it having </w:t>
+      </w:r>
+      <w:r>
+        <w:rPr>
+          <w:color w:val="C00000"/>
+          <w:lang w:val="en-US"/>
+        </w:rPr>
+        <w:t>25174</w:t>
+      </w:r>
+      <w:r>
+        <w:rPr>
+          <w:color w:val="C00000"/>
+          <w:lang w:val="en-US"/>
+        </w:rPr>
+        <w:t xml:space="preserve"> units)</w:t>
+      </w:r>
+    </w:p>
+    <w:p>
+      <w:pPr>
+        <w:rPr>
+          <w:i/>
+          <w:iCs/>
+          <w:lang w:val="en-US"/>
+        </w:rPr>
+      </w:pPr>
+      <w:proofErr w:type="spellStart"/>
+      <w:r>
+        <w:rPr>
+          <w:i/>
+          <w:iCs/>
+          <w:lang w:val="en-US"/>
+        </w:rPr>
+        <w:t>set_prior</w:t>
+      </w:r>
+      <w:proofErr w:type="spellEnd"/>
+      <w:r>
+        <w:rPr>
+          <w:i/>
+          <w:iCs/>
+          <w:lang w:val="en-US"/>
+        </w:rPr>
+        <w:t xml:space="preserve">("normal(0, 4.8e-05)", class = "b", </w:t>
+      </w:r>
+      <w:proofErr w:type="spellStart"/>
+      <w:r>
+        <w:rPr>
+          <w:i/>
+          <w:iCs/>
+          <w:lang w:val="en-US"/>
+        </w:rPr>
+        <w:t>coef</w:t>
+      </w:r>
+      <w:proofErr w:type="spellEnd"/>
+      <w:r>
+        <w:rPr>
+          <w:i/>
+          <w:iCs/>
+          <w:lang w:val="en-US"/>
+        </w:rPr>
+        <w:t xml:space="preserve"> = "</w:t>
+      </w:r>
+      <w:proofErr w:type="spellStart"/>
+      <w:r>
+        <w:rPr>
+          <w:i/>
+          <w:iCs/>
+          <w:lang w:val="en-US"/>
+        </w:rPr>
+        <w:t>opp_crowd_c</w:t>
+      </w:r>
+      <w:proofErr w:type="spellEnd"/>
+      <w:r>
+        <w:rPr>
+          <w:i/>
+          <w:iCs/>
+          <w:lang w:val="en-US"/>
+        </w:rPr>
+        <w:t>")</w:t>
+      </w:r>
+    </w:p>
+    <w:p>
+      <w:pPr>
+        <w:rPr>
+          <w:lang w:val="en-US"/>
+        </w:rPr>
+      </w:pPr>
+      <w:r>
+        <w:rPr>
+          <w:lang w:val="en-US"/>
+        </w:rPr>
+        <w:t xml:space="preserve">We are saying that a team having  25180 </w:t>
+      </w:r>
+      <w:proofErr w:type="spellStart"/>
+      <w:r>
+        <w:rPr>
+          <w:lang w:val="en-US"/>
+        </w:rPr>
+        <w:t>opp</w:t>
+      </w:r>
+      <w:proofErr w:type="spellEnd"/>
+      <w:r>
+        <w:rPr>
+          <w:lang w:val="en-US"/>
+        </w:rPr>
+        <w:t xml:space="preserve"> crowd members changes the probability of scoring a goal compared to having 6 </w:t>
+      </w:r>
+      <w:proofErr w:type="spellStart"/>
+      <w:r>
+        <w:rPr>
+          <w:lang w:val="en-US"/>
+        </w:rPr>
+        <w:t>oppcrowd</w:t>
+      </w:r>
+      <w:proofErr w:type="spellEnd"/>
+      <w:r>
+        <w:rPr>
+          <w:lang w:val="en-US"/>
+        </w:rPr>
+        <w:t xml:space="preserve"> members by (0.0008 ; 0.10) so 0.01% to 10%.</w:t>
+      </w:r>
+    </w:p>
+    <w:p>
+      <w:pPr>
+        <w:rPr>
+          <w:lang w:val="en-US"/>
+        </w:rPr>
+      </w:pPr>
+    </w:p>
+    <w:p>
+      <w:pPr>
+        <w:rPr>
+          <w:lang w:val="en-US"/>
+        </w:rPr>
+      </w:pPr>
+      <w:r>
+        <w:rPr>
+          <w:lang w:val="en-US"/>
+        </w:rPr>
+        <w:t xml:space="preserve"># </w:t>
+      </w:r>
+      <w:proofErr w:type="spellStart"/>
+      <w:r>
+        <w:rPr>
+          <w:lang w:val="en-US"/>
+        </w:rPr>
+        <w:t>p_odds_team</w:t>
+      </w:r>
+      <w:proofErr w:type="spellEnd"/>
+      <w:r>
+        <w:rPr>
+          <w:lang w:val="en-US"/>
+        </w:rPr>
+        <w:t xml:space="preserve"> goes from 0.05 to 0.8, so 0.75 units</w:t>
+      </w:r>
+      <w:r>
+        <w:rPr>
+          <w:lang w:val="en-US"/>
+        </w:rPr>
+        <w:t xml:space="preserve"> </w:t>
+      </w:r>
+      <w:r>
+        <w:rPr>
+          <w:color w:val="C00000"/>
+          <w:lang w:val="en-US"/>
+        </w:rPr>
+        <w:t>(</w:t>
+      </w:r>
+      <w:r>
+        <w:rPr>
+          <w:color w:val="C00000"/>
+          <w:lang w:val="en-US"/>
+        </w:rPr>
+        <w:t>increased</w:t>
+      </w:r>
+      <w:r>
+        <w:rPr>
+          <w:color w:val="C00000"/>
+          <w:lang w:val="en-US"/>
+        </w:rPr>
+        <w:t xml:space="preserve"> effect to adjust for </w:t>
+      </w:r>
+      <w:r>
+        <w:rPr>
+          <w:color w:val="C00000"/>
+          <w:lang w:val="en-US"/>
+        </w:rPr>
+        <w:t>having only 0.75 unit)</w:t>
+      </w:r>
+    </w:p>
+    <w:p>
+      <w:pPr>
+        <w:rPr>
+          <w:i/>
+          <w:iCs/>
+          <w:lang w:val="en-US"/>
+        </w:rPr>
+      </w:pPr>
+      <w:proofErr w:type="spellStart"/>
+      <w:r>
+        <w:rPr>
+          <w:i/>
+          <w:iCs/>
+          <w:lang w:val="en-US"/>
+        </w:rPr>
+        <w:t>set_prior</w:t>
+      </w:r>
+      <w:proofErr w:type="spellEnd"/>
+      <w:r>
+        <w:rPr>
+          <w:i/>
+          <w:iCs/>
+          <w:lang w:val="en-US"/>
+        </w:rPr>
+        <w:t xml:space="preserve">("normal(0, 1.5)", class = "b", </w:t>
+      </w:r>
+      <w:proofErr w:type="spellStart"/>
+      <w:r>
+        <w:rPr>
+          <w:i/>
+          <w:iCs/>
+          <w:lang w:val="en-US"/>
+        </w:rPr>
+        <w:t>coef</w:t>
+      </w:r>
+      <w:proofErr w:type="spellEnd"/>
+      <w:r>
+        <w:rPr>
+          <w:i/>
+          <w:iCs/>
+          <w:lang w:val="en-US"/>
+        </w:rPr>
+        <w:t xml:space="preserve"> = "</w:t>
+      </w:r>
+      <w:proofErr w:type="spellStart"/>
+      <w:r>
+        <w:rPr>
+          <w:i/>
+          <w:iCs/>
+          <w:lang w:val="en-US"/>
+        </w:rPr>
+        <w:t>p_odds_team_c</w:t>
+      </w:r>
+      <w:proofErr w:type="spellEnd"/>
+      <w:r>
+        <w:rPr>
+          <w:i/>
+          <w:iCs/>
+          <w:lang w:val="en-US"/>
+        </w:rPr>
+        <w:t>")</w:t>
+      </w:r>
+    </w:p>
+    <w:p>
+      <w:pPr>
+        <w:rPr>
+          <w:lang w:val="en-US"/>
+        </w:rPr>
+      </w:pPr>
+      <w:r>
+        <w:rPr>
+          <w:lang w:val="en-US"/>
+        </w:rPr>
+        <w:t xml:space="preserve">We are saying that a team having as 0.75 chance of </w:t>
+      </w:r>
+      <w:proofErr w:type="spellStart"/>
+      <w:r>
+        <w:rPr>
+          <w:lang w:val="en-US"/>
+        </w:rPr>
+        <w:t>wining</w:t>
+      </w:r>
+      <w:proofErr w:type="spellEnd"/>
+      <w:r>
+        <w:rPr>
+          <w:lang w:val="en-US"/>
+        </w:rPr>
+        <w:t xml:space="preserve"> compared to 0.05 changes the probability of a goal to be between  (0.00q ; 0.08) so 0.0</w:t>
+      </w:r>
+      <w:r>
+        <w:rPr>
+          <w:lang w:val="en-US"/>
+        </w:rPr>
+        <w:t>1</w:t>
+      </w:r>
+      <w:r>
+        <w:rPr>
+          <w:lang w:val="en-US"/>
+        </w:rPr>
+        <w:t>% to 8.6%.</w:t>
+      </w:r>
+    </w:p>
+    <w:p>
+      <w:pPr>
+        <w:rPr>
+          <w:i/>
+          <w:iCs/>
+          <w:lang w:val="en-US"/>
+        </w:rPr>
+      </w:pPr>
+    </w:p>
+    <w:p>
+      <w:pPr>
+        <w:rPr>
+          <w:lang w:val="en-US"/>
+        </w:rPr>
+      </w:pPr>
+      <w:r>
+        <w:rPr>
+          <w:lang w:val="en-US"/>
+        </w:rPr>
+        <w:t xml:space="preserve"># </w:t>
+      </w:r>
+      <w:proofErr w:type="spellStart"/>
+      <w:r>
+        <w:rPr>
+          <w:lang w:val="en-US"/>
+        </w:rPr>
+        <w:t>p_odds_draw</w:t>
+      </w:r>
+      <w:proofErr w:type="spellEnd"/>
+      <w:r>
+        <w:rPr>
+          <w:lang w:val="en-US"/>
+        </w:rPr>
+        <w:t xml:space="preserve"> goes from 0.14 to 0.33, o 0.19 unit</w:t>
+      </w:r>
+      <w:r>
+        <w:rPr>
+          <w:lang w:val="en-US"/>
+        </w:rPr>
+        <w:t xml:space="preserve">s </w:t>
+      </w:r>
+      <w:r>
+        <w:rPr>
+          <w:color w:val="C00000"/>
+          <w:lang w:val="en-US"/>
+        </w:rPr>
+        <w:t>(</w:t>
+      </w:r>
+      <w:r>
+        <w:rPr>
+          <w:color w:val="C00000"/>
+          <w:lang w:val="en-US"/>
+        </w:rPr>
+        <w:t>increased</w:t>
+      </w:r>
+      <w:r>
+        <w:rPr>
+          <w:color w:val="C00000"/>
+          <w:lang w:val="en-US"/>
+        </w:rPr>
+        <w:t xml:space="preserve"> effect to adjust for </w:t>
+      </w:r>
+      <w:r>
+        <w:rPr>
+          <w:color w:val="C00000"/>
+          <w:lang w:val="en-US"/>
+        </w:rPr>
+        <w:t>having only 0.19 unit)</w:t>
+      </w:r>
+    </w:p>
+    <w:p>
+      <w:pPr>
+        <w:rPr>
+          <w:i/>
+          <w:iCs/>
+          <w:lang w:val="en-US"/>
+        </w:rPr>
+      </w:pPr>
+      <w:proofErr w:type="spellStart"/>
+      <w:r>
+        <w:rPr>
+          <w:i/>
+          <w:iCs/>
           <w:lang w:val="en-US"/>
         </w:rPr>
         <w:lastRenderedPageBreak/>
-        <w:t>We are saying that a team having  25180 home crowd members changes the probability of scoring a goal compared to having 6 homecrowd members by (0.0008 ; 0.10) so 0.01% to 10%.</w:t>
-      </w:r>
-    </w:p>
-    <w:p>
-      <w:pPr>
-        <w:rPr>
-          <w:lang w:val="en-US"/>
-        </w:rPr>
-      </w:pPr>
-    </w:p>
-    <w:p>
-      <w:pPr>
-        <w:rPr>
-          <w:lang w:val="en-US"/>
-        </w:rPr>
-      </w:pPr>
-      <w:r>
-        <w:rPr>
-          <w:lang w:val="en-US"/>
-        </w:rPr>
-        <w:t xml:space="preserve"># </w:t>
-      </w:r>
-      <w:r>
-        <w:rPr>
-          <w:lang w:val="en-US"/>
-        </w:rPr>
-        <w:t>opp</w:t>
-      </w:r>
-      <w:r>
-        <w:rPr>
-          <w:lang w:val="en-US"/>
-        </w:rPr>
-        <w:t>_crowd goes from</w:t>
-      </w:r>
-      <w:r>
-        <w:rPr>
-          <w:lang w:val="en-US"/>
-        </w:rPr>
-        <w:t xml:space="preserve"> </w:t>
-      </w:r>
-      <w:r>
-        <w:rPr>
-          <w:lang w:val="en-US"/>
-        </w:rPr>
-        <w:t>6 t</w:t>
-      </w:r>
-      <w:r>
-        <w:rPr>
-          <w:lang w:val="en-US"/>
-        </w:rPr>
-        <w:t xml:space="preserve">o 25180 </w:t>
-      </w:r>
-      <w:r>
-        <w:rPr>
-          <w:color w:val="C00000"/>
-          <w:lang w:val="en-US"/>
-        </w:rPr>
-        <w:t xml:space="preserve">(reduced effect to adjust for it having </w:t>
-      </w:r>
-      <w:r>
-        <w:rPr>
-          <w:color w:val="C00000"/>
-          <w:lang w:val="en-US"/>
-        </w:rPr>
-        <w:t>25174</w:t>
-      </w:r>
-      <w:r>
-        <w:rPr>
-          <w:color w:val="C00000"/>
-          <w:lang w:val="en-US"/>
-        </w:rPr>
-        <w:t xml:space="preserve"> units)</w:t>
-      </w:r>
-    </w:p>
-    <w:p>
-      <w:pPr>
-        <w:rPr>
-          <w:i/>
-          <w:iCs/>
-          <w:lang w:val="en-US"/>
-        </w:rPr>
-      </w:pPr>
-      <w:r>
-        <w:rPr>
-          <w:i/>
-          <w:iCs/>
-          <w:lang w:val="en-US"/>
-        </w:rPr>
-        <w:t>set_prior("normal(0, 4.8e-05)", class = "b", coef = "opp_crowd_c")</w:t>
-      </w:r>
-    </w:p>
-    <w:p>
-      <w:pPr>
-        <w:rPr>
-          <w:lang w:val="en-US"/>
-        </w:rPr>
-      </w:pPr>
-      <w:r>
-        <w:rPr>
-          <w:lang w:val="en-US"/>
-        </w:rPr>
-        <w:t>We are saying that a team having  25180 opp crowd members changes the probability of scoring a goal compared to having 6 oppcrowd members by (0.0008 ; 0.10) so 0.01% to 10%.</w:t>
-      </w:r>
-    </w:p>
-    <w:p>
-      <w:pPr>
-        <w:rPr>
-          <w:lang w:val="en-US"/>
-        </w:rPr>
-      </w:pPr>
-    </w:p>
-    <w:p>
-      <w:pPr>
-        <w:rPr>
-          <w:lang w:val="en-US"/>
-        </w:rPr>
-      </w:pPr>
-      <w:r>
-        <w:rPr>
-          <w:lang w:val="en-US"/>
-        </w:rPr>
-        <w:t># p_odds_team goes from 0.05 to 0.8, so 0.75 units</w:t>
-      </w:r>
-      <w:r>
-        <w:rPr>
-          <w:lang w:val="en-US"/>
-        </w:rPr>
-        <w:t xml:space="preserve"> </w:t>
-      </w:r>
-      <w:r>
-        <w:rPr>
-          <w:color w:val="C00000"/>
-          <w:lang w:val="en-US"/>
-        </w:rPr>
-        <w:t>(</w:t>
-      </w:r>
-      <w:r>
-        <w:rPr>
-          <w:color w:val="C00000"/>
-          <w:lang w:val="en-US"/>
-        </w:rPr>
-        <w:t>increased</w:t>
-      </w:r>
-      <w:r>
-        <w:rPr>
-          <w:color w:val="C00000"/>
-          <w:lang w:val="en-US"/>
-        </w:rPr>
-        <w:t xml:space="preserve"> effect to adjust for </w:t>
-      </w:r>
-      <w:r>
-        <w:rPr>
-          <w:color w:val="C00000"/>
-          <w:lang w:val="en-US"/>
-        </w:rPr>
-        <w:t>having only 0.75 unit)</w:t>
-      </w:r>
-    </w:p>
-    <w:p>
-      <w:pPr>
-        <w:rPr>
-          <w:i/>
-          <w:iCs/>
-          <w:lang w:val="en-US"/>
-        </w:rPr>
-      </w:pPr>
-      <w:r>
-        <w:rPr>
-          <w:i/>
-          <w:iCs/>
-          <w:lang w:val="en-US"/>
-        </w:rPr>
-        <w:t>set_prior("normal(0, 1.5)", class = "b", coef = "p_odds_team_c")</w:t>
-      </w:r>
-    </w:p>
-    <w:p>
-      <w:pPr>
-        <w:rPr>
-          <w:lang w:val="en-US"/>
-        </w:rPr>
-      </w:pPr>
-      <w:r>
-        <w:rPr>
-          <w:lang w:val="en-US"/>
-        </w:rPr>
-        <w:t>We are saying that a team having as 0.75 chance of wining compared to 0.05 changes the probability of a goal to be between  (0.00q ; 0.08) so 0.0</w:t>
-      </w:r>
-      <w:r>
-        <w:rPr>
-          <w:lang w:val="en-US"/>
-        </w:rPr>
-        <w:t>1</w:t>
-      </w:r>
-      <w:r>
-        <w:rPr>
-          <w:lang w:val="en-US"/>
-        </w:rPr>
-        <w:t>% to 8.6%.</w:t>
-      </w:r>
-    </w:p>
-    <w:p>
-      <w:pPr>
-        <w:rPr>
-          <w:i/>
-          <w:iCs/>
-          <w:lang w:val="en-US"/>
-        </w:rPr>
-      </w:pPr>
-    </w:p>
-    <w:p>
-      <w:pPr>
-        <w:rPr>
-          <w:lang w:val="en-US"/>
-        </w:rPr>
-      </w:pPr>
-      <w:r>
-        <w:rPr>
-          <w:lang w:val="en-US"/>
-        </w:rPr>
-        <w:t># p_odds_draw goes from 0.14 to 0.33, o 0.19 unit</w:t>
-      </w:r>
-      <w:r>
-        <w:rPr>
-          <w:lang w:val="en-US"/>
-        </w:rPr>
-        <w:t xml:space="preserve">s </w:t>
-      </w:r>
-      <w:r>
-        <w:rPr>
-          <w:color w:val="C00000"/>
-          <w:lang w:val="en-US"/>
-        </w:rPr>
-        <w:t>(</w:t>
-      </w:r>
-      <w:r>
-        <w:rPr>
-          <w:color w:val="C00000"/>
-          <w:lang w:val="en-US"/>
-        </w:rPr>
-        <w:t>increased</w:t>
-      </w:r>
-      <w:r>
-        <w:rPr>
-          <w:color w:val="C00000"/>
-          <w:lang w:val="en-US"/>
-        </w:rPr>
-        <w:t xml:space="preserve"> effect to adjust for </w:t>
-      </w:r>
-      <w:r>
-        <w:rPr>
-          <w:color w:val="C00000"/>
-          <w:lang w:val="en-US"/>
-        </w:rPr>
-        <w:t>having only 0.19 unit)</w:t>
-      </w:r>
-    </w:p>
-    <w:p>
-      <w:pPr>
-        <w:rPr>
-          <w:i/>
-          <w:iCs/>
-          <w:lang w:val="en-US"/>
-        </w:rPr>
-      </w:pPr>
-      <w:r>
-        <w:rPr>
-          <w:i/>
-          <w:iCs/>
-          <w:lang w:val="en-US"/>
-        </w:rPr>
-        <w:t>set_prior("normal(0, 2.5)", class = "b", coef = "p_odds_draw_c")</w:t>
+        <w:t>set_prior</w:t>
+      </w:r>
+      <w:proofErr w:type="spellEnd"/>
+      <w:r>
+        <w:rPr>
+          <w:i/>
+          <w:iCs/>
+          <w:lang w:val="en-US"/>
+        </w:rPr>
+        <w:t xml:space="preserve">("normal(0, 2.5)", class = "b", </w:t>
+      </w:r>
+      <w:proofErr w:type="spellStart"/>
+      <w:r>
+        <w:rPr>
+          <w:i/>
+          <w:iCs/>
+          <w:lang w:val="en-US"/>
+        </w:rPr>
+        <w:t>coef</w:t>
+      </w:r>
+      <w:proofErr w:type="spellEnd"/>
+      <w:r>
+        <w:rPr>
+          <w:i/>
+          <w:iCs/>
+          <w:lang w:val="en-US"/>
+        </w:rPr>
+        <w:t xml:space="preserve"> = "</w:t>
+      </w:r>
+      <w:proofErr w:type="spellStart"/>
+      <w:r>
+        <w:rPr>
+          <w:i/>
+          <w:iCs/>
+          <w:lang w:val="en-US"/>
+        </w:rPr>
+        <w:t>p_odds_draw_c</w:t>
+      </w:r>
+      <w:proofErr w:type="spellEnd"/>
+      <w:r>
+        <w:rPr>
+          <w:i/>
+          <w:iCs/>
+          <w:lang w:val="en-US"/>
+        </w:rPr>
+        <w:t>")</w:t>
       </w:r>
     </w:p>
     <w:p>
@@ -1944,7 +2926,6 @@
           <w:noProof/>
           <w:lang w:val="en-US"/>
         </w:rPr>
-        <w:lastRenderedPageBreak/>
         <w:drawing>
           <wp:inline distT="0" distB="0" distL="0" distR="0" wp14:anchorId="4C8CC837" wp14:editId="015DE7C3">
             <wp:extent cx="5765385" cy="3562185"/>
@@ -1963,7 +2944,7 @@
                     </pic:cNvPicPr>
                   </pic:nvPicPr>
                   <pic:blipFill>
-                    <a:blip r:embed="rId11" cstate="print">
+                    <a:blip r:embed="rId12" cstate="print">
                       <a:extLst>
                         <a:ext uri="{28A0092B-C50C-407E-A947-70E740481C1C}">
                           <a14:useLocalDpi xmlns:a14="http://schemas.microsoft.com/office/drawing/2010/main" val="0"/>
@@ -2007,11 +2988,19 @@
           <w:u w:val="single"/>
         </w:rPr>
       </w:pPr>
+      <w:proofErr w:type="spellStart"/>
       <w:r>
         <w:rPr>
           <w:u w:val="single"/>
         </w:rPr>
-        <w:t>Column 5</w:t>
+        <w:t>Column</w:t>
+      </w:r>
+      <w:proofErr w:type="spellEnd"/>
+      <w:r>
+        <w:rPr>
+          <w:u w:val="single"/>
+        </w:rPr>
+        <w:t xml:space="preserve"> 5</w:t>
       </w:r>
     </w:p>
     <w:p>
@@ -2042,7 +3031,7 @@
                     </pic:cNvPicPr>
                   </pic:nvPicPr>
                   <pic:blipFill>
-                    <a:blip r:embed="rId12" cstate="print">
+                    <a:blip r:embed="rId13" cstate="print">
                       <a:extLst>
                         <a:ext uri="{28A0092B-C50C-407E-A947-70E740481C1C}">
                           <a14:useLocalDpi xmlns:a14="http://schemas.microsoft.com/office/drawing/2010/main" val="0"/>
@@ -2082,7 +3071,21 @@
         <w:rPr>
           <w:lang w:val="en-US"/>
         </w:rPr>
-        <w:t># playersprints goes from 0 to 12</w:t>
+        <w:t xml:space="preserve"># </w:t>
+      </w:r>
+      <w:proofErr w:type="spellStart"/>
+      <w:r>
+        <w:rPr>
+          <w:lang w:val="en-US"/>
+        </w:rPr>
+        <w:t>playersprints</w:t>
+      </w:r>
+      <w:proofErr w:type="spellEnd"/>
+      <w:r>
+        <w:rPr>
+          <w:lang w:val="en-US"/>
+        </w:rPr>
+        <w:t xml:space="preserve"> goes from 0 to 12</w:t>
       </w:r>
       <w:r>
         <w:rPr>
@@ -2127,25 +3130,72 @@
           <w:lang w:val="en-US"/>
         </w:rPr>
       </w:pPr>
-      <w:r>
-        <w:rPr>
-          <w:i/>
-          <w:iCs/>
-          <w:lang w:val="en-US"/>
-        </w:rPr>
-        <w:t>set_prior("normal(0, 0.1)", class = "b", coef = "playersprints_c")</w:t>
-      </w:r>
-    </w:p>
-    <w:p>
-      <w:pPr>
-        <w:rPr>
-          <w:lang w:val="en-US"/>
-        </w:rPr>
-      </w:pPr>
-      <w:r>
-        <w:rPr>
-          <w:lang w:val="en-US"/>
-        </w:rPr>
+      <w:proofErr w:type="spellStart"/>
+      <w:r>
+        <w:rPr>
+          <w:i/>
+          <w:iCs/>
+          <w:lang w:val="en-US"/>
+        </w:rPr>
+        <w:t>set_prior</w:t>
+      </w:r>
+      <w:proofErr w:type="spellEnd"/>
+      <w:r>
+        <w:rPr>
+          <w:i/>
+          <w:iCs/>
+          <w:lang w:val="en-US"/>
+        </w:rPr>
+        <w:t xml:space="preserve">("normal(0, 0.1)", class = "b", </w:t>
+      </w:r>
+      <w:proofErr w:type="spellStart"/>
+      <w:r>
+        <w:rPr>
+          <w:i/>
+          <w:iCs/>
+          <w:lang w:val="en-US"/>
+        </w:rPr>
+        <w:t>coef</w:t>
+      </w:r>
+      <w:proofErr w:type="spellEnd"/>
+      <w:r>
+        <w:rPr>
+          <w:i/>
+          <w:iCs/>
+          <w:lang w:val="en-US"/>
+        </w:rPr>
+        <w:t xml:space="preserve"> = "</w:t>
+      </w:r>
+      <w:proofErr w:type="spellStart"/>
+      <w:r>
+        <w:rPr>
+          <w:i/>
+          <w:iCs/>
+          <w:lang w:val="en-US"/>
+        </w:rPr>
+        <w:t>playersprints_c</w:t>
+      </w:r>
+      <w:proofErr w:type="spellEnd"/>
+      <w:r>
+        <w:rPr>
+          <w:i/>
+          <w:iCs/>
+          <w:lang w:val="en-US"/>
+        </w:rPr>
+        <w:t>")</w:t>
+      </w:r>
+    </w:p>
+    <w:p>
+      <w:pPr>
+        <w:rPr>
+          <w:lang w:val="en-US"/>
+        </w:rPr>
+      </w:pPr>
+      <w:r>
+        <w:rPr>
+          <w:lang w:val="en-US"/>
+        </w:rPr>
+        <w:lastRenderedPageBreak/>
         <w:t>W</w:t>
       </w:r>
       <w:r>
@@ -2184,8 +3234,16 @@
         <w:rPr>
           <w:lang w:val="en-US"/>
         </w:rPr>
-        <w:t xml:space="preserve"> pp_check</w:t>
-      </w:r>
+        <w:t xml:space="preserve"> </w:t>
+      </w:r>
+      <w:proofErr w:type="spellStart"/>
+      <w:r>
+        <w:rPr>
+          <w:lang w:val="en-US"/>
+        </w:rPr>
+        <w:t>pp_check</w:t>
+      </w:r>
+      <w:proofErr w:type="spellEnd"/>
     </w:p>
     <w:p>
       <w:pPr>
@@ -2198,7 +3256,6 @@
           <w:noProof/>
           <w:lang w:val="en-US"/>
         </w:rPr>
-        <w:lastRenderedPageBreak/>
         <w:drawing>
           <wp:inline distT="0" distB="0" distL="0" distR="0" wp14:anchorId="45C5B64B" wp14:editId="5F8AE2CA">
             <wp:extent cx="4484536" cy="2770803"/>
@@ -2217,7 +3274,7 @@
                     </pic:cNvPicPr>
                   </pic:nvPicPr>
                   <pic:blipFill>
-                    <a:blip r:embed="rId13" cstate="print">
+                    <a:blip r:embed="rId14" cstate="print">
                       <a:extLst>
                         <a:ext uri="{28A0092B-C50C-407E-A947-70E740481C1C}">
                           <a14:useLocalDpi xmlns:a14="http://schemas.microsoft.com/office/drawing/2010/main" val="0"/>
@@ -2317,7 +3374,7 @@
                     </pic:cNvPicPr>
                   </pic:nvPicPr>
                   <pic:blipFill>
-                    <a:blip r:embed="rId14" cstate="print">
+                    <a:blip r:embed="rId15" cstate="print">
                       <a:extLst>
                         <a:ext uri="{28A0092B-C50C-407E-A947-70E740481C1C}">
                           <a14:useLocalDpi xmlns:a14="http://schemas.microsoft.com/office/drawing/2010/main" val="0"/>
@@ -2389,7 +3446,7 @@
                     </pic:cNvPicPr>
                   </pic:nvPicPr>
                   <pic:blipFill>
-                    <a:blip r:embed="rId15" cstate="print">
+                    <a:blip r:embed="rId16" cstate="print">
                       <a:extLst>
                         <a:ext uri="{28A0092B-C50C-407E-A947-70E740481C1C}">
                           <a14:useLocalDpi xmlns:a14="http://schemas.microsoft.com/office/drawing/2010/main" val="0"/>
@@ -2521,7 +3578,7 @@
                     </pic:cNvPicPr>
                   </pic:nvPicPr>
                   <pic:blipFill>
-                    <a:blip r:embed="rId16" cstate="print">
+                    <a:blip r:embed="rId17" cstate="print">
                       <a:extLst>
                         <a:ext uri="{28A0092B-C50C-407E-A947-70E740481C1C}">
                           <a14:useLocalDpi xmlns:a14="http://schemas.microsoft.com/office/drawing/2010/main" val="0"/>
@@ -2606,13 +3663,23 @@
           <w:lang w:val="en-US"/>
         </w:rPr>
       </w:pPr>
-      <w:r>
-        <w:rPr>
-          <w:i/>
-          <w:iCs/>
-          <w:lang w:val="en-US"/>
-        </w:rPr>
-        <w:t xml:space="preserve">set_prior("normal(-2.2, </w:t>
+      <w:proofErr w:type="spellStart"/>
+      <w:r>
+        <w:rPr>
+          <w:i/>
+          <w:iCs/>
+          <w:lang w:val="en-US"/>
+        </w:rPr>
+        <w:t>set_prior</w:t>
+      </w:r>
+      <w:proofErr w:type="spellEnd"/>
+      <w:r>
+        <w:rPr>
+          <w:i/>
+          <w:iCs/>
+          <w:lang w:val="en-US"/>
+        </w:rPr>
+        <w:t xml:space="preserve">("normal(-2.2, </w:t>
       </w:r>
       <w:r>
         <w:rPr>
@@ -2696,6 +3763,7 @@
           <w:lang w:val="en-US"/>
         </w:rPr>
       </w:pPr>
+      <w:proofErr w:type="spellStart"/>
       <w:r>
         <w:rPr>
           <w:i/>
@@ -2703,40 +3771,77 @@
           <w:lang w:val="en-US"/>
         </w:rPr>
         <w:lastRenderedPageBreak/>
-        <w:t>set_prior("normal(0, 0.5)", class = "b")</w:t>
-      </w:r>
-    </w:p>
-    <w:p>
-      <w:pPr>
-        <w:rPr>
-          <w:lang w:val="en-US"/>
-        </w:rPr>
-      </w:pPr>
-      <w:r>
-        <w:rPr>
-          <w:lang w:val="en-US"/>
-        </w:rPr>
-        <w:t>all coefficients by default. We are saying the average factor tunring from 0 to 1 changes the probability from ( 0.039 ; 0.231) , so 4% to 23%</w:t>
-      </w:r>
-    </w:p>
-    <w:p>
-      <w:pPr>
-        <w:rPr>
-          <w:lang w:val="en-US"/>
-        </w:rPr>
-      </w:pPr>
-    </w:p>
-    <w:p>
-      <w:pPr>
-        <w:rPr>
-          <w:lang w:val="en-US"/>
-        </w:rPr>
-      </w:pPr>
-      <w:r>
-        <w:rPr>
-          <w:lang w:val="en-US"/>
-        </w:rPr>
-        <w:t xml:space="preserve"># plaavspeed_game goes from 2.6 to 10.2, around 8 units </w:t>
+        <w:t>set_prior</w:t>
+      </w:r>
+      <w:proofErr w:type="spellEnd"/>
+      <w:r>
+        <w:rPr>
+          <w:i/>
+          <w:iCs/>
+          <w:lang w:val="en-US"/>
+        </w:rPr>
+        <w:t>("normal(0, 0.5)", class = "b")</w:t>
+      </w:r>
+    </w:p>
+    <w:p>
+      <w:pPr>
+        <w:rPr>
+          <w:lang w:val="en-US"/>
+        </w:rPr>
+      </w:pPr>
+      <w:r>
+        <w:rPr>
+          <w:lang w:val="en-US"/>
+        </w:rPr>
+        <w:t xml:space="preserve">all coefficients by default. We are saying the average factor </w:t>
+      </w:r>
+      <w:proofErr w:type="spellStart"/>
+      <w:r>
+        <w:rPr>
+          <w:lang w:val="en-US"/>
+        </w:rPr>
+        <w:t>tunring</w:t>
+      </w:r>
+      <w:proofErr w:type="spellEnd"/>
+      <w:r>
+        <w:rPr>
+          <w:lang w:val="en-US"/>
+        </w:rPr>
+        <w:t xml:space="preserve"> from 0 to 1 changes the probability from ( 0.039 ; 0.231) , so 4% to 23%</w:t>
+      </w:r>
+    </w:p>
+    <w:p>
+      <w:pPr>
+        <w:rPr>
+          <w:lang w:val="en-US"/>
+        </w:rPr>
+      </w:pPr>
+    </w:p>
+    <w:p>
+      <w:pPr>
+        <w:rPr>
+          <w:lang w:val="en-US"/>
+        </w:rPr>
+      </w:pPr>
+      <w:r>
+        <w:rPr>
+          <w:lang w:val="en-US"/>
+        </w:rPr>
+        <w:t xml:space="preserve"># </w:t>
+      </w:r>
+      <w:proofErr w:type="spellStart"/>
+      <w:r>
+        <w:rPr>
+          <w:lang w:val="en-US"/>
+        </w:rPr>
+        <w:t>plaavspeed_game</w:t>
+      </w:r>
+      <w:proofErr w:type="spellEnd"/>
+      <w:r>
+        <w:rPr>
+          <w:lang w:val="en-US"/>
+        </w:rPr>
+        <w:t xml:space="preserve"> goes from 2.6 to 10.2, around 8 units </w:t>
       </w:r>
       <w:r>
         <w:rPr>
@@ -2754,13 +3859,59 @@
           <w:lang w:val="en-US"/>
         </w:rPr>
       </w:pPr>
-      <w:r>
-        <w:rPr>
-          <w:i/>
-          <w:iCs/>
-          <w:lang w:val="en-US"/>
-        </w:rPr>
-        <w:t>set_prior("normal(0, 0.05)", class = "b", coef = "plaavspeed_game_c")</w:t>
+      <w:proofErr w:type="spellStart"/>
+      <w:r>
+        <w:rPr>
+          <w:i/>
+          <w:iCs/>
+          <w:lang w:val="en-US"/>
+        </w:rPr>
+        <w:t>set_prior</w:t>
+      </w:r>
+      <w:proofErr w:type="spellEnd"/>
+      <w:r>
+        <w:rPr>
+          <w:i/>
+          <w:iCs/>
+          <w:lang w:val="en-US"/>
+        </w:rPr>
+        <w:t xml:space="preserve">("normal(0, 0.05)", class = "b", </w:t>
+      </w:r>
+      <w:proofErr w:type="spellStart"/>
+      <w:r>
+        <w:rPr>
+          <w:i/>
+          <w:iCs/>
+          <w:lang w:val="en-US"/>
+        </w:rPr>
+        <w:t>coef</w:t>
+      </w:r>
+      <w:proofErr w:type="spellEnd"/>
+      <w:r>
+        <w:rPr>
+          <w:i/>
+          <w:iCs/>
+          <w:lang w:val="en-US"/>
+        </w:rPr>
+        <w:t xml:space="preserve"> = "</w:t>
+      </w:r>
+      <w:proofErr w:type="spellStart"/>
+      <w:r>
+        <w:rPr>
+          <w:i/>
+          <w:iCs/>
+          <w:lang w:val="en-US"/>
+        </w:rPr>
+        <w:t>plaavspeed_game_c</w:t>
+      </w:r>
+      <w:proofErr w:type="spellEnd"/>
+      <w:r>
+        <w:rPr>
+          <w:i/>
+          <w:iCs/>
+          <w:lang w:val="en-US"/>
+        </w:rPr>
+        <w:t>")</w:t>
       </w:r>
     </w:p>
     <w:p>
@@ -2810,26 +3961,86 @@
           <w:lang w:val="en-US"/>
         </w:rPr>
       </w:pPr>
-      <w:r>
-        <w:rPr>
-          <w:i/>
-          <w:iCs/>
-          <w:lang w:val="en-US"/>
-        </w:rPr>
-        <w:t>set_prior("normal(0, 0.5)", class = "b", coef = "dhomegame")</w:t>
-      </w:r>
-    </w:p>
-    <w:p>
-      <w:pPr>
-        <w:rPr>
-          <w:lang w:val="en-US"/>
-        </w:rPr>
-      </w:pPr>
-      <w:r>
-        <w:rPr>
-          <w:lang w:val="en-US"/>
-        </w:rPr>
-        <w:t>We are saying playing at home vs not playing playing at home changes the probability from ( 0.039 ; 0.231) , so 4% to 23%</w:t>
+      <w:proofErr w:type="spellStart"/>
+      <w:r>
+        <w:rPr>
+          <w:i/>
+          <w:iCs/>
+          <w:lang w:val="en-US"/>
+        </w:rPr>
+        <w:t>set_prior</w:t>
+      </w:r>
+      <w:proofErr w:type="spellEnd"/>
+      <w:r>
+        <w:rPr>
+          <w:i/>
+          <w:iCs/>
+          <w:lang w:val="en-US"/>
+        </w:rPr>
+        <w:t xml:space="preserve">("normal(0, 0.5)", class = "b", </w:t>
+      </w:r>
+      <w:proofErr w:type="spellStart"/>
+      <w:r>
+        <w:rPr>
+          <w:i/>
+          <w:iCs/>
+          <w:lang w:val="en-US"/>
+        </w:rPr>
+        <w:t>coef</w:t>
+      </w:r>
+      <w:proofErr w:type="spellEnd"/>
+      <w:r>
+        <w:rPr>
+          <w:i/>
+          <w:iCs/>
+          <w:lang w:val="en-US"/>
+        </w:rPr>
+        <w:t xml:space="preserve"> = "</w:t>
+      </w:r>
+      <w:proofErr w:type="spellStart"/>
+      <w:r>
+        <w:rPr>
+          <w:i/>
+          <w:iCs/>
+          <w:lang w:val="en-US"/>
+        </w:rPr>
+        <w:t>dhomegame</w:t>
+      </w:r>
+      <w:proofErr w:type="spellEnd"/>
+      <w:r>
+        <w:rPr>
+          <w:i/>
+          <w:iCs/>
+          <w:lang w:val="en-US"/>
+        </w:rPr>
+        <w:t>")</w:t>
+      </w:r>
+    </w:p>
+    <w:p>
+      <w:pPr>
+        <w:rPr>
+          <w:lang w:val="en-US"/>
+        </w:rPr>
+      </w:pPr>
+      <w:r>
+        <w:rPr>
+          <w:lang w:val="en-US"/>
+        </w:rPr>
+        <w:t xml:space="preserve">We are saying playing at home vs not playing </w:t>
+      </w:r>
+      <w:proofErr w:type="spellStart"/>
+      <w:r>
+        <w:rPr>
+          <w:lang w:val="en-US"/>
+        </w:rPr>
+        <w:t>playing</w:t>
+      </w:r>
+      <w:proofErr w:type="spellEnd"/>
+      <w:r>
+        <w:rPr>
+          <w:lang w:val="en-US"/>
+        </w:rPr>
+        <w:t xml:space="preserve"> at home changes the probability from ( 0.039 ; 0.231) , so 4% to 23%</w:t>
       </w:r>
     </w:p>
     <w:p>
@@ -2867,13 +4078,59 @@
           <w:lang w:val="en-US"/>
         </w:rPr>
       </w:pPr>
-      <w:r>
-        <w:rPr>
-          <w:i/>
-          <w:iCs/>
-          <w:lang w:val="en-US"/>
-        </w:rPr>
-        <w:t>set_prior("normal(0, 0.015)", class = "b", coef = "rank_gap_c")</w:t>
+      <w:proofErr w:type="spellStart"/>
+      <w:r>
+        <w:rPr>
+          <w:i/>
+          <w:iCs/>
+          <w:lang w:val="en-US"/>
+        </w:rPr>
+        <w:t>set_prior</w:t>
+      </w:r>
+      <w:proofErr w:type="spellEnd"/>
+      <w:r>
+        <w:rPr>
+          <w:i/>
+          <w:iCs/>
+          <w:lang w:val="en-US"/>
+        </w:rPr>
+        <w:t xml:space="preserve">("normal(0, 0.015)", class = "b", </w:t>
+      </w:r>
+      <w:proofErr w:type="spellStart"/>
+      <w:r>
+        <w:rPr>
+          <w:i/>
+          <w:iCs/>
+          <w:lang w:val="en-US"/>
+        </w:rPr>
+        <w:t>coef</w:t>
+      </w:r>
+      <w:proofErr w:type="spellEnd"/>
+      <w:r>
+        <w:rPr>
+          <w:i/>
+          <w:iCs/>
+          <w:lang w:val="en-US"/>
+        </w:rPr>
+        <w:t xml:space="preserve"> = "</w:t>
+      </w:r>
+      <w:proofErr w:type="spellStart"/>
+      <w:r>
+        <w:rPr>
+          <w:i/>
+          <w:iCs/>
+          <w:lang w:val="en-US"/>
+        </w:rPr>
+        <w:t>rank_gap_c</w:t>
+      </w:r>
+      <w:proofErr w:type="spellEnd"/>
+      <w:r>
+        <w:rPr>
+          <w:i/>
+          <w:iCs/>
+          <w:lang w:val="en-US"/>
+        </w:rPr>
+        <w:t>")</w:t>
       </w:r>
     </w:p>
     <w:p>
@@ -2944,7 +4201,7 @@
                     </pic:cNvPicPr>
                   </pic:nvPicPr>
                   <pic:blipFill>
-                    <a:blip r:embed="rId17" cstate="print">
+                    <a:blip r:embed="rId18" cstate="print">
                       <a:extLst>
                         <a:ext uri="{28A0092B-C50C-407E-A947-70E740481C1C}">
                           <a14:useLocalDpi xmlns:a14="http://schemas.microsoft.com/office/drawing/2010/main" val="0"/>
@@ -3059,7 +4316,7 @@
                     </pic:cNvPicPr>
                   </pic:nvPicPr>
                   <pic:blipFill>
-                    <a:blip r:embed="rId18" cstate="print">
+                    <a:blip r:embed="rId19" cstate="print">
                       <a:extLst>
                         <a:ext uri="{28A0092B-C50C-407E-A947-70E740481C1C}">
                           <a14:useLocalDpi xmlns:a14="http://schemas.microsoft.com/office/drawing/2010/main" val="0"/>
@@ -3116,13 +4373,23 @@
           <w:lang w:val="en-US"/>
         </w:rPr>
       </w:pPr>
-      <w:r>
-        <w:rPr>
-          <w:i/>
-          <w:iCs/>
-          <w:lang w:val="en-US"/>
-        </w:rPr>
-        <w:t>set_prior("normal(-0.48, 1.23)", class = "Intercept")</w:t>
+      <w:proofErr w:type="spellStart"/>
+      <w:r>
+        <w:rPr>
+          <w:i/>
+          <w:iCs/>
+          <w:lang w:val="en-US"/>
+        </w:rPr>
+        <w:t>set_prior</w:t>
+      </w:r>
+      <w:proofErr w:type="spellEnd"/>
+      <w:r>
+        <w:rPr>
+          <w:i/>
+          <w:iCs/>
+          <w:lang w:val="en-US"/>
+        </w:rPr>
+        <w:t>("normal(-0.48, 1.23)", class = "Intercept")</w:t>
       </w:r>
     </w:p>
     <w:p>
@@ -3155,7 +4422,21 @@
         <w:rPr>
           <w:lang w:val="en-US"/>
         </w:rPr>
-        <w:t xml:space="preserve"># teamdist_game goes from 19426 to 26649 so 7223 units </w:t>
+        <w:t xml:space="preserve"># </w:t>
+      </w:r>
+      <w:proofErr w:type="spellStart"/>
+      <w:r>
+        <w:rPr>
+          <w:lang w:val="en-US"/>
+        </w:rPr>
+        <w:t>teamdist_game</w:t>
+      </w:r>
+      <w:proofErr w:type="spellEnd"/>
+      <w:r>
+        <w:rPr>
+          <w:lang w:val="en-US"/>
+        </w:rPr>
+        <w:t xml:space="preserve"> goes from 19426 to 26649 so 7223 units </w:t>
       </w:r>
       <w:r>
         <w:rPr>
@@ -3173,13 +4454,59 @@
           <w:lang w:val="en-US"/>
         </w:rPr>
       </w:pPr>
-      <w:r>
-        <w:rPr>
-          <w:i/>
-          <w:iCs/>
-          <w:lang w:val="en-US"/>
-        </w:rPr>
-        <w:t>set_prior("normal(0, 0.0001)", class = "b", coef = "teamdist_c")</w:t>
+      <w:proofErr w:type="spellStart"/>
+      <w:r>
+        <w:rPr>
+          <w:i/>
+          <w:iCs/>
+          <w:lang w:val="en-US"/>
+        </w:rPr>
+        <w:t>set_prior</w:t>
+      </w:r>
+      <w:proofErr w:type="spellEnd"/>
+      <w:r>
+        <w:rPr>
+          <w:i/>
+          <w:iCs/>
+          <w:lang w:val="en-US"/>
+        </w:rPr>
+        <w:t xml:space="preserve">("normal(0, 0.0001)", class = "b", </w:t>
+      </w:r>
+      <w:proofErr w:type="spellStart"/>
+      <w:r>
+        <w:rPr>
+          <w:i/>
+          <w:iCs/>
+          <w:lang w:val="en-US"/>
+        </w:rPr>
+        <w:t>coef</w:t>
+      </w:r>
+      <w:proofErr w:type="spellEnd"/>
+      <w:r>
+        <w:rPr>
+          <w:i/>
+          <w:iCs/>
+          <w:lang w:val="en-US"/>
+        </w:rPr>
+        <w:t xml:space="preserve"> = "</w:t>
+      </w:r>
+      <w:proofErr w:type="spellStart"/>
+      <w:r>
+        <w:rPr>
+          <w:i/>
+          <w:iCs/>
+          <w:lang w:val="en-US"/>
+        </w:rPr>
+        <w:t>teamdist_c</w:t>
+      </w:r>
+      <w:proofErr w:type="spellEnd"/>
+      <w:r>
+        <w:rPr>
+          <w:i/>
+          <w:iCs/>
+          <w:lang w:val="en-US"/>
+        </w:rPr>
+        <w:t>")</w:t>
       </w:r>
     </w:p>
     <w:p>
@@ -3236,7 +4563,21 @@
         <w:rPr>
           <w:lang w:val="en-US"/>
         </w:rPr>
-        <w:t>20514 ro 26515 s</w:t>
+        <w:t xml:space="preserve">20514 </w:t>
+      </w:r>
+      <w:proofErr w:type="spellStart"/>
+      <w:r>
+        <w:rPr>
+          <w:lang w:val="en-US"/>
+        </w:rPr>
+        <w:t>ro</w:t>
+      </w:r>
+      <w:proofErr w:type="spellEnd"/>
+      <w:r>
+        <w:rPr>
+          <w:lang w:val="en-US"/>
+        </w:rPr>
+        <w:t xml:space="preserve"> 26515 s</w:t>
       </w:r>
       <w:r>
         <w:rPr>
@@ -3266,7 +4607,61 @@
           <w:iCs/>
           <w:lang w:val="en-US"/>
         </w:rPr>
-        <w:t xml:space="preserve"> set_prior("normal(0, 0.0001)", class = "b", coef = "oppdist_c")</w:t>
+        <w:t xml:space="preserve"> </w:t>
+      </w:r>
+      <w:proofErr w:type="spellStart"/>
+      <w:r>
+        <w:rPr>
+          <w:i/>
+          <w:iCs/>
+          <w:lang w:val="en-US"/>
+        </w:rPr>
+        <w:t>set_prior</w:t>
+      </w:r>
+      <w:proofErr w:type="spellEnd"/>
+      <w:r>
+        <w:rPr>
+          <w:i/>
+          <w:iCs/>
+          <w:lang w:val="en-US"/>
+        </w:rPr>
+        <w:t xml:space="preserve">("normal(0, 0.0001)", class = "b", </w:t>
+      </w:r>
+      <w:proofErr w:type="spellStart"/>
+      <w:r>
+        <w:rPr>
+          <w:i/>
+          <w:iCs/>
+          <w:lang w:val="en-US"/>
+        </w:rPr>
+        <w:t>coef</w:t>
+      </w:r>
+      <w:proofErr w:type="spellEnd"/>
+      <w:r>
+        <w:rPr>
+          <w:i/>
+          <w:iCs/>
+          <w:lang w:val="en-US"/>
+        </w:rPr>
+        <w:t xml:space="preserve"> = "</w:t>
+      </w:r>
+      <w:proofErr w:type="spellStart"/>
+      <w:r>
+        <w:rPr>
+          <w:i/>
+          <w:iCs/>
+          <w:lang w:val="en-US"/>
+        </w:rPr>
+        <w:t>oppdist_c</w:t>
+      </w:r>
+      <w:proofErr w:type="spellEnd"/>
+      <w:r>
+        <w:rPr>
+          <w:i/>
+          <w:iCs/>
+          <w:lang w:val="en-US"/>
+        </w:rPr>
+        <w:t>")</w:t>
       </w:r>
     </w:p>
     <w:p>
@@ -3343,7 +4738,7 @@
                     </pic:cNvPicPr>
                   </pic:nvPicPr>
                   <pic:blipFill>
-                    <a:blip r:embed="rId19" cstate="print">
+                    <a:blip r:embed="rId20" cstate="print">
                       <a:extLst>
                         <a:ext uri="{28A0092B-C50C-407E-A947-70E740481C1C}">
                           <a14:useLocalDpi xmlns:a14="http://schemas.microsoft.com/office/drawing/2010/main" val="0"/>
@@ -3392,19 +4787,51 @@
           <w:u w:val="single"/>
         </w:rPr>
       </w:pPr>
+      <w:proofErr w:type="spellStart"/>
       <w:r>
         <w:rPr>
           <w:u w:val="single"/>
         </w:rPr>
-        <w:t>Column 2</w:t>
-      </w:r>
-    </w:p>
-    <w:p>
-      <w:r>
-        <w:t># homegame hat aus 38% bis</w:t>
-      </w:r>
-      <w:r>
-        <w:t xml:space="preserve"> zu 80% gewinnchance gemact </w:t>
+        <w:t>Column</w:t>
+      </w:r>
+      <w:proofErr w:type="spellEnd"/>
+      <w:r>
+        <w:rPr>
+          <w:u w:val="single"/>
+        </w:rPr>
+        <w:t xml:space="preserve"> 2</w:t>
+      </w:r>
+    </w:p>
+    <w:p>
+      <w:r>
+        <w:t xml:space="preserve"># </w:t>
+      </w:r>
+      <w:proofErr w:type="spellStart"/>
+      <w:r>
+        <w:t>homegame</w:t>
+      </w:r>
+      <w:proofErr w:type="spellEnd"/>
+      <w:r>
+        <w:t xml:space="preserve"> hat aus 38% bis</w:t>
+      </w:r>
+      <w:r>
+        <w:t xml:space="preserve"> zu 80% </w:t>
+      </w:r>
+      <w:proofErr w:type="spellStart"/>
+      <w:r>
+        <w:t>gewinnchance</w:t>
+      </w:r>
+      <w:proofErr w:type="spellEnd"/>
+      <w:r>
+        <w:t xml:space="preserve"> </w:t>
+      </w:r>
+      <w:proofErr w:type="spellStart"/>
+      <w:r>
+        <w:t>gemact</w:t>
+      </w:r>
+      <w:proofErr w:type="spellEnd"/>
+      <w:r>
+        <w:t xml:space="preserve"> </w:t>
       </w:r>
       <w:r>
         <w:rPr>
@@ -3421,13 +4848,59 @@
           <w:lang w:val="en-US"/>
         </w:rPr>
       </w:pPr>
-      <w:r>
-        <w:rPr>
-          <w:i/>
-          <w:iCs/>
-          <w:lang w:val="en-US"/>
-        </w:rPr>
-        <w:t>set_prior("normal(0, 0.25)",  class = "b", coef = "dhomegame")</w:t>
+      <w:proofErr w:type="spellStart"/>
+      <w:r>
+        <w:rPr>
+          <w:i/>
+          <w:iCs/>
+          <w:lang w:val="en-US"/>
+        </w:rPr>
+        <w:t>set_prior</w:t>
+      </w:r>
+      <w:proofErr w:type="spellEnd"/>
+      <w:r>
+        <w:rPr>
+          <w:i/>
+          <w:iCs/>
+          <w:lang w:val="en-US"/>
+        </w:rPr>
+        <w:t xml:space="preserve">("normal(0, 0.25)",  class = "b", </w:t>
+      </w:r>
+      <w:proofErr w:type="spellStart"/>
+      <w:r>
+        <w:rPr>
+          <w:i/>
+          <w:iCs/>
+          <w:lang w:val="en-US"/>
+        </w:rPr>
+        <w:t>coef</w:t>
+      </w:r>
+      <w:proofErr w:type="spellEnd"/>
+      <w:r>
+        <w:rPr>
+          <w:i/>
+          <w:iCs/>
+          <w:lang w:val="en-US"/>
+        </w:rPr>
+        <w:t xml:space="preserve"> = "</w:t>
+      </w:r>
+      <w:proofErr w:type="spellStart"/>
+      <w:r>
+        <w:rPr>
+          <w:i/>
+          <w:iCs/>
+          <w:lang w:val="en-US"/>
+        </w:rPr>
+        <w:t>dhomegame</w:t>
+      </w:r>
+      <w:proofErr w:type="spellEnd"/>
+      <w:r>
+        <w:rPr>
+          <w:i/>
+          <w:iCs/>
+          <w:lang w:val="en-US"/>
+        </w:rPr>
+        <w:t>")</w:t>
       </w:r>
     </w:p>
     <w:p>
@@ -3446,19 +4919,7 @@
         <w:rPr>
           <w:lang w:val="en-US"/>
         </w:rPr>
-        <w:t xml:space="preserve">e are saying that playing a home game or not changes the base probability of </w:t>
-      </w:r>
-      <w:r>
-        <w:rPr>
-          <w:lang w:val="en-US"/>
-        </w:rPr>
-        <w:t>winning</w:t>
-      </w:r>
-      <w:r>
-        <w:rPr>
-          <w:lang w:val="en-US"/>
-        </w:rPr>
-        <w:t xml:space="preserve"> to be between ( 0.27, 0.505), 27% to 50%</w:t>
+        <w:t>e are saying that playing a home game or not changes the base probability of winning to be between ( 0.27, 0.505), 27% to 50%</w:t>
       </w:r>
       <w:r>
         <w:rPr>
@@ -3491,24 +4952,102 @@
           <w:color w:val="EE0000"/>
           <w:lang w:val="en-US"/>
         </w:rPr>
-        <w:t>(reduziert wegen units)</w:t>
-      </w:r>
-    </w:p>
-    <w:p>
-      <w:pPr>
-        <w:rPr>
-          <w:i/>
-          <w:iCs/>
-          <w:lang w:val="en-US"/>
-        </w:rPr>
-      </w:pPr>
-      <w:r>
-        <w:rPr>
-          <w:i/>
-          <w:iCs/>
-          <w:lang w:val="en-US"/>
-        </w:rPr>
-        <w:t>set_prior("normal(0, 0.025)", class = "b", coef = "rank_gap_c")</w:t>
+        <w:t>(</w:t>
+      </w:r>
+      <w:proofErr w:type="spellStart"/>
+      <w:r>
+        <w:rPr>
+          <w:color w:val="EE0000"/>
+          <w:lang w:val="en-US"/>
+        </w:rPr>
+        <w:t>reduziert</w:t>
+      </w:r>
+      <w:proofErr w:type="spellEnd"/>
+      <w:r>
+        <w:rPr>
+          <w:color w:val="EE0000"/>
+          <w:lang w:val="en-US"/>
+        </w:rPr>
+        <w:t xml:space="preserve"> </w:t>
+      </w:r>
+      <w:proofErr w:type="spellStart"/>
+      <w:r>
+        <w:rPr>
+          <w:color w:val="EE0000"/>
+          <w:lang w:val="en-US"/>
+        </w:rPr>
+        <w:t>wegen</w:t>
+      </w:r>
+      <w:proofErr w:type="spellEnd"/>
+      <w:r>
+        <w:rPr>
+          <w:color w:val="EE0000"/>
+          <w:lang w:val="en-US"/>
+        </w:rPr>
+        <w:t xml:space="preserve"> units)</w:t>
+      </w:r>
+    </w:p>
+    <w:p>
+      <w:pPr>
+        <w:rPr>
+          <w:i/>
+          <w:iCs/>
+          <w:lang w:val="en-US"/>
+        </w:rPr>
+      </w:pPr>
+      <w:proofErr w:type="spellStart"/>
+      <w:r>
+        <w:rPr>
+          <w:i/>
+          <w:iCs/>
+          <w:lang w:val="en-US"/>
+        </w:rPr>
+        <w:t>set_prior</w:t>
+      </w:r>
+      <w:proofErr w:type="spellEnd"/>
+      <w:r>
+        <w:rPr>
+          <w:i/>
+          <w:iCs/>
+          <w:lang w:val="en-US"/>
+        </w:rPr>
+        <w:t xml:space="preserve">("normal(0, 0.025)", class = "b", </w:t>
+      </w:r>
+      <w:proofErr w:type="spellStart"/>
+      <w:r>
+        <w:rPr>
+          <w:i/>
+          <w:iCs/>
+          <w:lang w:val="en-US"/>
+        </w:rPr>
+        <w:t>coef</w:t>
+      </w:r>
+      <w:proofErr w:type="spellEnd"/>
+      <w:r>
+        <w:rPr>
+          <w:i/>
+          <w:iCs/>
+          <w:lang w:val="en-US"/>
+        </w:rPr>
+        <w:t xml:space="preserve"> = "</w:t>
+      </w:r>
+      <w:proofErr w:type="spellStart"/>
+      <w:r>
+        <w:rPr>
+          <w:i/>
+          <w:iCs/>
+          <w:lang w:val="en-US"/>
+        </w:rPr>
+        <w:t>rank_gap_c</w:t>
+      </w:r>
+      <w:proofErr w:type="spellEnd"/>
+      <w:r>
+        <w:rPr>
+          <w:i/>
+          <w:iCs/>
+          <w:lang w:val="en-US"/>
+        </w:rPr>
+        <w:t>")</w:t>
       </w:r>
     </w:p>
     <w:p>
@@ -3574,7 +5113,7 @@
                     </pic:cNvPicPr>
                   </pic:nvPicPr>
                   <pic:blipFill>
-                    <a:blip r:embed="rId20" cstate="print">
+                    <a:blip r:embed="rId21" cstate="print">
                       <a:extLst>
                         <a:ext uri="{28A0092B-C50C-407E-A947-70E740481C1C}">
                           <a14:useLocalDpi xmlns:a14="http://schemas.microsoft.com/office/drawing/2010/main" val="0"/>
@@ -3616,11 +5155,19 @@
           <w:u w:val="single"/>
         </w:rPr>
       </w:pPr>
+      <w:proofErr w:type="spellStart"/>
       <w:r>
         <w:rPr>
           <w:u w:val="single"/>
         </w:rPr>
-        <w:t>Column 3</w:t>
+        <w:t>Column</w:t>
+      </w:r>
+      <w:proofErr w:type="spellEnd"/>
+      <w:r>
+        <w:rPr>
+          <w:u w:val="single"/>
+        </w:rPr>
+        <w:t xml:space="preserve"> 3</w:t>
       </w:r>
     </w:p>
     <w:p>
@@ -3628,7 +5175,15 @@
         <w:t>Alt: Eigentlich nicht s</w:t>
       </w:r>
       <w:r>
-        <w:t>chlecht. Aber leicht über 1 und weil die anderen Funktionen nur mit dem neuen intercept gut aussahen, würde ich das hier weiterverwenden.</w:t>
+        <w:t xml:space="preserve">chlecht. Aber leicht über 1 und weil die anderen Funktionen nur mit dem neuen </w:t>
+      </w:r>
+      <w:proofErr w:type="spellStart"/>
+      <w:r>
+        <w:t>intercept</w:t>
+      </w:r>
+      <w:proofErr w:type="spellEnd"/>
+      <w:r>
+        <w:t xml:space="preserve"> gut aussahen, würde ich das hier weiterverwenden.</w:t>
       </w:r>
     </w:p>
     <w:p>
@@ -3660,7 +5215,7 @@
                     </pic:cNvPicPr>
                   </pic:nvPicPr>
                   <pic:blipFill>
-                    <a:blip r:embed="rId21" cstate="print">
+                    <a:blip r:embed="rId22" cstate="print">
                       <a:extLst>
                         <a:ext uri="{28A0092B-C50C-407E-A947-70E740481C1C}">
                           <a14:useLocalDpi xmlns:a14="http://schemas.microsoft.com/office/drawing/2010/main" val="0"/>
@@ -3706,31 +5261,123 @@
         <w:rPr>
           <w:lang w:val="en-US"/>
         </w:rPr>
-        <w:t xml:space="preserve"># teamcrowd goes from 8 to 24357 , 24349 units </w:t>
+        <w:t xml:space="preserve"># </w:t>
+      </w:r>
+      <w:proofErr w:type="spellStart"/>
+      <w:r>
+        <w:rPr>
+          <w:lang w:val="en-US"/>
+        </w:rPr>
+        <w:t>teamcrowd</w:t>
+      </w:r>
+      <w:proofErr w:type="spellEnd"/>
+      <w:r>
+        <w:rPr>
+          <w:lang w:val="en-US"/>
+        </w:rPr>
+        <w:t xml:space="preserve"> goes from 8 to 24357 , 24349 units </w:t>
       </w:r>
       <w:r>
         <w:rPr>
           <w:color w:val="EE0000"/>
           <w:lang w:val="en-US"/>
         </w:rPr>
-        <w:t>(verkleinert wegen units)</w:t>
-      </w:r>
-    </w:p>
-    <w:p>
-      <w:pPr>
-        <w:rPr>
-          <w:i/>
-          <w:iCs/>
-          <w:lang w:val="en-US"/>
-        </w:rPr>
-      </w:pPr>
-      <w:r>
-        <w:rPr>
-          <w:i/>
-          <w:iCs/>
-          <w:lang w:val="en-US"/>
-        </w:rPr>
-        <w:t>set_prior("normal(0, 0.000025)", class = "b", coef = "team_crowd_c")</w:t>
+        <w:t>(</w:t>
+      </w:r>
+      <w:proofErr w:type="spellStart"/>
+      <w:r>
+        <w:rPr>
+          <w:color w:val="EE0000"/>
+          <w:lang w:val="en-US"/>
+        </w:rPr>
+        <w:t>verkleinert</w:t>
+      </w:r>
+      <w:proofErr w:type="spellEnd"/>
+      <w:r>
+        <w:rPr>
+          <w:color w:val="EE0000"/>
+          <w:lang w:val="en-US"/>
+        </w:rPr>
+        <w:t xml:space="preserve"> </w:t>
+      </w:r>
+      <w:proofErr w:type="spellStart"/>
+      <w:r>
+        <w:rPr>
+          <w:color w:val="EE0000"/>
+          <w:lang w:val="en-US"/>
+        </w:rPr>
+        <w:t>wegen</w:t>
+      </w:r>
+      <w:proofErr w:type="spellEnd"/>
+      <w:r>
+        <w:rPr>
+          <w:color w:val="EE0000"/>
+          <w:lang w:val="en-US"/>
+        </w:rPr>
+        <w:t xml:space="preserve"> units)</w:t>
+      </w:r>
+    </w:p>
+    <w:p>
+      <w:pPr>
+        <w:rPr>
+          <w:i/>
+          <w:iCs/>
+          <w:lang w:val="en-US"/>
+        </w:rPr>
+      </w:pPr>
+      <w:proofErr w:type="spellStart"/>
+      <w:r>
+        <w:rPr>
+          <w:i/>
+          <w:iCs/>
+          <w:lang w:val="en-US"/>
+        </w:rPr>
+        <w:t>set_prior</w:t>
+      </w:r>
+      <w:proofErr w:type="spellEnd"/>
+      <w:r>
+        <w:rPr>
+          <w:i/>
+          <w:iCs/>
+          <w:lang w:val="en-US"/>
+        </w:rPr>
+        <w:t xml:space="preserve">("normal(0, 0.000025)", class = "b", </w:t>
+      </w:r>
+      <w:proofErr w:type="spellStart"/>
+      <w:r>
+        <w:rPr>
+          <w:i/>
+          <w:iCs/>
+          <w:lang w:val="en-US"/>
+        </w:rPr>
+        <w:t>coef</w:t>
+      </w:r>
+      <w:proofErr w:type="spellEnd"/>
+      <w:r>
+        <w:rPr>
+          <w:i/>
+          <w:iCs/>
+          <w:lang w:val="en-US"/>
+        </w:rPr>
+        <w:t xml:space="preserve"> = "</w:t>
+      </w:r>
+      <w:proofErr w:type="spellStart"/>
+      <w:r>
+        <w:rPr>
+          <w:i/>
+          <w:iCs/>
+          <w:lang w:val="en-US"/>
+        </w:rPr>
+        <w:t>team_crowd_c</w:t>
+      </w:r>
+      <w:proofErr w:type="spellEnd"/>
+      <w:r>
+        <w:rPr>
+          <w:i/>
+          <w:iCs/>
+          <w:lang w:val="en-US"/>
+        </w:rPr>
+        <w:t>")</w:t>
       </w:r>
     </w:p>
     <w:p>
@@ -3776,34 +5423,118 @@
           <w:color w:val="EE0000"/>
           <w:lang w:val="en-US"/>
         </w:rPr>
-        <w:t>(verkleinert wegen units)</w:t>
-      </w:r>
-    </w:p>
-    <w:p>
-      <w:pPr>
-        <w:rPr>
-          <w:lang w:val="en-US"/>
-        </w:rPr>
-      </w:pPr>
-      <w:r>
-        <w:rPr>
-          <w:lang w:val="en-US"/>
-        </w:rPr>
-        <w:t>set_prior("normal(0, 0.000025)", class = "b", coef = "opp_crowd_c")</w:t>
-      </w:r>
-    </w:p>
-    <w:p>
-      <w:pPr>
-        <w:rPr>
-          <w:lang w:val="en-US"/>
-        </w:rPr>
-      </w:pPr>
-      <w:r>
-        <w:rPr>
-          <w:lang w:val="en-US"/>
-        </w:rPr>
-        <w:t>Siehe teamcrowd</w:t>
-      </w:r>
+        <w:t>(</w:t>
+      </w:r>
+      <w:proofErr w:type="spellStart"/>
+      <w:r>
+        <w:rPr>
+          <w:color w:val="EE0000"/>
+          <w:lang w:val="en-US"/>
+        </w:rPr>
+        <w:t>verkleinert</w:t>
+      </w:r>
+      <w:proofErr w:type="spellEnd"/>
+      <w:r>
+        <w:rPr>
+          <w:color w:val="EE0000"/>
+          <w:lang w:val="en-US"/>
+        </w:rPr>
+        <w:t xml:space="preserve"> </w:t>
+      </w:r>
+      <w:proofErr w:type="spellStart"/>
+      <w:r>
+        <w:rPr>
+          <w:color w:val="EE0000"/>
+          <w:lang w:val="en-US"/>
+        </w:rPr>
+        <w:t>wegen</w:t>
+      </w:r>
+      <w:proofErr w:type="spellEnd"/>
+      <w:r>
+        <w:rPr>
+          <w:color w:val="EE0000"/>
+          <w:lang w:val="en-US"/>
+        </w:rPr>
+        <w:t xml:space="preserve"> units)</w:t>
+      </w:r>
+    </w:p>
+    <w:p>
+      <w:pPr>
+        <w:rPr>
+          <w:lang w:val="en-US"/>
+        </w:rPr>
+      </w:pPr>
+      <w:proofErr w:type="spellStart"/>
+      <w:r>
+        <w:rPr>
+          <w:lang w:val="en-US"/>
+        </w:rPr>
+        <w:t>set_prior</w:t>
+      </w:r>
+      <w:proofErr w:type="spellEnd"/>
+      <w:r>
+        <w:rPr>
+          <w:lang w:val="en-US"/>
+        </w:rPr>
+        <w:t xml:space="preserve">("normal(0, 0.000025)", class = "b", </w:t>
+      </w:r>
+      <w:proofErr w:type="spellStart"/>
+      <w:r>
+        <w:rPr>
+          <w:lang w:val="en-US"/>
+        </w:rPr>
+        <w:t>coef</w:t>
+      </w:r>
+      <w:proofErr w:type="spellEnd"/>
+      <w:r>
+        <w:rPr>
+          <w:lang w:val="en-US"/>
+        </w:rPr>
+        <w:t xml:space="preserve"> = "</w:t>
+      </w:r>
+      <w:proofErr w:type="spellStart"/>
+      <w:r>
+        <w:rPr>
+          <w:lang w:val="en-US"/>
+        </w:rPr>
+        <w:t>opp_crowd_c</w:t>
+      </w:r>
+      <w:proofErr w:type="spellEnd"/>
+      <w:r>
+        <w:rPr>
+          <w:lang w:val="en-US"/>
+        </w:rPr>
+        <w:t>")</w:t>
+      </w:r>
+    </w:p>
+    <w:p>
+      <w:pPr>
+        <w:rPr>
+          <w:lang w:val="en-US"/>
+        </w:rPr>
+      </w:pPr>
+      <w:proofErr w:type="spellStart"/>
+      <w:r>
+        <w:rPr>
+          <w:lang w:val="en-US"/>
+        </w:rPr>
+        <w:t>Siehe</w:t>
+      </w:r>
+      <w:proofErr w:type="spellEnd"/>
+      <w:r>
+        <w:rPr>
+          <w:lang w:val="en-US"/>
+        </w:rPr>
+        <w:t xml:space="preserve"> </w:t>
+      </w:r>
+      <w:proofErr w:type="spellStart"/>
+      <w:r>
+        <w:rPr>
+          <w:lang w:val="en-US"/>
+        </w:rPr>
+        <w:t>teamcrowd</w:t>
+      </w:r>
+      <w:proofErr w:type="spellEnd"/>
     </w:p>
     <w:p>
       <w:pPr>
@@ -3824,55 +5555,142 @@
         </w:rPr>
         <w:t xml:space="preserve"># </w:t>
       </w:r>
+      <w:proofErr w:type="spellStart"/>
       <w:r>
         <w:rPr>
           <w:lang w:val="en-US"/>
         </w:rPr>
         <w:t>p_odds_team</w:t>
       </w:r>
-      <w:r>
-        <w:rPr>
-          <w:lang w:val="en-US"/>
-        </w:rPr>
-        <w:t xml:space="preserve"> goes from 0.06 to 0.77 unit ist 0.71.  </w:t>
+      <w:proofErr w:type="spellEnd"/>
+      <w:r>
+        <w:rPr>
+          <w:lang w:val="en-US"/>
+        </w:rPr>
+        <w:t xml:space="preserve"> goes from 0.06 to 0.77 unit </w:t>
+      </w:r>
+      <w:proofErr w:type="spellStart"/>
+      <w:r>
+        <w:rPr>
+          <w:lang w:val="en-US"/>
+        </w:rPr>
+        <w:t>ist</w:t>
+      </w:r>
+      <w:proofErr w:type="spellEnd"/>
+      <w:r>
+        <w:rPr>
+          <w:lang w:val="en-US"/>
+        </w:rPr>
+        <w:t xml:space="preserve"> 0.71.  </w:t>
       </w:r>
       <w:r>
         <w:rPr>
           <w:color w:val="EE0000"/>
           <w:lang w:val="en-US"/>
         </w:rPr>
-        <w:t>(ver</w:t>
-      </w:r>
+        <w:t>(</w:t>
+      </w:r>
+      <w:proofErr w:type="spellStart"/>
       <w:r>
         <w:rPr>
           <w:color w:val="EE0000"/>
           <w:lang w:val="en-US"/>
         </w:rPr>
+        <w:t>ver</w:t>
+      </w:r>
+      <w:r>
+        <w:rPr>
+          <w:color w:val="EE0000"/>
+          <w:lang w:val="en-US"/>
+        </w:rPr>
         <w:t>größert</w:t>
       </w:r>
+      <w:proofErr w:type="spellEnd"/>
       <w:r>
         <w:rPr>
           <w:color w:val="EE0000"/>
           <w:lang w:val="en-US"/>
         </w:rPr>
-        <w:t xml:space="preserve"> wegen units)</w:t>
-      </w:r>
-    </w:p>
-    <w:p>
-      <w:pPr>
-        <w:rPr>
-          <w:i/>
-          <w:iCs/>
-          <w:lang w:val="en-US"/>
-        </w:rPr>
-      </w:pPr>
-      <w:r>
-        <w:rPr>
-          <w:i/>
-          <w:iCs/>
-          <w:lang w:val="en-US"/>
-        </w:rPr>
-        <w:t>set_prior("normal(0, 2)", class = "b", coef = "p_odds_team_c")</w:t>
+        <w:t xml:space="preserve"> </w:t>
+      </w:r>
+      <w:proofErr w:type="spellStart"/>
+      <w:r>
+        <w:rPr>
+          <w:color w:val="EE0000"/>
+          <w:lang w:val="en-US"/>
+        </w:rPr>
+        <w:t>wegen</w:t>
+      </w:r>
+      <w:proofErr w:type="spellEnd"/>
+      <w:r>
+        <w:rPr>
+          <w:color w:val="EE0000"/>
+          <w:lang w:val="en-US"/>
+        </w:rPr>
+        <w:t xml:space="preserve"> units)</w:t>
+      </w:r>
+    </w:p>
+    <w:p>
+      <w:pPr>
+        <w:rPr>
+          <w:i/>
+          <w:iCs/>
+          <w:lang w:val="en-US"/>
+        </w:rPr>
+      </w:pPr>
+      <w:proofErr w:type="spellStart"/>
+      <w:r>
+        <w:rPr>
+          <w:i/>
+          <w:iCs/>
+          <w:lang w:val="en-US"/>
+        </w:rPr>
+        <w:t>set_prior</w:t>
+      </w:r>
+      <w:proofErr w:type="spellEnd"/>
+      <w:r>
+        <w:rPr>
+          <w:i/>
+          <w:iCs/>
+          <w:lang w:val="en-US"/>
+        </w:rPr>
+        <w:t xml:space="preserve">("normal(0, 2)", class = "b", </w:t>
+      </w:r>
+      <w:proofErr w:type="spellStart"/>
+      <w:r>
+        <w:rPr>
+          <w:i/>
+          <w:iCs/>
+          <w:lang w:val="en-US"/>
+        </w:rPr>
+        <w:t>coef</w:t>
+      </w:r>
+      <w:proofErr w:type="spellEnd"/>
+      <w:r>
+        <w:rPr>
+          <w:i/>
+          <w:iCs/>
+          <w:lang w:val="en-US"/>
+        </w:rPr>
+        <w:t xml:space="preserve"> = "</w:t>
+      </w:r>
+      <w:proofErr w:type="spellStart"/>
+      <w:r>
+        <w:rPr>
+          <w:i/>
+          <w:iCs/>
+          <w:lang w:val="en-US"/>
+        </w:rPr>
+        <w:t>p_odds_team_c</w:t>
+      </w:r>
+      <w:proofErr w:type="spellEnd"/>
+      <w:r>
+        <w:rPr>
+          <w:i/>
+          <w:iCs/>
+          <w:lang w:val="en-US"/>
+        </w:rPr>
+        <w:t>")</w:t>
       </w:r>
     </w:p>
     <w:p>
@@ -3925,6 +5743,7 @@
         </w:rPr>
         <w:t xml:space="preserve"># </w:t>
       </w:r>
+      <w:proofErr w:type="spellStart"/>
       <w:r>
         <w:rPr>
           <w:lang w:val="en-US"/>
@@ -3937,35 +5756,26 @@
         </w:rPr>
         <w:t>draw</w:t>
       </w:r>
-      <w:r>
-        <w:rPr>
-          <w:lang w:val="en-US"/>
-        </w:rPr>
-        <w:t xml:space="preserve"> goes from 0.</w:t>
-      </w:r>
-      <w:r>
-        <w:rPr>
-          <w:lang w:val="en-US"/>
-        </w:rPr>
-        <w:t>15</w:t>
-      </w:r>
-      <w:r>
-        <w:rPr>
-          <w:lang w:val="en-US"/>
-        </w:rPr>
-        <w:t xml:space="preserve"> to 0.</w:t>
-      </w:r>
-      <w:r>
-        <w:rPr>
-          <w:lang w:val="en-US"/>
-        </w:rPr>
-        <w:t>33</w:t>
-      </w:r>
-      <w:r>
-        <w:rPr>
-          <w:lang w:val="en-US"/>
-        </w:rPr>
-        <w:t xml:space="preserve"> unit ist </w:t>
+      <w:proofErr w:type="spellEnd"/>
+      <w:r>
+        <w:rPr>
+          <w:lang w:val="en-US"/>
+        </w:rPr>
+        <w:t xml:space="preserve"> goes from 0.15 to 0.33 unit </w:t>
+      </w:r>
+      <w:proofErr w:type="spellStart"/>
+      <w:r>
+        <w:rPr>
+          <w:lang w:val="en-US"/>
+        </w:rPr>
+        <w:t>ist</w:t>
+      </w:r>
+      <w:proofErr w:type="spellEnd"/>
+      <w:r>
+        <w:rPr>
+          <w:lang w:val="en-US"/>
+        </w:rPr>
+        <w:t xml:space="preserve"> </w:t>
       </w:r>
       <w:r>
         <w:rPr>
@@ -3984,38 +5794,109 @@
           <w:color w:val="EE0000"/>
           <w:lang w:val="en-US"/>
         </w:rPr>
-        <w:t>(ver</w:t>
-      </w:r>
+        <w:t>(</w:t>
+      </w:r>
+      <w:proofErr w:type="spellStart"/>
       <w:r>
         <w:rPr>
           <w:color w:val="EE0000"/>
           <w:lang w:val="en-US"/>
         </w:rPr>
+        <w:t>ver</w:t>
+      </w:r>
+      <w:r>
+        <w:rPr>
+          <w:color w:val="EE0000"/>
+          <w:lang w:val="en-US"/>
+        </w:rPr>
         <w:t>größert</w:t>
       </w:r>
+      <w:proofErr w:type="spellEnd"/>
       <w:r>
         <w:rPr>
           <w:color w:val="EE0000"/>
           <w:lang w:val="en-US"/>
         </w:rPr>
-        <w:t xml:space="preserve"> wegen units)</w:t>
-      </w:r>
-    </w:p>
-    <w:p>
-      <w:pPr>
-        <w:rPr>
-          <w:i/>
-          <w:iCs/>
-          <w:lang w:val="en-US"/>
-        </w:rPr>
-      </w:pPr>
-      <w:r>
-        <w:rPr>
-          <w:i/>
-          <w:iCs/>
-          <w:lang w:val="en-US"/>
-        </w:rPr>
-        <w:t>set_prior("normal(0, 3)", class = "b", coef = "p_odds_draw_c")</w:t>
+        <w:t xml:space="preserve"> </w:t>
+      </w:r>
+      <w:proofErr w:type="spellStart"/>
+      <w:r>
+        <w:rPr>
+          <w:color w:val="EE0000"/>
+          <w:lang w:val="en-US"/>
+        </w:rPr>
+        <w:t>wegen</w:t>
+      </w:r>
+      <w:proofErr w:type="spellEnd"/>
+      <w:r>
+        <w:rPr>
+          <w:color w:val="EE0000"/>
+          <w:lang w:val="en-US"/>
+        </w:rPr>
+        <w:t xml:space="preserve"> units)</w:t>
+      </w:r>
+    </w:p>
+    <w:p>
+      <w:pPr>
+        <w:rPr>
+          <w:i/>
+          <w:iCs/>
+          <w:lang w:val="en-US"/>
+        </w:rPr>
+      </w:pPr>
+      <w:proofErr w:type="spellStart"/>
+      <w:r>
+        <w:rPr>
+          <w:i/>
+          <w:iCs/>
+          <w:lang w:val="en-US"/>
+        </w:rPr>
+        <w:t>set_prior</w:t>
+      </w:r>
+      <w:proofErr w:type="spellEnd"/>
+      <w:r>
+        <w:rPr>
+          <w:i/>
+          <w:iCs/>
+          <w:lang w:val="en-US"/>
+        </w:rPr>
+        <w:t xml:space="preserve">("normal(0, 3)", class = "b", </w:t>
+      </w:r>
+      <w:proofErr w:type="spellStart"/>
+      <w:r>
+        <w:rPr>
+          <w:i/>
+          <w:iCs/>
+          <w:lang w:val="en-US"/>
+        </w:rPr>
+        <w:t>coef</w:t>
+      </w:r>
+      <w:proofErr w:type="spellEnd"/>
+      <w:r>
+        <w:rPr>
+          <w:i/>
+          <w:iCs/>
+          <w:lang w:val="en-US"/>
+        </w:rPr>
+        <w:t xml:space="preserve"> = "</w:t>
+      </w:r>
+      <w:proofErr w:type="spellStart"/>
+      <w:r>
+        <w:rPr>
+          <w:i/>
+          <w:iCs/>
+          <w:lang w:val="en-US"/>
+        </w:rPr>
+        <w:t>p_odds_draw_c</w:t>
+      </w:r>
+      <w:proofErr w:type="spellEnd"/>
+      <w:r>
+        <w:rPr>
+          <w:i/>
+          <w:iCs/>
+          <w:lang w:val="en-US"/>
+        </w:rPr>
+        <w:t>")</w:t>
       </w:r>
     </w:p>
     <w:p>
@@ -4080,7 +5961,7 @@
                     </pic:cNvPicPr>
                   </pic:nvPicPr>
                   <pic:blipFill>
-                    <a:blip r:embed="rId22" cstate="print">
+                    <a:blip r:embed="rId23" cstate="print">
                       <a:extLst>
                         <a:ext uri="{28A0092B-C50C-407E-A947-70E740481C1C}">
                           <a14:useLocalDpi xmlns:a14="http://schemas.microsoft.com/office/drawing/2010/main" val="0"/>
@@ -4174,7 +6055,7 @@
                     </pic:cNvPicPr>
                   </pic:nvPicPr>
                   <pic:blipFill>
-                    <a:blip r:embed="rId23" cstate="print">
+                    <a:blip r:embed="rId24" cstate="print">
                       <a:extLst>
                         <a:ext uri="{28A0092B-C50C-407E-A947-70E740481C1C}">
                           <a14:useLocalDpi xmlns:a14="http://schemas.microsoft.com/office/drawing/2010/main" val="0"/>
@@ -4252,7 +6133,7 @@
                     </pic:cNvPicPr>
                   </pic:nvPicPr>
                   <pic:blipFill>
-                    <a:blip r:embed="rId24" cstate="print">
+                    <a:blip r:embed="rId25" cstate="print">
                       <a:extLst>
                         <a:ext uri="{28A0092B-C50C-407E-A947-70E740481C1C}">
                           <a14:useLocalDpi xmlns:a14="http://schemas.microsoft.com/office/drawing/2010/main" val="0"/>
@@ -4292,22 +6173,21 @@
       <w:pPr>
         <w:rPr>
           <w:u w:val="single"/>
-          <w:lang w:val="en-US"/>
-        </w:rPr>
-      </w:pPr>
+        </w:rPr>
+      </w:pPr>
+      <w:proofErr w:type="spellStart"/>
       <w:r>
         <w:rPr>
           <w:u w:val="single"/>
-          <w:lang w:val="en-US"/>
-        </w:rPr>
-        <w:t xml:space="preserve">Column </w:t>
-      </w:r>
+        </w:rPr>
+        <w:t>Column</w:t>
+      </w:r>
+      <w:proofErr w:type="spellEnd"/>
       <w:r>
         <w:rPr>
           <w:u w:val="single"/>
-          <w:lang w:val="en-US"/>
-        </w:rPr>
-        <w:t>5</w:t>
+        </w:rPr>
+        <w:t xml:space="preserve"> 5</w:t>
       </w:r>
     </w:p>
     <w:p>
@@ -4315,7 +6195,15 @@
         <w:t>Alt: eigentlich okay aber die vorherigen waren halt nicht okay mit d</w:t>
       </w:r>
       <w:r>
-        <w:t>iesen priors.</w:t>
+        <w:t xml:space="preserve">iesen </w:t>
+      </w:r>
+      <w:proofErr w:type="spellStart"/>
+      <w:r>
+        <w:t>priors</w:t>
+      </w:r>
+      <w:proofErr w:type="spellEnd"/>
+      <w:r>
+        <w:t>.</w:t>
       </w:r>
     </w:p>
     <w:p>
@@ -4348,7 +6236,7 @@
                     </pic:cNvPicPr>
                   </pic:nvPicPr>
                   <pic:blipFill>
-                    <a:blip r:embed="rId25" cstate="print">
+                    <a:blip r:embed="rId26" cstate="print">
                       <a:extLst>
                         <a:ext uri="{28A0092B-C50C-407E-A947-70E740481C1C}">
                           <a14:useLocalDpi xmlns:a14="http://schemas.microsoft.com/office/drawing/2010/main" val="0"/>
@@ -4379,7 +6267,15 @@
     </w:p>
     <w:p>
       <w:r>
-        <w:t xml:space="preserve">Modelle waren ohne intercept? </w:t>
+        <w:t xml:space="preserve">Modelle waren ohne </w:t>
+      </w:r>
+      <w:proofErr w:type="spellStart"/>
+      <w:r>
+        <w:t>intercept</w:t>
+      </w:r>
+      <w:proofErr w:type="spellEnd"/>
+      <w:r>
+        <w:t xml:space="preserve">? </w:t>
       </w:r>
       <w:r>
         <w:t>Habe es hinzugefügt.</w:t>
@@ -4387,24 +6283,28 @@
     </w:p>
     <w:p/>
     <w:p>
-      <w:pPr>
-        <w:rPr>
-          <w:lang w:val="en-US"/>
-        </w:rPr>
-      </w:pPr>
       <w:r>
         <w:t xml:space="preserve"># </w:t>
       </w:r>
+      <w:proofErr w:type="spellStart"/>
       <w:r>
         <w:t>distance_ratio</w:t>
       </w:r>
-      <w:r>
-        <w:t xml:space="preserve"> geht von 0.89 bis 1.17. Sehr kleine units von 0.28. </w:t>
+      <w:proofErr w:type="spellEnd"/>
+      <w:r>
+        <w:t xml:space="preserve"> geht von 0.89 bis 1.17. Sehr kleine </w:t>
+      </w:r>
+      <w:proofErr w:type="spellStart"/>
+      <w:r>
+        <w:t>units</w:t>
+      </w:r>
+      <w:proofErr w:type="spellEnd"/>
+      <w:r>
+        <w:t xml:space="preserve"> von 0.28. </w:t>
       </w:r>
       <w:r>
         <w:rPr>
           <w:color w:val="EE0000"/>
-          <w:lang w:val="en-US"/>
         </w:rPr>
         <w:t>(erhöhen wegen Einheit)</w:t>
       </w:r>
@@ -4417,13 +6317,59 @@
           <w:lang w:val="en-US"/>
         </w:rPr>
       </w:pPr>
-      <w:r>
-        <w:rPr>
-          <w:i/>
-          <w:iCs/>
-          <w:lang w:val="en-US"/>
-        </w:rPr>
-        <w:t>set_prior("normal(0, 4.25)", class = "b", coef = "distance_ratio_c")</w:t>
+      <w:proofErr w:type="spellStart"/>
+      <w:r>
+        <w:rPr>
+          <w:i/>
+          <w:iCs/>
+          <w:lang w:val="en-US"/>
+        </w:rPr>
+        <w:t>set_prior</w:t>
+      </w:r>
+      <w:proofErr w:type="spellEnd"/>
+      <w:r>
+        <w:rPr>
+          <w:i/>
+          <w:iCs/>
+          <w:lang w:val="en-US"/>
+        </w:rPr>
+        <w:t xml:space="preserve">("normal(0, 4.25)", class = "b", </w:t>
+      </w:r>
+      <w:proofErr w:type="spellStart"/>
+      <w:r>
+        <w:rPr>
+          <w:i/>
+          <w:iCs/>
+          <w:lang w:val="en-US"/>
+        </w:rPr>
+        <w:t>coef</w:t>
+      </w:r>
+      <w:proofErr w:type="spellEnd"/>
+      <w:r>
+        <w:rPr>
+          <w:i/>
+          <w:iCs/>
+          <w:lang w:val="en-US"/>
+        </w:rPr>
+        <w:t xml:space="preserve"> = "</w:t>
+      </w:r>
+      <w:proofErr w:type="spellStart"/>
+      <w:r>
+        <w:rPr>
+          <w:i/>
+          <w:iCs/>
+          <w:lang w:val="en-US"/>
+        </w:rPr>
+        <w:t>distance_ratio_c</w:t>
+      </w:r>
+      <w:proofErr w:type="spellEnd"/>
+      <w:r>
+        <w:rPr>
+          <w:i/>
+          <w:iCs/>
+          <w:lang w:val="en-US"/>
+        </w:rPr>
+        <w:t>")</w:t>
       </w:r>
     </w:p>
     <w:p>
@@ -4493,7 +6439,7 @@
                     </pic:cNvPicPr>
                   </pic:nvPicPr>
                   <pic:blipFill>
-                    <a:blip r:embed="rId26" cstate="print">
+                    <a:blip r:embed="rId27" cstate="print">
                       <a:extLst>
                         <a:ext uri="{28A0092B-C50C-407E-A947-70E740481C1C}">
                           <a14:useLocalDpi xmlns:a14="http://schemas.microsoft.com/office/drawing/2010/main" val="0"/>
@@ -4526,13 +6472,11 @@
       <w:pPr>
         <w:rPr>
           <w:u w:val="single"/>
-          <w:lang w:val="en-US"/>
         </w:rPr>
       </w:pPr>
       <w:r>
         <w:rPr>
           <w:u w:val="single"/>
-          <w:lang w:val="en-US"/>
         </w:rPr>
         <w:t>Column6</w:t>
       </w:r>
@@ -4575,7 +6519,7 @@
                     </pic:cNvPicPr>
                   </pic:nvPicPr>
                   <pic:blipFill>
-                    <a:blip r:embed="rId27" cstate="print">
+                    <a:blip r:embed="rId28" cstate="print">
                       <a:extLst>
                         <a:ext uri="{28A0092B-C50C-407E-A947-70E740481C1C}">
                           <a14:useLocalDpi xmlns:a14="http://schemas.microsoft.com/office/drawing/2010/main" val="0"/>
@@ -4615,7 +6559,21 @@
         <w:rPr>
           <w:lang w:val="en-US"/>
         </w:rPr>
-        <w:t xml:space="preserve"># total_distance goes from 40.158 to 52.316, so 5.977 units </w:t>
+        <w:t xml:space="preserve"># </w:t>
+      </w:r>
+      <w:proofErr w:type="spellStart"/>
+      <w:r>
+        <w:rPr>
+          <w:lang w:val="en-US"/>
+        </w:rPr>
+        <w:t>total_distance</w:t>
+      </w:r>
+      <w:proofErr w:type="spellEnd"/>
+      <w:r>
+        <w:rPr>
+          <w:lang w:val="en-US"/>
+        </w:rPr>
+        <w:t xml:space="preserve"> goes from 40.158 to 52.316, so 5.977 units </w:t>
       </w:r>
       <w:r>
         <w:rPr>
@@ -4633,13 +6591,59 @@
           <w:lang w:val="en-US"/>
         </w:rPr>
       </w:pPr>
-      <w:r>
-        <w:rPr>
-          <w:i/>
-          <w:iCs/>
-          <w:lang w:val="en-US"/>
-        </w:rPr>
-        <w:t>set_prior("normal(0, 0.0001)", class = "b", coef = "total_distance_c")</w:t>
+      <w:proofErr w:type="spellStart"/>
+      <w:r>
+        <w:rPr>
+          <w:i/>
+          <w:iCs/>
+          <w:lang w:val="en-US"/>
+        </w:rPr>
+        <w:t>set_prior</w:t>
+      </w:r>
+      <w:proofErr w:type="spellEnd"/>
+      <w:r>
+        <w:rPr>
+          <w:i/>
+          <w:iCs/>
+          <w:lang w:val="en-US"/>
+        </w:rPr>
+        <w:t xml:space="preserve">("normal(0, 0.0001)", class = "b", </w:t>
+      </w:r>
+      <w:proofErr w:type="spellStart"/>
+      <w:r>
+        <w:rPr>
+          <w:i/>
+          <w:iCs/>
+          <w:lang w:val="en-US"/>
+        </w:rPr>
+        <w:t>coef</w:t>
+      </w:r>
+      <w:proofErr w:type="spellEnd"/>
+      <w:r>
+        <w:rPr>
+          <w:i/>
+          <w:iCs/>
+          <w:lang w:val="en-US"/>
+        </w:rPr>
+        <w:t xml:space="preserve"> = "</w:t>
+      </w:r>
+      <w:proofErr w:type="spellStart"/>
+      <w:r>
+        <w:rPr>
+          <w:i/>
+          <w:iCs/>
+          <w:lang w:val="en-US"/>
+        </w:rPr>
+        <w:t>total_distance_c</w:t>
+      </w:r>
+      <w:proofErr w:type="spellEnd"/>
+      <w:r>
+        <w:rPr>
+          <w:i/>
+          <w:iCs/>
+          <w:lang w:val="en-US"/>
+        </w:rPr>
+        <w:t>")</w:t>
       </w:r>
     </w:p>
     <w:p>
@@ -4704,7 +6708,7 @@
                     </pic:cNvPicPr>
                   </pic:nvPicPr>
                   <pic:blipFill>
-                    <a:blip r:embed="rId28" cstate="print">
+                    <a:blip r:embed="rId29" cstate="print">
                       <a:extLst>
                         <a:ext uri="{28A0092B-C50C-407E-A947-70E740481C1C}">
                           <a14:useLocalDpi xmlns:a14="http://schemas.microsoft.com/office/drawing/2010/main" val="0"/>
@@ -4846,7 +6850,21 @@
         <w:rPr>
           <w:color w:val="525252" w:themeColor="accent3" w:themeShade="80"/>
         </w:rPr>
-        <w:t xml:space="preserve">Aber was is X? </w:t>
+        <w:t xml:space="preserve">Aber was </w:t>
+      </w:r>
+      <w:proofErr w:type="spellStart"/>
+      <w:r>
+        <w:rPr>
+          <w:color w:val="525252" w:themeColor="accent3" w:themeShade="80"/>
+        </w:rPr>
+        <w:t>is</w:t>
+      </w:r>
+      <w:proofErr w:type="spellEnd"/>
+      <w:r>
+        <w:rPr>
+          <w:color w:val="525252" w:themeColor="accent3" w:themeShade="80"/>
+        </w:rPr>
+        <w:t xml:space="preserve"> X? </w:t>
       </w:r>
     </w:p>
     <w:p>
@@ -4896,7 +6914,7 @@
                     </pic:cNvPicPr>
                   </pic:nvPicPr>
                   <pic:blipFill>
-                    <a:blip r:embed="rId29">
+                    <a:blip r:embed="rId30">
                       <a:extLst>
                         <a:ext uri="{28A0092B-C50C-407E-A947-70E740481C1C}">
                           <a14:useLocalDpi xmlns:a14="http://schemas.microsoft.com/office/drawing/2010/main" val="0"/>
@@ -5349,7 +7367,35 @@
         <w:rPr>
           <w:color w:val="525252" w:themeColor="accent3" w:themeShade="80"/>
         </w:rPr>
-        <w:t xml:space="preserve"> (upper bound)</w:t>
+        <w:t xml:space="preserve"> (</w:t>
+      </w:r>
+      <w:proofErr w:type="spellStart"/>
+      <w:r>
+        <w:rPr>
+          <w:color w:val="525252" w:themeColor="accent3" w:themeShade="80"/>
+        </w:rPr>
+        <w:t>upper</w:t>
+      </w:r>
+      <w:proofErr w:type="spellEnd"/>
+      <w:r>
+        <w:rPr>
+          <w:color w:val="525252" w:themeColor="accent3" w:themeShade="80"/>
+        </w:rPr>
+        <w:t xml:space="preserve"> </w:t>
+      </w:r>
+      <w:proofErr w:type="spellStart"/>
+      <w:r>
+        <w:rPr>
+          <w:color w:val="525252" w:themeColor="accent3" w:themeShade="80"/>
+        </w:rPr>
+        <w:t>bound</w:t>
+      </w:r>
+      <w:proofErr w:type="spellEnd"/>
+      <w:r>
+        <w:rPr>
+          <w:color w:val="525252" w:themeColor="accent3" w:themeShade="80"/>
+        </w:rPr>
+        <w:t>)</w:t>
       </w:r>
     </w:p>
     <w:p>
@@ -5522,12 +7568,21 @@
         </w:rPr>
         <w:t xml:space="preserve">  </w:t>
       </w:r>
+      <w:proofErr w:type="spellStart"/>
       <w:r>
         <w:rPr>
           <w:rFonts w:eastAsiaTheme="minorEastAsia"/>
           <w:color w:val="525252" w:themeColor="accent3" w:themeShade="80"/>
         </w:rPr>
-        <w:t xml:space="preserve">prior </w:t>
+        <w:t>prior</w:t>
+      </w:r>
+      <w:proofErr w:type="spellEnd"/>
+      <w:r>
+        <w:rPr>
+          <w:rFonts w:eastAsiaTheme="minorEastAsia"/>
+          <w:color w:val="525252" w:themeColor="accent3" w:themeShade="80"/>
+        </w:rPr>
+        <w:t xml:space="preserve"> </w:t>
       </w:r>
       <w:r>
         <w:rPr>
@@ -5546,7 +7601,35 @@
         <w:rPr>
           <w:color w:val="525252" w:themeColor="accent3" w:themeShade="80"/>
         </w:rPr>
-        <w:t>(upper bound)</w:t>
+        <w:t>(</w:t>
+      </w:r>
+      <w:proofErr w:type="spellStart"/>
+      <w:r>
+        <w:rPr>
+          <w:color w:val="525252" w:themeColor="accent3" w:themeShade="80"/>
+        </w:rPr>
+        <w:t>upper</w:t>
+      </w:r>
+      <w:proofErr w:type="spellEnd"/>
+      <w:r>
+        <w:rPr>
+          <w:color w:val="525252" w:themeColor="accent3" w:themeShade="80"/>
+        </w:rPr>
+        <w:t xml:space="preserve"> </w:t>
+      </w:r>
+      <w:proofErr w:type="spellStart"/>
+      <w:r>
+        <w:rPr>
+          <w:color w:val="525252" w:themeColor="accent3" w:themeShade="80"/>
+        </w:rPr>
+        <w:t>bound</w:t>
+      </w:r>
+      <w:proofErr w:type="spellEnd"/>
+      <w:r>
+        <w:rPr>
+          <w:color w:val="525252" w:themeColor="accent3" w:themeShade="80"/>
+        </w:rPr>
+        <w:t>)</w:t>
       </w:r>
     </w:p>
     <w:p>
@@ -6069,7 +8152,21 @@
         <w:rPr>
           <w:color w:val="525252" w:themeColor="accent3" w:themeShade="80"/>
         </w:rPr>
-        <w:t xml:space="preserve"> im Git Ordner.</w:t>
+        <w:t xml:space="preserve"> im </w:t>
+      </w:r>
+      <w:proofErr w:type="spellStart"/>
+      <w:r>
+        <w:rPr>
+          <w:color w:val="525252" w:themeColor="accent3" w:themeShade="80"/>
+        </w:rPr>
+        <w:t>Git</w:t>
+      </w:r>
+      <w:proofErr w:type="spellEnd"/>
+      <w:r>
+        <w:rPr>
+          <w:color w:val="525252" w:themeColor="accent3" w:themeShade="80"/>
+        </w:rPr>
+        <w:t xml:space="preserve"> Ordner.</w:t>
       </w:r>
     </w:p>
     <w:p>
@@ -6302,13 +8399,97 @@
         <w:rPr>
           <w:color w:val="525252" w:themeColor="accent3" w:themeShade="80"/>
         </w:rPr>
-        <w:t>egen dem intercept -4.6 und der max größe der Werte, wollen wir diesen p wert</w:t>
-      </w:r>
-      <w:r>
-        <w:rPr>
-          <w:color w:val="525252" w:themeColor="accent3" w:themeShade="80"/>
-        </w:rPr>
-        <w:t>. Die formel gibt uns das max beta, das wir setzen sollten.</w:t>
+        <w:t xml:space="preserve">egen dem </w:t>
+      </w:r>
+      <w:proofErr w:type="spellStart"/>
+      <w:r>
+        <w:rPr>
+          <w:color w:val="525252" w:themeColor="accent3" w:themeShade="80"/>
+        </w:rPr>
+        <w:t>intercept</w:t>
+      </w:r>
+      <w:proofErr w:type="spellEnd"/>
+      <w:r>
+        <w:rPr>
+          <w:color w:val="525252" w:themeColor="accent3" w:themeShade="80"/>
+        </w:rPr>
+        <w:t xml:space="preserve"> -4.6 und der </w:t>
+      </w:r>
+      <w:proofErr w:type="spellStart"/>
+      <w:r>
+        <w:rPr>
+          <w:color w:val="525252" w:themeColor="accent3" w:themeShade="80"/>
+        </w:rPr>
+        <w:t>max</w:t>
+      </w:r>
+      <w:proofErr w:type="spellEnd"/>
+      <w:r>
+        <w:rPr>
+          <w:color w:val="525252" w:themeColor="accent3" w:themeShade="80"/>
+        </w:rPr>
+        <w:t xml:space="preserve"> </w:t>
+      </w:r>
+      <w:proofErr w:type="spellStart"/>
+      <w:r>
+        <w:rPr>
+          <w:color w:val="525252" w:themeColor="accent3" w:themeShade="80"/>
+        </w:rPr>
+        <w:t>größe</w:t>
+      </w:r>
+      <w:proofErr w:type="spellEnd"/>
+      <w:r>
+        <w:rPr>
+          <w:color w:val="525252" w:themeColor="accent3" w:themeShade="80"/>
+        </w:rPr>
+        <w:t xml:space="preserve"> der Werte, wollen wir diesen p wert</w:t>
+      </w:r>
+      <w:r>
+        <w:rPr>
+          <w:color w:val="525252" w:themeColor="accent3" w:themeShade="80"/>
+        </w:rPr>
+        <w:t xml:space="preserve">. Die </w:t>
+      </w:r>
+      <w:proofErr w:type="spellStart"/>
+      <w:r>
+        <w:rPr>
+          <w:color w:val="525252" w:themeColor="accent3" w:themeShade="80"/>
+        </w:rPr>
+        <w:t>formel</w:t>
+      </w:r>
+      <w:proofErr w:type="spellEnd"/>
+      <w:r>
+        <w:rPr>
+          <w:color w:val="525252" w:themeColor="accent3" w:themeShade="80"/>
+        </w:rPr>
+        <w:t xml:space="preserve"> gibt uns das </w:t>
+      </w:r>
+      <w:proofErr w:type="spellStart"/>
+      <w:r>
+        <w:rPr>
+          <w:color w:val="525252" w:themeColor="accent3" w:themeShade="80"/>
+        </w:rPr>
+        <w:t>max</w:t>
+      </w:r>
+      <w:proofErr w:type="spellEnd"/>
+      <w:r>
+        <w:rPr>
+          <w:color w:val="525252" w:themeColor="accent3" w:themeShade="80"/>
+        </w:rPr>
+        <w:t xml:space="preserve"> </w:t>
+      </w:r>
+      <w:proofErr w:type="spellStart"/>
+      <w:r>
+        <w:rPr>
+          <w:color w:val="525252" w:themeColor="accent3" w:themeShade="80"/>
+        </w:rPr>
+        <w:t>beta</w:t>
+      </w:r>
+      <w:proofErr w:type="spellEnd"/>
+      <w:r>
+        <w:rPr>
+          <w:color w:val="525252" w:themeColor="accent3" w:themeShade="80"/>
+        </w:rPr>
+        <w:t>, das wir setzen sollten.</w:t>
       </w:r>
     </w:p>
     <w:p>
@@ -6383,12 +8564,21 @@
         </w:rPr>
         <w:t xml:space="preserve"> sind ungefähr 95% der We</w:t>
       </w:r>
+      <w:proofErr w:type="spellStart"/>
       <w:r>
         <w:rPr>
           <w:rFonts w:eastAsiaTheme="minorEastAsia"/>
           <w:color w:val="525252" w:themeColor="accent3" w:themeShade="80"/>
         </w:rPr>
-        <w:t>rte, bei anderen Verteilungen halt andere.</w:t>
+        <w:t>rte</w:t>
+      </w:r>
+      <w:proofErr w:type="spellEnd"/>
+      <w:r>
+        <w:rPr>
+          <w:rFonts w:eastAsiaTheme="minorEastAsia"/>
+          <w:color w:val="525252" w:themeColor="accent3" w:themeShade="80"/>
+        </w:rPr>
+        <w:t>, bei anderen Verteilungen halt andere.</w:t>
       </w:r>
     </w:p>
     <w:p>
@@ -6640,8 +8830,9 @@
           <w:lang w:eastAsia="en-US"/>
           <w14:ligatures w14:val="standardContextual"/>
         </w:rPr>
-        <w:t>Dann müssen wir diese di</w:t>
-      </w:r>
+        <w:t xml:space="preserve">Dann müssen wir diese </w:t>
+      </w:r>
+      <w:proofErr w:type="spellStart"/>
       <w:r>
         <w:rPr>
           <w:rFonts w:ascii="Arial" w:eastAsiaTheme="minorHAnsi" w:hAnsi="Arial" w:cstheme="minorBidi"/>
@@ -6650,7 +8841,28 @@
           <w:lang w:eastAsia="en-US"/>
           <w14:ligatures w14:val="standardContextual"/>
         </w:rPr>
-        <w:t>nger nutzen</w:t>
+        <w:t>di</w:t>
+      </w:r>
+      <w:r>
+        <w:rPr>
+          <w:rFonts w:ascii="Arial" w:eastAsiaTheme="minorHAnsi" w:hAnsi="Arial" w:cstheme="minorBidi"/>
+          <w:kern w:val="2"/>
+          <w:sz w:val="22"/>
+          <w:lang w:eastAsia="en-US"/>
+          <w14:ligatures w14:val="standardContextual"/>
+        </w:rPr>
+        <w:t>nger</w:t>
+      </w:r>
+      <w:proofErr w:type="spellEnd"/>
+      <w:r>
+        <w:rPr>
+          <w:rFonts w:ascii="Arial" w:eastAsiaTheme="minorHAnsi" w:hAnsi="Arial" w:cstheme="minorBidi"/>
+          <w:kern w:val="2"/>
+          <w:sz w:val="22"/>
+          <w:lang w:eastAsia="en-US"/>
+          <w14:ligatures w14:val="standardContextual"/>
+        </w:rPr>
+        <w:t xml:space="preserve"> nutzen</w:t>
       </w:r>
     </w:p>
     <w:p>
@@ -6668,7 +8880,21 @@
         <w:rPr>
           <w:lang w:val="en-US"/>
         </w:rPr>
-        <w:t>Model with partial pooling (hierarcial instead of fi</w:t>
+        <w:t>Model with partial pooling (</w:t>
+      </w:r>
+      <w:proofErr w:type="spellStart"/>
+      <w:r>
+        <w:rPr>
+          <w:lang w:val="en-US"/>
+        </w:rPr>
+        <w:t>hierarcial</w:t>
+      </w:r>
+      <w:proofErr w:type="spellEnd"/>
+      <w:r>
+        <w:rPr>
+          <w:lang w:val="en-US"/>
+        </w:rPr>
+        <w:t xml:space="preserve"> instead of fi</w:t>
       </w:r>
       <w:r>
         <w:rPr>
@@ -6716,7 +8942,21 @@
         <w:rPr>
           <w:lang w:val="en-US"/>
         </w:rPr>
-        <w:t>Posterior credible interval for “effort” speed coefficient, show its different than 0. Mcmc_areas() plot</w:t>
+        <w:t xml:space="preserve">Posterior credible interval for “effort” speed coefficient, show its different than 0. </w:t>
+      </w:r>
+      <w:proofErr w:type="spellStart"/>
+      <w:r>
+        <w:rPr>
+          <w:lang w:val="en-US"/>
+        </w:rPr>
+        <w:t>Mcmc_areas</w:t>
+      </w:r>
+      <w:proofErr w:type="spellEnd"/>
+      <w:r>
+        <w:rPr>
+          <w:lang w:val="en-US"/>
+        </w:rPr>
+        <w:t>() plot</w:t>
       </w:r>
     </w:p>
     <w:p>
@@ -6756,7 +8996,21 @@
         <w:rPr>
           <w:lang w:val="en-US"/>
         </w:rPr>
-        <w:t>How we got the hebrew n</w:t>
+        <w:t xml:space="preserve">How we got the </w:t>
+      </w:r>
+      <w:proofErr w:type="spellStart"/>
+      <w:r>
+        <w:rPr>
+          <w:lang w:val="en-US"/>
+        </w:rPr>
+        <w:t>hebrew</w:t>
+      </w:r>
+      <w:proofErr w:type="spellEnd"/>
+      <w:r>
+        <w:rPr>
+          <w:lang w:val="en-US"/>
+        </w:rPr>
+        <w:t xml:space="preserve"> n</w:t>
       </w:r>
       <w:r>
         <w:rPr>
@@ -6793,7 +9047,7 @@
                 <wp:cNvGraphicFramePr/>
                 <a:graphic xmlns:a="http://schemas.openxmlformats.org/drawingml/2006/main">
                   <a:graphicData uri="http://schemas.microsoft.com/office/word/2010/wordprocessingInk">
-                    <w14:contentPart bwMode="auto" r:id="rId30">
+                    <w14:contentPart bwMode="auto" r:id="rId31">
                       <w14:nvContentPartPr>
                         <w14:cNvContentPartPr/>
                       </w14:nvContentPartPr>
@@ -6829,13 +9083,13 @@
                 <o:lock v:ext="edit" aspectratio="t"/>
               </v:shapetype>
               <v:shape id="Freihand 4" o:spid="_x0000_s1026" type="#_x0000_t75" style="position:absolute;margin-left:295.6pt;margin-top:378.15pt;width:23.45pt;height:22.75pt;z-index:251659264;visibility:visible;mso-wrap-style:square;mso-wrap-distance-left:9pt;mso-wrap-distance-top:0;mso-wrap-distance-right:9pt;mso-wrap-distance-bottom:0;mso-position-horizontal:absolute;mso-position-horizontal-relative:text;mso-position-vertical:absolute;mso-position-vertical-relative:text" o:gfxdata="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">
-                <v:imagedata r:id="rId31" o:title=""/>
+                <v:imagedata r:id="rId32" o:title=""/>
               </v:shape>
             </w:pict>
           </mc:Fallback>
         </mc:AlternateContent>
       </w:r>
-      <w:hyperlink r:id="rId32" w:anchor="Regular_season_table" w:history="1">
+      <w:hyperlink r:id="rId33" w:anchor="Regular_season_table" w:history="1">
         <w:r>
           <w:rPr>
             <w:rStyle w:val="Hyperlink"/>
@@ -6874,12 +9128,14 @@
         </w:rPr>
         <w:t>“</w:t>
       </w:r>
+      <w:proofErr w:type="spellStart"/>
       <w:r>
         <w:rPr>
           <w:lang w:val="en-US"/>
         </w:rPr>
         <w:t>team_rank</w:t>
       </w:r>
+      <w:proofErr w:type="spellEnd"/>
       <w:r>
         <w:rPr>
           <w:lang w:val="en-US"/>
@@ -6952,7 +9208,7 @@
                     </pic:cNvPicPr>
                   </pic:nvPicPr>
                   <pic:blipFill>
-                    <a:blip r:embed="rId33">
+                    <a:blip r:embed="rId34">
                       <a:extLst>
                         <a:ext uri="{28A0092B-C50C-407E-A947-70E740481C1C}">
                           <a14:useLocalDpi xmlns:a14="http://schemas.microsoft.com/office/drawing/2010/main" val="0"/>
@@ -7006,7 +9262,7 @@
                     </pic:cNvPicPr>
                   </pic:nvPicPr>
                   <pic:blipFill>
-                    <a:blip r:embed="rId34">
+                    <a:blip r:embed="rId35">
                       <a:extLst>
                         <a:ext uri="{28A0092B-C50C-407E-A947-70E740481C1C}">
                           <a14:useLocalDpi xmlns:a14="http://schemas.microsoft.com/office/drawing/2010/main" val="0"/>
@@ -7421,9 +9677,27 @@
           <w:lang w:val="en-US"/>
         </w:rPr>
       </w:pPr>
-      <w:r>
-        <w:t>Summarize results and conclude</w:t>
-      </w:r>
+      <w:proofErr w:type="spellStart"/>
+      <w:r>
+        <w:t>Summarize</w:t>
+      </w:r>
+      <w:proofErr w:type="spellEnd"/>
+      <w:r>
+        <w:t xml:space="preserve"> </w:t>
+      </w:r>
+      <w:proofErr w:type="spellStart"/>
+      <w:r>
+        <w:t>results</w:t>
+      </w:r>
+      <w:proofErr w:type="spellEnd"/>
+      <w:r>
+        <w:t xml:space="preserve"> and </w:t>
+      </w:r>
+      <w:proofErr w:type="spellStart"/>
+      <w:r>
+        <w:t>conclude</w:t>
+      </w:r>
+      <w:proofErr w:type="spellEnd"/>
     </w:p>
     <w:sectPr>
       <w:pgSz w:w="11906" w:h="16838"/>
@@ -8596,7 +10870,6 @@
     <w:name w:val="Hyperlink"/>
     <w:basedOn w:val="Absatz-Standardschriftart"/>
     <w:uiPriority w:val="99"/>
-    <w:semiHidden/>
     <w:unhideWhenUsed/>
     <w:rsid w:val="00736ADC"/>
     <w:rPr>
@@ -8630,6 +10903,41 @@
     <w:rsid w:val="00944AD0"/>
     <w:rPr>
       <w:color w:val="666666"/>
+    </w:rPr>
+  </w:style>
+  <w:style w:type="character" w:styleId="Hervorhebung">
+    <w:name w:val="Emphasis"/>
+    <w:basedOn w:val="Absatz-Standardschriftart"/>
+    <w:uiPriority w:val="20"/>
+    <w:qFormat/>
+    <w:rsid w:val="00AB38A0"/>
+    <w:rPr>
+      <w:i/>
+      <w:iCs/>
+    </w:rPr>
+  </w:style>
+  <w:style w:type="character" w:styleId="NichtaufgelsteErwhnung">
+    <w:name w:val="Unresolved Mention"/>
+    <w:basedOn w:val="Absatz-Standardschriftart"/>
+    <w:uiPriority w:val="99"/>
+    <w:semiHidden/>
+    <w:unhideWhenUsed/>
+    <w:rsid w:val="00AB38A0"/>
+    <w:rPr>
+      <w:color w:val="605E5C"/>
+      <w:shd w:val="clear" w:color="auto" w:fill="E1DFDD"/>
+    </w:rPr>
+  </w:style>
+  <w:style w:type="character" w:styleId="BesuchterLink">
+    <w:name w:val="FollowedHyperlink"/>
+    <w:basedOn w:val="Absatz-Standardschriftart"/>
+    <w:uiPriority w:val="99"/>
+    <w:semiHidden/>
+    <w:unhideWhenUsed/>
+    <w:rsid w:val="00A25256"/>
+    <w:rPr>
+      <w:color w:val="954F72" w:themeColor="followedHyperlink"/>
+      <w:u w:val="single"/>
     </w:rPr>
   </w:style>
 </w:styles>

--- a/Report Word Version.docx
+++ b/Report Word Version.docx
@@ -13,6 +13,281 @@
         <w:rPr>
           <w:lang w:val="en-US"/>
         </w:rPr>
+        <w:t>Conclusion:</w:t>
+      </w:r>
+    </w:p>
+    <w:p>
+      <w:pPr>
+        <w:pStyle w:val="berschrift1"/>
+        <w:rPr>
+          <w:rFonts w:eastAsiaTheme="minorHAnsi" w:cstheme="minorBidi"/>
+          <w:b w:val="0"/>
+          <w:sz w:val="22"/>
+          <w:szCs w:val="24"/>
+          <w:lang w:val="en-US"/>
+        </w:rPr>
+      </w:pPr>
+      <w:r>
+        <w:rPr>
+          <w:rFonts w:eastAsiaTheme="minorHAnsi" w:cstheme="minorBidi"/>
+          <w:b w:val="0"/>
+          <w:sz w:val="22"/>
+          <w:szCs w:val="24"/>
+          <w:lang w:val="en-US"/>
+        </w:rPr>
+        <w:t xml:space="preserve">This paper replicates key elements of the preliminary analyses in Cohen-Zada et al. (2023) using a Bayesian framework and finds broad qualitative agreement with the original results. Effect directions and relative magnitudes are largely preserved, though estimates are generally less pronounced and associated with wider uncertainty. Sensitivity analyses indicate that the individual-level results (Table 2) are robust to prior choices and primarily driven by the data, whereas the team-level effects (Table 3) are more sensitive to the degree of regularization and emerge only under very weakly informative priors. </w:t>
+      </w:r>
+    </w:p>
+    <w:p>
+      <w:pPr>
+        <w:pStyle w:val="berschrift1"/>
+        <w:rPr>
+          <w:rFonts w:eastAsiaTheme="minorHAnsi" w:cstheme="minorBidi"/>
+          <w:b w:val="0"/>
+          <w:sz w:val="22"/>
+          <w:szCs w:val="24"/>
+          <w:lang w:val="en-US"/>
+        </w:rPr>
+      </w:pPr>
+    </w:p>
+    <w:p>
+      <w:pPr>
+        <w:pStyle w:val="berschrift1"/>
+        <w:rPr>
+          <w:rFonts w:eastAsiaTheme="minorHAnsi" w:cstheme="minorBidi"/>
+          <w:b w:val="0"/>
+          <w:sz w:val="22"/>
+          <w:szCs w:val="24"/>
+          <w:lang w:val="en-US"/>
+        </w:rPr>
+      </w:pPr>
+      <w:r>
+        <w:rPr>
+          <w:rFonts w:eastAsiaTheme="minorHAnsi" w:cstheme="minorBidi"/>
+          <w:b w:val="0"/>
+          <w:sz w:val="22"/>
+          <w:szCs w:val="24"/>
+          <w:lang w:val="en-US"/>
+        </w:rPr>
+        <w:t>In addition, the Bayesian framework allows the outcome to be modeled in a way that directly reflects its probabilistic nature. Rather than relying on linear probability models estimated by OLS, we model events using a Bernoulli likelihood with a logistic link function, ensuring predicted probabilities remain bounded between zero and one and aligning inference with the discrete structure of the data.</w:t>
+      </w:r>
+    </w:p>
+    <w:p>
+      <w:pPr>
+        <w:pStyle w:val="berschrift1"/>
+        <w:rPr>
+          <w:rFonts w:eastAsiaTheme="minorHAnsi" w:cstheme="minorBidi"/>
+          <w:b w:val="0"/>
+          <w:sz w:val="22"/>
+          <w:szCs w:val="24"/>
+          <w:lang w:val="en-US"/>
+        </w:rPr>
+      </w:pPr>
+    </w:p>
+    <w:p>
+      <w:pPr>
+        <w:pStyle w:val="berschrift1"/>
+        <w:rPr>
+          <w:rFonts w:eastAsiaTheme="minorHAnsi" w:cstheme="minorBidi"/>
+          <w:b w:val="0"/>
+          <w:sz w:val="22"/>
+          <w:szCs w:val="24"/>
+          <w:lang w:val="en-US"/>
+        </w:rPr>
+      </w:pPr>
+      <w:r>
+        <w:rPr>
+          <w:rFonts w:eastAsiaTheme="minorHAnsi" w:cstheme="minorBidi"/>
+          <w:b w:val="0"/>
+          <w:sz w:val="22"/>
+          <w:szCs w:val="24"/>
+          <w:lang w:val="en-US"/>
+        </w:rPr>
+        <w:t>The key contribution of the Bayesian approach lies in how the data structure is modeled. The original analysis relies on fixed effects with clustered standard errors, which account for group-specific heterogeneity and adjust statistical significance for within-group dependence. However, group effects are estimated independently, and clustering affects only standard errors and p-values, leaving the coefficient estimates themselves unchanged. Bayesian multilevel models, by contrast, explicitly model the hierarchical structure of the data through partial pooling. Player, team, and five-minute section effects are estimated jointly, allowing information to be shared across groups. This stabilizes estimates, especially for sparsely observed units, and reduces extreme values driven by noise.</w:t>
+      </w:r>
+    </w:p>
+    <w:p>
+      <w:pPr>
+        <w:pStyle w:val="berschrift1"/>
+        <w:rPr>
+          <w:rFonts w:eastAsiaTheme="minorHAnsi" w:cstheme="minorBidi"/>
+          <w:b w:val="0"/>
+          <w:sz w:val="22"/>
+          <w:szCs w:val="24"/>
+          <w:lang w:val="en-US"/>
+        </w:rPr>
+      </w:pPr>
+    </w:p>
+    <w:p>
+      <w:pPr>
+        <w:pStyle w:val="berschrift1"/>
+        <w:rPr>
+          <w:rFonts w:eastAsiaTheme="minorHAnsi" w:cstheme="minorBidi"/>
+          <w:b w:val="0"/>
+          <w:sz w:val="22"/>
+          <w:szCs w:val="24"/>
+          <w:lang w:val="en-US"/>
+        </w:rPr>
+      </w:pPr>
+      <w:r>
+        <w:rPr>
+          <w:rFonts w:eastAsiaTheme="minorHAnsi" w:cstheme="minorBidi"/>
+          <w:b w:val="0"/>
+          <w:sz w:val="22"/>
+          <w:szCs w:val="24"/>
+          <w:lang w:val="en-US"/>
+        </w:rPr>
+        <w:t>This distinction is particularly relevant in a football context. Observations within the same team or five-minute section are not independent: players act under shared tactical instructions, formations, match states, and motivational conditions. Treating such effects as fully independent ignores these dependencies, whereas partial pooling reflects the expectation that players facing similar situational constraints behave similarly, while still allowing for individual differences supported by the data.</w:t>
+      </w:r>
+    </w:p>
+    <w:p>
+      <w:pPr>
+        <w:pStyle w:val="berschrift1"/>
+        <w:rPr>
+          <w:rFonts w:eastAsiaTheme="minorHAnsi" w:cstheme="minorBidi"/>
+          <w:b w:val="0"/>
+          <w:sz w:val="22"/>
+          <w:szCs w:val="24"/>
+          <w:lang w:val="en-US"/>
+        </w:rPr>
+      </w:pPr>
+    </w:p>
+    <w:p>
+      <w:pPr>
+        <w:pStyle w:val="berschrift1"/>
+        <w:rPr>
+          <w:rFonts w:eastAsiaTheme="minorHAnsi" w:cstheme="minorBidi"/>
+          <w:b w:val="0"/>
+          <w:sz w:val="22"/>
+          <w:szCs w:val="24"/>
+          <w:lang w:val="en-US"/>
+        </w:rPr>
+      </w:pPr>
+      <w:r>
+        <w:rPr>
+          <w:rFonts w:eastAsiaTheme="minorHAnsi" w:cstheme="minorBidi"/>
+          <w:b w:val="0"/>
+          <w:sz w:val="22"/>
+          <w:szCs w:val="24"/>
+          <w:lang w:val="en-US"/>
+        </w:rPr>
+        <w:lastRenderedPageBreak/>
+        <w:t>This distinction is not merely conceptual but critical for Table 3. With roughly 200 observations and a number of fixed effects of comparable magnitude, the fixed-effects specification becomes severely oversaturated and poorly identified, yielding unstable and unreliable estimates. In this setting, partial pooling is not merely a modeling improvement but a statistical necessity.</w:t>
+      </w:r>
+    </w:p>
+    <w:p>
+      <w:pPr>
+        <w:pStyle w:val="berschrift1"/>
+        <w:rPr>
+          <w:rFonts w:eastAsiaTheme="minorHAnsi" w:cstheme="minorBidi"/>
+          <w:b w:val="0"/>
+          <w:sz w:val="22"/>
+          <w:szCs w:val="24"/>
+          <w:lang w:val="en-US"/>
+        </w:rPr>
+      </w:pPr>
+    </w:p>
+    <w:p>
+      <w:pPr>
+        <w:pStyle w:val="berschrift1"/>
+        <w:rPr>
+          <w:rFonts w:eastAsiaTheme="minorHAnsi" w:cstheme="minorBidi"/>
+          <w:b w:val="0"/>
+          <w:sz w:val="22"/>
+          <w:szCs w:val="24"/>
+          <w:lang w:val="en-US"/>
+        </w:rPr>
+      </w:pPr>
+      <w:r>
+        <w:rPr>
+          <w:rFonts w:eastAsiaTheme="minorHAnsi" w:cstheme="minorBidi"/>
+          <w:b w:val="0"/>
+          <w:sz w:val="22"/>
+          <w:szCs w:val="24"/>
+          <w:lang w:val="en-US"/>
+        </w:rPr>
+        <w:t>Beyond this, we explicitly assess model generalizability using leave-one-out cross-validation, an evaluation step not undertaken in the original paper. This allows models to be compared based on out-of-sample predictive performance rather than in-sample fit. Unlike R², which measures in-sample fit and does not assess predictive performance, LOO is explicitly designed to evaluate how well a model generalizes to new data. In Table 2, this analysis confirms that hierarchical specifications achieve superior predictive performance relative to fixed-effects models, reinforcing the advantages of the Bayesian approach.</w:t>
+      </w:r>
+    </w:p>
+    <w:p>
+      <w:pPr>
+        <w:pStyle w:val="berschrift1"/>
+        <w:rPr>
+          <w:rFonts w:eastAsiaTheme="minorHAnsi" w:cstheme="minorBidi"/>
+          <w:b w:val="0"/>
+          <w:sz w:val="22"/>
+          <w:szCs w:val="24"/>
+          <w:lang w:val="en-US"/>
+        </w:rPr>
+      </w:pPr>
+    </w:p>
+    <w:p>
+      <w:pPr>
+        <w:pStyle w:val="berschrift1"/>
+        <w:rPr>
+          <w:rFonts w:eastAsiaTheme="minorHAnsi" w:cstheme="minorBidi"/>
+          <w:b w:val="0"/>
+          <w:sz w:val="22"/>
+          <w:szCs w:val="24"/>
+          <w:lang w:val="en-US"/>
+        </w:rPr>
+      </w:pPr>
+      <w:r>
+        <w:rPr>
+          <w:rFonts w:eastAsiaTheme="minorHAnsi" w:cstheme="minorBidi"/>
+          <w:b w:val="0"/>
+          <w:sz w:val="22"/>
+          <w:szCs w:val="24"/>
+          <w:lang w:val="en-US"/>
+        </w:rPr>
+        <w:t>Finally, Bayesian inference provides a more transparent characterization of uncertainty. Credible intervals allow direct probabilistic statements about parameters conditional on the observed data, in contrast to confidence intervals, which describe long-run properties of hypothetical repeated samples .</w:t>
+      </w:r>
+    </w:p>
+    <w:p>
+      <w:pPr>
+        <w:pStyle w:val="berschrift1"/>
+        <w:rPr>
+          <w:rFonts w:eastAsiaTheme="minorHAnsi" w:cstheme="minorBidi"/>
+          <w:b w:val="0"/>
+          <w:sz w:val="22"/>
+          <w:szCs w:val="24"/>
+          <w:lang w:val="en-US"/>
+        </w:rPr>
+      </w:pPr>
+    </w:p>
+    <w:p>
+      <w:pPr>
+        <w:pStyle w:val="berschrift1"/>
+        <w:rPr>
+          <w:rFonts w:eastAsiaTheme="minorHAnsi" w:cstheme="minorBidi"/>
+          <w:b w:val="0"/>
+          <w:sz w:val="22"/>
+          <w:szCs w:val="24"/>
+          <w:lang w:val="en-US"/>
+        </w:rPr>
+      </w:pPr>
+      <w:r>
+        <w:rPr>
+          <w:rFonts w:eastAsiaTheme="minorHAnsi" w:cstheme="minorBidi"/>
+          <w:b w:val="0"/>
+          <w:sz w:val="22"/>
+          <w:szCs w:val="24"/>
+          <w:lang w:val="en-US"/>
+        </w:rPr>
+        <w:t>Overall, our Bayesian replication leads to the same qualitative conclusions as the corresponding preliminary analyses in Cohen-Zada et al. (2023) at the individual level: individual effort is positively associated with individual performance (Table 2). At the team level (Table 3), we only find evidence of a positive association between team effort and team performance under very weakly regularizing prior specifications, indicating that this result is more sensitive to modeling assumptions. In both cases, estimated effects are smaller in magnitude and accompanied by greater uncertainty, resulting in weaker statistical evidence than reported in the original analysis.</w:t>
+      </w:r>
+    </w:p>
+    <w:p>
+      <w:pPr>
+        <w:pStyle w:val="berschrift1"/>
+        <w:rPr>
+          <w:lang w:val="en-US"/>
+        </w:rPr>
+      </w:pPr>
+      <w:r>
+        <w:rPr>
+          <w:lang w:val="en-US"/>
+        </w:rPr>
         <w:t>Für Overleaf:</w:t>
       </w:r>
     </w:p>
@@ -71,7 +346,7 @@
         </w:rPr>
         <w:t xml:space="preserve"> denotes each team’s position in the season table and serves as a unique team identifier at that point. Using these variables, we matched each team to its corresponding Hebrew team name from the final regular-season standings collected from Wikipedia </w:t>
       </w:r>
-      <w:hyperlink r:id="rId5" w:history="1">
+      <w:hyperlink r:id="rId5" w:anchor="Regular_season_table" w:history="1">
         <w:r>
           <w:rPr>
             <w:rStyle w:val="Hyperlink"/>
@@ -105,6 +380,7 @@
         <w:rPr>
           <w:lang w:val="en-US"/>
         </w:rPr>
+        <w:lastRenderedPageBreak/>
         <w:t>Prior reasoning</w:t>
       </w:r>
     </w:p>
@@ -457,88 +733,88 @@
         <w:rPr>
           <w:lang w:val="en-US"/>
         </w:rPr>
+        <w:t xml:space="preserve">Prior only </w:t>
+      </w:r>
+      <w:proofErr w:type="spellStart"/>
+      <w:r>
+        <w:rPr>
+          <w:lang w:val="en-US"/>
+        </w:rPr>
+        <w:t>pp_check</w:t>
+      </w:r>
+      <w:proofErr w:type="spellEnd"/>
+      <w:r>
+        <w:rPr>
+          <w:lang w:val="en-US"/>
+        </w:rPr>
+        <w:t xml:space="preserve"> von column 1. </w:t>
+      </w:r>
+      <w:r>
+        <w:rPr>
+          <w:lang w:val="en-US"/>
+        </w:rPr>
+        <w:t xml:space="preserve">Looks good, some lines predict less goals, some predict more </w:t>
+      </w:r>
+      <w:r>
+        <w:rPr>
+          <w:lang w:val="en-US"/>
+        </w:rPr>
+        <w:t xml:space="preserve">goals. </w:t>
+      </w:r>
+      <w:r>
+        <w:rPr>
+          <w:lang w:val="en-US"/>
+        </w:rPr>
+        <w:t xml:space="preserve">The black line is in the middle of our priors, so know general trend of it being above or below black. </w:t>
+      </w:r>
+    </w:p>
+    <w:p>
+      <w:pPr>
+        <w:rPr>
+          <w:lang w:val="en-US"/>
+        </w:rPr>
+      </w:pPr>
+    </w:p>
+    <w:p>
+      <w:pPr>
+        <w:rPr>
+          <w:u w:val="single"/>
+          <w:lang w:val="en-US"/>
+        </w:rPr>
+      </w:pPr>
+      <w:r>
+        <w:rPr>
+          <w:u w:val="single"/>
+          <w:lang w:val="en-US"/>
+        </w:rPr>
+        <w:t>Column 2</w:t>
+      </w:r>
+    </w:p>
+    <w:p>
+      <w:pPr>
+        <w:rPr>
+          <w:lang w:val="en-US"/>
+        </w:rPr>
+      </w:pPr>
+      <w:r>
+        <w:rPr>
+          <w:lang w:val="en-US"/>
+        </w:rPr>
+        <w:t>Alt:</w:t>
+      </w:r>
+    </w:p>
+    <w:p>
+      <w:pPr>
+        <w:rPr>
+          <w:lang w:val="en-US"/>
+        </w:rPr>
+      </w:pPr>
+      <w:r>
+        <w:rPr>
+          <w:noProof/>
+          <w:lang w:val="en-US"/>
+        </w:rPr>
         <w:lastRenderedPageBreak/>
-        <w:t xml:space="preserve">Prior only </w:t>
-      </w:r>
-      <w:proofErr w:type="spellStart"/>
-      <w:r>
-        <w:rPr>
-          <w:lang w:val="en-US"/>
-        </w:rPr>
-        <w:t>pp_check</w:t>
-      </w:r>
-      <w:proofErr w:type="spellEnd"/>
-      <w:r>
-        <w:rPr>
-          <w:lang w:val="en-US"/>
-        </w:rPr>
-        <w:t xml:space="preserve"> von column 1. </w:t>
-      </w:r>
-      <w:r>
-        <w:rPr>
-          <w:lang w:val="en-US"/>
-        </w:rPr>
-        <w:t xml:space="preserve">Looks good, some lines predict less goals, some predict more </w:t>
-      </w:r>
-      <w:r>
-        <w:rPr>
-          <w:lang w:val="en-US"/>
-        </w:rPr>
-        <w:t xml:space="preserve">goals. </w:t>
-      </w:r>
-      <w:r>
-        <w:rPr>
-          <w:lang w:val="en-US"/>
-        </w:rPr>
-        <w:t xml:space="preserve">The black line is in the middle of our priors, so know general trend of it being above or below black. </w:t>
-      </w:r>
-    </w:p>
-    <w:p>
-      <w:pPr>
-        <w:rPr>
-          <w:lang w:val="en-US"/>
-        </w:rPr>
-      </w:pPr>
-    </w:p>
-    <w:p>
-      <w:pPr>
-        <w:rPr>
-          <w:u w:val="single"/>
-          <w:lang w:val="en-US"/>
-        </w:rPr>
-      </w:pPr>
-      <w:r>
-        <w:rPr>
-          <w:u w:val="single"/>
-          <w:lang w:val="en-US"/>
-        </w:rPr>
-        <w:t>Column 2</w:t>
-      </w:r>
-    </w:p>
-    <w:p>
-      <w:pPr>
-        <w:rPr>
-          <w:lang w:val="en-US"/>
-        </w:rPr>
-      </w:pPr>
-      <w:r>
-        <w:rPr>
-          <w:lang w:val="en-US"/>
-        </w:rPr>
-        <w:t>Alt:</w:t>
-      </w:r>
-    </w:p>
-    <w:p>
-      <w:pPr>
-        <w:rPr>
-          <w:lang w:val="en-US"/>
-        </w:rPr>
-      </w:pPr>
-      <w:r>
-        <w:rPr>
-          <w:noProof/>
-          <w:lang w:val="en-US"/>
-        </w:rPr>
         <w:drawing>
           <wp:inline distT="0" distB="0" distL="0" distR="0" wp14:anchorId="4D21A54A" wp14:editId="1838D68A">
             <wp:extent cx="4278607" cy="2643568"/>
@@ -1151,6 +1427,7 @@
         <w:rPr>
           <w:lang w:val="en-US"/>
         </w:rPr>
+        <w:lastRenderedPageBreak/>
         <w:t xml:space="preserve">We are saying that playing 361 </w:t>
       </w:r>
       <w:proofErr w:type="spellStart"/>
@@ -1280,7 +1557,6 @@
         <w:rPr>
           <w:noProof/>
         </w:rPr>
-        <w:lastRenderedPageBreak/>
         <w:drawing>
           <wp:inline distT="0" distB="0" distL="0" distR="0" wp14:anchorId="40F240D3" wp14:editId="5F4159E7">
             <wp:extent cx="4730502" cy="2922774"/>
@@ -1418,6 +1694,7 @@
           <w:iCs/>
           <w:lang w:val="en-US"/>
         </w:rPr>
+        <w:lastRenderedPageBreak/>
         <w:t>set_prior</w:t>
       </w:r>
       <w:proofErr w:type="spellEnd"/>
@@ -1789,272 +2066,272 @@
         <w:rPr>
           <w:lang w:val="en-US"/>
         </w:rPr>
+        <w:t>We are saying that your team getting a red card in the section before changes the probability to score a goal to be between  0.45% and 2.18%.</w:t>
+      </w:r>
+    </w:p>
+    <w:p>
+      <w:pPr>
+        <w:rPr>
+          <w:lang w:val="en-US"/>
+        </w:rPr>
+      </w:pPr>
+    </w:p>
+    <w:p>
+      <w:pPr>
+        <w:rPr>
+          <w:lang w:val="en-US"/>
+        </w:rPr>
+      </w:pPr>
+      <w:r>
+        <w:rPr>
+          <w:lang w:val="en-US"/>
+        </w:rPr>
+        <w:t xml:space="preserve">#dteamminj_sec_pre goes from 0 to 1 </w:t>
+      </w:r>
+    </w:p>
+    <w:p>
+      <w:pPr>
+        <w:rPr>
+          <w:i/>
+          <w:iCs/>
+          <w:lang w:val="en-US"/>
+        </w:rPr>
+      </w:pPr>
+      <w:proofErr w:type="spellStart"/>
+      <w:r>
+        <w:rPr>
+          <w:i/>
+          <w:iCs/>
+          <w:lang w:val="en-US"/>
+        </w:rPr>
+        <w:t>set_prior</w:t>
+      </w:r>
+      <w:proofErr w:type="spellEnd"/>
+      <w:r>
+        <w:rPr>
+          <w:i/>
+          <w:iCs/>
+          <w:lang w:val="en-US"/>
+        </w:rPr>
+        <w:t>("normal(0, 0.4)",   class = "b")</w:t>
+      </w:r>
+    </w:p>
+    <w:p>
+      <w:pPr>
+        <w:rPr>
+          <w:lang w:val="en-US"/>
+        </w:rPr>
+      </w:pPr>
+      <w:r>
+        <w:rPr>
+          <w:lang w:val="en-US"/>
+        </w:rPr>
+        <w:t xml:space="preserve">We are saying that your team getting </w:t>
+      </w:r>
+      <w:proofErr w:type="spellStart"/>
+      <w:r>
+        <w:rPr>
+          <w:lang w:val="en-US"/>
+        </w:rPr>
+        <w:t>a</w:t>
+      </w:r>
+      <w:proofErr w:type="spellEnd"/>
+      <w:r>
+        <w:rPr>
+          <w:lang w:val="en-US"/>
+        </w:rPr>
+        <w:t xml:space="preserve"> injury in the section before changes the probability to score a goal to be between  0.45% and 2.18%.</w:t>
+      </w:r>
+    </w:p>
+    <w:p>
+      <w:pPr>
+        <w:rPr>
+          <w:lang w:val="en-US"/>
+        </w:rPr>
+      </w:pPr>
+    </w:p>
+    <w:p>
+      <w:pPr>
+        <w:rPr>
+          <w:lang w:val="en-US"/>
+        </w:rPr>
+      </w:pPr>
+      <w:r>
+        <w:rPr>
+          <w:lang w:val="en-US"/>
+        </w:rPr>
+        <w:t>#</w:t>
+      </w:r>
+      <w:r>
+        <w:rPr>
+          <w:lang w:val="en-US"/>
+        </w:rPr>
+        <w:t xml:space="preserve"> </w:t>
+      </w:r>
+      <w:proofErr w:type="spellStart"/>
+      <w:r>
+        <w:rPr>
+          <w:lang w:val="en-US"/>
+        </w:rPr>
+        <w:t>team_avespeed_pre_c</w:t>
+      </w:r>
+      <w:proofErr w:type="spellEnd"/>
+      <w:r>
+        <w:rPr>
+          <w:lang w:val="en-US"/>
+        </w:rPr>
+        <w:t xml:space="preserve"> goes from 0 to 49 </w:t>
+      </w:r>
+      <w:r>
+        <w:rPr>
+          <w:color w:val="C00000"/>
+          <w:lang w:val="en-US"/>
+        </w:rPr>
+        <w:t xml:space="preserve">(reduced effect to adjust for it having </w:t>
+      </w:r>
+      <w:r>
+        <w:rPr>
+          <w:color w:val="C00000"/>
+          <w:lang w:val="en-US"/>
+        </w:rPr>
+        <w:t>49</w:t>
+      </w:r>
+      <w:r>
+        <w:rPr>
+          <w:color w:val="C00000"/>
+          <w:lang w:val="en-US"/>
+        </w:rPr>
+        <w:t xml:space="preserve"> units)</w:t>
+      </w:r>
+    </w:p>
+    <w:p>
+      <w:pPr>
+        <w:rPr>
+          <w:i/>
+          <w:iCs/>
+          <w:lang w:val="en-US"/>
+        </w:rPr>
+      </w:pPr>
+      <w:proofErr w:type="spellStart"/>
+      <w:r>
+        <w:rPr>
+          <w:i/>
+          <w:iCs/>
+          <w:lang w:val="en-US"/>
+        </w:rPr>
+        <w:t>set_prior</w:t>
+      </w:r>
+      <w:proofErr w:type="spellEnd"/>
+      <w:r>
+        <w:rPr>
+          <w:i/>
+          <w:iCs/>
+          <w:lang w:val="en-US"/>
+        </w:rPr>
+        <w:t xml:space="preserve">("normal(0, 0.025)", class = "b", </w:t>
+      </w:r>
+      <w:proofErr w:type="spellStart"/>
+      <w:r>
+        <w:rPr>
+          <w:i/>
+          <w:iCs/>
+          <w:lang w:val="en-US"/>
+        </w:rPr>
+        <w:t>coef</w:t>
+      </w:r>
+      <w:proofErr w:type="spellEnd"/>
+      <w:r>
+        <w:rPr>
+          <w:i/>
+          <w:iCs/>
+          <w:lang w:val="en-US"/>
+        </w:rPr>
+        <w:t xml:space="preserve"> = "</w:t>
+      </w:r>
+      <w:proofErr w:type="spellStart"/>
+      <w:r>
+        <w:rPr>
+          <w:i/>
+          <w:iCs/>
+          <w:lang w:val="en-US"/>
+        </w:rPr>
+        <w:t>team_avespeed_pre_c</w:t>
+      </w:r>
+      <w:proofErr w:type="spellEnd"/>
+      <w:r>
+        <w:rPr>
+          <w:i/>
+          <w:iCs/>
+          <w:lang w:val="en-US"/>
+        </w:rPr>
+        <w:t>")</w:t>
+      </w:r>
+    </w:p>
+    <w:p>
+      <w:pPr>
+        <w:rPr>
+          <w:lang w:val="en-US"/>
+        </w:rPr>
+      </w:pPr>
+      <w:r>
+        <w:rPr>
+          <w:lang w:val="en-US"/>
+        </w:rPr>
+        <w:t xml:space="preserve">We are saying that a team running 49km/h in the section before changes the </w:t>
+      </w:r>
+      <w:proofErr w:type="spellStart"/>
+      <w:r>
+        <w:rPr>
+          <w:lang w:val="en-US"/>
+        </w:rPr>
+        <w:t>likelyhood</w:t>
+      </w:r>
+      <w:proofErr w:type="spellEnd"/>
+      <w:r>
+        <w:rPr>
+          <w:lang w:val="en-US"/>
+        </w:rPr>
+        <w:t xml:space="preserve"> of scoring </w:t>
+      </w:r>
+      <w:proofErr w:type="spellStart"/>
+      <w:r>
+        <w:rPr>
+          <w:lang w:val="en-US"/>
+        </w:rPr>
+        <w:t>agoal</w:t>
+      </w:r>
+      <w:proofErr w:type="spellEnd"/>
+      <w:r>
+        <w:rPr>
+          <w:lang w:val="en-US"/>
+        </w:rPr>
+        <w:t xml:space="preserve"> compared to te</w:t>
+      </w:r>
+      <w:r>
+        <w:rPr>
+          <w:lang w:val="en-US"/>
+        </w:rPr>
+        <w:t>a</w:t>
+      </w:r>
+      <w:r>
+        <w:rPr>
+          <w:lang w:val="en-US"/>
+        </w:rPr>
+        <w:t>m running 0km/h between (0.0008 ; 0.103) so 0.01% to 10,3%.</w:t>
+      </w:r>
+    </w:p>
+    <w:p>
+      <w:pPr>
+        <w:rPr>
+          <w:lang w:val="en-US"/>
+        </w:rPr>
+      </w:pPr>
+      <w:r>
+        <w:rPr>
+          <w:noProof/>
+          <w:lang w:val="en-US"/>
+        </w:rPr>
         <w:lastRenderedPageBreak/>
-        <w:t>We are saying that your team getting a red card in the section before changes the probability to score a goal to be between  0.45% and 2.18%.</w:t>
-      </w:r>
-    </w:p>
-    <w:p>
-      <w:pPr>
-        <w:rPr>
-          <w:lang w:val="en-US"/>
-        </w:rPr>
-      </w:pPr>
-    </w:p>
-    <w:p>
-      <w:pPr>
-        <w:rPr>
-          <w:lang w:val="en-US"/>
-        </w:rPr>
-      </w:pPr>
-      <w:r>
-        <w:rPr>
-          <w:lang w:val="en-US"/>
-        </w:rPr>
-        <w:t xml:space="preserve">#dteamminj_sec_pre goes from 0 to 1 </w:t>
-      </w:r>
-    </w:p>
-    <w:p>
-      <w:pPr>
-        <w:rPr>
-          <w:i/>
-          <w:iCs/>
-          <w:lang w:val="en-US"/>
-        </w:rPr>
-      </w:pPr>
-      <w:proofErr w:type="spellStart"/>
-      <w:r>
-        <w:rPr>
-          <w:i/>
-          <w:iCs/>
-          <w:lang w:val="en-US"/>
-        </w:rPr>
-        <w:t>set_prior</w:t>
-      </w:r>
-      <w:proofErr w:type="spellEnd"/>
-      <w:r>
-        <w:rPr>
-          <w:i/>
-          <w:iCs/>
-          <w:lang w:val="en-US"/>
-        </w:rPr>
-        <w:t>("normal(0, 0.4)",   class = "b")</w:t>
-      </w:r>
-    </w:p>
-    <w:p>
-      <w:pPr>
-        <w:rPr>
-          <w:lang w:val="en-US"/>
-        </w:rPr>
-      </w:pPr>
-      <w:r>
-        <w:rPr>
-          <w:lang w:val="en-US"/>
-        </w:rPr>
-        <w:t xml:space="preserve">We are saying that your team getting </w:t>
-      </w:r>
-      <w:proofErr w:type="spellStart"/>
-      <w:r>
-        <w:rPr>
-          <w:lang w:val="en-US"/>
-        </w:rPr>
-        <w:t>a</w:t>
-      </w:r>
-      <w:proofErr w:type="spellEnd"/>
-      <w:r>
-        <w:rPr>
-          <w:lang w:val="en-US"/>
-        </w:rPr>
-        <w:t xml:space="preserve"> injury in the section before changes the probability to score a goal to be between  0.45% and 2.18%.</w:t>
-      </w:r>
-    </w:p>
-    <w:p>
-      <w:pPr>
-        <w:rPr>
-          <w:lang w:val="en-US"/>
-        </w:rPr>
-      </w:pPr>
-    </w:p>
-    <w:p>
-      <w:pPr>
-        <w:rPr>
-          <w:lang w:val="en-US"/>
-        </w:rPr>
-      </w:pPr>
-      <w:r>
-        <w:rPr>
-          <w:lang w:val="en-US"/>
-        </w:rPr>
-        <w:t>#</w:t>
-      </w:r>
-      <w:r>
-        <w:rPr>
-          <w:lang w:val="en-US"/>
-        </w:rPr>
-        <w:t xml:space="preserve"> </w:t>
-      </w:r>
-      <w:proofErr w:type="spellStart"/>
-      <w:r>
-        <w:rPr>
-          <w:lang w:val="en-US"/>
-        </w:rPr>
-        <w:t>team_avespeed_pre_c</w:t>
-      </w:r>
-      <w:proofErr w:type="spellEnd"/>
-      <w:r>
-        <w:rPr>
-          <w:lang w:val="en-US"/>
-        </w:rPr>
-        <w:t xml:space="preserve"> goes from 0 to 49 </w:t>
-      </w:r>
-      <w:r>
-        <w:rPr>
-          <w:color w:val="C00000"/>
-          <w:lang w:val="en-US"/>
-        </w:rPr>
-        <w:t xml:space="preserve">(reduced effect to adjust for it having </w:t>
-      </w:r>
-      <w:r>
-        <w:rPr>
-          <w:color w:val="C00000"/>
-          <w:lang w:val="en-US"/>
-        </w:rPr>
-        <w:t>49</w:t>
-      </w:r>
-      <w:r>
-        <w:rPr>
-          <w:color w:val="C00000"/>
-          <w:lang w:val="en-US"/>
-        </w:rPr>
-        <w:t xml:space="preserve"> units)</w:t>
-      </w:r>
-    </w:p>
-    <w:p>
-      <w:pPr>
-        <w:rPr>
-          <w:i/>
-          <w:iCs/>
-          <w:lang w:val="en-US"/>
-        </w:rPr>
-      </w:pPr>
-      <w:proofErr w:type="spellStart"/>
-      <w:r>
-        <w:rPr>
-          <w:i/>
-          <w:iCs/>
-          <w:lang w:val="en-US"/>
-        </w:rPr>
-        <w:t>set_prior</w:t>
-      </w:r>
-      <w:proofErr w:type="spellEnd"/>
-      <w:r>
-        <w:rPr>
-          <w:i/>
-          <w:iCs/>
-          <w:lang w:val="en-US"/>
-        </w:rPr>
-        <w:t xml:space="preserve">("normal(0, 0.025)", class = "b", </w:t>
-      </w:r>
-      <w:proofErr w:type="spellStart"/>
-      <w:r>
-        <w:rPr>
-          <w:i/>
-          <w:iCs/>
-          <w:lang w:val="en-US"/>
-        </w:rPr>
-        <w:t>coef</w:t>
-      </w:r>
-      <w:proofErr w:type="spellEnd"/>
-      <w:r>
-        <w:rPr>
-          <w:i/>
-          <w:iCs/>
-          <w:lang w:val="en-US"/>
-        </w:rPr>
-        <w:t xml:space="preserve"> = "</w:t>
-      </w:r>
-      <w:proofErr w:type="spellStart"/>
-      <w:r>
-        <w:rPr>
-          <w:i/>
-          <w:iCs/>
-          <w:lang w:val="en-US"/>
-        </w:rPr>
-        <w:t>team_avespeed_pre_c</w:t>
-      </w:r>
-      <w:proofErr w:type="spellEnd"/>
-      <w:r>
-        <w:rPr>
-          <w:i/>
-          <w:iCs/>
-          <w:lang w:val="en-US"/>
-        </w:rPr>
-        <w:t>")</w:t>
-      </w:r>
-    </w:p>
-    <w:p>
-      <w:pPr>
-        <w:rPr>
-          <w:lang w:val="en-US"/>
-        </w:rPr>
-      </w:pPr>
-      <w:r>
-        <w:rPr>
-          <w:lang w:val="en-US"/>
-        </w:rPr>
-        <w:t xml:space="preserve">We are saying that a team running 49km/h in the section before changes the </w:t>
-      </w:r>
-      <w:proofErr w:type="spellStart"/>
-      <w:r>
-        <w:rPr>
-          <w:lang w:val="en-US"/>
-        </w:rPr>
-        <w:t>likelyhood</w:t>
-      </w:r>
-      <w:proofErr w:type="spellEnd"/>
-      <w:r>
-        <w:rPr>
-          <w:lang w:val="en-US"/>
-        </w:rPr>
-        <w:t xml:space="preserve"> of scoring </w:t>
-      </w:r>
-      <w:proofErr w:type="spellStart"/>
-      <w:r>
-        <w:rPr>
-          <w:lang w:val="en-US"/>
-        </w:rPr>
-        <w:t>agoal</w:t>
-      </w:r>
-      <w:proofErr w:type="spellEnd"/>
-      <w:r>
-        <w:rPr>
-          <w:lang w:val="en-US"/>
-        </w:rPr>
-        <w:t xml:space="preserve"> compared to te</w:t>
-      </w:r>
-      <w:r>
-        <w:rPr>
-          <w:lang w:val="en-US"/>
-        </w:rPr>
-        <w:t>a</w:t>
-      </w:r>
-      <w:r>
-        <w:rPr>
-          <w:lang w:val="en-US"/>
-        </w:rPr>
-        <w:t>m running 0km/h between (0.0008 ; 0.103) so 0.01% to 10,3%.</w:t>
-      </w:r>
-    </w:p>
-    <w:p>
-      <w:pPr>
-        <w:rPr>
-          <w:lang w:val="en-US"/>
-        </w:rPr>
-      </w:pPr>
-      <w:r>
-        <w:rPr>
-          <w:noProof/>
-          <w:lang w:val="en-US"/>
-        </w:rPr>
         <w:drawing>
           <wp:inline distT="0" distB="0" distL="0" distR="0" wp14:anchorId="0FC0983B" wp14:editId="2DB388F2">
             <wp:extent cx="4794637" cy="2962400"/>
@@ -2167,7 +2444,6 @@
           <w:noProof/>
           <w:u w:val="single"/>
         </w:rPr>
-        <w:lastRenderedPageBreak/>
         <w:drawing>
           <wp:inline distT="0" distB="0" distL="0" distR="0" wp14:anchorId="2992CB3C" wp14:editId="25EA990E">
             <wp:extent cx="4993802" cy="3085456"/>
@@ -2391,6 +2667,7 @@
         <w:rPr>
           <w:lang w:val="en-US"/>
         </w:rPr>
+        <w:lastRenderedPageBreak/>
         <w:t xml:space="preserve">We are saying that a team having  25180 home crowd members changes the probability of scoring a goal compared to having 6 </w:t>
       </w:r>
       <w:proofErr w:type="spellStart"/>
@@ -2846,86 +3123,86 @@
           <w:iCs/>
           <w:lang w:val="en-US"/>
         </w:rPr>
+        <w:t>set_prior</w:t>
+      </w:r>
+      <w:proofErr w:type="spellEnd"/>
+      <w:r>
+        <w:rPr>
+          <w:i/>
+          <w:iCs/>
+          <w:lang w:val="en-US"/>
+        </w:rPr>
+        <w:t xml:space="preserve">("normal(0, 2.5)", class = "b", </w:t>
+      </w:r>
+      <w:proofErr w:type="spellStart"/>
+      <w:r>
+        <w:rPr>
+          <w:i/>
+          <w:iCs/>
+          <w:lang w:val="en-US"/>
+        </w:rPr>
+        <w:t>coef</w:t>
+      </w:r>
+      <w:proofErr w:type="spellEnd"/>
+      <w:r>
+        <w:rPr>
+          <w:i/>
+          <w:iCs/>
+          <w:lang w:val="en-US"/>
+        </w:rPr>
+        <w:t xml:space="preserve"> = "</w:t>
+      </w:r>
+      <w:proofErr w:type="spellStart"/>
+      <w:r>
+        <w:rPr>
+          <w:i/>
+          <w:iCs/>
+          <w:lang w:val="en-US"/>
+        </w:rPr>
+        <w:t>p_odds_draw_c</w:t>
+      </w:r>
+      <w:proofErr w:type="spellEnd"/>
+      <w:r>
+        <w:rPr>
+          <w:i/>
+          <w:iCs/>
+          <w:lang w:val="en-US"/>
+        </w:rPr>
+        <w:t>")</w:t>
+      </w:r>
+    </w:p>
+    <w:p>
+      <w:pPr>
+        <w:rPr>
+          <w:lang w:val="en-US"/>
+        </w:rPr>
+      </w:pPr>
+      <w:r>
+        <w:rPr>
+          <w:lang w:val="en-US"/>
+        </w:rPr>
+        <w:t>We are saying that a team having as 0.33 chance of an draw compared to 0.14changes the probability of a goal to be between  (0.003 ; 0.025) so 0.03% to 2.5%.</w:t>
+      </w:r>
+    </w:p>
+    <w:p>
+      <w:pPr>
+        <w:rPr>
+          <w:lang w:val="en-US"/>
+        </w:rPr>
+      </w:pPr>
+    </w:p>
+    <w:p>
+      <w:pPr>
+        <w:rPr>
+          <w:lang w:val="en-US"/>
+        </w:rPr>
+      </w:pPr>
+      <w:r>
+        <w:rPr>
+          <w:noProof/>
+          <w:lang w:val="en-US"/>
+        </w:rPr>
         <w:lastRenderedPageBreak/>
-        <w:t>set_prior</w:t>
-      </w:r>
-      <w:proofErr w:type="spellEnd"/>
-      <w:r>
-        <w:rPr>
-          <w:i/>
-          <w:iCs/>
-          <w:lang w:val="en-US"/>
-        </w:rPr>
-        <w:t xml:space="preserve">("normal(0, 2.5)", class = "b", </w:t>
-      </w:r>
-      <w:proofErr w:type="spellStart"/>
-      <w:r>
-        <w:rPr>
-          <w:i/>
-          <w:iCs/>
-          <w:lang w:val="en-US"/>
-        </w:rPr>
-        <w:t>coef</w:t>
-      </w:r>
-      <w:proofErr w:type="spellEnd"/>
-      <w:r>
-        <w:rPr>
-          <w:i/>
-          <w:iCs/>
-          <w:lang w:val="en-US"/>
-        </w:rPr>
-        <w:t xml:space="preserve"> = "</w:t>
-      </w:r>
-      <w:proofErr w:type="spellStart"/>
-      <w:r>
-        <w:rPr>
-          <w:i/>
-          <w:iCs/>
-          <w:lang w:val="en-US"/>
-        </w:rPr>
-        <w:t>p_odds_draw_c</w:t>
-      </w:r>
-      <w:proofErr w:type="spellEnd"/>
-      <w:r>
-        <w:rPr>
-          <w:i/>
-          <w:iCs/>
-          <w:lang w:val="en-US"/>
-        </w:rPr>
-        <w:t>")</w:t>
-      </w:r>
-    </w:p>
-    <w:p>
-      <w:pPr>
-        <w:rPr>
-          <w:lang w:val="en-US"/>
-        </w:rPr>
-      </w:pPr>
-      <w:r>
-        <w:rPr>
-          <w:lang w:val="en-US"/>
-        </w:rPr>
-        <w:t>We are saying that a team having as 0.33 chance of an draw compared to 0.14changes the probability of a goal to be between  (0.003 ; 0.025) so 0.03% to 2.5%.</w:t>
-      </w:r>
-    </w:p>
-    <w:p>
-      <w:pPr>
-        <w:rPr>
-          <w:lang w:val="en-US"/>
-        </w:rPr>
-      </w:pPr>
-    </w:p>
-    <w:p>
-      <w:pPr>
-        <w:rPr>
-          <w:lang w:val="en-US"/>
-        </w:rPr>
-      </w:pPr>
-      <w:r>
-        <w:rPr>
-          <w:noProof/>
-          <w:lang w:val="en-US"/>
-        </w:rPr>
         <w:drawing>
           <wp:inline distT="0" distB="0" distL="0" distR="0" wp14:anchorId="4C8CC837" wp14:editId="015DE7C3">
             <wp:extent cx="5765385" cy="3562185"/>
@@ -3195,67 +3472,67 @@
         <w:rPr>
           <w:lang w:val="en-US"/>
         </w:rPr>
+        <w:t>W</w:t>
+      </w:r>
+      <w:r>
+        <w:rPr>
+          <w:lang w:val="en-US"/>
+        </w:rPr>
+        <w:t>e are saying that a player having ran 12 times in this section compared to zero changes the probability of scoring between (0.0009 ; 0.9975) so 0.1% to 10%.</w:t>
+      </w:r>
+    </w:p>
+    <w:p>
+      <w:pPr>
+        <w:rPr>
+          <w:lang w:val="en-US"/>
+        </w:rPr>
+      </w:pPr>
+    </w:p>
+    <w:p>
+      <w:pPr>
+        <w:rPr>
+          <w:lang w:val="en-US"/>
+        </w:rPr>
+      </w:pPr>
+      <w:r>
+        <w:rPr>
+          <w:lang w:val="en-US"/>
+        </w:rPr>
+        <w:t>Ne</w:t>
+      </w:r>
+      <w:r>
+        <w:rPr>
+          <w:lang w:val="en-US"/>
+        </w:rPr>
+        <w:t>u</w:t>
+      </w:r>
+      <w:r>
+        <w:rPr>
+          <w:lang w:val="en-US"/>
+        </w:rPr>
+        <w:t xml:space="preserve"> </w:t>
+      </w:r>
+      <w:proofErr w:type="spellStart"/>
+      <w:r>
+        <w:rPr>
+          <w:lang w:val="en-US"/>
+        </w:rPr>
+        <w:t>pp_check</w:t>
+      </w:r>
+      <w:proofErr w:type="spellEnd"/>
+    </w:p>
+    <w:p>
+      <w:pPr>
+        <w:rPr>
+          <w:lang w:val="en-US"/>
+        </w:rPr>
+      </w:pPr>
+      <w:r>
+        <w:rPr>
+          <w:noProof/>
+          <w:lang w:val="en-US"/>
+        </w:rPr>
         <w:lastRenderedPageBreak/>
-        <w:t>W</w:t>
-      </w:r>
-      <w:r>
-        <w:rPr>
-          <w:lang w:val="en-US"/>
-        </w:rPr>
-        <w:t>e are saying that a player having ran 12 times in this section compared to zero changes the probability of scoring between (0.0009 ; 0.9975) so 0.1% to 10%.</w:t>
-      </w:r>
-    </w:p>
-    <w:p>
-      <w:pPr>
-        <w:rPr>
-          <w:lang w:val="en-US"/>
-        </w:rPr>
-      </w:pPr>
-    </w:p>
-    <w:p>
-      <w:pPr>
-        <w:rPr>
-          <w:lang w:val="en-US"/>
-        </w:rPr>
-      </w:pPr>
-      <w:r>
-        <w:rPr>
-          <w:lang w:val="en-US"/>
-        </w:rPr>
-        <w:t>Ne</w:t>
-      </w:r>
-      <w:r>
-        <w:rPr>
-          <w:lang w:val="en-US"/>
-        </w:rPr>
-        <w:t>u</w:t>
-      </w:r>
-      <w:r>
-        <w:rPr>
-          <w:lang w:val="en-US"/>
-        </w:rPr>
-        <w:t xml:space="preserve"> </w:t>
-      </w:r>
-      <w:proofErr w:type="spellStart"/>
-      <w:r>
-        <w:rPr>
-          <w:lang w:val="en-US"/>
-        </w:rPr>
-        <w:t>pp_check</w:t>
-      </w:r>
-      <w:proofErr w:type="spellEnd"/>
-    </w:p>
-    <w:p>
-      <w:pPr>
-        <w:rPr>
-          <w:lang w:val="en-US"/>
-        </w:rPr>
-      </w:pPr>
-      <w:r>
-        <w:rPr>
-          <w:noProof/>
-          <w:lang w:val="en-US"/>
-        </w:rPr>
         <w:drawing>
           <wp:inline distT="0" distB="0" distL="0" distR="0" wp14:anchorId="45C5B64B" wp14:editId="5F8AE2CA">
             <wp:extent cx="4484536" cy="2770803"/>
@@ -8564,21 +8841,12 @@
         </w:rPr>
         <w:t xml:space="preserve"> sind ungefähr 95% der We</w:t>
       </w:r>
-      <w:proofErr w:type="spellStart"/>
       <w:r>
         <w:rPr>
           <w:rFonts w:eastAsiaTheme="minorEastAsia"/>
           <w:color w:val="525252" w:themeColor="accent3" w:themeShade="80"/>
         </w:rPr>
-        <w:t>rte</w:t>
-      </w:r>
-      <w:proofErr w:type="spellEnd"/>
-      <w:r>
-        <w:rPr>
-          <w:rFonts w:eastAsiaTheme="minorEastAsia"/>
-          <w:color w:val="525252" w:themeColor="accent3" w:themeShade="80"/>
-        </w:rPr>
-        <w:t>, bei anderen Verteilungen halt andere.</w:t>
+        <w:t>rte, bei anderen Verteilungen halt andere.</w:t>
       </w:r>
     </w:p>
     <w:p>
@@ -10940,6 +11208,74 @@
       <w:u w:val="single"/>
     </w:rPr>
   </w:style>
+  <w:style w:type="character" w:styleId="Kommentarzeichen">
+    <w:name w:val="annotation reference"/>
+    <w:basedOn w:val="Absatz-Standardschriftart"/>
+    <w:uiPriority w:val="99"/>
+    <w:semiHidden/>
+    <w:unhideWhenUsed/>
+    <w:rsid w:val="002818F0"/>
+    <w:rPr>
+      <w:sz w:val="16"/>
+      <w:szCs w:val="16"/>
+    </w:rPr>
+  </w:style>
+  <w:style w:type="paragraph" w:styleId="Kommentartext">
+    <w:name w:val="annotation text"/>
+    <w:basedOn w:val="Standard"/>
+    <w:link w:val="KommentartextZchn"/>
+    <w:uiPriority w:val="99"/>
+    <w:unhideWhenUsed/>
+    <w:rsid w:val="002818F0"/>
+    <w:pPr>
+      <w:spacing w:line="240" w:lineRule="auto"/>
+    </w:pPr>
+    <w:rPr>
+      <w:sz w:val="20"/>
+      <w:szCs w:val="20"/>
+    </w:rPr>
+  </w:style>
+  <w:style w:type="character" w:customStyle="1" w:styleId="KommentartextZchn">
+    <w:name w:val="Kommentartext Zchn"/>
+    <w:basedOn w:val="Absatz-Standardschriftart"/>
+    <w:link w:val="Kommentartext"/>
+    <w:uiPriority w:val="99"/>
+    <w:rsid w:val="002818F0"/>
+    <w:rPr>
+      <w:rFonts w:ascii="Arial" w:hAnsi="Arial"/>
+      <w:sz w:val="20"/>
+      <w:szCs w:val="20"/>
+    </w:rPr>
+  </w:style>
+  <w:style w:type="paragraph" w:styleId="Kommentarthema">
+    <w:name w:val="annotation subject"/>
+    <w:basedOn w:val="Kommentartext"/>
+    <w:next w:val="Kommentartext"/>
+    <w:link w:val="KommentarthemaZchn"/>
+    <w:uiPriority w:val="99"/>
+    <w:semiHidden/>
+    <w:unhideWhenUsed/>
+    <w:rsid w:val="002818F0"/>
+    <w:rPr>
+      <w:b/>
+      <w:bCs/>
+    </w:rPr>
+  </w:style>
+  <w:style w:type="character" w:customStyle="1" w:styleId="KommentarthemaZchn">
+    <w:name w:val="Kommentarthema Zchn"/>
+    <w:basedOn w:val="KommentartextZchn"/>
+    <w:link w:val="Kommentarthema"/>
+    <w:uiPriority w:val="99"/>
+    <w:semiHidden/>
+    <w:rsid w:val="002818F0"/>
+    <w:rPr>
+      <w:rFonts w:ascii="Arial" w:hAnsi="Arial"/>
+      <w:b/>
+      <w:bCs/>
+      <w:sz w:val="20"/>
+      <w:szCs w:val="20"/>
+    </w:rPr>
+  </w:style>
 </w:styles>
 </file>
 

--- a/Report Word Version.docx
+++ b/Report Word Version.docx
@@ -4,6 +4,231 @@
   <w:body>
     <w:p>
       <w:pPr>
+        <w:rPr>
+          <w:lang w:val="en-US"/>
+        </w:rPr>
+      </w:pPr>
+      <w:r>
+        <w:rPr>
+          <w:lang w:val="en-US"/>
+        </w:rPr>
+        <w:t xml:space="preserve">In Table 3, team distance and </w:t>
+      </w:r>
+      <w:proofErr w:type="gramStart"/>
+      <w:r>
+        <w:rPr>
+          <w:lang w:val="en-US"/>
+        </w:rPr>
+        <w:t>opponent</w:t>
+      </w:r>
+      <w:proofErr w:type="gramEnd"/>
+      <w:r>
+        <w:rPr>
+          <w:lang w:val="en-US"/>
+        </w:rPr>
+        <w:t xml:space="preserve"> distance both </w:t>
+      </w:r>
+      <w:proofErr w:type="gramStart"/>
+      <w:r>
+        <w:rPr>
+          <w:lang w:val="en-US"/>
+        </w:rPr>
+        <w:t>exhibit</w:t>
+      </w:r>
+      <w:proofErr w:type="gramEnd"/>
+      <w:r>
+        <w:rPr>
+          <w:lang w:val="en-US"/>
+        </w:rPr>
+        <w:t xml:space="preserve"> statistically significant effects when considered individually. However, the posterior ridge plot shows that these coefficients are strongly negatively correlated, indicating substantial multicollinearity. As a result, many different coefficient combinations yield similar fitted values</w:t>
+      </w:r>
+      <w:r>
+        <w:rPr>
+          <w:lang w:val="en-US"/>
+        </w:rPr>
+        <w:t>–</w:t>
+      </w:r>
+      <w:r>
+        <w:rPr>
+          <w:lang w:val="en-US"/>
+        </w:rPr>
+        <w:t xml:space="preserve">for example, a large negative effect for team distance combined with a large positive effect for opponent distance produces the same outcome as smaller effects of opposite sign. This makes the separate interpretation of the two coefficients unreliable. Examining their combined effect reveals that the sum of both coefficients is weakly identified, with substantial posterior mass around zero. To address this identification issue, the distance ratio </w:t>
+      </w:r>
+      <w:r>
+        <w:rPr>
+          <w:lang w:val="en-US"/>
+        </w:rPr>
+        <w:t xml:space="preserve">should be used </w:t>
+      </w:r>
+      <w:r>
+        <w:rPr>
+          <w:lang w:val="en-US"/>
+        </w:rPr>
+        <w:t>as a single summary measure. The posterior distribution of this ratio places most probability mass above zero, indicating a positive association despite still including zero.</w:t>
+      </w:r>
+    </w:p>
+    <w:p>
+      <w:pPr>
+        <w:rPr>
+          <w:lang w:val="en-US"/>
+        </w:rPr>
+      </w:pPr>
+      <w:r>
+        <w:rPr>
+          <w:noProof/>
+          <w:lang w:val="en-US"/>
+        </w:rPr>
+        <w:drawing>
+          <wp:inline distT="0" distB="0" distL="0" distR="0" wp14:anchorId="60647072" wp14:editId="5F6BBD45">
+            <wp:extent cx="1944094" cy="1201171"/>
+            <wp:effectExtent l="0" t="0" r="0" b="0"/>
+            <wp:docPr id="641087469" name="Grafik 2" descr="Ein Bild, das Text, Diagramm, Screenshot, Reihe enthält.&#10;&#10;KI-generierte Inhalte können fehlerhaft sein."/>
+            <wp:cNvGraphicFramePr>
+              <a:graphicFrameLocks xmlns:a="http://schemas.openxmlformats.org/drawingml/2006/main" noChangeAspect="1"/>
+            </wp:cNvGraphicFramePr>
+            <a:graphic xmlns:a="http://schemas.openxmlformats.org/drawingml/2006/main">
+              <a:graphicData uri="http://schemas.openxmlformats.org/drawingml/2006/picture">
+                <pic:pic xmlns:pic="http://schemas.openxmlformats.org/drawingml/2006/picture">
+                  <pic:nvPicPr>
+                    <pic:cNvPr id="641087469" name="Grafik 2" descr="Ein Bild, das Text, Diagramm, Screenshot, Reihe enthält.&#10;&#10;KI-generierte Inhalte können fehlerhaft sein."/>
+                    <pic:cNvPicPr>
+                      <a:picLocks noChangeAspect="1" noChangeArrowheads="1"/>
+                    </pic:cNvPicPr>
+                  </pic:nvPicPr>
+                  <pic:blipFill>
+                    <a:blip r:embed="rId5" cstate="print">
+                      <a:extLst>
+                        <a:ext uri="{28A0092B-C50C-407E-A947-70E740481C1C}">
+                          <a14:useLocalDpi xmlns:a14="http://schemas.microsoft.com/office/drawing/2010/main" val="0"/>
+                        </a:ext>
+                      </a:extLst>
+                    </a:blip>
+                    <a:srcRect/>
+                    <a:stretch>
+                      <a:fillRect/>
+                    </a:stretch>
+                  </pic:blipFill>
+                  <pic:spPr bwMode="auto">
+                    <a:xfrm>
+                      <a:off x="0" y="0"/>
+                      <a:ext cx="1967576" cy="1215680"/>
+                    </a:xfrm>
+                    <a:prstGeom prst="rect">
+                      <a:avLst/>
+                    </a:prstGeom>
+                    <a:noFill/>
+                  </pic:spPr>
+                </pic:pic>
+              </a:graphicData>
+            </a:graphic>
+          </wp:inline>
+        </w:drawing>
+      </w:r>
+      <w:r>
+        <w:rPr>
+          <w:noProof/>
+          <w:lang w:val="en-US"/>
+        </w:rPr>
+        <w:drawing>
+          <wp:inline distT="0" distB="0" distL="0" distR="0" wp14:anchorId="2F7EEB34" wp14:editId="5B45BD08">
+            <wp:extent cx="1812898" cy="1120112"/>
+            <wp:effectExtent l="0" t="0" r="0" b="4445"/>
+            <wp:docPr id="1684061997" name="Grafik 4" descr="Ein Bild, das Text, Diagramm, Screenshot, Reihe enthält.&#10;&#10;KI-generierte Inhalte können fehlerhaft sein."/>
+            <wp:cNvGraphicFramePr>
+              <a:graphicFrameLocks xmlns:a="http://schemas.openxmlformats.org/drawingml/2006/main" noChangeAspect="1"/>
+            </wp:cNvGraphicFramePr>
+            <a:graphic xmlns:a="http://schemas.openxmlformats.org/drawingml/2006/main">
+              <a:graphicData uri="http://schemas.openxmlformats.org/drawingml/2006/picture">
+                <pic:pic xmlns:pic="http://schemas.openxmlformats.org/drawingml/2006/picture">
+                  <pic:nvPicPr>
+                    <pic:cNvPr id="2102847295" name="Grafik 4" descr="Ein Bild, das Text, Diagramm, Screenshot, Reihe enthält.&#10;&#10;KI-generierte Inhalte können fehlerhaft sein."/>
+                    <pic:cNvPicPr>
+                      <a:picLocks noChangeAspect="1" noChangeArrowheads="1"/>
+                    </pic:cNvPicPr>
+                  </pic:nvPicPr>
+                  <pic:blipFill>
+                    <a:blip r:embed="rId6" cstate="print">
+                      <a:extLst>
+                        <a:ext uri="{28A0092B-C50C-407E-A947-70E740481C1C}">
+                          <a14:useLocalDpi xmlns:a14="http://schemas.microsoft.com/office/drawing/2010/main" val="0"/>
+                        </a:ext>
+                      </a:extLst>
+                    </a:blip>
+                    <a:srcRect/>
+                    <a:stretch>
+                      <a:fillRect/>
+                    </a:stretch>
+                  </pic:blipFill>
+                  <pic:spPr bwMode="auto">
+                    <a:xfrm>
+                      <a:off x="0" y="0"/>
+                      <a:ext cx="1832787" cy="1132401"/>
+                    </a:xfrm>
+                    <a:prstGeom prst="rect">
+                      <a:avLst/>
+                    </a:prstGeom>
+                    <a:noFill/>
+                  </pic:spPr>
+                </pic:pic>
+              </a:graphicData>
+            </a:graphic>
+          </wp:inline>
+        </w:drawing>
+      </w:r>
+      <w:r>
+        <w:rPr>
+          <w:noProof/>
+          <w:lang w:val="en-US"/>
+        </w:rPr>
+        <w:drawing>
+          <wp:inline distT="0" distB="0" distL="0" distR="0" wp14:anchorId="42D7DE46" wp14:editId="7D4741DA">
+            <wp:extent cx="1908433" cy="1179140"/>
+            <wp:effectExtent l="0" t="0" r="0" b="2540"/>
+            <wp:docPr id="2000772498" name="Grafik 5" descr="Ein Bild, das Text, Diagramm, Screenshot, Reihe enthält.&#10;&#10;KI-generierte Inhalte können fehlerhaft sein."/>
+            <wp:cNvGraphicFramePr>
+              <a:graphicFrameLocks xmlns:a="http://schemas.openxmlformats.org/drawingml/2006/main" noChangeAspect="1"/>
+            </wp:cNvGraphicFramePr>
+            <a:graphic xmlns:a="http://schemas.openxmlformats.org/drawingml/2006/main">
+              <a:graphicData uri="http://schemas.openxmlformats.org/drawingml/2006/picture">
+                <pic:pic xmlns:pic="http://schemas.openxmlformats.org/drawingml/2006/picture">
+                  <pic:nvPicPr>
+                    <pic:cNvPr id="1317758739" name="Grafik 5" descr="Ein Bild, das Text, Diagramm, Screenshot, Reihe enthält.&#10;&#10;KI-generierte Inhalte können fehlerhaft sein."/>
+                    <pic:cNvPicPr>
+                      <a:picLocks noChangeAspect="1" noChangeArrowheads="1"/>
+                    </pic:cNvPicPr>
+                  </pic:nvPicPr>
+                  <pic:blipFill>
+                    <a:blip r:embed="rId7" cstate="print">
+                      <a:extLst>
+                        <a:ext uri="{28A0092B-C50C-407E-A947-70E740481C1C}">
+                          <a14:useLocalDpi xmlns:a14="http://schemas.microsoft.com/office/drawing/2010/main" val="0"/>
+                        </a:ext>
+                      </a:extLst>
+                    </a:blip>
+                    <a:srcRect/>
+                    <a:stretch>
+                      <a:fillRect/>
+                    </a:stretch>
+                  </pic:blipFill>
+                  <pic:spPr bwMode="auto">
+                    <a:xfrm>
+                      <a:off x="0" y="0"/>
+                      <a:ext cx="1923382" cy="1188377"/>
+                    </a:xfrm>
+                    <a:prstGeom prst="rect">
+                      <a:avLst/>
+                    </a:prstGeom>
+                    <a:noFill/>
+                  </pic:spPr>
+                </pic:pic>
+              </a:graphicData>
+            </a:graphic>
+          </wp:inline>
+        </w:drawing>
+      </w:r>
+    </w:p>
+    <w:p>
+      <w:pPr>
         <w:pStyle w:val="berschrift1"/>
         <w:rPr>
           <w:lang w:val="en-US"/>
@@ -13,6 +238,490 @@
         <w:rPr>
           <w:lang w:val="en-US"/>
         </w:rPr>
+        <w:t>Table 3: multicollinearity</w:t>
+      </w:r>
+    </w:p>
+    <w:p>
+      <w:pPr>
+        <w:rPr>
+          <w:lang w:val="en-US"/>
+        </w:rPr>
+      </w:pPr>
+      <w:r>
+        <w:rPr>
+          <w:lang w:val="en-US"/>
+        </w:rPr>
+        <w:t xml:space="preserve">Because these two predictors are </w:t>
+      </w:r>
+      <w:r>
+        <w:rPr>
+          <w:rStyle w:val="Fett"/>
+          <w:lang w:val="en-US"/>
+        </w:rPr>
+        <w:t>correlated</w:t>
+      </w:r>
+      <w:r>
+        <w:rPr>
+          <w:lang w:val="en-US"/>
+        </w:rPr>
+        <w:t xml:space="preserve">, the model struggles to decide </w:t>
+      </w:r>
+      <w:r>
+        <w:rPr>
+          <w:rStyle w:val="Hervorhebung"/>
+          <w:lang w:val="en-US"/>
+        </w:rPr>
+        <w:t>how to split the total effect</w:t>
+      </w:r>
+      <w:r>
+        <w:rPr>
+          <w:lang w:val="en-US"/>
+        </w:rPr>
+        <w:t xml:space="preserve"> between them.</w:t>
+      </w:r>
+      <w:r>
+        <w:rPr>
+          <w:lang w:val="en-US"/>
+        </w:rPr>
+        <w:t xml:space="preserve"> </w:t>
+      </w:r>
+      <w:r>
+        <w:rPr>
+          <w:lang w:val="en-US"/>
+        </w:rPr>
+        <w:t xml:space="preserve">a </w:t>
+      </w:r>
+      <w:r>
+        <w:rPr>
+          <w:rStyle w:val="Fett"/>
+          <w:lang w:val="en-US"/>
+        </w:rPr>
+        <w:t>clear negative correlation</w:t>
+      </w:r>
+      <w:r>
+        <w:rPr>
+          <w:lang w:val="en-US"/>
+        </w:rPr>
+        <w:t xml:space="preserve"> between coefficients</w:t>
+      </w:r>
+      <w:r>
+        <w:rPr>
+          <w:lang w:val="en-US"/>
+        </w:rPr>
+        <w:t>.</w:t>
+      </w:r>
+      <w:r>
+        <w:rPr>
+          <w:lang w:val="en-US"/>
+        </w:rPr>
+        <w:t xml:space="preserve"> </w:t>
+      </w:r>
+      <w:r>
+        <w:rPr>
+          <w:lang w:val="en-US"/>
+        </w:rPr>
+        <w:t xml:space="preserve">Multicollinearity does not prevent estimation of the </w:t>
+      </w:r>
+      <w:r>
+        <w:rPr>
+          <w:rStyle w:val="Hervorhebung"/>
+          <w:lang w:val="en-US"/>
+        </w:rPr>
+        <w:t>total</w:t>
+      </w:r>
+      <w:r>
+        <w:rPr>
+          <w:lang w:val="en-US"/>
+        </w:rPr>
+        <w:t xml:space="preserve"> effect, but it weakens the ability to identify how that effect is distributed across correlated predictors.</w:t>
+      </w:r>
+      <w:r>
+        <w:rPr>
+          <w:lang w:val="en-US"/>
+        </w:rPr>
+        <w:t xml:space="preserve"> </w:t>
+      </w:r>
+      <w:r>
+        <w:rPr>
+          <w:lang w:val="en-US"/>
+        </w:rPr>
+        <w:t>Small changes in one coefficient can be compensated by changes in another with little loss of fit.</w:t>
+      </w:r>
+    </w:p>
+    <w:p>
+      <w:pPr>
+        <w:rPr>
+          <w:lang w:val="en-US"/>
+        </w:rPr>
+      </w:pPr>
+      <w:r>
+        <w:rPr>
+          <w:lang w:val="en-US"/>
+        </w:rPr>
+        <w:t xml:space="preserve">posterior ridge plot already shows it: </w:t>
+      </w:r>
+      <w:r>
+        <w:rPr>
+          <w:rStyle w:val="Fett"/>
+          <w:lang w:val="en-US"/>
+        </w:rPr>
+        <w:t>the data can’t distinguish which distance gets the effect</w:t>
+      </w:r>
+      <w:r>
+        <w:rPr>
+          <w:lang w:val="en-US"/>
+        </w:rPr>
+        <w:t>, so the posterior allows a “swap”: more positive for one, more negative for the other.</w:t>
+      </w:r>
+    </w:p>
+    <w:p>
+      <w:pPr>
+        <w:rPr>
+          <w:lang w:val="en-US"/>
+        </w:rPr>
+      </w:pPr>
+      <w:r>
+        <w:rPr>
+          <w:lang w:val="en-US"/>
+        </w:rPr>
+        <w:t xml:space="preserve">OLS takes the best one </w:t>
+      </w:r>
+      <w:proofErr w:type="gramStart"/>
+      <w:r>
+        <w:rPr>
+          <w:lang w:val="en-US"/>
+        </w:rPr>
+        <w:t>minima</w:t>
+      </w:r>
+      <w:proofErr w:type="gramEnd"/>
+      <w:r>
+        <w:rPr>
+          <w:lang w:val="en-US"/>
+        </w:rPr>
+        <w:t>, bayes can look at the whole valley, and sees that many have similar explanatory power and thus reduces</w:t>
+      </w:r>
+    </w:p>
+    <w:p>
+      <w:pPr>
+        <w:rPr>
+          <w:lang w:val="en-US"/>
+        </w:rPr>
+      </w:pPr>
+      <w:r>
+        <w:rPr>
+          <w:noProof/>
+          <w:lang w:val="en-US"/>
+        </w:rPr>
+        <w:drawing>
+          <wp:inline distT="0" distB="0" distL="0" distR="0" wp14:anchorId="43658A67" wp14:editId="045DF64C">
+            <wp:extent cx="2116979" cy="1307990"/>
+            <wp:effectExtent l="0" t="0" r="0" b="6985"/>
+            <wp:docPr id="1250494514" name="Grafik 2"/>
+            <wp:cNvGraphicFramePr>
+              <a:graphicFrameLocks xmlns:a="http://schemas.openxmlformats.org/drawingml/2006/main" noChangeAspect="1"/>
+            </wp:cNvGraphicFramePr>
+            <a:graphic xmlns:a="http://schemas.openxmlformats.org/drawingml/2006/main">
+              <a:graphicData uri="http://schemas.openxmlformats.org/drawingml/2006/picture">
+                <pic:pic xmlns:pic="http://schemas.openxmlformats.org/drawingml/2006/picture">
+                  <pic:nvPicPr>
+                    <pic:cNvPr id="1250494514" name="Grafik 2"/>
+                    <pic:cNvPicPr>
+                      <a:picLocks noChangeAspect="1" noChangeArrowheads="1"/>
+                    </pic:cNvPicPr>
+                  </pic:nvPicPr>
+                  <pic:blipFill>
+                    <a:blip r:embed="rId5" cstate="print">
+                      <a:extLst>
+                        <a:ext uri="{28A0092B-C50C-407E-A947-70E740481C1C}">
+                          <a14:useLocalDpi xmlns:a14="http://schemas.microsoft.com/office/drawing/2010/main" val="0"/>
+                        </a:ext>
+                      </a:extLst>
+                    </a:blip>
+                    <a:srcRect/>
+                    <a:stretch>
+                      <a:fillRect/>
+                    </a:stretch>
+                  </pic:blipFill>
+                  <pic:spPr bwMode="auto">
+                    <a:xfrm>
+                      <a:off x="0" y="0"/>
+                      <a:ext cx="2132283" cy="1317446"/>
+                    </a:xfrm>
+                    <a:prstGeom prst="rect">
+                      <a:avLst/>
+                    </a:prstGeom>
+                    <a:noFill/>
+                  </pic:spPr>
+                </pic:pic>
+              </a:graphicData>
+            </a:graphic>
+          </wp:inline>
+        </w:drawing>
+      </w:r>
+      <w:r>
+        <w:rPr>
+          <w:noProof/>
+          <w:lang w:val="en-US"/>
+        </w:rPr>
+        <w:drawing>
+          <wp:inline distT="0" distB="0" distL="0" distR="0" wp14:anchorId="2FC4F28B" wp14:editId="54642E1A">
+            <wp:extent cx="2111071" cy="1304341"/>
+            <wp:effectExtent l="0" t="0" r="3810" b="0"/>
+            <wp:docPr id="2102847295" name="Grafik 4" descr="Ein Bild, das Text, Diagramm, Screenshot, Reihe enthält.&#10;&#10;KI-generierte Inhalte können fehlerhaft sein."/>
+            <wp:cNvGraphicFramePr>
+              <a:graphicFrameLocks xmlns:a="http://schemas.openxmlformats.org/drawingml/2006/main" noChangeAspect="1"/>
+            </wp:cNvGraphicFramePr>
+            <a:graphic xmlns:a="http://schemas.openxmlformats.org/drawingml/2006/main">
+              <a:graphicData uri="http://schemas.openxmlformats.org/drawingml/2006/picture">
+                <pic:pic xmlns:pic="http://schemas.openxmlformats.org/drawingml/2006/picture">
+                  <pic:nvPicPr>
+                    <pic:cNvPr id="2102847295" name="Grafik 4" descr="Ein Bild, das Text, Diagramm, Screenshot, Reihe enthält.&#10;&#10;KI-generierte Inhalte können fehlerhaft sein."/>
+                    <pic:cNvPicPr>
+                      <a:picLocks noChangeAspect="1" noChangeArrowheads="1"/>
+                    </pic:cNvPicPr>
+                  </pic:nvPicPr>
+                  <pic:blipFill>
+                    <a:blip r:embed="rId6" cstate="print">
+                      <a:extLst>
+                        <a:ext uri="{28A0092B-C50C-407E-A947-70E740481C1C}">
+                          <a14:useLocalDpi xmlns:a14="http://schemas.microsoft.com/office/drawing/2010/main" val="0"/>
+                        </a:ext>
+                      </a:extLst>
+                    </a:blip>
+                    <a:srcRect/>
+                    <a:stretch>
+                      <a:fillRect/>
+                    </a:stretch>
+                  </pic:blipFill>
+                  <pic:spPr bwMode="auto">
+                    <a:xfrm>
+                      <a:off x="0" y="0"/>
+                      <a:ext cx="2128584" cy="1315161"/>
+                    </a:xfrm>
+                    <a:prstGeom prst="rect">
+                      <a:avLst/>
+                    </a:prstGeom>
+                    <a:noFill/>
+                  </pic:spPr>
+                </pic:pic>
+              </a:graphicData>
+            </a:graphic>
+          </wp:inline>
+        </w:drawing>
+      </w:r>
+      <w:r>
+        <w:rPr>
+          <w:noProof/>
+          <w:lang w:val="en-US"/>
+        </w:rPr>
+        <w:drawing>
+          <wp:inline distT="0" distB="0" distL="0" distR="0" wp14:anchorId="53EE7944" wp14:editId="25BFB0FC">
+            <wp:extent cx="1916264" cy="1183978"/>
+            <wp:effectExtent l="0" t="0" r="8255" b="0"/>
+            <wp:docPr id="1317758739" name="Grafik 5" descr="Ein Bild, das Text, Diagramm, Screenshot, Reihe enthält.&#10;&#10;KI-generierte Inhalte können fehlerhaft sein."/>
+            <wp:cNvGraphicFramePr>
+              <a:graphicFrameLocks xmlns:a="http://schemas.openxmlformats.org/drawingml/2006/main" noChangeAspect="1"/>
+            </wp:cNvGraphicFramePr>
+            <a:graphic xmlns:a="http://schemas.openxmlformats.org/drawingml/2006/main">
+              <a:graphicData uri="http://schemas.openxmlformats.org/drawingml/2006/picture">
+                <pic:pic xmlns:pic="http://schemas.openxmlformats.org/drawingml/2006/picture">
+                  <pic:nvPicPr>
+                    <pic:cNvPr id="1317758739" name="Grafik 5" descr="Ein Bild, das Text, Diagramm, Screenshot, Reihe enthält.&#10;&#10;KI-generierte Inhalte können fehlerhaft sein."/>
+                    <pic:cNvPicPr>
+                      <a:picLocks noChangeAspect="1" noChangeArrowheads="1"/>
+                    </pic:cNvPicPr>
+                  </pic:nvPicPr>
+                  <pic:blipFill>
+                    <a:blip r:embed="rId7" cstate="print">
+                      <a:extLst>
+                        <a:ext uri="{28A0092B-C50C-407E-A947-70E740481C1C}">
+                          <a14:useLocalDpi xmlns:a14="http://schemas.microsoft.com/office/drawing/2010/main" val="0"/>
+                        </a:ext>
+                      </a:extLst>
+                    </a:blip>
+                    <a:srcRect/>
+                    <a:stretch>
+                      <a:fillRect/>
+                    </a:stretch>
+                  </pic:blipFill>
+                  <pic:spPr bwMode="auto">
+                    <a:xfrm>
+                      <a:off x="0" y="0"/>
+                      <a:ext cx="1923679" cy="1188560"/>
+                    </a:xfrm>
+                    <a:prstGeom prst="rect">
+                      <a:avLst/>
+                    </a:prstGeom>
+                    <a:noFill/>
+                  </pic:spPr>
+                </pic:pic>
+              </a:graphicData>
+            </a:graphic>
+          </wp:inline>
+        </w:drawing>
+      </w:r>
+    </w:p>
+    <w:p>
+      <w:pPr>
+        <w:rPr>
+          <w:lang w:val="en-US"/>
+        </w:rPr>
+      </w:pPr>
+      <w:r>
+        <w:rPr>
+          <w:lang w:val="en-US"/>
+        </w:rPr>
+        <w:lastRenderedPageBreak/>
+        <w:t xml:space="preserve">Because team and opponent distance are strongly correlated, their separate coefficients exhibit a ridge (trade-off) and are difficult to interpret individually. We therefore use </w:t>
+      </w:r>
+      <w:proofErr w:type="spellStart"/>
+      <w:r>
+        <w:rPr>
+          <w:rStyle w:val="HTMLCode"/>
+          <w:rFonts w:eastAsiaTheme="majorEastAsia"/>
+          <w:lang w:val="en-US"/>
+        </w:rPr>
+        <w:t>distance_ratio</w:t>
+      </w:r>
+      <w:proofErr w:type="gramStart"/>
+      <w:r>
+        <w:rPr>
+          <w:rStyle w:val="HTMLCode"/>
+          <w:rFonts w:eastAsiaTheme="majorEastAsia"/>
+          <w:lang w:val="en-US"/>
+        </w:rPr>
+        <w:t>_c</w:t>
+      </w:r>
+      <w:proofErr w:type="spellEnd"/>
+      <w:proofErr w:type="gramEnd"/>
+      <w:r>
+        <w:rPr>
+          <w:lang w:val="en-US"/>
+        </w:rPr>
+        <w:t xml:space="preserve"> as a single summary of relative distance, which reduces this identification problem and yields a clearer posterior signal.</w:t>
+      </w:r>
+    </w:p>
+    <w:p>
+      <w:pPr>
+        <w:rPr>
+          <w:lang w:val="en-US"/>
+        </w:rPr>
+      </w:pPr>
+      <w:r>
+        <w:rPr>
+          <w:noProof/>
+          <w:lang w:val="en-US"/>
+        </w:rPr>
+        <w:drawing>
+          <wp:inline distT="0" distB="0" distL="0" distR="0" wp14:anchorId="0E886833" wp14:editId="6C71C10E">
+            <wp:extent cx="2793182" cy="1725788"/>
+            <wp:effectExtent l="0" t="0" r="7620" b="8255"/>
+            <wp:docPr id="1144251682" name="Grafik 4"/>
+            <wp:cNvGraphicFramePr>
+              <a:graphicFrameLocks xmlns:a="http://schemas.openxmlformats.org/drawingml/2006/main" noChangeAspect="1"/>
+            </wp:cNvGraphicFramePr>
+            <a:graphic xmlns:a="http://schemas.openxmlformats.org/drawingml/2006/main">
+              <a:graphicData uri="http://schemas.openxmlformats.org/drawingml/2006/picture">
+                <pic:pic xmlns:pic="http://schemas.openxmlformats.org/drawingml/2006/picture">
+                  <pic:nvPicPr>
+                    <pic:cNvPr id="0" name="Picture 3"/>
+                    <pic:cNvPicPr>
+                      <a:picLocks noChangeAspect="1" noChangeArrowheads="1"/>
+                    </pic:cNvPicPr>
+                  </pic:nvPicPr>
+                  <pic:blipFill>
+                    <a:blip r:embed="rId6" cstate="print">
+                      <a:extLst>
+                        <a:ext uri="{28A0092B-C50C-407E-A947-70E740481C1C}">
+                          <a14:useLocalDpi xmlns:a14="http://schemas.microsoft.com/office/drawing/2010/main" val="0"/>
+                        </a:ext>
+                      </a:extLst>
+                    </a:blip>
+                    <a:srcRect/>
+                    <a:stretch>
+                      <a:fillRect/>
+                    </a:stretch>
+                  </pic:blipFill>
+                  <pic:spPr bwMode="auto">
+                    <a:xfrm>
+                      <a:off x="0" y="0"/>
+                      <a:ext cx="2807539" cy="1734659"/>
+                    </a:xfrm>
+                    <a:prstGeom prst="rect">
+                      <a:avLst/>
+                    </a:prstGeom>
+                    <a:noFill/>
+                  </pic:spPr>
+                </pic:pic>
+              </a:graphicData>
+            </a:graphic>
+          </wp:inline>
+        </w:drawing>
+      </w:r>
+      <w:r>
+        <w:rPr>
+          <w:noProof/>
+          <w:lang w:val="en-US"/>
+        </w:rPr>
+        <w:drawing>
+          <wp:inline distT="0" distB="0" distL="0" distR="0" wp14:anchorId="595BA8FB" wp14:editId="0A5CCFAB">
+            <wp:extent cx="2817026" cy="1740520"/>
+            <wp:effectExtent l="0" t="0" r="2540" b="0"/>
+            <wp:docPr id="1651803882" name="Grafik 5"/>
+            <wp:cNvGraphicFramePr>
+              <a:graphicFrameLocks xmlns:a="http://schemas.openxmlformats.org/drawingml/2006/main" noChangeAspect="1"/>
+            </wp:cNvGraphicFramePr>
+            <a:graphic xmlns:a="http://schemas.openxmlformats.org/drawingml/2006/main">
+              <a:graphicData uri="http://schemas.openxmlformats.org/drawingml/2006/picture">
+                <pic:pic xmlns:pic="http://schemas.openxmlformats.org/drawingml/2006/picture">
+                  <pic:nvPicPr>
+                    <pic:cNvPr id="0" name="Picture 4"/>
+                    <pic:cNvPicPr>
+                      <a:picLocks noChangeAspect="1" noChangeArrowheads="1"/>
+                    </pic:cNvPicPr>
+                  </pic:nvPicPr>
+                  <pic:blipFill>
+                    <a:blip r:embed="rId7" cstate="print">
+                      <a:extLst>
+                        <a:ext uri="{28A0092B-C50C-407E-A947-70E740481C1C}">
+                          <a14:useLocalDpi xmlns:a14="http://schemas.microsoft.com/office/drawing/2010/main" val="0"/>
+                        </a:ext>
+                      </a:extLst>
+                    </a:blip>
+                    <a:srcRect/>
+                    <a:stretch>
+                      <a:fillRect/>
+                    </a:stretch>
+                  </pic:blipFill>
+                  <pic:spPr bwMode="auto">
+                    <a:xfrm>
+                      <a:off x="0" y="0"/>
+                      <a:ext cx="2823548" cy="1744550"/>
+                    </a:xfrm>
+                    <a:prstGeom prst="rect">
+                      <a:avLst/>
+                    </a:prstGeom>
+                    <a:noFill/>
+                  </pic:spPr>
+                </pic:pic>
+              </a:graphicData>
+            </a:graphic>
+          </wp:inline>
+        </w:drawing>
+      </w:r>
+    </w:p>
+    <w:p>
+      <w:pPr>
+        <w:pStyle w:val="berschrift1"/>
+        <w:rPr>
+          <w:lang w:val="en-US"/>
+        </w:rPr>
+      </w:pPr>
+      <w:r>
+        <w:rPr>
+          <w:lang w:val="en-US"/>
+        </w:rPr>
+        <w:lastRenderedPageBreak/>
         <w:t>Conclusion:</w:t>
       </w:r>
     </w:p>
@@ -137,12 +846,10 @@
           <w:szCs w:val="24"/>
           <w:lang w:val="en-US"/>
         </w:rPr>
-        <w:t>This distinction is particularly relevant in a football context. Observations within the same team or five-minute section are not independent: players act under shared tactical instructions, formations, match states, and motivational conditions. Treating such effects as fully independent ignores these dependencies, whereas partial pooling reflects the expectation that players facing similar situational constraints behave similarly, while still allowing for individual differences supported by the data.</w:t>
-      </w:r>
-    </w:p>
-    <w:p>
-      <w:pPr>
-        <w:pStyle w:val="berschrift1"/>
+        <w:t xml:space="preserve">This distinction is particularly relevant in a football context. Observations within the same team or five-minute section are not independent: players act under shared tactical instructions, formations, match states, and motivational conditions. Treating such effects as </w:t>
+      </w:r>
+      <w:proofErr w:type="gramStart"/>
+      <w:r>
         <w:rPr>
           <w:rFonts w:eastAsiaTheme="minorHAnsi" w:cstheme="minorBidi"/>
           <w:b w:val="0"/>
@@ -150,11 +857,10 @@
           <w:szCs w:val="24"/>
           <w:lang w:val="en-US"/>
         </w:rPr>
-      </w:pPr>
-    </w:p>
-    <w:p>
-      <w:pPr>
-        <w:pStyle w:val="berschrift1"/>
+        <w:t>fully</w:t>
+      </w:r>
+      <w:proofErr w:type="gramEnd"/>
+      <w:r>
         <w:rPr>
           <w:rFonts w:eastAsiaTheme="minorHAnsi" w:cstheme="minorBidi"/>
           <w:b w:val="0"/>
@@ -162,8 +868,12 @@
           <w:szCs w:val="24"/>
           <w:lang w:val="en-US"/>
         </w:rPr>
-      </w:pPr>
-      <w:r>
+        <w:t xml:space="preserve"> independent ignores these dependencies, whereas partial pooling reflects the expectation that players facing similar situational constraints behave similarly, while still allowing for individual differences supported by the data.</w:t>
+      </w:r>
+    </w:p>
+    <w:p>
+      <w:pPr>
+        <w:pStyle w:val="berschrift1"/>
         <w:rPr>
           <w:rFonts w:eastAsiaTheme="minorHAnsi" w:cstheme="minorBidi"/>
           <w:b w:val="0"/>
@@ -171,9 +881,7 @@
           <w:szCs w:val="24"/>
           <w:lang w:val="en-US"/>
         </w:rPr>
-        <w:lastRenderedPageBreak/>
-        <w:t>This distinction is not merely conceptual but critical for Table 3. With roughly 200 observations and a number of fixed effects of comparable magnitude, the fixed-effects specification becomes severely oversaturated and poorly identified, yielding unstable and unreliable estimates. In this setting, partial pooling is not merely a modeling improvement but a statistical necessity.</w:t>
-      </w:r>
+      </w:pPr>
     </w:p>
     <w:p>
       <w:pPr>
@@ -186,10 +894,7 @@
           <w:lang w:val="en-US"/>
         </w:rPr>
       </w:pPr>
-    </w:p>
-    <w:p>
-      <w:pPr>
-        <w:pStyle w:val="berschrift1"/>
+      <w:r>
         <w:rPr>
           <w:rFonts w:eastAsiaTheme="minorHAnsi" w:cstheme="minorBidi"/>
           <w:b w:val="0"/>
@@ -197,7 +902,10 @@
           <w:szCs w:val="24"/>
           <w:lang w:val="en-US"/>
         </w:rPr>
-      </w:pPr>
+        <w:lastRenderedPageBreak/>
+        <w:t xml:space="preserve">This distinction is not merely conceptual but critical for Table 3. With roughly 200 observations and </w:t>
+      </w:r>
+      <w:proofErr w:type="gramStart"/>
       <w:r>
         <w:rPr>
           <w:rFonts w:eastAsiaTheme="minorHAnsi" w:cstheme="minorBidi"/>
@@ -206,12 +914,10 @@
           <w:szCs w:val="24"/>
           <w:lang w:val="en-US"/>
         </w:rPr>
-        <w:t>Beyond this, we explicitly assess model generalizability using leave-one-out cross-validation, an evaluation step not undertaken in the original paper. This allows models to be compared based on out-of-sample predictive performance rather than in-sample fit. Unlike R², which measures in-sample fit and does not assess predictive performance, LOO is explicitly designed to evaluate how well a model generalizes to new data. In Table 2, this analysis confirms that hierarchical specifications achieve superior predictive performance relative to fixed-effects models, reinforcing the advantages of the Bayesian approach.</w:t>
-      </w:r>
-    </w:p>
-    <w:p>
-      <w:pPr>
-        <w:pStyle w:val="berschrift1"/>
+        <w:t>a number of</w:t>
+      </w:r>
+      <w:proofErr w:type="gramEnd"/>
+      <w:r>
         <w:rPr>
           <w:rFonts w:eastAsiaTheme="minorHAnsi" w:cstheme="minorBidi"/>
           <w:b w:val="0"/>
@@ -219,7 +925,8 @@
           <w:szCs w:val="24"/>
           <w:lang w:val="en-US"/>
         </w:rPr>
-      </w:pPr>
+        <w:t xml:space="preserve"> fixed effects of comparable magnitude, the fixed-effects specification becomes severely oversaturated and poorly identified, yielding unstable and unreliable estimates. In this setting, partial pooling is not merely a modeling improvement but a statistical necessity.</w:t>
+      </w:r>
     </w:p>
     <w:p>
       <w:pPr>
@@ -232,7 +939,10 @@
           <w:lang w:val="en-US"/>
         </w:rPr>
       </w:pPr>
-      <w:r>
+    </w:p>
+    <w:p>
+      <w:pPr>
+        <w:pStyle w:val="berschrift1"/>
         <w:rPr>
           <w:rFonts w:eastAsiaTheme="minorHAnsi" w:cstheme="minorBidi"/>
           <w:b w:val="0"/>
@@ -240,12 +950,8 @@
           <w:szCs w:val="24"/>
           <w:lang w:val="en-US"/>
         </w:rPr>
-        <w:t>Finally, Bayesian inference provides a more transparent characterization of uncertainty. Credible intervals allow direct probabilistic statements about parameters conditional on the observed data, in contrast to confidence intervals, which describe long-run properties of hypothetical repeated samples .</w:t>
-      </w:r>
-    </w:p>
-    <w:p>
-      <w:pPr>
-        <w:pStyle w:val="berschrift1"/>
+      </w:pPr>
+      <w:r>
         <w:rPr>
           <w:rFonts w:eastAsiaTheme="minorHAnsi" w:cstheme="minorBidi"/>
           <w:b w:val="0"/>
@@ -253,7 +959,8 @@
           <w:szCs w:val="24"/>
           <w:lang w:val="en-US"/>
         </w:rPr>
-      </w:pPr>
+        <w:t>Beyond this, we explicitly assess model generalizability using leave-one-out cross-validation, an evaluation step not undertaken in the original paper. This allows models to be compared based on out-of-sample predictive performance rather than in-sample fit. Unlike R², which measures in-sample fit and does not assess predictive performance, LOO is explicitly designed to evaluate how well a model generalizes to new data. In Table 2, this analysis confirms that hierarchical specifications achieve superior predictive performance relative to fixed-effects models, reinforcing the advantages of the Bayesian approach.</w:t>
+      </w:r>
     </w:p>
     <w:p>
       <w:pPr>
@@ -266,7 +973,10 @@
           <w:lang w:val="en-US"/>
         </w:rPr>
       </w:pPr>
-      <w:r>
+    </w:p>
+    <w:p>
+      <w:pPr>
+        <w:pStyle w:val="berschrift1"/>
         <w:rPr>
           <w:rFonts w:eastAsiaTheme="minorHAnsi" w:cstheme="minorBidi"/>
           <w:b w:val="0"/>
@@ -274,6 +984,61 @@
           <w:szCs w:val="24"/>
           <w:lang w:val="en-US"/>
         </w:rPr>
+      </w:pPr>
+      <w:r>
+        <w:rPr>
+          <w:rFonts w:eastAsiaTheme="minorHAnsi" w:cstheme="minorBidi"/>
+          <w:b w:val="0"/>
+          <w:sz w:val="22"/>
+          <w:szCs w:val="24"/>
+          <w:lang w:val="en-US"/>
+        </w:rPr>
+        <w:t xml:space="preserve">Finally, Bayesian inference provides a more transparent characterization of uncertainty. Credible intervals allow direct probabilistic statements about parameters conditional on the observed data, in contrast to confidence intervals, which describe long-run properties of hypothetical repeated </w:t>
+      </w:r>
+      <w:proofErr w:type="gramStart"/>
+      <w:r>
+        <w:rPr>
+          <w:rFonts w:eastAsiaTheme="minorHAnsi" w:cstheme="minorBidi"/>
+          <w:b w:val="0"/>
+          <w:sz w:val="22"/>
+          <w:szCs w:val="24"/>
+          <w:lang w:val="en-US"/>
+        </w:rPr>
+        <w:t>samples .</w:t>
+      </w:r>
+      <w:proofErr w:type="gramEnd"/>
+    </w:p>
+    <w:p>
+      <w:pPr>
+        <w:pStyle w:val="berschrift1"/>
+        <w:rPr>
+          <w:rFonts w:eastAsiaTheme="minorHAnsi" w:cstheme="minorBidi"/>
+          <w:b w:val="0"/>
+          <w:sz w:val="22"/>
+          <w:szCs w:val="24"/>
+          <w:lang w:val="en-US"/>
+        </w:rPr>
+      </w:pPr>
+    </w:p>
+    <w:p>
+      <w:pPr>
+        <w:pStyle w:val="berschrift1"/>
+        <w:rPr>
+          <w:rFonts w:eastAsiaTheme="minorHAnsi" w:cstheme="minorBidi"/>
+          <w:b w:val="0"/>
+          <w:sz w:val="22"/>
+          <w:szCs w:val="24"/>
+          <w:lang w:val="en-US"/>
+        </w:rPr>
+      </w:pPr>
+      <w:r>
+        <w:rPr>
+          <w:rFonts w:eastAsiaTheme="minorHAnsi" w:cstheme="minorBidi"/>
+          <w:b w:val="0"/>
+          <w:sz w:val="22"/>
+          <w:szCs w:val="24"/>
+          <w:lang w:val="en-US"/>
+        </w:rPr>
         <w:t>Overall, our Bayesian replication leads to the same qualitative conclusions as the corresponding preliminary analyses in Cohen-Zada et al. (2023) at the individual level: individual effort is positively associated with individual performance (Table 2). At the team level (Table 3), we only find evidence of a positive association between team effort and team performance under very weakly regularizing prior specifications, indicating that this result is more sensitive to modeling assumptions. In both cases, estimated effects are smaller in magnitude and accompanied by greater uncertainty, resulting in weaker statistical evidence than reported in the original analysis.</w:t>
       </w:r>
     </w:p>
@@ -297,11 +1062,19 @@
           <w:lang w:val="en-US"/>
         </w:rPr>
       </w:pPr>
-      <w:r>
-        <w:rPr>
-          <w:lang w:val="en-US"/>
-        </w:rPr>
-        <w:t xml:space="preserve">In order to replicate the alphabetical sorting used by Cohen-Zada et al. (2023) in later models, we added the variable </w:t>
+      <w:proofErr w:type="gramStart"/>
+      <w:r>
+        <w:rPr>
+          <w:lang w:val="en-US"/>
+        </w:rPr>
+        <w:t>In order to</w:t>
+      </w:r>
+      <w:proofErr w:type="gramEnd"/>
+      <w:r>
+        <w:rPr>
+          <w:lang w:val="en-US"/>
+        </w:rPr>
+        <w:t xml:space="preserve"> replicate the alphabetical sorting used by Cohen-Zada et al. (2023) in later models, we added the variable </w:t>
       </w:r>
       <w:proofErr w:type="spellStart"/>
       <w:r>
@@ -346,7 +1119,7 @@
         </w:rPr>
         <w:t xml:space="preserve"> denotes each team’s position in the season table and serves as a unique team identifier at that point. Using these variables, we matched each team to its corresponding Hebrew team name from the final regular-season standings collected from Wikipedia </w:t>
       </w:r>
-      <w:hyperlink r:id="rId5" w:anchor="Regular_season_table" w:history="1">
+      <w:hyperlink r:id="rId8" w:anchor="Regular_season_table" w:history="1">
         <w:r>
           <w:rPr>
             <w:rStyle w:val="Hyperlink"/>
@@ -448,16 +1221,52 @@
           <w:iCs/>
           <w:lang w:val="en-US"/>
         </w:rPr>
-        <w:t>set_prior</w:t>
-      </w:r>
-      <w:proofErr w:type="spellEnd"/>
-      <w:r>
-        <w:rPr>
-          <w:i/>
-          <w:iCs/>
-          <w:lang w:val="en-US"/>
-        </w:rPr>
-        <w:t>("normal(0, 0.</w:t>
+        <w:t>set_</w:t>
+      </w:r>
+      <w:proofErr w:type="gramStart"/>
+      <w:r>
+        <w:rPr>
+          <w:i/>
+          <w:iCs/>
+          <w:lang w:val="en-US"/>
+        </w:rPr>
+        <w:t>prior</w:t>
+      </w:r>
+      <w:proofErr w:type="spellEnd"/>
+      <w:r>
+        <w:rPr>
+          <w:i/>
+          <w:iCs/>
+          <w:lang w:val="en-US"/>
+        </w:rPr>
+        <w:t>(</w:t>
+      </w:r>
+      <w:proofErr w:type="gramEnd"/>
+      <w:r>
+        <w:rPr>
+          <w:i/>
+          <w:iCs/>
+          <w:lang w:val="en-US"/>
+        </w:rPr>
+        <w:t>"</w:t>
+      </w:r>
+      <w:proofErr w:type="gramStart"/>
+      <w:r>
+        <w:rPr>
+          <w:i/>
+          <w:iCs/>
+          <w:lang w:val="en-US"/>
+        </w:rPr>
+        <w:t>normal(</w:t>
+      </w:r>
+      <w:proofErr w:type="gramEnd"/>
+      <w:r>
+        <w:rPr>
+          <w:i/>
+          <w:iCs/>
+          <w:lang w:val="en-US"/>
+        </w:rPr>
+        <w:t>0, 0.</w:t>
       </w:r>
       <w:r>
         <w:rPr>
@@ -473,7 +1282,25 @@
           <w:iCs/>
           <w:lang w:val="en-US"/>
         </w:rPr>
-        <w:t>)",   class = "b")</w:t>
+        <w:t>)</w:t>
+      </w:r>
+      <w:proofErr w:type="gramStart"/>
+      <w:r>
+        <w:rPr>
+          <w:i/>
+          <w:iCs/>
+          <w:lang w:val="en-US"/>
+        </w:rPr>
+        <w:t xml:space="preserve">",   </w:t>
+      </w:r>
+      <w:proofErr w:type="gramEnd"/>
+      <w:r>
+        <w:rPr>
+          <w:i/>
+          <w:iCs/>
+          <w:lang w:val="en-US"/>
+        </w:rPr>
+        <w:t>class = "b")</w:t>
       </w:r>
     </w:p>
     <w:p>
@@ -584,16 +1411,52 @@
           <w:iCs/>
           <w:lang w:val="en-US"/>
         </w:rPr>
-        <w:t>set_prior</w:t>
-      </w:r>
-      <w:proofErr w:type="spellEnd"/>
-      <w:r>
-        <w:rPr>
-          <w:i/>
-          <w:iCs/>
-          <w:lang w:val="en-US"/>
-        </w:rPr>
-        <w:t xml:space="preserve">("normal(0, 0.08)", class = "b", </w:t>
+        <w:t>set_</w:t>
+      </w:r>
+      <w:proofErr w:type="gramStart"/>
+      <w:r>
+        <w:rPr>
+          <w:i/>
+          <w:iCs/>
+          <w:lang w:val="en-US"/>
+        </w:rPr>
+        <w:t>prior</w:t>
+      </w:r>
+      <w:proofErr w:type="spellEnd"/>
+      <w:r>
+        <w:rPr>
+          <w:i/>
+          <w:iCs/>
+          <w:lang w:val="en-US"/>
+        </w:rPr>
+        <w:t>(</w:t>
+      </w:r>
+      <w:proofErr w:type="gramEnd"/>
+      <w:r>
+        <w:rPr>
+          <w:i/>
+          <w:iCs/>
+          <w:lang w:val="en-US"/>
+        </w:rPr>
+        <w:t>"</w:t>
+      </w:r>
+      <w:proofErr w:type="gramStart"/>
+      <w:r>
+        <w:rPr>
+          <w:i/>
+          <w:iCs/>
+          <w:lang w:val="en-US"/>
+        </w:rPr>
+        <w:t>normal(</w:t>
+      </w:r>
+      <w:proofErr w:type="gramEnd"/>
+      <w:r>
+        <w:rPr>
+          <w:i/>
+          <w:iCs/>
+          <w:lang w:val="en-US"/>
+        </w:rPr>
+        <w:t xml:space="preserve">0, 0.08)", class = "b", </w:t>
       </w:r>
       <w:proofErr w:type="spellStart"/>
       <w:r>
@@ -694,7 +1557,7 @@
                     </pic:cNvPicPr>
                   </pic:nvPicPr>
                   <pic:blipFill>
-                    <a:blip r:embed="rId6" cstate="print">
+                    <a:blip r:embed="rId9" cstate="print">
                       <a:extLst>
                         <a:ext uri="{28A0092B-C50C-407E-A947-70E740481C1C}">
                           <a14:useLocalDpi xmlns:a14="http://schemas.microsoft.com/office/drawing/2010/main" val="0"/>
@@ -765,7 +1628,21 @@
         <w:rPr>
           <w:lang w:val="en-US"/>
         </w:rPr>
-        <w:t xml:space="preserve">The black line is in the middle of our priors, so know general trend of it being above or below black. </w:t>
+        <w:t xml:space="preserve">The black line is in the middle of our </w:t>
+      </w:r>
+      <w:proofErr w:type="gramStart"/>
+      <w:r>
+        <w:rPr>
+          <w:lang w:val="en-US"/>
+        </w:rPr>
+        <w:t>priors</w:t>
+      </w:r>
+      <w:proofErr w:type="gramEnd"/>
+      <w:r>
+        <w:rPr>
+          <w:lang w:val="en-US"/>
+        </w:rPr>
+        <w:t xml:space="preserve">, so know general trend of it being above or below black. </w:t>
       </w:r>
     </w:p>
     <w:p>
@@ -833,7 +1710,7 @@
                     </pic:cNvPicPr>
                   </pic:nvPicPr>
                   <pic:blipFill>
-                    <a:blip r:embed="rId7" cstate="print">
+                    <a:blip r:embed="rId10" cstate="print">
                       <a:extLst>
                         <a:ext uri="{28A0092B-C50C-407E-A947-70E740481C1C}">
                           <a14:useLocalDpi xmlns:a14="http://schemas.microsoft.com/office/drawing/2010/main" val="0"/>
@@ -970,16 +1847,52 @@
           <w:iCs/>
           <w:lang w:val="en-US"/>
         </w:rPr>
-        <w:t>set_prior</w:t>
-      </w:r>
-      <w:proofErr w:type="spellEnd"/>
-      <w:r>
-        <w:rPr>
-          <w:i/>
-          <w:iCs/>
-          <w:lang w:val="en-US"/>
-        </w:rPr>
-        <w:t xml:space="preserve">("normal(0, 0.4)", class = "b", </w:t>
+        <w:t>set_</w:t>
+      </w:r>
+      <w:proofErr w:type="gramStart"/>
+      <w:r>
+        <w:rPr>
+          <w:i/>
+          <w:iCs/>
+          <w:lang w:val="en-US"/>
+        </w:rPr>
+        <w:t>prior</w:t>
+      </w:r>
+      <w:proofErr w:type="spellEnd"/>
+      <w:r>
+        <w:rPr>
+          <w:i/>
+          <w:iCs/>
+          <w:lang w:val="en-US"/>
+        </w:rPr>
+        <w:t>(</w:t>
+      </w:r>
+      <w:proofErr w:type="gramEnd"/>
+      <w:r>
+        <w:rPr>
+          <w:i/>
+          <w:iCs/>
+          <w:lang w:val="en-US"/>
+        </w:rPr>
+        <w:t>"</w:t>
+      </w:r>
+      <w:proofErr w:type="gramStart"/>
+      <w:r>
+        <w:rPr>
+          <w:i/>
+          <w:iCs/>
+          <w:lang w:val="en-US"/>
+        </w:rPr>
+        <w:t>normal(</w:t>
+      </w:r>
+      <w:proofErr w:type="gramEnd"/>
+      <w:r>
+        <w:rPr>
+          <w:i/>
+          <w:iCs/>
+          <w:lang w:val="en-US"/>
+        </w:rPr>
+        <w:t xml:space="preserve">0, 0.4)", class = "b", </w:t>
       </w:r>
       <w:proofErr w:type="spellStart"/>
       <w:r>
@@ -1040,7 +1953,21 @@
         <w:rPr>
           <w:lang w:val="en-US"/>
         </w:rPr>
-        <w:t xml:space="preserve"> changes the probability to score to between (0.0045 ; 0.0218) so 0.45% to 2.18%.</w:t>
+        <w:t xml:space="preserve"> changes the probability to score to between (</w:t>
+      </w:r>
+      <w:proofErr w:type="gramStart"/>
+      <w:r>
+        <w:rPr>
+          <w:lang w:val="en-US"/>
+        </w:rPr>
+        <w:t>0.0045 ;</w:t>
+      </w:r>
+      <w:proofErr w:type="gramEnd"/>
+      <w:r>
+        <w:rPr>
+          <w:lang w:val="en-US"/>
+        </w:rPr>
+        <w:t xml:space="preserve"> 0.0218) so 0.45% to 2.18%.</w:t>
       </w:r>
     </w:p>
     <w:p>
@@ -1113,16 +2040,52 @@
           <w:iCs/>
           <w:lang w:val="en-US"/>
         </w:rPr>
-        <w:t>set_prior</w:t>
-      </w:r>
-      <w:proofErr w:type="spellEnd"/>
-      <w:r>
-        <w:rPr>
-          <w:i/>
-          <w:iCs/>
-          <w:lang w:val="en-US"/>
-        </w:rPr>
-        <w:t xml:space="preserve">("normal(0, 0.045)", class = "b", </w:t>
+        <w:t>set_</w:t>
+      </w:r>
+      <w:proofErr w:type="gramStart"/>
+      <w:r>
+        <w:rPr>
+          <w:i/>
+          <w:iCs/>
+          <w:lang w:val="en-US"/>
+        </w:rPr>
+        <w:t>prior</w:t>
+      </w:r>
+      <w:proofErr w:type="spellEnd"/>
+      <w:r>
+        <w:rPr>
+          <w:i/>
+          <w:iCs/>
+          <w:lang w:val="en-US"/>
+        </w:rPr>
+        <w:t>(</w:t>
+      </w:r>
+      <w:proofErr w:type="gramEnd"/>
+      <w:r>
+        <w:rPr>
+          <w:i/>
+          <w:iCs/>
+          <w:lang w:val="en-US"/>
+        </w:rPr>
+        <w:t>"</w:t>
+      </w:r>
+      <w:proofErr w:type="gramStart"/>
+      <w:r>
+        <w:rPr>
+          <w:i/>
+          <w:iCs/>
+          <w:lang w:val="en-US"/>
+        </w:rPr>
+        <w:t>normal(</w:t>
+      </w:r>
+      <w:proofErr w:type="gramEnd"/>
+      <w:r>
+        <w:rPr>
+          <w:i/>
+          <w:iCs/>
+          <w:lang w:val="en-US"/>
+        </w:rPr>
+        <w:t xml:space="preserve">0, 0.045)", class = "b", </w:t>
       </w:r>
       <w:proofErr w:type="spellStart"/>
       <w:r>
@@ -1171,7 +2134,35 @@
         <w:rPr>
           <w:lang w:val="en-US"/>
         </w:rPr>
-        <w:t>We are saying that playing someone that is 13 positions under you changes the probability to score compared to playing someone 13 position above you between (0.0009 ; 0.094) so 0.0% to 9.4%.</w:t>
+        <w:t xml:space="preserve">We are saying that playing someone that is 13 positions under you changes the probability to score compared to playing someone 13 </w:t>
+      </w:r>
+      <w:proofErr w:type="gramStart"/>
+      <w:r>
+        <w:rPr>
+          <w:lang w:val="en-US"/>
+        </w:rPr>
+        <w:t>position</w:t>
+      </w:r>
+      <w:proofErr w:type="gramEnd"/>
+      <w:r>
+        <w:rPr>
+          <w:lang w:val="en-US"/>
+        </w:rPr>
+        <w:t xml:space="preserve"> above you between (</w:t>
+      </w:r>
+      <w:proofErr w:type="gramStart"/>
+      <w:r>
+        <w:rPr>
+          <w:lang w:val="en-US"/>
+        </w:rPr>
+        <w:t>0.0009 ;</w:t>
+      </w:r>
+      <w:proofErr w:type="gramEnd"/>
+      <w:r>
+        <w:rPr>
+          <w:lang w:val="en-US"/>
+        </w:rPr>
+        <w:t xml:space="preserve"> 0.094) so 0.0% to 9.4%.</w:t>
       </w:r>
     </w:p>
     <w:p>
@@ -1206,14 +2197,28 @@
         <w:rPr>
           <w:lang w:val="en-US"/>
         </w:rPr>
-        <w:t xml:space="preserve"> goes from 1 to 19.</w:t>
-      </w:r>
-      <w:r>
-        <w:rPr>
-          <w:lang w:val="en-US"/>
-        </w:rPr>
         <w:t xml:space="preserve"> </w:t>
       </w:r>
+      <w:proofErr w:type="gramStart"/>
+      <w:r>
+        <w:rPr>
+          <w:lang w:val="en-US"/>
+        </w:rPr>
+        <w:t>goes</w:t>
+      </w:r>
+      <w:proofErr w:type="gramEnd"/>
+      <w:r>
+        <w:rPr>
+          <w:lang w:val="en-US"/>
+        </w:rPr>
+        <w:t xml:space="preserve"> from 1 to 19.</w:t>
+      </w:r>
+      <w:r>
+        <w:rPr>
+          <w:lang w:val="en-US"/>
+        </w:rPr>
+        <w:t xml:space="preserve"> </w:t>
+      </w:r>
       <w:r>
         <w:rPr>
           <w:color w:val="C00000"/>
@@ -1251,16 +2256,52 @@
           <w:iCs/>
           <w:lang w:val="en-US"/>
         </w:rPr>
-        <w:t>set_prior</w:t>
-      </w:r>
-      <w:proofErr w:type="spellEnd"/>
-      <w:r>
-        <w:rPr>
-          <w:i/>
-          <w:iCs/>
-          <w:lang w:val="en-US"/>
-        </w:rPr>
-        <w:t xml:space="preserve">("normal(0, 0.06)", class = "b", </w:t>
+        <w:t>set_</w:t>
+      </w:r>
+      <w:proofErr w:type="gramStart"/>
+      <w:r>
+        <w:rPr>
+          <w:i/>
+          <w:iCs/>
+          <w:lang w:val="en-US"/>
+        </w:rPr>
+        <w:t>prior</w:t>
+      </w:r>
+      <w:proofErr w:type="spellEnd"/>
+      <w:r>
+        <w:rPr>
+          <w:i/>
+          <w:iCs/>
+          <w:lang w:val="en-US"/>
+        </w:rPr>
+        <w:t>(</w:t>
+      </w:r>
+      <w:proofErr w:type="gramEnd"/>
+      <w:r>
+        <w:rPr>
+          <w:i/>
+          <w:iCs/>
+          <w:lang w:val="en-US"/>
+        </w:rPr>
+        <w:t>"</w:t>
+      </w:r>
+      <w:proofErr w:type="gramStart"/>
+      <w:r>
+        <w:rPr>
+          <w:i/>
+          <w:iCs/>
+          <w:lang w:val="en-US"/>
+        </w:rPr>
+        <w:t>normal(</w:t>
+      </w:r>
+      <w:proofErr w:type="gramEnd"/>
+      <w:r>
+        <w:rPr>
+          <w:i/>
+          <w:iCs/>
+          <w:lang w:val="en-US"/>
+        </w:rPr>
+        <w:t xml:space="preserve">0, 0.06)", class = "b", </w:t>
       </w:r>
       <w:proofErr w:type="spellStart"/>
       <w:r>
@@ -1309,7 +2350,21 @@
         <w:rPr>
           <w:lang w:val="en-US"/>
         </w:rPr>
-        <w:t>We are saying that playing 19 sections cumulatively changes the probability to score compared to playing only one section between (0.0009 ; 0.088) so 0.01% to 8.8%.</w:t>
+        <w:t>We are saying that playing 19 sections cumulatively changes the probability to score compared to playing only one section between (</w:t>
+      </w:r>
+      <w:proofErr w:type="gramStart"/>
+      <w:r>
+        <w:rPr>
+          <w:lang w:val="en-US"/>
+        </w:rPr>
+        <w:t>0.0009 ;</w:t>
+      </w:r>
+      <w:proofErr w:type="gramEnd"/>
+      <w:r>
+        <w:rPr>
+          <w:lang w:val="en-US"/>
+        </w:rPr>
+        <w:t xml:space="preserve"> 0.088) so 0.01% to 8.8%.</w:t>
       </w:r>
     </w:p>
     <w:p>
@@ -1387,16 +2442,52 @@
           <w:iCs/>
           <w:lang w:val="en-US"/>
         </w:rPr>
-        <w:t>set_prior</w:t>
-      </w:r>
-      <w:proofErr w:type="spellEnd"/>
-      <w:r>
-        <w:rPr>
-          <w:i/>
-          <w:iCs/>
-          <w:lang w:val="en-US"/>
-        </w:rPr>
-        <w:t xml:space="preserve">("normal(0, 0.003)", class = "b", </w:t>
+        <w:t>set_</w:t>
+      </w:r>
+      <w:proofErr w:type="gramStart"/>
+      <w:r>
+        <w:rPr>
+          <w:i/>
+          <w:iCs/>
+          <w:lang w:val="en-US"/>
+        </w:rPr>
+        <w:t>prior</w:t>
+      </w:r>
+      <w:proofErr w:type="spellEnd"/>
+      <w:r>
+        <w:rPr>
+          <w:i/>
+          <w:iCs/>
+          <w:lang w:val="en-US"/>
+        </w:rPr>
+        <w:t>(</w:t>
+      </w:r>
+      <w:proofErr w:type="gramEnd"/>
+      <w:r>
+        <w:rPr>
+          <w:i/>
+          <w:iCs/>
+          <w:lang w:val="en-US"/>
+        </w:rPr>
+        <w:t>"</w:t>
+      </w:r>
+      <w:proofErr w:type="gramStart"/>
+      <w:r>
+        <w:rPr>
+          <w:i/>
+          <w:iCs/>
+          <w:lang w:val="en-US"/>
+        </w:rPr>
+        <w:t>normal(</w:t>
+      </w:r>
+      <w:proofErr w:type="gramEnd"/>
+      <w:r>
+        <w:rPr>
+          <w:i/>
+          <w:iCs/>
+          <w:lang w:val="en-US"/>
+        </w:rPr>
+        <w:t xml:space="preserve">0, 0.003)", class = "b", </w:t>
       </w:r>
       <w:proofErr w:type="spellStart"/>
       <w:r>
@@ -1431,6 +2522,7 @@
         <w:t xml:space="preserve">We are saying that playing 361 </w:t>
       </w:r>
       <w:proofErr w:type="spellStart"/>
+      <w:proofErr w:type="gramStart"/>
       <w:r>
         <w:rPr>
           <w:lang w:val="en-US"/>
@@ -1438,6 +2530,7 @@
         <w:t>squaredsection</w:t>
       </w:r>
       <w:proofErr w:type="spellEnd"/>
+      <w:proofErr w:type="gramEnd"/>
       <w:r>
         <w:rPr>
           <w:lang w:val="en-US"/>
@@ -1456,7 +2549,21 @@
         <w:rPr>
           <w:lang w:val="en-US"/>
         </w:rPr>
-        <w:t>-unit between (0.0011 ; 0.079) so 0.01% to 7.9%.</w:t>
+        <w:t>-unit between (</w:t>
+      </w:r>
+      <w:proofErr w:type="gramStart"/>
+      <w:r>
+        <w:rPr>
+          <w:lang w:val="en-US"/>
+        </w:rPr>
+        <w:t>0.0011 ;</w:t>
+      </w:r>
+      <w:proofErr w:type="gramEnd"/>
+      <w:r>
+        <w:rPr>
+          <w:lang w:val="en-US"/>
+        </w:rPr>
+        <w:t xml:space="preserve"> 0.079) so 0.01% to 7.9%.</w:t>
       </w:r>
     </w:p>
     <w:p>
@@ -1488,7 +2595,7 @@
                     </pic:cNvPicPr>
                   </pic:nvPicPr>
                   <pic:blipFill>
-                    <a:blip r:embed="rId8" cstate="print">
+                    <a:blip r:embed="rId11" cstate="print">
                       <a:extLst>
                         <a:ext uri="{28A0092B-C50C-407E-A947-70E740481C1C}">
                           <a14:useLocalDpi xmlns:a14="http://schemas.microsoft.com/office/drawing/2010/main" val="0"/>
@@ -1575,7 +2682,7 @@
                     </pic:cNvPicPr>
                   </pic:nvPicPr>
                   <pic:blipFill>
-                    <a:blip r:embed="rId9" cstate="print">
+                    <a:blip r:embed="rId12" cstate="print">
                       <a:extLst>
                         <a:ext uri="{28A0092B-C50C-407E-A947-70E740481C1C}">
                           <a14:useLocalDpi xmlns:a14="http://schemas.microsoft.com/office/drawing/2010/main" val="0"/>
@@ -1695,16 +2802,52 @@
           <w:lang w:val="en-US"/>
         </w:rPr>
         <w:lastRenderedPageBreak/>
-        <w:t>set_prior</w:t>
-      </w:r>
-      <w:proofErr w:type="spellEnd"/>
-      <w:r>
-        <w:rPr>
-          <w:i/>
-          <w:iCs/>
-          <w:lang w:val="en-US"/>
-        </w:rPr>
-        <w:t xml:space="preserve">("normal(0, 0.15)", class = "b", </w:t>
+        <w:t>set_</w:t>
+      </w:r>
+      <w:proofErr w:type="gramStart"/>
+      <w:r>
+        <w:rPr>
+          <w:i/>
+          <w:iCs/>
+          <w:lang w:val="en-US"/>
+        </w:rPr>
+        <w:t>prior</w:t>
+      </w:r>
+      <w:proofErr w:type="spellEnd"/>
+      <w:r>
+        <w:rPr>
+          <w:i/>
+          <w:iCs/>
+          <w:lang w:val="en-US"/>
+        </w:rPr>
+        <w:t>(</w:t>
+      </w:r>
+      <w:proofErr w:type="gramEnd"/>
+      <w:r>
+        <w:rPr>
+          <w:i/>
+          <w:iCs/>
+          <w:lang w:val="en-US"/>
+        </w:rPr>
+        <w:t>"</w:t>
+      </w:r>
+      <w:proofErr w:type="gramStart"/>
+      <w:r>
+        <w:rPr>
+          <w:i/>
+          <w:iCs/>
+          <w:lang w:val="en-US"/>
+        </w:rPr>
+        <w:t>normal(</w:t>
+      </w:r>
+      <w:proofErr w:type="gramEnd"/>
+      <w:r>
+        <w:rPr>
+          <w:i/>
+          <w:iCs/>
+          <w:lang w:val="en-US"/>
+        </w:rPr>
+        <w:t xml:space="preserve">0, 0.15)", class = "b", </w:t>
       </w:r>
       <w:proofErr w:type="spellStart"/>
       <w:r>
@@ -1753,7 +2896,35 @@
         <w:rPr>
           <w:lang w:val="en-US"/>
         </w:rPr>
-        <w:t xml:space="preserve">We are saying that having a score advantage of 4 goals changes the probability to score compared having 4 less goals than the </w:t>
+        <w:t xml:space="preserve">We are saying that having a score advantage of 4 goals changes the probability </w:t>
+      </w:r>
+      <w:proofErr w:type="gramStart"/>
+      <w:r>
+        <w:rPr>
+          <w:lang w:val="en-US"/>
+        </w:rPr>
+        <w:t>to score</w:t>
+      </w:r>
+      <w:proofErr w:type="gramEnd"/>
+      <w:r>
+        <w:rPr>
+          <w:lang w:val="en-US"/>
+        </w:rPr>
+        <w:t xml:space="preserve"> compared </w:t>
+      </w:r>
+      <w:proofErr w:type="gramStart"/>
+      <w:r>
+        <w:rPr>
+          <w:lang w:val="en-US"/>
+        </w:rPr>
+        <w:t>having</w:t>
+      </w:r>
+      <w:proofErr w:type="gramEnd"/>
+      <w:r>
+        <w:rPr>
+          <w:lang w:val="en-US"/>
+        </w:rPr>
+        <w:t xml:space="preserve"> 4 less goals than the </w:t>
       </w:r>
       <w:proofErr w:type="spellStart"/>
       <w:r>
@@ -1767,7 +2938,21 @@
         <w:rPr>
           <w:lang w:val="en-US"/>
         </w:rPr>
-        <w:t xml:space="preserve"> to between (0.009 ; 0.098) so 0.01% to 9.8%.</w:t>
+        <w:t xml:space="preserve"> to between (</w:t>
+      </w:r>
+      <w:proofErr w:type="gramStart"/>
+      <w:r>
+        <w:rPr>
+          <w:lang w:val="en-US"/>
+        </w:rPr>
+        <w:t>0.009 ;</w:t>
+      </w:r>
+      <w:proofErr w:type="gramEnd"/>
+      <w:r>
+        <w:rPr>
+          <w:lang w:val="en-US"/>
+        </w:rPr>
+        <w:t xml:space="preserve"> 0.098) so 0.01% to 9.8%.</w:t>
       </w:r>
     </w:p>
     <w:p>
@@ -1819,16 +3004,70 @@
           <w:iCs/>
           <w:lang w:val="en-US"/>
         </w:rPr>
-        <w:t>set_prior</w:t>
-      </w:r>
-      <w:proofErr w:type="spellEnd"/>
-      <w:r>
-        <w:rPr>
-          <w:i/>
-          <w:iCs/>
-          <w:lang w:val="en-US"/>
-        </w:rPr>
-        <w:t>("normal(0, 0.4)",   class = "b")</w:t>
+        <w:t>set_</w:t>
+      </w:r>
+      <w:proofErr w:type="gramStart"/>
+      <w:r>
+        <w:rPr>
+          <w:i/>
+          <w:iCs/>
+          <w:lang w:val="en-US"/>
+        </w:rPr>
+        <w:t>prior</w:t>
+      </w:r>
+      <w:proofErr w:type="spellEnd"/>
+      <w:r>
+        <w:rPr>
+          <w:i/>
+          <w:iCs/>
+          <w:lang w:val="en-US"/>
+        </w:rPr>
+        <w:t>(</w:t>
+      </w:r>
+      <w:proofErr w:type="gramEnd"/>
+      <w:r>
+        <w:rPr>
+          <w:i/>
+          <w:iCs/>
+          <w:lang w:val="en-US"/>
+        </w:rPr>
+        <w:t>"</w:t>
+      </w:r>
+      <w:proofErr w:type="gramStart"/>
+      <w:r>
+        <w:rPr>
+          <w:i/>
+          <w:iCs/>
+          <w:lang w:val="en-US"/>
+        </w:rPr>
+        <w:t>normal(</w:t>
+      </w:r>
+      <w:proofErr w:type="gramEnd"/>
+      <w:r>
+        <w:rPr>
+          <w:i/>
+          <w:iCs/>
+          <w:lang w:val="en-US"/>
+        </w:rPr>
+        <w:t>0, 0.4)</w:t>
+      </w:r>
+      <w:proofErr w:type="gramStart"/>
+      <w:r>
+        <w:rPr>
+          <w:i/>
+          <w:iCs/>
+          <w:lang w:val="en-US"/>
+        </w:rPr>
+        <w:t xml:space="preserve">",   </w:t>
+      </w:r>
+      <w:proofErr w:type="gramEnd"/>
+      <w:r>
+        <w:rPr>
+          <w:i/>
+          <w:iCs/>
+          <w:lang w:val="en-US"/>
+        </w:rPr>
+        <w:t>class = "b")</w:t>
       </w:r>
     </w:p>
     <w:p>
@@ -1965,36 +3204,104 @@
           <w:iCs/>
           <w:lang w:val="en-US"/>
         </w:rPr>
-        <w:t>set_prior</w:t>
-      </w:r>
-      <w:proofErr w:type="spellEnd"/>
-      <w:r>
-        <w:rPr>
-          <w:i/>
-          <w:iCs/>
-          <w:lang w:val="en-US"/>
-        </w:rPr>
-        <w:t>("normal(0, 0.4)",   class = "b")</w:t>
-      </w:r>
-    </w:p>
-    <w:p>
-      <w:pPr>
-        <w:rPr>
-          <w:lang w:val="en-US"/>
-        </w:rPr>
-      </w:pPr>
-    </w:p>
-    <w:p>
-      <w:pPr>
-        <w:rPr>
-          <w:lang w:val="en-US"/>
-        </w:rPr>
-      </w:pPr>
-      <w:r>
-        <w:rPr>
-          <w:lang w:val="en-US"/>
-        </w:rPr>
-        <w:t>We are saying that scoring a goal yourself in the section before changes the probability to score a goal to be between  0.45% and 2.18%.</w:t>
+        <w:t>set_</w:t>
+      </w:r>
+      <w:proofErr w:type="gramStart"/>
+      <w:r>
+        <w:rPr>
+          <w:i/>
+          <w:iCs/>
+          <w:lang w:val="en-US"/>
+        </w:rPr>
+        <w:t>prior</w:t>
+      </w:r>
+      <w:proofErr w:type="spellEnd"/>
+      <w:r>
+        <w:rPr>
+          <w:i/>
+          <w:iCs/>
+          <w:lang w:val="en-US"/>
+        </w:rPr>
+        <w:t>(</w:t>
+      </w:r>
+      <w:proofErr w:type="gramEnd"/>
+      <w:r>
+        <w:rPr>
+          <w:i/>
+          <w:iCs/>
+          <w:lang w:val="en-US"/>
+        </w:rPr>
+        <w:t>"</w:t>
+      </w:r>
+      <w:proofErr w:type="gramStart"/>
+      <w:r>
+        <w:rPr>
+          <w:i/>
+          <w:iCs/>
+          <w:lang w:val="en-US"/>
+        </w:rPr>
+        <w:t>normal(</w:t>
+      </w:r>
+      <w:proofErr w:type="gramEnd"/>
+      <w:r>
+        <w:rPr>
+          <w:i/>
+          <w:iCs/>
+          <w:lang w:val="en-US"/>
+        </w:rPr>
+        <w:t>0, 0.4)</w:t>
+      </w:r>
+      <w:proofErr w:type="gramStart"/>
+      <w:r>
+        <w:rPr>
+          <w:i/>
+          <w:iCs/>
+          <w:lang w:val="en-US"/>
+        </w:rPr>
+        <w:t xml:space="preserve">",   </w:t>
+      </w:r>
+      <w:proofErr w:type="gramEnd"/>
+      <w:r>
+        <w:rPr>
+          <w:i/>
+          <w:iCs/>
+          <w:lang w:val="en-US"/>
+        </w:rPr>
+        <w:t>class = "b")</w:t>
+      </w:r>
+    </w:p>
+    <w:p>
+      <w:pPr>
+        <w:rPr>
+          <w:lang w:val="en-US"/>
+        </w:rPr>
+      </w:pPr>
+    </w:p>
+    <w:p>
+      <w:pPr>
+        <w:rPr>
+          <w:lang w:val="en-US"/>
+        </w:rPr>
+      </w:pPr>
+      <w:r>
+        <w:rPr>
+          <w:lang w:val="en-US"/>
+        </w:rPr>
+        <w:t xml:space="preserve">We are saying that scoring a goal yourself in the section before changes the probability to score a goal to be </w:t>
+      </w:r>
+      <w:proofErr w:type="gramStart"/>
+      <w:r>
+        <w:rPr>
+          <w:lang w:val="en-US"/>
+        </w:rPr>
+        <w:t>between  0.45</w:t>
+      </w:r>
+      <w:proofErr w:type="gramEnd"/>
+      <w:r>
+        <w:rPr>
+          <w:lang w:val="en-US"/>
+        </w:rPr>
+        <w:t>% and 2.18%.</w:t>
       </w:r>
     </w:p>
     <w:p>
@@ -2044,29 +3351,97 @@
           <w:iCs/>
           <w:lang w:val="en-US"/>
         </w:rPr>
-        <w:t>set_prior</w:t>
-      </w:r>
-      <w:proofErr w:type="spellEnd"/>
-      <w:r>
-        <w:rPr>
-          <w:i/>
-          <w:iCs/>
-          <w:lang w:val="en-US"/>
-        </w:rPr>
-        <w:t>("normal(0, 0.4)",   class = "b")</w:t>
-      </w:r>
-    </w:p>
-    <w:p>
-      <w:pPr>
-        <w:rPr>
-          <w:lang w:val="en-US"/>
-        </w:rPr>
-      </w:pPr>
-      <w:r>
-        <w:rPr>
-          <w:lang w:val="en-US"/>
-        </w:rPr>
-        <w:t>We are saying that your team getting a red card in the section before changes the probability to score a goal to be between  0.45% and 2.18%.</w:t>
+        <w:t>set_</w:t>
+      </w:r>
+      <w:proofErr w:type="gramStart"/>
+      <w:r>
+        <w:rPr>
+          <w:i/>
+          <w:iCs/>
+          <w:lang w:val="en-US"/>
+        </w:rPr>
+        <w:t>prior</w:t>
+      </w:r>
+      <w:proofErr w:type="spellEnd"/>
+      <w:r>
+        <w:rPr>
+          <w:i/>
+          <w:iCs/>
+          <w:lang w:val="en-US"/>
+        </w:rPr>
+        <w:t>(</w:t>
+      </w:r>
+      <w:proofErr w:type="gramEnd"/>
+      <w:r>
+        <w:rPr>
+          <w:i/>
+          <w:iCs/>
+          <w:lang w:val="en-US"/>
+        </w:rPr>
+        <w:t>"</w:t>
+      </w:r>
+      <w:proofErr w:type="gramStart"/>
+      <w:r>
+        <w:rPr>
+          <w:i/>
+          <w:iCs/>
+          <w:lang w:val="en-US"/>
+        </w:rPr>
+        <w:t>normal(</w:t>
+      </w:r>
+      <w:proofErr w:type="gramEnd"/>
+      <w:r>
+        <w:rPr>
+          <w:i/>
+          <w:iCs/>
+          <w:lang w:val="en-US"/>
+        </w:rPr>
+        <w:t>0, 0.4)</w:t>
+      </w:r>
+      <w:proofErr w:type="gramStart"/>
+      <w:r>
+        <w:rPr>
+          <w:i/>
+          <w:iCs/>
+          <w:lang w:val="en-US"/>
+        </w:rPr>
+        <w:t xml:space="preserve">",   </w:t>
+      </w:r>
+      <w:proofErr w:type="gramEnd"/>
+      <w:r>
+        <w:rPr>
+          <w:i/>
+          <w:iCs/>
+          <w:lang w:val="en-US"/>
+        </w:rPr>
+        <w:t>class = "b")</w:t>
+      </w:r>
+    </w:p>
+    <w:p>
+      <w:pPr>
+        <w:rPr>
+          <w:lang w:val="en-US"/>
+        </w:rPr>
+      </w:pPr>
+      <w:r>
+        <w:rPr>
+          <w:lang w:val="en-US"/>
+        </w:rPr>
+        <w:t xml:space="preserve">We are saying that your team getting a red card in the section before changes the probability to score a goal to be </w:t>
+      </w:r>
+      <w:proofErr w:type="gramStart"/>
+      <w:r>
+        <w:rPr>
+          <w:lang w:val="en-US"/>
+        </w:rPr>
+        <w:t>between  0.45</w:t>
+      </w:r>
+      <w:proofErr w:type="gramEnd"/>
+      <w:r>
+        <w:rPr>
+          <w:lang w:val="en-US"/>
+        </w:rPr>
+        <w:t>% and 2.18%.</w:t>
       </w:r>
     </w:p>
     <w:p>
@@ -2104,16 +3479,70 @@
           <w:iCs/>
           <w:lang w:val="en-US"/>
         </w:rPr>
-        <w:t>set_prior</w:t>
-      </w:r>
-      <w:proofErr w:type="spellEnd"/>
-      <w:r>
-        <w:rPr>
-          <w:i/>
-          <w:iCs/>
-          <w:lang w:val="en-US"/>
-        </w:rPr>
-        <w:t>("normal(0, 0.4)",   class = "b")</w:t>
+        <w:t>set_</w:t>
+      </w:r>
+      <w:proofErr w:type="gramStart"/>
+      <w:r>
+        <w:rPr>
+          <w:i/>
+          <w:iCs/>
+          <w:lang w:val="en-US"/>
+        </w:rPr>
+        <w:t>prior</w:t>
+      </w:r>
+      <w:proofErr w:type="spellEnd"/>
+      <w:r>
+        <w:rPr>
+          <w:i/>
+          <w:iCs/>
+          <w:lang w:val="en-US"/>
+        </w:rPr>
+        <w:t>(</w:t>
+      </w:r>
+      <w:proofErr w:type="gramEnd"/>
+      <w:r>
+        <w:rPr>
+          <w:i/>
+          <w:iCs/>
+          <w:lang w:val="en-US"/>
+        </w:rPr>
+        <w:t>"</w:t>
+      </w:r>
+      <w:proofErr w:type="gramStart"/>
+      <w:r>
+        <w:rPr>
+          <w:i/>
+          <w:iCs/>
+          <w:lang w:val="en-US"/>
+        </w:rPr>
+        <w:t>normal(</w:t>
+      </w:r>
+      <w:proofErr w:type="gramEnd"/>
+      <w:r>
+        <w:rPr>
+          <w:i/>
+          <w:iCs/>
+          <w:lang w:val="en-US"/>
+        </w:rPr>
+        <w:t>0, 0.4)</w:t>
+      </w:r>
+      <w:proofErr w:type="gramStart"/>
+      <w:r>
+        <w:rPr>
+          <w:i/>
+          <w:iCs/>
+          <w:lang w:val="en-US"/>
+        </w:rPr>
+        <w:t xml:space="preserve">",   </w:t>
+      </w:r>
+      <w:proofErr w:type="gramEnd"/>
+      <w:r>
+        <w:rPr>
+          <w:i/>
+          <w:iCs/>
+          <w:lang w:val="en-US"/>
+        </w:rPr>
+        <w:t>class = "b")</w:t>
       </w:r>
     </w:p>
     <w:p>
@@ -2129,6 +3558,7 @@
         <w:t xml:space="preserve">We are saying that your team getting </w:t>
       </w:r>
       <w:proofErr w:type="spellStart"/>
+      <w:proofErr w:type="gramStart"/>
       <w:r>
         <w:rPr>
           <w:lang w:val="en-US"/>
@@ -2136,11 +3566,26 @@
         <w:t>a</w:t>
       </w:r>
       <w:proofErr w:type="spellEnd"/>
-      <w:r>
-        <w:rPr>
-          <w:lang w:val="en-US"/>
-        </w:rPr>
-        <w:t xml:space="preserve"> injury in the section before changes the probability to score a goal to be between  0.45% and 2.18%.</w:t>
+      <w:proofErr w:type="gramEnd"/>
+      <w:r>
+        <w:rPr>
+          <w:lang w:val="en-US"/>
+        </w:rPr>
+        <w:t xml:space="preserve"> injury in the section before changes the probability to score a goal to be </w:t>
+      </w:r>
+      <w:proofErr w:type="gramStart"/>
+      <w:r>
+        <w:rPr>
+          <w:lang w:val="en-US"/>
+        </w:rPr>
+        <w:t>between  0.45</w:t>
+      </w:r>
+      <w:proofErr w:type="gramEnd"/>
+      <w:r>
+        <w:rPr>
+          <w:lang w:val="en-US"/>
+        </w:rPr>
+        <w:t>% and 2.18%.</w:t>
       </w:r>
     </w:p>
     <w:p>
@@ -2219,16 +3664,52 @@
           <w:iCs/>
           <w:lang w:val="en-US"/>
         </w:rPr>
-        <w:t>set_prior</w:t>
-      </w:r>
-      <w:proofErr w:type="spellEnd"/>
-      <w:r>
-        <w:rPr>
-          <w:i/>
-          <w:iCs/>
-          <w:lang w:val="en-US"/>
-        </w:rPr>
-        <w:t xml:space="preserve">("normal(0, 0.025)", class = "b", </w:t>
+        <w:t>set_</w:t>
+      </w:r>
+      <w:proofErr w:type="gramStart"/>
+      <w:r>
+        <w:rPr>
+          <w:i/>
+          <w:iCs/>
+          <w:lang w:val="en-US"/>
+        </w:rPr>
+        <w:t>prior</w:t>
+      </w:r>
+      <w:proofErr w:type="spellEnd"/>
+      <w:r>
+        <w:rPr>
+          <w:i/>
+          <w:iCs/>
+          <w:lang w:val="en-US"/>
+        </w:rPr>
+        <w:t>(</w:t>
+      </w:r>
+      <w:proofErr w:type="gramEnd"/>
+      <w:r>
+        <w:rPr>
+          <w:i/>
+          <w:iCs/>
+          <w:lang w:val="en-US"/>
+        </w:rPr>
+        <w:t>"</w:t>
+      </w:r>
+      <w:proofErr w:type="gramStart"/>
+      <w:r>
+        <w:rPr>
+          <w:i/>
+          <w:iCs/>
+          <w:lang w:val="en-US"/>
+        </w:rPr>
+        <w:t>normal(</w:t>
+      </w:r>
+      <w:proofErr w:type="gramEnd"/>
+      <w:r>
+        <w:rPr>
+          <w:i/>
+          <w:iCs/>
+          <w:lang w:val="en-US"/>
+        </w:rPr>
+        <w:t xml:space="preserve">0, 0.025)", class = "b", </w:t>
       </w:r>
       <w:proofErr w:type="spellStart"/>
       <w:r>
@@ -2317,7 +3798,21 @@
         <w:rPr>
           <w:lang w:val="en-US"/>
         </w:rPr>
-        <w:t>m running 0km/h between (0.0008 ; 0.103) so 0.01% to 10,3%.</w:t>
+        <w:t>m running 0km/h between (</w:t>
+      </w:r>
+      <w:proofErr w:type="gramStart"/>
+      <w:r>
+        <w:rPr>
+          <w:lang w:val="en-US"/>
+        </w:rPr>
+        <w:t>0.0008 ;</w:t>
+      </w:r>
+      <w:proofErr w:type="gramEnd"/>
+      <w:r>
+        <w:rPr>
+          <w:lang w:val="en-US"/>
+        </w:rPr>
+        <w:t xml:space="preserve"> 0.103) so 0.01% to 10,3%.</w:t>
       </w:r>
     </w:p>
     <w:p>
@@ -2350,7 +3845,7 @@
                     </pic:cNvPicPr>
                   </pic:nvPicPr>
                   <pic:blipFill>
-                    <a:blip r:embed="rId10" cstate="print">
+                    <a:blip r:embed="rId13" cstate="print">
                       <a:extLst>
                         <a:ext uri="{28A0092B-C50C-407E-A947-70E740481C1C}">
                           <a14:useLocalDpi xmlns:a14="http://schemas.microsoft.com/office/drawing/2010/main" val="0"/>
@@ -2462,7 +3957,7 @@
                     </pic:cNvPicPr>
                   </pic:nvPicPr>
                   <pic:blipFill>
-                    <a:blip r:embed="rId11" cstate="print">
+                    <a:blip r:embed="rId14" cstate="print">
                       <a:extLst>
                         <a:ext uri="{28A0092B-C50C-407E-A947-70E740481C1C}">
                           <a14:useLocalDpi xmlns:a14="http://schemas.microsoft.com/office/drawing/2010/main" val="0"/>
@@ -2609,16 +4104,52 @@
           <w:iCs/>
           <w:lang w:val="en-US"/>
         </w:rPr>
-        <w:t>set_prior</w:t>
-      </w:r>
-      <w:proofErr w:type="spellEnd"/>
-      <w:r>
-        <w:rPr>
-          <w:i/>
-          <w:iCs/>
-          <w:lang w:val="en-US"/>
-        </w:rPr>
-        <w:t xml:space="preserve">("normal(0, 4.8e-05)", class = "b", </w:t>
+        <w:t>set_</w:t>
+      </w:r>
+      <w:proofErr w:type="gramStart"/>
+      <w:r>
+        <w:rPr>
+          <w:i/>
+          <w:iCs/>
+          <w:lang w:val="en-US"/>
+        </w:rPr>
+        <w:t>prior</w:t>
+      </w:r>
+      <w:proofErr w:type="spellEnd"/>
+      <w:r>
+        <w:rPr>
+          <w:i/>
+          <w:iCs/>
+          <w:lang w:val="en-US"/>
+        </w:rPr>
+        <w:t>(</w:t>
+      </w:r>
+      <w:proofErr w:type="gramEnd"/>
+      <w:r>
+        <w:rPr>
+          <w:i/>
+          <w:iCs/>
+          <w:lang w:val="en-US"/>
+        </w:rPr>
+        <w:t>"</w:t>
+      </w:r>
+      <w:proofErr w:type="gramStart"/>
+      <w:r>
+        <w:rPr>
+          <w:i/>
+          <w:iCs/>
+          <w:lang w:val="en-US"/>
+        </w:rPr>
+        <w:t>normal(</w:t>
+      </w:r>
+      <w:proofErr w:type="gramEnd"/>
+      <w:r>
+        <w:rPr>
+          <w:i/>
+          <w:iCs/>
+          <w:lang w:val="en-US"/>
+        </w:rPr>
+        <w:t xml:space="preserve">0, 4.8e-05)", class = "b", </w:t>
       </w:r>
       <w:proofErr w:type="spellStart"/>
       <w:r>
@@ -2668,9 +4199,24 @@
           <w:lang w:val="en-US"/>
         </w:rPr>
         <w:lastRenderedPageBreak/>
-        <w:t xml:space="preserve">We are saying that a team having  25180 home crowd members changes the probability of scoring a goal compared to having 6 </w:t>
-      </w:r>
-      <w:proofErr w:type="spellStart"/>
+        <w:t xml:space="preserve">We are saying that a team </w:t>
+      </w:r>
+      <w:proofErr w:type="gramStart"/>
+      <w:r>
+        <w:rPr>
+          <w:lang w:val="en-US"/>
+        </w:rPr>
+        <w:t>having  25180</w:t>
+      </w:r>
+      <w:proofErr w:type="gramEnd"/>
+      <w:r>
+        <w:rPr>
+          <w:lang w:val="en-US"/>
+        </w:rPr>
+        <w:t xml:space="preserve"> home crowd members changes the probability of scoring a goal compared to having 6 </w:t>
+      </w:r>
+      <w:proofErr w:type="spellStart"/>
+      <w:proofErr w:type="gramStart"/>
       <w:r>
         <w:rPr>
           <w:lang w:val="en-US"/>
@@ -2678,11 +4224,26 @@
         <w:t>homecrowd</w:t>
       </w:r>
       <w:proofErr w:type="spellEnd"/>
-      <w:r>
-        <w:rPr>
-          <w:lang w:val="en-US"/>
-        </w:rPr>
-        <w:t xml:space="preserve"> members by (0.0008 ; 0.10) so 0.01% to 10%.</w:t>
+      <w:proofErr w:type="gramEnd"/>
+      <w:r>
+        <w:rPr>
+          <w:lang w:val="en-US"/>
+        </w:rPr>
+        <w:t xml:space="preserve"> members by (</w:t>
+      </w:r>
+      <w:proofErr w:type="gramStart"/>
+      <w:r>
+        <w:rPr>
+          <w:lang w:val="en-US"/>
+        </w:rPr>
+        <w:t>0.0008 ;</w:t>
+      </w:r>
+      <w:proofErr w:type="gramEnd"/>
+      <w:r>
+        <w:rPr>
+          <w:lang w:val="en-US"/>
+        </w:rPr>
+        <w:t xml:space="preserve"> 0.10) so 0.01% to 10%.</w:t>
       </w:r>
     </w:p>
     <w:p>
@@ -2779,16 +4340,52 @@
           <w:iCs/>
           <w:lang w:val="en-US"/>
         </w:rPr>
-        <w:t>set_prior</w:t>
-      </w:r>
-      <w:proofErr w:type="spellEnd"/>
-      <w:r>
-        <w:rPr>
-          <w:i/>
-          <w:iCs/>
-          <w:lang w:val="en-US"/>
-        </w:rPr>
-        <w:t xml:space="preserve">("normal(0, 4.8e-05)", class = "b", </w:t>
+        <w:t>set_</w:t>
+      </w:r>
+      <w:proofErr w:type="gramStart"/>
+      <w:r>
+        <w:rPr>
+          <w:i/>
+          <w:iCs/>
+          <w:lang w:val="en-US"/>
+        </w:rPr>
+        <w:t>prior</w:t>
+      </w:r>
+      <w:proofErr w:type="spellEnd"/>
+      <w:r>
+        <w:rPr>
+          <w:i/>
+          <w:iCs/>
+          <w:lang w:val="en-US"/>
+        </w:rPr>
+        <w:t>(</w:t>
+      </w:r>
+      <w:proofErr w:type="gramEnd"/>
+      <w:r>
+        <w:rPr>
+          <w:i/>
+          <w:iCs/>
+          <w:lang w:val="en-US"/>
+        </w:rPr>
+        <w:t>"</w:t>
+      </w:r>
+      <w:proofErr w:type="gramStart"/>
+      <w:r>
+        <w:rPr>
+          <w:i/>
+          <w:iCs/>
+          <w:lang w:val="en-US"/>
+        </w:rPr>
+        <w:t>normal(</w:t>
+      </w:r>
+      <w:proofErr w:type="gramEnd"/>
+      <w:r>
+        <w:rPr>
+          <w:i/>
+          <w:iCs/>
+          <w:lang w:val="en-US"/>
+        </w:rPr>
+        <w:t xml:space="preserve">0, 4.8e-05)", class = "b", </w:t>
       </w:r>
       <w:proofErr w:type="spellStart"/>
       <w:r>
@@ -2837,7 +4434,21 @@
         <w:rPr>
           <w:lang w:val="en-US"/>
         </w:rPr>
-        <w:t xml:space="preserve">We are saying that a team having  25180 </w:t>
+        <w:t xml:space="preserve">We are saying that a team </w:t>
+      </w:r>
+      <w:proofErr w:type="gramStart"/>
+      <w:r>
+        <w:rPr>
+          <w:lang w:val="en-US"/>
+        </w:rPr>
+        <w:t>having  25180</w:t>
+      </w:r>
+      <w:proofErr w:type="gramEnd"/>
+      <w:r>
+        <w:rPr>
+          <w:lang w:val="en-US"/>
+        </w:rPr>
+        <w:t xml:space="preserve"> </w:t>
       </w:r>
       <w:proofErr w:type="spellStart"/>
       <w:r>
@@ -2865,7 +4476,21 @@
         <w:rPr>
           <w:lang w:val="en-US"/>
         </w:rPr>
-        <w:t xml:space="preserve"> members by (0.0008 ; 0.10) so 0.01% to 10%.</w:t>
+        <w:t xml:space="preserve"> members by (</w:t>
+      </w:r>
+      <w:proofErr w:type="gramStart"/>
+      <w:r>
+        <w:rPr>
+          <w:lang w:val="en-US"/>
+        </w:rPr>
+        <w:t>0.0008 ;</w:t>
+      </w:r>
+      <w:proofErr w:type="gramEnd"/>
+      <w:r>
+        <w:rPr>
+          <w:lang w:val="en-US"/>
+        </w:rPr>
+        <w:t xml:space="preserve"> 0.10) so 0.01% to 10%.</w:t>
       </w:r>
     </w:p>
     <w:p>
@@ -2951,16 +4576,52 @@
           <w:iCs/>
           <w:lang w:val="en-US"/>
         </w:rPr>
-        <w:t>set_prior</w:t>
-      </w:r>
-      <w:proofErr w:type="spellEnd"/>
-      <w:r>
-        <w:rPr>
-          <w:i/>
-          <w:iCs/>
-          <w:lang w:val="en-US"/>
-        </w:rPr>
-        <w:t xml:space="preserve">("normal(0, 1.5)", class = "b", </w:t>
+        <w:t>set_</w:t>
+      </w:r>
+      <w:proofErr w:type="gramStart"/>
+      <w:r>
+        <w:rPr>
+          <w:i/>
+          <w:iCs/>
+          <w:lang w:val="en-US"/>
+        </w:rPr>
+        <w:t>prior</w:t>
+      </w:r>
+      <w:proofErr w:type="spellEnd"/>
+      <w:r>
+        <w:rPr>
+          <w:i/>
+          <w:iCs/>
+          <w:lang w:val="en-US"/>
+        </w:rPr>
+        <w:t>(</w:t>
+      </w:r>
+      <w:proofErr w:type="gramEnd"/>
+      <w:r>
+        <w:rPr>
+          <w:i/>
+          <w:iCs/>
+          <w:lang w:val="en-US"/>
+        </w:rPr>
+        <w:t>"</w:t>
+      </w:r>
+      <w:proofErr w:type="gramStart"/>
+      <w:r>
+        <w:rPr>
+          <w:i/>
+          <w:iCs/>
+          <w:lang w:val="en-US"/>
+        </w:rPr>
+        <w:t>normal(</w:t>
+      </w:r>
+      <w:proofErr w:type="gramEnd"/>
+      <w:r>
+        <w:rPr>
+          <w:i/>
+          <w:iCs/>
+          <w:lang w:val="en-US"/>
+        </w:rPr>
+        <w:t xml:space="preserve">0, 1.5)", class = "b", </w:t>
       </w:r>
       <w:proofErr w:type="spellStart"/>
       <w:r>
@@ -3009,9 +4670,24 @@
         <w:rPr>
           <w:lang w:val="en-US"/>
         </w:rPr>
-        <w:t xml:space="preserve">We are saying that a team having as 0.75 chance of </w:t>
-      </w:r>
-      <w:proofErr w:type="spellStart"/>
+        <w:t xml:space="preserve">We are saying that a team having </w:t>
+      </w:r>
+      <w:proofErr w:type="gramStart"/>
+      <w:r>
+        <w:rPr>
+          <w:lang w:val="en-US"/>
+        </w:rPr>
+        <w:t>as</w:t>
+      </w:r>
+      <w:proofErr w:type="gramEnd"/>
+      <w:r>
+        <w:rPr>
+          <w:lang w:val="en-US"/>
+        </w:rPr>
+        <w:t xml:space="preserve"> 0.75 chance of </w:t>
+      </w:r>
+      <w:proofErr w:type="spellStart"/>
+      <w:proofErr w:type="gramStart"/>
       <w:r>
         <w:rPr>
           <w:lang w:val="en-US"/>
@@ -3019,11 +4695,26 @@
         <w:t>wining</w:t>
       </w:r>
       <w:proofErr w:type="spellEnd"/>
-      <w:r>
-        <w:rPr>
-          <w:lang w:val="en-US"/>
-        </w:rPr>
-        <w:t xml:space="preserve"> compared to 0.05 changes the probability of a goal to be between  (0.00q ; 0.08) so 0.0</w:t>
+      <w:proofErr w:type="gramEnd"/>
+      <w:r>
+        <w:rPr>
+          <w:lang w:val="en-US"/>
+        </w:rPr>
+        <w:t xml:space="preserve"> compared to 0.05 changes the probability of a goal to be </w:t>
+      </w:r>
+      <w:proofErr w:type="gramStart"/>
+      <w:r>
+        <w:rPr>
+          <w:lang w:val="en-US"/>
+        </w:rPr>
+        <w:t>between  (0.00q ;</w:t>
+      </w:r>
+      <w:proofErr w:type="gramEnd"/>
+      <w:r>
+        <w:rPr>
+          <w:lang w:val="en-US"/>
+        </w:rPr>
+        <w:t xml:space="preserve"> 0.08) so 0.0</w:t>
       </w:r>
       <w:r>
         <w:rPr>
@@ -3123,16 +4814,52 @@
           <w:iCs/>
           <w:lang w:val="en-US"/>
         </w:rPr>
-        <w:t>set_prior</w:t>
-      </w:r>
-      <w:proofErr w:type="spellEnd"/>
-      <w:r>
-        <w:rPr>
-          <w:i/>
-          <w:iCs/>
-          <w:lang w:val="en-US"/>
-        </w:rPr>
-        <w:t xml:space="preserve">("normal(0, 2.5)", class = "b", </w:t>
+        <w:t>set_</w:t>
+      </w:r>
+      <w:proofErr w:type="gramStart"/>
+      <w:r>
+        <w:rPr>
+          <w:i/>
+          <w:iCs/>
+          <w:lang w:val="en-US"/>
+        </w:rPr>
+        <w:t>prior</w:t>
+      </w:r>
+      <w:proofErr w:type="spellEnd"/>
+      <w:r>
+        <w:rPr>
+          <w:i/>
+          <w:iCs/>
+          <w:lang w:val="en-US"/>
+        </w:rPr>
+        <w:t>(</w:t>
+      </w:r>
+      <w:proofErr w:type="gramEnd"/>
+      <w:r>
+        <w:rPr>
+          <w:i/>
+          <w:iCs/>
+          <w:lang w:val="en-US"/>
+        </w:rPr>
+        <w:t>"</w:t>
+      </w:r>
+      <w:proofErr w:type="gramStart"/>
+      <w:r>
+        <w:rPr>
+          <w:i/>
+          <w:iCs/>
+          <w:lang w:val="en-US"/>
+        </w:rPr>
+        <w:t>normal(</w:t>
+      </w:r>
+      <w:proofErr w:type="gramEnd"/>
+      <w:r>
+        <w:rPr>
+          <w:i/>
+          <w:iCs/>
+          <w:lang w:val="en-US"/>
+        </w:rPr>
+        <w:t xml:space="preserve">0, 2.5)", class = "b", </w:t>
       </w:r>
       <w:proofErr w:type="spellStart"/>
       <w:r>
@@ -3181,7 +4908,49 @@
         <w:rPr>
           <w:lang w:val="en-US"/>
         </w:rPr>
-        <w:t>We are saying that a team having as 0.33 chance of an draw compared to 0.14changes the probability of a goal to be between  (0.003 ; 0.025) so 0.03% to 2.5%.</w:t>
+        <w:t xml:space="preserve">We are saying that a team having </w:t>
+      </w:r>
+      <w:proofErr w:type="gramStart"/>
+      <w:r>
+        <w:rPr>
+          <w:lang w:val="en-US"/>
+        </w:rPr>
+        <w:t>as</w:t>
+      </w:r>
+      <w:proofErr w:type="gramEnd"/>
+      <w:r>
+        <w:rPr>
+          <w:lang w:val="en-US"/>
+        </w:rPr>
+        <w:t xml:space="preserve"> 0.33 chance of </w:t>
+      </w:r>
+      <w:proofErr w:type="gramStart"/>
+      <w:r>
+        <w:rPr>
+          <w:lang w:val="en-US"/>
+        </w:rPr>
+        <w:t>an</w:t>
+      </w:r>
+      <w:proofErr w:type="gramEnd"/>
+      <w:r>
+        <w:rPr>
+          <w:lang w:val="en-US"/>
+        </w:rPr>
+        <w:t xml:space="preserve"> draw compared to 0.14changes the probability of a goal to be </w:t>
+      </w:r>
+      <w:proofErr w:type="gramStart"/>
+      <w:r>
+        <w:rPr>
+          <w:lang w:val="en-US"/>
+        </w:rPr>
+        <w:t>between  (0.003 ;</w:t>
+      </w:r>
+      <w:proofErr w:type="gramEnd"/>
+      <w:r>
+        <w:rPr>
+          <w:lang w:val="en-US"/>
+        </w:rPr>
+        <w:t xml:space="preserve"> 0.025) so 0.03% to 2.5%.</w:t>
       </w:r>
     </w:p>
     <w:p>
@@ -3221,7 +4990,7 @@
                     </pic:cNvPicPr>
                   </pic:nvPicPr>
                   <pic:blipFill>
-                    <a:blip r:embed="rId12" cstate="print">
+                    <a:blip r:embed="rId15" cstate="print">
                       <a:extLst>
                         <a:ext uri="{28A0092B-C50C-407E-A947-70E740481C1C}">
                           <a14:useLocalDpi xmlns:a14="http://schemas.microsoft.com/office/drawing/2010/main" val="0"/>
@@ -3308,7 +5077,7 @@
                     </pic:cNvPicPr>
                   </pic:nvPicPr>
                   <pic:blipFill>
-                    <a:blip r:embed="rId13" cstate="print">
+                    <a:blip r:embed="rId16" cstate="print">
                       <a:extLst>
                         <a:ext uri="{28A0092B-C50C-407E-A947-70E740481C1C}">
                           <a14:useLocalDpi xmlns:a14="http://schemas.microsoft.com/office/drawing/2010/main" val="0"/>
@@ -3414,16 +5183,52 @@
           <w:iCs/>
           <w:lang w:val="en-US"/>
         </w:rPr>
-        <w:t>set_prior</w:t>
-      </w:r>
-      <w:proofErr w:type="spellEnd"/>
-      <w:r>
-        <w:rPr>
-          <w:i/>
-          <w:iCs/>
-          <w:lang w:val="en-US"/>
-        </w:rPr>
-        <w:t xml:space="preserve">("normal(0, 0.1)", class = "b", </w:t>
+        <w:t>set_</w:t>
+      </w:r>
+      <w:proofErr w:type="gramStart"/>
+      <w:r>
+        <w:rPr>
+          <w:i/>
+          <w:iCs/>
+          <w:lang w:val="en-US"/>
+        </w:rPr>
+        <w:t>prior</w:t>
+      </w:r>
+      <w:proofErr w:type="spellEnd"/>
+      <w:r>
+        <w:rPr>
+          <w:i/>
+          <w:iCs/>
+          <w:lang w:val="en-US"/>
+        </w:rPr>
+        <w:t>(</w:t>
+      </w:r>
+      <w:proofErr w:type="gramEnd"/>
+      <w:r>
+        <w:rPr>
+          <w:i/>
+          <w:iCs/>
+          <w:lang w:val="en-US"/>
+        </w:rPr>
+        <w:t>"</w:t>
+      </w:r>
+      <w:proofErr w:type="gramStart"/>
+      <w:r>
+        <w:rPr>
+          <w:i/>
+          <w:iCs/>
+          <w:lang w:val="en-US"/>
+        </w:rPr>
+        <w:t>normal(</w:t>
+      </w:r>
+      <w:proofErr w:type="gramEnd"/>
+      <w:r>
+        <w:rPr>
+          <w:i/>
+          <w:iCs/>
+          <w:lang w:val="en-US"/>
+        </w:rPr>
+        <w:t xml:space="preserve">0, 0.1)", class = "b", </w:t>
       </w:r>
       <w:proofErr w:type="spellStart"/>
       <w:r>
@@ -3444,6 +5249,7 @@
         <w:t xml:space="preserve"> = "</w:t>
       </w:r>
       <w:proofErr w:type="spellStart"/>
+      <w:proofErr w:type="gramStart"/>
       <w:r>
         <w:rPr>
           <w:i/>
@@ -3453,6 +5259,7 @@
         <w:t>playersprints_c</w:t>
       </w:r>
       <w:proofErr w:type="spellEnd"/>
+      <w:proofErr w:type="gramEnd"/>
       <w:r>
         <w:rPr>
           <w:i/>
@@ -3478,7 +5285,49 @@
         <w:rPr>
           <w:lang w:val="en-US"/>
         </w:rPr>
-        <w:t>e are saying that a player having ran 12 times in this section compared to zero changes the probability of scoring between (0.0009 ; 0.9975) so 0.1% to 10%.</w:t>
+        <w:t xml:space="preserve">e are saying that a player having </w:t>
+      </w:r>
+      <w:proofErr w:type="gramStart"/>
+      <w:r>
+        <w:rPr>
+          <w:lang w:val="en-US"/>
+        </w:rPr>
+        <w:t>ran</w:t>
+      </w:r>
+      <w:proofErr w:type="gramEnd"/>
+      <w:r>
+        <w:rPr>
+          <w:lang w:val="en-US"/>
+        </w:rPr>
+        <w:t xml:space="preserve"> 12 times in this section compared to zero changes the probability of scoring between (</w:t>
+      </w:r>
+      <w:proofErr w:type="gramStart"/>
+      <w:r>
+        <w:rPr>
+          <w:lang w:val="en-US"/>
+        </w:rPr>
+        <w:t>0.0009 ;</w:t>
+      </w:r>
+      <w:proofErr w:type="gramEnd"/>
+      <w:r>
+        <w:rPr>
+          <w:lang w:val="en-US"/>
+        </w:rPr>
+        <w:t xml:space="preserve"> 0.9975) </w:t>
+      </w:r>
+      <w:proofErr w:type="gramStart"/>
+      <w:r>
+        <w:rPr>
+          <w:lang w:val="en-US"/>
+        </w:rPr>
+        <w:t>so</w:t>
+      </w:r>
+      <w:proofErr w:type="gramEnd"/>
+      <w:r>
+        <w:rPr>
+          <w:lang w:val="en-US"/>
+        </w:rPr>
+        <w:t xml:space="preserve"> 0.1% to 10%.</w:t>
       </w:r>
     </w:p>
     <w:p>
@@ -3551,7 +5400,7 @@
                     </pic:cNvPicPr>
                   </pic:nvPicPr>
                   <pic:blipFill>
-                    <a:blip r:embed="rId14" cstate="print">
+                    <a:blip r:embed="rId17" cstate="print">
                       <a:extLst>
                         <a:ext uri="{28A0092B-C50C-407E-A947-70E740481C1C}">
                           <a14:useLocalDpi xmlns:a14="http://schemas.microsoft.com/office/drawing/2010/main" val="0"/>
@@ -3651,7 +5500,7 @@
                     </pic:cNvPicPr>
                   </pic:nvPicPr>
                   <pic:blipFill>
-                    <a:blip r:embed="rId15" cstate="print">
+                    <a:blip r:embed="rId18" cstate="print">
                       <a:extLst>
                         <a:ext uri="{28A0092B-C50C-407E-A947-70E740481C1C}">
                           <a14:useLocalDpi xmlns:a14="http://schemas.microsoft.com/office/drawing/2010/main" val="0"/>
@@ -3723,7 +5572,7 @@
                     </pic:cNvPicPr>
                   </pic:nvPicPr>
                   <pic:blipFill>
-                    <a:blip r:embed="rId16" cstate="print">
+                    <a:blip r:embed="rId19" cstate="print">
                       <a:extLst>
                         <a:ext uri="{28A0092B-C50C-407E-A947-70E740481C1C}">
                           <a14:useLocalDpi xmlns:a14="http://schemas.microsoft.com/office/drawing/2010/main" val="0"/>
@@ -3855,7 +5704,7 @@
                     </pic:cNvPicPr>
                   </pic:nvPicPr>
                   <pic:blipFill>
-                    <a:blip r:embed="rId17" cstate="print">
+                    <a:blip r:embed="rId20" cstate="print">
                       <a:extLst>
                         <a:ext uri="{28A0092B-C50C-407E-A947-70E740481C1C}">
                           <a14:useLocalDpi xmlns:a14="http://schemas.microsoft.com/office/drawing/2010/main" val="0"/>
@@ -3947,16 +5796,52 @@
           <w:iCs/>
           <w:lang w:val="en-US"/>
         </w:rPr>
-        <w:t>set_prior</w:t>
-      </w:r>
-      <w:proofErr w:type="spellEnd"/>
-      <w:r>
-        <w:rPr>
-          <w:i/>
-          <w:iCs/>
-          <w:lang w:val="en-US"/>
-        </w:rPr>
-        <w:t xml:space="preserve">("normal(-2.2, </w:t>
+        <w:t>set_</w:t>
+      </w:r>
+      <w:proofErr w:type="gramStart"/>
+      <w:r>
+        <w:rPr>
+          <w:i/>
+          <w:iCs/>
+          <w:lang w:val="en-US"/>
+        </w:rPr>
+        <w:t>prior</w:t>
+      </w:r>
+      <w:proofErr w:type="spellEnd"/>
+      <w:r>
+        <w:rPr>
+          <w:i/>
+          <w:iCs/>
+          <w:lang w:val="en-US"/>
+        </w:rPr>
+        <w:t>(</w:t>
+      </w:r>
+      <w:proofErr w:type="gramEnd"/>
+      <w:r>
+        <w:rPr>
+          <w:i/>
+          <w:iCs/>
+          <w:lang w:val="en-US"/>
+        </w:rPr>
+        <w:t>"</w:t>
+      </w:r>
+      <w:proofErr w:type="gramStart"/>
+      <w:r>
+        <w:rPr>
+          <w:i/>
+          <w:iCs/>
+          <w:lang w:val="en-US"/>
+        </w:rPr>
+        <w:t>normal(</w:t>
+      </w:r>
+      <w:proofErr w:type="gramEnd"/>
+      <w:r>
+        <w:rPr>
+          <w:i/>
+          <w:iCs/>
+          <w:lang w:val="en-US"/>
+        </w:rPr>
+        <w:t xml:space="preserve">-2.2, </w:t>
       </w:r>
       <w:r>
         <w:rPr>
@@ -3997,7 +5882,21 @@
         <w:rPr>
           <w:lang w:val="en-US"/>
         </w:rPr>
-        <w:t>. I would tend to say the probability is likely lower than in a 5 min section, because most sections have 0 goals but most games don’t.</w:t>
+        <w:t xml:space="preserve">. I would tend to say the probability is likely lower than in a 5 min section, because most sections have 0 </w:t>
+      </w:r>
+      <w:proofErr w:type="gramStart"/>
+      <w:r>
+        <w:rPr>
+          <w:lang w:val="en-US"/>
+        </w:rPr>
+        <w:t>goals</w:t>
+      </w:r>
+      <w:proofErr w:type="gramEnd"/>
+      <w:r>
+        <w:rPr>
+          <w:lang w:val="en-US"/>
+        </w:rPr>
+        <w:t xml:space="preserve"> but most games don’t.</w:t>
       </w:r>
     </w:p>
     <w:p>
@@ -4048,16 +5947,52 @@
           <w:lang w:val="en-US"/>
         </w:rPr>
         <w:lastRenderedPageBreak/>
-        <w:t>set_prior</w:t>
-      </w:r>
-      <w:proofErr w:type="spellEnd"/>
-      <w:r>
-        <w:rPr>
-          <w:i/>
-          <w:iCs/>
-          <w:lang w:val="en-US"/>
-        </w:rPr>
-        <w:t>("normal(0, 0.5)", class = "b")</w:t>
+        <w:t>set_</w:t>
+      </w:r>
+      <w:proofErr w:type="gramStart"/>
+      <w:r>
+        <w:rPr>
+          <w:i/>
+          <w:iCs/>
+          <w:lang w:val="en-US"/>
+        </w:rPr>
+        <w:t>prior</w:t>
+      </w:r>
+      <w:proofErr w:type="spellEnd"/>
+      <w:r>
+        <w:rPr>
+          <w:i/>
+          <w:iCs/>
+          <w:lang w:val="en-US"/>
+        </w:rPr>
+        <w:t>(</w:t>
+      </w:r>
+      <w:proofErr w:type="gramEnd"/>
+      <w:r>
+        <w:rPr>
+          <w:i/>
+          <w:iCs/>
+          <w:lang w:val="en-US"/>
+        </w:rPr>
+        <w:t>"</w:t>
+      </w:r>
+      <w:proofErr w:type="gramStart"/>
+      <w:r>
+        <w:rPr>
+          <w:i/>
+          <w:iCs/>
+          <w:lang w:val="en-US"/>
+        </w:rPr>
+        <w:t>normal(</w:t>
+      </w:r>
+      <w:proofErr w:type="gramEnd"/>
+      <w:r>
+        <w:rPr>
+          <w:i/>
+          <w:iCs/>
+          <w:lang w:val="en-US"/>
+        </w:rPr>
+        <w:t>0, 0.5)", class = "b")</w:t>
       </w:r>
     </w:p>
     <w:p>
@@ -4084,7 +6019,35 @@
         <w:rPr>
           <w:lang w:val="en-US"/>
         </w:rPr>
-        <w:t xml:space="preserve"> from 0 to 1 changes the probability from ( 0.039 ; 0.231) , so 4% to 23%</w:t>
+        <w:t xml:space="preserve"> from 0 to 1 changes the probability from </w:t>
+      </w:r>
+      <w:proofErr w:type="gramStart"/>
+      <w:r>
+        <w:rPr>
+          <w:lang w:val="en-US"/>
+        </w:rPr>
+        <w:t>( 0.039</w:t>
+      </w:r>
+      <w:proofErr w:type="gramEnd"/>
+      <w:r>
+        <w:rPr>
+          <w:lang w:val="en-US"/>
+        </w:rPr>
+        <w:t xml:space="preserve"> ; 0.231</w:t>
+      </w:r>
+      <w:proofErr w:type="gramStart"/>
+      <w:r>
+        <w:rPr>
+          <w:lang w:val="en-US"/>
+        </w:rPr>
+        <w:t>) ,</w:t>
+      </w:r>
+      <w:proofErr w:type="gramEnd"/>
+      <w:r>
+        <w:rPr>
+          <w:lang w:val="en-US"/>
+        </w:rPr>
+        <w:t xml:space="preserve"> so 4% to 23%</w:t>
       </w:r>
     </w:p>
     <w:p>
@@ -4143,16 +6106,52 @@
           <w:iCs/>
           <w:lang w:val="en-US"/>
         </w:rPr>
-        <w:t>set_prior</w:t>
-      </w:r>
-      <w:proofErr w:type="spellEnd"/>
-      <w:r>
-        <w:rPr>
-          <w:i/>
-          <w:iCs/>
-          <w:lang w:val="en-US"/>
-        </w:rPr>
-        <w:t xml:space="preserve">("normal(0, 0.05)", class = "b", </w:t>
+        <w:t>set_</w:t>
+      </w:r>
+      <w:proofErr w:type="gramStart"/>
+      <w:r>
+        <w:rPr>
+          <w:i/>
+          <w:iCs/>
+          <w:lang w:val="en-US"/>
+        </w:rPr>
+        <w:t>prior</w:t>
+      </w:r>
+      <w:proofErr w:type="spellEnd"/>
+      <w:r>
+        <w:rPr>
+          <w:i/>
+          <w:iCs/>
+          <w:lang w:val="en-US"/>
+        </w:rPr>
+        <w:t>(</w:t>
+      </w:r>
+      <w:proofErr w:type="gramEnd"/>
+      <w:r>
+        <w:rPr>
+          <w:i/>
+          <w:iCs/>
+          <w:lang w:val="en-US"/>
+        </w:rPr>
+        <w:t>"</w:t>
+      </w:r>
+      <w:proofErr w:type="gramStart"/>
+      <w:r>
+        <w:rPr>
+          <w:i/>
+          <w:iCs/>
+          <w:lang w:val="en-US"/>
+        </w:rPr>
+        <w:t>normal(</w:t>
+      </w:r>
+      <w:proofErr w:type="gramEnd"/>
+      <w:r>
+        <w:rPr>
+          <w:i/>
+          <w:iCs/>
+          <w:lang w:val="en-US"/>
+        </w:rPr>
+        <w:t xml:space="preserve">0, 0.05)", class = "b", </w:t>
       </w:r>
       <w:proofErr w:type="spellStart"/>
       <w:r>
@@ -4201,7 +6200,21 @@
         <w:rPr>
           <w:lang w:val="en-US"/>
         </w:rPr>
-        <w:t>We are saying that increasing the average speed in the game from 2.6 km/h to 10.2km/h changes the scoring probability from (0.04742 , 0.1978) so from 4.7% to 20%</w:t>
+        <w:t>We are saying that increasing the average speed in the game from 2.6 km/h to 10.2km/h changes the scoring probability from (</w:t>
+      </w:r>
+      <w:proofErr w:type="gramStart"/>
+      <w:r>
+        <w:rPr>
+          <w:lang w:val="en-US"/>
+        </w:rPr>
+        <w:t>0.04742 ,</w:t>
+      </w:r>
+      <w:proofErr w:type="gramEnd"/>
+      <w:r>
+        <w:rPr>
+          <w:lang w:val="en-US"/>
+        </w:rPr>
+        <w:t xml:space="preserve"> 0.1978) so from 4.7% to 20%</w:t>
       </w:r>
       <w:r>
         <w:rPr>
@@ -4245,16 +6258,52 @@
           <w:iCs/>
           <w:lang w:val="en-US"/>
         </w:rPr>
-        <w:t>set_prior</w:t>
-      </w:r>
-      <w:proofErr w:type="spellEnd"/>
-      <w:r>
-        <w:rPr>
-          <w:i/>
-          <w:iCs/>
-          <w:lang w:val="en-US"/>
-        </w:rPr>
-        <w:t xml:space="preserve">("normal(0, 0.5)", class = "b", </w:t>
+        <w:t>set_</w:t>
+      </w:r>
+      <w:proofErr w:type="gramStart"/>
+      <w:r>
+        <w:rPr>
+          <w:i/>
+          <w:iCs/>
+          <w:lang w:val="en-US"/>
+        </w:rPr>
+        <w:t>prior</w:t>
+      </w:r>
+      <w:proofErr w:type="spellEnd"/>
+      <w:r>
+        <w:rPr>
+          <w:i/>
+          <w:iCs/>
+          <w:lang w:val="en-US"/>
+        </w:rPr>
+        <w:t>(</w:t>
+      </w:r>
+      <w:proofErr w:type="gramEnd"/>
+      <w:r>
+        <w:rPr>
+          <w:i/>
+          <w:iCs/>
+          <w:lang w:val="en-US"/>
+        </w:rPr>
+        <w:t>"</w:t>
+      </w:r>
+      <w:proofErr w:type="gramStart"/>
+      <w:r>
+        <w:rPr>
+          <w:i/>
+          <w:iCs/>
+          <w:lang w:val="en-US"/>
+        </w:rPr>
+        <w:t>normal(</w:t>
+      </w:r>
+      <w:proofErr w:type="gramEnd"/>
+      <w:r>
+        <w:rPr>
+          <w:i/>
+          <w:iCs/>
+          <w:lang w:val="en-US"/>
+        </w:rPr>
+        <w:t xml:space="preserve">0, 0.5)", class = "b", </w:t>
       </w:r>
       <w:proofErr w:type="spellStart"/>
       <w:r>
@@ -4317,7 +6366,35 @@
         <w:rPr>
           <w:lang w:val="en-US"/>
         </w:rPr>
-        <w:t xml:space="preserve"> at home changes the probability from ( 0.039 ; 0.231) , so 4% to 23%</w:t>
+        <w:t xml:space="preserve"> at home changes the probability from </w:t>
+      </w:r>
+      <w:proofErr w:type="gramStart"/>
+      <w:r>
+        <w:rPr>
+          <w:lang w:val="en-US"/>
+        </w:rPr>
+        <w:t>( 0.039</w:t>
+      </w:r>
+      <w:proofErr w:type="gramEnd"/>
+      <w:r>
+        <w:rPr>
+          <w:lang w:val="en-US"/>
+        </w:rPr>
+        <w:t xml:space="preserve"> ; 0.231</w:t>
+      </w:r>
+      <w:proofErr w:type="gramStart"/>
+      <w:r>
+        <w:rPr>
+          <w:lang w:val="en-US"/>
+        </w:rPr>
+        <w:t>) ,</w:t>
+      </w:r>
+      <w:proofErr w:type="gramEnd"/>
+      <w:r>
+        <w:rPr>
+          <w:lang w:val="en-US"/>
+        </w:rPr>
+        <w:t xml:space="preserve"> so 4% to 23%</w:t>
       </w:r>
     </w:p>
     <w:p>
@@ -4362,16 +6439,52 @@
           <w:iCs/>
           <w:lang w:val="en-US"/>
         </w:rPr>
-        <w:t>set_prior</w:t>
-      </w:r>
-      <w:proofErr w:type="spellEnd"/>
-      <w:r>
-        <w:rPr>
-          <w:i/>
-          <w:iCs/>
-          <w:lang w:val="en-US"/>
-        </w:rPr>
-        <w:t xml:space="preserve">("normal(0, 0.015)", class = "b", </w:t>
+        <w:t>set_</w:t>
+      </w:r>
+      <w:proofErr w:type="gramStart"/>
+      <w:r>
+        <w:rPr>
+          <w:i/>
+          <w:iCs/>
+          <w:lang w:val="en-US"/>
+        </w:rPr>
+        <w:t>prior</w:t>
+      </w:r>
+      <w:proofErr w:type="spellEnd"/>
+      <w:r>
+        <w:rPr>
+          <w:i/>
+          <w:iCs/>
+          <w:lang w:val="en-US"/>
+        </w:rPr>
+        <w:t>(</w:t>
+      </w:r>
+      <w:proofErr w:type="gramEnd"/>
+      <w:r>
+        <w:rPr>
+          <w:i/>
+          <w:iCs/>
+          <w:lang w:val="en-US"/>
+        </w:rPr>
+        <w:t>"</w:t>
+      </w:r>
+      <w:proofErr w:type="gramStart"/>
+      <w:r>
+        <w:rPr>
+          <w:i/>
+          <w:iCs/>
+          <w:lang w:val="en-US"/>
+        </w:rPr>
+        <w:t>normal(</w:t>
+      </w:r>
+      <w:proofErr w:type="gramEnd"/>
+      <w:r>
+        <w:rPr>
+          <w:i/>
+          <w:iCs/>
+          <w:lang w:val="en-US"/>
+        </w:rPr>
+        <w:t xml:space="preserve">0, 0.015)", class = "b", </w:t>
       </w:r>
       <w:proofErr w:type="spellStart"/>
       <w:r>
@@ -4420,7 +6533,35 @@
         <w:rPr>
           <w:lang w:val="en-US"/>
         </w:rPr>
-        <w:t>We are saying playing with 13 ranks higher compared to playing with 13 ranks lower than the opponent changes the probability of winning from (0.0483 , 0.1946) so from 4.8% to 19.4%.</w:t>
+        <w:t xml:space="preserve">We </w:t>
+      </w:r>
+      <w:proofErr w:type="gramStart"/>
+      <w:r>
+        <w:rPr>
+          <w:lang w:val="en-US"/>
+        </w:rPr>
+        <w:t>are saying</w:t>
+      </w:r>
+      <w:proofErr w:type="gramEnd"/>
+      <w:r>
+        <w:rPr>
+          <w:lang w:val="en-US"/>
+        </w:rPr>
+        <w:t xml:space="preserve"> playing with 13 ranks higher compared to playing with 13 ranks lower than the opponent changes the probability of winning from (</w:t>
+      </w:r>
+      <w:proofErr w:type="gramStart"/>
+      <w:r>
+        <w:rPr>
+          <w:lang w:val="en-US"/>
+        </w:rPr>
+        <w:t>0.0483 ,</w:t>
+      </w:r>
+      <w:proofErr w:type="gramEnd"/>
+      <w:r>
+        <w:rPr>
+          <w:lang w:val="en-US"/>
+        </w:rPr>
+        <w:t xml:space="preserve"> 0.1946) so from 4.8% to 19.4%.</w:t>
       </w:r>
     </w:p>
     <w:p>
@@ -4446,7 +6587,21 @@
         <w:rPr>
           <w:lang w:val="en-US"/>
         </w:rPr>
-        <w:t>: still looks plausible. A bit tighter but also more realistic with the intercept.</w:t>
+        <w:t xml:space="preserve">: still looks plausible. </w:t>
+      </w:r>
+      <w:proofErr w:type="gramStart"/>
+      <w:r>
+        <w:rPr>
+          <w:lang w:val="en-US"/>
+        </w:rPr>
+        <w:t>A bit</w:t>
+      </w:r>
+      <w:proofErr w:type="gramEnd"/>
+      <w:r>
+        <w:rPr>
+          <w:lang w:val="en-US"/>
+        </w:rPr>
+        <w:t xml:space="preserve"> tighter but also more realistic with the intercept.</w:t>
       </w:r>
     </w:p>
     <w:p>
@@ -4478,7 +6633,7 @@
                     </pic:cNvPicPr>
                   </pic:nvPicPr>
                   <pic:blipFill>
-                    <a:blip r:embed="rId18" cstate="print">
+                    <a:blip r:embed="rId21" cstate="print">
                       <a:extLst>
                         <a:ext uri="{28A0092B-C50C-407E-A947-70E740481C1C}">
                           <a14:useLocalDpi xmlns:a14="http://schemas.microsoft.com/office/drawing/2010/main" val="0"/>
@@ -4593,7 +6748,7 @@
                     </pic:cNvPicPr>
                   </pic:nvPicPr>
                   <pic:blipFill>
-                    <a:blip r:embed="rId19" cstate="print">
+                    <a:blip r:embed="rId22" cstate="print">
                       <a:extLst>
                         <a:ext uri="{28A0092B-C50C-407E-A947-70E740481C1C}">
                           <a14:useLocalDpi xmlns:a14="http://schemas.microsoft.com/office/drawing/2010/main" val="0"/>
@@ -4639,34 +6794,86 @@
           <w:color w:val="EE0000"/>
           <w:lang w:val="en-US"/>
         </w:rPr>
-        <w:t>(change to reflect the avg of 38% and still capture the 5% and 95%, which are higher than the BO. The BO go from 6% to 77%, we believe each value of those should be captured.)</w:t>
-      </w:r>
-    </w:p>
-    <w:p>
-      <w:pPr>
-        <w:rPr>
-          <w:i/>
-          <w:iCs/>
-          <w:lang w:val="en-US"/>
-        </w:rPr>
-      </w:pPr>
-      <w:proofErr w:type="spellStart"/>
-      <w:r>
-        <w:rPr>
-          <w:i/>
-          <w:iCs/>
-          <w:lang w:val="en-US"/>
-        </w:rPr>
-        <w:t>set_prior</w:t>
-      </w:r>
-      <w:proofErr w:type="spellEnd"/>
-      <w:r>
-        <w:rPr>
-          <w:i/>
-          <w:iCs/>
-          <w:lang w:val="en-US"/>
-        </w:rPr>
-        <w:t>("normal(-0.48, 1.23)", class = "Intercept")</w:t>
+        <w:t xml:space="preserve">(change to reflect the avg of 38% and still capture the 5% and 95%, which are higher than the BO. The BO </w:t>
+      </w:r>
+      <w:proofErr w:type="gramStart"/>
+      <w:r>
+        <w:rPr>
+          <w:color w:val="EE0000"/>
+          <w:lang w:val="en-US"/>
+        </w:rPr>
+        <w:t>go</w:t>
+      </w:r>
+      <w:proofErr w:type="gramEnd"/>
+      <w:r>
+        <w:rPr>
+          <w:color w:val="EE0000"/>
+          <w:lang w:val="en-US"/>
+        </w:rPr>
+        <w:t xml:space="preserve"> from 6% to 77%, we believe each value of those should be captured.)</w:t>
+      </w:r>
+    </w:p>
+    <w:p>
+      <w:pPr>
+        <w:rPr>
+          <w:i/>
+          <w:iCs/>
+          <w:lang w:val="en-US"/>
+        </w:rPr>
+      </w:pPr>
+      <w:proofErr w:type="spellStart"/>
+      <w:r>
+        <w:rPr>
+          <w:i/>
+          <w:iCs/>
+          <w:lang w:val="en-US"/>
+        </w:rPr>
+        <w:t>set_</w:t>
+      </w:r>
+      <w:proofErr w:type="gramStart"/>
+      <w:r>
+        <w:rPr>
+          <w:i/>
+          <w:iCs/>
+          <w:lang w:val="en-US"/>
+        </w:rPr>
+        <w:t>prior</w:t>
+      </w:r>
+      <w:proofErr w:type="spellEnd"/>
+      <w:r>
+        <w:rPr>
+          <w:i/>
+          <w:iCs/>
+          <w:lang w:val="en-US"/>
+        </w:rPr>
+        <w:t>(</w:t>
+      </w:r>
+      <w:proofErr w:type="gramEnd"/>
+      <w:r>
+        <w:rPr>
+          <w:i/>
+          <w:iCs/>
+          <w:lang w:val="en-US"/>
+        </w:rPr>
+        <w:t>"</w:t>
+      </w:r>
+      <w:proofErr w:type="gramStart"/>
+      <w:r>
+        <w:rPr>
+          <w:i/>
+          <w:iCs/>
+          <w:lang w:val="en-US"/>
+        </w:rPr>
+        <w:t>normal(</w:t>
+      </w:r>
+      <w:proofErr w:type="gramEnd"/>
+      <w:r>
+        <w:rPr>
+          <w:i/>
+          <w:iCs/>
+          <w:lang w:val="en-US"/>
+        </w:rPr>
+        <w:t>-0.48, 1.23)", class = "Intercept")</w:t>
       </w:r>
     </w:p>
     <w:p>
@@ -4738,16 +6945,52 @@
           <w:iCs/>
           <w:lang w:val="en-US"/>
         </w:rPr>
-        <w:t>set_prior</w:t>
-      </w:r>
-      <w:proofErr w:type="spellEnd"/>
-      <w:r>
-        <w:rPr>
-          <w:i/>
-          <w:iCs/>
-          <w:lang w:val="en-US"/>
-        </w:rPr>
-        <w:t xml:space="preserve">("normal(0, 0.0001)", class = "b", </w:t>
+        <w:t>set_</w:t>
+      </w:r>
+      <w:proofErr w:type="gramStart"/>
+      <w:r>
+        <w:rPr>
+          <w:i/>
+          <w:iCs/>
+          <w:lang w:val="en-US"/>
+        </w:rPr>
+        <w:t>prior</w:t>
+      </w:r>
+      <w:proofErr w:type="spellEnd"/>
+      <w:r>
+        <w:rPr>
+          <w:i/>
+          <w:iCs/>
+          <w:lang w:val="en-US"/>
+        </w:rPr>
+        <w:t>(</w:t>
+      </w:r>
+      <w:proofErr w:type="gramEnd"/>
+      <w:r>
+        <w:rPr>
+          <w:i/>
+          <w:iCs/>
+          <w:lang w:val="en-US"/>
+        </w:rPr>
+        <w:t>"</w:t>
+      </w:r>
+      <w:proofErr w:type="gramStart"/>
+      <w:r>
+        <w:rPr>
+          <w:i/>
+          <w:iCs/>
+          <w:lang w:val="en-US"/>
+        </w:rPr>
+        <w:t>normal(</w:t>
+      </w:r>
+      <w:proofErr w:type="gramEnd"/>
+      <w:r>
+        <w:rPr>
+          <w:i/>
+          <w:iCs/>
+          <w:lang w:val="en-US"/>
+        </w:rPr>
+        <w:t xml:space="preserve">0, 0.0001)", class = "b", </w:t>
       </w:r>
       <w:proofErr w:type="spellStart"/>
       <w:r>
@@ -4792,11 +7035,19 @@
           <w:lang w:val="en-US"/>
         </w:rPr>
       </w:pPr>
-      <w:r>
-        <w:rPr>
-          <w:lang w:val="en-US"/>
-        </w:rPr>
-        <w:t>we are saying that a team tha</w:t>
+      <w:proofErr w:type="gramStart"/>
+      <w:r>
+        <w:rPr>
+          <w:lang w:val="en-US"/>
+        </w:rPr>
+        <w:t>we</w:t>
+      </w:r>
+      <w:proofErr w:type="gramEnd"/>
+      <w:r>
+        <w:rPr>
+          <w:lang w:val="en-US"/>
+        </w:rPr>
+        <w:t xml:space="preserve"> are saying that a team tha</w:t>
       </w:r>
       <w:r>
         <w:rPr>
@@ -4808,7 +7059,35 @@
         <w:rPr>
           <w:lang w:val="en-US"/>
         </w:rPr>
-        <w:t xml:space="preserve"> runs 26.649km compared to a team that runs 19.426 will change the probability of winning between (0.12 , 0.72 ) so from 12% to 72%</w:t>
+        <w:t xml:space="preserve"> runs 26.649km compared to a team that runs 19.426 will change the probability of winning between (</w:t>
+      </w:r>
+      <w:proofErr w:type="gramStart"/>
+      <w:r>
+        <w:rPr>
+          <w:lang w:val="en-US"/>
+        </w:rPr>
+        <w:t>0.12 ,</w:t>
+      </w:r>
+      <w:proofErr w:type="gramEnd"/>
+      <w:r>
+        <w:rPr>
+          <w:lang w:val="en-US"/>
+        </w:rPr>
+        <w:t xml:space="preserve"> </w:t>
+      </w:r>
+      <w:proofErr w:type="gramStart"/>
+      <w:r>
+        <w:rPr>
+          <w:lang w:val="en-US"/>
+        </w:rPr>
+        <w:t>0.72 )</w:t>
+      </w:r>
+      <w:proofErr w:type="gramEnd"/>
+      <w:r>
+        <w:rPr>
+          <w:lang w:val="en-US"/>
+        </w:rPr>
+        <w:t xml:space="preserve"> so from 12% to 72%</w:t>
       </w:r>
     </w:p>
     <w:p>
@@ -4893,16 +7172,52 @@
           <w:iCs/>
           <w:lang w:val="en-US"/>
         </w:rPr>
-        <w:t>set_prior</w:t>
-      </w:r>
-      <w:proofErr w:type="spellEnd"/>
-      <w:r>
-        <w:rPr>
-          <w:i/>
-          <w:iCs/>
-          <w:lang w:val="en-US"/>
-        </w:rPr>
-        <w:t xml:space="preserve">("normal(0, 0.0001)", class = "b", </w:t>
+        <w:t>set_</w:t>
+      </w:r>
+      <w:proofErr w:type="gramStart"/>
+      <w:r>
+        <w:rPr>
+          <w:i/>
+          <w:iCs/>
+          <w:lang w:val="en-US"/>
+        </w:rPr>
+        <w:t>prior</w:t>
+      </w:r>
+      <w:proofErr w:type="spellEnd"/>
+      <w:r>
+        <w:rPr>
+          <w:i/>
+          <w:iCs/>
+          <w:lang w:val="en-US"/>
+        </w:rPr>
+        <w:t>(</w:t>
+      </w:r>
+      <w:proofErr w:type="gramEnd"/>
+      <w:r>
+        <w:rPr>
+          <w:i/>
+          <w:iCs/>
+          <w:lang w:val="en-US"/>
+        </w:rPr>
+        <w:t>"</w:t>
+      </w:r>
+      <w:proofErr w:type="gramStart"/>
+      <w:r>
+        <w:rPr>
+          <w:i/>
+          <w:iCs/>
+          <w:lang w:val="en-US"/>
+        </w:rPr>
+        <w:t>normal(</w:t>
+      </w:r>
+      <w:proofErr w:type="gramEnd"/>
+      <w:r>
+        <w:rPr>
+          <w:i/>
+          <w:iCs/>
+          <w:lang w:val="en-US"/>
+        </w:rPr>
+        <w:t xml:space="preserve">0, 0.0001)", class = "b", </w:t>
       </w:r>
       <w:proofErr w:type="spellStart"/>
       <w:r>
@@ -4947,6 +7262,7 @@
           <w:lang w:val="en-US"/>
         </w:rPr>
       </w:pPr>
+      <w:proofErr w:type="gramStart"/>
       <w:r>
         <w:rPr>
           <w:lang w:val="en-US"/>
@@ -4957,7 +7273,56 @@
         <w:rPr>
           <w:lang w:val="en-US"/>
         </w:rPr>
-        <w:t>e are saying that a team whose opponent runs 26.515 compared to a team that runs 20.514 will change the probability of winning between (0.15 , 0.67 ) so from 15% to 67%</w:t>
+        <w:t>e</w:t>
+      </w:r>
+      <w:proofErr w:type="gramEnd"/>
+      <w:r>
+        <w:rPr>
+          <w:lang w:val="en-US"/>
+        </w:rPr>
+        <w:t xml:space="preserve"> </w:t>
+      </w:r>
+      <w:proofErr w:type="gramStart"/>
+      <w:r>
+        <w:rPr>
+          <w:lang w:val="en-US"/>
+        </w:rPr>
+        <w:t>are saying</w:t>
+      </w:r>
+      <w:proofErr w:type="gramEnd"/>
+      <w:r>
+        <w:rPr>
+          <w:lang w:val="en-US"/>
+        </w:rPr>
+        <w:t xml:space="preserve"> that a team whose opponent runs 26.515 compared to a team that runs 20.514 will change the probability of winning between (</w:t>
+      </w:r>
+      <w:proofErr w:type="gramStart"/>
+      <w:r>
+        <w:rPr>
+          <w:lang w:val="en-US"/>
+        </w:rPr>
+        <w:t>0.15 ,</w:t>
+      </w:r>
+      <w:proofErr w:type="gramEnd"/>
+      <w:r>
+        <w:rPr>
+          <w:lang w:val="en-US"/>
+        </w:rPr>
+        <w:t xml:space="preserve"> </w:t>
+      </w:r>
+      <w:proofErr w:type="gramStart"/>
+      <w:r>
+        <w:rPr>
+          <w:lang w:val="en-US"/>
+        </w:rPr>
+        <w:t>0.67 )</w:t>
+      </w:r>
+      <w:proofErr w:type="gramEnd"/>
+      <w:r>
+        <w:rPr>
+          <w:lang w:val="en-US"/>
+        </w:rPr>
+        <w:t xml:space="preserve"> so from 15% to 67%</w:t>
       </w:r>
     </w:p>
     <w:p>
@@ -5015,7 +7380,7 @@
                     </pic:cNvPicPr>
                   </pic:nvPicPr>
                   <pic:blipFill>
-                    <a:blip r:embed="rId20" cstate="print">
+                    <a:blip r:embed="rId23" cstate="print">
                       <a:extLst>
                         <a:ext uri="{28A0092B-C50C-407E-A947-70E740481C1C}">
                           <a14:useLocalDpi xmlns:a14="http://schemas.microsoft.com/office/drawing/2010/main" val="0"/>
@@ -5132,16 +7497,70 @@
           <w:iCs/>
           <w:lang w:val="en-US"/>
         </w:rPr>
-        <w:t>set_prior</w:t>
-      </w:r>
-      <w:proofErr w:type="spellEnd"/>
-      <w:r>
-        <w:rPr>
-          <w:i/>
-          <w:iCs/>
-          <w:lang w:val="en-US"/>
-        </w:rPr>
-        <w:t xml:space="preserve">("normal(0, 0.25)",  class = "b", </w:t>
+        <w:t>set_</w:t>
+      </w:r>
+      <w:proofErr w:type="gramStart"/>
+      <w:r>
+        <w:rPr>
+          <w:i/>
+          <w:iCs/>
+          <w:lang w:val="en-US"/>
+        </w:rPr>
+        <w:t>prior</w:t>
+      </w:r>
+      <w:proofErr w:type="spellEnd"/>
+      <w:r>
+        <w:rPr>
+          <w:i/>
+          <w:iCs/>
+          <w:lang w:val="en-US"/>
+        </w:rPr>
+        <w:t>(</w:t>
+      </w:r>
+      <w:proofErr w:type="gramEnd"/>
+      <w:r>
+        <w:rPr>
+          <w:i/>
+          <w:iCs/>
+          <w:lang w:val="en-US"/>
+        </w:rPr>
+        <w:t>"</w:t>
+      </w:r>
+      <w:proofErr w:type="gramStart"/>
+      <w:r>
+        <w:rPr>
+          <w:i/>
+          <w:iCs/>
+          <w:lang w:val="en-US"/>
+        </w:rPr>
+        <w:t>normal(</w:t>
+      </w:r>
+      <w:proofErr w:type="gramEnd"/>
+      <w:r>
+        <w:rPr>
+          <w:i/>
+          <w:iCs/>
+          <w:lang w:val="en-US"/>
+        </w:rPr>
+        <w:t>0, 0.25)</w:t>
+      </w:r>
+      <w:proofErr w:type="gramStart"/>
+      <w:r>
+        <w:rPr>
+          <w:i/>
+          <w:iCs/>
+          <w:lang w:val="en-US"/>
+        </w:rPr>
+        <w:t>",  class</w:t>
+      </w:r>
+      <w:proofErr w:type="gramEnd"/>
+      <w:r>
+        <w:rPr>
+          <w:i/>
+          <w:iCs/>
+          <w:lang w:val="en-US"/>
+        </w:rPr>
+        <w:t xml:space="preserve"> = "b", </w:t>
       </w:r>
       <w:proofErr w:type="spellStart"/>
       <w:r>
@@ -5196,7 +7615,21 @@
         <w:rPr>
           <w:lang w:val="en-US"/>
         </w:rPr>
-        <w:t>e are saying that playing a home game or not changes the base probability of winning to be between ( 0.27, 0.505), 27% to 50%</w:t>
+        <w:t xml:space="preserve">e are saying that playing a home game or not changes the base probability of winning to be between </w:t>
+      </w:r>
+      <w:proofErr w:type="gramStart"/>
+      <w:r>
+        <w:rPr>
+          <w:lang w:val="en-US"/>
+        </w:rPr>
+        <w:t>( 0.27</w:t>
+      </w:r>
+      <w:proofErr w:type="gramEnd"/>
+      <w:r>
+        <w:rPr>
+          <w:lang w:val="en-US"/>
+        </w:rPr>
+        <w:t>, 0.505), 27% to 50%</w:t>
       </w:r>
       <w:r>
         <w:rPr>
@@ -5279,16 +7712,52 @@
           <w:iCs/>
           <w:lang w:val="en-US"/>
         </w:rPr>
-        <w:t>set_prior</w:t>
-      </w:r>
-      <w:proofErr w:type="spellEnd"/>
-      <w:r>
-        <w:rPr>
-          <w:i/>
-          <w:iCs/>
-          <w:lang w:val="en-US"/>
-        </w:rPr>
-        <w:t xml:space="preserve">("normal(0, 0.025)", class = "b", </w:t>
+        <w:t>set_</w:t>
+      </w:r>
+      <w:proofErr w:type="gramStart"/>
+      <w:r>
+        <w:rPr>
+          <w:i/>
+          <w:iCs/>
+          <w:lang w:val="en-US"/>
+        </w:rPr>
+        <w:t>prior</w:t>
+      </w:r>
+      <w:proofErr w:type="spellEnd"/>
+      <w:r>
+        <w:rPr>
+          <w:i/>
+          <w:iCs/>
+          <w:lang w:val="en-US"/>
+        </w:rPr>
+        <w:t>(</w:t>
+      </w:r>
+      <w:proofErr w:type="gramEnd"/>
+      <w:r>
+        <w:rPr>
+          <w:i/>
+          <w:iCs/>
+          <w:lang w:val="en-US"/>
+        </w:rPr>
+        <w:t>"</w:t>
+      </w:r>
+      <w:proofErr w:type="gramStart"/>
+      <w:r>
+        <w:rPr>
+          <w:i/>
+          <w:iCs/>
+          <w:lang w:val="en-US"/>
+        </w:rPr>
+        <w:t>normal(</w:t>
+      </w:r>
+      <w:proofErr w:type="gramEnd"/>
+      <w:r>
+        <w:rPr>
+          <w:i/>
+          <w:iCs/>
+          <w:lang w:val="en-US"/>
+        </w:rPr>
+        <w:t xml:space="preserve">0, 0.025)", class = "b", </w:t>
       </w:r>
       <w:proofErr w:type="spellStart"/>
       <w:r>
@@ -5337,7 +7806,21 @@
         <w:rPr>
           <w:lang w:val="en-US"/>
         </w:rPr>
-        <w:t>We are saying that being 13 ranks above your opponent compared to being 13 ranks under changes the odd around (0.14 , 0.69) from 14% to 69%.</w:t>
+        <w:t>We are saying that being 13 ranks above your opponent compared to being 13 ranks under changes the odd around (</w:t>
+      </w:r>
+      <w:proofErr w:type="gramStart"/>
+      <w:r>
+        <w:rPr>
+          <w:lang w:val="en-US"/>
+        </w:rPr>
+        <w:t>0.14 ,</w:t>
+      </w:r>
+      <w:proofErr w:type="gramEnd"/>
+      <w:r>
+        <w:rPr>
+          <w:lang w:val="en-US"/>
+        </w:rPr>
+        <w:t xml:space="preserve"> 0.69) from 14% to 69%.</w:t>
       </w:r>
     </w:p>
     <w:p>
@@ -5390,7 +7873,7 @@
                     </pic:cNvPicPr>
                   </pic:nvPicPr>
                   <pic:blipFill>
-                    <a:blip r:embed="rId21" cstate="print">
+                    <a:blip r:embed="rId24" cstate="print">
                       <a:extLst>
                         <a:ext uri="{28A0092B-C50C-407E-A947-70E740481C1C}">
                           <a14:useLocalDpi xmlns:a14="http://schemas.microsoft.com/office/drawing/2010/main" val="0"/>
@@ -5492,7 +7975,7 @@
                     </pic:cNvPicPr>
                   </pic:nvPicPr>
                   <pic:blipFill>
-                    <a:blip r:embed="rId22" cstate="print">
+                    <a:blip r:embed="rId25" cstate="print">
                       <a:extLst>
                         <a:ext uri="{28A0092B-C50C-407E-A947-70E740481C1C}">
                           <a14:useLocalDpi xmlns:a14="http://schemas.microsoft.com/office/drawing/2010/main" val="0"/>
@@ -5552,7 +8035,21 @@
         <w:rPr>
           <w:lang w:val="en-US"/>
         </w:rPr>
-        <w:t xml:space="preserve"> goes from 8 to 24357 , 24349 units </w:t>
+        <w:t xml:space="preserve"> goes from 8 to </w:t>
+      </w:r>
+      <w:proofErr w:type="gramStart"/>
+      <w:r>
+        <w:rPr>
+          <w:lang w:val="en-US"/>
+        </w:rPr>
+        <w:t>24357 ,</w:t>
+      </w:r>
+      <w:proofErr w:type="gramEnd"/>
+      <w:r>
+        <w:rPr>
+          <w:lang w:val="en-US"/>
+        </w:rPr>
+        <w:t xml:space="preserve"> 24349 units </w:t>
       </w:r>
       <w:r>
         <w:rPr>
@@ -5609,16 +8106,52 @@
           <w:iCs/>
           <w:lang w:val="en-US"/>
         </w:rPr>
-        <w:t>set_prior</w:t>
-      </w:r>
-      <w:proofErr w:type="spellEnd"/>
-      <w:r>
-        <w:rPr>
-          <w:i/>
-          <w:iCs/>
-          <w:lang w:val="en-US"/>
-        </w:rPr>
-        <w:t xml:space="preserve">("normal(0, 0.000025)", class = "b", </w:t>
+        <w:t>set_</w:t>
+      </w:r>
+      <w:proofErr w:type="gramStart"/>
+      <w:r>
+        <w:rPr>
+          <w:i/>
+          <w:iCs/>
+          <w:lang w:val="en-US"/>
+        </w:rPr>
+        <w:t>prior</w:t>
+      </w:r>
+      <w:proofErr w:type="spellEnd"/>
+      <w:r>
+        <w:rPr>
+          <w:i/>
+          <w:iCs/>
+          <w:lang w:val="en-US"/>
+        </w:rPr>
+        <w:t>(</w:t>
+      </w:r>
+      <w:proofErr w:type="gramEnd"/>
+      <w:r>
+        <w:rPr>
+          <w:i/>
+          <w:iCs/>
+          <w:lang w:val="en-US"/>
+        </w:rPr>
+        <w:t>"</w:t>
+      </w:r>
+      <w:proofErr w:type="gramStart"/>
+      <w:r>
+        <w:rPr>
+          <w:i/>
+          <w:iCs/>
+          <w:lang w:val="en-US"/>
+        </w:rPr>
+        <w:t>normal(</w:t>
+      </w:r>
+      <w:proofErr w:type="gramEnd"/>
+      <w:r>
+        <w:rPr>
+          <w:i/>
+          <w:iCs/>
+          <w:lang w:val="en-US"/>
+        </w:rPr>
+        <w:t xml:space="preserve">0, 0.000025)", class = "b", </w:t>
       </w:r>
       <w:proofErr w:type="spellStart"/>
       <w:r>
@@ -5746,14 +8279,42 @@
         <w:rPr>
           <w:lang w:val="en-US"/>
         </w:rPr>
-        <w:t>set_prior</w:t>
-      </w:r>
-      <w:proofErr w:type="spellEnd"/>
-      <w:r>
-        <w:rPr>
-          <w:lang w:val="en-US"/>
-        </w:rPr>
-        <w:t xml:space="preserve">("normal(0, 0.000025)", class = "b", </w:t>
+        <w:t>set_</w:t>
+      </w:r>
+      <w:proofErr w:type="gramStart"/>
+      <w:r>
+        <w:rPr>
+          <w:lang w:val="en-US"/>
+        </w:rPr>
+        <w:t>prior</w:t>
+      </w:r>
+      <w:proofErr w:type="spellEnd"/>
+      <w:r>
+        <w:rPr>
+          <w:lang w:val="en-US"/>
+        </w:rPr>
+        <w:t>(</w:t>
+      </w:r>
+      <w:proofErr w:type="gramEnd"/>
+      <w:r>
+        <w:rPr>
+          <w:lang w:val="en-US"/>
+        </w:rPr>
+        <w:t>"</w:t>
+      </w:r>
+      <w:proofErr w:type="gramStart"/>
+      <w:r>
+        <w:rPr>
+          <w:lang w:val="en-US"/>
+        </w:rPr>
+        <w:t>normal(</w:t>
+      </w:r>
+      <w:proofErr w:type="gramEnd"/>
+      <w:r>
+        <w:rPr>
+          <w:lang w:val="en-US"/>
+        </w:rPr>
+        <w:t xml:space="preserve">0, 0.000025)", class = "b", </w:t>
       </w:r>
       <w:proofErr w:type="spellStart"/>
       <w:r>
@@ -5774,7 +8335,14 @@
         <w:rPr>
           <w:lang w:val="en-US"/>
         </w:rPr>
-        <w:t>opp_crowd_c</w:t>
+        <w:t>opp_crowd_</w:t>
+      </w:r>
+      <w:proofErr w:type="gramStart"/>
+      <w:r>
+        <w:rPr>
+          <w:lang w:val="en-US"/>
+        </w:rPr>
+        <w:t>c</w:t>
       </w:r>
       <w:proofErr w:type="spellEnd"/>
       <w:r>
@@ -5783,6 +8351,7 @@
         </w:rPr>
         <w:t>")</w:t>
       </w:r>
+      <w:proofErr w:type="gramEnd"/>
     </w:p>
     <w:p>
       <w:pPr>
@@ -5805,6 +8374,7 @@
         <w:t xml:space="preserve"> </w:t>
       </w:r>
       <w:proofErr w:type="spellStart"/>
+      <w:proofErr w:type="gramStart"/>
       <w:r>
         <w:rPr>
           <w:lang w:val="en-US"/>
@@ -5812,6 +8382,7 @@
         <w:t>teamcrowd</w:t>
       </w:r>
       <w:proofErr w:type="spellEnd"/>
+      <w:proofErr w:type="gramEnd"/>
     </w:p>
     <w:p>
       <w:pPr>
@@ -5844,7 +8415,21 @@
         <w:rPr>
           <w:lang w:val="en-US"/>
         </w:rPr>
-        <w:t xml:space="preserve"> goes from 0.06 to 0.77 unit </w:t>
+        <w:t xml:space="preserve"> goes from 0.06 to </w:t>
+      </w:r>
+      <w:proofErr w:type="gramStart"/>
+      <w:r>
+        <w:rPr>
+          <w:lang w:val="en-US"/>
+        </w:rPr>
+        <w:t>0.77 unit</w:t>
+      </w:r>
+      <w:proofErr w:type="gramEnd"/>
+      <w:r>
+        <w:rPr>
+          <w:lang w:val="en-US"/>
+        </w:rPr>
+        <w:t xml:space="preserve"> </w:t>
       </w:r>
       <w:proofErr w:type="spellStart"/>
       <w:r>
@@ -5922,16 +8507,52 @@
           <w:iCs/>
           <w:lang w:val="en-US"/>
         </w:rPr>
-        <w:t>set_prior</w:t>
-      </w:r>
-      <w:proofErr w:type="spellEnd"/>
-      <w:r>
-        <w:rPr>
-          <w:i/>
-          <w:iCs/>
-          <w:lang w:val="en-US"/>
-        </w:rPr>
-        <w:t xml:space="preserve">("normal(0, 2)", class = "b", </w:t>
+        <w:t>set_</w:t>
+      </w:r>
+      <w:proofErr w:type="gramStart"/>
+      <w:r>
+        <w:rPr>
+          <w:i/>
+          <w:iCs/>
+          <w:lang w:val="en-US"/>
+        </w:rPr>
+        <w:t>prior</w:t>
+      </w:r>
+      <w:proofErr w:type="spellEnd"/>
+      <w:r>
+        <w:rPr>
+          <w:i/>
+          <w:iCs/>
+          <w:lang w:val="en-US"/>
+        </w:rPr>
+        <w:t>(</w:t>
+      </w:r>
+      <w:proofErr w:type="gramEnd"/>
+      <w:r>
+        <w:rPr>
+          <w:i/>
+          <w:iCs/>
+          <w:lang w:val="en-US"/>
+        </w:rPr>
+        <w:t>"</w:t>
+      </w:r>
+      <w:proofErr w:type="gramStart"/>
+      <w:r>
+        <w:rPr>
+          <w:i/>
+          <w:iCs/>
+          <w:lang w:val="en-US"/>
+        </w:rPr>
+        <w:t>normal(</w:t>
+      </w:r>
+      <w:proofErr w:type="gramEnd"/>
+      <w:r>
+        <w:rPr>
+          <w:i/>
+          <w:iCs/>
+          <w:lang w:val="en-US"/>
+        </w:rPr>
+        <w:t xml:space="preserve">0, 2)", class = "b", </w:t>
       </w:r>
       <w:proofErr w:type="spellStart"/>
       <w:r>
@@ -6038,7 +8659,21 @@
         <w:rPr>
           <w:lang w:val="en-US"/>
         </w:rPr>
-        <w:t xml:space="preserve"> goes from 0.15 to 0.33 unit </w:t>
+        <w:t xml:space="preserve"> goes from 0.15 to </w:t>
+      </w:r>
+      <w:proofErr w:type="gramStart"/>
+      <w:r>
+        <w:rPr>
+          <w:lang w:val="en-US"/>
+        </w:rPr>
+        <w:t>0.33 unit</w:t>
+      </w:r>
+      <w:proofErr w:type="gramEnd"/>
+      <w:r>
+        <w:rPr>
+          <w:lang w:val="en-US"/>
+        </w:rPr>
+        <w:t xml:space="preserve"> </w:t>
       </w:r>
       <w:proofErr w:type="spellStart"/>
       <w:r>
@@ -6128,16 +8763,52 @@
           <w:iCs/>
           <w:lang w:val="en-US"/>
         </w:rPr>
-        <w:t>set_prior</w:t>
-      </w:r>
-      <w:proofErr w:type="spellEnd"/>
-      <w:r>
-        <w:rPr>
-          <w:i/>
-          <w:iCs/>
-          <w:lang w:val="en-US"/>
-        </w:rPr>
-        <w:t xml:space="preserve">("normal(0, 3)", class = "b", </w:t>
+        <w:t>set_</w:t>
+      </w:r>
+      <w:proofErr w:type="gramStart"/>
+      <w:r>
+        <w:rPr>
+          <w:i/>
+          <w:iCs/>
+          <w:lang w:val="en-US"/>
+        </w:rPr>
+        <w:t>prior</w:t>
+      </w:r>
+      <w:proofErr w:type="spellEnd"/>
+      <w:r>
+        <w:rPr>
+          <w:i/>
+          <w:iCs/>
+          <w:lang w:val="en-US"/>
+        </w:rPr>
+        <w:t>(</w:t>
+      </w:r>
+      <w:proofErr w:type="gramEnd"/>
+      <w:r>
+        <w:rPr>
+          <w:i/>
+          <w:iCs/>
+          <w:lang w:val="en-US"/>
+        </w:rPr>
+        <w:t>"</w:t>
+      </w:r>
+      <w:proofErr w:type="gramStart"/>
+      <w:r>
+        <w:rPr>
+          <w:i/>
+          <w:iCs/>
+          <w:lang w:val="en-US"/>
+        </w:rPr>
+        <w:t>normal(</w:t>
+      </w:r>
+      <w:proofErr w:type="gramEnd"/>
+      <w:r>
+        <w:rPr>
+          <w:i/>
+          <w:iCs/>
+          <w:lang w:val="en-US"/>
+        </w:rPr>
+        <w:t xml:space="preserve">0, 3)", class = "b", </w:t>
       </w:r>
       <w:proofErr w:type="spellStart"/>
       <w:r>
@@ -6186,7 +8857,21 @@
         <w:rPr>
           <w:lang w:val="en-US"/>
         </w:rPr>
-        <w:t>If your probability of a draw is 0.33 compared to 0.15  the probability of winning will lie between (0.17 ,0.64) underdog or favorite.</w:t>
+        <w:t xml:space="preserve">If your probability of a draw is 0.33 compared to </w:t>
+      </w:r>
+      <w:proofErr w:type="gramStart"/>
+      <w:r>
+        <w:rPr>
+          <w:lang w:val="en-US"/>
+        </w:rPr>
+        <w:t>0.15  the</w:t>
+      </w:r>
+      <w:proofErr w:type="gramEnd"/>
+      <w:r>
+        <w:rPr>
+          <w:lang w:val="en-US"/>
+        </w:rPr>
+        <w:t xml:space="preserve"> probability of winning will lie between (0.17 ,0.64) underdog or favorite.</w:t>
       </w:r>
     </w:p>
     <w:p>
@@ -6238,7 +8923,7 @@
                     </pic:cNvPicPr>
                   </pic:nvPicPr>
                   <pic:blipFill>
-                    <a:blip r:embed="rId23" cstate="print">
+                    <a:blip r:embed="rId26" cstate="print">
                       <a:extLst>
                         <a:ext uri="{28A0092B-C50C-407E-A947-70E740481C1C}">
                           <a14:useLocalDpi xmlns:a14="http://schemas.microsoft.com/office/drawing/2010/main" val="0"/>
@@ -6332,7 +9017,7 @@
                     </pic:cNvPicPr>
                   </pic:nvPicPr>
                   <pic:blipFill>
-                    <a:blip r:embed="rId24" cstate="print">
+                    <a:blip r:embed="rId27" cstate="print">
                       <a:extLst>
                         <a:ext uri="{28A0092B-C50C-407E-A947-70E740481C1C}">
                           <a14:useLocalDpi xmlns:a14="http://schemas.microsoft.com/office/drawing/2010/main" val="0"/>
@@ -6410,7 +9095,7 @@
                     </pic:cNvPicPr>
                   </pic:nvPicPr>
                   <pic:blipFill>
-                    <a:blip r:embed="rId25" cstate="print">
+                    <a:blip r:embed="rId28" cstate="print">
                       <a:extLst>
                         <a:ext uri="{28A0092B-C50C-407E-A947-70E740481C1C}">
                           <a14:useLocalDpi xmlns:a14="http://schemas.microsoft.com/office/drawing/2010/main" val="0"/>
@@ -6513,7 +9198,7 @@
                     </pic:cNvPicPr>
                   </pic:nvPicPr>
                   <pic:blipFill>
-                    <a:blip r:embed="rId26" cstate="print">
+                    <a:blip r:embed="rId29" cstate="print">
                       <a:extLst>
                         <a:ext uri="{28A0092B-C50C-407E-A947-70E740481C1C}">
                           <a14:useLocalDpi xmlns:a14="http://schemas.microsoft.com/office/drawing/2010/main" val="0"/>
@@ -6554,8 +9239,13 @@
       <w:r>
         <w:t xml:space="preserve">? </w:t>
       </w:r>
-      <w:r>
-        <w:t>Habe es hinzugefügt.</w:t>
+      <w:proofErr w:type="gramStart"/>
+      <w:r>
+        <w:t>Habe</w:t>
+      </w:r>
+      <w:proofErr w:type="gramEnd"/>
+      <w:r>
+        <w:t xml:space="preserve"> es hinzugefügt.</w:t>
       </w:r>
     </w:p>
     <w:p/>
@@ -6601,16 +9291,52 @@
           <w:iCs/>
           <w:lang w:val="en-US"/>
         </w:rPr>
-        <w:t>set_prior</w:t>
-      </w:r>
-      <w:proofErr w:type="spellEnd"/>
-      <w:r>
-        <w:rPr>
-          <w:i/>
-          <w:iCs/>
-          <w:lang w:val="en-US"/>
-        </w:rPr>
-        <w:t xml:space="preserve">("normal(0, 4.25)", class = "b", </w:t>
+        <w:t>set_</w:t>
+      </w:r>
+      <w:proofErr w:type="gramStart"/>
+      <w:r>
+        <w:rPr>
+          <w:i/>
+          <w:iCs/>
+          <w:lang w:val="en-US"/>
+        </w:rPr>
+        <w:t>prior</w:t>
+      </w:r>
+      <w:proofErr w:type="spellEnd"/>
+      <w:r>
+        <w:rPr>
+          <w:i/>
+          <w:iCs/>
+          <w:lang w:val="en-US"/>
+        </w:rPr>
+        <w:t>(</w:t>
+      </w:r>
+      <w:proofErr w:type="gramEnd"/>
+      <w:r>
+        <w:rPr>
+          <w:i/>
+          <w:iCs/>
+          <w:lang w:val="en-US"/>
+        </w:rPr>
+        <w:t>"</w:t>
+      </w:r>
+      <w:proofErr w:type="gramStart"/>
+      <w:r>
+        <w:rPr>
+          <w:i/>
+          <w:iCs/>
+          <w:lang w:val="en-US"/>
+        </w:rPr>
+        <w:t>normal(</w:t>
+      </w:r>
+      <w:proofErr w:type="gramEnd"/>
+      <w:r>
+        <w:rPr>
+          <w:i/>
+          <w:iCs/>
+          <w:lang w:val="en-US"/>
+        </w:rPr>
+        <w:t xml:space="preserve">0, 4.25)", class = "b", </w:t>
       </w:r>
       <w:proofErr w:type="spellStart"/>
       <w:r>
@@ -6671,7 +9397,21 @@
         <w:rPr>
           <w:lang w:val="en-US"/>
         </w:rPr>
-        <w:t xml:space="preserve"> 0.28 units, so this wide prior allows the effect to be between (0.05 and 0.86) so between 5% and 86%.</w:t>
+        <w:t xml:space="preserve"> 0.28 units, so this wide </w:t>
+      </w:r>
+      <w:proofErr w:type="gramStart"/>
+      <w:r>
+        <w:rPr>
+          <w:lang w:val="en-US"/>
+        </w:rPr>
+        <w:t>prior</w:t>
+      </w:r>
+      <w:proofErr w:type="gramEnd"/>
+      <w:r>
+        <w:rPr>
+          <w:lang w:val="en-US"/>
+        </w:rPr>
+        <w:t xml:space="preserve"> allows the effect to be between (0.05 and 0.86) so between 5% and 86%.</w:t>
       </w:r>
     </w:p>
     <w:p>
@@ -6716,7 +9456,7 @@
                     </pic:cNvPicPr>
                   </pic:nvPicPr>
                   <pic:blipFill>
-                    <a:blip r:embed="rId27" cstate="print">
+                    <a:blip r:embed="rId30" cstate="print">
                       <a:extLst>
                         <a:ext uri="{28A0092B-C50C-407E-A947-70E740481C1C}">
                           <a14:useLocalDpi xmlns:a14="http://schemas.microsoft.com/office/drawing/2010/main" val="0"/>
@@ -6760,10 +9500,18 @@
     </w:p>
     <w:p>
       <w:r>
-        <w:t>Alt: seltsam, so in k</w:t>
-      </w:r>
-      <w:r>
-        <w:t>lumpen irgendwie.</w:t>
+        <w:t xml:space="preserve">Alt: seltsam, so in </w:t>
+      </w:r>
+      <w:proofErr w:type="gramStart"/>
+      <w:r>
+        <w:t>k</w:t>
+      </w:r>
+      <w:r>
+        <w:t>lumpen irgendwie</w:t>
+      </w:r>
+      <w:proofErr w:type="gramEnd"/>
+      <w:r>
+        <w:t>.</w:t>
       </w:r>
     </w:p>
     <w:p>
@@ -6796,7 +9544,7 @@
                     </pic:cNvPicPr>
                   </pic:nvPicPr>
                   <pic:blipFill>
-                    <a:blip r:embed="rId28" cstate="print">
+                    <a:blip r:embed="rId31" cstate="print">
                       <a:extLst>
                         <a:ext uri="{28A0092B-C50C-407E-A947-70E740481C1C}">
                           <a14:useLocalDpi xmlns:a14="http://schemas.microsoft.com/office/drawing/2010/main" val="0"/>
@@ -6875,16 +9623,52 @@
           <w:iCs/>
           <w:lang w:val="en-US"/>
         </w:rPr>
-        <w:t>set_prior</w:t>
-      </w:r>
-      <w:proofErr w:type="spellEnd"/>
-      <w:r>
-        <w:rPr>
-          <w:i/>
-          <w:iCs/>
-          <w:lang w:val="en-US"/>
-        </w:rPr>
-        <w:t xml:space="preserve">("normal(0, 0.0001)", class = "b", </w:t>
+        <w:t>set_</w:t>
+      </w:r>
+      <w:proofErr w:type="gramStart"/>
+      <w:r>
+        <w:rPr>
+          <w:i/>
+          <w:iCs/>
+          <w:lang w:val="en-US"/>
+        </w:rPr>
+        <w:t>prior</w:t>
+      </w:r>
+      <w:proofErr w:type="spellEnd"/>
+      <w:r>
+        <w:rPr>
+          <w:i/>
+          <w:iCs/>
+          <w:lang w:val="en-US"/>
+        </w:rPr>
+        <w:t>(</w:t>
+      </w:r>
+      <w:proofErr w:type="gramEnd"/>
+      <w:r>
+        <w:rPr>
+          <w:i/>
+          <w:iCs/>
+          <w:lang w:val="en-US"/>
+        </w:rPr>
+        <w:t>"</w:t>
+      </w:r>
+      <w:proofErr w:type="gramStart"/>
+      <w:r>
+        <w:rPr>
+          <w:i/>
+          <w:iCs/>
+          <w:lang w:val="en-US"/>
+        </w:rPr>
+        <w:t>normal(</w:t>
+      </w:r>
+      <w:proofErr w:type="gramEnd"/>
+      <w:r>
+        <w:rPr>
+          <w:i/>
+          <w:iCs/>
+          <w:lang w:val="en-US"/>
+        </w:rPr>
+        <w:t xml:space="preserve">0, 0.0001)", class = "b", </w:t>
       </w:r>
       <w:proofErr w:type="spellStart"/>
       <w:r>
@@ -6985,7 +9769,7 @@
                     </pic:cNvPicPr>
                   </pic:nvPicPr>
                   <pic:blipFill>
-                    <a:blip r:embed="rId29" cstate="print">
+                    <a:blip r:embed="rId32" cstate="print">
                       <a:extLst>
                         <a:ext uri="{28A0092B-C50C-407E-A947-70E740481C1C}">
                           <a14:useLocalDpi xmlns:a14="http://schemas.microsoft.com/office/drawing/2010/main" val="0"/>
@@ -7070,7 +9854,21 @@
         <w:rPr>
           <w:lang w:val="en-US"/>
         </w:rPr>
-        <w:t>We use weakly informative Normal priors centered at zero for regression coefficients. These priors regularize extreme estimates while allowing the data to dominate inference. The prior scale was chosen such that a two-standard-deviation change corresponds to a plausible change in outcome probability over the observed range of the predictor.</w:t>
+        <w:t xml:space="preserve">We use weakly informative Normal priors centered at zero for regression coefficients. These </w:t>
+      </w:r>
+      <w:proofErr w:type="gramStart"/>
+      <w:r>
+        <w:rPr>
+          <w:lang w:val="en-US"/>
+        </w:rPr>
+        <w:t>priors</w:t>
+      </w:r>
+      <w:proofErr w:type="gramEnd"/>
+      <w:r>
+        <w:rPr>
+          <w:lang w:val="en-US"/>
+        </w:rPr>
+        <w:t xml:space="preserve"> regularize extreme estimates while allowing the data to dominate inference. The prior scale was chosen such that a two-standard-deviation change corresponds to a plausible change in outcome probability over the observed range of the predictor.</w:t>
       </w:r>
     </w:p>
     <w:p>
@@ -7107,7 +9905,21 @@
         <w:rPr>
           <w:lang w:val="en-US"/>
         </w:rPr>
-        <w:t>%, which we consider a reasonable upper bound.</w:t>
+        <w:t xml:space="preserve">%, which we consider a reasonable upper </w:t>
+      </w:r>
+      <w:proofErr w:type="gramStart"/>
+      <w:r>
+        <w:rPr>
+          <w:lang w:val="en-US"/>
+        </w:rPr>
+        <w:t>bound</w:t>
+      </w:r>
+      <w:proofErr w:type="gramEnd"/>
+      <w:r>
+        <w:rPr>
+          <w:lang w:val="en-US"/>
+        </w:rPr>
+        <w:t>.</w:t>
       </w:r>
     </w:p>
     <w:p>
@@ -7191,7 +10003,7 @@
                     </pic:cNvPicPr>
                   </pic:nvPicPr>
                   <pic:blipFill>
-                    <a:blip r:embed="rId30">
+                    <a:blip r:embed="rId33">
                       <a:extLst>
                         <a:ext uri="{28A0092B-C50C-407E-A947-70E740481C1C}">
                           <a14:useLocalDpi xmlns:a14="http://schemas.microsoft.com/office/drawing/2010/main" val="0"/>
@@ -8093,7 +10905,21 @@
         <w:rPr>
           <w:color w:val="525252" w:themeColor="accent3" w:themeShade="80"/>
         </w:rPr>
-        <w:t>Idee, können wir eine Inversionsformel erstellen? Quasi wir wollen das der Effekt so viel ist, wie müssen wir dann die Priors setzen?</w:t>
+        <w:t xml:space="preserve">Idee, können wir eine Inversionsformel erstellen? Quasi wir wollen das der Effekt so viel ist, wie müssen wir dann </w:t>
+      </w:r>
+      <w:proofErr w:type="gramStart"/>
+      <w:r>
+        <w:rPr>
+          <w:color w:val="525252" w:themeColor="accent3" w:themeShade="80"/>
+        </w:rPr>
+        <w:t>die Priors</w:t>
+      </w:r>
+      <w:proofErr w:type="gramEnd"/>
+      <w:r>
+        <w:rPr>
+          <w:color w:val="525252" w:themeColor="accent3" w:themeShade="80"/>
+        </w:rPr>
+        <w:t xml:space="preserve"> setzen?</w:t>
       </w:r>
     </w:p>
     <w:p>
@@ -8908,12 +11734,10 @@
           <w:lang w:val="en-US" w:eastAsia="en-US"/>
           <w14:ligatures w14:val="standardContextual"/>
         </w:rPr>
-        <w:t>At first glance, with nearly 50,000 observations, a frequentist approach may appear fully sufficient. In a narrow sense, this is true: point estimates will be similar, as the likelihood is strong and largely dominates the posterior. However, frequentist inference stops at a point estimate. Bayesian inference does not. It yields a full posterior distribution, allowing directly interpretable statements such as: with 95% probability, the effect lies within this range. This is substantially more informative and practically useful than a p-value attached to a single estimate.</w:t>
-      </w:r>
-    </w:p>
-    <w:p>
-      <w:pPr>
-        <w:pStyle w:val="StandardWeb"/>
+        <w:t xml:space="preserve">At first glance, with nearly 50,000 observations, a frequentist approach may appear fully sufficient. In a narrow sense, this is true: point estimates will be similar, as the likelihood is strong and largely dominates the posterior. However, frequentist inference stops at a point </w:t>
+      </w:r>
+      <w:proofErr w:type="gramStart"/>
+      <w:r>
         <w:rPr>
           <w:rFonts w:ascii="Arial" w:eastAsiaTheme="minorHAnsi" w:hAnsi="Arial" w:cstheme="minorBidi"/>
           <w:kern w:val="2"/>
@@ -8921,7 +11745,9 @@
           <w:lang w:val="en-US" w:eastAsia="en-US"/>
           <w14:ligatures w14:val="standardContextual"/>
         </w:rPr>
-      </w:pPr>
+        <w:t>estimate</w:t>
+      </w:r>
+      <w:proofErr w:type="gramEnd"/>
       <w:r>
         <w:rPr>
           <w:rFonts w:ascii="Arial" w:eastAsiaTheme="minorHAnsi" w:hAnsi="Arial" w:cstheme="minorBidi"/>
@@ -8930,12 +11756,10 @@
           <w:lang w:val="en-US" w:eastAsia="en-US"/>
           <w14:ligatures w14:val="standardContextual"/>
         </w:rPr>
-        <w:t>The distinction becomes critical once the structure of the data is considered. Fifty thousand observations do not imply fifty thousand independent pieces of information. The data are deeply hierarchical: players are nested within teams, actions occur within the same five-minute sections, and information is unevenly distributed across groups. While the referenced paper uses fixed effects with clustered standard errors, this is not equivalent to a hierarchical model. Fixed effects estimate group parameters independently and do not allow for partial pooling. Clustered standard errors only adjust uncertainty; they do not change point estimates and therefore do not correct unstable or extreme group-level effects.</w:t>
-      </w:r>
-    </w:p>
-    <w:p>
-      <w:pPr>
-        <w:pStyle w:val="StandardWeb"/>
+        <w:t xml:space="preserve">. Bayesian inference does not. It yields a full posterior distribution, allowing directly interpretable statements </w:t>
+      </w:r>
+      <w:proofErr w:type="gramStart"/>
+      <w:r>
         <w:rPr>
           <w:rFonts w:ascii="Arial" w:eastAsiaTheme="minorHAnsi" w:hAnsi="Arial" w:cstheme="minorBidi"/>
           <w:kern w:val="2"/>
@@ -8943,7 +11767,9 @@
           <w:lang w:val="en-US" w:eastAsia="en-US"/>
           <w14:ligatures w14:val="standardContextual"/>
         </w:rPr>
-      </w:pPr>
+        <w:t>such as:</w:t>
+      </w:r>
+      <w:proofErr w:type="gramEnd"/>
       <w:r>
         <w:rPr>
           <w:rFonts w:ascii="Arial" w:eastAsiaTheme="minorHAnsi" w:hAnsi="Arial" w:cstheme="minorBidi"/>
@@ -8952,9 +11778,12 @@
           <w:lang w:val="en-US" w:eastAsia="en-US"/>
           <w14:ligatures w14:val="standardContextual"/>
         </w:rPr>
-        <w:t>Bayesian multilevel models explicitly model this structure. Through partial pooling, estimates are stabilized by borrowing strength across groups, shrinking extreme values</w:t>
-      </w:r>
-      <w:r>
+        <w:t xml:space="preserve"> with 95% probability, the effect lies within this range. This is substantially more informative and practically useful than a p-value attached to a single estimate.</w:t>
+      </w:r>
+    </w:p>
+    <w:p>
+      <w:pPr>
+        <w:pStyle w:val="StandardWeb"/>
         <w:rPr>
           <w:rFonts w:ascii="Arial" w:eastAsiaTheme="minorHAnsi" w:hAnsi="Arial" w:cstheme="minorBidi"/>
           <w:kern w:val="2"/>
@@ -8962,8 +11791,7 @@
           <w:lang w:val="en-US" w:eastAsia="en-US"/>
           <w14:ligatures w14:val="standardContextual"/>
         </w:rPr>
-        <w:t xml:space="preserve">, </w:t>
-      </w:r>
+      </w:pPr>
       <w:r>
         <w:rPr>
           <w:rFonts w:ascii="Arial" w:eastAsiaTheme="minorHAnsi" w:hAnsi="Arial" w:cstheme="minorBidi"/>
@@ -8972,9 +11800,12 @@
           <w:lang w:val="en-US" w:eastAsia="en-US"/>
           <w14:ligatures w14:val="standardContextual"/>
         </w:rPr>
-        <w:t>especially in sparsely observed groups</w:t>
-      </w:r>
-      <w:r>
+        <w:t>The distinction becomes critical once the structure of the data is considered. Fifty thousand observations do not imply fifty thousand independent pieces of information. The data are deeply hierarchical: players are nested within teams, actions occur within the same five-minute sections, and information is unevenly distributed across groups. While the referenced paper uses fixed effects with clustered standard errors, this is not equivalent to a hierarchical model. Fixed effects estimate group parameters independently and do not allow for partial pooling. Clustered standard errors only adjust uncertainty; they do not change point estimates and therefore do not correct unstable or extreme group-level effects.</w:t>
+      </w:r>
+    </w:p>
+    <w:p>
+      <w:pPr>
+        <w:pStyle w:val="StandardWeb"/>
         <w:rPr>
           <w:rFonts w:ascii="Arial" w:eastAsiaTheme="minorHAnsi" w:hAnsi="Arial" w:cstheme="minorBidi"/>
           <w:kern w:val="2"/>
@@ -8982,8 +11813,7 @@
           <w:lang w:val="en-US" w:eastAsia="en-US"/>
           <w14:ligatures w14:val="standardContextual"/>
         </w:rPr>
-        <w:t xml:space="preserve">, </w:t>
-      </w:r>
+      </w:pPr>
       <w:r>
         <w:rPr>
           <w:rFonts w:ascii="Arial" w:eastAsiaTheme="minorHAnsi" w:hAnsi="Arial" w:cstheme="minorBidi"/>
@@ -8992,12 +11822,9 @@
           <w:lang w:val="en-US" w:eastAsia="en-US"/>
           <w14:ligatures w14:val="standardContextual"/>
         </w:rPr>
-        <w:t>and producing uncertainty that reflects both within- and between-group variation. Importantly, this means the estimates themselves change in a principled way, not just their standard errors.</w:t>
-      </w:r>
-    </w:p>
-    <w:p>
-      <w:pPr>
-        <w:pStyle w:val="StandardWeb"/>
+        <w:t>Bayesian multilevel models explicitly model this structure. Through partial pooling, estimates are stabilized by borrowing strength across groups, shrinking extreme values</w:t>
+      </w:r>
+      <w:r>
         <w:rPr>
           <w:rFonts w:ascii="Arial" w:eastAsiaTheme="minorHAnsi" w:hAnsi="Arial" w:cstheme="minorBidi"/>
           <w:kern w:val="2"/>
@@ -9005,7 +11832,8 @@
           <w:lang w:val="en-US" w:eastAsia="en-US"/>
           <w14:ligatures w14:val="standardContextual"/>
         </w:rPr>
-      </w:pPr>
+        <w:t xml:space="preserve">, </w:t>
+      </w:r>
       <w:r>
         <w:rPr>
           <w:rFonts w:ascii="Arial" w:eastAsiaTheme="minorHAnsi" w:hAnsi="Arial" w:cstheme="minorBidi"/>
@@ -9014,7 +11842,7 @@
           <w:lang w:val="en-US" w:eastAsia="en-US"/>
           <w14:ligatures w14:val="standardContextual"/>
         </w:rPr>
-        <w:t>Beyond estimation, Bayesian methods allow direct assessment of generalizability using tools such as LOO cross-validation, enabling systematic comparison of predictive performance across models</w:t>
+        <w:t>especially in sparsely observed groups</w:t>
       </w:r>
       <w:r>
         <w:rPr>
@@ -9034,7 +11862,7 @@
           <w:lang w:val="en-US" w:eastAsia="en-US"/>
           <w14:ligatures w14:val="standardContextual"/>
         </w:rPr>
-        <w:t>something that is not addressed in the frequentist framework used in the paper. Finally, priors and prior predictive checks force explicit modeling assumptions and allow us to assess whether our understanding of the problem is coherent even before observing the data.</w:t>
+        <w:t>and producing uncertainty that reflects both within- and between-group variation. Importantly, this means the estimates themselves change in a principled way, not just their standard errors.</w:t>
       </w:r>
     </w:p>
     <w:p>
@@ -9056,7 +11884,7 @@
           <w:lang w:val="en-US" w:eastAsia="en-US"/>
           <w14:ligatures w14:val="standardContextual"/>
         </w:rPr>
-        <w:t>Bayesian models are computationally more demanding. In return, they provide stabilized estimates, interpretable uncertainty, improved generalization, and greater transparency. With complex, hierarchical data, this is not an unnecessary complication</w:t>
+        <w:t>Beyond estimation, Bayesian methods allow direct assessment of generalizability using tools such as LOO cross-validation, enabling systematic comparison of predictive performance across models</w:t>
       </w:r>
       <w:r>
         <w:rPr>
@@ -9076,6 +11904,48 @@
           <w:lang w:val="en-US" w:eastAsia="en-US"/>
           <w14:ligatures w14:val="standardContextual"/>
         </w:rPr>
+        <w:t>something that is not addressed in the frequentist framework used in the paper. Finally, priors and prior predictive checks force explicit modeling assumptions and allow us to assess whether our understanding of the problem is coherent even before observing the data.</w:t>
+      </w:r>
+    </w:p>
+    <w:p>
+      <w:pPr>
+        <w:pStyle w:val="StandardWeb"/>
+        <w:rPr>
+          <w:rFonts w:ascii="Arial" w:eastAsiaTheme="minorHAnsi" w:hAnsi="Arial" w:cstheme="minorBidi"/>
+          <w:kern w:val="2"/>
+          <w:sz w:val="22"/>
+          <w:lang w:val="en-US" w:eastAsia="en-US"/>
+          <w14:ligatures w14:val="standardContextual"/>
+        </w:rPr>
+      </w:pPr>
+      <w:r>
+        <w:rPr>
+          <w:rFonts w:ascii="Arial" w:eastAsiaTheme="minorHAnsi" w:hAnsi="Arial" w:cstheme="minorBidi"/>
+          <w:kern w:val="2"/>
+          <w:sz w:val="22"/>
+          <w:lang w:val="en-US" w:eastAsia="en-US"/>
+          <w14:ligatures w14:val="standardContextual"/>
+        </w:rPr>
+        <w:t>Bayesian models are computationally more demanding. In return, they provide stabilized estimates, interpretable uncertainty, improved generalization, and greater transparency. With complex, hierarchical data, this is not an unnecessary complication</w:t>
+      </w:r>
+      <w:r>
+        <w:rPr>
+          <w:rFonts w:ascii="Arial" w:eastAsiaTheme="minorHAnsi" w:hAnsi="Arial" w:cstheme="minorBidi"/>
+          <w:kern w:val="2"/>
+          <w:sz w:val="22"/>
+          <w:lang w:val="en-US" w:eastAsia="en-US"/>
+          <w14:ligatures w14:val="standardContextual"/>
+        </w:rPr>
+        <w:t xml:space="preserve">, </w:t>
+      </w:r>
+      <w:r>
+        <w:rPr>
+          <w:rFonts w:ascii="Arial" w:eastAsiaTheme="minorHAnsi" w:hAnsi="Arial" w:cstheme="minorBidi"/>
+          <w:kern w:val="2"/>
+          <w:sz w:val="22"/>
+          <w:lang w:val="en-US" w:eastAsia="en-US"/>
+          <w14:ligatures w14:val="standardContextual"/>
+        </w:rPr>
         <w:t>it is the approach that matches the structure of the problem.</w:t>
       </w:r>
     </w:p>
@@ -9217,14 +12087,28 @@
         <w:rPr>
           <w:lang w:val="en-US"/>
         </w:rPr>
-        <w:t>Mcmc_areas</w:t>
-      </w:r>
-      <w:proofErr w:type="spellEnd"/>
-      <w:r>
-        <w:rPr>
-          <w:lang w:val="en-US"/>
-        </w:rPr>
-        <w:t>() plot</w:t>
+        <w:t>Mcmc_</w:t>
+      </w:r>
+      <w:proofErr w:type="gramStart"/>
+      <w:r>
+        <w:rPr>
+          <w:lang w:val="en-US"/>
+        </w:rPr>
+        <w:t>areas</w:t>
+      </w:r>
+      <w:proofErr w:type="spellEnd"/>
+      <w:r>
+        <w:rPr>
+          <w:lang w:val="en-US"/>
+        </w:rPr>
+        <w:t>(</w:t>
+      </w:r>
+      <w:proofErr w:type="gramEnd"/>
+      <w:r>
+        <w:rPr>
+          <w:lang w:val="en-US"/>
+        </w:rPr>
+        <w:t>) plot</w:t>
       </w:r>
     </w:p>
     <w:p>
@@ -9242,7 +12126,21 @@
         <w:rPr>
           <w:lang w:val="en-US"/>
         </w:rPr>
-        <w:t>Loo comparison of a tables models</w:t>
+        <w:t xml:space="preserve">Loo comparison of a </w:t>
+      </w:r>
+      <w:proofErr w:type="gramStart"/>
+      <w:r>
+        <w:rPr>
+          <w:lang w:val="en-US"/>
+        </w:rPr>
+        <w:t>tables</w:t>
+      </w:r>
+      <w:proofErr w:type="gramEnd"/>
+      <w:r>
+        <w:rPr>
+          <w:lang w:val="en-US"/>
+        </w:rPr>
+        <w:t xml:space="preserve"> models</w:t>
       </w:r>
     </w:p>
     <w:p>
@@ -9315,7 +12213,7 @@
                 <wp:cNvGraphicFramePr/>
                 <a:graphic xmlns:a="http://schemas.openxmlformats.org/drawingml/2006/main">
                   <a:graphicData uri="http://schemas.microsoft.com/office/word/2010/wordprocessingInk">
-                    <w14:contentPart bwMode="auto" r:id="rId31">
+                    <w14:contentPart bwMode="auto" r:id="rId34">
                       <w14:nvContentPartPr>
                         <w14:cNvContentPartPr/>
                       </w14:nvContentPartPr>
@@ -9351,13 +12249,13 @@
                 <o:lock v:ext="edit" aspectratio="t"/>
               </v:shapetype>
               <v:shape id="Freihand 4" o:spid="_x0000_s1026" type="#_x0000_t75" style="position:absolute;margin-left:295.6pt;margin-top:378.15pt;width:23.45pt;height:22.75pt;z-index:251659264;visibility:visible;mso-wrap-style:square;mso-wrap-distance-left:9pt;mso-wrap-distance-top:0;mso-wrap-distance-right:9pt;mso-wrap-distance-bottom:0;mso-position-horizontal:absolute;mso-position-horizontal-relative:text;mso-position-vertical:absolute;mso-position-vertical-relative:text" o:gfxdata="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">
-                <v:imagedata r:id="rId32" o:title=""/>
+                <v:imagedata r:id="rId35" o:title=""/>
               </v:shape>
             </w:pict>
           </mc:Fallback>
         </mc:AlternateContent>
       </w:r>
-      <w:hyperlink r:id="rId33" w:anchor="Regular_season_table" w:history="1">
+      <w:hyperlink r:id="rId36" w:anchor="Regular_season_table" w:history="1">
         <w:r>
           <w:rPr>
             <w:rStyle w:val="Hyperlink"/>
@@ -9476,7 +12374,7 @@
                     </pic:cNvPicPr>
                   </pic:nvPicPr>
                   <pic:blipFill>
-                    <a:blip r:embed="rId34">
+                    <a:blip r:embed="rId37">
                       <a:extLst>
                         <a:ext uri="{28A0092B-C50C-407E-A947-70E740481C1C}">
                           <a14:useLocalDpi xmlns:a14="http://schemas.microsoft.com/office/drawing/2010/main" val="0"/>
@@ -9530,7 +12428,7 @@
                     </pic:cNvPicPr>
                   </pic:nvPicPr>
                   <pic:blipFill>
-                    <a:blip r:embed="rId35">
+                    <a:blip r:embed="rId38">
                       <a:extLst>
                         <a:ext uri="{28A0092B-C50C-407E-A947-70E740481C1C}">
                           <a14:useLocalDpi xmlns:a14="http://schemas.microsoft.com/office/drawing/2010/main" val="0"/>
@@ -11276,6 +14174,30 @@
       <w:szCs w:val="20"/>
     </w:rPr>
   </w:style>
+  <w:style w:type="character" w:styleId="Fett">
+    <w:name w:val="Strong"/>
+    <w:basedOn w:val="Absatz-Standardschriftart"/>
+    <w:uiPriority w:val="22"/>
+    <w:qFormat/>
+    <w:rsid w:val="0015769E"/>
+    <w:rPr>
+      <w:b/>
+      <w:bCs/>
+    </w:rPr>
+  </w:style>
+  <w:style w:type="character" w:styleId="HTMLCode">
+    <w:name w:val="HTML Code"/>
+    <w:basedOn w:val="Absatz-Standardschriftart"/>
+    <w:uiPriority w:val="99"/>
+    <w:semiHidden/>
+    <w:unhideWhenUsed/>
+    <w:rsid w:val="005F3794"/>
+    <w:rPr>
+      <w:rFonts w:ascii="Courier New" w:eastAsia="Times New Roman" w:hAnsi="Courier New" w:cs="Courier New"/>
+      <w:sz w:val="20"/>
+      <w:szCs w:val="20"/>
+    </w:rPr>
+  </w:style>
 </w:styles>
 </file>
 
